--- a/WordPress-Security-Benchmark.docx
+++ b/WordPress-Security-Benchmark.docx
@@ -7,7 +7,7 @@
         <w:pStyle w:val="Title"/>
       </w:pPr>
       <w:r>
-        <w:t xml:space="preserve">WordPress Security Benchmark — DRAFT</w:t>
+        <w:t xml:space="preserve">WordPress Security Benchmark</w:t>
       </w:r>
     </w:p>
     <w:p>
@@ -44,13 +44,13 @@
         </w:p>
       </w:sdtContent>
     </w:sdt>
-    <w:bookmarkStart w:id="97" w:name="wordpress-security-benchmark-draft"/>
+    <w:bookmarkStart w:id="98" w:name="wordpress-security-benchmark"/>
     <w:p>
       <w:pPr>
         <w:pStyle w:val="Heading1"/>
       </w:pPr>
       <w:r>
-        <w:t xml:space="preserve">WordPress Security Benchmark — DRAFT</w:t>
+        <w:t xml:space="preserve">WordPress Security Benchmark</w:t>
       </w:r>
     </w:p>
     <w:p>
@@ -85,17 +85,32 @@
       <w:pPr>
         <w:pStyle w:val="BodyText"/>
       </w:pPr>
-      <w:r>
-        <w:t xml:space="preserve">Dan Knauss</w:t>
-      </w:r>
-      <w:r>
-        <w:t xml:space="preserve"> </w:t>
-      </w:r>
-      <w:r>
-        <w:t xml:space="preserve">February 16, 2026</w:t>
-      </w:r>
-    </w:p>
-    <w:bookmarkStart w:id="20" w:name="overview"/>
+      <w:hyperlink r:id="rId20">
+        <w:r>
+          <w:rPr>
+            <w:rStyle w:val="Hyperlink"/>
+          </w:rPr>
+          <w:t xml:space="preserve">Dan Knauss</w:t>
+        </w:r>
+      </w:hyperlink>
+    </w:p>
+    <w:p>
+      <w:pPr>
+        <w:pStyle w:val="BodyText"/>
+      </w:pPr>
+      <w:r>
+        <w:t xml:space="preserve">March 1, 2026</w:t>
+      </w:r>
+    </w:p>
+    <w:p>
+      <w:pPr>
+        <w:pStyle w:val="BodyText"/>
+      </w:pPr>
+      <w:r>
+        <w:t xml:space="preserve">Version 1.0</w:t>
+      </w:r>
+    </w:p>
+    <w:bookmarkStart w:id="21" w:name="overview"/>
     <w:p>
       <w:pPr>
         <w:pStyle w:val="Heading2"/>
@@ -128,8 +143,8 @@
         <w:t xml:space="preserve">The guidance draws on many WordPress security resources and standards, such as the OWASP Top 10 (2025), NIST SP 800-63B, and field experience with enterprise WordPress hardening.</w:t>
       </w:r>
     </w:p>
-    <w:bookmarkEnd w:id="20"/>
-    <w:bookmarkStart w:id="21" w:name="target-technology"/>
+    <w:bookmarkEnd w:id="21"/>
+    <w:bookmarkStart w:id="22" w:name="target-technology"/>
     <w:p>
       <w:pPr>
         <w:pStyle w:val="Heading2"/>
@@ -211,8 +226,8 @@
         <w:t xml:space="preserve">While this benchmark assumes a traditional Linux stack, the principles and many of the configuration settings apply equally to containerized environments (Docker, Kubernetes). In such cases, configurations should be injected via environment variables or secret management systems rather than direct file edits where possible.</w:t>
       </w:r>
     </w:p>
-    <w:bookmarkEnd w:id="21"/>
-    <w:bookmarkStart w:id="22" w:name="profile-definitions"/>
+    <w:bookmarkEnd w:id="22"/>
+    <w:bookmarkStart w:id="23" w:name="profile-definitions"/>
     <w:p>
       <w:pPr>
         <w:pStyle w:val="Heading2"/>
@@ -330,8 +345,8 @@
         </w:tc>
       </w:tr>
     </w:tbl>
-    <w:bookmarkEnd w:id="22"/>
-    <w:bookmarkStart w:id="23" w:name="assessment-status"/>
+    <w:bookmarkEnd w:id="23"/>
+    <w:bookmarkStart w:id="24" w:name="assessment-status"/>
     <w:p>
       <w:pPr>
         <w:pStyle w:val="Heading2"/>
@@ -376,8 +391,8 @@
         <w:t xml:space="preserve">Compliance requires human judgment, review of policies, or inspection of settings through a graphical interface.</w:t>
       </w:r>
     </w:p>
-    <w:bookmarkEnd w:id="23"/>
-    <w:bookmarkStart w:id="25" w:name="web-server-configuration"/>
+    <w:bookmarkEnd w:id="24"/>
+    <w:bookmarkStart w:id="26" w:name="web-server-configuration"/>
     <w:p>
       <w:pPr>
         <w:pStyle w:val="Heading2"/>
@@ -394,7 +409,7 @@
         <w:t xml:space="preserve">This section provides recommendations for hardening the web server (Nginx or Apache) that serves the WordPress application.</w:t>
       </w:r>
     </w:p>
-    <w:bookmarkStart w:id="24" w:name="ensure-tls-1.2-is-enforced"/>
+    <w:bookmarkStart w:id="25" w:name="ensure-tls-1.2-is-enforced"/>
     <w:p>
       <w:pPr>
         <w:pStyle w:val="Heading4"/>
@@ -703,9 +718,9 @@
         <w:t xml:space="preserve">Nginx: TLSv1 TLSv1.1 TLSv1.2 (all enabled). Apache: All protocols enabled.</w:t>
       </w:r>
     </w:p>
-    <w:bookmarkEnd w:id="24"/>
     <w:bookmarkEnd w:id="25"/>
-    <w:bookmarkStart w:id="30" w:name="references-httpsssl-config.mozilla.org"/>
+    <w:bookmarkEnd w:id="26"/>
+    <w:bookmarkStart w:id="31" w:name="references-httpsssl-config.mozilla.org"/>
     <w:p>
       <w:pPr>
         <w:pStyle w:val="Heading2"/>
@@ -724,7 +739,7 @@
         <w:t xml:space="preserve">https://ssl-config.mozilla.org/</w:t>
       </w:r>
     </w:p>
-    <w:bookmarkStart w:id="26" w:name="Xcabf1d9e350adbbe6b47c08be11d7e0be4d42f7"/>
+    <w:bookmarkStart w:id="27" w:name="Xcabf1d9e350adbbe6b47c08be11d7e0be4d42f7"/>
     <w:p>
       <w:pPr>
         <w:pStyle w:val="Heading4"/>
@@ -1071,8 +1086,8 @@
         </w:pict>
       </w:r>
     </w:p>
-    <w:bookmarkEnd w:id="26"/>
-    <w:bookmarkStart w:id="27" w:name="X6cf1bca182238ea7b4dd9f990ff6176c91549fd"/>
+    <w:bookmarkEnd w:id="27"/>
+    <w:bookmarkStart w:id="28" w:name="X6cf1bca182238ea7b4dd9f990ff6176c91549fd"/>
     <w:p>
       <w:pPr>
         <w:pStyle w:val="Heading4"/>
@@ -1296,8 +1311,8 @@
         </w:pict>
       </w:r>
     </w:p>
-    <w:bookmarkEnd w:id="27"/>
-    <w:bookmarkStart w:id="28" w:name="Xce5bdfe2b3d49dd0bb8c871502cfae68921f71e"/>
+    <w:bookmarkEnd w:id="28"/>
+    <w:bookmarkStart w:id="29" w:name="Xce5bdfe2b3d49dd0bb8c871502cfae68921f71e"/>
     <w:p>
       <w:pPr>
         <w:pStyle w:val="Heading4"/>
@@ -1586,8 +1601,8 @@
         </w:pict>
       </w:r>
     </w:p>
-    <w:bookmarkEnd w:id="28"/>
-    <w:bookmarkStart w:id="29" w:name="X2df13cc8d6ddfeb1c3086783e1108c782e81db3"/>
+    <w:bookmarkEnd w:id="29"/>
+    <w:bookmarkStart w:id="30" w:name="X2df13cc8d6ddfeb1c3086783e1108c782e81db3"/>
     <w:p>
       <w:pPr>
         <w:pStyle w:val="Heading4"/>
@@ -1977,9 +1992,9 @@
         </w:pict>
       </w:r>
     </w:p>
-    <w:bookmarkEnd w:id="29"/>
     <w:bookmarkEnd w:id="30"/>
-    <w:bookmarkStart w:id="36" w:name="php-configuration"/>
+    <w:bookmarkEnd w:id="31"/>
+    <w:bookmarkStart w:id="37" w:name="php-configuration"/>
     <w:p>
       <w:pPr>
         <w:pStyle w:val="Heading2"/>
@@ -1996,7 +2011,7 @@
         <w:t xml:space="preserve">This section provides recommendations for securing the PHP runtime environment.</w:t>
       </w:r>
     </w:p>
-    <w:bookmarkStart w:id="31" w:name="ensure-expose_php-is-disabled"/>
+    <w:bookmarkStart w:id="32" w:name="ensure-expose_php-is-disabled"/>
     <w:p>
       <w:pPr>
         <w:pStyle w:val="Heading4"/>
@@ -2185,8 +2200,8 @@
         </w:pict>
       </w:r>
     </w:p>
-    <w:bookmarkEnd w:id="31"/>
-    <w:bookmarkStart w:id="32" w:name="X6d8545390b8ff6f86e463d23dc04788800728c6"/>
+    <w:bookmarkEnd w:id="32"/>
+    <w:bookmarkStart w:id="33" w:name="X6d8545390b8ff6f86e463d23dc04788800728c6"/>
     <w:p>
       <w:pPr>
         <w:pStyle w:val="Heading4"/>
@@ -2389,8 +2404,8 @@
         </w:pict>
       </w:r>
     </w:p>
-    <w:bookmarkEnd w:id="32"/>
-    <w:bookmarkStart w:id="33" w:name="X6766e48cbff5daaa4af97004511b8d9ff4d7796"/>
+    <w:bookmarkEnd w:id="33"/>
+    <w:bookmarkStart w:id="34" w:name="X6766e48cbff5daaa4af97004511b8d9ff4d7796"/>
     <w:p>
       <w:pPr>
         <w:pStyle w:val="Heading4"/>
@@ -2671,8 +2686,8 @@
         </w:pict>
       </w:r>
     </w:p>
-    <w:bookmarkEnd w:id="33"/>
-    <w:bookmarkStart w:id="34" w:name="X3dd4d75ec865e79b96479ee4aa4d8525fd8e21b"/>
+    <w:bookmarkEnd w:id="34"/>
+    <w:bookmarkStart w:id="35" w:name="X3dd4d75ec865e79b96479ee4aa4d8525fd8e21b"/>
     <w:p>
       <w:pPr>
         <w:pStyle w:val="Heading4"/>
@@ -2862,8 +2877,8 @@
         </w:pict>
       </w:r>
     </w:p>
-    <w:bookmarkEnd w:id="34"/>
-    <w:bookmarkStart w:id="35" w:name="X55182ffca8bf9a86f4f303ba4cdd1d54fb306f0"/>
+    <w:bookmarkEnd w:id="35"/>
+    <w:bookmarkStart w:id="36" w:name="X55182ffca8bf9a86f4f303ba4cdd1d54fb306f0"/>
     <w:p>
       <w:pPr>
         <w:pStyle w:val="Heading4"/>
@@ -3097,9 +3112,9 @@
         </w:pict>
       </w:r>
     </w:p>
-    <w:bookmarkEnd w:id="35"/>
     <w:bookmarkEnd w:id="36"/>
-    <w:bookmarkStart w:id="41" w:name="database-configuration"/>
+    <w:bookmarkEnd w:id="37"/>
+    <w:bookmarkStart w:id="42" w:name="database-configuration"/>
     <w:p>
       <w:pPr>
         <w:pStyle w:val="Heading2"/>
@@ -3116,7 +3131,7 @@
         <w:t xml:space="preserve">This section covers MySQL/MariaDB configuration relevant to WordPress security.</w:t>
       </w:r>
     </w:p>
-    <w:bookmarkStart w:id="37" w:name="X53e835e02d359123c4bfd3a5542e5d5a754352a"/>
+    <w:bookmarkStart w:id="38" w:name="X53e835e02d359123c4bfd3a5542e5d5a754352a"/>
     <w:p>
       <w:pPr>
         <w:pStyle w:val="Heading4"/>
@@ -3699,8 +3714,8 @@
         </w:pict>
       </w:r>
     </w:p>
-    <w:bookmarkEnd w:id="37"/>
-    <w:bookmarkStart w:id="38" w:name="X14504102df393384c32e7daa09c939da4b9017b"/>
+    <w:bookmarkEnd w:id="38"/>
+    <w:bookmarkStart w:id="39" w:name="X14504102df393384c32e7daa09c939da4b9017b"/>
     <w:p>
       <w:pPr>
         <w:pStyle w:val="Heading4"/>
@@ -3899,8 +3914,8 @@
         </w:pict>
       </w:r>
     </w:p>
-    <w:bookmarkEnd w:id="38"/>
-    <w:bookmarkStart w:id="39" w:name="X4806e719a669ae86ccea29dd205a849783ea788"/>
+    <w:bookmarkEnd w:id="39"/>
+    <w:bookmarkStart w:id="40" w:name="X4806e719a669ae86ccea29dd205a849783ea788"/>
     <w:p>
       <w:pPr>
         <w:pStyle w:val="Heading4"/>
@@ -4148,8 +4163,8 @@
         </w:pict>
       </w:r>
     </w:p>
-    <w:bookmarkEnd w:id="39"/>
-    <w:bookmarkStart w:id="40" w:name="ensure-database-query-logging-is-enabled"/>
+    <w:bookmarkEnd w:id="40"/>
+    <w:bookmarkStart w:id="41" w:name="ensure-database-query-logging-is-enabled"/>
     <w:p>
       <w:pPr>
         <w:pStyle w:val="Heading4"/>
@@ -4391,9 +4406,9 @@
         </w:pict>
       </w:r>
     </w:p>
-    <w:bookmarkEnd w:id="40"/>
     <w:bookmarkEnd w:id="41"/>
-    <w:bookmarkStart w:id="49" w:name="wordpress-core-configuration"/>
+    <w:bookmarkEnd w:id="42"/>
+    <w:bookmarkStart w:id="50" w:name="wordpress-core-configuration"/>
     <w:p>
       <w:pPr>
         <w:pStyle w:val="Heading2"/>
@@ -4425,7 +4440,7 @@
         <w:t xml:space="preserve">and WordPress core behavior.</w:t>
       </w:r>
     </w:p>
-    <w:bookmarkStart w:id="42" w:name="ensure-disallow_file_mods-is-set-to-true"/>
+    <w:bookmarkStart w:id="43" w:name="ensure-disallow_file_mods-is-set-to-true"/>
     <w:p>
       <w:pPr>
         <w:pStyle w:val="Heading4"/>
@@ -4859,8 +4874,8 @@
         </w:pict>
       </w:r>
     </w:p>
-    <w:bookmarkEnd w:id="42"/>
-    <w:bookmarkStart w:id="43" w:name="ensure-force_ssl_admin-is-set-to-true"/>
+    <w:bookmarkEnd w:id="43"/>
+    <w:bookmarkStart w:id="44" w:name="ensure-force_ssl_admin-is-set-to-true"/>
     <w:p>
       <w:pPr>
         <w:pStyle w:val="Heading4"/>
@@ -5081,8 +5096,8 @@
         </w:pict>
       </w:r>
     </w:p>
-    <w:bookmarkEnd w:id="43"/>
-    <w:bookmarkStart w:id="44" w:name="X99d05a9db2105bb0177983691284d4ca98b08f1"/>
+    <w:bookmarkEnd w:id="44"/>
+    <w:bookmarkStart w:id="45" w:name="X99d05a9db2105bb0177983691284d4ca98b08f1"/>
     <w:p>
       <w:pPr>
         <w:pStyle w:val="Heading4"/>
@@ -5430,8 +5445,8 @@
         </w:pict>
       </w:r>
     </w:p>
-    <w:bookmarkEnd w:id="44"/>
-    <w:bookmarkStart w:id="45" w:name="ensure-xml-rpc-is-disabled"/>
+    <w:bookmarkEnd w:id="45"/>
+    <w:bookmarkStart w:id="46" w:name="ensure-xml-rpc-is-disabled"/>
     <w:p>
       <w:pPr>
         <w:pStyle w:val="Heading4"/>
@@ -5797,8 +5812,8 @@
         </w:pict>
       </w:r>
     </w:p>
-    <w:bookmarkEnd w:id="45"/>
-    <w:bookmarkStart w:id="46" w:name="Xccfd45e4de583f7d6974826f121206ec193f546"/>
+    <w:bookmarkEnd w:id="46"/>
+    <w:bookmarkStart w:id="47" w:name="Xccfd45e4de583f7d6974826f121206ec193f546"/>
     <w:p>
       <w:pPr>
         <w:pStyle w:val="Heading4"/>
@@ -6084,8 +6099,8 @@
         </w:pict>
       </w:r>
     </w:p>
-    <w:bookmarkEnd w:id="46"/>
-    <w:bookmarkStart w:id="47" w:name="X2e7307636cb42ed0f1cbdc43b1abc4433af3b58"/>
+    <w:bookmarkEnd w:id="47"/>
+    <w:bookmarkStart w:id="48" w:name="X2e7307636cb42ed0f1cbdc43b1abc4433af3b58"/>
     <w:p>
       <w:pPr>
         <w:pStyle w:val="Heading4"/>
@@ -6394,8 +6409,8 @@
         </w:pict>
       </w:r>
     </w:p>
-    <w:bookmarkEnd w:id="47"/>
-    <w:bookmarkStart w:id="48" w:name="X92ff1aa35fa1d2c37155d5865e87a6a9e3e5866"/>
+    <w:bookmarkEnd w:id="48"/>
+    <w:bookmarkStart w:id="49" w:name="X92ff1aa35fa1d2c37155d5865e87a6a9e3e5866"/>
     <w:p>
       <w:pPr>
         <w:pStyle w:val="Heading4"/>
@@ -6820,9 +6835,9 @@
         </w:pict>
       </w:r>
     </w:p>
-    <w:bookmarkEnd w:id="48"/>
     <w:bookmarkEnd w:id="49"/>
-    <w:bookmarkStart w:id="58" w:name="authentication-and-access-control"/>
+    <w:bookmarkEnd w:id="50"/>
+    <w:bookmarkStart w:id="59" w:name="authentication-and-access-control"/>
     <w:p>
       <w:pPr>
         <w:pStyle w:val="Heading2"/>
@@ -6839,7 +6854,7 @@
         <w:t xml:space="preserve">This section addresses user authentication, session management, and role-based access control within WordPress.</w:t>
       </w:r>
     </w:p>
-    <w:bookmarkStart w:id="50" w:name="X58da6711d0250ef42104787d3298c5e1ce490ad"/>
+    <w:bookmarkStart w:id="51" w:name="X58da6711d0250ef42104787d3298c5e1ce490ad"/>
     <w:p>
       <w:pPr>
         <w:pStyle w:val="Heading4"/>
@@ -7055,8 +7070,8 @@
         </w:pict>
       </w:r>
     </w:p>
-    <w:bookmarkEnd w:id="50"/>
-    <w:bookmarkStart w:id="51" w:name="X38b584e7db0f766b8ae894c7164200a2dfde080"/>
+    <w:bookmarkEnd w:id="51"/>
+    <w:bookmarkStart w:id="52" w:name="X38b584e7db0f766b8ae894c7164200a2dfde080"/>
     <w:p>
       <w:pPr>
         <w:pStyle w:val="Heading4"/>
@@ -7302,8 +7317,8 @@
         </w:pict>
       </w:r>
     </w:p>
-    <w:bookmarkEnd w:id="51"/>
-    <w:bookmarkStart w:id="52" w:name="Xc951442ee6a8b6b6c2a7057c9a2f603a7dd553d"/>
+    <w:bookmarkEnd w:id="52"/>
+    <w:bookmarkStart w:id="53" w:name="Xc951442ee6a8b6b6c2a7057c9a2f603a7dd553d"/>
     <w:p>
       <w:pPr>
         <w:pStyle w:val="Heading4"/>
@@ -7945,8 +7960,8 @@
         </w:pict>
       </w:r>
     </w:p>
-    <w:bookmarkEnd w:id="52"/>
-    <w:bookmarkStart w:id="53" w:name="ensure-user-enumeration-is-prevented"/>
+    <w:bookmarkEnd w:id="53"/>
+    <w:bookmarkStart w:id="54" w:name="ensure-user-enumeration-is-prevented"/>
     <w:p>
       <w:pPr>
         <w:pStyle w:val="Heading4"/>
@@ -8424,8 +8439,8 @@
         </w:pict>
       </w:r>
     </w:p>
-    <w:bookmarkEnd w:id="53"/>
-    <w:bookmarkStart w:id="54" w:name="X7cbc99c1b4618483d1612cb367b1bff753380b8"/>
+    <w:bookmarkEnd w:id="54"/>
+    <w:bookmarkStart w:id="55" w:name="X7cbc99c1b4618483d1612cb367b1bff753380b8"/>
     <w:p>
       <w:pPr>
         <w:pStyle w:val="Heading4"/>
@@ -8742,8 +8757,8 @@
         </w:pict>
       </w:r>
     </w:p>
-    <w:bookmarkEnd w:id="54"/>
-    <w:bookmarkStart w:id="55" w:name="Xc33584266b1ac8b413c4c5b8b8b4ccb34747621"/>
+    <w:bookmarkEnd w:id="55"/>
+    <w:bookmarkStart w:id="56" w:name="Xc33584266b1ac8b413c4c5b8b8b4ccb34747621"/>
     <w:p>
       <w:pPr>
         <w:pStyle w:val="Heading4"/>
@@ -9317,8 +9332,8 @@
         </w:pict>
       </w:r>
     </w:p>
-    <w:bookmarkEnd w:id="55"/>
-    <w:bookmarkStart w:id="56" w:name="X59230c0b3b749d05c958983888eb2820f08906b"/>
+    <w:bookmarkEnd w:id="56"/>
+    <w:bookmarkStart w:id="57" w:name="X59230c0b3b749d05c958983888eb2820f08906b"/>
     <w:p>
       <w:pPr>
         <w:pStyle w:val="Heading4"/>
@@ -9585,8 +9600,8 @@
         </w:pict>
       </w:r>
     </w:p>
-    <w:bookmarkEnd w:id="56"/>
-    <w:bookmarkStart w:id="57" w:name="Xf40f1da9cdc8cddd264d8a8397177040c8e8079"/>
+    <w:bookmarkEnd w:id="57"/>
+    <w:bookmarkStart w:id="58" w:name="Xf40f1da9cdc8cddd264d8a8397177040c8e8079"/>
     <w:p>
       <w:pPr>
         <w:pStyle w:val="Heading4"/>
@@ -10248,9 +10263,9 @@
         </w:pict>
       </w:r>
     </w:p>
-    <w:bookmarkEnd w:id="57"/>
     <w:bookmarkEnd w:id="58"/>
-    <w:bookmarkStart w:id="62" w:name="file-system-permissions"/>
+    <w:bookmarkEnd w:id="59"/>
+    <w:bookmarkStart w:id="63" w:name="file-system-permissions"/>
     <w:p>
       <w:pPr>
         <w:pStyle w:val="Heading2"/>
@@ -10267,7 +10282,7 @@
         <w:t xml:space="preserve">This section covers file ownership and permission settings for the WordPress installation.</w:t>
       </w:r>
     </w:p>
-    <w:bookmarkStart w:id="59" w:name="Xbff2c86d764577a0a75b61960891e6d4384f30b"/>
+    <w:bookmarkStart w:id="60" w:name="Xbff2c86d764577a0a75b61960891e6d4384f30b"/>
     <w:p>
       <w:pPr>
         <w:pStyle w:val="Heading4"/>
@@ -10550,8 +10565,8 @@
         </w:pict>
       </w:r>
     </w:p>
-    <w:bookmarkEnd w:id="59"/>
-    <w:bookmarkStart w:id="60" w:name="X318749ae37d296d768503117ef65589e273c80d"/>
+    <w:bookmarkEnd w:id="60"/>
+    <w:bookmarkStart w:id="61" w:name="X318749ae37d296d768503117ef65589e273c80d"/>
     <w:p>
       <w:pPr>
         <w:pStyle w:val="Heading4"/>
@@ -10840,8 +10855,8 @@
         </w:pict>
       </w:r>
     </w:p>
-    <w:bookmarkEnd w:id="60"/>
-    <w:bookmarkStart w:id="61" w:name="X08717294e8e9ba263a432c09d1baf3cd44e02d6"/>
+    <w:bookmarkEnd w:id="61"/>
+    <w:bookmarkStart w:id="62" w:name="X08717294e8e9ba263a432c09d1baf3cd44e02d6"/>
     <w:p>
       <w:pPr>
         <w:pStyle w:val="Heading4"/>
@@ -11176,9 +11191,9 @@
         </w:pict>
       </w:r>
     </w:p>
-    <w:bookmarkEnd w:id="61"/>
     <w:bookmarkEnd w:id="62"/>
-    <w:bookmarkStart w:id="66" w:name="logging-and-monitoring"/>
+    <w:bookmarkEnd w:id="63"/>
+    <w:bookmarkStart w:id="67" w:name="logging-and-monitoring"/>
     <w:p>
       <w:pPr>
         <w:pStyle w:val="Heading2"/>
@@ -11195,7 +11210,7 @@
         <w:t xml:space="preserve">This section addresses audit logging, activity monitoring, and intrusion detection for WordPress.</w:t>
       </w:r>
     </w:p>
-    <w:bookmarkStart w:id="63" w:name="Xac1ef11c0b7180ad5f777a47b6fc693c2f6dccc"/>
+    <w:bookmarkStart w:id="64" w:name="Xac1ef11c0b7180ad5f777a47b6fc693c2f6dccc"/>
     <w:p>
       <w:pPr>
         <w:pStyle w:val="Heading4"/>
@@ -11399,8 +11414,8 @@
         </w:pict>
       </w:r>
     </w:p>
-    <w:bookmarkEnd w:id="63"/>
-    <w:bookmarkStart w:id="64" w:name="X1254b9a129313ac5901dd326a4d3d150cca0fe4"/>
+    <w:bookmarkEnd w:id="64"/>
+    <w:bookmarkStart w:id="65" w:name="X1254b9a129313ac5901dd326a4d3d150cca0fe4"/>
     <w:p>
       <w:pPr>
         <w:pStyle w:val="Heading4"/>
@@ -11690,8 +11705,8 @@
         </w:pict>
       </w:r>
     </w:p>
-    <w:bookmarkEnd w:id="64"/>
-    <w:bookmarkStart w:id="65" w:name="X2f49715b02624f6337bc98ddb891dfd9472097b"/>
+    <w:bookmarkEnd w:id="65"/>
+    <w:bookmarkStart w:id="66" w:name="X2f49715b02624f6337bc98ddb891dfd9472097b"/>
     <w:p>
       <w:pPr>
         <w:pStyle w:val="Heading4"/>
@@ -11976,9 +11991,9 @@
         </w:pict>
       </w:r>
     </w:p>
-    <w:bookmarkEnd w:id="65"/>
     <w:bookmarkEnd w:id="66"/>
-    <w:bookmarkStart w:id="71" w:name="supply-chain-and-extension-management"/>
+    <w:bookmarkEnd w:id="67"/>
+    <w:bookmarkStart w:id="72" w:name="supply-chain-and-extension-management"/>
     <w:p>
       <w:pPr>
         <w:pStyle w:val="Heading2"/>
@@ -11995,7 +12010,7 @@
         <w:t xml:space="preserve">This section addresses the security of WordPress plugins, themes, and their update processes.</w:t>
       </w:r>
     </w:p>
-    <w:bookmarkStart w:id="67" w:name="Xf18672d95cbe870fcfb1313e755889980849210"/>
+    <w:bookmarkStart w:id="68" w:name="Xf18672d95cbe870fcfb1313e755889980849210"/>
     <w:p>
       <w:pPr>
         <w:pStyle w:val="Heading4"/>
@@ -12249,8 +12264,8 @@
         </w:pict>
       </w:r>
     </w:p>
-    <w:bookmarkEnd w:id="67"/>
-    <w:bookmarkStart w:id="68" w:name="X5d2c468734a3d7c0301ee405fdbdc04db22ca47"/>
+    <w:bookmarkEnd w:id="68"/>
+    <w:bookmarkStart w:id="69" w:name="X5d2c468734a3d7c0301ee405fdbdc04db22ca47"/>
     <w:p>
       <w:pPr>
         <w:pStyle w:val="Heading4"/>
@@ -12437,8 +12452,8 @@
         </w:pict>
       </w:r>
     </w:p>
-    <w:bookmarkEnd w:id="68"/>
-    <w:bookmarkStart w:id="69" w:name="Xc236da181558471dcad82deb3aecc5e6da634b3"/>
+    <w:bookmarkEnd w:id="69"/>
+    <w:bookmarkStart w:id="70" w:name="Xc236da181558471dcad82deb3aecc5e6da634b3"/>
     <w:p>
       <w:pPr>
         <w:pStyle w:val="Heading4"/>
@@ -12664,8 +12679,8 @@
         </w:pict>
       </w:r>
     </w:p>
-    <w:bookmarkEnd w:id="69"/>
-    <w:bookmarkStart w:id="70" w:name="Xb492f7c7e5cf9fa0e870cc11b9b83ea852b9873"/>
+    <w:bookmarkEnd w:id="70"/>
+    <w:bookmarkStart w:id="71" w:name="Xb492f7c7e5cf9fa0e870cc11b9b83ea852b9873"/>
     <w:p>
       <w:pPr>
         <w:pStyle w:val="Heading4"/>
@@ -13322,9 +13337,9 @@
         </w:pict>
       </w:r>
     </w:p>
-    <w:bookmarkEnd w:id="70"/>
     <w:bookmarkEnd w:id="71"/>
-    <w:bookmarkStart w:id="75" w:name="web-application-firewall"/>
+    <w:bookmarkEnd w:id="72"/>
+    <w:bookmarkStart w:id="76" w:name="web-application-firewall"/>
     <w:p>
       <w:pPr>
         <w:pStyle w:val="Heading2"/>
@@ -13341,7 +13356,7 @@
         <w:t xml:space="preserve">This section addresses the deployment and configuration of a Web Application Firewall (WAF) to protect the WordPress application.</w:t>
       </w:r>
     </w:p>
-    <w:bookmarkStart w:id="74" w:name="X2bcda6a58cd1d875b7e3c078bcb415c0e274696"/>
+    <w:bookmarkStart w:id="75" w:name="X2bcda6a58cd1d875b7e3c078bcb415c0e274696"/>
     <w:p>
       <w:pPr>
         <w:pStyle w:val="Heading4"/>
@@ -13595,7 +13610,7 @@
       <w:r>
         <w:t xml:space="preserve"> </w:t>
       </w:r>
-      <w:hyperlink r:id="rId72">
+      <w:hyperlink r:id="rId73">
         <w:r>
           <w:rPr>
             <w:rStyle w:val="Hyperlink"/>
@@ -13665,7 +13680,7 @@
       <w:r>
         <w:t xml:space="preserve"> </w:t>
       </w:r>
-      <w:hyperlink r:id="rId73">
+      <w:hyperlink r:id="rId74">
         <w:r>
           <w:rPr>
             <w:rStyle w:val="Hyperlink"/>
@@ -13711,9 +13726,9 @@
         </w:pict>
       </w:r>
     </w:p>
-    <w:bookmarkEnd w:id="74"/>
     <w:bookmarkEnd w:id="75"/>
-    <w:bookmarkStart w:id="77" w:name="backup-and-recovery"/>
+    <w:bookmarkEnd w:id="76"/>
+    <w:bookmarkStart w:id="78" w:name="backup-and-recovery"/>
     <w:p>
       <w:pPr>
         <w:pStyle w:val="Heading2"/>
@@ -13730,7 +13745,7 @@
         <w:t xml:space="preserve">This section addresses backup strategy, offsite storage, and recovery procedures for WordPress deployments.</w:t>
       </w:r>
     </w:p>
-    <w:bookmarkStart w:id="76" w:name="X37031fc2d925a09a3cac64b9b44c9feb1a5b345"/>
+    <w:bookmarkStart w:id="77" w:name="X37031fc2d925a09a3cac64b9b44c9feb1a5b345"/>
     <w:p>
       <w:pPr>
         <w:pStyle w:val="Heading4"/>
@@ -14022,9 +14037,9 @@
         </w:pict>
       </w:r>
     </w:p>
-    <w:bookmarkEnd w:id="76"/>
     <w:bookmarkEnd w:id="77"/>
-    <w:bookmarkStart w:id="81" w:name="ai-and-generative-ai-security"/>
+    <w:bookmarkEnd w:id="78"/>
+    <w:bookmarkStart w:id="82" w:name="ai-and-generative-ai-security"/>
     <w:p>
       <w:pPr>
         <w:pStyle w:val="Heading2"/>
@@ -14041,7 +14056,7 @@
         <w:t xml:space="preserve">AI tools are increasingly integrated into WordPress workflows for content generation, chatbots, code assistance, and site management. IBM’s Cost of a Data Breach Report (2025) found that 13% of organizations experienced a breach involving an AI model or application, and 97% of those breaches involved systems lacking proper access controls. This section provides controls for securing AI integrations in WordPress environments.</w:t>
       </w:r>
     </w:p>
-    <w:bookmarkStart w:id="78" w:name="ensure-ai-api-keys-are-securely-stored"/>
+    <w:bookmarkStart w:id="79" w:name="ensure-ai-api-keys-are-securely-stored"/>
     <w:p>
       <w:pPr>
         <w:pStyle w:val="Heading4"/>
@@ -14452,8 +14467,8 @@
         <w:t xml:space="preserve">Most AI plugins store API keys in the database via the WordPress settings API.</w:t>
       </w:r>
     </w:p>
-    <w:bookmarkEnd w:id="78"/>
-    <w:bookmarkStart w:id="79" w:name="ensure-ai-generated-content-is-sanitized"/>
+    <w:bookmarkEnd w:id="79"/>
+    <w:bookmarkStart w:id="80" w:name="ensure-ai-generated-content-is-sanitized"/>
     <w:p>
       <w:pPr>
         <w:pStyle w:val="Heading4"/>
@@ -14759,8 +14774,8 @@
         <w:t xml:space="preserve">No WordPress-specific defaults; depends on plugin implementation.</w:t>
       </w:r>
     </w:p>
-    <w:bookmarkEnd w:id="79"/>
-    <w:bookmarkStart w:id="80" w:name="X6585c3c8a5d3affa82317ab1fc774c5069542c5"/>
+    <w:bookmarkEnd w:id="80"/>
+    <w:bookmarkStart w:id="81" w:name="X6585c3c8a5d3affa82317ab1fc774c5069542c5"/>
     <w:p>
       <w:pPr>
         <w:pStyle w:val="Heading4"/>
@@ -14996,9 +15011,9 @@
         </w:pict>
       </w:r>
     </w:p>
-    <w:bookmarkEnd w:id="80"/>
     <w:bookmarkEnd w:id="81"/>
-    <w:bookmarkStart w:id="86" w:name="server-access-and-network"/>
+    <w:bookmarkEnd w:id="82"/>
+    <w:bookmarkStart w:id="87" w:name="server-access-and-network"/>
     <w:p>
       <w:pPr>
         <w:pStyle w:val="Heading2"/>
@@ -15015,7 +15030,7 @@
         <w:t xml:space="preserve">This section addresses secure remote access to the server hosting WordPress and host-level network controls.</w:t>
       </w:r>
     </w:p>
-    <w:bookmarkStart w:id="82" w:name="Xdcbe01b24edad71f2460d1c6284218e85ca0653"/>
+    <w:bookmarkStart w:id="83" w:name="Xdcbe01b24edad71f2460d1c6284218e85ca0653"/>
     <w:p>
       <w:pPr>
         <w:pStyle w:val="Heading4"/>
@@ -15281,8 +15296,8 @@
         </w:pict>
       </w:r>
     </w:p>
-    <w:bookmarkEnd w:id="82"/>
-    <w:bookmarkStart w:id="83" w:name="ensure-sftp-is-used-and-ftp-is-disabled"/>
+    <w:bookmarkEnd w:id="83"/>
+    <w:bookmarkStart w:id="84" w:name="ensure-sftp-is-used-and-ftp-is-disabled"/>
     <w:p>
       <w:pPr>
         <w:pStyle w:val="Heading4"/>
@@ -15530,8 +15545,8 @@
         </w:pict>
       </w:r>
     </w:p>
-    <w:bookmarkEnd w:id="83"/>
-    <w:bookmarkStart w:id="84" w:name="X8bcf34366d44f5ac01a0d2c0e8134cbce888acf"/>
+    <w:bookmarkEnd w:id="84"/>
+    <w:bookmarkStart w:id="85" w:name="X8bcf34366d44f5ac01a0d2c0e8134cbce888acf"/>
     <w:p>
       <w:pPr>
         <w:pStyle w:val="Heading4"/>
@@ -15885,8 +15900,8 @@
         </w:pict>
       </w:r>
     </w:p>
-    <w:bookmarkEnd w:id="84"/>
-    <w:bookmarkStart w:id="85" w:name="X9d32ec75da2d03739426d99d14ff0b7003c0656"/>
+    <w:bookmarkEnd w:id="85"/>
+    <w:bookmarkStart w:id="86" w:name="X9d32ec75da2d03739426d99d14ff0b7003c0656"/>
     <w:p>
       <w:pPr>
         <w:pStyle w:val="Heading4"/>
@@ -16266,9 +16281,9 @@
         </w:pict>
       </w:r>
     </w:p>
-    <w:bookmarkEnd w:id="85"/>
     <w:bookmarkEnd w:id="86"/>
-    <w:bookmarkStart w:id="89" w:name="multisite-security"/>
+    <w:bookmarkEnd w:id="87"/>
+    <w:bookmarkStart w:id="90" w:name="multisite-security"/>
     <w:p>
       <w:pPr>
         <w:pStyle w:val="Heading2"/>
@@ -16285,7 +16300,7 @@
         <w:t xml:space="preserve">This section addresses security considerations specific to WordPress Multisite installations.</w:t>
       </w:r>
     </w:p>
-    <w:bookmarkStart w:id="87" w:name="Xb5de61672eb24313b8c6dca365fd92ee3f077e6"/>
+    <w:bookmarkStart w:id="88" w:name="Xb5de61672eb24313b8c6dca365fd92ee3f077e6"/>
     <w:p>
       <w:pPr>
         <w:pStyle w:val="Heading4"/>
@@ -16515,8 +16530,8 @@
         </w:pict>
       </w:r>
     </w:p>
-    <w:bookmarkEnd w:id="87"/>
-    <w:bookmarkStart w:id="88" w:name="Xefeecf4be204cbf74dd485079e44e275974c82c"/>
+    <w:bookmarkEnd w:id="88"/>
+    <w:bookmarkStart w:id="89" w:name="Xefeecf4be204cbf74dd485079e44e275974c82c"/>
     <w:p>
       <w:pPr>
         <w:pStyle w:val="Heading4"/>
@@ -16743,9 +16758,9 @@
         </w:pict>
       </w:r>
     </w:p>
-    <w:bookmarkEnd w:id="88"/>
     <w:bookmarkEnd w:id="89"/>
-    <w:bookmarkStart w:id="90" w:name="appendix-a-recommendation-summary"/>
+    <w:bookmarkEnd w:id="90"/>
+    <w:bookmarkStart w:id="91" w:name="appendix-a-recommendation-summary"/>
     <w:p>
       <w:pPr>
         <w:pStyle w:val="Heading2"/>
@@ -19375,8 +19390,8 @@
         </w:tc>
       </w:tr>
     </w:tbl>
-    <w:bookmarkEnd w:id="90"/>
-    <w:bookmarkStart w:id="94" w:name="related-documents"/>
+    <w:bookmarkEnd w:id="91"/>
+    <w:bookmarkStart w:id="95" w:name="related-documents"/>
     <w:p>
       <w:pPr>
         <w:pStyle w:val="Heading2"/>
@@ -19393,7 +19408,7 @@
           <w:numId w:val="1025"/>
         </w:numPr>
       </w:pPr>
-      <w:hyperlink r:id="rId73">
+      <w:hyperlink r:id="rId74">
         <w:r>
           <w:rPr>
             <w:rStyle w:val="Hyperlink"/>
@@ -19418,7 +19433,7 @@
           <w:numId w:val="1025"/>
         </w:numPr>
       </w:pPr>
-      <w:hyperlink r:id="rId91">
+      <w:hyperlink r:id="rId92">
         <w:r>
           <w:rPr>
             <w:rStyle w:val="Hyperlink"/>
@@ -19443,7 +19458,7 @@
           <w:numId w:val="1025"/>
         </w:numPr>
       </w:pPr>
-      <w:hyperlink r:id="rId92">
+      <w:hyperlink r:id="rId93">
         <w:r>
           <w:rPr>
             <w:rStyle w:val="Hyperlink"/>
@@ -19468,7 +19483,7 @@
           <w:numId w:val="1025"/>
         </w:numPr>
       </w:pPr>
-      <w:hyperlink r:id="rId93">
+      <w:hyperlink r:id="rId94">
         <w:r>
           <w:rPr>
             <w:rStyle w:val="Hyperlink"/>
@@ -19485,8 +19500,8 @@
         <w:t xml:space="preserve">— The official upstream document describing WordPress core security architecture, maintained at WordPress.org.</w:t>
       </w:r>
     </w:p>
-    <w:bookmarkEnd w:id="94"/>
-    <w:bookmarkStart w:id="96" w:name="license-and-attribution"/>
+    <w:bookmarkEnd w:id="95"/>
+    <w:bookmarkStart w:id="97" w:name="license-and-attribution"/>
     <w:p>
       <w:pPr>
         <w:pStyle w:val="Heading2"/>
@@ -19505,7 +19520,7 @@
       <w:r>
         <w:t xml:space="preserve"> </w:t>
       </w:r>
-      <w:hyperlink r:id="rId95">
+      <w:hyperlink r:id="rId96">
         <w:r>
           <w:rPr>
             <w:rStyle w:val="Hyperlink"/>
@@ -19535,8 +19550,8 @@
         <w:t xml:space="preserve">The format of this benchmark is adapted from industry-standard benchmarks published by the Center for Internet Security (CIS). Technical guidance draws on the OWASP Top 10 (2025), NIST SP 800-63B, the Verizon Data Breach Investigations Report (2025), and IBM’s Cost of a Data Breach Report (2025).</w:t>
       </w:r>
     </w:p>
-    <w:bookmarkEnd w:id="96"/>
     <w:bookmarkEnd w:id="97"/>
+    <w:bookmarkEnd w:id="98"/>
     <w:sectPr>
       <w:footnotePr>
         <w:numRestart w:val="eachSect"/>

--- a/WordPress-Security-Benchmark.docx
+++ b/WordPress-Security-Benchmark.docx
@@ -12,10 +12,26 @@
     </w:p>
     <w:p>
       <w:pPr>
+        <w:pStyle w:val="Subtitle"/>
+      </w:pPr>
+      <w:r>
+        <w:t xml:space="preserve">Full Stack Hardening Guide — WordPress 6.x on Linux (Ubuntu/Debian)</w:t>
+      </w:r>
+    </w:p>
+    <w:p>
+      <w:pPr>
+        <w:pStyle w:val="Author"/>
+      </w:pPr>
+      <w:r>
+        <w:t xml:space="preserve">General Editor: Dan Knauss</w:t>
+      </w:r>
+    </w:p>
+    <w:p>
+      <w:pPr>
         <w:pStyle w:val="Date"/>
       </w:pPr>
       <w:r>
-        <w:t xml:space="preserve">March 2026</w:t>
+        <w:t xml:space="preserve">March 2, 2026</w:t>
       </w:r>
     </w:p>
     <w:sdt>
@@ -44,13 +60,13 @@
         </w:p>
       </w:sdtContent>
     </w:sdt>
-    <w:bookmarkStart w:id="98" w:name="wordpress-security-benchmark"/>
-    <w:p>
-      <w:pPr>
-        <w:pStyle w:val="Heading1"/>
-      </w:pPr>
-      <w:r>
-        <w:t xml:space="preserve">WordPress Security Benchmark</w:t>
+    <w:bookmarkStart w:id="20" w:name="overview"/>
+    <w:p>
+      <w:pPr>
+        <w:pStyle w:val="Heading2"/>
+      </w:pPr>
+      <w:r>
+        <w:t xml:space="preserve">Overview</w:t>
       </w:r>
     </w:p>
     <w:p>
@@ -58,72 +74,6 @@
         <w:pStyle w:val="FirstParagraph"/>
       </w:pPr>
       <w:r>
-        <w:rPr>
-          <w:b/>
-          <w:bCs/>
-        </w:rPr>
-        <w:t xml:space="preserve">Full Stack Hardening Guide</w:t>
-      </w:r>
-    </w:p>
-    <w:p>
-      <w:pPr>
-        <w:pStyle w:val="BodyText"/>
-      </w:pPr>
-      <w:r>
-        <w:t xml:space="preserve">WordPress 6.x on Linux (Ubuntu/Debian)</w:t>
-      </w:r>
-    </w:p>
-    <w:p>
-      <w:pPr>
-        <w:pStyle w:val="BodyText"/>
-      </w:pPr>
-      <w:r>
-        <w:t xml:space="preserve">Nginx or Apache • PHP 8.x • MySQL 8.x / MariaDB 10.x+</w:t>
-      </w:r>
-    </w:p>
-    <w:p>
-      <w:pPr>
-        <w:pStyle w:val="BodyText"/>
-      </w:pPr>
-      <w:hyperlink r:id="rId20">
-        <w:r>
-          <w:rPr>
-            <w:rStyle w:val="Hyperlink"/>
-          </w:rPr>
-          <w:t xml:space="preserve">Dan Knauss</w:t>
-        </w:r>
-      </w:hyperlink>
-    </w:p>
-    <w:p>
-      <w:pPr>
-        <w:pStyle w:val="BodyText"/>
-      </w:pPr>
-      <w:r>
-        <w:t xml:space="preserve">March 1, 2026</w:t>
-      </w:r>
-    </w:p>
-    <w:p>
-      <w:pPr>
-        <w:pStyle w:val="BodyText"/>
-      </w:pPr>
-      <w:r>
-        <w:t xml:space="preserve">Version 1.0</w:t>
-      </w:r>
-    </w:p>
-    <w:bookmarkStart w:id="21" w:name="overview"/>
-    <w:p>
-      <w:pPr>
-        <w:pStyle w:val="Heading2"/>
-      </w:pPr>
-      <w:r>
-        <w:t xml:space="preserve">Overview</w:t>
-      </w:r>
-    </w:p>
-    <w:p>
-      <w:pPr>
-        <w:pStyle w:val="FirstParagraph"/>
-      </w:pPr>
-      <w:r>
         <w:t xml:space="preserve">This document provides prescriptive guidance for establishing a secure configuration posture for WordPress 6.x running on a Linux server stack. This benchmark covers the full stack: the operating system firewall, web server (Nginx or Apache), PHP runtime, MySQL/MariaDB database, and the WordPress application layer.</w:t>
       </w:r>
     </w:p>
@@ -143,8 +93,8 @@
         <w:t xml:space="preserve">The guidance draws on many WordPress security resources and standards, such as the OWASP Top 10 (2025), NIST SP 800-63B, and field experience with enterprise WordPress hardening.</w:t>
       </w:r>
     </w:p>
-    <w:bookmarkEnd w:id="21"/>
-    <w:bookmarkStart w:id="22" w:name="target-technology"/>
+    <w:bookmarkEnd w:id="20"/>
+    <w:bookmarkStart w:id="21" w:name="target-technology"/>
     <w:p>
       <w:pPr>
         <w:pStyle w:val="Heading2"/>
@@ -226,8 +176,8 @@
         <w:t xml:space="preserve">While this benchmark assumes a traditional Linux stack, the principles and many of the configuration settings apply equally to containerized environments (Docker, Kubernetes). In such cases, configurations should be injected via environment variables or secret management systems rather than direct file edits where possible.</w:t>
       </w:r>
     </w:p>
-    <w:bookmarkEnd w:id="22"/>
-    <w:bookmarkStart w:id="23" w:name="profile-definitions"/>
+    <w:bookmarkEnd w:id="21"/>
+    <w:bookmarkStart w:id="22" w:name="profile-definitions"/>
     <w:p>
       <w:pPr>
         <w:pStyle w:val="Heading2"/>
@@ -345,14 +295,60 @@
         </w:tc>
       </w:tr>
     </w:tbl>
+    <w:bookmarkEnd w:id="22"/>
+    <w:bookmarkStart w:id="23" w:name="assessment-status"/>
+    <w:p>
+      <w:pPr>
+        <w:pStyle w:val="Heading2"/>
+      </w:pPr>
+      <w:r>
+        <w:t xml:space="preserve">Assessment Status</w:t>
+      </w:r>
+    </w:p>
+    <w:p>
+      <w:pPr>
+        <w:pStyle w:val="FirstParagraph"/>
+      </w:pPr>
+      <w:r>
+        <w:rPr>
+          <w:b/>
+          <w:bCs/>
+        </w:rPr>
+        <w:t xml:space="preserve">Automated:</w:t>
+      </w:r>
+      <w:r>
+        <w:t xml:space="preserve"> </w:t>
+      </w:r>
+      <w:r>
+        <w:t xml:space="preserve">Compliance can be verified programmatically using command-line tools, configuration file inspection, or API queries.</w:t>
+      </w:r>
+    </w:p>
+    <w:p>
+      <w:pPr>
+        <w:pStyle w:val="BodyText"/>
+      </w:pPr>
+      <w:r>
+        <w:rPr>
+          <w:b/>
+          <w:bCs/>
+        </w:rPr>
+        <w:t xml:space="preserve">Manual:</w:t>
+      </w:r>
+      <w:r>
+        <w:t xml:space="preserve"> </w:t>
+      </w:r>
+      <w:r>
+        <w:t xml:space="preserve">Compliance requires human judgment, review of policies, or inspection of settings through a graphical interface.</w:t>
+      </w:r>
+    </w:p>
     <w:bookmarkEnd w:id="23"/>
-    <w:bookmarkStart w:id="24" w:name="assessment-status"/>
+    <w:bookmarkStart w:id="25" w:name="web-server-configuration"/>
     <w:p>
       <w:pPr>
         <w:pStyle w:val="Heading2"/>
       </w:pPr>
       <w:r>
-        <w:t xml:space="preserve">Assessment Status</w:t>
+        <w:t xml:space="preserve">1 Web Server Configuration</w:t>
       </w:r>
     </w:p>
     <w:p>
@@ -360,372 +356,326 @@
         <w:pStyle w:val="FirstParagraph"/>
       </w:pPr>
       <w:r>
-        <w:rPr>
-          <w:b/>
-          <w:bCs/>
-        </w:rPr>
-        <w:t xml:space="preserve">Automated:</w:t>
-      </w:r>
-      <w:r>
-        <w:t xml:space="preserve"> </w:t>
-      </w:r>
-      <w:r>
-        <w:t xml:space="preserve">Compliance can be verified programmatically using command-line tools, configuration file inspection, or API queries.</w:t>
-      </w:r>
-    </w:p>
-    <w:p>
-      <w:pPr>
-        <w:pStyle w:val="BodyText"/>
-      </w:pPr>
-      <w:r>
-        <w:rPr>
-          <w:b/>
-          <w:bCs/>
-        </w:rPr>
-        <w:t xml:space="preserve">Manual:</w:t>
-      </w:r>
-      <w:r>
-        <w:t xml:space="preserve"> </w:t>
-      </w:r>
-      <w:r>
-        <w:t xml:space="preserve">Compliance requires human judgment, review of policies, or inspection of settings through a graphical interface.</w:t>
+        <w:t xml:space="preserve">This section provides recommendations for hardening the web server (Nginx or Apache) that serves the WordPress application.</w:t>
+      </w:r>
+    </w:p>
+    <w:bookmarkStart w:id="24" w:name="ensure-tls-1.2-is-enforced"/>
+    <w:p>
+      <w:pPr>
+        <w:pStyle w:val="Heading4"/>
+      </w:pPr>
+      <w:r>
+        <w:t xml:space="preserve">1.1 Ensure TLS 1.2+ is enforced</w:t>
+      </w:r>
+    </w:p>
+    <w:p>
+      <w:pPr>
+        <w:pStyle w:val="FirstParagraph"/>
+      </w:pPr>
+      <w:r>
+        <w:rPr>
+          <w:b/>
+          <w:bCs/>
+        </w:rPr>
+        <w:t xml:space="preserve">Profile Applicability:</w:t>
+      </w:r>
+      <w:r>
+        <w:t xml:space="preserve"> </w:t>
+      </w:r>
+      <w:r>
+        <w:rPr>
+          <w:b/>
+          <w:bCs/>
+        </w:rPr>
+        <w:t xml:space="preserve">Level 1</w:t>
+      </w:r>
+    </w:p>
+    <w:p>
+      <w:pPr>
+        <w:pStyle w:val="BodyText"/>
+      </w:pPr>
+      <w:r>
+        <w:rPr>
+          <w:b/>
+          <w:bCs/>
+        </w:rPr>
+        <w:t xml:space="preserve">Assessment Status:</w:t>
+      </w:r>
+      <w:r>
+        <w:t xml:space="preserve"> </w:t>
+      </w:r>
+      <w:r>
+        <w:t xml:space="preserve">Automated</w:t>
+      </w:r>
+    </w:p>
+    <w:p>
+      <w:pPr>
+        <w:pStyle w:val="BodyText"/>
+      </w:pPr>
+      <w:r>
+        <w:rPr>
+          <w:b/>
+          <w:bCs/>
+        </w:rPr>
+        <w:t xml:space="preserve">Description:</w:t>
+      </w:r>
+      <w:r>
+        <w:t xml:space="preserve"> </w:t>
+      </w:r>
+      <w:r>
+        <w:t xml:space="preserve">Only TLS 1.2 and TLS 1.3 should be accepted. TLS 1.0 and 1.1 contain known vulnerabilities and must be disabled.</w:t>
+      </w:r>
+    </w:p>
+    <w:p>
+      <w:pPr>
+        <w:pStyle w:val="BodyText"/>
+      </w:pPr>
+      <w:r>
+        <w:rPr>
+          <w:b/>
+          <w:bCs/>
+        </w:rPr>
+        <w:t xml:space="preserve">Rationale:</w:t>
+      </w:r>
+      <w:r>
+        <w:t xml:space="preserve"> </w:t>
+      </w:r>
+      <w:r>
+        <w:t xml:space="preserve">TLS 1.0 and 1.1 are vulnerable to BEAST, POODLE, and other attacks. All major browsers have dropped support for these protocols. Enforcing 1.2+ eliminates a class of protocol-level attacks.</w:t>
+      </w:r>
+    </w:p>
+    <w:p>
+      <w:pPr>
+        <w:pStyle w:val="BodyText"/>
+      </w:pPr>
+      <w:r>
+        <w:rPr>
+          <w:b/>
+          <w:bCs/>
+        </w:rPr>
+        <w:t xml:space="preserve">Impact:</w:t>
+      </w:r>
+      <w:r>
+        <w:t xml:space="preserve"> </w:t>
+      </w:r>
+      <w:r>
+        <w:t xml:space="preserve">Legacy clients that do not support TLS 1.2 will be unable to connect. This is an acceptable trade-off for security.</w:t>
+      </w:r>
+    </w:p>
+    <w:p>
+      <w:pPr>
+        <w:pStyle w:val="BodyText"/>
+      </w:pPr>
+      <w:r>
+        <w:rPr>
+          <w:b/>
+          <w:bCs/>
+        </w:rPr>
+        <w:t xml:space="preserve">Audit:</w:t>
+      </w:r>
+    </w:p>
+    <w:p>
+      <w:pPr>
+        <w:pStyle w:val="BodyText"/>
+      </w:pPr>
+      <w:r>
+        <w:t xml:space="preserve">For Nginx, verify the ssl_protocols directive:</w:t>
+      </w:r>
+    </w:p>
+    <w:p>
+      <w:pPr>
+        <w:pStyle w:val="SourceCode"/>
+      </w:pPr>
+      <w:r>
+        <w:rPr>
+          <w:rStyle w:val="VerbatimChar"/>
+        </w:rPr>
+        <w:t xml:space="preserve">$ grep -r 'ssl_protocols' /etc/nginx/</w:t>
+      </w:r>
+    </w:p>
+    <w:p>
+      <w:pPr>
+        <w:pStyle w:val="FirstParagraph"/>
+      </w:pPr>
+      <w:r>
+        <w:t xml:space="preserve">Verify that the output contains only TLSv1.2 and TLSv1.3.</w:t>
+      </w:r>
+      <w:r>
+        <w:t xml:space="preserve"> </w:t>
+      </w:r>
+      <w:r>
+        <w:t xml:space="preserve">For Apache:</w:t>
+      </w:r>
+    </w:p>
+    <w:p>
+      <w:pPr>
+        <w:pStyle w:val="SourceCode"/>
+      </w:pPr>
+      <w:r>
+        <w:rPr>
+          <w:rStyle w:val="VerbatimChar"/>
+        </w:rPr>
+        <w:t xml:space="preserve">$ grep -r 'SSLProtocol' /etc/apache2/</w:t>
+      </w:r>
+    </w:p>
+    <w:p>
+      <w:pPr>
+        <w:pStyle w:val="FirstParagraph"/>
+      </w:pPr>
+      <w:r>
+        <w:t xml:space="preserve">Verify the output shows</w:t>
+      </w:r>
+      <w:r>
+        <w:t xml:space="preserve"> </w:t>
+      </w:r>
+      <w:r>
+        <w:t xml:space="preserve">‘all -SSLv3 -TLSv1 -TLSv1.1’</w:t>
+      </w:r>
+      <w:r>
+        <w:t xml:space="preserve"> </w:t>
+      </w:r>
+      <w:r>
+        <w:t xml:space="preserve">or equivalent.</w:t>
+      </w:r>
+    </w:p>
+    <w:p>
+      <w:pPr>
+        <w:pStyle w:val="BodyText"/>
+      </w:pPr>
+      <w:r>
+        <w:rPr>
+          <w:b/>
+          <w:bCs/>
+        </w:rPr>
+        <w:t xml:space="preserve">Remediation:</w:t>
+      </w:r>
+    </w:p>
+    <w:p>
+      <w:pPr>
+        <w:pStyle w:val="BodyText"/>
+      </w:pPr>
+      <w:r>
+        <w:t xml:space="preserve">For Nginx, set in the server or http block:</w:t>
+      </w:r>
+    </w:p>
+    <w:p>
+      <w:pPr>
+        <w:pStyle w:val="SourceCode"/>
+      </w:pPr>
+      <w:r>
+        <w:rPr>
+          <w:rStyle w:val="VerbatimChar"/>
+        </w:rPr>
+        <w:t xml:space="preserve">ssl_protocols TLSv1.2 TLSv1.3;</w:t>
+      </w:r>
+    </w:p>
+    <w:p>
+      <w:pPr>
+        <w:pStyle w:val="FirstParagraph"/>
+      </w:pPr>
+      <w:r>
+        <w:t xml:space="preserve">For Apache, set in the VirtualHost or global config:</w:t>
+      </w:r>
+    </w:p>
+    <w:p>
+      <w:pPr>
+        <w:pStyle w:val="SourceCode"/>
+      </w:pPr>
+      <w:r>
+        <w:rPr>
+          <w:rStyle w:val="ExtensionTok"/>
+        </w:rPr>
+        <w:t xml:space="preserve">SSLProtocol</w:t>
+      </w:r>
+      <w:r>
+        <w:rPr>
+          <w:rStyle w:val="CharTok"/>
+        </w:rPr>
+        <w:t xml:space="preserve"> </w:t>
+      </w:r>
+      <w:r>
+        <w:rPr>
+          <w:rStyle w:val="KeywordTok"/>
+        </w:rPr>
+        <w:t xml:space="preserve">all</w:t>
+      </w:r>
+      <w:r>
+        <w:rPr>
+          <w:rStyle w:val="CharTok"/>
+        </w:rPr>
+        <w:t xml:space="preserve"> </w:t>
+      </w:r>
+      <w:r>
+        <w:rPr>
+          <w:rStyle w:val="KeywordTok"/>
+        </w:rPr>
+        <w:t xml:space="preserve">-SSLv3</w:t>
+      </w:r>
+      <w:r>
+        <w:rPr>
+          <w:rStyle w:val="CharTok"/>
+        </w:rPr>
+        <w:t xml:space="preserve"> </w:t>
+      </w:r>
+      <w:r>
+        <w:rPr>
+          <w:rStyle w:val="KeywordTok"/>
+        </w:rPr>
+        <w:t xml:space="preserve">-TLSv1</w:t>
+      </w:r>
+      <w:r>
+        <w:rPr>
+          <w:rStyle w:val="CharTok"/>
+        </w:rPr>
+        <w:t xml:space="preserve"> </w:t>
+      </w:r>
+      <w:r>
+        <w:rPr>
+          <w:rStyle w:val="KeywordTok"/>
+        </w:rPr>
+        <w:t xml:space="preserve">-TLSv1</w:t>
+      </w:r>
+      <w:r>
+        <w:rPr>
+          <w:rStyle w:val="CharTok"/>
+        </w:rPr>
+        <w:t xml:space="preserve">.1</w:t>
+      </w:r>
+    </w:p>
+    <w:p>
+      <w:pPr>
+        <w:pStyle w:val="FirstParagraph"/>
+      </w:pPr>
+      <w:r>
+        <w:t xml:space="preserve">Restart the web server after changes.</w:t>
+      </w:r>
+    </w:p>
+    <w:p>
+      <w:pPr>
+        <w:pStyle w:val="BodyText"/>
+      </w:pPr>
+      <w:r>
+        <w:rPr>
+          <w:b/>
+          <w:bCs/>
+        </w:rPr>
+        <w:t xml:space="preserve">Default Value:</w:t>
+      </w:r>
+      <w:r>
+        <w:t xml:space="preserve"> </w:t>
+      </w:r>
+      <w:r>
+        <w:t xml:space="preserve">Nginx: TLSv1 TLSv1.1 TLSv1.2 (all enabled). Apache: All protocols enabled.</w:t>
       </w:r>
     </w:p>
     <w:bookmarkEnd w:id="24"/>
-    <w:bookmarkStart w:id="26" w:name="web-server-configuration"/>
+    <w:bookmarkEnd w:id="25"/>
+    <w:bookmarkStart w:id="30" w:name="references-httpsssl-config.mozilla.org"/>
     <w:p>
       <w:pPr>
         <w:pStyle w:val="Heading2"/>
       </w:pPr>
       <w:r>
-        <w:t xml:space="preserve">1 Web Server Configuration</w:t>
-      </w:r>
-    </w:p>
-    <w:p>
-      <w:pPr>
-        <w:pStyle w:val="FirstParagraph"/>
-      </w:pPr>
-      <w:r>
-        <w:t xml:space="preserve">This section provides recommendations for hardening the web server (Nginx or Apache) that serves the WordPress application.</w:t>
-      </w:r>
-    </w:p>
-    <w:bookmarkStart w:id="25" w:name="ensure-tls-1.2-is-enforced"/>
-    <w:p>
-      <w:pPr>
-        <w:pStyle w:val="Heading4"/>
-      </w:pPr>
-      <w:r>
-        <w:t xml:space="preserve">1.1 Ensure TLS 1.2+ is enforced</w:t>
-      </w:r>
-    </w:p>
-    <w:p>
-      <w:pPr>
-        <w:pStyle w:val="FirstParagraph"/>
-      </w:pPr>
-      <w:r>
-        <w:rPr>
-          <w:b/>
-          <w:bCs/>
-        </w:rPr>
-        <w:t xml:space="preserve">Profile Applicability:</w:t>
-      </w:r>
-      <w:r>
-        <w:t xml:space="preserve"> </w:t>
-      </w:r>
-      <w:r>
-        <w:rPr>
-          <w:b/>
-          <w:bCs/>
-        </w:rPr>
-        <w:t xml:space="preserve">Level 1</w:t>
-      </w:r>
-    </w:p>
-    <w:p>
-      <w:pPr>
-        <w:pStyle w:val="BodyText"/>
-      </w:pPr>
-      <w:r>
-        <w:rPr>
-          <w:b/>
-          <w:bCs/>
-        </w:rPr>
-        <w:t xml:space="preserve">Assessment Status:</w:t>
-      </w:r>
-      <w:r>
-        <w:t xml:space="preserve"> </w:t>
-      </w:r>
-      <w:r>
-        <w:t xml:space="preserve">Automated</w:t>
-      </w:r>
-    </w:p>
-    <w:p>
-      <w:pPr>
-        <w:pStyle w:val="BodyText"/>
-      </w:pPr>
-      <w:r>
-        <w:rPr>
-          <w:b/>
-          <w:bCs/>
-        </w:rPr>
-        <w:t xml:space="preserve">Description:</w:t>
-      </w:r>
-      <w:r>
-        <w:t xml:space="preserve"> </w:t>
-      </w:r>
-      <w:r>
-        <w:t xml:space="preserve">Only TLS 1.2 and TLS 1.3 should be accepted. TLS 1.0 and 1.1 contain known vulnerabilities and must be disabled.</w:t>
-      </w:r>
-    </w:p>
-    <w:p>
-      <w:pPr>
-        <w:pStyle w:val="BodyText"/>
-      </w:pPr>
-      <w:r>
-        <w:rPr>
-          <w:b/>
-          <w:bCs/>
-        </w:rPr>
-        <w:t xml:space="preserve">Rationale:</w:t>
-      </w:r>
-      <w:r>
-        <w:t xml:space="preserve"> </w:t>
-      </w:r>
-      <w:r>
-        <w:t xml:space="preserve">TLS 1.0 and 1.1 are vulnerable to BEAST, POODLE, and other attacks. All major browsers have dropped support for these protocols. Enforcing 1.2+ eliminates a class of protocol-level attacks.</w:t>
-      </w:r>
-    </w:p>
-    <w:p>
-      <w:pPr>
-        <w:pStyle w:val="BodyText"/>
-      </w:pPr>
-      <w:r>
-        <w:rPr>
-          <w:b/>
-          <w:bCs/>
-        </w:rPr>
-        <w:t xml:space="preserve">Impact:</w:t>
-      </w:r>
-      <w:r>
-        <w:t xml:space="preserve"> </w:t>
-      </w:r>
-      <w:r>
-        <w:t xml:space="preserve">Legacy clients that do not support TLS 1.2 will be unable to connect. This is an acceptable trade-off for security.</w:t>
-      </w:r>
-    </w:p>
-    <w:p>
-      <w:pPr>
-        <w:pStyle w:val="BodyText"/>
-      </w:pPr>
-      <w:r>
-        <w:rPr>
-          <w:b/>
-          <w:bCs/>
-        </w:rPr>
-        <w:t xml:space="preserve">Audit:</w:t>
-      </w:r>
-    </w:p>
-    <w:p>
-      <w:pPr>
-        <w:pStyle w:val="BodyText"/>
-      </w:pPr>
-      <w:r>
-        <w:t xml:space="preserve">For Nginx, verify the ssl_protocols directive:</w:t>
-      </w:r>
-    </w:p>
-    <w:p>
-      <w:pPr>
-        <w:pStyle w:val="SourceCode"/>
-      </w:pPr>
-      <w:r>
-        <w:rPr>
-          <w:rStyle w:val="VerbatimChar"/>
-        </w:rPr>
-        <w:t xml:space="preserve">$ grep -r 'ssl_protocols' /etc/nginx/</w:t>
-      </w:r>
-    </w:p>
-    <w:p>
-      <w:pPr>
-        <w:pStyle w:val="FirstParagraph"/>
-      </w:pPr>
-      <w:r>
-        <w:t xml:space="preserve">Verify that the output contains only TLSv1.2 and TLSv1.3.</w:t>
-      </w:r>
-      <w:r>
-        <w:t xml:space="preserve"> </w:t>
-      </w:r>
-      <w:r>
-        <w:t xml:space="preserve">For Apache:</w:t>
-      </w:r>
-    </w:p>
-    <w:p>
-      <w:pPr>
-        <w:pStyle w:val="SourceCode"/>
-      </w:pPr>
-      <w:r>
-        <w:rPr>
-          <w:rStyle w:val="VerbatimChar"/>
-        </w:rPr>
-        <w:t xml:space="preserve">$ grep -r 'SSLProtocol' /etc/apache2/</w:t>
-      </w:r>
-    </w:p>
-    <w:p>
-      <w:pPr>
-        <w:pStyle w:val="FirstParagraph"/>
-      </w:pPr>
-      <w:r>
-        <w:t xml:space="preserve">Verify the output shows</w:t>
-      </w:r>
-      <w:r>
-        <w:t xml:space="preserve"> </w:t>
-      </w:r>
-      <w:r>
-        <w:t xml:space="preserve">‘all -SSLv3 -TLSv1 -TLSv1.1’</w:t>
-      </w:r>
-      <w:r>
-        <w:t xml:space="preserve"> </w:t>
-      </w:r>
-      <w:r>
-        <w:t xml:space="preserve">or equivalent.</w:t>
-      </w:r>
-    </w:p>
-    <w:p>
-      <w:pPr>
-        <w:pStyle w:val="BodyText"/>
-      </w:pPr>
-      <w:r>
-        <w:rPr>
-          <w:b/>
-          <w:bCs/>
-        </w:rPr>
-        <w:t xml:space="preserve">Remediation:</w:t>
-      </w:r>
-    </w:p>
-    <w:p>
-      <w:pPr>
-        <w:pStyle w:val="BodyText"/>
-      </w:pPr>
-      <w:r>
-        <w:t xml:space="preserve">For Nginx, set in the server or http block:</w:t>
-      </w:r>
-    </w:p>
-    <w:p>
-      <w:pPr>
-        <w:pStyle w:val="SourceCode"/>
-      </w:pPr>
-      <w:r>
-        <w:rPr>
-          <w:rStyle w:val="VerbatimChar"/>
-        </w:rPr>
-        <w:t xml:space="preserve">ssl_protocols TLSv1.2 TLSv1.3;</w:t>
-      </w:r>
-    </w:p>
-    <w:p>
-      <w:pPr>
-        <w:pStyle w:val="FirstParagraph"/>
-      </w:pPr>
-      <w:r>
-        <w:t xml:space="preserve">For Apache, set in the VirtualHost or global config:</w:t>
-      </w:r>
-    </w:p>
-    <w:p>
-      <w:pPr>
-        <w:pStyle w:val="SourceCode"/>
-      </w:pPr>
-      <w:r>
-        <w:rPr>
-          <w:rStyle w:val="ExtensionTok"/>
-        </w:rPr>
-        <w:t xml:space="preserve">SSLProtocol</w:t>
-      </w:r>
-      <w:r>
-        <w:rPr>
-          <w:rStyle w:val="CharTok"/>
-        </w:rPr>
-        <w:t xml:space="preserve"> </w:t>
-      </w:r>
-      <w:r>
-        <w:rPr>
-          <w:rStyle w:val="KeywordTok"/>
-        </w:rPr>
-        <w:t xml:space="preserve">all</w:t>
-      </w:r>
-      <w:r>
-        <w:rPr>
-          <w:rStyle w:val="CharTok"/>
-        </w:rPr>
-        <w:t xml:space="preserve"> </w:t>
-      </w:r>
-      <w:r>
-        <w:rPr>
-          <w:rStyle w:val="KeywordTok"/>
-        </w:rPr>
-        <w:t xml:space="preserve">-SSLv3</w:t>
-      </w:r>
-      <w:r>
-        <w:rPr>
-          <w:rStyle w:val="CharTok"/>
-        </w:rPr>
-        <w:t xml:space="preserve"> </w:t>
-      </w:r>
-      <w:r>
-        <w:rPr>
-          <w:rStyle w:val="KeywordTok"/>
-        </w:rPr>
-        <w:t xml:space="preserve">-TLSv1</w:t>
-      </w:r>
-      <w:r>
-        <w:rPr>
-          <w:rStyle w:val="CharTok"/>
-        </w:rPr>
-        <w:t xml:space="preserve"> </w:t>
-      </w:r>
-      <w:r>
-        <w:rPr>
-          <w:rStyle w:val="KeywordTok"/>
-        </w:rPr>
-        <w:t xml:space="preserve">-TLSv1</w:t>
-      </w:r>
-      <w:r>
-        <w:rPr>
-          <w:rStyle w:val="CharTok"/>
-        </w:rPr>
-        <w:t xml:space="preserve">.1</w:t>
-      </w:r>
-    </w:p>
-    <w:p>
-      <w:pPr>
-        <w:pStyle w:val="FirstParagraph"/>
-      </w:pPr>
-      <w:r>
-        <w:t xml:space="preserve">Restart the web server after changes.</w:t>
-      </w:r>
-    </w:p>
-    <w:p>
-      <w:pPr>
-        <w:pStyle w:val="BodyText"/>
-      </w:pPr>
-      <w:r>
-        <w:rPr>
-          <w:b/>
-          <w:bCs/>
-        </w:rPr>
-        <w:t xml:space="preserve">Default Value:</w:t>
-      </w:r>
-      <w:r>
-        <w:t xml:space="preserve"> </w:t>
-      </w:r>
-      <w:r>
-        <w:t xml:space="preserve">Nginx: TLSv1 TLSv1.1 TLSv1.2 (all enabled). Apache: All protocols enabled.</w:t>
-      </w:r>
-    </w:p>
-    <w:bookmarkEnd w:id="25"/>
-    <w:bookmarkEnd w:id="26"/>
-    <w:bookmarkStart w:id="31" w:name="references-httpsssl-config.mozilla.org"/>
-    <w:p>
-      <w:pPr>
-        <w:pStyle w:val="Heading2"/>
-      </w:pPr>
-      <w:r>
         <w:rPr>
           <w:b/>
           <w:bCs/>
@@ -739,7 +689,7 @@
         <w:t xml:space="preserve">https://ssl-config.mozilla.org/</w:t>
       </w:r>
     </w:p>
-    <w:bookmarkStart w:id="27" w:name="Xcabf1d9e350adbbe6b47c08be11d7e0be4d42f7"/>
+    <w:bookmarkStart w:id="26" w:name="Xcabf1d9e350adbbe6b47c08be11d7e0be4d42f7"/>
     <w:p>
       <w:pPr>
         <w:pStyle w:val="Heading4"/>
@@ -1086,8 +1036,8 @@
         </w:pict>
       </w:r>
     </w:p>
-    <w:bookmarkEnd w:id="27"/>
-    <w:bookmarkStart w:id="28" w:name="X6cf1bca182238ea7b4dd9f990ff6176c91549fd"/>
+    <w:bookmarkEnd w:id="26"/>
+    <w:bookmarkStart w:id="27" w:name="X6cf1bca182238ea7b4dd9f990ff6176c91549fd"/>
     <w:p>
       <w:pPr>
         <w:pStyle w:val="Heading4"/>
@@ -1311,8 +1261,8 @@
         </w:pict>
       </w:r>
     </w:p>
-    <w:bookmarkEnd w:id="28"/>
-    <w:bookmarkStart w:id="29" w:name="Xce5bdfe2b3d49dd0bb8c871502cfae68921f71e"/>
+    <w:bookmarkEnd w:id="27"/>
+    <w:bookmarkStart w:id="28" w:name="Xce5bdfe2b3d49dd0bb8c871502cfae68921f71e"/>
     <w:p>
       <w:pPr>
         <w:pStyle w:val="Heading4"/>
@@ -1601,8 +1551,8 @@
         </w:pict>
       </w:r>
     </w:p>
-    <w:bookmarkEnd w:id="29"/>
-    <w:bookmarkStart w:id="30" w:name="X2df13cc8d6ddfeb1c3086783e1108c782e81db3"/>
+    <w:bookmarkEnd w:id="28"/>
+    <w:bookmarkStart w:id="29" w:name="X2df13cc8d6ddfeb1c3086783e1108c782e81db3"/>
     <w:p>
       <w:pPr>
         <w:pStyle w:val="Heading4"/>
@@ -1992,9 +1942,9 @@
         </w:pict>
       </w:r>
     </w:p>
+    <w:bookmarkEnd w:id="29"/>
     <w:bookmarkEnd w:id="30"/>
-    <w:bookmarkEnd w:id="31"/>
-    <w:bookmarkStart w:id="37" w:name="php-configuration"/>
+    <w:bookmarkStart w:id="36" w:name="php-configuration"/>
     <w:p>
       <w:pPr>
         <w:pStyle w:val="Heading2"/>
@@ -2011,7 +1961,7 @@
         <w:t xml:space="preserve">This section provides recommendations for securing the PHP runtime environment.</w:t>
       </w:r>
     </w:p>
-    <w:bookmarkStart w:id="32" w:name="ensure-expose_php-is-disabled"/>
+    <w:bookmarkStart w:id="31" w:name="ensure-expose_php-is-disabled"/>
     <w:p>
       <w:pPr>
         <w:pStyle w:val="Heading4"/>
@@ -2200,8 +2150,8 @@
         </w:pict>
       </w:r>
     </w:p>
-    <w:bookmarkEnd w:id="32"/>
-    <w:bookmarkStart w:id="33" w:name="X6d8545390b8ff6f86e463d23dc04788800728c6"/>
+    <w:bookmarkEnd w:id="31"/>
+    <w:bookmarkStart w:id="32" w:name="X6d8545390b8ff6f86e463d23dc04788800728c6"/>
     <w:p>
       <w:pPr>
         <w:pStyle w:val="Heading4"/>
@@ -2404,8 +2354,8 @@
         </w:pict>
       </w:r>
     </w:p>
-    <w:bookmarkEnd w:id="33"/>
-    <w:bookmarkStart w:id="34" w:name="X6766e48cbff5daaa4af97004511b8d9ff4d7796"/>
+    <w:bookmarkEnd w:id="32"/>
+    <w:bookmarkStart w:id="33" w:name="X6766e48cbff5daaa4af97004511b8d9ff4d7796"/>
     <w:p>
       <w:pPr>
         <w:pStyle w:val="Heading4"/>
@@ -2686,8 +2636,8 @@
         </w:pict>
       </w:r>
     </w:p>
-    <w:bookmarkEnd w:id="34"/>
-    <w:bookmarkStart w:id="35" w:name="X3dd4d75ec865e79b96479ee4aa4d8525fd8e21b"/>
+    <w:bookmarkEnd w:id="33"/>
+    <w:bookmarkStart w:id="34" w:name="X3dd4d75ec865e79b96479ee4aa4d8525fd8e21b"/>
     <w:p>
       <w:pPr>
         <w:pStyle w:val="Heading4"/>
@@ -2877,8 +2827,8 @@
         </w:pict>
       </w:r>
     </w:p>
-    <w:bookmarkEnd w:id="35"/>
-    <w:bookmarkStart w:id="36" w:name="X55182ffca8bf9a86f4f303ba4cdd1d54fb306f0"/>
+    <w:bookmarkEnd w:id="34"/>
+    <w:bookmarkStart w:id="35" w:name="X55182ffca8bf9a86f4f303ba4cdd1d54fb306f0"/>
     <w:p>
       <w:pPr>
         <w:pStyle w:val="Heading4"/>
@@ -3112,9 +3062,9 @@
         </w:pict>
       </w:r>
     </w:p>
+    <w:bookmarkEnd w:id="35"/>
     <w:bookmarkEnd w:id="36"/>
-    <w:bookmarkEnd w:id="37"/>
-    <w:bookmarkStart w:id="42" w:name="database-configuration"/>
+    <w:bookmarkStart w:id="41" w:name="database-configuration"/>
     <w:p>
       <w:pPr>
         <w:pStyle w:val="Heading2"/>
@@ -3131,7 +3081,7 @@
         <w:t xml:space="preserve">This section covers MySQL/MariaDB configuration relevant to WordPress security.</w:t>
       </w:r>
     </w:p>
-    <w:bookmarkStart w:id="38" w:name="X53e835e02d359123c4bfd3a5542e5d5a754352a"/>
+    <w:bookmarkStart w:id="37" w:name="X53e835e02d359123c4bfd3a5542e5d5a754352a"/>
     <w:p>
       <w:pPr>
         <w:pStyle w:val="Heading4"/>
@@ -3714,8 +3664,8 @@
         </w:pict>
       </w:r>
     </w:p>
-    <w:bookmarkEnd w:id="38"/>
-    <w:bookmarkStart w:id="39" w:name="X14504102df393384c32e7daa09c939da4b9017b"/>
+    <w:bookmarkEnd w:id="37"/>
+    <w:bookmarkStart w:id="38" w:name="X14504102df393384c32e7daa09c939da4b9017b"/>
     <w:p>
       <w:pPr>
         <w:pStyle w:val="Heading4"/>
@@ -3914,8 +3864,8 @@
         </w:pict>
       </w:r>
     </w:p>
-    <w:bookmarkEnd w:id="39"/>
-    <w:bookmarkStart w:id="40" w:name="X4806e719a669ae86ccea29dd205a849783ea788"/>
+    <w:bookmarkEnd w:id="38"/>
+    <w:bookmarkStart w:id="39" w:name="X4806e719a669ae86ccea29dd205a849783ea788"/>
     <w:p>
       <w:pPr>
         <w:pStyle w:val="Heading4"/>
@@ -4163,8 +4113,8 @@
         </w:pict>
       </w:r>
     </w:p>
-    <w:bookmarkEnd w:id="40"/>
-    <w:bookmarkStart w:id="41" w:name="ensure-database-query-logging-is-enabled"/>
+    <w:bookmarkEnd w:id="39"/>
+    <w:bookmarkStart w:id="40" w:name="ensure-database-query-logging-is-enabled"/>
     <w:p>
       <w:pPr>
         <w:pStyle w:val="Heading4"/>
@@ -4406,9 +4356,9 @@
         </w:pict>
       </w:r>
     </w:p>
+    <w:bookmarkEnd w:id="40"/>
     <w:bookmarkEnd w:id="41"/>
-    <w:bookmarkEnd w:id="42"/>
-    <w:bookmarkStart w:id="50" w:name="wordpress-core-configuration"/>
+    <w:bookmarkStart w:id="49" w:name="wordpress-core-configuration"/>
     <w:p>
       <w:pPr>
         <w:pStyle w:val="Heading2"/>
@@ -4440,7 +4390,7 @@
         <w:t xml:space="preserve">and WordPress core behavior.</w:t>
       </w:r>
     </w:p>
-    <w:bookmarkStart w:id="43" w:name="ensure-disallow_file_mods-is-set-to-true"/>
+    <w:bookmarkStart w:id="42" w:name="ensure-disallow_file_mods-is-set-to-true"/>
     <w:p>
       <w:pPr>
         <w:pStyle w:val="Heading4"/>
@@ -4874,8 +4824,8 @@
         </w:pict>
       </w:r>
     </w:p>
-    <w:bookmarkEnd w:id="43"/>
-    <w:bookmarkStart w:id="44" w:name="ensure-force_ssl_admin-is-set-to-true"/>
+    <w:bookmarkEnd w:id="42"/>
+    <w:bookmarkStart w:id="43" w:name="ensure-force_ssl_admin-is-set-to-true"/>
     <w:p>
       <w:pPr>
         <w:pStyle w:val="Heading4"/>
@@ -5096,8 +5046,8 @@
         </w:pict>
       </w:r>
     </w:p>
-    <w:bookmarkEnd w:id="44"/>
-    <w:bookmarkStart w:id="45" w:name="X99d05a9db2105bb0177983691284d4ca98b08f1"/>
+    <w:bookmarkEnd w:id="43"/>
+    <w:bookmarkStart w:id="44" w:name="X99d05a9db2105bb0177983691284d4ca98b08f1"/>
     <w:p>
       <w:pPr>
         <w:pStyle w:val="Heading4"/>
@@ -5445,8 +5395,8 @@
         </w:pict>
       </w:r>
     </w:p>
-    <w:bookmarkEnd w:id="45"/>
-    <w:bookmarkStart w:id="46" w:name="ensure-xml-rpc-is-disabled"/>
+    <w:bookmarkEnd w:id="44"/>
+    <w:bookmarkStart w:id="45" w:name="ensure-xml-rpc-is-disabled"/>
     <w:p>
       <w:pPr>
         <w:pStyle w:val="Heading4"/>
@@ -5812,8 +5762,8 @@
         </w:pict>
       </w:r>
     </w:p>
-    <w:bookmarkEnd w:id="46"/>
-    <w:bookmarkStart w:id="47" w:name="Xccfd45e4de583f7d6974826f121206ec193f546"/>
+    <w:bookmarkEnd w:id="45"/>
+    <w:bookmarkStart w:id="46" w:name="Xccfd45e4de583f7d6974826f121206ec193f546"/>
     <w:p>
       <w:pPr>
         <w:pStyle w:val="Heading4"/>
@@ -6099,8 +6049,8 @@
         </w:pict>
       </w:r>
     </w:p>
-    <w:bookmarkEnd w:id="47"/>
-    <w:bookmarkStart w:id="48" w:name="X2e7307636cb42ed0f1cbdc43b1abc4433af3b58"/>
+    <w:bookmarkEnd w:id="46"/>
+    <w:bookmarkStart w:id="47" w:name="X2e7307636cb42ed0f1cbdc43b1abc4433af3b58"/>
     <w:p>
       <w:pPr>
         <w:pStyle w:val="Heading4"/>
@@ -6409,8 +6359,8 @@
         </w:pict>
       </w:r>
     </w:p>
-    <w:bookmarkEnd w:id="48"/>
-    <w:bookmarkStart w:id="49" w:name="X92ff1aa35fa1d2c37155d5865e87a6a9e3e5866"/>
+    <w:bookmarkEnd w:id="47"/>
+    <w:bookmarkStart w:id="48" w:name="X92ff1aa35fa1d2c37155d5865e87a6a9e3e5866"/>
     <w:p>
       <w:pPr>
         <w:pStyle w:val="Heading4"/>
@@ -6835,9 +6785,9 @@
         </w:pict>
       </w:r>
     </w:p>
+    <w:bookmarkEnd w:id="48"/>
     <w:bookmarkEnd w:id="49"/>
-    <w:bookmarkEnd w:id="50"/>
-    <w:bookmarkStart w:id="59" w:name="authentication-and-access-control"/>
+    <w:bookmarkStart w:id="58" w:name="authentication-and-access-control"/>
     <w:p>
       <w:pPr>
         <w:pStyle w:val="Heading2"/>
@@ -6854,7 +6804,7 @@
         <w:t xml:space="preserve">This section addresses user authentication, session management, and role-based access control within WordPress.</w:t>
       </w:r>
     </w:p>
-    <w:bookmarkStart w:id="51" w:name="X58da6711d0250ef42104787d3298c5e1ce490ad"/>
+    <w:bookmarkStart w:id="50" w:name="X58da6711d0250ef42104787d3298c5e1ce490ad"/>
     <w:p>
       <w:pPr>
         <w:pStyle w:val="Heading4"/>
@@ -7070,8 +7020,8 @@
         </w:pict>
       </w:r>
     </w:p>
-    <w:bookmarkEnd w:id="51"/>
-    <w:bookmarkStart w:id="52" w:name="X38b584e7db0f766b8ae894c7164200a2dfde080"/>
+    <w:bookmarkEnd w:id="50"/>
+    <w:bookmarkStart w:id="51" w:name="X38b584e7db0f766b8ae894c7164200a2dfde080"/>
     <w:p>
       <w:pPr>
         <w:pStyle w:val="Heading4"/>
@@ -7317,8 +7267,8 @@
         </w:pict>
       </w:r>
     </w:p>
-    <w:bookmarkEnd w:id="52"/>
-    <w:bookmarkStart w:id="53" w:name="Xc951442ee6a8b6b6c2a7057c9a2f603a7dd553d"/>
+    <w:bookmarkEnd w:id="51"/>
+    <w:bookmarkStart w:id="52" w:name="Xc951442ee6a8b6b6c2a7057c9a2f603a7dd553d"/>
     <w:p>
       <w:pPr>
         <w:pStyle w:val="Heading4"/>
@@ -7960,8 +7910,8 @@
         </w:pict>
       </w:r>
     </w:p>
-    <w:bookmarkEnd w:id="53"/>
-    <w:bookmarkStart w:id="54" w:name="ensure-user-enumeration-is-prevented"/>
+    <w:bookmarkEnd w:id="52"/>
+    <w:bookmarkStart w:id="53" w:name="ensure-user-enumeration-is-prevented"/>
     <w:p>
       <w:pPr>
         <w:pStyle w:val="Heading4"/>
@@ -8439,8 +8389,8 @@
         </w:pict>
       </w:r>
     </w:p>
-    <w:bookmarkEnd w:id="54"/>
-    <w:bookmarkStart w:id="55" w:name="X7cbc99c1b4618483d1612cb367b1bff753380b8"/>
+    <w:bookmarkEnd w:id="53"/>
+    <w:bookmarkStart w:id="54" w:name="X7cbc99c1b4618483d1612cb367b1bff753380b8"/>
     <w:p>
       <w:pPr>
         <w:pStyle w:val="Heading4"/>
@@ -8757,8 +8707,8 @@
         </w:pict>
       </w:r>
     </w:p>
-    <w:bookmarkEnd w:id="55"/>
-    <w:bookmarkStart w:id="56" w:name="Xc33584266b1ac8b413c4c5b8b8b4ccb34747621"/>
+    <w:bookmarkEnd w:id="54"/>
+    <w:bookmarkStart w:id="55" w:name="Xc33584266b1ac8b413c4c5b8b8b4ccb34747621"/>
     <w:p>
       <w:pPr>
         <w:pStyle w:val="Heading4"/>
@@ -9332,8 +9282,8 @@
         </w:pict>
       </w:r>
     </w:p>
-    <w:bookmarkEnd w:id="56"/>
-    <w:bookmarkStart w:id="57" w:name="X59230c0b3b749d05c958983888eb2820f08906b"/>
+    <w:bookmarkEnd w:id="55"/>
+    <w:bookmarkStart w:id="56" w:name="X59230c0b3b749d05c958983888eb2820f08906b"/>
     <w:p>
       <w:pPr>
         <w:pStyle w:val="Heading4"/>
@@ -9600,8 +9550,8 @@
         </w:pict>
       </w:r>
     </w:p>
-    <w:bookmarkEnd w:id="57"/>
-    <w:bookmarkStart w:id="58" w:name="Xf40f1da9cdc8cddd264d8a8397177040c8e8079"/>
+    <w:bookmarkEnd w:id="56"/>
+    <w:bookmarkStart w:id="57" w:name="Xf40f1da9cdc8cddd264d8a8397177040c8e8079"/>
     <w:p>
       <w:pPr>
         <w:pStyle w:val="Heading4"/>
@@ -10263,9 +10213,9 @@
         </w:pict>
       </w:r>
     </w:p>
+    <w:bookmarkEnd w:id="57"/>
     <w:bookmarkEnd w:id="58"/>
-    <w:bookmarkEnd w:id="59"/>
-    <w:bookmarkStart w:id="63" w:name="file-system-permissions"/>
+    <w:bookmarkStart w:id="62" w:name="file-system-permissions"/>
     <w:p>
       <w:pPr>
         <w:pStyle w:val="Heading2"/>
@@ -10282,7 +10232,7 @@
         <w:t xml:space="preserve">This section covers file ownership and permission settings for the WordPress installation.</w:t>
       </w:r>
     </w:p>
-    <w:bookmarkStart w:id="60" w:name="Xbff2c86d764577a0a75b61960891e6d4384f30b"/>
+    <w:bookmarkStart w:id="59" w:name="Xbff2c86d764577a0a75b61960891e6d4384f30b"/>
     <w:p>
       <w:pPr>
         <w:pStyle w:val="Heading4"/>
@@ -10565,8 +10515,8 @@
         </w:pict>
       </w:r>
     </w:p>
-    <w:bookmarkEnd w:id="60"/>
-    <w:bookmarkStart w:id="61" w:name="X318749ae37d296d768503117ef65589e273c80d"/>
+    <w:bookmarkEnd w:id="59"/>
+    <w:bookmarkStart w:id="60" w:name="X318749ae37d296d768503117ef65589e273c80d"/>
     <w:p>
       <w:pPr>
         <w:pStyle w:val="Heading4"/>
@@ -10855,8 +10805,8 @@
         </w:pict>
       </w:r>
     </w:p>
-    <w:bookmarkEnd w:id="61"/>
-    <w:bookmarkStart w:id="62" w:name="X08717294e8e9ba263a432c09d1baf3cd44e02d6"/>
+    <w:bookmarkEnd w:id="60"/>
+    <w:bookmarkStart w:id="61" w:name="X08717294e8e9ba263a432c09d1baf3cd44e02d6"/>
     <w:p>
       <w:pPr>
         <w:pStyle w:val="Heading4"/>
@@ -11191,9 +11141,9 @@
         </w:pict>
       </w:r>
     </w:p>
+    <w:bookmarkEnd w:id="61"/>
     <w:bookmarkEnd w:id="62"/>
-    <w:bookmarkEnd w:id="63"/>
-    <w:bookmarkStart w:id="67" w:name="logging-and-monitoring"/>
+    <w:bookmarkStart w:id="66" w:name="logging-and-monitoring"/>
     <w:p>
       <w:pPr>
         <w:pStyle w:val="Heading2"/>
@@ -11210,7 +11160,7 @@
         <w:t xml:space="preserve">This section addresses audit logging, activity monitoring, and intrusion detection for WordPress.</w:t>
       </w:r>
     </w:p>
-    <w:bookmarkStart w:id="64" w:name="Xac1ef11c0b7180ad5f777a47b6fc693c2f6dccc"/>
+    <w:bookmarkStart w:id="63" w:name="Xac1ef11c0b7180ad5f777a47b6fc693c2f6dccc"/>
     <w:p>
       <w:pPr>
         <w:pStyle w:val="Heading4"/>
@@ -11414,8 +11364,8 @@
         </w:pict>
       </w:r>
     </w:p>
-    <w:bookmarkEnd w:id="64"/>
-    <w:bookmarkStart w:id="65" w:name="X1254b9a129313ac5901dd326a4d3d150cca0fe4"/>
+    <w:bookmarkEnd w:id="63"/>
+    <w:bookmarkStart w:id="64" w:name="X1254b9a129313ac5901dd326a4d3d150cca0fe4"/>
     <w:p>
       <w:pPr>
         <w:pStyle w:val="Heading4"/>
@@ -11705,8 +11655,8 @@
         </w:pict>
       </w:r>
     </w:p>
-    <w:bookmarkEnd w:id="65"/>
-    <w:bookmarkStart w:id="66" w:name="X2f49715b02624f6337bc98ddb891dfd9472097b"/>
+    <w:bookmarkEnd w:id="64"/>
+    <w:bookmarkStart w:id="65" w:name="X2f49715b02624f6337bc98ddb891dfd9472097b"/>
     <w:p>
       <w:pPr>
         <w:pStyle w:val="Heading4"/>
@@ -11991,9 +11941,9 @@
         </w:pict>
       </w:r>
     </w:p>
+    <w:bookmarkEnd w:id="65"/>
     <w:bookmarkEnd w:id="66"/>
-    <w:bookmarkEnd w:id="67"/>
-    <w:bookmarkStart w:id="72" w:name="supply-chain-and-extension-management"/>
+    <w:bookmarkStart w:id="71" w:name="supply-chain-and-extension-management"/>
     <w:p>
       <w:pPr>
         <w:pStyle w:val="Heading2"/>
@@ -12010,7 +11960,7 @@
         <w:t xml:space="preserve">This section addresses the security of WordPress plugins, themes, and their update processes.</w:t>
       </w:r>
     </w:p>
-    <w:bookmarkStart w:id="68" w:name="Xf18672d95cbe870fcfb1313e755889980849210"/>
+    <w:bookmarkStart w:id="67" w:name="Xf18672d95cbe870fcfb1313e755889980849210"/>
     <w:p>
       <w:pPr>
         <w:pStyle w:val="Heading4"/>
@@ -12264,8 +12214,8 @@
         </w:pict>
       </w:r>
     </w:p>
-    <w:bookmarkEnd w:id="68"/>
-    <w:bookmarkStart w:id="69" w:name="X5d2c468734a3d7c0301ee405fdbdc04db22ca47"/>
+    <w:bookmarkEnd w:id="67"/>
+    <w:bookmarkStart w:id="68" w:name="X5d2c468734a3d7c0301ee405fdbdc04db22ca47"/>
     <w:p>
       <w:pPr>
         <w:pStyle w:val="Heading4"/>
@@ -12452,8 +12402,8 @@
         </w:pict>
       </w:r>
     </w:p>
-    <w:bookmarkEnd w:id="69"/>
-    <w:bookmarkStart w:id="70" w:name="Xc236da181558471dcad82deb3aecc5e6da634b3"/>
+    <w:bookmarkEnd w:id="68"/>
+    <w:bookmarkStart w:id="69" w:name="Xc236da181558471dcad82deb3aecc5e6da634b3"/>
     <w:p>
       <w:pPr>
         <w:pStyle w:val="Heading4"/>
@@ -12679,8 +12629,8 @@
         </w:pict>
       </w:r>
     </w:p>
-    <w:bookmarkEnd w:id="70"/>
-    <w:bookmarkStart w:id="71" w:name="Xb492f7c7e5cf9fa0e870cc11b9b83ea852b9873"/>
+    <w:bookmarkEnd w:id="69"/>
+    <w:bookmarkStart w:id="70" w:name="Xb492f7c7e5cf9fa0e870cc11b9b83ea852b9873"/>
     <w:p>
       <w:pPr>
         <w:pStyle w:val="Heading4"/>
@@ -13337,9 +13287,9 @@
         </w:pict>
       </w:r>
     </w:p>
+    <w:bookmarkEnd w:id="70"/>
     <w:bookmarkEnd w:id="71"/>
-    <w:bookmarkEnd w:id="72"/>
-    <w:bookmarkStart w:id="76" w:name="web-application-firewall"/>
+    <w:bookmarkStart w:id="75" w:name="web-application-firewall"/>
     <w:p>
       <w:pPr>
         <w:pStyle w:val="Heading2"/>
@@ -13356,7 +13306,7 @@
         <w:t xml:space="preserve">This section addresses the deployment and configuration of a Web Application Firewall (WAF) to protect the WordPress application.</w:t>
       </w:r>
     </w:p>
-    <w:bookmarkStart w:id="75" w:name="X2bcda6a58cd1d875b7e3c078bcb415c0e274696"/>
+    <w:bookmarkStart w:id="74" w:name="X2bcda6a58cd1d875b7e3c078bcb415c0e274696"/>
     <w:p>
       <w:pPr>
         <w:pStyle w:val="Heading4"/>
@@ -13610,7 +13560,7 @@
       <w:r>
         <w:t xml:space="preserve"> </w:t>
       </w:r>
-      <w:hyperlink r:id="rId73">
+      <w:hyperlink r:id="rId72">
         <w:r>
           <w:rPr>
             <w:rStyle w:val="Hyperlink"/>
@@ -13680,7 +13630,7 @@
       <w:r>
         <w:t xml:space="preserve"> </w:t>
       </w:r>
-      <w:hyperlink r:id="rId74">
+      <w:hyperlink r:id="rId73">
         <w:r>
           <w:rPr>
             <w:rStyle w:val="Hyperlink"/>
@@ -13726,9 +13676,9 @@
         </w:pict>
       </w:r>
     </w:p>
+    <w:bookmarkEnd w:id="74"/>
     <w:bookmarkEnd w:id="75"/>
-    <w:bookmarkEnd w:id="76"/>
-    <w:bookmarkStart w:id="78" w:name="backup-and-recovery"/>
+    <w:bookmarkStart w:id="77" w:name="backup-and-recovery"/>
     <w:p>
       <w:pPr>
         <w:pStyle w:val="Heading2"/>
@@ -13745,7 +13695,7 @@
         <w:t xml:space="preserve">This section addresses backup strategy, offsite storage, and recovery procedures for WordPress deployments.</w:t>
       </w:r>
     </w:p>
-    <w:bookmarkStart w:id="77" w:name="X37031fc2d925a09a3cac64b9b44c9feb1a5b345"/>
+    <w:bookmarkStart w:id="76" w:name="X37031fc2d925a09a3cac64b9b44c9feb1a5b345"/>
     <w:p>
       <w:pPr>
         <w:pStyle w:val="Heading4"/>
@@ -14037,9 +13987,9 @@
         </w:pict>
       </w:r>
     </w:p>
+    <w:bookmarkEnd w:id="76"/>
     <w:bookmarkEnd w:id="77"/>
-    <w:bookmarkEnd w:id="78"/>
-    <w:bookmarkStart w:id="82" w:name="ai-and-generative-ai-security"/>
+    <w:bookmarkStart w:id="81" w:name="ai-and-generative-ai-security"/>
     <w:p>
       <w:pPr>
         <w:pStyle w:val="Heading2"/>
@@ -14056,7 +14006,7 @@
         <w:t xml:space="preserve">AI tools are increasingly integrated into WordPress workflows for content generation, chatbots, code assistance, and site management. IBM’s Cost of a Data Breach Report (2025) found that 13% of organizations experienced a breach involving an AI model or application, and 97% of those breaches involved systems lacking proper access controls. This section provides controls for securing AI integrations in WordPress environments.</w:t>
       </w:r>
     </w:p>
-    <w:bookmarkStart w:id="79" w:name="ensure-ai-api-keys-are-securely-stored"/>
+    <w:bookmarkStart w:id="78" w:name="ensure-ai-api-keys-are-securely-stored"/>
     <w:p>
       <w:pPr>
         <w:pStyle w:val="Heading4"/>
@@ -14467,8 +14417,8 @@
         <w:t xml:space="preserve">Most AI plugins store API keys in the database via the WordPress settings API.</w:t>
       </w:r>
     </w:p>
-    <w:bookmarkEnd w:id="79"/>
-    <w:bookmarkStart w:id="80" w:name="ensure-ai-generated-content-is-sanitized"/>
+    <w:bookmarkEnd w:id="78"/>
+    <w:bookmarkStart w:id="79" w:name="ensure-ai-generated-content-is-sanitized"/>
     <w:p>
       <w:pPr>
         <w:pStyle w:val="Heading4"/>
@@ -14774,8 +14724,8 @@
         <w:t xml:space="preserve">No WordPress-specific defaults; depends on plugin implementation.</w:t>
       </w:r>
     </w:p>
-    <w:bookmarkEnd w:id="80"/>
-    <w:bookmarkStart w:id="81" w:name="X6585c3c8a5d3affa82317ab1fc774c5069542c5"/>
+    <w:bookmarkEnd w:id="79"/>
+    <w:bookmarkStart w:id="80" w:name="X6585c3c8a5d3affa82317ab1fc774c5069542c5"/>
     <w:p>
       <w:pPr>
         <w:pStyle w:val="Heading4"/>
@@ -15011,9 +14961,9 @@
         </w:pict>
       </w:r>
     </w:p>
+    <w:bookmarkEnd w:id="80"/>
     <w:bookmarkEnd w:id="81"/>
-    <w:bookmarkEnd w:id="82"/>
-    <w:bookmarkStart w:id="87" w:name="server-access-and-network"/>
+    <w:bookmarkStart w:id="86" w:name="server-access-and-network"/>
     <w:p>
       <w:pPr>
         <w:pStyle w:val="Heading2"/>
@@ -15030,7 +14980,7 @@
         <w:t xml:space="preserve">This section addresses secure remote access to the server hosting WordPress and host-level network controls.</w:t>
       </w:r>
     </w:p>
-    <w:bookmarkStart w:id="83" w:name="Xdcbe01b24edad71f2460d1c6284218e85ca0653"/>
+    <w:bookmarkStart w:id="82" w:name="Xdcbe01b24edad71f2460d1c6284218e85ca0653"/>
     <w:p>
       <w:pPr>
         <w:pStyle w:val="Heading4"/>
@@ -15296,8 +15246,8 @@
         </w:pict>
       </w:r>
     </w:p>
-    <w:bookmarkEnd w:id="83"/>
-    <w:bookmarkStart w:id="84" w:name="ensure-sftp-is-used-and-ftp-is-disabled"/>
+    <w:bookmarkEnd w:id="82"/>
+    <w:bookmarkStart w:id="83" w:name="ensure-sftp-is-used-and-ftp-is-disabled"/>
     <w:p>
       <w:pPr>
         <w:pStyle w:val="Heading4"/>
@@ -15545,8 +15495,8 @@
         </w:pict>
       </w:r>
     </w:p>
-    <w:bookmarkEnd w:id="84"/>
-    <w:bookmarkStart w:id="85" w:name="X8bcf34366d44f5ac01a0d2c0e8134cbce888acf"/>
+    <w:bookmarkEnd w:id="83"/>
+    <w:bookmarkStart w:id="84" w:name="X8bcf34366d44f5ac01a0d2c0e8134cbce888acf"/>
     <w:p>
       <w:pPr>
         <w:pStyle w:val="Heading4"/>
@@ -15900,8 +15850,8 @@
         </w:pict>
       </w:r>
     </w:p>
-    <w:bookmarkEnd w:id="85"/>
-    <w:bookmarkStart w:id="86" w:name="X9d32ec75da2d03739426d99d14ff0b7003c0656"/>
+    <w:bookmarkEnd w:id="84"/>
+    <w:bookmarkStart w:id="85" w:name="X9d32ec75da2d03739426d99d14ff0b7003c0656"/>
     <w:p>
       <w:pPr>
         <w:pStyle w:val="Heading4"/>
@@ -16281,9 +16231,9 @@
         </w:pict>
       </w:r>
     </w:p>
+    <w:bookmarkEnd w:id="85"/>
     <w:bookmarkEnd w:id="86"/>
-    <w:bookmarkEnd w:id="87"/>
-    <w:bookmarkStart w:id="90" w:name="multisite-security"/>
+    <w:bookmarkStart w:id="89" w:name="multisite-security"/>
     <w:p>
       <w:pPr>
         <w:pStyle w:val="Heading2"/>
@@ -16300,7 +16250,7 @@
         <w:t xml:space="preserve">This section addresses security considerations specific to WordPress Multisite installations.</w:t>
       </w:r>
     </w:p>
-    <w:bookmarkStart w:id="88" w:name="Xb5de61672eb24313b8c6dca365fd92ee3f077e6"/>
+    <w:bookmarkStart w:id="87" w:name="Xb5de61672eb24313b8c6dca365fd92ee3f077e6"/>
     <w:p>
       <w:pPr>
         <w:pStyle w:val="Heading4"/>
@@ -16530,8 +16480,8 @@
         </w:pict>
       </w:r>
     </w:p>
-    <w:bookmarkEnd w:id="88"/>
-    <w:bookmarkStart w:id="89" w:name="Xefeecf4be204cbf74dd485079e44e275974c82c"/>
+    <w:bookmarkEnd w:id="87"/>
+    <w:bookmarkStart w:id="88" w:name="Xefeecf4be204cbf74dd485079e44e275974c82c"/>
     <w:p>
       <w:pPr>
         <w:pStyle w:val="Heading4"/>
@@ -16758,9 +16708,9 @@
         </w:pict>
       </w:r>
     </w:p>
+    <w:bookmarkEnd w:id="88"/>
     <w:bookmarkEnd w:id="89"/>
-    <w:bookmarkEnd w:id="90"/>
-    <w:bookmarkStart w:id="91" w:name="appendix-a-recommendation-summary"/>
+    <w:bookmarkStart w:id="90" w:name="appendix-a-recommendation-summary"/>
     <w:p>
       <w:pPr>
         <w:pStyle w:val="Heading2"/>
@@ -19390,8 +19340,8 @@
         </w:tc>
       </w:tr>
     </w:tbl>
-    <w:bookmarkEnd w:id="91"/>
-    <w:bookmarkStart w:id="95" w:name="related-documents"/>
+    <w:bookmarkEnd w:id="90"/>
+    <w:bookmarkStart w:id="94" w:name="related-documents"/>
     <w:p>
       <w:pPr>
         <w:pStyle w:val="Heading2"/>
@@ -19408,7 +19358,7 @@
           <w:numId w:val="1025"/>
         </w:numPr>
       </w:pPr>
-      <w:hyperlink r:id="rId74">
+      <w:hyperlink r:id="rId73">
         <w:r>
           <w:rPr>
             <w:rStyle w:val="Hyperlink"/>
@@ -19433,7 +19383,7 @@
           <w:numId w:val="1025"/>
         </w:numPr>
       </w:pPr>
-      <w:hyperlink r:id="rId92">
+      <w:hyperlink r:id="rId91">
         <w:r>
           <w:rPr>
             <w:rStyle w:val="Hyperlink"/>
@@ -19458,7 +19408,7 @@
           <w:numId w:val="1025"/>
         </w:numPr>
       </w:pPr>
-      <w:hyperlink r:id="rId93">
+      <w:hyperlink r:id="rId92">
         <w:r>
           <w:rPr>
             <w:rStyle w:val="Hyperlink"/>
@@ -19483,7 +19433,7 @@
           <w:numId w:val="1025"/>
         </w:numPr>
       </w:pPr>
-      <w:hyperlink r:id="rId94">
+      <w:hyperlink r:id="rId93">
         <w:r>
           <w:rPr>
             <w:rStyle w:val="Hyperlink"/>
@@ -19500,8 +19450,8 @@
         <w:t xml:space="preserve">— The official upstream document describing WordPress core security architecture, maintained at WordPress.org.</w:t>
       </w:r>
     </w:p>
-    <w:bookmarkEnd w:id="95"/>
-    <w:bookmarkStart w:id="97" w:name="license-and-attribution"/>
+    <w:bookmarkEnd w:id="94"/>
+    <w:bookmarkStart w:id="96" w:name="license-and-attribution"/>
     <w:p>
       <w:pPr>
         <w:pStyle w:val="Heading2"/>
@@ -19520,7 +19470,7 @@
       <w:r>
         <w:t xml:space="preserve"> </w:t>
       </w:r>
-      <w:hyperlink r:id="rId96">
+      <w:hyperlink r:id="rId95">
         <w:r>
           <w:rPr>
             <w:rStyle w:val="Hyperlink"/>
@@ -19550,8 +19500,7 @@
         <w:t xml:space="preserve">The format of this benchmark is adapted from industry-standard benchmarks published by the Center for Internet Security (CIS). Technical guidance draws on the OWASP Top 10 (2025), NIST SP 800-63B, the Verizon Data Breach Investigations Report (2025), and IBM’s Cost of a Data Breach Report (2025).</w:t>
       </w:r>
     </w:p>
-    <w:bookmarkEnd w:id="97"/>
-    <w:bookmarkEnd w:id="98"/>
+    <w:bookmarkEnd w:id="96"/>
     <w:sectPr>
       <w:footnotePr>
         <w:numRestart w:val="eachSect"/>

--- a/WordPress-Security-Benchmark.docx
+++ b/WordPress-Security-Benchmark.docx
@@ -342,7 +342,7 @@
       </w:r>
     </w:p>
     <w:bookmarkEnd w:id="23"/>
-    <w:bookmarkStart w:id="25" w:name="web-server-configuration"/>
+    <w:bookmarkStart w:id="29" w:name="web-server-configuration"/>
     <w:p>
       <w:pPr>
         <w:pStyle w:val="Heading2"/>
@@ -668,12 +668,9 @@
         <w:t xml:space="preserve">Nginx: TLSv1 TLSv1.1 TLSv1.2 (all enabled). Apache: All protocols enabled.</w:t>
       </w:r>
     </w:p>
-    <w:bookmarkEnd w:id="24"/>
-    <w:bookmarkEnd w:id="25"/>
-    <w:bookmarkStart w:id="30" w:name="references-httpsssl-config.mozilla.org"/>
-    <w:p>
-      <w:pPr>
-        <w:pStyle w:val="Heading2"/>
+    <w:p>
+      <w:pPr>
+        <w:pStyle w:val="BodyText"/>
       </w:pPr>
       <w:r>
         <w:rPr>
@@ -687,346 +684,6 @@
       </w:r>
       <w:r>
         <w:t xml:space="preserve">https://ssl-config.mozilla.org/</w:t>
-      </w:r>
-    </w:p>
-    <w:bookmarkStart w:id="26" w:name="Xcabf1d9e350adbbe6b47c08be11d7e0be4d42f7"/>
-    <w:p>
-      <w:pPr>
-        <w:pStyle w:val="Heading4"/>
-      </w:pPr>
-      <w:r>
-        <w:t xml:space="preserve">1.2 Ensure HTTP security headers are configured</w:t>
-      </w:r>
-    </w:p>
-    <w:p>
-      <w:pPr>
-        <w:pStyle w:val="FirstParagraph"/>
-      </w:pPr>
-      <w:r>
-        <w:rPr>
-          <w:b/>
-          <w:bCs/>
-        </w:rPr>
-        <w:t xml:space="preserve">Profile Applicability:</w:t>
-      </w:r>
-      <w:r>
-        <w:t xml:space="preserve"> </w:t>
-      </w:r>
-      <w:r>
-        <w:rPr>
-          <w:b/>
-          <w:bCs/>
-        </w:rPr>
-        <w:t xml:space="preserve">Level 1</w:t>
-      </w:r>
-    </w:p>
-    <w:p>
-      <w:pPr>
-        <w:pStyle w:val="BodyText"/>
-      </w:pPr>
-      <w:r>
-        <w:rPr>
-          <w:b/>
-          <w:bCs/>
-        </w:rPr>
-        <w:t xml:space="preserve">Assessment Status:</w:t>
-      </w:r>
-      <w:r>
-        <w:t xml:space="preserve"> </w:t>
-      </w:r>
-      <w:r>
-        <w:t xml:space="preserve">Automated</w:t>
-      </w:r>
-    </w:p>
-    <w:p>
-      <w:pPr>
-        <w:pStyle w:val="BodyText"/>
-      </w:pPr>
-      <w:r>
-        <w:rPr>
-          <w:b/>
-          <w:bCs/>
-        </w:rPr>
-        <w:t xml:space="preserve">Description:</w:t>
-      </w:r>
-      <w:r>
-        <w:t xml:space="preserve"> </w:t>
-      </w:r>
-      <w:r>
-        <w:t xml:space="preserve">The web server should send security-related HTTP headers including Content-Security-Policy, X-Content-Type-Options, X-Frame-Options, Strict-Transport-Security (HSTS), Referrer-Policy, and Permissions-Policy.</w:t>
-      </w:r>
-    </w:p>
-    <w:p>
-      <w:pPr>
-        <w:pStyle w:val="BodyText"/>
-      </w:pPr>
-      <w:r>
-        <w:rPr>
-          <w:b/>
-          <w:bCs/>
-        </w:rPr>
-        <w:t xml:space="preserve">Rationale:</w:t>
-      </w:r>
-      <w:r>
-        <w:t xml:space="preserve"> </w:t>
-      </w:r>
-      <w:r>
-        <w:t xml:space="preserve">HTTP security headers instruct the browser to enable built-in protections against common attacks such as XSS, clickjacking, MIME-type confusion, and insecure referrer leakage.</w:t>
-      </w:r>
-    </w:p>
-    <w:p>
-      <w:pPr>
-        <w:pStyle w:val="BodyText"/>
-      </w:pPr>
-      <w:r>
-        <w:rPr>
-          <w:b/>
-          <w:bCs/>
-        </w:rPr>
-        <w:t xml:space="preserve">Impact:</w:t>
-      </w:r>
-      <w:r>
-        <w:t xml:space="preserve"> </w:t>
-      </w:r>
-      <w:r>
-        <w:t xml:space="preserve">Overly restrictive Content-Security-Policy headers may break inline scripts, third-party integrations, or analytics tools. Note that</w:t>
-      </w:r>
-      <w:r>
-        <w:t xml:space="preserve"> </w:t>
-      </w:r>
-      <w:r>
-        <w:rPr>
-          <w:rStyle w:val="VerbatimChar"/>
-        </w:rPr>
-        <w:t xml:space="preserve">unsafe-inline</w:t>
-      </w:r>
-      <w:r>
-        <w:t xml:space="preserve"> </w:t>
-      </w:r>
-      <w:r>
-        <w:t xml:space="preserve">is often required for WordPress themes and plugins but represents a security trade-off. For Level 2, aim to remove</w:t>
-      </w:r>
-      <w:r>
-        <w:t xml:space="preserve"> </w:t>
-      </w:r>
-      <w:r>
-        <w:rPr>
-          <w:rStyle w:val="VerbatimChar"/>
-        </w:rPr>
-        <w:t xml:space="preserve">unsafe-inline</w:t>
-      </w:r>
-      <w:r>
-        <w:t xml:space="preserve"> </w:t>
-      </w:r>
-      <w:r>
-        <w:t xml:space="preserve">by using nonces or hashes.</w:t>
-      </w:r>
-    </w:p>
-    <w:p>
-      <w:pPr>
-        <w:pStyle w:val="BodyText"/>
-      </w:pPr>
-      <w:r>
-        <w:rPr>
-          <w:b/>
-          <w:bCs/>
-        </w:rPr>
-        <w:t xml:space="preserve">Audit:</w:t>
-      </w:r>
-    </w:p>
-    <w:p>
-      <w:pPr>
-        <w:pStyle w:val="BodyText"/>
-      </w:pPr>
-      <w:r>
-        <w:t xml:space="preserve">For Nginx, inspect the response headers:</w:t>
-      </w:r>
-    </w:p>
-    <w:p>
-      <w:pPr>
-        <w:pStyle w:val="SourceCode"/>
-      </w:pPr>
-      <w:r>
-        <w:rPr>
-          <w:rStyle w:val="VerbatimChar"/>
-        </w:rPr>
-        <w:t xml:space="preserve">$ curl -sI https://example.com | grep -iE '(content-security\|x-content-type\|x-frame\|strict-transport\|referrer-policy\|permissions-policy)'</w:t>
-      </w:r>
-    </w:p>
-    <w:p>
-      <w:pPr>
-        <w:pStyle w:val="FirstParagraph"/>
-      </w:pPr>
-      <w:r>
-        <w:t xml:space="preserve">Verify all six headers are present.</w:t>
-      </w:r>
-    </w:p>
-    <w:p>
-      <w:pPr>
-        <w:pStyle w:val="BodyText"/>
-      </w:pPr>
-      <w:r>
-        <w:rPr>
-          <w:b/>
-          <w:bCs/>
-        </w:rPr>
-        <w:t xml:space="preserve">Remediation:</w:t>
-      </w:r>
-    </w:p>
-    <w:p>
-      <w:pPr>
-        <w:pStyle w:val="BodyText"/>
-      </w:pPr>
-      <w:r>
-        <w:t xml:space="preserve">For Nginx, add to the server block:</w:t>
-      </w:r>
-    </w:p>
-    <w:p>
-      <w:pPr>
-        <w:pStyle w:val="SourceCode"/>
-      </w:pPr>
-      <w:r>
-        <w:rPr>
-          <w:rStyle w:val="VerbatimChar"/>
-        </w:rPr>
-        <w:t xml:space="preserve">add_header X-Content-Type-Options "nosniff" always;</w:t>
-      </w:r>
-    </w:p>
-    <w:p>
-      <w:pPr>
-        <w:pStyle w:val="SourceCode"/>
-      </w:pPr>
-      <w:r>
-        <w:rPr>
-          <w:rStyle w:val="VerbatimChar"/>
-        </w:rPr>
-        <w:t xml:space="preserve">add_header X-Frame-Options "SAMEORIGIN" always;</w:t>
-      </w:r>
-    </w:p>
-    <w:p>
-      <w:pPr>
-        <w:pStyle w:val="SourceCode"/>
-      </w:pPr>
-      <w:r>
-        <w:rPr>
-          <w:rStyle w:val="VerbatimChar"/>
-        </w:rPr>
-        <w:t xml:space="preserve">add_header Referrer-Policy "strict-origin-when-cross-origin" always;</w:t>
-      </w:r>
-    </w:p>
-    <w:p>
-      <w:pPr>
-        <w:pStyle w:val="SourceCode"/>
-      </w:pPr>
-      <w:r>
-        <w:rPr>
-          <w:rStyle w:val="VerbatimChar"/>
-        </w:rPr>
-        <w:t xml:space="preserve">add_header Strict-Transport-Security "max-age=31536000; includeSubDomains" always;</w:t>
-      </w:r>
-    </w:p>
-    <w:p>
-      <w:pPr>
-        <w:pStyle w:val="SourceCode"/>
-      </w:pPr>
-      <w:r>
-        <w:rPr>
-          <w:rStyle w:val="VerbatimChar"/>
-        </w:rPr>
-        <w:t xml:space="preserve">add_header Permissions-Policy "geolocation=(), camera=(), microphone=()" always;</w:t>
-      </w:r>
-    </w:p>
-    <w:p>
-      <w:pPr>
-        <w:pStyle w:val="SourceCode"/>
-      </w:pPr>
-      <w:r>
-        <w:rPr>
-          <w:rStyle w:val="VerbatimChar"/>
-        </w:rPr>
-        <w:t xml:space="preserve">add_header Content-Security-Policy "default-src 'self'; script-src 'self'; style-src 'self' 'unsafe-inline';" always;</w:t>
-      </w:r>
-    </w:p>
-    <w:p>
-      <w:pPr>
-        <w:pStyle w:val="FirstParagraph"/>
-      </w:pPr>
-      <w:r>
-        <w:t xml:space="preserve">For Apache, use the Headers module:</w:t>
-      </w:r>
-    </w:p>
-    <w:p>
-      <w:pPr>
-        <w:pStyle w:val="SourceCode"/>
-      </w:pPr>
-      <w:r>
-        <w:rPr>
-          <w:rStyle w:val="NormalTok"/>
-        </w:rPr>
-        <w:t xml:space="preserve">Header</w:t>
-      </w:r>
-      <w:r>
-        <w:rPr>
-          <w:rStyle w:val="StringTok"/>
-        </w:rPr>
-        <w:t xml:space="preserve"> always set X-Content-Type-Options "nosniff"</w:t>
-      </w:r>
-      <w:r>
-        <w:br/>
-      </w:r>
-      <w:r>
-        <w:rPr>
-          <w:rStyle w:val="NormalTok"/>
-        </w:rPr>
-        <w:t xml:space="preserve">Header</w:t>
-      </w:r>
-      <w:r>
-        <w:rPr>
-          <w:rStyle w:val="StringTok"/>
-        </w:rPr>
-        <w:t xml:space="preserve"> always set X-Frame-Options "SAMEORIGIN"</w:t>
-      </w:r>
-    </w:p>
-    <w:p>
-      <w:pPr>
-        <w:pStyle w:val="FirstParagraph"/>
-      </w:pPr>
-      <w:r>
-        <w:rPr>
-          <w:b/>
-          <w:bCs/>
-        </w:rPr>
-        <w:t xml:space="preserve">Default Value:</w:t>
-      </w:r>
-      <w:r>
-        <w:t xml:space="preserve"> </w:t>
-      </w:r>
-      <w:r>
-        <w:t xml:space="preserve">No security headers are set by default.</w:t>
-      </w:r>
-    </w:p>
-    <w:p>
-      <w:pPr>
-        <w:pStyle w:val="BodyText"/>
-      </w:pPr>
-      <w:r>
-        <w:rPr>
-          <w:b/>
-          <w:bCs/>
-        </w:rPr>
-        <w:t xml:space="preserve">References:</w:t>
-      </w:r>
-      <w:r>
-        <w:t xml:space="preserve"> </w:t>
-      </w:r>
-      <w:r>
-        <w:t xml:space="preserve">https://developer.mozilla.org/en-US/docs/Web/HTTP/Headers</w:t>
-      </w:r>
-      <w:r>
-        <w:t xml:space="preserve"> </w:t>
-      </w:r>
-      <w:r>
-        <w:t xml:space="preserve">OWASP Secure Headers Project</w:t>
       </w:r>
     </w:p>
     <w:p>
@@ -1036,14 +693,14 @@
         </w:pict>
       </w:r>
     </w:p>
-    <w:bookmarkEnd w:id="26"/>
-    <w:bookmarkStart w:id="27" w:name="X6cf1bca182238ea7b4dd9f990ff6176c91549fd"/>
+    <w:bookmarkEnd w:id="24"/>
+    <w:bookmarkStart w:id="25" w:name="Xcabf1d9e350adbbe6b47c08be11d7e0be4d42f7"/>
     <w:p>
       <w:pPr>
         <w:pStyle w:val="Heading4"/>
       </w:pPr>
       <w:r>
-        <w:t xml:space="preserve">1.3 Ensure server tokens and version information are hidden</w:t>
+        <w:t xml:space="preserve">1.2 Ensure HTTP security headers are configured</w:t>
       </w:r>
     </w:p>
     <w:p>
@@ -1101,7 +758,7 @@
         <w:t xml:space="preserve"> </w:t>
       </w:r>
       <w:r>
-        <w:t xml:space="preserve">The web server should not disclose its version number, operating system, or module information in HTTP response headers or error pages.</w:t>
+        <w:t xml:space="preserve">The web server should send security-related HTTP headers including Content-Security-Policy, X-Content-Type-Options, X-Frame-Options, Strict-Transport-Security (HSTS), Referrer-Policy, and Permissions-Policy.</w:t>
       </w:r>
     </w:p>
     <w:p>
@@ -1119,7 +776,55 @@
         <w:t xml:space="preserve"> </w:t>
       </w:r>
       <w:r>
-        <w:t xml:space="preserve">Version information helps attackers identify specific vulnerabilities to target. Removing it forces attackers to probe the server more actively, increasing the chance of detection.</w:t>
+        <w:t xml:space="preserve">HTTP security headers instruct the browser to enable built-in protections against common attacks such as XSS, clickjacking, MIME-type confusion, and insecure referrer leakage.</w:t>
+      </w:r>
+    </w:p>
+    <w:p>
+      <w:pPr>
+        <w:pStyle w:val="BodyText"/>
+      </w:pPr>
+      <w:r>
+        <w:rPr>
+          <w:b/>
+          <w:bCs/>
+        </w:rPr>
+        <w:t xml:space="preserve">Impact:</w:t>
+      </w:r>
+      <w:r>
+        <w:t xml:space="preserve"> </w:t>
+      </w:r>
+      <w:r>
+        <w:t xml:space="preserve">Overly restrictive Content-Security-Policy headers may break inline scripts, third-party integrations, or analytics tools. Note that</w:t>
+      </w:r>
+      <w:r>
+        <w:t xml:space="preserve"> </w:t>
+      </w:r>
+      <w:r>
+        <w:rPr>
+          <w:rStyle w:val="VerbatimChar"/>
+        </w:rPr>
+        <w:t xml:space="preserve">unsafe-inline</w:t>
+      </w:r>
+      <w:r>
+        <w:t xml:space="preserve"> </w:t>
+      </w:r>
+      <w:r>
+        <w:t xml:space="preserve">is often required for WordPress themes and plugins but represents a security trade-off. For Level 2, aim to remove</w:t>
+      </w:r>
+      <w:r>
+        <w:t xml:space="preserve"> </w:t>
+      </w:r>
+      <w:r>
+        <w:rPr>
+          <w:rStyle w:val="VerbatimChar"/>
+        </w:rPr>
+        <w:t xml:space="preserve">unsafe-inline</w:t>
+      </w:r>
+      <w:r>
+        <w:t xml:space="preserve"> </w:t>
+      </w:r>
+      <w:r>
+        <w:t xml:space="preserve">by using nonces or hashes.</w:t>
       </w:r>
     </w:p>
     <w:p>
@@ -1136,13 +841,21 @@
     </w:p>
     <w:p>
       <w:pPr>
+        <w:pStyle w:val="BodyText"/>
+      </w:pPr>
+      <w:r>
+        <w:t xml:space="preserve">For Nginx, inspect the response headers:</w:t>
+      </w:r>
+    </w:p>
+    <w:p>
+      <w:pPr>
         <w:pStyle w:val="SourceCode"/>
       </w:pPr>
       <w:r>
         <w:rPr>
           <w:rStyle w:val="VerbatimChar"/>
         </w:rPr>
-        <w:t xml:space="preserve">$ curl -sI https://example.com | grep -i 'server'</w:t>
+        <w:t xml:space="preserve">$ curl -sI https://example.com | grep -iE '(content-security\|x-content-type\|x-frame\|strict-transport\|referrer-policy\|permissions-policy)'</w:t>
       </w:r>
     </w:p>
     <w:p>
@@ -1150,7 +863,7 @@
         <w:pStyle w:val="FirstParagraph"/>
       </w:pPr>
       <w:r>
-        <w:t xml:space="preserve">Verify the Server header does not contain version numbers.</w:t>
+        <w:t xml:space="preserve">Verify all six headers are present.</w:t>
       </w:r>
     </w:p>
     <w:p>
@@ -1170,7 +883,7 @@
         <w:pStyle w:val="BodyText"/>
       </w:pPr>
       <w:r>
-        <w:t xml:space="preserve">For Nginx:</w:t>
+        <w:t xml:space="preserve">For Nginx, add to the server block:</w:t>
       </w:r>
     </w:p>
     <w:p>
@@ -1181,7 +894,62 @@
         <w:rPr>
           <w:rStyle w:val="VerbatimChar"/>
         </w:rPr>
-        <w:t xml:space="preserve">server_tokens off;</w:t>
+        <w:t xml:space="preserve">add_header X-Content-Type-Options "nosniff" always;</w:t>
+      </w:r>
+    </w:p>
+    <w:p>
+      <w:pPr>
+        <w:pStyle w:val="SourceCode"/>
+      </w:pPr>
+      <w:r>
+        <w:rPr>
+          <w:rStyle w:val="VerbatimChar"/>
+        </w:rPr>
+        <w:t xml:space="preserve">add_header X-Frame-Options "SAMEORIGIN" always;</w:t>
+      </w:r>
+    </w:p>
+    <w:p>
+      <w:pPr>
+        <w:pStyle w:val="SourceCode"/>
+      </w:pPr>
+      <w:r>
+        <w:rPr>
+          <w:rStyle w:val="VerbatimChar"/>
+        </w:rPr>
+        <w:t xml:space="preserve">add_header Referrer-Policy "strict-origin-when-cross-origin" always;</w:t>
+      </w:r>
+    </w:p>
+    <w:p>
+      <w:pPr>
+        <w:pStyle w:val="SourceCode"/>
+      </w:pPr>
+      <w:r>
+        <w:rPr>
+          <w:rStyle w:val="VerbatimChar"/>
+        </w:rPr>
+        <w:t xml:space="preserve">add_header Strict-Transport-Security "max-age=31536000; includeSubDomains" always;</w:t>
+      </w:r>
+    </w:p>
+    <w:p>
+      <w:pPr>
+        <w:pStyle w:val="SourceCode"/>
+      </w:pPr>
+      <w:r>
+        <w:rPr>
+          <w:rStyle w:val="VerbatimChar"/>
+        </w:rPr>
+        <w:t xml:space="preserve">add_header Permissions-Policy "geolocation=(), camera=(), microphone=()" always;</w:t>
+      </w:r>
+    </w:p>
+    <w:p>
+      <w:pPr>
+        <w:pStyle w:val="SourceCode"/>
+      </w:pPr>
+      <w:r>
+        <w:rPr>
+          <w:rStyle w:val="VerbatimChar"/>
+        </w:rPr>
+        <w:t xml:space="preserve">add_header Content-Security-Policy "default-src 'self'; script-src 'self'; style-src 'self' 'unsafe-inline';" always;</w:t>
       </w:r>
     </w:p>
     <w:p>
@@ -1189,7 +957,7 @@
         <w:pStyle w:val="FirstParagraph"/>
       </w:pPr>
       <w:r>
-        <w:t xml:space="preserve">For Apache:</w:t>
+        <w:t xml:space="preserve">For Apache, use the Headers module:</w:t>
       </w:r>
     </w:p>
     <w:p>
@@ -1198,42 +966,30 @@
       </w:pPr>
       <w:r>
         <w:rPr>
-          <w:rStyle w:val="ExtensionTok"/>
-        </w:rPr>
-        <w:t xml:space="preserve">ServerTokens</w:t>
-      </w:r>
-      <w:r>
-        <w:rPr>
-          <w:rStyle w:val="CharTok"/>
-        </w:rPr>
-        <w:t xml:space="preserve"> </w:t>
-      </w:r>
-      <w:r>
-        <w:rPr>
-          <w:rStyle w:val="KeywordTok"/>
-        </w:rPr>
-        <w:t xml:space="preserve">Prod</w:t>
+          <w:rStyle w:val="NormalTok"/>
+        </w:rPr>
+        <w:t xml:space="preserve">Header</w:t>
+      </w:r>
+      <w:r>
+        <w:rPr>
+          <w:rStyle w:val="StringTok"/>
+        </w:rPr>
+        <w:t xml:space="preserve"> always set X-Content-Type-Options "nosniff"</w:t>
       </w:r>
       <w:r>
         <w:br/>
       </w:r>
       <w:r>
         <w:rPr>
-          <w:rStyle w:val="ExtensionTok"/>
-        </w:rPr>
-        <w:t xml:space="preserve">ServerSignature</w:t>
-      </w:r>
-      <w:r>
-        <w:rPr>
-          <w:rStyle w:val="CharTok"/>
-        </w:rPr>
-        <w:t xml:space="preserve"> </w:t>
-      </w:r>
-      <w:r>
-        <w:rPr>
-          <w:rStyle w:val="KeywordTok"/>
-        </w:rPr>
-        <w:t xml:space="preserve">Off</w:t>
+          <w:rStyle w:val="NormalTok"/>
+        </w:rPr>
+        <w:t xml:space="preserve">Header</w:t>
+      </w:r>
+      <w:r>
+        <w:rPr>
+          <w:rStyle w:val="StringTok"/>
+        </w:rPr>
+        <w:t xml:space="preserve"> always set X-Frame-Options "SAMEORIGIN"</w:t>
       </w:r>
     </w:p>
     <w:p>
@@ -1251,7 +1007,31 @@
         <w:t xml:space="preserve"> </w:t>
       </w:r>
       <w:r>
-        <w:t xml:space="preserve">Nginx: server_tokens on (version exposed). Apache: ServerTokens Full.</w:t>
+        <w:t xml:space="preserve">No security headers are set by default.</w:t>
+      </w:r>
+    </w:p>
+    <w:p>
+      <w:pPr>
+        <w:pStyle w:val="BodyText"/>
+      </w:pPr>
+      <w:r>
+        <w:rPr>
+          <w:b/>
+          <w:bCs/>
+        </w:rPr>
+        <w:t xml:space="preserve">References:</w:t>
+      </w:r>
+      <w:r>
+        <w:t xml:space="preserve"> </w:t>
+      </w:r>
+      <w:r>
+        <w:t xml:space="preserve">https://developer.mozilla.org/en-US/docs/Web/HTTP/Headers</w:t>
+      </w:r>
+      <w:r>
+        <w:t xml:space="preserve"> </w:t>
+      </w:r>
+      <w:r>
+        <w:t xml:space="preserve">OWASP Secure Headers Project</w:t>
       </w:r>
     </w:p>
     <w:p>
@@ -1261,14 +1041,14 @@
         </w:pict>
       </w:r>
     </w:p>
-    <w:bookmarkEnd w:id="27"/>
-    <w:bookmarkStart w:id="28" w:name="Xce5bdfe2b3d49dd0bb8c871502cfae68921f71e"/>
+    <w:bookmarkEnd w:id="25"/>
+    <w:bookmarkStart w:id="26" w:name="X6cf1bca182238ea7b4dd9f990ff6176c91549fd"/>
     <w:p>
       <w:pPr>
         <w:pStyle w:val="Heading4"/>
       </w:pPr>
       <w:r>
-        <w:t xml:space="preserve">1.4 Ensure direct PHP execution is blocked in upload directories</w:t>
+        <w:t xml:space="preserve">1.3 Ensure server tokens and version information are hidden</w:t>
       </w:r>
     </w:p>
     <w:p>
@@ -1326,7 +1106,7 @@
         <w:t xml:space="preserve"> </w:t>
       </w:r>
       <w:r>
-        <w:t xml:space="preserve">PHP execution must be disabled in the wp-content/uploads/ directory and any other directories intended only for static file storage.</w:t>
+        <w:t xml:space="preserve">The web server should not disclose its version number, operating system, or module information in HTTP response headers or error pages.</w:t>
       </w:r>
     </w:p>
     <w:p>
@@ -1344,25 +1124,7 @@
         <w:t xml:space="preserve"> </w:t>
       </w:r>
       <w:r>
-        <w:t xml:space="preserve">If an attacker uploads a malicious PHP file through a vulnerability (e.g., an insecure file upload in a plugin), blocking PHP execution in the uploads directory prevents the file from being executed.</w:t>
-      </w:r>
-    </w:p>
-    <w:p>
-      <w:pPr>
-        <w:pStyle w:val="BodyText"/>
-      </w:pPr>
-      <w:r>
-        <w:rPr>
-          <w:b/>
-          <w:bCs/>
-        </w:rPr>
-        <w:t xml:space="preserve">Impact:</w:t>
-      </w:r>
-      <w:r>
-        <w:t xml:space="preserve"> </w:t>
-      </w:r>
-      <w:r>
-        <w:t xml:space="preserve">None. Legitimate WordPress operations never require PHP execution from the uploads directory.</w:t>
+        <w:t xml:space="preserve">Version information helps attackers identify specific vulnerabilities to target. Removing it forces attackers to probe the server more actively, increasing the chance of detection.</w:t>
       </w:r>
     </w:p>
     <w:p>
@@ -1379,21 +1141,13 @@
     </w:p>
     <w:p>
       <w:pPr>
-        <w:pStyle w:val="BodyText"/>
-      </w:pPr>
-      <w:r>
-        <w:t xml:space="preserve">For Nginx, verify a location block exists for uploads:</w:t>
-      </w:r>
-    </w:p>
-    <w:p>
-      <w:pPr>
         <w:pStyle w:val="SourceCode"/>
       </w:pPr>
       <w:r>
         <w:rPr>
           <w:rStyle w:val="VerbatimChar"/>
         </w:rPr>
-        <w:t xml:space="preserve">$ grep -A5 'uploads' /etc/nginx/sites-enabled/\*</w:t>
+        <w:t xml:space="preserve">$ curl -sI https://example.com | grep -i 'server'</w:t>
       </w:r>
     </w:p>
     <w:p>
@@ -1401,7 +1155,7 @@
         <w:pStyle w:val="FirstParagraph"/>
       </w:pPr>
       <w:r>
-        <w:t xml:space="preserve">Verify that PHP processing is denied for the uploads directory.</w:t>
+        <w:t xml:space="preserve">Verify the Server header does not contain version numbers.</w:t>
       </w:r>
     </w:p>
     <w:p>
@@ -1421,7 +1175,7 @@
         <w:pStyle w:val="BodyText"/>
       </w:pPr>
       <w:r>
-        <w:t xml:space="preserve">For Nginx, add to the server block:</w:t>
+        <w:t xml:space="preserve">For Nginx:</w:t>
       </w:r>
     </w:p>
     <w:p>
@@ -1432,25 +1186,59 @@
         <w:rPr>
           <w:rStyle w:val="VerbatimChar"/>
         </w:rPr>
-        <w:t xml:space="preserve">location ~* /wp-content/uploads/.*\.php$ {</w:t>
+        <w:t xml:space="preserve">server_tokens off;</w:t>
+      </w:r>
+    </w:p>
+    <w:p>
+      <w:pPr>
+        <w:pStyle w:val="FirstParagraph"/>
+      </w:pPr>
+      <w:r>
+        <w:t xml:space="preserve">For Apache:</w:t>
+      </w:r>
+    </w:p>
+    <w:p>
+      <w:pPr>
+        <w:pStyle w:val="SourceCode"/>
+      </w:pPr>
+      <w:r>
+        <w:rPr>
+          <w:rStyle w:val="ExtensionTok"/>
+        </w:rPr>
+        <w:t xml:space="preserve">ServerTokens</w:t>
+      </w:r>
+      <w:r>
+        <w:rPr>
+          <w:rStyle w:val="CharTok"/>
+        </w:rPr>
+        <w:t xml:space="preserve"> </w:t>
+      </w:r>
+      <w:r>
+        <w:rPr>
+          <w:rStyle w:val="KeywordTok"/>
+        </w:rPr>
+        <w:t xml:space="preserve">Prod</w:t>
       </w:r>
       <w:r>
         <w:br/>
       </w:r>
       <w:r>
         <w:rPr>
-          <w:rStyle w:val="VerbatimChar"/>
-        </w:rPr>
-        <w:t xml:space="preserve">  deny all;</w:t>
-      </w:r>
-      <w:r>
-        <w:br/>
-      </w:r>
-      <w:r>
-        <w:rPr>
-          <w:rStyle w:val="VerbatimChar"/>
-        </w:rPr>
-        <w:t xml:space="preserve">}</w:t>
+          <w:rStyle w:val="ExtensionTok"/>
+        </w:rPr>
+        <w:t xml:space="preserve">ServerSignature</w:t>
+      </w:r>
+      <w:r>
+        <w:rPr>
+          <w:rStyle w:val="CharTok"/>
+        </w:rPr>
+        <w:t xml:space="preserve"> </w:t>
+      </w:r>
+      <w:r>
+        <w:rPr>
+          <w:rStyle w:val="KeywordTok"/>
+        </w:rPr>
+        <w:t xml:space="preserve">Off</w:t>
       </w:r>
     </w:p>
     <w:p>
@@ -1458,61 +1246,6 @@
         <w:pStyle w:val="FirstParagraph"/>
       </w:pPr>
       <w:r>
-        <w:t xml:space="preserve">For Apache, create wp-content/uploads/.htaccess:</w:t>
-      </w:r>
-    </w:p>
-    <w:p>
-      <w:pPr>
-        <w:pStyle w:val="SourceCode"/>
-      </w:pPr>
-      <w:r>
-        <w:rPr>
-          <w:rStyle w:val="FunctionTok"/>
-        </w:rPr>
-        <w:t xml:space="preserve">&lt;FilesMatch</w:t>
-      </w:r>
-      <w:r>
-        <w:rPr>
-          <w:rStyle w:val="AttributeTok"/>
-        </w:rPr>
-        <w:t xml:space="preserve"> "\.php$"</w:t>
-      </w:r>
-      <w:r>
-        <w:rPr>
-          <w:rStyle w:val="FunctionTok"/>
-        </w:rPr>
-        <w:t xml:space="preserve">&gt;</w:t>
-      </w:r>
-      <w:r>
-        <w:br/>
-      </w:r>
-      <w:r>
-        <w:rPr>
-          <w:rStyle w:val="NormalTok"/>
-        </w:rPr>
-        <w:t xml:space="preserve">  Require</w:t>
-      </w:r>
-      <w:r>
-        <w:rPr>
-          <w:rStyle w:val="StringTok"/>
-        </w:rPr>
-        <w:t xml:space="preserve"> all denied</w:t>
-      </w:r>
-      <w:r>
-        <w:br/>
-      </w:r>
-      <w:r>
-        <w:rPr>
-          <w:rStyle w:val="FunctionTok"/>
-        </w:rPr>
-        <w:t xml:space="preserve">&lt;/FilesMatch&gt;</w:t>
-      </w:r>
-    </w:p>
-    <w:p>
-      <w:pPr>
-        <w:pStyle w:val="FirstParagraph"/>
-      </w:pPr>
-      <w:r>
         <w:rPr>
           <w:b/>
           <w:bCs/>
@@ -1523,25 +1256,7 @@
         <w:t xml:space="preserve"> </w:t>
       </w:r>
       <w:r>
-        <w:t xml:space="preserve">PHP execution is allowed in all directories by default.</w:t>
-      </w:r>
-    </w:p>
-    <w:p>
-      <w:pPr>
-        <w:pStyle w:val="BodyText"/>
-      </w:pPr>
-      <w:r>
-        <w:rPr>
-          <w:b/>
-          <w:bCs/>
-        </w:rPr>
-        <w:t xml:space="preserve">References:</w:t>
-      </w:r>
-      <w:r>
-        <w:t xml:space="preserve"> </w:t>
-      </w:r>
-      <w:r>
-        <w:t xml:space="preserve">https://developer.wordpress.org/advanced-administration/security/hardening/</w:t>
+        <w:t xml:space="preserve">Nginx: server_tokens on (version exposed). Apache: ServerTokens Full.</w:t>
       </w:r>
     </w:p>
     <w:p>
@@ -1551,14 +1266,14 @@
         </w:pict>
       </w:r>
     </w:p>
-    <w:bookmarkEnd w:id="28"/>
-    <w:bookmarkStart w:id="29" w:name="X2df13cc8d6ddfeb1c3086783e1108c782e81db3"/>
+    <w:bookmarkEnd w:id="26"/>
+    <w:bookmarkStart w:id="27" w:name="Xce5bdfe2b3d49dd0bb8c871502cfae68921f71e"/>
     <w:p>
       <w:pPr>
         <w:pStyle w:val="Heading4"/>
       </w:pPr>
       <w:r>
-        <w:t xml:space="preserve">1.5 Ensure rate limiting is configured for all API surfaces</w:t>
+        <w:t xml:space="preserve">1.4 Ensure direct PHP execution is blocked in upload directories</w:t>
       </w:r>
     </w:p>
     <w:p>
@@ -1616,40 +1331,7 @@
         <w:t xml:space="preserve"> </w:t>
       </w:r>
       <w:r>
-        <w:t xml:space="preserve">HTTP request rate limiting should be applied to all authentication and API endpoints, including</w:t>
-      </w:r>
-      <w:r>
-        <w:t xml:space="preserve"> </w:t>
-      </w:r>
-      <w:r>
-        <w:rPr>
-          <w:rStyle w:val="VerbatimChar"/>
-        </w:rPr>
-        <w:t xml:space="preserve">wp-login.php</w:t>
-      </w:r>
-      <w:r>
-        <w:t xml:space="preserve">,</w:t>
-      </w:r>
-      <w:r>
-        <w:t xml:space="preserve"> </w:t>
-      </w:r>
-      <w:r>
-        <w:rPr>
-          <w:rStyle w:val="VerbatimChar"/>
-        </w:rPr>
-        <w:t xml:space="preserve">xmlrpc.php</w:t>
-      </w:r>
-      <w:r>
-        <w:t xml:space="preserve">, and the WordPress REST API (</w:t>
-      </w:r>
-      <w:r>
-        <w:rPr>
-          <w:rStyle w:val="VerbatimChar"/>
-        </w:rPr>
-        <w:t xml:space="preserve">/wp-json/</w:t>
-      </w:r>
-      <w:r>
-        <w:t xml:space="preserve">).</w:t>
+        <w:t xml:space="preserve">PHP execution must be disabled in the wp-content/uploads/ directory and any other directories intended only for static file storage.</w:t>
       </w:r>
     </w:p>
     <w:p>
@@ -1667,7 +1349,7 @@
         <w:t xml:space="preserve"> </w:t>
       </w:r>
       <w:r>
-        <w:t xml:space="preserve">WordPress authentication and API interfaces are primary targets for automated brute-force and resource exhaustion attacks. Comprehensive rate limiting across all entry points reduces the effectiveness of these attacks and protects server resources.</w:t>
+        <w:t xml:space="preserve">If an attacker uploads a malicious PHP file through a vulnerability (e.g., an insecure file upload in a plugin), blocking PHP execution in the uploads directory prevents the file from being executed.</w:t>
       </w:r>
     </w:p>
     <w:p>
@@ -1685,7 +1367,7 @@
         <w:t xml:space="preserve"> </w:t>
       </w:r>
       <w:r>
-        <w:t xml:space="preserve">Aggressive rate limiting may lock out legitimate users or break third-party integrations (e.g., decoupled front-ends) if not configured with appropriate burst allowances and allowlist exceptions.</w:t>
+        <w:t xml:space="preserve">None. Legitimate WordPress operations never require PHP execution from the uploads directory.</w:t>
       </w:r>
     </w:p>
     <w:p>
@@ -1705,22 +1387,7 @@
         <w:pStyle w:val="BodyText"/>
       </w:pPr>
       <w:r>
-        <w:t xml:space="preserve">For Nginx, check for</w:t>
-      </w:r>
-      <w:r>
-        <w:t xml:space="preserve"> </w:t>
-      </w:r>
-      <w:r>
-        <w:rPr>
-          <w:rStyle w:val="VerbatimChar"/>
-        </w:rPr>
-        <w:t xml:space="preserve">limit_req</w:t>
-      </w:r>
-      <w:r>
-        <w:t xml:space="preserve"> </w:t>
-      </w:r>
-      <w:r>
-        <w:t xml:space="preserve">configuration:</w:t>
+        <w:t xml:space="preserve">For Nginx, verify a location block exists for uploads:</w:t>
       </w:r>
     </w:p>
     <w:p>
@@ -1731,7 +1398,7 @@
         <w:rPr>
           <w:rStyle w:val="VerbatimChar"/>
         </w:rPr>
-        <w:t xml:space="preserve">$ grep -r 'limit_req' /etc/nginx/</w:t>
+        <w:t xml:space="preserve">$ grep -A5 'uploads' /etc/nginx/sites-enabled/\*</w:t>
       </w:r>
     </w:p>
     <w:p>
@@ -1739,7 +1406,7 @@
         <w:pStyle w:val="FirstParagraph"/>
       </w:pPr>
       <w:r>
-        <w:t xml:space="preserve">Verify rate limiting zones are defined and applied to login, XML-RPC, and REST API locations.</w:t>
+        <w:t xml:space="preserve">Verify that PHP processing is denied for the uploads directory.</w:t>
       </w:r>
     </w:p>
     <w:p>
@@ -1759,7 +1426,7 @@
         <w:pStyle w:val="BodyText"/>
       </w:pPr>
       <w:r>
-        <w:t xml:space="preserve">For Nginx, define rate limiting zones and apply them to the relevant locations:</w:t>
+        <w:t xml:space="preserve">For Nginx, add to the server block:</w:t>
       </w:r>
     </w:p>
     <w:p>
@@ -1770,7 +1437,7 @@
         <w:rPr>
           <w:rStyle w:val="VerbatimChar"/>
         </w:rPr>
-        <w:t xml:space="preserve"># In http block:</w:t>
+        <w:t xml:space="preserve">location ~* /wp-content/uploads/.*\.php$ {</w:t>
       </w:r>
       <w:r>
         <w:br/>
@@ -1779,7 +1446,7 @@
         <w:rPr>
           <w:rStyle w:val="VerbatimChar"/>
         </w:rPr>
-        <w:t xml:space="preserve">limit_req_zone $binary_remote_addr zone=wplogin:10m rate=1r/s;</w:t>
+        <w:t xml:space="preserve">  deny all;</w:t>
       </w:r>
       <w:r>
         <w:br/>
@@ -1788,133 +1455,62 @@
         <w:rPr>
           <w:rStyle w:val="VerbatimChar"/>
         </w:rPr>
-        <w:t xml:space="preserve">limit_req_zone $binary_remote_addr zone=wpapi:10m rate=5r/s;</w:t>
+        <w:t xml:space="preserve">}</w:t>
+      </w:r>
+    </w:p>
+    <w:p>
+      <w:pPr>
+        <w:pStyle w:val="FirstParagraph"/>
+      </w:pPr>
+      <w:r>
+        <w:t xml:space="preserve">For Apache, create wp-content/uploads/.htaccess:</w:t>
+      </w:r>
+    </w:p>
+    <w:p>
+      <w:pPr>
+        <w:pStyle w:val="SourceCode"/>
+      </w:pPr>
+      <w:r>
+        <w:rPr>
+          <w:rStyle w:val="FunctionTok"/>
+        </w:rPr>
+        <w:t xml:space="preserve">&lt;FilesMatch</w:t>
+      </w:r>
+      <w:r>
+        <w:rPr>
+          <w:rStyle w:val="AttributeTok"/>
+        </w:rPr>
+        <w:t xml:space="preserve"> "\.php$"</w:t>
+      </w:r>
+      <w:r>
+        <w:rPr>
+          <w:rStyle w:val="FunctionTok"/>
+        </w:rPr>
+        <w:t xml:space="preserve">&gt;</w:t>
       </w:r>
       <w:r>
         <w:br/>
       </w:r>
       <w:r>
+        <w:rPr>
+          <w:rStyle w:val="NormalTok"/>
+        </w:rPr>
+        <w:t xml:space="preserve">  Require</w:t>
+      </w:r>
+      <w:r>
+        <w:rPr>
+          <w:rStyle w:val="StringTok"/>
+        </w:rPr>
+        <w:t xml:space="preserve"> all denied</w:t>
+      </w:r>
+      <w:r>
         <w:br/>
       </w:r>
       <w:r>
         <w:rPr>
-          <w:rStyle w:val="VerbatimChar"/>
-        </w:rPr>
-        <w:t xml:space="preserve"># In server block:</w:t>
-      </w:r>
-      <w:r>
-        <w:br/>
-      </w:r>
-      <w:r>
-        <w:rPr>
-          <w:rStyle w:val="VerbatimChar"/>
-        </w:rPr>
-        <w:t xml:space="preserve">location = /wp-login.php {</w:t>
-      </w:r>
-      <w:r>
-        <w:br/>
-      </w:r>
-      <w:r>
-        <w:rPr>
-          <w:rStyle w:val="VerbatimChar"/>
-        </w:rPr>
-        <w:t xml:space="preserve">    limit_req zone=wplogin burst=3 nodelay;</w:t>
-      </w:r>
-      <w:r>
-        <w:br/>
-      </w:r>
-      <w:r>
-        <w:rPr>
-          <w:rStyle w:val="VerbatimChar"/>
-        </w:rPr>
-        <w:t xml:space="preserve">    # ... PHP processing ...</w:t>
-      </w:r>
-      <w:r>
-        <w:br/>
-      </w:r>
-      <w:r>
-        <w:rPr>
-          <w:rStyle w:val="VerbatimChar"/>
-        </w:rPr>
-        <w:t xml:space="preserve">}</w:t>
-      </w:r>
-      <w:r>
-        <w:br/>
-      </w:r>
-      <w:r>
-        <w:br/>
-      </w:r>
-      <w:r>
-        <w:rPr>
-          <w:rStyle w:val="VerbatimChar"/>
-        </w:rPr>
-        <w:t xml:space="preserve">location = /xmlrpc.php {</w:t>
-      </w:r>
-      <w:r>
-        <w:br/>
-      </w:r>
-      <w:r>
-        <w:rPr>
-          <w:rStyle w:val="VerbatimChar"/>
-        </w:rPr>
-        <w:t xml:space="preserve">    limit_req zone=wplogin burst=3 nodelay;</w:t>
-      </w:r>
-      <w:r>
-        <w:br/>
-      </w:r>
-      <w:r>
-        <w:rPr>
-          <w:rStyle w:val="VerbatimChar"/>
-        </w:rPr>
-        <w:t xml:space="preserve">    # ... PHP processing ...</w:t>
-      </w:r>
-      <w:r>
-        <w:br/>
-      </w:r>
-      <w:r>
-        <w:rPr>
-          <w:rStyle w:val="VerbatimChar"/>
-        </w:rPr>
-        <w:t xml:space="preserve">}</w:t>
-      </w:r>
-      <w:r>
-        <w:br/>
-      </w:r>
-      <w:r>
-        <w:br/>
-      </w:r>
-      <w:r>
-        <w:rPr>
-          <w:rStyle w:val="VerbatimChar"/>
-        </w:rPr>
-        <w:t xml:space="preserve">location ~ ^/wp-json/ {</w:t>
-      </w:r>
-      <w:r>
-        <w:br/>
-      </w:r>
-      <w:r>
-        <w:rPr>
-          <w:rStyle w:val="VerbatimChar"/>
-        </w:rPr>
-        <w:t xml:space="preserve">    limit_req zone=wpapi burst=10 nodelay;</w:t>
-      </w:r>
-      <w:r>
-        <w:br/>
-      </w:r>
-      <w:r>
-        <w:rPr>
-          <w:rStyle w:val="VerbatimChar"/>
-        </w:rPr>
-        <w:t xml:space="preserve">    # ... PHP processing ...</w:t>
-      </w:r>
-      <w:r>
-        <w:br/>
-      </w:r>
-      <w:r>
-        <w:rPr>
-          <w:rStyle w:val="VerbatimChar"/>
-        </w:rPr>
-        <w:t xml:space="preserve">}</w:t>
+          <w:rStyle w:val="FunctionTok"/>
+        </w:rPr>
+        <w:t xml:space="preserve">&lt;/FilesMatch&gt;</w:t>
       </w:r>
     </w:p>
     <w:p>
@@ -1932,7 +1528,25 @@
         <w:t xml:space="preserve"> </w:t>
       </w:r>
       <w:r>
-        <w:t xml:space="preserve">No rate limiting is configured by default.</w:t>
+        <w:t xml:space="preserve">PHP execution is allowed in all directories by default.</w:t>
+      </w:r>
+    </w:p>
+    <w:p>
+      <w:pPr>
+        <w:pStyle w:val="BodyText"/>
+      </w:pPr>
+      <w:r>
+        <w:rPr>
+          <w:b/>
+          <w:bCs/>
+        </w:rPr>
+        <w:t xml:space="preserve">References:</w:t>
+      </w:r>
+      <w:r>
+        <w:t xml:space="preserve"> </w:t>
+      </w:r>
+      <w:r>
+        <w:t xml:space="preserve">https://developer.wordpress.org/advanced-administration/security/hardening/</w:t>
       </w:r>
     </w:p>
     <w:p>
@@ -1942,15 +1556,14 @@
         </w:pict>
       </w:r>
     </w:p>
-    <w:bookmarkEnd w:id="29"/>
-    <w:bookmarkEnd w:id="30"/>
-    <w:bookmarkStart w:id="36" w:name="php-configuration"/>
-    <w:p>
-      <w:pPr>
-        <w:pStyle w:val="Heading2"/>
-      </w:pPr>
-      <w:r>
-        <w:t xml:space="preserve">2 PHP Configuration</w:t>
+    <w:bookmarkEnd w:id="27"/>
+    <w:bookmarkStart w:id="28" w:name="X2df13cc8d6ddfeb1c3086783e1108c782e81db3"/>
+    <w:p>
+      <w:pPr>
+        <w:pStyle w:val="Heading4"/>
+      </w:pPr>
+      <w:r>
+        <w:t xml:space="preserve">1.5 Ensure rate limiting is configured for all API surfaces</w:t>
       </w:r>
     </w:p>
     <w:p>
@@ -1958,16 +1571,172 @@
         <w:pStyle w:val="FirstParagraph"/>
       </w:pPr>
       <w:r>
-        <w:t xml:space="preserve">This section provides recommendations for securing the PHP runtime environment.</w:t>
-      </w:r>
-    </w:p>
-    <w:bookmarkStart w:id="31" w:name="ensure-expose_php-is-disabled"/>
-    <w:p>
-      <w:pPr>
-        <w:pStyle w:val="Heading4"/>
-      </w:pPr>
-      <w:r>
-        <w:t xml:space="preserve">2.1 Ensure expose_php is disabled</w:t>
+        <w:rPr>
+          <w:b/>
+          <w:bCs/>
+        </w:rPr>
+        <w:t xml:space="preserve">Profile Applicability:</w:t>
+      </w:r>
+      <w:r>
+        <w:t xml:space="preserve"> </w:t>
+      </w:r>
+      <w:r>
+        <w:rPr>
+          <w:b/>
+          <w:bCs/>
+        </w:rPr>
+        <w:t xml:space="preserve">Level 1</w:t>
+      </w:r>
+    </w:p>
+    <w:p>
+      <w:pPr>
+        <w:pStyle w:val="BodyText"/>
+      </w:pPr>
+      <w:r>
+        <w:rPr>
+          <w:b/>
+          <w:bCs/>
+        </w:rPr>
+        <w:t xml:space="preserve">Assessment Status:</w:t>
+      </w:r>
+      <w:r>
+        <w:t xml:space="preserve"> </w:t>
+      </w:r>
+      <w:r>
+        <w:t xml:space="preserve">Automated</w:t>
+      </w:r>
+    </w:p>
+    <w:p>
+      <w:pPr>
+        <w:pStyle w:val="BodyText"/>
+      </w:pPr>
+      <w:r>
+        <w:rPr>
+          <w:b/>
+          <w:bCs/>
+        </w:rPr>
+        <w:t xml:space="preserve">Description:</w:t>
+      </w:r>
+      <w:r>
+        <w:t xml:space="preserve"> </w:t>
+      </w:r>
+      <w:r>
+        <w:t xml:space="preserve">HTTP request rate limiting should be applied to all authentication and API endpoints, including</w:t>
+      </w:r>
+      <w:r>
+        <w:t xml:space="preserve"> </w:t>
+      </w:r>
+      <w:r>
+        <w:rPr>
+          <w:rStyle w:val="VerbatimChar"/>
+        </w:rPr>
+        <w:t xml:space="preserve">wp-login.php</w:t>
+      </w:r>
+      <w:r>
+        <w:t xml:space="preserve">,</w:t>
+      </w:r>
+      <w:r>
+        <w:t xml:space="preserve"> </w:t>
+      </w:r>
+      <w:r>
+        <w:rPr>
+          <w:rStyle w:val="VerbatimChar"/>
+        </w:rPr>
+        <w:t xml:space="preserve">xmlrpc.php</w:t>
+      </w:r>
+      <w:r>
+        <w:t xml:space="preserve">, and the WordPress REST API (</w:t>
+      </w:r>
+      <w:r>
+        <w:rPr>
+          <w:rStyle w:val="VerbatimChar"/>
+        </w:rPr>
+        <w:t xml:space="preserve">/wp-json/</w:t>
+      </w:r>
+      <w:r>
+        <w:t xml:space="preserve">).</w:t>
+      </w:r>
+    </w:p>
+    <w:p>
+      <w:pPr>
+        <w:pStyle w:val="BodyText"/>
+      </w:pPr>
+      <w:r>
+        <w:rPr>
+          <w:b/>
+          <w:bCs/>
+        </w:rPr>
+        <w:t xml:space="preserve">Rationale:</w:t>
+      </w:r>
+      <w:r>
+        <w:t xml:space="preserve"> </w:t>
+      </w:r>
+      <w:r>
+        <w:t xml:space="preserve">WordPress authentication and API interfaces are primary targets for automated brute-force and resource exhaustion attacks. Comprehensive rate limiting across all entry points reduces the effectiveness of these attacks and protects server resources.</w:t>
+      </w:r>
+    </w:p>
+    <w:p>
+      <w:pPr>
+        <w:pStyle w:val="BodyText"/>
+      </w:pPr>
+      <w:r>
+        <w:rPr>
+          <w:b/>
+          <w:bCs/>
+        </w:rPr>
+        <w:t xml:space="preserve">Impact:</w:t>
+      </w:r>
+      <w:r>
+        <w:t xml:space="preserve"> </w:t>
+      </w:r>
+      <w:r>
+        <w:t xml:space="preserve">Aggressive rate limiting may lock out legitimate users or break third-party integrations (e.g., decoupled front-ends) if not configured with appropriate burst allowances and allowlist exceptions.</w:t>
+      </w:r>
+    </w:p>
+    <w:p>
+      <w:pPr>
+        <w:pStyle w:val="BodyText"/>
+      </w:pPr>
+      <w:r>
+        <w:rPr>
+          <w:b/>
+          <w:bCs/>
+        </w:rPr>
+        <w:t xml:space="preserve">Audit:</w:t>
+      </w:r>
+    </w:p>
+    <w:p>
+      <w:pPr>
+        <w:pStyle w:val="BodyText"/>
+      </w:pPr>
+      <w:r>
+        <w:t xml:space="preserve">For Nginx, check for</w:t>
+      </w:r>
+      <w:r>
+        <w:t xml:space="preserve"> </w:t>
+      </w:r>
+      <w:r>
+        <w:rPr>
+          <w:rStyle w:val="VerbatimChar"/>
+        </w:rPr>
+        <w:t xml:space="preserve">limit_req</w:t>
+      </w:r>
+      <w:r>
+        <w:t xml:space="preserve"> </w:t>
+      </w:r>
+      <w:r>
+        <w:t xml:space="preserve">configuration:</w:t>
+      </w:r>
+    </w:p>
+    <w:p>
+      <w:pPr>
+        <w:pStyle w:val="SourceCode"/>
+      </w:pPr>
+      <w:r>
+        <w:rPr>
+          <w:rStyle w:val="VerbatimChar"/>
+        </w:rPr>
+        <w:t xml:space="preserve">$ grep -r 'limit_req' /etc/nginx/</w:t>
       </w:r>
     </w:p>
     <w:p>
@@ -1975,87 +1744,27 @@
         <w:pStyle w:val="FirstParagraph"/>
       </w:pPr>
       <w:r>
-        <w:rPr>
-          <w:b/>
-          <w:bCs/>
-        </w:rPr>
-        <w:t xml:space="preserve">Profile Applicability:</w:t>
-      </w:r>
-      <w:r>
-        <w:t xml:space="preserve"> </w:t>
-      </w:r>
-      <w:r>
-        <w:rPr>
-          <w:b/>
-          <w:bCs/>
-        </w:rPr>
-        <w:t xml:space="preserve">Level 1</w:t>
-      </w:r>
-    </w:p>
-    <w:p>
-      <w:pPr>
-        <w:pStyle w:val="BodyText"/>
-      </w:pPr>
-      <w:r>
-        <w:rPr>
-          <w:b/>
-          <w:bCs/>
-        </w:rPr>
-        <w:t xml:space="preserve">Assessment Status:</w:t>
-      </w:r>
-      <w:r>
-        <w:t xml:space="preserve"> </w:t>
-      </w:r>
-      <w:r>
-        <w:t xml:space="preserve">Automated</w:t>
-      </w:r>
-    </w:p>
-    <w:p>
-      <w:pPr>
-        <w:pStyle w:val="BodyText"/>
-      </w:pPr>
-      <w:r>
-        <w:rPr>
-          <w:b/>
-          <w:bCs/>
-        </w:rPr>
-        <w:t xml:space="preserve">Description:</w:t>
-      </w:r>
-      <w:r>
-        <w:t xml:space="preserve"> </w:t>
-      </w:r>
-      <w:r>
-        <w:t xml:space="preserve">The expose_php directive in php.ini must be set to Off. This prevents PHP from disclosing its presence and version in HTTP response headers (X-Powered-By).</w:t>
-      </w:r>
-    </w:p>
-    <w:p>
-      <w:pPr>
-        <w:pStyle w:val="BodyText"/>
-      </w:pPr>
-      <w:r>
-        <w:rPr>
-          <w:b/>
-          <w:bCs/>
-        </w:rPr>
-        <w:t xml:space="preserve">Rationale:</w:t>
-      </w:r>
-      <w:r>
-        <w:t xml:space="preserve"> </w:t>
-      </w:r>
-      <w:r>
-        <w:t xml:space="preserve">Version information assists attackers in identifying vulnerabilities specific to the running PHP version.</w:t>
-      </w:r>
-    </w:p>
-    <w:p>
-      <w:pPr>
-        <w:pStyle w:val="BodyText"/>
-      </w:pPr>
-      <w:r>
-        <w:rPr>
-          <w:b/>
-          <w:bCs/>
-        </w:rPr>
-        <w:t xml:space="preserve">Audit:</w:t>
+        <w:t xml:space="preserve">Verify rate limiting zones are defined and applied to login, XML-RPC, and REST API locations.</w:t>
+      </w:r>
+    </w:p>
+    <w:p>
+      <w:pPr>
+        <w:pStyle w:val="BodyText"/>
+      </w:pPr>
+      <w:r>
+        <w:rPr>
+          <w:b/>
+          <w:bCs/>
+        </w:rPr>
+        <w:t xml:space="preserve">Remediation:</w:t>
+      </w:r>
+    </w:p>
+    <w:p>
+      <w:pPr>
+        <w:pStyle w:val="BodyText"/>
+      </w:pPr>
+      <w:r>
+        <w:t xml:space="preserve">For Nginx, define rate limiting zones and apply them to the relevant locations:</w:t>
       </w:r>
     </w:p>
     <w:p>
@@ -2066,7 +1775,151 @@
         <w:rPr>
           <w:rStyle w:val="VerbatimChar"/>
         </w:rPr>
-        <w:t xml:space="preserve">$ php -i | grep expose_php</w:t>
+        <w:t xml:space="preserve"># In http block:</w:t>
+      </w:r>
+      <w:r>
+        <w:br/>
+      </w:r>
+      <w:r>
+        <w:rPr>
+          <w:rStyle w:val="VerbatimChar"/>
+        </w:rPr>
+        <w:t xml:space="preserve">limit_req_zone $binary_remote_addr zone=wplogin:10m rate=1r/s;</w:t>
+      </w:r>
+      <w:r>
+        <w:br/>
+      </w:r>
+      <w:r>
+        <w:rPr>
+          <w:rStyle w:val="VerbatimChar"/>
+        </w:rPr>
+        <w:t xml:space="preserve">limit_req_zone $binary_remote_addr zone=wpapi:10m rate=5r/s;</w:t>
+      </w:r>
+      <w:r>
+        <w:br/>
+      </w:r>
+      <w:r>
+        <w:br/>
+      </w:r>
+      <w:r>
+        <w:rPr>
+          <w:rStyle w:val="VerbatimChar"/>
+        </w:rPr>
+        <w:t xml:space="preserve"># In server block:</w:t>
+      </w:r>
+      <w:r>
+        <w:br/>
+      </w:r>
+      <w:r>
+        <w:rPr>
+          <w:rStyle w:val="VerbatimChar"/>
+        </w:rPr>
+        <w:t xml:space="preserve">location = /wp-login.php {</w:t>
+      </w:r>
+      <w:r>
+        <w:br/>
+      </w:r>
+      <w:r>
+        <w:rPr>
+          <w:rStyle w:val="VerbatimChar"/>
+        </w:rPr>
+        <w:t xml:space="preserve">    limit_req zone=wplogin burst=3 nodelay;</w:t>
+      </w:r>
+      <w:r>
+        <w:br/>
+      </w:r>
+      <w:r>
+        <w:rPr>
+          <w:rStyle w:val="VerbatimChar"/>
+        </w:rPr>
+        <w:t xml:space="preserve">    # ... PHP processing ...</w:t>
+      </w:r>
+      <w:r>
+        <w:br/>
+      </w:r>
+      <w:r>
+        <w:rPr>
+          <w:rStyle w:val="VerbatimChar"/>
+        </w:rPr>
+        <w:t xml:space="preserve">}</w:t>
+      </w:r>
+      <w:r>
+        <w:br/>
+      </w:r>
+      <w:r>
+        <w:br/>
+      </w:r>
+      <w:r>
+        <w:rPr>
+          <w:rStyle w:val="VerbatimChar"/>
+        </w:rPr>
+        <w:t xml:space="preserve">location = /xmlrpc.php {</w:t>
+      </w:r>
+      <w:r>
+        <w:br/>
+      </w:r>
+      <w:r>
+        <w:rPr>
+          <w:rStyle w:val="VerbatimChar"/>
+        </w:rPr>
+        <w:t xml:space="preserve">    limit_req zone=wplogin burst=3 nodelay;</w:t>
+      </w:r>
+      <w:r>
+        <w:br/>
+      </w:r>
+      <w:r>
+        <w:rPr>
+          <w:rStyle w:val="VerbatimChar"/>
+        </w:rPr>
+        <w:t xml:space="preserve">    # ... PHP processing ...</w:t>
+      </w:r>
+      <w:r>
+        <w:br/>
+      </w:r>
+      <w:r>
+        <w:rPr>
+          <w:rStyle w:val="VerbatimChar"/>
+        </w:rPr>
+        <w:t xml:space="preserve">}</w:t>
+      </w:r>
+      <w:r>
+        <w:br/>
+      </w:r>
+      <w:r>
+        <w:br/>
+      </w:r>
+      <w:r>
+        <w:rPr>
+          <w:rStyle w:val="VerbatimChar"/>
+        </w:rPr>
+        <w:t xml:space="preserve">location ~ ^/wp-json/ {</w:t>
+      </w:r>
+      <w:r>
+        <w:br/>
+      </w:r>
+      <w:r>
+        <w:rPr>
+          <w:rStyle w:val="VerbatimChar"/>
+        </w:rPr>
+        <w:t xml:space="preserve">    limit_req zone=wpapi burst=10 nodelay;</w:t>
+      </w:r>
+      <w:r>
+        <w:br/>
+      </w:r>
+      <w:r>
+        <w:rPr>
+          <w:rStyle w:val="VerbatimChar"/>
+        </w:rPr>
+        <w:t xml:space="preserve">    # ... PHP processing ...</w:t>
+      </w:r>
+      <w:r>
+        <w:br/>
+      </w:r>
+      <w:r>
+        <w:rPr>
+          <w:rStyle w:val="VerbatimChar"/>
+        </w:rPr>
+        <w:t xml:space="preserve">}</w:t>
       </w:r>
     </w:p>
     <w:p>
@@ -2074,62 +1927,6 @@
         <w:pStyle w:val="FirstParagraph"/>
       </w:pPr>
       <w:r>
-        <w:t xml:space="preserve">Verify the output shows</w:t>
-      </w:r>
-      <w:r>
-        <w:t xml:space="preserve"> </w:t>
-      </w:r>
-      <w:r>
-        <w:t xml:space="preserve">‘expose_php =&gt; Off =&gt; Off’</w:t>
-      </w:r>
-      <w:r>
-        <w:t xml:space="preserve">.</w:t>
-      </w:r>
-    </w:p>
-    <w:p>
-      <w:pPr>
-        <w:pStyle w:val="BodyText"/>
-      </w:pPr>
-      <w:r>
-        <w:rPr>
-          <w:b/>
-          <w:bCs/>
-        </w:rPr>
-        <w:t xml:space="preserve">Remediation:</w:t>
-      </w:r>
-    </w:p>
-    <w:p>
-      <w:pPr>
-        <w:pStyle w:val="BodyText"/>
-      </w:pPr>
-      <w:r>
-        <w:t xml:space="preserve">In php.ini:</w:t>
-      </w:r>
-    </w:p>
-    <w:p>
-      <w:pPr>
-        <w:pStyle w:val="SourceCode"/>
-      </w:pPr>
-      <w:r>
-        <w:rPr>
-          <w:rStyle w:val="VerbatimChar"/>
-        </w:rPr>
-        <w:t xml:space="preserve">expose_php = Off</w:t>
-      </w:r>
-    </w:p>
-    <w:p>
-      <w:pPr>
-        <w:pStyle w:val="FirstParagraph"/>
-      </w:pPr>
-      <w:r>
-        <w:t xml:space="preserve">Restart PHP-FPM or the web server.</w:t>
-      </w:r>
-    </w:p>
-    <w:p>
-      <w:pPr>
-        <w:pStyle w:val="BodyText"/>
-      </w:pPr>
-      <w:r>
         <w:rPr>
           <w:b/>
           <w:bCs/>
@@ -2140,7 +1937,7 @@
         <w:t xml:space="preserve"> </w:t>
       </w:r>
       <w:r>
-        <w:t xml:space="preserve">expose_php = On</w:t>
+        <w:t xml:space="preserve">No rate limiting is configured by default.</w:t>
       </w:r>
     </w:p>
     <w:p>
@@ -2150,14 +1947,32 @@
         </w:pict>
       </w:r>
     </w:p>
-    <w:bookmarkEnd w:id="31"/>
-    <w:bookmarkStart w:id="32" w:name="X6d8545390b8ff6f86e463d23dc04788800728c6"/>
+    <w:bookmarkEnd w:id="28"/>
+    <w:bookmarkEnd w:id="29"/>
+    <w:bookmarkStart w:id="35" w:name="php-configuration"/>
+    <w:p>
+      <w:pPr>
+        <w:pStyle w:val="Heading2"/>
+      </w:pPr>
+      <w:r>
+        <w:t xml:space="preserve">2 PHP Configuration</w:t>
+      </w:r>
+    </w:p>
+    <w:p>
+      <w:pPr>
+        <w:pStyle w:val="FirstParagraph"/>
+      </w:pPr>
+      <w:r>
+        <w:t xml:space="preserve">This section provides recommendations for securing the PHP runtime environment.</w:t>
+      </w:r>
+    </w:p>
+    <w:bookmarkStart w:id="30" w:name="ensure-expose_php-is-disabled"/>
     <w:p>
       <w:pPr>
         <w:pStyle w:val="Heading4"/>
       </w:pPr>
       <w:r>
-        <w:t xml:space="preserve">2.2 Ensure display_errors is disabled in production</w:t>
+        <w:t xml:space="preserve">2.1 Ensure expose_php is disabled</w:t>
       </w:r>
     </w:p>
     <w:p>
@@ -2215,7 +2030,7 @@
         <w:t xml:space="preserve"> </w:t>
       </w:r>
       <w:r>
-        <w:t xml:space="preserve">The display_errors directive must be set to Off in production environments. PHP errors should be logged to a file, not displayed to users.</w:t>
+        <w:t xml:space="preserve">The expose_php directive in php.ini must be set to Off. This prevents PHP from disclosing its presence and version in HTTP response headers (X-Powered-By).</w:t>
       </w:r>
     </w:p>
     <w:p>
@@ -2233,7 +2048,7 @@
         <w:t xml:space="preserve"> </w:t>
       </w:r>
       <w:r>
-        <w:t xml:space="preserve">Displayed PHP errors can reveal file paths, database connection details, and application structure to attackers.</w:t>
+        <w:t xml:space="preserve">Version information assists attackers in identifying vulnerabilities specific to the running PHP version.</w:t>
       </w:r>
     </w:p>
     <w:p>
@@ -2256,7 +2071,7 @@
         <w:rPr>
           <w:rStyle w:val="VerbatimChar"/>
         </w:rPr>
-        <w:t xml:space="preserve">$ php -i | grep display_errors</w:t>
+        <w:t xml:space="preserve">$ php -i | grep expose_php</w:t>
       </w:r>
     </w:p>
     <w:p>
@@ -2264,13 +2079,13 @@
         <w:pStyle w:val="FirstParagraph"/>
       </w:pPr>
       <w:r>
-        <w:t xml:space="preserve">Verify:</w:t>
-      </w:r>
-      <w:r>
-        <w:t xml:space="preserve"> </w:t>
-      </w:r>
-      <w:r>
-        <w:t xml:space="preserve">‘display_errors =&gt; Off =&gt; Off’</w:t>
+        <w:t xml:space="preserve">Verify the output shows</w:t>
+      </w:r>
+      <w:r>
+        <w:t xml:space="preserve"> </w:t>
+      </w:r>
+      <w:r>
+        <w:t xml:space="preserve">‘expose_php =&gt; Off =&gt; Off’</w:t>
       </w:r>
       <w:r>
         <w:t xml:space="preserve">.</w:t>
@@ -2304,29 +2119,7 @@
         <w:rPr>
           <w:rStyle w:val="VerbatimChar"/>
         </w:rPr>
-        <w:t xml:space="preserve">display_errors = Off</w:t>
-      </w:r>
-    </w:p>
-    <w:p>
-      <w:pPr>
-        <w:pStyle w:val="SourceCode"/>
-      </w:pPr>
-      <w:r>
-        <w:rPr>
-          <w:rStyle w:val="VerbatimChar"/>
-        </w:rPr>
-        <w:t xml:space="preserve">log_errors = On</w:t>
-      </w:r>
-    </w:p>
-    <w:p>
-      <w:pPr>
-        <w:pStyle w:val="SourceCode"/>
-      </w:pPr>
-      <w:r>
-        <w:rPr>
-          <w:rStyle w:val="VerbatimChar"/>
-        </w:rPr>
-        <w:t xml:space="preserve">error_log = /var/log/php/error.log</w:t>
+        <w:t xml:space="preserve">expose_php = Off</w:t>
       </w:r>
     </w:p>
     <w:p>
@@ -2334,6 +2127,14 @@
         <w:pStyle w:val="FirstParagraph"/>
       </w:pPr>
       <w:r>
+        <w:t xml:space="preserve">Restart PHP-FPM or the web server.</w:t>
+      </w:r>
+    </w:p>
+    <w:p>
+      <w:pPr>
+        <w:pStyle w:val="BodyText"/>
+      </w:pPr>
+      <w:r>
         <w:rPr>
           <w:b/>
           <w:bCs/>
@@ -2344,7 +2145,7 @@
         <w:t xml:space="preserve"> </w:t>
       </w:r>
       <w:r>
-        <w:t xml:space="preserve">display_errors = On in development configurations.</w:t>
+        <w:t xml:space="preserve">expose_php = On</w:t>
       </w:r>
     </w:p>
     <w:p>
@@ -2354,14 +2155,14 @@
         </w:pict>
       </w:r>
     </w:p>
-    <w:bookmarkEnd w:id="32"/>
-    <w:bookmarkStart w:id="33" w:name="X6766e48cbff5daaa4af97004511b8d9ff4d7796"/>
+    <w:bookmarkEnd w:id="30"/>
+    <w:bookmarkStart w:id="31" w:name="X6d8545390b8ff6f86e463d23dc04788800728c6"/>
     <w:p>
       <w:pPr>
         <w:pStyle w:val="Heading4"/>
       </w:pPr>
       <w:r>
-        <w:t xml:space="preserve">2.3 Ensure dangerous PHP functions are disabled</w:t>
+        <w:t xml:space="preserve">2.2 Ensure display_errors is disabled in production</w:t>
       </w:r>
     </w:p>
     <w:p>
@@ -2419,7 +2220,7 @@
         <w:t xml:space="preserve"> </w:t>
       </w:r>
       <w:r>
-        <w:t xml:space="preserve">PHP functions that allow arbitrary command execution, code evaluation, or information disclosure should be disabled unless specifically required.</w:t>
+        <w:t xml:space="preserve">The display_errors directive must be set to Off in production environments. PHP errors should be logged to a file, not displayed to users.</w:t>
       </w:r>
     </w:p>
     <w:p>
@@ -2437,49 +2238,44 @@
         <w:t xml:space="preserve"> </w:t>
       </w:r>
       <w:r>
-        <w:t xml:space="preserve">If an attacker achieves code execution (e.g., through a vulnerable plugin), these functions enable them to execute system commands, read arbitrary files, or escalate the attack.</w:t>
-      </w:r>
-    </w:p>
-    <w:p>
-      <w:pPr>
-        <w:pStyle w:val="BodyText"/>
-      </w:pPr>
-      <w:r>
-        <w:rPr>
-          <w:b/>
-          <w:bCs/>
-        </w:rPr>
-        <w:t xml:space="preserve">Impact:</w:t>
-      </w:r>
-      <w:r>
-        <w:t xml:space="preserve"> </w:t>
-      </w:r>
-      <w:r>
-        <w:t xml:space="preserve">Some WordPress plugins may require specific functions. Test thoroughly before deploying. The</w:t>
-      </w:r>
-      <w:r>
-        <w:t xml:space="preserve"> </w:t>
-      </w:r>
-      <w:r>
-        <w:rPr>
-          <w:rStyle w:val="VerbatimChar"/>
-        </w:rPr>
-        <w:t xml:space="preserve">eval()</w:t>
-      </w:r>
-      <w:r>
-        <w:t xml:space="preserve"> </w:t>
-      </w:r>
-      <w:r>
-        <w:t xml:space="preserve">function is a language construct and cannot be disabled via</w:t>
-      </w:r>
-      <w:r>
-        <w:t xml:space="preserve"> </w:t>
-      </w:r>
-      <w:r>
-        <w:rPr>
-          <w:rStyle w:val="VerbatimChar"/>
-        </w:rPr>
-        <w:t xml:space="preserve">disable_functions</w:t>
+        <w:t xml:space="preserve">Displayed PHP errors can reveal file paths, database connection details, and application structure to attackers.</w:t>
+      </w:r>
+    </w:p>
+    <w:p>
+      <w:pPr>
+        <w:pStyle w:val="BodyText"/>
+      </w:pPr>
+      <w:r>
+        <w:rPr>
+          <w:b/>
+          <w:bCs/>
+        </w:rPr>
+        <w:t xml:space="preserve">Audit:</w:t>
+      </w:r>
+    </w:p>
+    <w:p>
+      <w:pPr>
+        <w:pStyle w:val="SourceCode"/>
+      </w:pPr>
+      <w:r>
+        <w:rPr>
+          <w:rStyle w:val="VerbatimChar"/>
+        </w:rPr>
+        <w:t xml:space="preserve">$ php -i | grep display_errors</w:t>
+      </w:r>
+    </w:p>
+    <w:p>
+      <w:pPr>
+        <w:pStyle w:val="FirstParagraph"/>
+      </w:pPr>
+      <w:r>
+        <w:t xml:space="preserve">Verify:</w:t>
+      </w:r>
+      <w:r>
+        <w:t xml:space="preserve"> </w:t>
+      </w:r>
+      <w:r>
+        <w:t xml:space="preserve">‘display_errors =&gt; Off =&gt; Off’</w:t>
       </w:r>
       <w:r>
         <w:t xml:space="preserve">.</w:t>
@@ -2494,71 +2290,15 @@
           <w:b/>
           <w:bCs/>
         </w:rPr>
-        <w:t xml:space="preserve">Recommendation (Level 2):</w:t>
-      </w:r>
-      <w:r>
-        <w:t xml:space="preserve"> </w:t>
-      </w:r>
-      <w:r>
-        <w:t xml:space="preserve">For high-security environments, consider using a PHP security extension like</w:t>
-      </w:r>
-      <w:r>
-        <w:t xml:space="preserve"> </w:t>
-      </w:r>
-      <w:r>
-        <w:rPr>
-          <w:b/>
-          <w:bCs/>
-        </w:rPr>
-        <w:t xml:space="preserve">Snuffleupagus</w:t>
-      </w:r>
-      <w:r>
-        <w:t xml:space="preserve"> </w:t>
-      </w:r>
-      <w:r>
-        <w:t xml:space="preserve">to mitigate</w:t>
-      </w:r>
-      <w:r>
-        <w:t xml:space="preserve"> </w:t>
-      </w:r>
-      <w:r>
-        <w:rPr>
-          <w:rStyle w:val="VerbatimChar"/>
-        </w:rPr>
-        <w:t xml:space="preserve">eval()</w:t>
-      </w:r>
-      <w:r>
-        <w:t xml:space="preserve"> </w:t>
-      </w:r>
-      <w:r>
-        <w:t xml:space="preserve">and provide additional hardening that</w:t>
-      </w:r>
-      <w:r>
-        <w:t xml:space="preserve"> </w:t>
-      </w:r>
-      <w:r>
-        <w:rPr>
-          <w:rStyle w:val="VerbatimChar"/>
-        </w:rPr>
-        <w:t xml:space="preserve">disable_functions</w:t>
-      </w:r>
-      <w:r>
-        <w:t xml:space="preserve"> </w:t>
-      </w:r>
-      <w:r>
-        <w:t xml:space="preserve">cannot achieve.</w:t>
-      </w:r>
-    </w:p>
-    <w:p>
-      <w:pPr>
-        <w:pStyle w:val="BodyText"/>
-      </w:pPr>
-      <w:r>
-        <w:rPr>
-          <w:b/>
-          <w:bCs/>
-        </w:rPr>
-        <w:t xml:space="preserve">Audit:</w:t>
+        <w:t xml:space="preserve">Remediation:</w:t>
+      </w:r>
+    </w:p>
+    <w:p>
+      <w:pPr>
+        <w:pStyle w:val="BodyText"/>
+      </w:pPr>
+      <w:r>
+        <w:t xml:space="preserve">In php.ini:</w:t>
       </w:r>
     </w:p>
     <w:p>
@@ -2569,7 +2309,29 @@
         <w:rPr>
           <w:rStyle w:val="VerbatimChar"/>
         </w:rPr>
-        <w:t xml:space="preserve">$ php -i | grep disable_functions</w:t>
+        <w:t xml:space="preserve">display_errors = Off</w:t>
+      </w:r>
+    </w:p>
+    <w:p>
+      <w:pPr>
+        <w:pStyle w:val="SourceCode"/>
+      </w:pPr>
+      <w:r>
+        <w:rPr>
+          <w:rStyle w:val="VerbatimChar"/>
+        </w:rPr>
+        <w:t xml:space="preserve">log_errors = On</w:t>
+      </w:r>
+    </w:p>
+    <w:p>
+      <w:pPr>
+        <w:pStyle w:val="SourceCode"/>
+      </w:pPr>
+      <w:r>
+        <w:rPr>
+          <w:rStyle w:val="VerbatimChar"/>
+        </w:rPr>
+        <w:t xml:space="preserve">error_log = /var/log/php/error.log</w:t>
       </w:r>
     </w:p>
     <w:p>
@@ -2577,45 +2339,6 @@
         <w:pStyle w:val="FirstParagraph"/>
       </w:pPr>
       <w:r>
-        <w:t xml:space="preserve">Verify the output includes dangerous functions.</w:t>
-      </w:r>
-    </w:p>
-    <w:p>
-      <w:pPr>
-        <w:pStyle w:val="BodyText"/>
-      </w:pPr>
-      <w:r>
-        <w:rPr>
-          <w:b/>
-          <w:bCs/>
-        </w:rPr>
-        <w:t xml:space="preserve">Remediation:</w:t>
-      </w:r>
-    </w:p>
-    <w:p>
-      <w:pPr>
-        <w:pStyle w:val="BodyText"/>
-      </w:pPr>
-      <w:r>
-        <w:t xml:space="preserve">In php.ini:</w:t>
-      </w:r>
-    </w:p>
-    <w:p>
-      <w:pPr>
-        <w:pStyle w:val="SourceCode"/>
-      </w:pPr>
-      <w:r>
-        <w:rPr>
-          <w:rStyle w:val="VerbatimChar"/>
-        </w:rPr>
-        <w:t xml:space="preserve">disable_functions = exec,passthru,shell_exec,system,proc_open,popen,curl_multi_exec,parse_ini_file,show_source,pcntl_exec</w:t>
-      </w:r>
-    </w:p>
-    <w:p>
-      <w:pPr>
-        <w:pStyle w:val="FirstParagraph"/>
-      </w:pPr>
-      <w:r>
         <w:rPr>
           <w:b/>
           <w:bCs/>
@@ -2626,7 +2349,7 @@
         <w:t xml:space="preserve"> </w:t>
       </w:r>
       <w:r>
-        <w:t xml:space="preserve">No functions are disabled by default.</w:t>
+        <w:t xml:space="preserve">display_errors = On in development configurations.</w:t>
       </w:r>
     </w:p>
     <w:p>
@@ -2636,14 +2359,14 @@
         </w:pict>
       </w:r>
     </w:p>
-    <w:bookmarkEnd w:id="33"/>
-    <w:bookmarkStart w:id="34" w:name="X3dd4d75ec865e79b96479ee4aa4d8525fd8e21b"/>
+    <w:bookmarkEnd w:id="31"/>
+    <w:bookmarkStart w:id="32" w:name="X6766e48cbff5daaa4af97004511b8d9ff4d7796"/>
     <w:p>
       <w:pPr>
         <w:pStyle w:val="Heading4"/>
       </w:pPr>
       <w:r>
-        <w:t xml:space="preserve">2.4 Ensure open_basedir restricts file access</w:t>
+        <w:t xml:space="preserve">2.3 Ensure dangerous PHP functions are disabled</w:t>
       </w:r>
     </w:p>
     <w:p>
@@ -2665,7 +2388,7 @@
           <w:b/>
           <w:bCs/>
         </w:rPr>
-        <w:t xml:space="preserve">Level 2</w:t>
+        <w:t xml:space="preserve">Level 1</w:t>
       </w:r>
     </w:p>
     <w:p>
@@ -2701,7 +2424,7 @@
         <w:t xml:space="preserve"> </w:t>
       </w:r>
       <w:r>
-        <w:t xml:space="preserve">The open_basedir directive should restrict PHP file operations to the WordPress installation directory and required system paths only.</w:t>
+        <w:t xml:space="preserve">PHP functions that allow arbitrary command execution, code evaluation, or information disclosure should be disabled unless specifically required.</w:t>
       </w:r>
     </w:p>
     <w:p>
@@ -2719,7 +2442,7 @@
         <w:t xml:space="preserve"> </w:t>
       </w:r>
       <w:r>
-        <w:t xml:space="preserve">open_basedir prevents PHP code from reading or writing files outside the defined directory tree, limiting the impact of a file inclusion or traversal vulnerability.</w:t>
+        <w:t xml:space="preserve">If an attacker achieves code execution (e.g., through a vulnerable plugin), these functions enable them to execute system commands, read arbitrary files, or escalate the attack.</w:t>
       </w:r>
     </w:p>
     <w:p>
@@ -2737,7 +2460,98 @@
         <w:t xml:space="preserve"> </w:t>
       </w:r>
       <w:r>
-        <w:t xml:space="preserve">Must include the WordPress root, /tmp (for file uploads), and the PHP session directory. Incorrect configuration will break WordPress.</w:t>
+        <w:t xml:space="preserve">Some WordPress plugins may require specific functions. Test thoroughly before deploying. The</w:t>
+      </w:r>
+      <w:r>
+        <w:t xml:space="preserve"> </w:t>
+      </w:r>
+      <w:r>
+        <w:rPr>
+          <w:rStyle w:val="VerbatimChar"/>
+        </w:rPr>
+        <w:t xml:space="preserve">eval()</w:t>
+      </w:r>
+      <w:r>
+        <w:t xml:space="preserve"> </w:t>
+      </w:r>
+      <w:r>
+        <w:t xml:space="preserve">function is a language construct and cannot be disabled via</w:t>
+      </w:r>
+      <w:r>
+        <w:t xml:space="preserve"> </w:t>
+      </w:r>
+      <w:r>
+        <w:rPr>
+          <w:rStyle w:val="VerbatimChar"/>
+        </w:rPr>
+        <w:t xml:space="preserve">disable_functions</w:t>
+      </w:r>
+      <w:r>
+        <w:t xml:space="preserve">.</w:t>
+      </w:r>
+    </w:p>
+    <w:p>
+      <w:pPr>
+        <w:pStyle w:val="BodyText"/>
+      </w:pPr>
+      <w:r>
+        <w:rPr>
+          <w:b/>
+          <w:bCs/>
+        </w:rPr>
+        <w:t xml:space="preserve">Recommendation (Level 2):</w:t>
+      </w:r>
+      <w:r>
+        <w:t xml:space="preserve"> </w:t>
+      </w:r>
+      <w:r>
+        <w:t xml:space="preserve">For high-security environments, consider using a PHP security extension like</w:t>
+      </w:r>
+      <w:r>
+        <w:t xml:space="preserve"> </w:t>
+      </w:r>
+      <w:r>
+        <w:rPr>
+          <w:b/>
+          <w:bCs/>
+        </w:rPr>
+        <w:t xml:space="preserve">Snuffleupagus</w:t>
+      </w:r>
+      <w:r>
+        <w:t xml:space="preserve"> </w:t>
+      </w:r>
+      <w:r>
+        <w:t xml:space="preserve">to mitigate</w:t>
+      </w:r>
+      <w:r>
+        <w:t xml:space="preserve"> </w:t>
+      </w:r>
+      <w:r>
+        <w:rPr>
+          <w:rStyle w:val="VerbatimChar"/>
+        </w:rPr>
+        <w:t xml:space="preserve">eval()</w:t>
+      </w:r>
+      <w:r>
+        <w:t xml:space="preserve"> </w:t>
+      </w:r>
+      <w:r>
+        <w:t xml:space="preserve">and provide additional hardening that</w:t>
+      </w:r>
+      <w:r>
+        <w:t xml:space="preserve"> </w:t>
+      </w:r>
+      <w:r>
+        <w:rPr>
+          <w:rStyle w:val="VerbatimChar"/>
+        </w:rPr>
+        <w:t xml:space="preserve">disable_functions</w:t>
+      </w:r>
+      <w:r>
+        <w:t xml:space="preserve"> </w:t>
+      </w:r>
+      <w:r>
+        <w:t xml:space="preserve">cannot achieve.</w:t>
       </w:r>
     </w:p>
     <w:p>
@@ -2760,7 +2574,7 @@
         <w:rPr>
           <w:rStyle w:val="VerbatimChar"/>
         </w:rPr>
-        <w:t xml:space="preserve">$ php -i | grep open_basedir</w:t>
+        <w:t xml:space="preserve">$ php -i | grep disable_functions</w:t>
       </w:r>
     </w:p>
     <w:p>
@@ -2768,7 +2582,7 @@
         <w:pStyle w:val="FirstParagraph"/>
       </w:pPr>
       <w:r>
-        <w:t xml:space="preserve">Verify a restricted path is configured.</w:t>
+        <w:t xml:space="preserve">Verify the output includes dangerous functions.</w:t>
       </w:r>
     </w:p>
     <w:p>
@@ -2788,7 +2602,7 @@
         <w:pStyle w:val="BodyText"/>
       </w:pPr>
       <w:r>
-        <w:t xml:space="preserve">In the PHP-FPM pool configuration or php.ini:</w:t>
+        <w:t xml:space="preserve">In php.ini:</w:t>
       </w:r>
     </w:p>
     <w:p>
@@ -2799,7 +2613,7 @@
         <w:rPr>
           <w:rStyle w:val="VerbatimChar"/>
         </w:rPr>
-        <w:t xml:space="preserve">open_basedir = /var/www/example.com:/tmp:/usr/share/php</w:t>
+        <w:t xml:space="preserve">disable_functions = exec,passthru,shell_exec,system,proc_open,popen,curl_multi_exec,parse_ini_file,show_source,pcntl_exec</w:t>
       </w:r>
     </w:p>
     <w:p>
@@ -2817,7 +2631,7 @@
         <w:t xml:space="preserve"> </w:t>
       </w:r>
       <w:r>
-        <w:t xml:space="preserve">open_basedir is not set (unrestricted).</w:t>
+        <w:t xml:space="preserve">No functions are disabled by default.</w:t>
       </w:r>
     </w:p>
     <w:p>
@@ -2827,14 +2641,14 @@
         </w:pict>
       </w:r>
     </w:p>
-    <w:bookmarkEnd w:id="34"/>
-    <w:bookmarkStart w:id="35" w:name="X55182ffca8bf9a86f4f303ba4cdd1d54fb306f0"/>
+    <w:bookmarkEnd w:id="32"/>
+    <w:bookmarkStart w:id="33" w:name="X3dd4d75ec865e79b96479ee4aa4d8525fd8e21b"/>
     <w:p>
       <w:pPr>
         <w:pStyle w:val="Heading4"/>
       </w:pPr>
       <w:r>
-        <w:t xml:space="preserve">2.5 Ensure PHP session security is configured</w:t>
+        <w:t xml:space="preserve">2.4 Ensure open_basedir restricts file access</w:t>
       </w:r>
     </w:p>
     <w:p>
@@ -2856,7 +2670,7 @@
           <w:b/>
           <w:bCs/>
         </w:rPr>
-        <w:t xml:space="preserve">Level 1</w:t>
+        <w:t xml:space="preserve">Level 2</w:t>
       </w:r>
     </w:p>
     <w:p>
@@ -2892,7 +2706,7 @@
         <w:t xml:space="preserve"> </w:t>
       </w:r>
       <w:r>
-        <w:t xml:space="preserve">PHP session configuration should enforce secure defaults: cookies marked Secure, HttpOnly, and SameSite=Lax or Strict. Session ID entropy and hashing should use strong algorithms.</w:t>
+        <w:t xml:space="preserve">The open_basedir directive should restrict PHP file operations to the WordPress installation directory and required system paths only.</w:t>
       </w:r>
     </w:p>
     <w:p>
@@ -2910,7 +2724,25 @@
         <w:t xml:space="preserve"> </w:t>
       </w:r>
       <w:r>
-        <w:t xml:space="preserve">Secure session configuration prevents session fixation, cookie theft via XSS, and cross-site request forgery via session cookies.</w:t>
+        <w:t xml:space="preserve">open_basedir prevents PHP code from reading or writing files outside the defined directory tree, limiting the impact of a file inclusion or traversal vulnerability.</w:t>
+      </w:r>
+    </w:p>
+    <w:p>
+      <w:pPr>
+        <w:pStyle w:val="BodyText"/>
+      </w:pPr>
+      <w:r>
+        <w:rPr>
+          <w:b/>
+          <w:bCs/>
+        </w:rPr>
+        <w:t xml:space="preserve">Impact:</w:t>
+      </w:r>
+      <w:r>
+        <w:t xml:space="preserve"> </w:t>
+      </w:r>
+      <w:r>
+        <w:t xml:space="preserve">Must include the WordPress root, /tmp (for file uploads), and the PHP session directory. Incorrect configuration will break WordPress.</w:t>
       </w:r>
     </w:p>
     <w:p>
@@ -2933,7 +2765,7 @@
         <w:rPr>
           <w:rStyle w:val="VerbatimChar"/>
         </w:rPr>
-        <w:t xml:space="preserve">$ php -i | grep -E 'session\.(cookie_secure\|cookie_httponly\|cookie_samesite\|use_strict_mode)'</w:t>
+        <w:t xml:space="preserve">$ php -i | grep open_basedir</w:t>
       </w:r>
     </w:p>
     <w:p>
@@ -2941,7 +2773,7 @@
         <w:pStyle w:val="FirstParagraph"/>
       </w:pPr>
       <w:r>
-        <w:t xml:space="preserve">Verify all are set to appropriate secure values.</w:t>
+        <w:t xml:space="preserve">Verify a restricted path is configured.</w:t>
       </w:r>
     </w:p>
     <w:p>
@@ -2961,7 +2793,7 @@
         <w:pStyle w:val="BodyText"/>
       </w:pPr>
       <w:r>
-        <w:t xml:space="preserve">In php.ini:</w:t>
+        <w:t xml:space="preserve">In the PHP-FPM pool configuration or php.ini:</w:t>
       </w:r>
     </w:p>
     <w:p>
@@ -2972,51 +2804,7 @@
         <w:rPr>
           <w:rStyle w:val="VerbatimChar"/>
         </w:rPr>
-        <w:t xml:space="preserve">session.cookie_secure = 1</w:t>
-      </w:r>
-    </w:p>
-    <w:p>
-      <w:pPr>
-        <w:pStyle w:val="SourceCode"/>
-      </w:pPr>
-      <w:r>
-        <w:rPr>
-          <w:rStyle w:val="VerbatimChar"/>
-        </w:rPr>
-        <w:t xml:space="preserve">session.cookie_httponly = 1</w:t>
-      </w:r>
-    </w:p>
-    <w:p>
-      <w:pPr>
-        <w:pStyle w:val="SourceCode"/>
-      </w:pPr>
-      <w:r>
-        <w:rPr>
-          <w:rStyle w:val="VerbatimChar"/>
-        </w:rPr>
-        <w:t xml:space="preserve">session.cookie_samesite = Lax</w:t>
-      </w:r>
-    </w:p>
-    <w:p>
-      <w:pPr>
-        <w:pStyle w:val="SourceCode"/>
-      </w:pPr>
-      <w:r>
-        <w:rPr>
-          <w:rStyle w:val="VerbatimChar"/>
-        </w:rPr>
-        <w:t xml:space="preserve">session.use_strict_mode = 1</w:t>
-      </w:r>
-    </w:p>
-    <w:p>
-      <w:pPr>
-        <w:pStyle w:val="SourceCode"/>
-      </w:pPr>
-      <w:r>
-        <w:rPr>
-          <w:rStyle w:val="VerbatimChar"/>
-        </w:rPr>
-        <w:t xml:space="preserve">session.use_only_cookies = 1</w:t>
+        <w:t xml:space="preserve">open_basedir = /var/www/example.com:/tmp:/usr/share/php</w:t>
       </w:r>
     </w:p>
     <w:p>
@@ -3034,25 +2822,7 @@
         <w:t xml:space="preserve"> </w:t>
       </w:r>
       <w:r>
-        <w:t xml:space="preserve">session.cookie_secure = 0, session.cookie_httponly = 0 (insecure defaults).</w:t>
-      </w:r>
-    </w:p>
-    <w:p>
-      <w:pPr>
-        <w:pStyle w:val="BodyText"/>
-      </w:pPr>
-      <w:r>
-        <w:rPr>
-          <w:b/>
-          <w:bCs/>
-        </w:rPr>
-        <w:t xml:space="preserve">References:</w:t>
-      </w:r>
-      <w:r>
-        <w:t xml:space="preserve"> </w:t>
-      </w:r>
-      <w:r>
-        <w:t xml:space="preserve">https://www.php.net/manual/en/session.security.ini.php</w:t>
+        <w:t xml:space="preserve">open_basedir is not set (unrestricted).</w:t>
       </w:r>
     </w:p>
     <w:p>
@@ -3062,15 +2832,14 @@
         </w:pict>
       </w:r>
     </w:p>
-    <w:bookmarkEnd w:id="35"/>
-    <w:bookmarkEnd w:id="36"/>
-    <w:bookmarkStart w:id="41" w:name="database-configuration"/>
-    <w:p>
-      <w:pPr>
-        <w:pStyle w:val="Heading2"/>
-      </w:pPr>
-      <w:r>
-        <w:t xml:space="preserve">3 Database Configuration</w:t>
+    <w:bookmarkEnd w:id="33"/>
+    <w:bookmarkStart w:id="34" w:name="X55182ffca8bf9a86f4f303ba4cdd1d54fb306f0"/>
+    <w:p>
+      <w:pPr>
+        <w:pStyle w:val="Heading4"/>
+      </w:pPr>
+      <w:r>
+        <w:t xml:space="preserve">2.5 Ensure PHP session security is configured</w:t>
       </w:r>
     </w:p>
     <w:p>
@@ -3078,16 +2847,98 @@
         <w:pStyle w:val="FirstParagraph"/>
       </w:pPr>
       <w:r>
-        <w:t xml:space="preserve">This section covers MySQL/MariaDB configuration relevant to WordPress security.</w:t>
-      </w:r>
-    </w:p>
-    <w:bookmarkStart w:id="37" w:name="X53e835e02d359123c4bfd3a5542e5d5a754352a"/>
-    <w:p>
-      <w:pPr>
-        <w:pStyle w:val="Heading4"/>
-      </w:pPr>
-      <w:r>
-        <w:t xml:space="preserve">3.1 Ensure the WordPress database user has minimal privileges</w:t>
+        <w:rPr>
+          <w:b/>
+          <w:bCs/>
+        </w:rPr>
+        <w:t xml:space="preserve">Profile Applicability:</w:t>
+      </w:r>
+      <w:r>
+        <w:t xml:space="preserve"> </w:t>
+      </w:r>
+      <w:r>
+        <w:rPr>
+          <w:b/>
+          <w:bCs/>
+        </w:rPr>
+        <w:t xml:space="preserve">Level 1</w:t>
+      </w:r>
+    </w:p>
+    <w:p>
+      <w:pPr>
+        <w:pStyle w:val="BodyText"/>
+      </w:pPr>
+      <w:r>
+        <w:rPr>
+          <w:b/>
+          <w:bCs/>
+        </w:rPr>
+        <w:t xml:space="preserve">Assessment Status:</w:t>
+      </w:r>
+      <w:r>
+        <w:t xml:space="preserve"> </w:t>
+      </w:r>
+      <w:r>
+        <w:t xml:space="preserve">Automated</w:t>
+      </w:r>
+    </w:p>
+    <w:p>
+      <w:pPr>
+        <w:pStyle w:val="BodyText"/>
+      </w:pPr>
+      <w:r>
+        <w:rPr>
+          <w:b/>
+          <w:bCs/>
+        </w:rPr>
+        <w:t xml:space="preserve">Description:</w:t>
+      </w:r>
+      <w:r>
+        <w:t xml:space="preserve"> </w:t>
+      </w:r>
+      <w:r>
+        <w:t xml:space="preserve">PHP session configuration should enforce secure defaults: cookies marked Secure, HttpOnly, and SameSite=Lax or Strict. Session ID entropy and hashing should use strong algorithms.</w:t>
+      </w:r>
+    </w:p>
+    <w:p>
+      <w:pPr>
+        <w:pStyle w:val="BodyText"/>
+      </w:pPr>
+      <w:r>
+        <w:rPr>
+          <w:b/>
+          <w:bCs/>
+        </w:rPr>
+        <w:t xml:space="preserve">Rationale:</w:t>
+      </w:r>
+      <w:r>
+        <w:t xml:space="preserve"> </w:t>
+      </w:r>
+      <w:r>
+        <w:t xml:space="preserve">Secure session configuration prevents session fixation, cookie theft via XSS, and cross-site request forgery via session cookies.</w:t>
+      </w:r>
+    </w:p>
+    <w:p>
+      <w:pPr>
+        <w:pStyle w:val="BodyText"/>
+      </w:pPr>
+      <w:r>
+        <w:rPr>
+          <w:b/>
+          <w:bCs/>
+        </w:rPr>
+        <w:t xml:space="preserve">Audit:</w:t>
+      </w:r>
+    </w:p>
+    <w:p>
+      <w:pPr>
+        <w:pStyle w:val="SourceCode"/>
+      </w:pPr>
+      <w:r>
+        <w:rPr>
+          <w:rStyle w:val="VerbatimChar"/>
+        </w:rPr>
+        <w:t xml:space="preserve">$ php -i | grep -E 'session\.(cookie_secure\|cookie_httponly\|cookie_samesite\|use_strict_mode)'</w:t>
       </w:r>
     </w:p>
     <w:p>
@@ -3095,113 +2946,27 @@
         <w:pStyle w:val="FirstParagraph"/>
       </w:pPr>
       <w:r>
-        <w:rPr>
-          <w:b/>
-          <w:bCs/>
-        </w:rPr>
-        <w:t xml:space="preserve">Profile Applicability:</w:t>
-      </w:r>
-      <w:r>
-        <w:t xml:space="preserve"> </w:t>
-      </w:r>
-      <w:r>
-        <w:rPr>
-          <w:b/>
-          <w:bCs/>
-        </w:rPr>
-        <w:t xml:space="preserve">Level 1</w:t>
-      </w:r>
-    </w:p>
-    <w:p>
-      <w:pPr>
-        <w:pStyle w:val="BodyText"/>
-      </w:pPr>
-      <w:r>
-        <w:rPr>
-          <w:b/>
-          <w:bCs/>
-        </w:rPr>
-        <w:t xml:space="preserve">Assessment Status:</w:t>
-      </w:r>
-      <w:r>
-        <w:t xml:space="preserve"> </w:t>
-      </w:r>
-      <w:r>
-        <w:t xml:space="preserve">Automated</w:t>
-      </w:r>
-    </w:p>
-    <w:p>
-      <w:pPr>
-        <w:pStyle w:val="BodyText"/>
-      </w:pPr>
-      <w:r>
-        <w:rPr>
-          <w:b/>
-          <w:bCs/>
-        </w:rPr>
-        <w:t xml:space="preserve">Description:</w:t>
-      </w:r>
-      <w:r>
-        <w:t xml:space="preserve"> </w:t>
-      </w:r>
-      <w:r>
-        <w:t xml:space="preserve">The MySQL/MariaDB user account used by WordPress should have only the privileges required for normal operation: SELECT, INSERT, UPDATE, and DELETE on the WordPress database only. The CREATE, ALTER, INDEX, and DROP privileges are not needed for routine daily operations such as publishing posts, uploading media, or managing comments.</w:t>
-      </w:r>
-    </w:p>
-    <w:p>
-      <w:pPr>
-        <w:pStyle w:val="BodyText"/>
-      </w:pPr>
-      <w:r>
-        <w:rPr>
-          <w:b/>
-          <w:bCs/>
-        </w:rPr>
-        <w:t xml:space="preserve">Rationale:</w:t>
-      </w:r>
-      <w:r>
-        <w:t xml:space="preserve"> </w:t>
-      </w:r>
-      <w:r>
-        <w:t xml:space="preserve">Granting excessive privileges (e.g., FILE, SUPER, GRANT) increases the impact of a SQL injection vulnerability. With minimal privileges, an attacker who achieves SQLi cannot read arbitrary files, modify grants, or perform administrative operations.</w:t>
-      </w:r>
-    </w:p>
-    <w:p>
-      <w:pPr>
-        <w:pStyle w:val="BodyText"/>
-      </w:pPr>
-      <w:r>
-        <w:rPr>
-          <w:b/>
-          <w:bCs/>
-        </w:rPr>
-        <w:t xml:space="preserve">Impact:</w:t>
-      </w:r>
-      <w:r>
-        <w:t xml:space="preserve"> </w:t>
-      </w:r>
-      <w:r>
-        <w:t xml:space="preserve">Some plugins, themes, and major WordPress updates require CREATE, ALTER, INDEX, or DROP to modify the database schema. The WordPress project explicitly recommends retaining these privileges rather than permanently revoking them: removing them can cause failed updates and data loss. Grant SELECT, INSERT, UPDATE, DELETE, CREATE, ALTER, INDEX, and DROP for normal deployments. Never grant FILE, SUPER, GRANT, or ALL PRIVILEGES.</w:t>
-      </w:r>
-    </w:p>
-    <w:p>
-      <w:pPr>
-        <w:pStyle w:val="BodyText"/>
-      </w:pPr>
-      <w:r>
-        <w:rPr>
-          <w:b/>
-          <w:bCs/>
-        </w:rPr>
-        <w:t xml:space="preserve">Audit:</w:t>
-      </w:r>
-    </w:p>
-    <w:p>
-      <w:pPr>
-        <w:pStyle w:val="BodyText"/>
-      </w:pPr>
-      <w:r>
-        <w:t xml:space="preserve">Run as the MySQL root user:</w:t>
+        <w:t xml:space="preserve">Verify all are set to appropriate secure values.</w:t>
+      </w:r>
+    </w:p>
+    <w:p>
+      <w:pPr>
+        <w:pStyle w:val="BodyText"/>
+      </w:pPr>
+      <w:r>
+        <w:rPr>
+          <w:b/>
+          <w:bCs/>
+        </w:rPr>
+        <w:t xml:space="preserve">Remediation:</w:t>
+      </w:r>
+    </w:p>
+    <w:p>
+      <w:pPr>
+        <w:pStyle w:val="BodyText"/>
+      </w:pPr>
+      <w:r>
+        <w:t xml:space="preserve">In php.ini:</w:t>
       </w:r>
     </w:p>
     <w:p>
@@ -3210,51 +2975,9 @@
       </w:pPr>
       <w:r>
         <w:rPr>
-          <w:rStyle w:val="KeywordTok"/>
-        </w:rPr>
-        <w:t xml:space="preserve">SELECT</w:t>
-      </w:r>
-      <w:r>
-        <w:rPr>
-          <w:rStyle w:val="NormalTok"/>
-        </w:rPr>
-        <w:t xml:space="preserve"> </w:t>
-      </w:r>
-      <w:r>
-        <w:rPr>
-          <w:rStyle w:val="FunctionTok"/>
-        </w:rPr>
-        <w:t xml:space="preserve">user</w:t>
-      </w:r>
-      <w:r>
-        <w:rPr>
-          <w:rStyle w:val="NormalTok"/>
-        </w:rPr>
-        <w:t xml:space="preserve">, host </w:t>
-      </w:r>
-      <w:r>
-        <w:rPr>
-          <w:rStyle w:val="KeywordTok"/>
-        </w:rPr>
-        <w:t xml:space="preserve">FROM</w:t>
-      </w:r>
-      <w:r>
-        <w:rPr>
-          <w:rStyle w:val="NormalTok"/>
-        </w:rPr>
-        <w:t xml:space="preserve"> mysql.</w:t>
-      </w:r>
-      <w:r>
-        <w:rPr>
-          <w:rStyle w:val="FunctionTok"/>
-        </w:rPr>
-        <w:t xml:space="preserve">user</w:t>
-      </w:r>
-      <w:r>
-        <w:rPr>
-          <w:rStyle w:val="NormalTok"/>
-        </w:rPr>
-        <w:t xml:space="preserve">;</w:t>
+          <w:rStyle w:val="VerbatimChar"/>
+        </w:rPr>
+        <w:t xml:space="preserve">session.cookie_secure = 1</w:t>
       </w:r>
     </w:p>
     <w:p>
@@ -3263,45 +2986,42 @@
       </w:pPr>
       <w:r>
         <w:rPr>
-          <w:rStyle w:val="NormalTok"/>
-        </w:rPr>
-        <w:t xml:space="preserve">SHOW GRANTS </w:t>
-      </w:r>
-      <w:r>
-        <w:rPr>
-          <w:rStyle w:val="ControlFlowTok"/>
-        </w:rPr>
-        <w:t xml:space="preserve">FOR</w:t>
-      </w:r>
-      <w:r>
-        <w:rPr>
-          <w:rStyle w:val="NormalTok"/>
-        </w:rPr>
-        <w:t xml:space="preserve"> </w:t>
-      </w:r>
-      <w:r>
-        <w:rPr>
-          <w:rStyle w:val="StringTok"/>
-        </w:rPr>
-        <w:t xml:space="preserve">'wp_user'</w:t>
-      </w:r>
-      <w:r>
-        <w:rPr>
-          <w:rStyle w:val="NormalTok"/>
-        </w:rPr>
-        <w:t xml:space="preserve">@</w:t>
-      </w:r>
-      <w:r>
-        <w:rPr>
-          <w:rStyle w:val="StringTok"/>
-        </w:rPr>
-        <w:t xml:space="preserve">'localhost'</w:t>
-      </w:r>
-      <w:r>
-        <w:rPr>
-          <w:rStyle w:val="NormalTok"/>
-        </w:rPr>
-        <w:t xml:space="preserve">;</w:t>
+          <w:rStyle w:val="VerbatimChar"/>
+        </w:rPr>
+        <w:t xml:space="preserve">session.cookie_httponly = 1</w:t>
+      </w:r>
+    </w:p>
+    <w:p>
+      <w:pPr>
+        <w:pStyle w:val="SourceCode"/>
+      </w:pPr>
+      <w:r>
+        <w:rPr>
+          <w:rStyle w:val="VerbatimChar"/>
+        </w:rPr>
+        <w:t xml:space="preserve">session.cookie_samesite = Lax</w:t>
+      </w:r>
+    </w:p>
+    <w:p>
+      <w:pPr>
+        <w:pStyle w:val="SourceCode"/>
+      </w:pPr>
+      <w:r>
+        <w:rPr>
+          <w:rStyle w:val="VerbatimChar"/>
+        </w:rPr>
+        <w:t xml:space="preserve">session.use_strict_mode = 1</w:t>
+      </w:r>
+    </w:p>
+    <w:p>
+      <w:pPr>
+        <w:pStyle w:val="SourceCode"/>
+      </w:pPr>
+      <w:r>
+        <w:rPr>
+          <w:rStyle w:val="VerbatimChar"/>
+        </w:rPr>
+        <w:t xml:space="preserve">session.use_only_cookies = 1</w:t>
       </w:r>
     </w:p>
     <w:p>
@@ -3309,341 +3029,6 @@
         <w:pStyle w:val="FirstParagraph"/>
       </w:pPr>
       <w:r>
-        <w:t xml:space="preserve">Verify the user has privileges only on the WordPress database and only the required types.</w:t>
-      </w:r>
-    </w:p>
-    <w:p>
-      <w:pPr>
-        <w:pStyle w:val="BodyText"/>
-      </w:pPr>
-      <w:r>
-        <w:rPr>
-          <w:b/>
-          <w:bCs/>
-        </w:rPr>
-        <w:t xml:space="preserve">Remediation:</w:t>
-      </w:r>
-    </w:p>
-    <w:p>
-      <w:pPr>
-        <w:pStyle w:val="SourceCode"/>
-      </w:pPr>
-      <w:r>
-        <w:rPr>
-          <w:rStyle w:val="KeywordTok"/>
-        </w:rPr>
-        <w:t xml:space="preserve">REVOKE</w:t>
-      </w:r>
-      <w:r>
-        <w:rPr>
-          <w:rStyle w:val="NormalTok"/>
-        </w:rPr>
-        <w:t xml:space="preserve"> </w:t>
-      </w:r>
-      <w:r>
-        <w:rPr>
-          <w:rStyle w:val="KeywordTok"/>
-        </w:rPr>
-        <w:t xml:space="preserve">ALL</w:t>
-      </w:r>
-      <w:r>
-        <w:rPr>
-          <w:rStyle w:val="NormalTok"/>
-        </w:rPr>
-        <w:t xml:space="preserve"> </w:t>
-      </w:r>
-      <w:r>
-        <w:rPr>
-          <w:rStyle w:val="KeywordTok"/>
-        </w:rPr>
-        <w:t xml:space="preserve">PRIVILEGES</w:t>
-      </w:r>
-      <w:r>
-        <w:rPr>
-          <w:rStyle w:val="NormalTok"/>
-        </w:rPr>
-        <w:t xml:space="preserve"> </w:t>
-      </w:r>
-      <w:r>
-        <w:rPr>
-          <w:rStyle w:val="KeywordTok"/>
-        </w:rPr>
-        <w:t xml:space="preserve">ON</w:t>
-      </w:r>
-      <w:r>
-        <w:rPr>
-          <w:rStyle w:val="NormalTok"/>
-        </w:rPr>
-        <w:t xml:space="preserve"> </w:t>
-      </w:r>
-      <w:r>
-        <w:rPr>
-          <w:rStyle w:val="OperatorTok"/>
-        </w:rPr>
-        <w:t xml:space="preserve">*</w:t>
-      </w:r>
-      <w:r>
-        <w:rPr>
-          <w:rStyle w:val="NormalTok"/>
-        </w:rPr>
-        <w:t xml:space="preserve">.</w:t>
-      </w:r>
-      <w:r>
-        <w:rPr>
-          <w:rStyle w:val="OperatorTok"/>
-        </w:rPr>
-        <w:t xml:space="preserve">*</w:t>
-      </w:r>
-      <w:r>
-        <w:rPr>
-          <w:rStyle w:val="NormalTok"/>
-        </w:rPr>
-        <w:t xml:space="preserve"> </w:t>
-      </w:r>
-      <w:r>
-        <w:rPr>
-          <w:rStyle w:val="KeywordTok"/>
-        </w:rPr>
-        <w:t xml:space="preserve">FROM</w:t>
-      </w:r>
-      <w:r>
-        <w:rPr>
-          <w:rStyle w:val="NormalTok"/>
-        </w:rPr>
-        <w:t xml:space="preserve"> </w:t>
-      </w:r>
-      <w:r>
-        <w:rPr>
-          <w:rStyle w:val="StringTok"/>
-        </w:rPr>
-        <w:t xml:space="preserve">'wp_user'</w:t>
-      </w:r>
-      <w:r>
-        <w:rPr>
-          <w:rStyle w:val="NormalTok"/>
-        </w:rPr>
-        <w:t xml:space="preserve">@</w:t>
-      </w:r>
-      <w:r>
-        <w:rPr>
-          <w:rStyle w:val="StringTok"/>
-        </w:rPr>
-        <w:t xml:space="preserve">'localhost'</w:t>
-      </w:r>
-      <w:r>
-        <w:rPr>
-          <w:rStyle w:val="NormalTok"/>
-        </w:rPr>
-        <w:t xml:space="preserve">;</w:t>
-      </w:r>
-    </w:p>
-    <w:p>
-      <w:pPr>
-        <w:pStyle w:val="SourceCode"/>
-      </w:pPr>
-      <w:r>
-        <w:rPr>
-          <w:rStyle w:val="KeywordTok"/>
-        </w:rPr>
-        <w:t xml:space="preserve">GRANT</w:t>
-      </w:r>
-      <w:r>
-        <w:rPr>
-          <w:rStyle w:val="NormalTok"/>
-        </w:rPr>
-        <w:t xml:space="preserve"> </w:t>
-      </w:r>
-      <w:r>
-        <w:rPr>
-          <w:rStyle w:val="KeywordTok"/>
-        </w:rPr>
-        <w:t xml:space="preserve">SELECT</w:t>
-      </w:r>
-      <w:r>
-        <w:rPr>
-          <w:rStyle w:val="NormalTok"/>
-        </w:rPr>
-        <w:t xml:space="preserve">, </w:t>
-      </w:r>
-      <w:r>
-        <w:rPr>
-          <w:rStyle w:val="KeywordTok"/>
-        </w:rPr>
-        <w:t xml:space="preserve">INSERT</w:t>
-      </w:r>
-      <w:r>
-        <w:rPr>
-          <w:rStyle w:val="NormalTok"/>
-        </w:rPr>
-        <w:t xml:space="preserve">, </w:t>
-      </w:r>
-      <w:r>
-        <w:rPr>
-          <w:rStyle w:val="KeywordTok"/>
-        </w:rPr>
-        <w:t xml:space="preserve">UPDATE</w:t>
-      </w:r>
-      <w:r>
-        <w:rPr>
-          <w:rStyle w:val="NormalTok"/>
-        </w:rPr>
-        <w:t xml:space="preserve">, </w:t>
-      </w:r>
-      <w:r>
-        <w:rPr>
-          <w:rStyle w:val="KeywordTok"/>
-        </w:rPr>
-        <w:t xml:space="preserve">DELETE</w:t>
-      </w:r>
-      <w:r>
-        <w:rPr>
-          <w:rStyle w:val="NormalTok"/>
-        </w:rPr>
-        <w:t xml:space="preserve">, </w:t>
-      </w:r>
-      <w:r>
-        <w:rPr>
-          <w:rStyle w:val="KeywordTok"/>
-        </w:rPr>
-        <w:t xml:space="preserve">CREATE</w:t>
-      </w:r>
-      <w:r>
-        <w:rPr>
-          <w:rStyle w:val="NormalTok"/>
-        </w:rPr>
-        <w:t xml:space="preserve">, </w:t>
-      </w:r>
-      <w:r>
-        <w:rPr>
-          <w:rStyle w:val="KeywordTok"/>
-        </w:rPr>
-        <w:t xml:space="preserve">ALTER</w:t>
-      </w:r>
-      <w:r>
-        <w:rPr>
-          <w:rStyle w:val="NormalTok"/>
-        </w:rPr>
-        <w:t xml:space="preserve">, </w:t>
-      </w:r>
-      <w:r>
-        <w:rPr>
-          <w:rStyle w:val="KeywordTok"/>
-        </w:rPr>
-        <w:t xml:space="preserve">INDEX</w:t>
-      </w:r>
-      <w:r>
-        <w:rPr>
-          <w:rStyle w:val="NormalTok"/>
-        </w:rPr>
-        <w:t xml:space="preserve">, </w:t>
-      </w:r>
-      <w:r>
-        <w:rPr>
-          <w:rStyle w:val="KeywordTok"/>
-        </w:rPr>
-        <w:t xml:space="preserve">DROP</w:t>
-      </w:r>
-      <w:r>
-        <w:rPr>
-          <w:rStyle w:val="NormalTok"/>
-        </w:rPr>
-        <w:t xml:space="preserve"> </w:t>
-      </w:r>
-      <w:r>
-        <w:rPr>
-          <w:rStyle w:val="KeywordTok"/>
-        </w:rPr>
-        <w:t xml:space="preserve">ON</w:t>
-      </w:r>
-      <w:r>
-        <w:rPr>
-          <w:rStyle w:val="NormalTok"/>
-        </w:rPr>
-        <w:t xml:space="preserve"> wp_database.</w:t>
-      </w:r>
-      <w:r>
-        <w:rPr>
-          <w:rStyle w:val="OperatorTok"/>
-        </w:rPr>
-        <w:t xml:space="preserve">*</w:t>
-      </w:r>
-      <w:r>
-        <w:rPr>
-          <w:rStyle w:val="NormalTok"/>
-        </w:rPr>
-        <w:t xml:space="preserve"> </w:t>
-      </w:r>
-      <w:r>
-        <w:rPr>
-          <w:rStyle w:val="KeywordTok"/>
-        </w:rPr>
-        <w:t xml:space="preserve">TO</w:t>
-      </w:r>
-      <w:r>
-        <w:rPr>
-          <w:rStyle w:val="NormalTok"/>
-        </w:rPr>
-        <w:t xml:space="preserve"> </w:t>
-      </w:r>
-      <w:r>
-        <w:rPr>
-          <w:rStyle w:val="StringTok"/>
-        </w:rPr>
-        <w:t xml:space="preserve">'wp_user'</w:t>
-      </w:r>
-      <w:r>
-        <w:rPr>
-          <w:rStyle w:val="NormalTok"/>
-        </w:rPr>
-        <w:t xml:space="preserve">@</w:t>
-      </w:r>
-      <w:r>
-        <w:rPr>
-          <w:rStyle w:val="StringTok"/>
-        </w:rPr>
-        <w:t xml:space="preserve">'localhost'</w:t>
-      </w:r>
-      <w:r>
-        <w:rPr>
-          <w:rStyle w:val="NormalTok"/>
-        </w:rPr>
-        <w:t xml:space="preserve">;</w:t>
-      </w:r>
-    </w:p>
-    <w:p>
-      <w:pPr>
-        <w:pStyle w:val="SourceCode"/>
-      </w:pPr>
-      <w:r>
-        <w:rPr>
-          <w:rStyle w:val="KeywordTok"/>
-        </w:rPr>
-        <w:t xml:space="preserve">FLUSH</w:t>
-      </w:r>
-      <w:r>
-        <w:rPr>
-          <w:rStyle w:val="NormalTok"/>
-        </w:rPr>
-        <w:t xml:space="preserve"> </w:t>
-      </w:r>
-      <w:r>
-        <w:rPr>
-          <w:rStyle w:val="KeywordTok"/>
-        </w:rPr>
-        <w:t xml:space="preserve">PRIVILEGES</w:t>
-      </w:r>
-      <w:r>
-        <w:rPr>
-          <w:rStyle w:val="NormalTok"/>
-        </w:rPr>
-        <w:t xml:space="preserve">;</w:t>
-      </w:r>
-    </w:p>
-    <w:p>
-      <w:pPr>
-        <w:pStyle w:val="FirstParagraph"/>
-      </w:pPr>
-      <w:r>
         <w:rPr>
           <w:b/>
           <w:bCs/>
@@ -3654,7 +3039,25 @@
         <w:t xml:space="preserve"> </w:t>
       </w:r>
       <w:r>
-        <w:t xml:space="preserve">Depends on initial setup. Many installation guides grant ALL PRIVILEGES.</w:t>
+        <w:t xml:space="preserve">session.cookie_secure = 0, session.cookie_httponly = 0 (insecure defaults).</w:t>
+      </w:r>
+    </w:p>
+    <w:p>
+      <w:pPr>
+        <w:pStyle w:val="BodyText"/>
+      </w:pPr>
+      <w:r>
+        <w:rPr>
+          <w:b/>
+          <w:bCs/>
+        </w:rPr>
+        <w:t xml:space="preserve">References:</w:t>
+      </w:r>
+      <w:r>
+        <w:t xml:space="preserve"> </w:t>
+      </w:r>
+      <w:r>
+        <w:t xml:space="preserve">https://www.php.net/manual/en/session.security.ini.php</w:t>
       </w:r>
     </w:p>
     <w:p>
@@ -3664,14 +3067,32 @@
         </w:pict>
       </w:r>
     </w:p>
-    <w:bookmarkEnd w:id="37"/>
-    <w:bookmarkStart w:id="38" w:name="X14504102df393384c32e7daa09c939da4b9017b"/>
+    <w:bookmarkEnd w:id="34"/>
+    <w:bookmarkEnd w:id="35"/>
+    <w:bookmarkStart w:id="40" w:name="database-configuration"/>
+    <w:p>
+      <w:pPr>
+        <w:pStyle w:val="Heading2"/>
+      </w:pPr>
+      <w:r>
+        <w:t xml:space="preserve">3 Database Configuration</w:t>
+      </w:r>
+    </w:p>
+    <w:p>
+      <w:pPr>
+        <w:pStyle w:val="FirstParagraph"/>
+      </w:pPr>
+      <w:r>
+        <w:t xml:space="preserve">This section covers MySQL/MariaDB configuration relevant to WordPress security.</w:t>
+      </w:r>
+    </w:p>
+    <w:bookmarkStart w:id="36" w:name="X53e835e02d359123c4bfd3a5542e5d5a754352a"/>
     <w:p>
       <w:pPr>
         <w:pStyle w:val="Heading4"/>
       </w:pPr>
       <w:r>
-        <w:t xml:space="preserve">3.2 Ensure the database is not accessible from external hosts</w:t>
+        <w:t xml:space="preserve">3.1 Ensure the WordPress database user has minimal privileges</w:t>
       </w:r>
     </w:p>
     <w:p>
@@ -3729,7 +3150,7 @@
         <w:t xml:space="preserve"> </w:t>
       </w:r>
       <w:r>
-        <w:t xml:space="preserve">MySQL/MariaDB should be configured to listen only on localhost (127.0.0.1) or a Unix socket. Remote TCP connections should be disabled unless required and tunneled through SSH or a VPN.</w:t>
+        <w:t xml:space="preserve">The MySQL/MariaDB user account used by WordPress should have only the privileges required for normal operation: SELECT, INSERT, UPDATE, and DELETE on the WordPress database only. The CREATE, ALTER, INDEX, and DROP privileges are not needed for routine daily operations such as publishing posts, uploading media, or managing comments.</w:t>
       </w:r>
     </w:p>
     <w:p>
@@ -3747,7 +3168,25 @@
         <w:t xml:space="preserve"> </w:t>
       </w:r>
       <w:r>
-        <w:t xml:space="preserve">A database accessible over the network expands the attack surface. Brute-force attacks, credential stuffing, and exploitation of database vulnerabilities become possible from any host that can reach the port.</w:t>
+        <w:t xml:space="preserve">Granting excessive privileges (e.g., FILE, SUPER, GRANT) increases the impact of a SQL injection vulnerability. With minimal privileges, an attacker who achieves SQLi cannot read arbitrary files, modify grants, or perform administrative operations.</w:t>
+      </w:r>
+    </w:p>
+    <w:p>
+      <w:pPr>
+        <w:pStyle w:val="BodyText"/>
+      </w:pPr>
+      <w:r>
+        <w:rPr>
+          <w:b/>
+          <w:bCs/>
+        </w:rPr>
+        <w:t xml:space="preserve">Impact:</w:t>
+      </w:r>
+      <w:r>
+        <w:t xml:space="preserve"> </w:t>
+      </w:r>
+      <w:r>
+        <w:t xml:space="preserve">Some plugins, themes, and major WordPress updates require CREATE, ALTER, INDEX, or DROP to modify the database schema. The WordPress project explicitly recommends retaining these privileges rather than permanently revoking them: removing them can cause failed updates and data loss. Grant SELECT, INSERT, UPDATE, DELETE, CREATE, ALTER, INDEX, and DROP for normal deployments. Never grant FILE, SUPER, GRANT, or ALL PRIVILEGES.</w:t>
       </w:r>
     </w:p>
     <w:p>
@@ -3764,13 +3203,110 @@
     </w:p>
     <w:p>
       <w:pPr>
+        <w:pStyle w:val="BodyText"/>
+      </w:pPr>
+      <w:r>
+        <w:t xml:space="preserve">Run as the MySQL root user:</w:t>
+      </w:r>
+    </w:p>
+    <w:p>
+      <w:pPr>
         <w:pStyle w:val="SourceCode"/>
       </w:pPr>
       <w:r>
         <w:rPr>
-          <w:rStyle w:val="VerbatimChar"/>
-        </w:rPr>
-        <w:t xml:space="preserve">$ grep -E 'bind-address\|skip-networking' /etc/mysql/mysql.conf.d/mysqld.cnf</w:t>
+          <w:rStyle w:val="KeywordTok"/>
+        </w:rPr>
+        <w:t xml:space="preserve">SELECT</w:t>
+      </w:r>
+      <w:r>
+        <w:rPr>
+          <w:rStyle w:val="NormalTok"/>
+        </w:rPr>
+        <w:t xml:space="preserve"> </w:t>
+      </w:r>
+      <w:r>
+        <w:rPr>
+          <w:rStyle w:val="FunctionTok"/>
+        </w:rPr>
+        <w:t xml:space="preserve">user</w:t>
+      </w:r>
+      <w:r>
+        <w:rPr>
+          <w:rStyle w:val="NormalTok"/>
+        </w:rPr>
+        <w:t xml:space="preserve">, host </w:t>
+      </w:r>
+      <w:r>
+        <w:rPr>
+          <w:rStyle w:val="KeywordTok"/>
+        </w:rPr>
+        <w:t xml:space="preserve">FROM</w:t>
+      </w:r>
+      <w:r>
+        <w:rPr>
+          <w:rStyle w:val="NormalTok"/>
+        </w:rPr>
+        <w:t xml:space="preserve"> mysql.</w:t>
+      </w:r>
+      <w:r>
+        <w:rPr>
+          <w:rStyle w:val="FunctionTok"/>
+        </w:rPr>
+        <w:t xml:space="preserve">user</w:t>
+      </w:r>
+      <w:r>
+        <w:rPr>
+          <w:rStyle w:val="NormalTok"/>
+        </w:rPr>
+        <w:t xml:space="preserve">;</w:t>
+      </w:r>
+    </w:p>
+    <w:p>
+      <w:pPr>
+        <w:pStyle w:val="SourceCode"/>
+      </w:pPr>
+      <w:r>
+        <w:rPr>
+          <w:rStyle w:val="NormalTok"/>
+        </w:rPr>
+        <w:t xml:space="preserve">SHOW GRANTS </w:t>
+      </w:r>
+      <w:r>
+        <w:rPr>
+          <w:rStyle w:val="ControlFlowTok"/>
+        </w:rPr>
+        <w:t xml:space="preserve">FOR</w:t>
+      </w:r>
+      <w:r>
+        <w:rPr>
+          <w:rStyle w:val="NormalTok"/>
+        </w:rPr>
+        <w:t xml:space="preserve"> </w:t>
+      </w:r>
+      <w:r>
+        <w:rPr>
+          <w:rStyle w:val="StringTok"/>
+        </w:rPr>
+        <w:t xml:space="preserve">'wp_user'</w:t>
+      </w:r>
+      <w:r>
+        <w:rPr>
+          <w:rStyle w:val="NormalTok"/>
+        </w:rPr>
+        <w:t xml:space="preserve">@</w:t>
+      </w:r>
+      <w:r>
+        <w:rPr>
+          <w:rStyle w:val="StringTok"/>
+        </w:rPr>
+        <w:t xml:space="preserve">'localhost'</w:t>
+      </w:r>
+      <w:r>
+        <w:rPr>
+          <w:rStyle w:val="NormalTok"/>
+        </w:rPr>
+        <w:t xml:space="preserve">;</w:t>
       </w:r>
     </w:p>
     <w:p>
@@ -3778,7 +3314,19 @@
         <w:pStyle w:val="FirstParagraph"/>
       </w:pPr>
       <w:r>
-        <w:t xml:space="preserve">Verify bind-address is 127.0.0.1 or ::1.</w:t>
+        <w:t xml:space="preserve">Verify the user has privileges only on the WordPress database and only the required types.</w:t>
+      </w:r>
+    </w:p>
+    <w:p>
+      <w:pPr>
+        <w:pStyle w:val="BodyText"/>
+      </w:pPr>
+      <w:r>
+        <w:rPr>
+          <w:b/>
+          <w:bCs/>
+        </w:rPr>
+        <w:t xml:space="preserve">Remediation:</w:t>
       </w:r>
     </w:p>
     <w:p>
@@ -3787,9 +3335,313 @@
       </w:pPr>
       <w:r>
         <w:rPr>
-          <w:rStyle w:val="VerbatimChar"/>
-        </w:rPr>
-        <w:t xml:space="preserve">$ ss -tlnp | grep 3306</w:t>
+          <w:rStyle w:val="KeywordTok"/>
+        </w:rPr>
+        <w:t xml:space="preserve">REVOKE</w:t>
+      </w:r>
+      <w:r>
+        <w:rPr>
+          <w:rStyle w:val="NormalTok"/>
+        </w:rPr>
+        <w:t xml:space="preserve"> </w:t>
+      </w:r>
+      <w:r>
+        <w:rPr>
+          <w:rStyle w:val="KeywordTok"/>
+        </w:rPr>
+        <w:t xml:space="preserve">ALL</w:t>
+      </w:r>
+      <w:r>
+        <w:rPr>
+          <w:rStyle w:val="NormalTok"/>
+        </w:rPr>
+        <w:t xml:space="preserve"> </w:t>
+      </w:r>
+      <w:r>
+        <w:rPr>
+          <w:rStyle w:val="KeywordTok"/>
+        </w:rPr>
+        <w:t xml:space="preserve">PRIVILEGES</w:t>
+      </w:r>
+      <w:r>
+        <w:rPr>
+          <w:rStyle w:val="NormalTok"/>
+        </w:rPr>
+        <w:t xml:space="preserve"> </w:t>
+      </w:r>
+      <w:r>
+        <w:rPr>
+          <w:rStyle w:val="KeywordTok"/>
+        </w:rPr>
+        <w:t xml:space="preserve">ON</w:t>
+      </w:r>
+      <w:r>
+        <w:rPr>
+          <w:rStyle w:val="NormalTok"/>
+        </w:rPr>
+        <w:t xml:space="preserve"> </w:t>
+      </w:r>
+      <w:r>
+        <w:rPr>
+          <w:rStyle w:val="OperatorTok"/>
+        </w:rPr>
+        <w:t xml:space="preserve">*</w:t>
+      </w:r>
+      <w:r>
+        <w:rPr>
+          <w:rStyle w:val="NormalTok"/>
+        </w:rPr>
+        <w:t xml:space="preserve">.</w:t>
+      </w:r>
+      <w:r>
+        <w:rPr>
+          <w:rStyle w:val="OperatorTok"/>
+        </w:rPr>
+        <w:t xml:space="preserve">*</w:t>
+      </w:r>
+      <w:r>
+        <w:rPr>
+          <w:rStyle w:val="NormalTok"/>
+        </w:rPr>
+        <w:t xml:space="preserve"> </w:t>
+      </w:r>
+      <w:r>
+        <w:rPr>
+          <w:rStyle w:val="KeywordTok"/>
+        </w:rPr>
+        <w:t xml:space="preserve">FROM</w:t>
+      </w:r>
+      <w:r>
+        <w:rPr>
+          <w:rStyle w:val="NormalTok"/>
+        </w:rPr>
+        <w:t xml:space="preserve"> </w:t>
+      </w:r>
+      <w:r>
+        <w:rPr>
+          <w:rStyle w:val="StringTok"/>
+        </w:rPr>
+        <w:t xml:space="preserve">'wp_user'</w:t>
+      </w:r>
+      <w:r>
+        <w:rPr>
+          <w:rStyle w:val="NormalTok"/>
+        </w:rPr>
+        <w:t xml:space="preserve">@</w:t>
+      </w:r>
+      <w:r>
+        <w:rPr>
+          <w:rStyle w:val="StringTok"/>
+        </w:rPr>
+        <w:t xml:space="preserve">'localhost'</w:t>
+      </w:r>
+      <w:r>
+        <w:rPr>
+          <w:rStyle w:val="NormalTok"/>
+        </w:rPr>
+        <w:t xml:space="preserve">;</w:t>
+      </w:r>
+    </w:p>
+    <w:p>
+      <w:pPr>
+        <w:pStyle w:val="SourceCode"/>
+      </w:pPr>
+      <w:r>
+        <w:rPr>
+          <w:rStyle w:val="KeywordTok"/>
+        </w:rPr>
+        <w:t xml:space="preserve">GRANT</w:t>
+      </w:r>
+      <w:r>
+        <w:rPr>
+          <w:rStyle w:val="NormalTok"/>
+        </w:rPr>
+        <w:t xml:space="preserve"> </w:t>
+      </w:r>
+      <w:r>
+        <w:rPr>
+          <w:rStyle w:val="KeywordTok"/>
+        </w:rPr>
+        <w:t xml:space="preserve">SELECT</w:t>
+      </w:r>
+      <w:r>
+        <w:rPr>
+          <w:rStyle w:val="NormalTok"/>
+        </w:rPr>
+        <w:t xml:space="preserve">, </w:t>
+      </w:r>
+      <w:r>
+        <w:rPr>
+          <w:rStyle w:val="KeywordTok"/>
+        </w:rPr>
+        <w:t xml:space="preserve">INSERT</w:t>
+      </w:r>
+      <w:r>
+        <w:rPr>
+          <w:rStyle w:val="NormalTok"/>
+        </w:rPr>
+        <w:t xml:space="preserve">, </w:t>
+      </w:r>
+      <w:r>
+        <w:rPr>
+          <w:rStyle w:val="KeywordTok"/>
+        </w:rPr>
+        <w:t xml:space="preserve">UPDATE</w:t>
+      </w:r>
+      <w:r>
+        <w:rPr>
+          <w:rStyle w:val="NormalTok"/>
+        </w:rPr>
+        <w:t xml:space="preserve">, </w:t>
+      </w:r>
+      <w:r>
+        <w:rPr>
+          <w:rStyle w:val="KeywordTok"/>
+        </w:rPr>
+        <w:t xml:space="preserve">DELETE</w:t>
+      </w:r>
+      <w:r>
+        <w:rPr>
+          <w:rStyle w:val="NormalTok"/>
+        </w:rPr>
+        <w:t xml:space="preserve">, </w:t>
+      </w:r>
+      <w:r>
+        <w:rPr>
+          <w:rStyle w:val="KeywordTok"/>
+        </w:rPr>
+        <w:t xml:space="preserve">CREATE</w:t>
+      </w:r>
+      <w:r>
+        <w:rPr>
+          <w:rStyle w:val="NormalTok"/>
+        </w:rPr>
+        <w:t xml:space="preserve">, </w:t>
+      </w:r>
+      <w:r>
+        <w:rPr>
+          <w:rStyle w:val="KeywordTok"/>
+        </w:rPr>
+        <w:t xml:space="preserve">ALTER</w:t>
+      </w:r>
+      <w:r>
+        <w:rPr>
+          <w:rStyle w:val="NormalTok"/>
+        </w:rPr>
+        <w:t xml:space="preserve">, </w:t>
+      </w:r>
+      <w:r>
+        <w:rPr>
+          <w:rStyle w:val="KeywordTok"/>
+        </w:rPr>
+        <w:t xml:space="preserve">INDEX</w:t>
+      </w:r>
+      <w:r>
+        <w:rPr>
+          <w:rStyle w:val="NormalTok"/>
+        </w:rPr>
+        <w:t xml:space="preserve">, </w:t>
+      </w:r>
+      <w:r>
+        <w:rPr>
+          <w:rStyle w:val="KeywordTok"/>
+        </w:rPr>
+        <w:t xml:space="preserve">DROP</w:t>
+      </w:r>
+      <w:r>
+        <w:rPr>
+          <w:rStyle w:val="NormalTok"/>
+        </w:rPr>
+        <w:t xml:space="preserve"> </w:t>
+      </w:r>
+      <w:r>
+        <w:rPr>
+          <w:rStyle w:val="KeywordTok"/>
+        </w:rPr>
+        <w:t xml:space="preserve">ON</w:t>
+      </w:r>
+      <w:r>
+        <w:rPr>
+          <w:rStyle w:val="NormalTok"/>
+        </w:rPr>
+        <w:t xml:space="preserve"> wp_database.</w:t>
+      </w:r>
+      <w:r>
+        <w:rPr>
+          <w:rStyle w:val="OperatorTok"/>
+        </w:rPr>
+        <w:t xml:space="preserve">*</w:t>
+      </w:r>
+      <w:r>
+        <w:rPr>
+          <w:rStyle w:val="NormalTok"/>
+        </w:rPr>
+        <w:t xml:space="preserve"> </w:t>
+      </w:r>
+      <w:r>
+        <w:rPr>
+          <w:rStyle w:val="KeywordTok"/>
+        </w:rPr>
+        <w:t xml:space="preserve">TO</w:t>
+      </w:r>
+      <w:r>
+        <w:rPr>
+          <w:rStyle w:val="NormalTok"/>
+        </w:rPr>
+        <w:t xml:space="preserve"> </w:t>
+      </w:r>
+      <w:r>
+        <w:rPr>
+          <w:rStyle w:val="StringTok"/>
+        </w:rPr>
+        <w:t xml:space="preserve">'wp_user'</w:t>
+      </w:r>
+      <w:r>
+        <w:rPr>
+          <w:rStyle w:val="NormalTok"/>
+        </w:rPr>
+        <w:t xml:space="preserve">@</w:t>
+      </w:r>
+      <w:r>
+        <w:rPr>
+          <w:rStyle w:val="StringTok"/>
+        </w:rPr>
+        <w:t xml:space="preserve">'localhost'</w:t>
+      </w:r>
+      <w:r>
+        <w:rPr>
+          <w:rStyle w:val="NormalTok"/>
+        </w:rPr>
+        <w:t xml:space="preserve">;</w:t>
+      </w:r>
+    </w:p>
+    <w:p>
+      <w:pPr>
+        <w:pStyle w:val="SourceCode"/>
+      </w:pPr>
+      <w:r>
+        <w:rPr>
+          <w:rStyle w:val="KeywordTok"/>
+        </w:rPr>
+        <w:t xml:space="preserve">FLUSH</w:t>
+      </w:r>
+      <w:r>
+        <w:rPr>
+          <w:rStyle w:val="NormalTok"/>
+        </w:rPr>
+        <w:t xml:space="preserve"> </w:t>
+      </w:r>
+      <w:r>
+        <w:rPr>
+          <w:rStyle w:val="KeywordTok"/>
+        </w:rPr>
+        <w:t xml:space="preserve">PRIVILEGES</w:t>
+      </w:r>
+      <w:r>
+        <w:rPr>
+          <w:rStyle w:val="NormalTok"/>
+        </w:rPr>
+        <w:t xml:space="preserve">;</w:t>
       </w:r>
     </w:p>
     <w:p>
@@ -3797,53 +3649,6 @@
         <w:pStyle w:val="FirstParagraph"/>
       </w:pPr>
       <w:r>
-        <w:t xml:space="preserve">Verify MySQL is listening only on 127.0.0.1:3306.</w:t>
-      </w:r>
-    </w:p>
-    <w:p>
-      <w:pPr>
-        <w:pStyle w:val="BodyText"/>
-      </w:pPr>
-      <w:r>
-        <w:rPr>
-          <w:b/>
-          <w:bCs/>
-        </w:rPr>
-        <w:t xml:space="preserve">Remediation:</w:t>
-      </w:r>
-    </w:p>
-    <w:p>
-      <w:pPr>
-        <w:pStyle w:val="BodyText"/>
-      </w:pPr>
-      <w:r>
-        <w:t xml:space="preserve">In mysqld.cnf or my.cnf under [mysqld]:</w:t>
-      </w:r>
-    </w:p>
-    <w:p>
-      <w:pPr>
-        <w:pStyle w:val="SourceCode"/>
-      </w:pPr>
-      <w:r>
-        <w:rPr>
-          <w:rStyle w:val="VerbatimChar"/>
-        </w:rPr>
-        <w:t xml:space="preserve">bind-address = 127.0.0.1</w:t>
-      </w:r>
-    </w:p>
-    <w:p>
-      <w:pPr>
-        <w:pStyle w:val="FirstParagraph"/>
-      </w:pPr>
-      <w:r>
-        <w:t xml:space="preserve">Restart MySQL.</w:t>
-      </w:r>
-    </w:p>
-    <w:p>
-      <w:pPr>
-        <w:pStyle w:val="BodyText"/>
-      </w:pPr>
-      <w:r>
         <w:rPr>
           <w:b/>
           <w:bCs/>
@@ -3854,7 +3659,7 @@
         <w:t xml:space="preserve"> </w:t>
       </w:r>
       <w:r>
-        <w:t xml:space="preserve">bind-address = 0.0.0.0 (listening on all interfaces) on some distributions.</w:t>
+        <w:t xml:space="preserve">Depends on initial setup. Many installation guides grant ALL PRIVILEGES.</w:t>
       </w:r>
     </w:p>
     <w:p>
@@ -3864,14 +3669,14 @@
         </w:pict>
       </w:r>
     </w:p>
-    <w:bookmarkEnd w:id="38"/>
-    <w:bookmarkStart w:id="39" w:name="X4806e719a669ae86ccea29dd205a849783ea788"/>
+    <w:bookmarkEnd w:id="36"/>
+    <w:bookmarkStart w:id="37" w:name="X14504102df393384c32e7daa09c939da4b9017b"/>
     <w:p>
       <w:pPr>
         <w:pStyle w:val="Heading4"/>
       </w:pPr>
       <w:r>
-        <w:t xml:space="preserve">3.3 Ensure a non-default table prefix is used</w:t>
+        <w:t xml:space="preserve">3.2 Ensure the database is not accessible from external hosts</w:t>
       </w:r>
     </w:p>
     <w:p>
@@ -3911,7 +3716,7 @@
         <w:t xml:space="preserve"> </w:t>
       </w:r>
       <w:r>
-        <w:t xml:space="preserve">Manual</w:t>
+        <w:t xml:space="preserve">Automated</w:t>
       </w:r>
     </w:p>
     <w:p>
@@ -3929,7 +3734,7 @@
         <w:t xml:space="preserve"> </w:t>
       </w:r>
       <w:r>
-        <w:t xml:space="preserve">WordPress should be configured with a database table prefix other than the default wp_ to make automated SQL injection attacks less effective.</w:t>
+        <w:t xml:space="preserve">MySQL/MariaDB should be configured to listen only on localhost (127.0.0.1) or a Unix socket. Remote TCP connections should be disabled unless required and tunneled through SSH or a VPN.</w:t>
       </w:r>
     </w:p>
     <w:p>
@@ -3947,25 +3752,7 @@
         <w:t xml:space="preserve"> </w:t>
       </w:r>
       <w:r>
-        <w:t xml:space="preserve">Automated attack tools typically assume the default wp_ prefix. A non-default prefix requires attackers to discover the actual table names, adding a layer of difficulty.</w:t>
-      </w:r>
-    </w:p>
-    <w:p>
-      <w:pPr>
-        <w:pStyle w:val="BodyText"/>
-      </w:pPr>
-      <w:r>
-        <w:rPr>
-          <w:b/>
-          <w:bCs/>
-        </w:rPr>
-        <w:t xml:space="preserve">Impact:</w:t>
-      </w:r>
-      <w:r>
-        <w:t xml:space="preserve"> </w:t>
-      </w:r>
-      <w:r>
-        <w:t xml:space="preserve">Changing the prefix on an existing installation requires updating all table names and option/usermeta values that reference the prefix. This is best done at installation time.</w:t>
+        <w:t xml:space="preserve">A database accessible over the network expands the attack surface. Brute-force attacks, credential stuffing, and exploitation of database vulnerabilities become possible from any host that can reach the port.</w:t>
       </w:r>
     </w:p>
     <w:p>
@@ -3982,33 +3769,13 @@
     </w:p>
     <w:p>
       <w:pPr>
-        <w:pStyle w:val="BodyText"/>
-      </w:pPr>
-      <w:r>
-        <w:t xml:space="preserve">Inspect</w:t>
-      </w:r>
-      <w:r>
-        <w:t xml:space="preserve"> </w:t>
-      </w:r>
-      <w:r>
-        <w:rPr>
-          <w:rStyle w:val="VerbatimChar"/>
-        </w:rPr>
-        <w:t xml:space="preserve">wp-config.php</w:t>
-      </w:r>
-      <w:r>
-        <w:t xml:space="preserve">:</w:t>
-      </w:r>
-    </w:p>
-    <w:p>
-      <w:pPr>
         <w:pStyle w:val="SourceCode"/>
       </w:pPr>
       <w:r>
         <w:rPr>
           <w:rStyle w:val="VerbatimChar"/>
         </w:rPr>
-        <w:t xml:space="preserve">$ grep 'table_prefix' /path/to/wp-config.php</w:t>
+        <w:t xml:space="preserve">$ grep -E 'bind-address\|skip-networking' /etc/mysql/mysql.conf.d/mysqld.cnf</w:t>
       </w:r>
     </w:p>
     <w:p>
@@ -4016,16 +3783,26 @@
         <w:pStyle w:val="FirstParagraph"/>
       </w:pPr>
       <w:r>
-        <w:t xml:space="preserve">Verify the value is not</w:t>
-      </w:r>
-      <w:r>
-        <w:t xml:space="preserve"> </w:t>
-      </w:r>
-      <w:r>
-        <w:t xml:space="preserve">‘wp_’</w:t>
-      </w:r>
-      <w:r>
-        <w:t xml:space="preserve">.</w:t>
+        <w:t xml:space="preserve">Verify bind-address is 127.0.0.1 or ::1.</w:t>
+      </w:r>
+    </w:p>
+    <w:p>
+      <w:pPr>
+        <w:pStyle w:val="SourceCode"/>
+      </w:pPr>
+      <w:r>
+        <w:rPr>
+          <w:rStyle w:val="VerbatimChar"/>
+        </w:rPr>
+        <w:t xml:space="preserve">$ ss -tlnp | grep 3306</w:t>
+      </w:r>
+    </w:p>
+    <w:p>
+      <w:pPr>
+        <w:pStyle w:val="FirstParagraph"/>
+      </w:pPr>
+      <w:r>
+        <w:t xml:space="preserve">Verify MySQL is listening only on 127.0.0.1:3306.</w:t>
       </w:r>
     </w:p>
     <w:p>
@@ -4045,19 +3822,7 @@
         <w:pStyle w:val="BodyText"/>
       </w:pPr>
       <w:r>
-        <w:t xml:space="preserve">In</w:t>
-      </w:r>
-      <w:r>
-        <w:t xml:space="preserve"> </w:t>
-      </w:r>
-      <w:r>
-        <w:rPr>
-          <w:rStyle w:val="VerbatimChar"/>
-        </w:rPr>
-        <w:t xml:space="preserve">wp-config.php</w:t>
-      </w:r>
-      <w:r>
-        <w:t xml:space="preserve">, set during installation:</w:t>
+        <w:t xml:space="preserve">In mysqld.cnf or my.cnf under [mysqld]:</w:t>
       </w:r>
     </w:p>
     <w:p>
@@ -4068,7 +3833,7 @@
         <w:rPr>
           <w:rStyle w:val="VerbatimChar"/>
         </w:rPr>
-        <w:t xml:space="preserve">$table_prefix = 'wxyz_';</w:t>
+        <w:t xml:space="preserve">bind-address = 127.0.0.1</w:t>
       </w:r>
     </w:p>
     <w:p>
@@ -4076,7 +3841,7 @@
         <w:pStyle w:val="FirstParagraph"/>
       </w:pPr>
       <w:r>
-        <w:t xml:space="preserve">Use a short, random string. Do not use personally identifiable or guessable values.</w:t>
+        <w:t xml:space="preserve">Restart MySQL.</w:t>
       </w:r>
     </w:p>
     <w:p>
@@ -4094,16 +3859,7 @@
         <w:t xml:space="preserve"> </w:t>
       </w:r>
       <w:r>
-        <w:t xml:space="preserve">$table_prefix =</w:t>
-      </w:r>
-      <w:r>
-        <w:t xml:space="preserve"> </w:t>
-      </w:r>
-      <w:r>
-        <w:t xml:space="preserve">‘wp_’</w:t>
-      </w:r>
-      <w:r>
-        <w:t xml:space="preserve">;</w:t>
+        <w:t xml:space="preserve">bind-address = 0.0.0.0 (listening on all interfaces) on some distributions.</w:t>
       </w:r>
     </w:p>
     <w:p>
@@ -4113,14 +3869,14 @@
         </w:pict>
       </w:r>
     </w:p>
-    <w:bookmarkEnd w:id="39"/>
-    <w:bookmarkStart w:id="40" w:name="ensure-database-query-logging-is-enabled"/>
+    <w:bookmarkEnd w:id="37"/>
+    <w:bookmarkStart w:id="38" w:name="X4806e719a669ae86ccea29dd205a849783ea788"/>
     <w:p>
       <w:pPr>
         <w:pStyle w:val="Heading4"/>
       </w:pPr>
       <w:r>
-        <w:t xml:space="preserve">3.4 Ensure database query logging is enabled</w:t>
+        <w:t xml:space="preserve">3.3 Ensure a non-default table prefix is used</w:t>
       </w:r>
     </w:p>
     <w:p>
@@ -4142,7 +3898,7 @@
           <w:b/>
           <w:bCs/>
         </w:rPr>
-        <w:t xml:space="preserve">Level 2</w:t>
+        <w:t xml:space="preserve">Level 1</w:t>
       </w:r>
     </w:p>
     <w:p>
@@ -4160,7 +3916,7 @@
         <w:t xml:space="preserve"> </w:t>
       </w:r>
       <w:r>
-        <w:t xml:space="preserve">Automated</w:t>
+        <w:t xml:space="preserve">Manual</w:t>
       </w:r>
     </w:p>
     <w:p>
@@ -4178,7 +3934,7 @@
         <w:t xml:space="preserve"> </w:t>
       </w:r>
       <w:r>
-        <w:t xml:space="preserve">MySQL/MariaDB general query log or slow query log should be enabled to support forensic analysis and intrusion detection.</w:t>
+        <w:t xml:space="preserve">WordPress should be configured with a database table prefix other than the default wp_ to make automated SQL injection attacks less effective.</w:t>
       </w:r>
     </w:p>
     <w:p>
@@ -4196,7 +3952,7 @@
         <w:t xml:space="preserve"> </w:t>
       </w:r>
       <w:r>
-        <w:t xml:space="preserve">Query logs provide critical evidence during incident response, including the exact queries executed by an attacker who achieved SQL injection. They also help identify performance issues that may indicate abuse.</w:t>
+        <w:t xml:space="preserve">Automated attack tools typically assume the default wp_ prefix. A non-default prefix requires attackers to discover the actual table names, adding a layer of difficulty.</w:t>
       </w:r>
     </w:p>
     <w:p>
@@ -4214,7 +3970,7 @@
         <w:t xml:space="preserve"> </w:t>
       </w:r>
       <w:r>
-        <w:t xml:space="preserve">General query logging incurs significant I/O overhead and should be used selectively or only during investigations. Slow query logging has minimal overhead and can remain enabled.</w:t>
+        <w:t xml:space="preserve">Changing the prefix on an existing installation requires updating all table names and option/usermeta values that reference the prefix. This is best done at installation time.</w:t>
       </w:r>
     </w:p>
     <w:p>
@@ -4231,13 +3987,33 @@
     </w:p>
     <w:p>
       <w:pPr>
+        <w:pStyle w:val="BodyText"/>
+      </w:pPr>
+      <w:r>
+        <w:t xml:space="preserve">Inspect</w:t>
+      </w:r>
+      <w:r>
+        <w:t xml:space="preserve"> </w:t>
+      </w:r>
+      <w:r>
+        <w:rPr>
+          <w:rStyle w:val="VerbatimChar"/>
+        </w:rPr>
+        <w:t xml:space="preserve">wp-config.php</w:t>
+      </w:r>
+      <w:r>
+        <w:t xml:space="preserve">:</w:t>
+      </w:r>
+    </w:p>
+    <w:p>
+      <w:pPr>
         <w:pStyle w:val="SourceCode"/>
       </w:pPr>
       <w:r>
         <w:rPr>
           <w:rStyle w:val="VerbatimChar"/>
         </w:rPr>
-        <w:t xml:space="preserve">$ grep -E '(general_log\|slow_query_log)' /etc/mysql/mysql.conf.d/mysqld.cnf</w:t>
+        <w:t xml:space="preserve">$ grep 'table_prefix' /path/to/wp-config.php</w:t>
       </w:r>
     </w:p>
     <w:p>
@@ -4245,7 +4021,16 @@
         <w:pStyle w:val="FirstParagraph"/>
       </w:pPr>
       <w:r>
-        <w:t xml:space="preserve">Verify at minimum slow_query_log is enabled.</w:t>
+        <w:t xml:space="preserve">Verify the value is not</w:t>
+      </w:r>
+      <w:r>
+        <w:t xml:space="preserve"> </w:t>
+      </w:r>
+      <w:r>
+        <w:t xml:space="preserve">‘wp_’</w:t>
+      </w:r>
+      <w:r>
+        <w:t xml:space="preserve">.</w:t>
       </w:r>
     </w:p>
     <w:p>
@@ -4265,7 +4050,19 @@
         <w:pStyle w:val="BodyText"/>
       </w:pPr>
       <w:r>
-        <w:t xml:space="preserve">In mysqld.cnf under [mysqld]:</w:t>
+        <w:t xml:space="preserve">In</w:t>
+      </w:r>
+      <w:r>
+        <w:t xml:space="preserve"> </w:t>
+      </w:r>
+      <w:r>
+        <w:rPr>
+          <w:rStyle w:val="VerbatimChar"/>
+        </w:rPr>
+        <w:t xml:space="preserve">wp-config.php</w:t>
+      </w:r>
+      <w:r>
+        <w:t xml:space="preserve">, set during installation:</w:t>
       </w:r>
     </w:p>
     <w:p>
@@ -4276,29 +4073,7 @@
         <w:rPr>
           <w:rStyle w:val="VerbatimChar"/>
         </w:rPr>
-        <w:t xml:space="preserve">slow_query_log = 1</w:t>
-      </w:r>
-    </w:p>
-    <w:p>
-      <w:pPr>
-        <w:pStyle w:val="SourceCode"/>
-      </w:pPr>
-      <w:r>
-        <w:rPr>
-          <w:rStyle w:val="VerbatimChar"/>
-        </w:rPr>
-        <w:t xml:space="preserve">slow_query_log_file = /var/log/mysql/mysql-slow.log</w:t>
-      </w:r>
-    </w:p>
-    <w:p>
-      <w:pPr>
-        <w:pStyle w:val="SourceCode"/>
-      </w:pPr>
-      <w:r>
-        <w:rPr>
-          <w:rStyle w:val="VerbatimChar"/>
-        </w:rPr>
-        <w:t xml:space="preserve">long_query_time = 2</w:t>
+        <w:t xml:space="preserve">$table_prefix = 'wxyz_';</w:t>
       </w:r>
     </w:p>
     <w:p>
@@ -4306,34 +4081,12 @@
         <w:pStyle w:val="FirstParagraph"/>
       </w:pPr>
       <w:r>
-        <w:t xml:space="preserve">For investigations, temporarily enable:</w:t>
-      </w:r>
-    </w:p>
-    <w:p>
-      <w:pPr>
-        <w:pStyle w:val="SourceCode"/>
-      </w:pPr>
-      <w:r>
-        <w:rPr>
-          <w:rStyle w:val="VerbatimChar"/>
-        </w:rPr>
-        <w:t xml:space="preserve">general_log = 1</w:t>
-      </w:r>
-    </w:p>
-    <w:p>
-      <w:pPr>
-        <w:pStyle w:val="SourceCode"/>
-      </w:pPr>
-      <w:r>
-        <w:rPr>
-          <w:rStyle w:val="VerbatimChar"/>
-        </w:rPr>
-        <w:t xml:space="preserve">general_log_file = /var/log/mysql/mysql-general.log</w:t>
-      </w:r>
-    </w:p>
-    <w:p>
-      <w:pPr>
-        <w:pStyle w:val="FirstParagraph"/>
+        <w:t xml:space="preserve">Use a short, random string. Do not use personally identifiable or guessable values.</w:t>
+      </w:r>
+    </w:p>
+    <w:p>
+      <w:pPr>
+        <w:pStyle w:val="BodyText"/>
       </w:pPr>
       <w:r>
         <w:rPr>
@@ -4346,7 +4099,16 @@
         <w:t xml:space="preserve"> </w:t>
       </w:r>
       <w:r>
-        <w:t xml:space="preserve">Both logs are disabled by default.</w:t>
+        <w:t xml:space="preserve">$table_prefix =</w:t>
+      </w:r>
+      <w:r>
+        <w:t xml:space="preserve"> </w:t>
+      </w:r>
+      <w:r>
+        <w:t xml:space="preserve">‘wp_’</w:t>
+      </w:r>
+      <w:r>
+        <w:t xml:space="preserve">;</w:t>
       </w:r>
     </w:p>
     <w:p>
@@ -4356,15 +4118,14 @@
         </w:pict>
       </w:r>
     </w:p>
-    <w:bookmarkEnd w:id="40"/>
-    <w:bookmarkEnd w:id="41"/>
-    <w:bookmarkStart w:id="49" w:name="wordpress-core-configuration"/>
-    <w:p>
-      <w:pPr>
-        <w:pStyle w:val="Heading2"/>
-      </w:pPr>
-      <w:r>
-        <w:t xml:space="preserve">4 WordPress Core Configuration</w:t>
+    <w:bookmarkEnd w:id="38"/>
+    <w:bookmarkStart w:id="39" w:name="ensure-database-query-logging-is-enabled"/>
+    <w:p>
+      <w:pPr>
+        <w:pStyle w:val="Heading4"/>
+      </w:pPr>
+      <w:r>
+        <w:t xml:space="preserve">3.4 Ensure database query logging is enabled</w:t>
       </w:r>
     </w:p>
     <w:p>
@@ -4372,46 +4133,116 @@
         <w:pStyle w:val="FirstParagraph"/>
       </w:pPr>
       <w:r>
-        <w:t xml:space="preserve">This section covers security settings in</w:t>
-      </w:r>
-      <w:r>
-        <w:t xml:space="preserve"> </w:t>
-      </w:r>
-      <w:r>
-        <w:rPr>
-          <w:rStyle w:val="VerbatimChar"/>
-        </w:rPr>
-        <w:t xml:space="preserve">wp-config.php</w:t>
-      </w:r>
-      <w:r>
-        <w:t xml:space="preserve"> </w:t>
-      </w:r>
-      <w:r>
-        <w:t xml:space="preserve">and WordPress core behavior.</w:t>
-      </w:r>
-    </w:p>
-    <w:bookmarkStart w:id="42" w:name="ensure-disallow_file_mods-is-set-to-true"/>
-    <w:p>
-      <w:pPr>
-        <w:pStyle w:val="Heading4"/>
-      </w:pPr>
-      <w:r>
-        <w:t xml:space="preserve">4.1 Ensure</w:t>
-      </w:r>
-      <w:r>
-        <w:t xml:space="preserve"> </w:t>
-      </w:r>
-      <w:r>
-        <w:rPr>
-          <w:rStyle w:val="VerbatimChar"/>
-        </w:rPr>
-        <w:t xml:space="preserve">DISALLOW_FILE_MODS</w:t>
-      </w:r>
-      <w:r>
-        <w:t xml:space="preserve"> </w:t>
-      </w:r>
-      <w:r>
-        <w:t xml:space="preserve">is set to true</w:t>
+        <w:rPr>
+          <w:b/>
+          <w:bCs/>
+        </w:rPr>
+        <w:t xml:space="preserve">Profile Applicability:</w:t>
+      </w:r>
+      <w:r>
+        <w:t xml:space="preserve"> </w:t>
+      </w:r>
+      <w:r>
+        <w:rPr>
+          <w:b/>
+          <w:bCs/>
+        </w:rPr>
+        <w:t xml:space="preserve">Level 2</w:t>
+      </w:r>
+    </w:p>
+    <w:p>
+      <w:pPr>
+        <w:pStyle w:val="BodyText"/>
+      </w:pPr>
+      <w:r>
+        <w:rPr>
+          <w:b/>
+          <w:bCs/>
+        </w:rPr>
+        <w:t xml:space="preserve">Assessment Status:</w:t>
+      </w:r>
+      <w:r>
+        <w:t xml:space="preserve"> </w:t>
+      </w:r>
+      <w:r>
+        <w:t xml:space="preserve">Automated</w:t>
+      </w:r>
+    </w:p>
+    <w:p>
+      <w:pPr>
+        <w:pStyle w:val="BodyText"/>
+      </w:pPr>
+      <w:r>
+        <w:rPr>
+          <w:b/>
+          <w:bCs/>
+        </w:rPr>
+        <w:t xml:space="preserve">Description:</w:t>
+      </w:r>
+      <w:r>
+        <w:t xml:space="preserve"> </w:t>
+      </w:r>
+      <w:r>
+        <w:t xml:space="preserve">MySQL/MariaDB general query log or slow query log should be enabled to support forensic analysis and intrusion detection.</w:t>
+      </w:r>
+    </w:p>
+    <w:p>
+      <w:pPr>
+        <w:pStyle w:val="BodyText"/>
+      </w:pPr>
+      <w:r>
+        <w:rPr>
+          <w:b/>
+          <w:bCs/>
+        </w:rPr>
+        <w:t xml:space="preserve">Rationale:</w:t>
+      </w:r>
+      <w:r>
+        <w:t xml:space="preserve"> </w:t>
+      </w:r>
+      <w:r>
+        <w:t xml:space="preserve">Query logs provide critical evidence during incident response, including the exact queries executed by an attacker who achieved SQL injection. They also help identify performance issues that may indicate abuse.</w:t>
+      </w:r>
+    </w:p>
+    <w:p>
+      <w:pPr>
+        <w:pStyle w:val="BodyText"/>
+      </w:pPr>
+      <w:r>
+        <w:rPr>
+          <w:b/>
+          <w:bCs/>
+        </w:rPr>
+        <w:t xml:space="preserve">Impact:</w:t>
+      </w:r>
+      <w:r>
+        <w:t xml:space="preserve"> </w:t>
+      </w:r>
+      <w:r>
+        <w:t xml:space="preserve">General query logging incurs significant I/O overhead and should be used selectively or only during investigations. Slow query logging has minimal overhead and can remain enabled.</w:t>
+      </w:r>
+    </w:p>
+    <w:p>
+      <w:pPr>
+        <w:pStyle w:val="BodyText"/>
+      </w:pPr>
+      <w:r>
+        <w:rPr>
+          <w:b/>
+          <w:bCs/>
+        </w:rPr>
+        <w:t xml:space="preserve">Audit:</w:t>
+      </w:r>
+    </w:p>
+    <w:p>
+      <w:pPr>
+        <w:pStyle w:val="SourceCode"/>
+      </w:pPr>
+      <w:r>
+        <w:rPr>
+          <w:rStyle w:val="VerbatimChar"/>
+        </w:rPr>
+        <w:t xml:space="preserve">$ grep -E '(general_log\|slow_query_log)' /etc/mysql/mysql.conf.d/mysqld.cnf</w:t>
       </w:r>
     </w:p>
     <w:p>
@@ -4419,285 +4250,27 @@
         <w:pStyle w:val="FirstParagraph"/>
       </w:pPr>
       <w:r>
-        <w:rPr>
-          <w:b/>
-          <w:bCs/>
-        </w:rPr>
-        <w:t xml:space="preserve">Profile Applicability:</w:t>
-      </w:r>
-      <w:r>
-        <w:t xml:space="preserve"> </w:t>
-      </w:r>
-      <w:r>
-        <w:rPr>
-          <w:b/>
-          <w:bCs/>
-        </w:rPr>
-        <w:t xml:space="preserve">Level 1</w:t>
-      </w:r>
-    </w:p>
-    <w:p>
-      <w:pPr>
-        <w:pStyle w:val="BodyText"/>
-      </w:pPr>
-      <w:r>
-        <w:rPr>
-          <w:b/>
-          <w:bCs/>
-        </w:rPr>
-        <w:t xml:space="preserve">Assessment Status:</w:t>
-      </w:r>
-      <w:r>
-        <w:t xml:space="preserve"> </w:t>
-      </w:r>
-      <w:r>
-        <w:t xml:space="preserve">Automated</w:t>
-      </w:r>
-    </w:p>
-    <w:p>
-      <w:pPr>
-        <w:pStyle w:val="BodyText"/>
-      </w:pPr>
-      <w:r>
-        <w:rPr>
-          <w:b/>
-          <w:bCs/>
-        </w:rPr>
-        <w:t xml:space="preserve">Description:</w:t>
-      </w:r>
-      <w:r>
-        <w:t xml:space="preserve"> </w:t>
-      </w:r>
-      <w:r>
-        <w:t xml:space="preserve">The</w:t>
-      </w:r>
-      <w:r>
-        <w:t xml:space="preserve"> </w:t>
-      </w:r>
-      <w:r>
-        <w:rPr>
-          <w:rStyle w:val="VerbatimChar"/>
-        </w:rPr>
-        <w:t xml:space="preserve">DISALLOW_FILE_MODS</w:t>
-      </w:r>
-      <w:r>
-        <w:t xml:space="preserve"> </w:t>
-      </w:r>
-      <w:r>
-        <w:t xml:space="preserve">constant should be defined as</w:t>
-      </w:r>
-      <w:r>
-        <w:t xml:space="preserve"> </w:t>
-      </w:r>
-      <w:r>
-        <w:rPr>
-          <w:rStyle w:val="VerbatimChar"/>
-        </w:rPr>
-        <w:t xml:space="preserve">true</w:t>
-      </w:r>
-      <w:r>
-        <w:t xml:space="preserve"> </w:t>
-      </w:r>
-      <w:r>
-        <w:t xml:space="preserve">in</w:t>
-      </w:r>
-      <w:r>
-        <w:t xml:space="preserve"> </w:t>
-      </w:r>
-      <w:r>
-        <w:rPr>
-          <w:rStyle w:val="VerbatimChar"/>
-        </w:rPr>
-        <w:t xml:space="preserve">wp-config.php</w:t>
-      </w:r>
-      <w:r>
-        <w:t xml:space="preserve">. This prevents all file modifications through the WordPress admin interface, including plugin and theme installation, updates, and code editing.</w:t>
-      </w:r>
-    </w:p>
-    <w:p>
-      <w:pPr>
-        <w:pStyle w:val="BodyText"/>
-      </w:pPr>
-      <w:r>
-        <w:rPr>
-          <w:b/>
-          <w:bCs/>
-        </w:rPr>
-        <w:t xml:space="preserve">Note:</w:t>
-      </w:r>
-      <w:r>
-        <w:t xml:space="preserve"> </w:t>
-      </w:r>
-      <w:r>
-        <w:t xml:space="preserve">WordPress’s official hardening documentation recommends</w:t>
-      </w:r>
-      <w:r>
-        <w:t xml:space="preserve"> </w:t>
-      </w:r>
-      <w:r>
-        <w:rPr>
-          <w:rStyle w:val="VerbatimChar"/>
-        </w:rPr>
-        <w:t xml:space="preserve">DISALLOW_FILE_EDIT</w:t>
-      </w:r>
-      <w:r>
-        <w:t xml:space="preserve">, which disables only the built-in file editor (equivalent to removing the</w:t>
-      </w:r>
-      <w:r>
-        <w:t xml:space="preserve"> </w:t>
-      </w:r>
-      <w:r>
-        <w:rPr>
-          <w:rStyle w:val="VerbatimChar"/>
-        </w:rPr>
-        <w:t xml:space="preserve">edit_themes</w:t>
-      </w:r>
-      <w:r>
-        <w:t xml:space="preserve">,</w:t>
-      </w:r>
-      <w:r>
-        <w:t xml:space="preserve"> </w:t>
-      </w:r>
-      <w:r>
-        <w:rPr>
-          <w:rStyle w:val="VerbatimChar"/>
-        </w:rPr>
-        <w:t xml:space="preserve">edit_plugins</w:t>
-      </w:r>
-      <w:r>
-        <w:t xml:space="preserve">, and</w:t>
-      </w:r>
-      <w:r>
-        <w:t xml:space="preserve"> </w:t>
-      </w:r>
-      <w:r>
-        <w:rPr>
-          <w:rStyle w:val="VerbatimChar"/>
-        </w:rPr>
-        <w:t xml:space="preserve">edit_files</w:t>
-      </w:r>
-      <w:r>
-        <w:t xml:space="preserve"> </w:t>
-      </w:r>
-      <w:r>
-        <w:t xml:space="preserve">capabilities).</w:t>
-      </w:r>
-      <w:r>
-        <w:t xml:space="preserve"> </w:t>
-      </w:r>
-      <w:r>
-        <w:rPr>
-          <w:rStyle w:val="VerbatimChar"/>
-        </w:rPr>
-        <w:t xml:space="preserve">DISALLOW_FILE_MODS</w:t>
-      </w:r>
-      <w:r>
-        <w:t xml:space="preserve"> </w:t>
-      </w:r>
-      <w:r>
-        <w:t xml:space="preserve">is a superset of that: it also prevents plugin and theme installation and updates through the Dashboard. This benchmark recommends</w:t>
-      </w:r>
-      <w:r>
-        <w:t xml:space="preserve"> </w:t>
-      </w:r>
-      <w:r>
-        <w:rPr>
-          <w:rStyle w:val="VerbatimChar"/>
-        </w:rPr>
-        <w:t xml:space="preserve">DISALLOW_FILE_MODS</w:t>
-      </w:r>
-      <w:r>
-        <w:t xml:space="preserve"> </w:t>
-      </w:r>
-      <w:r>
-        <w:t xml:space="preserve">for a more comprehensive lockdown. Sites that still require Dashboard-based plugin/theme updates but wish to block the file editor may use</w:t>
-      </w:r>
-      <w:r>
-        <w:t xml:space="preserve"> </w:t>
-      </w:r>
-      <w:r>
-        <w:rPr>
-          <w:rStyle w:val="VerbatimChar"/>
-        </w:rPr>
-        <w:t xml:space="preserve">DISALLOW_FILE_EDIT</w:t>
-      </w:r>
-      <w:r>
-        <w:t xml:space="preserve"> </w:t>
-      </w:r>
-      <w:r>
-        <w:t xml:space="preserve">instead.</w:t>
-      </w:r>
-    </w:p>
-    <w:p>
-      <w:pPr>
-        <w:pStyle w:val="BodyText"/>
-      </w:pPr>
-      <w:r>
-        <w:rPr>
-          <w:b/>
-          <w:bCs/>
-        </w:rPr>
-        <w:t xml:space="preserve">Rationale:</w:t>
-      </w:r>
-      <w:r>
-        <w:t xml:space="preserve"> </w:t>
-      </w:r>
-      <w:r>
-        <w:t xml:space="preserve">If an attacker gains admin access (e.g., through a compromised account),</w:t>
-      </w:r>
-      <w:r>
-        <w:t xml:space="preserve"> </w:t>
-      </w:r>
-      <w:r>
-        <w:rPr>
-          <w:rStyle w:val="VerbatimChar"/>
-        </w:rPr>
-        <w:t xml:space="preserve">DISALLOW_FILE_MODS</w:t>
-      </w:r>
-      <w:r>
-        <w:t xml:space="preserve"> </w:t>
-      </w:r>
-      <w:r>
-        <w:t xml:space="preserve">prevents them from installing malicious plugins, modifying theme files, or uploading web shells through the admin interface. Updates should be handled through deployment pipelines or server-side automation.</w:t>
-      </w:r>
-    </w:p>
-    <w:p>
-      <w:pPr>
-        <w:pStyle w:val="BodyText"/>
-      </w:pPr>
-      <w:r>
-        <w:rPr>
-          <w:b/>
-          <w:bCs/>
-        </w:rPr>
-        <w:t xml:space="preserve">Impact:</w:t>
-      </w:r>
-      <w:r>
-        <w:t xml:space="preserve"> </w:t>
-      </w:r>
-      <w:r>
-        <w:t xml:space="preserve">Plugin and theme updates cannot be performed through the Dashboard. An alternative update mechanism (</w:t>
-      </w:r>
-      <w:r>
-        <w:rPr>
-          <w:rStyle w:val="VerbatimChar"/>
-        </w:rPr>
-        <w:t xml:space="preserve">wp-cli</w:t>
-      </w:r>
-      <w:r>
-        <w:t xml:space="preserve">, CI/CD pipeline, or managed hosting) is required.</w:t>
-      </w:r>
-    </w:p>
-    <w:p>
-      <w:pPr>
-        <w:pStyle w:val="BodyText"/>
-      </w:pPr>
-      <w:r>
-        <w:rPr>
-          <w:b/>
-          <w:bCs/>
-        </w:rPr>
-        <w:t xml:space="preserve">Audit:</w:t>
+        <w:t xml:space="preserve">Verify at minimum slow_query_log is enabled.</w:t>
+      </w:r>
+    </w:p>
+    <w:p>
+      <w:pPr>
+        <w:pStyle w:val="BodyText"/>
+      </w:pPr>
+      <w:r>
+        <w:rPr>
+          <w:b/>
+          <w:bCs/>
+        </w:rPr>
+        <w:t xml:space="preserve">Remediation:</w:t>
+      </w:r>
+    </w:p>
+    <w:p>
+      <w:pPr>
+        <w:pStyle w:val="BodyText"/>
+      </w:pPr>
+      <w:r>
+        <w:t xml:space="preserve">In mysqld.cnf under [mysqld]:</w:t>
       </w:r>
     </w:p>
     <w:p>
@@ -4708,7 +4281,29 @@
         <w:rPr>
           <w:rStyle w:val="VerbatimChar"/>
         </w:rPr>
-        <w:t xml:space="preserve">$ grep 'DISALLOW_FILE_MODS' /path/to/wp-config.php</w:t>
+        <w:t xml:space="preserve">slow_query_log = 1</w:t>
+      </w:r>
+    </w:p>
+    <w:p>
+      <w:pPr>
+        <w:pStyle w:val="SourceCode"/>
+      </w:pPr>
+      <w:r>
+        <w:rPr>
+          <w:rStyle w:val="VerbatimChar"/>
+        </w:rPr>
+        <w:t xml:space="preserve">slow_query_log_file = /var/log/mysql/mysql-slow.log</w:t>
+      </w:r>
+    </w:p>
+    <w:p>
+      <w:pPr>
+        <w:pStyle w:val="SourceCode"/>
+      </w:pPr>
+      <w:r>
+        <w:rPr>
+          <w:rStyle w:val="VerbatimChar"/>
+        </w:rPr>
+        <w:t xml:space="preserve">long_query_time = 2</w:t>
       </w:r>
     </w:p>
     <w:p>
@@ -4716,74 +4311,34 @@
         <w:pStyle w:val="FirstParagraph"/>
       </w:pPr>
       <w:r>
-        <w:t xml:space="preserve">Verify:</w:t>
-      </w:r>
-      <w:r>
-        <w:t xml:space="preserve"> </w:t>
-      </w:r>
-      <w:r>
-        <w:rPr>
-          <w:rStyle w:val="VerbatimChar"/>
-        </w:rPr>
-        <w:t xml:space="preserve">define( 'DISALLOW_FILE_MODS', true );</w:t>
-      </w:r>
-    </w:p>
-    <w:p>
-      <w:pPr>
-        <w:pStyle w:val="BodyText"/>
-      </w:pPr>
-      <w:r>
-        <w:rPr>
-          <w:b/>
-          <w:bCs/>
-        </w:rPr>
-        <w:t xml:space="preserve">Remediation:</w:t>
-      </w:r>
-    </w:p>
-    <w:p>
-      <w:pPr>
-        <w:pStyle w:val="BodyText"/>
-      </w:pPr>
-      <w:r>
-        <w:t xml:space="preserve">Add to</w:t>
-      </w:r>
-      <w:r>
-        <w:t xml:space="preserve"> </w:t>
-      </w:r>
-      <w:r>
-        <w:rPr>
-          <w:rStyle w:val="VerbatimChar"/>
-        </w:rPr>
-        <w:t xml:space="preserve">wp-config.php</w:t>
-      </w:r>
-      <w:r>
-        <w:t xml:space="preserve"> </w:t>
-      </w:r>
-      <w:r>
-        <w:t xml:space="preserve">before</w:t>
-      </w:r>
-      <w:r>
-        <w:t xml:space="preserve"> </w:t>
-      </w:r>
-      <w:r>
-        <w:t xml:space="preserve">‘That’s all, stop editing!’</w:t>
-      </w:r>
-      <w:r>
-        <w:t xml:space="preserve">:</w:t>
-      </w:r>
-      <w:r>
-        <w:t xml:space="preserve"> </w:t>
-      </w:r>
-      <w:r>
-        <w:rPr>
-          <w:rStyle w:val="VerbatimChar"/>
-        </w:rPr>
-        <w:t xml:space="preserve">define( 'DISALLOW_FILE_MODS', true );</w:t>
-      </w:r>
-    </w:p>
-    <w:p>
-      <w:pPr>
-        <w:pStyle w:val="BodyText"/>
+        <w:t xml:space="preserve">For investigations, temporarily enable:</w:t>
+      </w:r>
+    </w:p>
+    <w:p>
+      <w:pPr>
+        <w:pStyle w:val="SourceCode"/>
+      </w:pPr>
+      <w:r>
+        <w:rPr>
+          <w:rStyle w:val="VerbatimChar"/>
+        </w:rPr>
+        <w:t xml:space="preserve">general_log = 1</w:t>
+      </w:r>
+    </w:p>
+    <w:p>
+      <w:pPr>
+        <w:pStyle w:val="SourceCode"/>
+      </w:pPr>
+      <w:r>
+        <w:rPr>
+          <w:rStyle w:val="VerbatimChar"/>
+        </w:rPr>
+        <w:t xml:space="preserve">general_log_file = /var/log/mysql/mysql-general.log</w:t>
+      </w:r>
+    </w:p>
+    <w:p>
+      <w:pPr>
+        <w:pStyle w:val="FirstParagraph"/>
       </w:pPr>
       <w:r>
         <w:rPr>
@@ -4796,25 +4351,7 @@
         <w:t xml:space="preserve"> </w:t>
       </w:r>
       <w:r>
-        <w:t xml:space="preserve">Not set (file modifications allowed).</w:t>
-      </w:r>
-    </w:p>
-    <w:p>
-      <w:pPr>
-        <w:pStyle w:val="BodyText"/>
-      </w:pPr>
-      <w:r>
-        <w:rPr>
-          <w:b/>
-          <w:bCs/>
-        </w:rPr>
-        <w:t xml:space="preserve">References:</w:t>
-      </w:r>
-      <w:r>
-        <w:t xml:space="preserve"> </w:t>
-      </w:r>
-      <w:r>
-        <w:t xml:space="preserve">https://developer.wordpress.org/advanced-administration/security/hardening/</w:t>
+        <w:t xml:space="preserve">Both logs are disabled by default.</w:t>
       </w:r>
     </w:p>
     <w:p>
@@ -4824,23 +4361,56 @@
         </w:pict>
       </w:r>
     </w:p>
-    <w:bookmarkEnd w:id="42"/>
-    <w:bookmarkStart w:id="43" w:name="ensure-force_ssl_admin-is-set-to-true"/>
+    <w:bookmarkEnd w:id="39"/>
+    <w:bookmarkEnd w:id="40"/>
+    <w:bookmarkStart w:id="48" w:name="wordpress-core-configuration"/>
+    <w:p>
+      <w:pPr>
+        <w:pStyle w:val="Heading2"/>
+      </w:pPr>
+      <w:r>
+        <w:t xml:space="preserve">4 WordPress Core Configuration</w:t>
+      </w:r>
+    </w:p>
+    <w:p>
+      <w:pPr>
+        <w:pStyle w:val="FirstParagraph"/>
+      </w:pPr>
+      <w:r>
+        <w:t xml:space="preserve">This section covers security settings in</w:t>
+      </w:r>
+      <w:r>
+        <w:t xml:space="preserve"> </w:t>
+      </w:r>
+      <w:r>
+        <w:rPr>
+          <w:rStyle w:val="VerbatimChar"/>
+        </w:rPr>
+        <w:t xml:space="preserve">wp-config.php</w:t>
+      </w:r>
+      <w:r>
+        <w:t xml:space="preserve"> </w:t>
+      </w:r>
+      <w:r>
+        <w:t xml:space="preserve">and WordPress core behavior.</w:t>
+      </w:r>
+    </w:p>
+    <w:bookmarkStart w:id="41" w:name="ensure-disallow_file_mods-is-set-to-true"/>
     <w:p>
       <w:pPr>
         <w:pStyle w:val="Heading4"/>
       </w:pPr>
       <w:r>
-        <w:t xml:space="preserve">4.2 Ensure</w:t>
-      </w:r>
-      <w:r>
-        <w:t xml:space="preserve"> </w:t>
-      </w:r>
-      <w:r>
-        <w:rPr>
-          <w:rStyle w:val="VerbatimChar"/>
-        </w:rPr>
-        <w:t xml:space="preserve">FORCE_SSL_ADMIN</w:t>
+        <w:t xml:space="preserve">4.1 Ensure</w:t>
+      </w:r>
+      <w:r>
+        <w:t xml:space="preserve"> </w:t>
+      </w:r>
+      <w:r>
+        <w:rPr>
+          <w:rStyle w:val="VerbatimChar"/>
+        </w:rPr>
+        <w:t xml:space="preserve">DISALLOW_FILE_MODS</w:t>
       </w:r>
       <w:r>
         <w:t xml:space="preserve"> </w:t>
@@ -4913,13 +4483,154 @@
         <w:rPr>
           <w:rStyle w:val="VerbatimChar"/>
         </w:rPr>
-        <w:t xml:space="preserve">FORCE_SSL_ADMIN</w:t>
-      </w:r>
-      <w:r>
-        <w:t xml:space="preserve"> </w:t>
-      </w:r>
-      <w:r>
-        <w:t xml:space="preserve">constant forces all admin and login pages to be served over HTTPS.</w:t>
+        <w:t xml:space="preserve">DISALLOW_FILE_MODS</w:t>
+      </w:r>
+      <w:r>
+        <w:t xml:space="preserve"> </w:t>
+      </w:r>
+      <w:r>
+        <w:t xml:space="preserve">constant should be defined as</w:t>
+      </w:r>
+      <w:r>
+        <w:t xml:space="preserve"> </w:t>
+      </w:r>
+      <w:r>
+        <w:rPr>
+          <w:rStyle w:val="VerbatimChar"/>
+        </w:rPr>
+        <w:t xml:space="preserve">true</w:t>
+      </w:r>
+      <w:r>
+        <w:t xml:space="preserve"> </w:t>
+      </w:r>
+      <w:r>
+        <w:t xml:space="preserve">in</w:t>
+      </w:r>
+      <w:r>
+        <w:t xml:space="preserve"> </w:t>
+      </w:r>
+      <w:r>
+        <w:rPr>
+          <w:rStyle w:val="VerbatimChar"/>
+        </w:rPr>
+        <w:t xml:space="preserve">wp-config.php</w:t>
+      </w:r>
+      <w:r>
+        <w:t xml:space="preserve">. This prevents all file modifications through the WordPress admin interface, including plugin and theme installation, updates, and code editing.</w:t>
+      </w:r>
+    </w:p>
+    <w:p>
+      <w:pPr>
+        <w:pStyle w:val="BodyText"/>
+      </w:pPr>
+      <w:r>
+        <w:rPr>
+          <w:b/>
+          <w:bCs/>
+        </w:rPr>
+        <w:t xml:space="preserve">Note:</w:t>
+      </w:r>
+      <w:r>
+        <w:t xml:space="preserve"> </w:t>
+      </w:r>
+      <w:r>
+        <w:t xml:space="preserve">WordPress’s official hardening documentation recommends</w:t>
+      </w:r>
+      <w:r>
+        <w:t xml:space="preserve"> </w:t>
+      </w:r>
+      <w:r>
+        <w:rPr>
+          <w:rStyle w:val="VerbatimChar"/>
+        </w:rPr>
+        <w:t xml:space="preserve">DISALLOW_FILE_EDIT</w:t>
+      </w:r>
+      <w:r>
+        <w:t xml:space="preserve">, which disables only the built-in file editor (equivalent to removing the</w:t>
+      </w:r>
+      <w:r>
+        <w:t xml:space="preserve"> </w:t>
+      </w:r>
+      <w:r>
+        <w:rPr>
+          <w:rStyle w:val="VerbatimChar"/>
+        </w:rPr>
+        <w:t xml:space="preserve">edit_themes</w:t>
+      </w:r>
+      <w:r>
+        <w:t xml:space="preserve">,</w:t>
+      </w:r>
+      <w:r>
+        <w:t xml:space="preserve"> </w:t>
+      </w:r>
+      <w:r>
+        <w:rPr>
+          <w:rStyle w:val="VerbatimChar"/>
+        </w:rPr>
+        <w:t xml:space="preserve">edit_plugins</w:t>
+      </w:r>
+      <w:r>
+        <w:t xml:space="preserve">, and</w:t>
+      </w:r>
+      <w:r>
+        <w:t xml:space="preserve"> </w:t>
+      </w:r>
+      <w:r>
+        <w:rPr>
+          <w:rStyle w:val="VerbatimChar"/>
+        </w:rPr>
+        <w:t xml:space="preserve">edit_files</w:t>
+      </w:r>
+      <w:r>
+        <w:t xml:space="preserve"> </w:t>
+      </w:r>
+      <w:r>
+        <w:t xml:space="preserve">capabilities).</w:t>
+      </w:r>
+      <w:r>
+        <w:t xml:space="preserve"> </w:t>
+      </w:r>
+      <w:r>
+        <w:rPr>
+          <w:rStyle w:val="VerbatimChar"/>
+        </w:rPr>
+        <w:t xml:space="preserve">DISALLOW_FILE_MODS</w:t>
+      </w:r>
+      <w:r>
+        <w:t xml:space="preserve"> </w:t>
+      </w:r>
+      <w:r>
+        <w:t xml:space="preserve">is a superset of that: it also prevents plugin and theme installation and updates through the Dashboard. This benchmark recommends</w:t>
+      </w:r>
+      <w:r>
+        <w:t xml:space="preserve"> </w:t>
+      </w:r>
+      <w:r>
+        <w:rPr>
+          <w:rStyle w:val="VerbatimChar"/>
+        </w:rPr>
+        <w:t xml:space="preserve">DISALLOW_FILE_MODS</w:t>
+      </w:r>
+      <w:r>
+        <w:t xml:space="preserve"> </w:t>
+      </w:r>
+      <w:r>
+        <w:t xml:space="preserve">for a more comprehensive lockdown. Sites that still require Dashboard-based plugin/theme updates but wish to block the file editor may use</w:t>
+      </w:r>
+      <w:r>
+        <w:t xml:space="preserve"> </w:t>
+      </w:r>
+      <w:r>
+        <w:rPr>
+          <w:rStyle w:val="VerbatimChar"/>
+        </w:rPr>
+        <w:t xml:space="preserve">DISALLOW_FILE_EDIT</w:t>
+      </w:r>
+      <w:r>
+        <w:t xml:space="preserve"> </w:t>
+      </w:r>
+      <w:r>
+        <w:t xml:space="preserve">instead.</w:t>
       </w:r>
     </w:p>
     <w:p>
@@ -4937,7 +4648,49 @@
         <w:t xml:space="preserve"> </w:t>
       </w:r>
       <w:r>
-        <w:t xml:space="preserve">Without this setting, admin session cookies could be transmitted over unencrypted HTTP if a user accesses the admin via an HTTP URL, enabling session hijacking via network interception.</w:t>
+        <w:t xml:space="preserve">If an attacker gains admin access (e.g., through a compromised account),</w:t>
+      </w:r>
+      <w:r>
+        <w:t xml:space="preserve"> </w:t>
+      </w:r>
+      <w:r>
+        <w:rPr>
+          <w:rStyle w:val="VerbatimChar"/>
+        </w:rPr>
+        <w:t xml:space="preserve">DISALLOW_FILE_MODS</w:t>
+      </w:r>
+      <w:r>
+        <w:t xml:space="preserve"> </w:t>
+      </w:r>
+      <w:r>
+        <w:t xml:space="preserve">prevents them from installing malicious plugins, modifying theme files, or uploading web shells through the admin interface. Updates should be handled through deployment pipelines or server-side automation.</w:t>
+      </w:r>
+    </w:p>
+    <w:p>
+      <w:pPr>
+        <w:pStyle w:val="BodyText"/>
+      </w:pPr>
+      <w:r>
+        <w:rPr>
+          <w:b/>
+          <w:bCs/>
+        </w:rPr>
+        <w:t xml:space="preserve">Impact:</w:t>
+      </w:r>
+      <w:r>
+        <w:t xml:space="preserve"> </w:t>
+      </w:r>
+      <w:r>
+        <w:t xml:space="preserve">Plugin and theme updates cannot be performed through the Dashboard. An alternative update mechanism (</w:t>
+      </w:r>
+      <w:r>
+        <w:rPr>
+          <w:rStyle w:val="VerbatimChar"/>
+        </w:rPr>
+        <w:t xml:space="preserve">wp-cli</w:t>
+      </w:r>
+      <w:r>
+        <w:t xml:space="preserve">, CI/CD pipeline, or managed hosting) is required.</w:t>
       </w:r>
     </w:p>
     <w:p>
@@ -4960,7 +4713,7 @@
         <w:rPr>
           <w:rStyle w:val="VerbatimChar"/>
         </w:rPr>
-        <w:t xml:space="preserve">$ grep 'FORCE_SSL_ADMIN' /path/to/wp-config.php</w:t>
+        <w:t xml:space="preserve">$ grep 'DISALLOW_FILE_MODS' /path/to/wp-config.php</w:t>
       </w:r>
     </w:p>
     <w:p>
@@ -4977,7 +4730,7 @@
         <w:rPr>
           <w:rStyle w:val="VerbatimChar"/>
         </w:rPr>
-        <w:t xml:space="preserve">define( 'FORCE_SSL_ADMIN', true );</w:t>
+        <w:t xml:space="preserve">define( 'DISALLOW_FILE_MODS', true );</w:t>
       </w:r>
     </w:p>
     <w:p>
@@ -5009,6 +4762,18 @@
         <w:t xml:space="preserve">wp-config.php</w:t>
       </w:r>
       <w:r>
+        <w:t xml:space="preserve"> </w:t>
+      </w:r>
+      <w:r>
+        <w:t xml:space="preserve">before</w:t>
+      </w:r>
+      <w:r>
+        <w:t xml:space="preserve"> </w:t>
+      </w:r>
+      <w:r>
+        <w:t xml:space="preserve">‘That’s all, stop editing!’</w:t>
+      </w:r>
+      <w:r>
         <w:t xml:space="preserve">:</w:t>
       </w:r>
       <w:r>
@@ -5018,7 +4783,7 @@
         <w:rPr>
           <w:rStyle w:val="VerbatimChar"/>
         </w:rPr>
-        <w:t xml:space="preserve">define( 'FORCE_SSL_ADMIN', true );</w:t>
+        <w:t xml:space="preserve">define( 'DISALLOW_FILE_MODS', true );</w:t>
       </w:r>
     </w:p>
     <w:p>
@@ -5036,7 +4801,25 @@
         <w:t xml:space="preserve"> </w:t>
       </w:r>
       <w:r>
-        <w:t xml:space="preserve">Not set (HTTPS not enforced for admin).</w:t>
+        <w:t xml:space="preserve">Not set (file modifications allowed).</w:t>
+      </w:r>
+    </w:p>
+    <w:p>
+      <w:pPr>
+        <w:pStyle w:val="BodyText"/>
+      </w:pPr>
+      <w:r>
+        <w:rPr>
+          <w:b/>
+          <w:bCs/>
+        </w:rPr>
+        <w:t xml:space="preserve">References:</w:t>
+      </w:r>
+      <w:r>
+        <w:t xml:space="preserve"> </w:t>
+      </w:r>
+      <w:r>
+        <w:t xml:space="preserve">https://developer.wordpress.org/advanced-administration/security/hardening/</w:t>
       </w:r>
     </w:p>
     <w:p>
@@ -5046,14 +4829,29 @@
         </w:pict>
       </w:r>
     </w:p>
-    <w:bookmarkEnd w:id="43"/>
-    <w:bookmarkStart w:id="44" w:name="X99d05a9db2105bb0177983691284d4ca98b08f1"/>
+    <w:bookmarkEnd w:id="41"/>
+    <w:bookmarkStart w:id="42" w:name="ensure-force_ssl_admin-is-set-to-true"/>
     <w:p>
       <w:pPr>
         <w:pStyle w:val="Heading4"/>
       </w:pPr>
       <w:r>
-        <w:t xml:space="preserve">4.3 Ensure WordPress debug mode is disabled in production</w:t>
+        <w:t xml:space="preserve">4.2 Ensure</w:t>
+      </w:r>
+      <w:r>
+        <w:t xml:space="preserve"> </w:t>
+      </w:r>
+      <w:r>
+        <w:rPr>
+          <w:rStyle w:val="VerbatimChar"/>
+        </w:rPr>
+        <w:t xml:space="preserve">FORCE_SSL_ADMIN</w:t>
+      </w:r>
+      <w:r>
+        <w:t xml:space="preserve"> </w:t>
+      </w:r>
+      <w:r>
+        <w:t xml:space="preserve">is set to true</w:t>
       </w:r>
     </w:p>
     <w:p>
@@ -5111,73 +4909,22 @@
         <w:t xml:space="preserve"> </w:t>
       </w:r>
       <w:r>
-        <w:rPr>
-          <w:rStyle w:val="VerbatimChar"/>
-        </w:rPr>
-        <w:t xml:space="preserve">WP_DEBUG</w:t>
-      </w:r>
-      <w:r>
-        <w:t xml:space="preserve"> </w:t>
-      </w:r>
-      <w:r>
-        <w:t xml:space="preserve">must be set to</w:t>
-      </w:r>
-      <w:r>
-        <w:t xml:space="preserve"> </w:t>
-      </w:r>
-      <w:r>
-        <w:rPr>
-          <w:rStyle w:val="VerbatimChar"/>
-        </w:rPr>
-        <w:t xml:space="preserve">false</w:t>
-      </w:r>
-      <w:r>
-        <w:t xml:space="preserve"> </w:t>
-      </w:r>
-      <w:r>
-        <w:t xml:space="preserve">in production environments.</w:t>
-      </w:r>
-      <w:r>
-        <w:t xml:space="preserve"> </w:t>
-      </w:r>
-      <w:r>
-        <w:rPr>
-          <w:rStyle w:val="VerbatimChar"/>
-        </w:rPr>
-        <w:t xml:space="preserve">WP_DEBUG_DISPLAY</w:t>
-      </w:r>
-      <w:r>
-        <w:t xml:space="preserve"> </w:t>
-      </w:r>
-      <w:r>
-        <w:t xml:space="preserve">must also be</w:t>
-      </w:r>
-      <w:r>
-        <w:t xml:space="preserve"> </w:t>
-      </w:r>
-      <w:r>
-        <w:rPr>
-          <w:rStyle w:val="VerbatimChar"/>
-        </w:rPr>
-        <w:t xml:space="preserve">false</w:t>
-      </w:r>
-      <w:r>
-        <w:t xml:space="preserve">, and</w:t>
-      </w:r>
-      <w:r>
-        <w:t xml:space="preserve"> </w:t>
-      </w:r>
-      <w:r>
-        <w:rPr>
-          <w:rStyle w:val="VerbatimChar"/>
-        </w:rPr>
-        <w:t xml:space="preserve">WP_DEBUG_LOG</w:t>
-      </w:r>
-      <w:r>
-        <w:t xml:space="preserve"> </w:t>
-      </w:r>
-      <w:r>
-        <w:t xml:space="preserve">should write to a non-public location if enabled.</w:t>
+        <w:t xml:space="preserve">The</w:t>
+      </w:r>
+      <w:r>
+        <w:t xml:space="preserve"> </w:t>
+      </w:r>
+      <w:r>
+        <w:rPr>
+          <w:rStyle w:val="VerbatimChar"/>
+        </w:rPr>
+        <w:t xml:space="preserve">FORCE_SSL_ADMIN</w:t>
+      </w:r>
+      <w:r>
+        <w:t xml:space="preserve"> </w:t>
+      </w:r>
+      <w:r>
+        <w:t xml:space="preserve">constant forces all admin and login pages to be served over HTTPS.</w:t>
       </w:r>
     </w:p>
     <w:p>
@@ -5195,16 +4942,7 @@
         <w:t xml:space="preserve"> </w:t>
       </w:r>
       <w:r>
-        <w:t xml:space="preserve">Debug output can reveal file paths, database queries, and PHP errors to attackers. Debug log files in the default location (</w:t>
-      </w:r>
-      <w:r>
-        <w:rPr>
-          <w:rStyle w:val="VerbatimChar"/>
-        </w:rPr>
-        <w:t xml:space="preserve">wp-content/debug.log</w:t>
-      </w:r>
-      <w:r>
-        <w:t xml:space="preserve">) are publicly accessible unless explicitly blocked.</w:t>
+        <w:t xml:space="preserve">Without this setting, admin session cookies could be transmitted over unencrypted HTTP if a user accesses the admin via an HTTP URL, enabling session hijacking via network interception.</w:t>
       </w:r>
     </w:p>
     <w:p>
@@ -5227,7 +4965,7 @@
         <w:rPr>
           <w:rStyle w:val="VerbatimChar"/>
         </w:rPr>
-        <w:t xml:space="preserve">$ grep -E 'WP_DEBUG\|WP_DEBUG_DISPLAY\|WP_DEBUG_LOG' /path/to/wp-config.php</w:t>
+        <w:t xml:space="preserve">$ grep 'FORCE_SSL_ADMIN' /path/to/wp-config.php</w:t>
       </w:r>
     </w:p>
     <w:p>
@@ -5235,70 +4973,16 @@
         <w:pStyle w:val="FirstParagraph"/>
       </w:pPr>
       <w:r>
-        <w:t xml:space="preserve">Verify</w:t>
-      </w:r>
-      <w:r>
-        <w:t xml:space="preserve"> </w:t>
-      </w:r>
-      <w:r>
-        <w:rPr>
-          <w:rStyle w:val="VerbatimChar"/>
-        </w:rPr>
-        <w:t xml:space="preserve">WP_DEBUG</w:t>
-      </w:r>
-      <w:r>
-        <w:t xml:space="preserve"> </w:t>
-      </w:r>
-      <w:r>
-        <w:t xml:space="preserve">and</w:t>
-      </w:r>
-      <w:r>
-        <w:t xml:space="preserve"> </w:t>
-      </w:r>
-      <w:r>
-        <w:rPr>
-          <w:rStyle w:val="VerbatimChar"/>
-        </w:rPr>
-        <w:t xml:space="preserve">WP_DEBUG_DISPLAY</w:t>
-      </w:r>
-      <w:r>
-        <w:t xml:space="preserve"> </w:t>
-      </w:r>
-      <w:r>
-        <w:t xml:space="preserve">are</w:t>
-      </w:r>
-      <w:r>
-        <w:t xml:space="preserve"> </w:t>
-      </w:r>
-      <w:r>
-        <w:rPr>
-          <w:rStyle w:val="VerbatimChar"/>
-        </w:rPr>
-        <w:t xml:space="preserve">false</w:t>
-      </w:r>
-      <w:r>
-        <w:t xml:space="preserve">.</w:t>
-      </w:r>
-      <w:r>
-        <w:t xml:space="preserve"> </w:t>
-      </w:r>
-      <w:r>
-        <w:t xml:space="preserve">If</w:t>
-      </w:r>
-      <w:r>
-        <w:t xml:space="preserve"> </w:t>
-      </w:r>
-      <w:r>
-        <w:rPr>
-          <w:rStyle w:val="VerbatimChar"/>
-        </w:rPr>
-        <w:t xml:space="preserve">WP_DEBUG_LOG</w:t>
-      </w:r>
-      <w:r>
-        <w:t xml:space="preserve"> </w:t>
-      </w:r>
-      <w:r>
-        <w:t xml:space="preserve">is enabled, verify the log path is outside the web root or blocked by the web server.</w:t>
+        <w:t xml:space="preserve">Verify:</w:t>
+      </w:r>
+      <w:r>
+        <w:t xml:space="preserve"> </w:t>
+      </w:r>
+      <w:r>
+        <w:rPr>
+          <w:rStyle w:val="VerbatimChar"/>
+        </w:rPr>
+        <w:t xml:space="preserve">define( 'FORCE_SSL_ADMIN', true );</w:t>
       </w:r>
     </w:p>
     <w:p>
@@ -5318,47 +5002,28 @@
         <w:pStyle w:val="BodyText"/>
       </w:pPr>
       <w:r>
-        <w:rPr>
-          <w:rStyle w:val="VerbatimChar"/>
-        </w:rPr>
-        <w:t xml:space="preserve">define( 'WP_DEBUG', false );</w:t>
-      </w:r>
-    </w:p>
-    <w:p>
-      <w:pPr>
-        <w:pStyle w:val="BodyText"/>
-      </w:pPr>
-      <w:r>
-        <w:rPr>
-          <w:rStyle w:val="VerbatimChar"/>
-        </w:rPr>
-        <w:t xml:space="preserve">define( 'WP_DEBUG_DISPLAY', false );</w:t>
-      </w:r>
-    </w:p>
-    <w:p>
-      <w:pPr>
-        <w:pStyle w:val="BodyText"/>
-      </w:pPr>
-      <w:r>
-        <w:rPr>
-          <w:rStyle w:val="VerbatimChar"/>
-        </w:rPr>
-        <w:t xml:space="preserve">define( 'WP_DEBUG_LOG', false );</w:t>
-      </w:r>
-      <w:r>
-        <w:t xml:space="preserve"> </w:t>
-      </w:r>
-      <w:r>
-        <w:t xml:space="preserve">If logging is needed, direct to a non-public path:</w:t>
-      </w:r>
-      <w:r>
-        <w:t xml:space="preserve"> </w:t>
-      </w:r>
-      <w:r>
-        <w:rPr>
-          <w:rStyle w:val="VerbatimChar"/>
-        </w:rPr>
-        <w:t xml:space="preserve">define( 'WP_DEBUG_LOG', '/var/log/wordpress/debug.log' );</w:t>
+        <w:t xml:space="preserve">Add to</w:t>
+      </w:r>
+      <w:r>
+        <w:t xml:space="preserve"> </w:t>
+      </w:r>
+      <w:r>
+        <w:rPr>
+          <w:rStyle w:val="VerbatimChar"/>
+        </w:rPr>
+        <w:t xml:space="preserve">wp-config.php</w:t>
+      </w:r>
+      <w:r>
+        <w:t xml:space="preserve">:</w:t>
+      </w:r>
+      <w:r>
+        <w:t xml:space="preserve"> </w:t>
+      </w:r>
+      <w:r>
+        <w:rPr>
+          <w:rStyle w:val="VerbatimChar"/>
+        </w:rPr>
+        <w:t xml:space="preserve">define( 'FORCE_SSL_ADMIN', true );</w:t>
       </w:r>
     </w:p>
     <w:p>
@@ -5376,16 +5041,7 @@
         <w:t xml:space="preserve"> </w:t>
       </w:r>
       <w:r>
-        <w:rPr>
-          <w:rStyle w:val="VerbatimChar"/>
-        </w:rPr>
-        <w:t xml:space="preserve">WP_DEBUG = false</w:t>
-      </w:r>
-      <w:r>
-        <w:t xml:space="preserve"> </w:t>
-      </w:r>
-      <w:r>
-        <w:t xml:space="preserve">(secure by default). However, many deployment guides enable debug mode.</w:t>
+        <w:t xml:space="preserve">Not set (HTTPS not enforced for admin).</w:t>
       </w:r>
     </w:p>
     <w:p>
@@ -5395,14 +5051,14 @@
         </w:pict>
       </w:r>
     </w:p>
-    <w:bookmarkEnd w:id="44"/>
-    <w:bookmarkStart w:id="45" w:name="ensure-xml-rpc-is-disabled"/>
+    <w:bookmarkEnd w:id="42"/>
+    <w:bookmarkStart w:id="43" w:name="X99d05a9db2105bb0177983691284d4ca98b08f1"/>
     <w:p>
       <w:pPr>
         <w:pStyle w:val="Heading4"/>
       </w:pPr>
       <w:r>
-        <w:t xml:space="preserve">4.4 Ensure XML-RPC is disabled</w:t>
+        <w:t xml:space="preserve">4.3 Ensure WordPress debug mode is disabled in production</w:t>
       </w:r>
     </w:p>
     <w:p>
@@ -5460,16 +5116,73 @@
         <w:t xml:space="preserve"> </w:t>
       </w:r>
       <w:r>
-        <w:t xml:space="preserve">The XML-RPC interface (</w:t>
-      </w:r>
-      <w:r>
-        <w:rPr>
-          <w:rStyle w:val="VerbatimChar"/>
-        </w:rPr>
-        <w:t xml:space="preserve">xmlrpc.php</w:t>
-      </w:r>
-      <w:r>
-        <w:t xml:space="preserve">) should be disabled unless specifically required by a remote publishing client or integration.</w:t>
+        <w:rPr>
+          <w:rStyle w:val="VerbatimChar"/>
+        </w:rPr>
+        <w:t xml:space="preserve">WP_DEBUG</w:t>
+      </w:r>
+      <w:r>
+        <w:t xml:space="preserve"> </w:t>
+      </w:r>
+      <w:r>
+        <w:t xml:space="preserve">must be set to</w:t>
+      </w:r>
+      <w:r>
+        <w:t xml:space="preserve"> </w:t>
+      </w:r>
+      <w:r>
+        <w:rPr>
+          <w:rStyle w:val="VerbatimChar"/>
+        </w:rPr>
+        <w:t xml:space="preserve">false</w:t>
+      </w:r>
+      <w:r>
+        <w:t xml:space="preserve"> </w:t>
+      </w:r>
+      <w:r>
+        <w:t xml:space="preserve">in production environments.</w:t>
+      </w:r>
+      <w:r>
+        <w:t xml:space="preserve"> </w:t>
+      </w:r>
+      <w:r>
+        <w:rPr>
+          <w:rStyle w:val="VerbatimChar"/>
+        </w:rPr>
+        <w:t xml:space="preserve">WP_DEBUG_DISPLAY</w:t>
+      </w:r>
+      <w:r>
+        <w:t xml:space="preserve"> </w:t>
+      </w:r>
+      <w:r>
+        <w:t xml:space="preserve">must also be</w:t>
+      </w:r>
+      <w:r>
+        <w:t xml:space="preserve"> </w:t>
+      </w:r>
+      <w:r>
+        <w:rPr>
+          <w:rStyle w:val="VerbatimChar"/>
+        </w:rPr>
+        <w:t xml:space="preserve">false</w:t>
+      </w:r>
+      <w:r>
+        <w:t xml:space="preserve">, and</w:t>
+      </w:r>
+      <w:r>
+        <w:t xml:space="preserve"> </w:t>
+      </w:r>
+      <w:r>
+        <w:rPr>
+          <w:rStyle w:val="VerbatimChar"/>
+        </w:rPr>
+        <w:t xml:space="preserve">WP_DEBUG_LOG</w:t>
+      </w:r>
+      <w:r>
+        <w:t xml:space="preserve"> </w:t>
+      </w:r>
+      <w:r>
+        <w:t xml:space="preserve">should write to a non-public location if enabled.</w:t>
       </w:r>
     </w:p>
     <w:p>
@@ -5487,40 +5200,16 @@
         <w:t xml:space="preserve"> </w:t>
       </w:r>
       <w:r>
-        <w:t xml:space="preserve">XML-RPC is commonly exploited for brute-force amplification attacks (the</w:t>
-      </w:r>
-      <w:r>
-        <w:t xml:space="preserve"> </w:t>
-      </w:r>
-      <w:r>
-        <w:rPr>
-          <w:rStyle w:val="VerbatimChar"/>
-        </w:rPr>
-        <w:t xml:space="preserve">system.multicall</w:t>
-      </w:r>
-      <w:r>
-        <w:t xml:space="preserve"> </w:t>
-      </w:r>
-      <w:r>
-        <w:t xml:space="preserve">method allows hundreds of password attempts in a single HTTP request) and DDoS amplification via pingbacks.</w:t>
-      </w:r>
-    </w:p>
-    <w:p>
-      <w:pPr>
-        <w:pStyle w:val="BodyText"/>
-      </w:pPr>
-      <w:r>
-        <w:rPr>
-          <w:b/>
-          <w:bCs/>
-        </w:rPr>
-        <w:t xml:space="preserve">Impact:</w:t>
-      </w:r>
-      <w:r>
-        <w:t xml:space="preserve"> </w:t>
-      </w:r>
-      <w:r>
-        <w:t xml:space="preserve">Disabling XML-RPC will break Jetpack (which requires it for WordPress.com communication), the WordPress mobile app (older versions), and any third-party tool that uses the XML-RPC API.</w:t>
+        <w:t xml:space="preserve">Debug output can reveal file paths, database queries, and PHP errors to attackers. Debug log files in the default location (</w:t>
+      </w:r>
+      <w:r>
+        <w:rPr>
+          <w:rStyle w:val="VerbatimChar"/>
+        </w:rPr>
+        <w:t xml:space="preserve">wp-content/debug.log</w:t>
+      </w:r>
+      <w:r>
+        <w:t xml:space="preserve">) are publicly accessible unless explicitly blocked.</w:t>
       </w:r>
     </w:p>
     <w:p>
@@ -5543,7 +5232,7 @@
         <w:rPr>
           <w:rStyle w:val="VerbatimChar"/>
         </w:rPr>
-        <w:t xml:space="preserve">$ curl -s -o /dev/null -w '%{http_code}' https://example.com/xmlrpc.php</w:t>
+        <w:t xml:space="preserve">$ grep -E 'WP_DEBUG\|WP_DEBUG_DISPLAY\|WP_DEBUG_LOG' /path/to/wp-config.php</w:t>
       </w:r>
     </w:p>
     <w:p>
@@ -5551,7 +5240,70 @@
         <w:pStyle w:val="FirstParagraph"/>
       </w:pPr>
       <w:r>
-        <w:t xml:space="preserve">A 200 response indicates XML-RPC is accessible. A 403 or 404 indicates it is blocked.</w:t>
+        <w:t xml:space="preserve">Verify</w:t>
+      </w:r>
+      <w:r>
+        <w:t xml:space="preserve"> </w:t>
+      </w:r>
+      <w:r>
+        <w:rPr>
+          <w:rStyle w:val="VerbatimChar"/>
+        </w:rPr>
+        <w:t xml:space="preserve">WP_DEBUG</w:t>
+      </w:r>
+      <w:r>
+        <w:t xml:space="preserve"> </w:t>
+      </w:r>
+      <w:r>
+        <w:t xml:space="preserve">and</w:t>
+      </w:r>
+      <w:r>
+        <w:t xml:space="preserve"> </w:t>
+      </w:r>
+      <w:r>
+        <w:rPr>
+          <w:rStyle w:val="VerbatimChar"/>
+        </w:rPr>
+        <w:t xml:space="preserve">WP_DEBUG_DISPLAY</w:t>
+      </w:r>
+      <w:r>
+        <w:t xml:space="preserve"> </w:t>
+      </w:r>
+      <w:r>
+        <w:t xml:space="preserve">are</w:t>
+      </w:r>
+      <w:r>
+        <w:t xml:space="preserve"> </w:t>
+      </w:r>
+      <w:r>
+        <w:rPr>
+          <w:rStyle w:val="VerbatimChar"/>
+        </w:rPr>
+        <w:t xml:space="preserve">false</w:t>
+      </w:r>
+      <w:r>
+        <w:t xml:space="preserve">.</w:t>
+      </w:r>
+      <w:r>
+        <w:t xml:space="preserve"> </w:t>
+      </w:r>
+      <w:r>
+        <w:t xml:space="preserve">If</w:t>
+      </w:r>
+      <w:r>
+        <w:t xml:space="preserve"> </w:t>
+      </w:r>
+      <w:r>
+        <w:rPr>
+          <w:rStyle w:val="VerbatimChar"/>
+        </w:rPr>
+        <w:t xml:space="preserve">WP_DEBUG_LOG</w:t>
+      </w:r>
+      <w:r>
+        <w:t xml:space="preserve"> </w:t>
+      </w:r>
+      <w:r>
+        <w:t xml:space="preserve">is enabled, verify the log path is outside the web root or blocked by the web server.</w:t>
       </w:r>
     </w:p>
     <w:p>
@@ -5571,152 +5323,47 @@
         <w:pStyle w:val="BodyText"/>
       </w:pPr>
       <w:r>
-        <w:t xml:space="preserve">Block at the web server level (preferred).</w:t>
-      </w:r>
-      <w:r>
-        <w:t xml:space="preserve"> </w:t>
-      </w:r>
-      <w:r>
-        <w:t xml:space="preserve">For Nginx:</w:t>
-      </w:r>
-    </w:p>
-    <w:p>
-      <w:pPr>
-        <w:pStyle w:val="SourceCode"/>
-      </w:pPr>
-      <w:r>
-        <w:rPr>
-          <w:rStyle w:val="VerbatimChar"/>
-        </w:rPr>
-        <w:t xml:space="preserve">location = /xmlrpc.php {</w:t>
-      </w:r>
-      <w:r>
-        <w:br/>
-      </w:r>
-      <w:r>
-        <w:rPr>
-          <w:rStyle w:val="VerbatimChar"/>
-        </w:rPr>
-        <w:t xml:space="preserve">  deny all;</w:t>
-      </w:r>
-      <w:r>
-        <w:br/>
-      </w:r>
-      <w:r>
-        <w:rPr>
-          <w:rStyle w:val="VerbatimChar"/>
-        </w:rPr>
-        <w:t xml:space="preserve">  return 403;</w:t>
-      </w:r>
-      <w:r>
-        <w:br/>
-      </w:r>
-      <w:r>
-        <w:rPr>
-          <w:rStyle w:val="VerbatimChar"/>
-        </w:rPr>
-        <w:t xml:space="preserve">}</w:t>
-      </w:r>
-    </w:p>
-    <w:p>
-      <w:pPr>
-        <w:pStyle w:val="FirstParagraph"/>
-      </w:pPr>
-      <w:r>
-        <w:t xml:space="preserve">Or disable via</w:t>
-      </w:r>
-      <w:r>
-        <w:t xml:space="preserve"> </w:t>
-      </w:r>
-      <w:r>
-        <w:rPr>
-          <w:rStyle w:val="VerbatimChar"/>
-        </w:rPr>
-        <w:t xml:space="preserve">wp-config.php</w:t>
-      </w:r>
-      <w:r>
-        <w:t xml:space="preserve">:</w:t>
-      </w:r>
-      <w:r>
-        <w:t xml:space="preserve"> </w:t>
-      </w:r>
-      <w:r>
-        <w:rPr>
-          <w:rStyle w:val="VerbatimChar"/>
-        </w:rPr>
-        <w:t xml:space="preserve">add_filter( 'xmlrpc_enabled', '__return_false' );</w:t>
-      </w:r>
-      <w:r>
-        <w:t xml:space="preserve"> </w:t>
-      </w:r>
-      <w:r>
-        <w:t xml:space="preserve">(Place in a must-use plugin, not</w:t>
-      </w:r>
-      <w:r>
-        <w:t xml:space="preserve"> </w:t>
-      </w:r>
-      <w:r>
-        <w:rPr>
-          <w:rStyle w:val="VerbatimChar"/>
-        </w:rPr>
-        <w:t xml:space="preserve">wp-config.php</w:t>
-      </w:r>
-      <w:r>
-        <w:t xml:space="preserve"> </w:t>
-      </w:r>
-      <w:r>
-        <w:t xml:space="preserve">directly.)</w:t>
-      </w:r>
-    </w:p>
-    <w:p>
-      <w:pPr>
-        <w:pStyle w:val="BodyText"/>
-      </w:pPr>
-      <w:r>
-        <w:t xml:space="preserve">Additionally, disable trackbacks and pingbacks in</w:t>
-      </w:r>
-      <w:r>
-        <w:t xml:space="preserve"> </w:t>
-      </w:r>
-      <w:r>
-        <w:rPr>
-          <w:b/>
-          <w:bCs/>
-        </w:rPr>
-        <w:t xml:space="preserve">Settings → Discussion</w:t>
-      </w:r>
-      <w:r>
-        <w:t xml:space="preserve"> </w:t>
-      </w:r>
-      <w:r>
-        <w:t xml:space="preserve">by unchecking</w:t>
-      </w:r>
-      <w:r>
-        <w:t xml:space="preserve"> </w:t>
-      </w:r>
-      <w:r>
-        <w:t xml:space="preserve">“Allow link notifications from other blogs (pingbacks and trackbacks) on new posts.”</w:t>
-      </w:r>
-      <w:r>
-        <w:t xml:space="preserve"> </w:t>
-      </w:r>
-      <w:r>
-        <w:t xml:space="preserve">Trackbacks operate independently of</w:t>
-      </w:r>
-      <w:r>
-        <w:t xml:space="preserve"> </w:t>
-      </w:r>
-      <w:r>
-        <w:rPr>
-          <w:rStyle w:val="VerbatimChar"/>
-        </w:rPr>
-        <w:t xml:space="preserve">xmlrpc.php</w:t>
-      </w:r>
-      <w:r>
-        <w:t xml:space="preserve"> </w:t>
-      </w:r>
-      <w:r>
-        <w:t xml:space="preserve">and should be disabled separately.</w:t>
+        <w:rPr>
+          <w:rStyle w:val="VerbatimChar"/>
+        </w:rPr>
+        <w:t xml:space="preserve">define( 'WP_DEBUG', false );</w:t>
+      </w:r>
+    </w:p>
+    <w:p>
+      <w:pPr>
+        <w:pStyle w:val="BodyText"/>
+      </w:pPr>
+      <w:r>
+        <w:rPr>
+          <w:rStyle w:val="VerbatimChar"/>
+        </w:rPr>
+        <w:t xml:space="preserve">define( 'WP_DEBUG_DISPLAY', false );</w:t>
+      </w:r>
+    </w:p>
+    <w:p>
+      <w:pPr>
+        <w:pStyle w:val="BodyText"/>
+      </w:pPr>
+      <w:r>
+        <w:rPr>
+          <w:rStyle w:val="VerbatimChar"/>
+        </w:rPr>
+        <w:t xml:space="preserve">define( 'WP_DEBUG_LOG', false );</w:t>
+      </w:r>
+      <w:r>
+        <w:t xml:space="preserve"> </w:t>
+      </w:r>
+      <w:r>
+        <w:t xml:space="preserve">If logging is needed, direct to a non-public path:</w:t>
+      </w:r>
+      <w:r>
+        <w:t xml:space="preserve"> </w:t>
+      </w:r>
+      <w:r>
+        <w:rPr>
+          <w:rStyle w:val="VerbatimChar"/>
+        </w:rPr>
+        <w:t xml:space="preserve">define( 'WP_DEBUG_LOG', '/var/log/wordpress/debug.log' );</w:t>
       </w:r>
     </w:p>
     <w:p>
@@ -5734,25 +5381,16 @@
         <w:t xml:space="preserve"> </w:t>
       </w:r>
       <w:r>
-        <w:t xml:space="preserve">XML-RPC, trackbacks, and pingbacks are all enabled by default.</w:t>
-      </w:r>
-    </w:p>
-    <w:p>
-      <w:pPr>
-        <w:pStyle w:val="BodyText"/>
-      </w:pPr>
-      <w:r>
-        <w:rPr>
-          <w:b/>
-          <w:bCs/>
-        </w:rPr>
-        <w:t xml:space="preserve">References:</w:t>
-      </w:r>
-      <w:r>
-        <w:t xml:space="preserve"> </w:t>
-      </w:r>
-      <w:r>
-        <w:t xml:space="preserve">https://developer.wordpress.org/advanced-administration/security/hardening/</w:t>
+        <w:rPr>
+          <w:rStyle w:val="VerbatimChar"/>
+        </w:rPr>
+        <w:t xml:space="preserve">WP_DEBUG = false</w:t>
+      </w:r>
+      <w:r>
+        <w:t xml:space="preserve"> </w:t>
+      </w:r>
+      <w:r>
+        <w:t xml:space="preserve">(secure by default). However, many deployment guides enable debug mode.</w:t>
       </w:r>
     </w:p>
     <w:p>
@@ -5762,14 +5400,14 @@
         </w:pict>
       </w:r>
     </w:p>
-    <w:bookmarkEnd w:id="45"/>
-    <w:bookmarkStart w:id="46" w:name="Xccfd45e4de583f7d6974826f121206ec193f546"/>
+    <w:bookmarkEnd w:id="43"/>
+    <w:bookmarkStart w:id="44" w:name="ensure-xml-rpc-is-disabled"/>
     <w:p>
       <w:pPr>
         <w:pStyle w:val="Heading4"/>
       </w:pPr>
       <w:r>
-        <w:t xml:space="preserve">4.5 Ensure automatic core updates are enabled</w:t>
+        <w:t xml:space="preserve">4.4 Ensure XML-RPC is disabled</w:t>
       </w:r>
     </w:p>
     <w:p>
@@ -5827,7 +5465,16 @@
         <w:t xml:space="preserve"> </w:t>
       </w:r>
       <w:r>
-        <w:t xml:space="preserve">WordPress automatic background updates for minor (security) releases must remain enabled. Major version auto-updates should be evaluated based on organizational policy.</w:t>
+        <w:t xml:space="preserve">The XML-RPC interface (</w:t>
+      </w:r>
+      <w:r>
+        <w:rPr>
+          <w:rStyle w:val="VerbatimChar"/>
+        </w:rPr>
+        <w:t xml:space="preserve">xmlrpc.php</w:t>
+      </w:r>
+      <w:r>
+        <w:t xml:space="preserve">) should be disabled unless specifically required by a remote publishing client or integration.</w:t>
       </w:r>
     </w:p>
     <w:p>
@@ -5845,7 +5492,22 @@
         <w:t xml:space="preserve"> </w:t>
       </w:r>
       <w:r>
-        <w:t xml:space="preserve">Minor releases contain only security fixes and critical bug patches. Disabling them leaves the site vulnerable to known, publicly disclosed exploits.</w:t>
+        <w:t xml:space="preserve">XML-RPC is commonly exploited for brute-force amplification attacks (the</w:t>
+      </w:r>
+      <w:r>
+        <w:t xml:space="preserve"> </w:t>
+      </w:r>
+      <w:r>
+        <w:rPr>
+          <w:rStyle w:val="VerbatimChar"/>
+        </w:rPr>
+        <w:t xml:space="preserve">system.multicall</w:t>
+      </w:r>
+      <w:r>
+        <w:t xml:space="preserve"> </w:t>
+      </w:r>
+      <w:r>
+        <w:t xml:space="preserve">method allows hundreds of password attempts in a single HTTP request) and DDoS amplification via pingbacks.</w:t>
       </w:r>
     </w:p>
     <w:p>
@@ -5863,7 +5525,7 @@
         <w:t xml:space="preserve"> </w:t>
       </w:r>
       <w:r>
-        <w:t xml:space="preserve">In rare cases, a minor update may introduce a regression. Managed hosting providers typically handle this with rollback capabilities.</w:t>
+        <w:t xml:space="preserve">Disabling XML-RPC will break Jetpack (which requires it for WordPress.com communication), the WordPress mobile app (older versions), and any third-party tool that uses the XML-RPC API.</w:t>
       </w:r>
     </w:p>
     <w:p>
@@ -5886,7 +5548,41 @@
         <w:rPr>
           <w:rStyle w:val="VerbatimChar"/>
         </w:rPr>
-        <w:t xml:space="preserve">$ wp config get WP_AUTO_UPDATE_CORE --path=/path/to/wordpress 2&gt;/dev/null</w:t>
+        <w:t xml:space="preserve">$ curl -s -o /dev/null -w '%{http_code}' https://example.com/xmlrpc.php</w:t>
+      </w:r>
+    </w:p>
+    <w:p>
+      <w:pPr>
+        <w:pStyle w:val="FirstParagraph"/>
+      </w:pPr>
+      <w:r>
+        <w:t xml:space="preserve">A 200 response indicates XML-RPC is accessible. A 403 or 404 indicates it is blocked.</w:t>
+      </w:r>
+    </w:p>
+    <w:p>
+      <w:pPr>
+        <w:pStyle w:val="BodyText"/>
+      </w:pPr>
+      <w:r>
+        <w:rPr>
+          <w:b/>
+          <w:bCs/>
+        </w:rPr>
+        <w:t xml:space="preserve">Remediation:</w:t>
+      </w:r>
+    </w:p>
+    <w:p>
+      <w:pPr>
+        <w:pStyle w:val="BodyText"/>
+      </w:pPr>
+      <w:r>
+        <w:t xml:space="preserve">Block at the web server level (preferred).</w:t>
+      </w:r>
+      <w:r>
+        <w:t xml:space="preserve"> </w:t>
+      </w:r>
+      <w:r>
+        <w:t xml:space="preserve">For Nginx:</w:t>
       </w:r>
     </w:p>
     <w:p>
@@ -5897,7 +5593,34 @@
         <w:rPr>
           <w:rStyle w:val="VerbatimChar"/>
         </w:rPr>
-        <w:t xml:space="preserve">$ grep 'WP_AUTO_UPDATE_CORE\|AUTOMATIC_UPDATER_DISABLED' /path/to/wp-config.php</w:t>
+        <w:t xml:space="preserve">location = /xmlrpc.php {</w:t>
+      </w:r>
+      <w:r>
+        <w:br/>
+      </w:r>
+      <w:r>
+        <w:rPr>
+          <w:rStyle w:val="VerbatimChar"/>
+        </w:rPr>
+        <w:t xml:space="preserve">  deny all;</w:t>
+      </w:r>
+      <w:r>
+        <w:br/>
+      </w:r>
+      <w:r>
+        <w:rPr>
+          <w:rStyle w:val="VerbatimChar"/>
+        </w:rPr>
+        <w:t xml:space="preserve">  return 403;</w:t>
+      </w:r>
+      <w:r>
+        <w:br/>
+      </w:r>
+      <w:r>
+        <w:rPr>
+          <w:rStyle w:val="VerbatimChar"/>
+        </w:rPr>
+        <w:t xml:space="preserve">}</w:t>
       </w:r>
     </w:p>
     <w:p>
@@ -5905,84 +5628,7 @@
         <w:pStyle w:val="FirstParagraph"/>
       </w:pPr>
       <w:r>
-        <w:t xml:space="preserve">Verify</w:t>
-      </w:r>
-      <w:r>
-        <w:t xml:space="preserve"> </w:t>
-      </w:r>
-      <w:r>
-        <w:rPr>
-          <w:rStyle w:val="VerbatimChar"/>
-        </w:rPr>
-        <w:t xml:space="preserve">WP_AUTO_UPDATE_CORE</w:t>
-      </w:r>
-      <w:r>
-        <w:t xml:space="preserve"> </w:t>
-      </w:r>
-      <w:r>
-        <w:t xml:space="preserve">is not set to</w:t>
-      </w:r>
-      <w:r>
-        <w:t xml:space="preserve"> </w:t>
-      </w:r>
-      <w:r>
-        <w:rPr>
-          <w:rStyle w:val="VerbatimChar"/>
-        </w:rPr>
-        <w:t xml:space="preserve">false</w:t>
-      </w:r>
-      <w:r>
-        <w:t xml:space="preserve"> </w:t>
-      </w:r>
-      <w:r>
-        <w:t xml:space="preserve">and</w:t>
-      </w:r>
-      <w:r>
-        <w:t xml:space="preserve"> </w:t>
-      </w:r>
-      <w:r>
-        <w:rPr>
-          <w:rStyle w:val="VerbatimChar"/>
-        </w:rPr>
-        <w:t xml:space="preserve">AUTOMATIC_UPDATER_DISABLED</w:t>
-      </w:r>
-      <w:r>
-        <w:t xml:space="preserve"> </w:t>
-      </w:r>
-      <w:r>
-        <w:t xml:space="preserve">is not</w:t>
-      </w:r>
-      <w:r>
-        <w:t xml:space="preserve"> </w:t>
-      </w:r>
-      <w:r>
-        <w:rPr>
-          <w:rStyle w:val="VerbatimChar"/>
-        </w:rPr>
-        <w:t xml:space="preserve">true</w:t>
-      </w:r>
-      <w:r>
-        <w:t xml:space="preserve">.</w:t>
-      </w:r>
-    </w:p>
-    <w:p>
-      <w:pPr>
-        <w:pStyle w:val="BodyText"/>
-      </w:pPr>
-      <w:r>
-        <w:rPr>
-          <w:b/>
-          <w:bCs/>
-        </w:rPr>
-        <w:t xml:space="preserve">Remediation:</w:t>
-      </w:r>
-    </w:p>
-    <w:p>
-      <w:pPr>
-        <w:pStyle w:val="BodyText"/>
-      </w:pPr>
-      <w:r>
-        <w:t xml:space="preserve">Ensure</w:t>
+        <w:t xml:space="preserve">Or disable via</w:t>
       </w:r>
       <w:r>
         <w:t xml:space="preserve"> </w:t>
@@ -5994,34 +5640,88 @@
         <w:t xml:space="preserve">wp-config.php</w:t>
       </w:r>
       <w:r>
-        <w:t xml:space="preserve"> </w:t>
-      </w:r>
-      <w:r>
-        <w:t xml:space="preserve">does not contain:</w:t>
-      </w:r>
-      <w:r>
-        <w:t xml:space="preserve"> </w:t>
-      </w:r>
-      <w:r>
-        <w:rPr>
-          <w:rStyle w:val="VerbatimChar"/>
-        </w:rPr>
-        <w:t xml:space="preserve">define( 'AUTOMATIC_UPDATER_DISABLED', true );</w:t>
-      </w:r>
-      <w:r>
-        <w:t xml:space="preserve"> </w:t>
-      </w:r>
-      <w:r>
-        <w:t xml:space="preserve">Optionally, explicitly enable minor updates:</w:t>
-      </w:r>
-      <w:r>
-        <w:t xml:space="preserve"> </w:t>
-      </w:r>
-      <w:r>
-        <w:rPr>
-          <w:rStyle w:val="VerbatimChar"/>
-        </w:rPr>
-        <w:t xml:space="preserve">define( 'WP_AUTO_UPDATE_CORE', 'minor' );</w:t>
+        <w:t xml:space="preserve">:</w:t>
+      </w:r>
+      <w:r>
+        <w:t xml:space="preserve"> </w:t>
+      </w:r>
+      <w:r>
+        <w:rPr>
+          <w:rStyle w:val="VerbatimChar"/>
+        </w:rPr>
+        <w:t xml:space="preserve">add_filter( 'xmlrpc_enabled', '__return_false' );</w:t>
+      </w:r>
+      <w:r>
+        <w:t xml:space="preserve"> </w:t>
+      </w:r>
+      <w:r>
+        <w:t xml:space="preserve">(Place in a must-use plugin, not</w:t>
+      </w:r>
+      <w:r>
+        <w:t xml:space="preserve"> </w:t>
+      </w:r>
+      <w:r>
+        <w:rPr>
+          <w:rStyle w:val="VerbatimChar"/>
+        </w:rPr>
+        <w:t xml:space="preserve">wp-config.php</w:t>
+      </w:r>
+      <w:r>
+        <w:t xml:space="preserve"> </w:t>
+      </w:r>
+      <w:r>
+        <w:t xml:space="preserve">directly.)</w:t>
+      </w:r>
+    </w:p>
+    <w:p>
+      <w:pPr>
+        <w:pStyle w:val="BodyText"/>
+      </w:pPr>
+      <w:r>
+        <w:t xml:space="preserve">Additionally, disable trackbacks and pingbacks in</w:t>
+      </w:r>
+      <w:r>
+        <w:t xml:space="preserve"> </w:t>
+      </w:r>
+      <w:r>
+        <w:rPr>
+          <w:b/>
+          <w:bCs/>
+        </w:rPr>
+        <w:t xml:space="preserve">Settings → Discussion</w:t>
+      </w:r>
+      <w:r>
+        <w:t xml:space="preserve"> </w:t>
+      </w:r>
+      <w:r>
+        <w:t xml:space="preserve">by unchecking</w:t>
+      </w:r>
+      <w:r>
+        <w:t xml:space="preserve"> </w:t>
+      </w:r>
+      <w:r>
+        <w:t xml:space="preserve">“Allow link notifications from other blogs (pingbacks and trackbacks) on new posts.”</w:t>
+      </w:r>
+      <w:r>
+        <w:t xml:space="preserve"> </w:t>
+      </w:r>
+      <w:r>
+        <w:t xml:space="preserve">Trackbacks operate independently of</w:t>
+      </w:r>
+      <w:r>
+        <w:t xml:space="preserve"> </w:t>
+      </w:r>
+      <w:r>
+        <w:rPr>
+          <w:rStyle w:val="VerbatimChar"/>
+        </w:rPr>
+        <w:t xml:space="preserve">xmlrpc.php</w:t>
+      </w:r>
+      <w:r>
+        <w:t xml:space="preserve"> </w:t>
+      </w:r>
+      <w:r>
+        <w:t xml:space="preserve">and should be disabled separately.</w:t>
       </w:r>
     </w:p>
     <w:p>
@@ -6039,7 +5739,25 @@
         <w:t xml:space="preserve"> </w:t>
       </w:r>
       <w:r>
-        <w:t xml:space="preserve">Minor auto-updates are enabled by default since WordPress 3.7.</w:t>
+        <w:t xml:space="preserve">XML-RPC, trackbacks, and pingbacks are all enabled by default.</w:t>
+      </w:r>
+    </w:p>
+    <w:p>
+      <w:pPr>
+        <w:pStyle w:val="BodyText"/>
+      </w:pPr>
+      <w:r>
+        <w:rPr>
+          <w:b/>
+          <w:bCs/>
+        </w:rPr>
+        <w:t xml:space="preserve">References:</w:t>
+      </w:r>
+      <w:r>
+        <w:t xml:space="preserve"> </w:t>
+      </w:r>
+      <w:r>
+        <w:t xml:space="preserve">https://developer.wordpress.org/advanced-administration/security/hardening/</w:t>
       </w:r>
     </w:p>
     <w:p>
@@ -6049,14 +5767,14 @@
         </w:pict>
       </w:r>
     </w:p>
-    <w:bookmarkEnd w:id="46"/>
-    <w:bookmarkStart w:id="47" w:name="X2e7307636cb42ed0f1cbdc43b1abc4433af3b58"/>
+    <w:bookmarkEnd w:id="44"/>
+    <w:bookmarkStart w:id="45" w:name="Xccfd45e4de583f7d6974826f121206ec193f546"/>
     <w:p>
       <w:pPr>
         <w:pStyle w:val="Heading4"/>
       </w:pPr>
       <w:r>
-        <w:t xml:space="preserve">4.6 Ensure unique authentication keys and salts are configured</w:t>
+        <w:t xml:space="preserve">4.5 Ensure automatic core updates are enabled</w:t>
       </w:r>
     </w:p>
     <w:p>
@@ -6114,7 +5832,162 @@
         <w:t xml:space="preserve"> </w:t>
       </w:r>
       <w:r>
-        <w:t xml:space="preserve">All eight authentication keys and salts in</w:t>
+        <w:t xml:space="preserve">WordPress automatic background updates for minor (security) releases must remain enabled. Major version auto-updates should be evaluated based on organizational policy.</w:t>
+      </w:r>
+    </w:p>
+    <w:p>
+      <w:pPr>
+        <w:pStyle w:val="BodyText"/>
+      </w:pPr>
+      <w:r>
+        <w:rPr>
+          <w:b/>
+          <w:bCs/>
+        </w:rPr>
+        <w:t xml:space="preserve">Rationale:</w:t>
+      </w:r>
+      <w:r>
+        <w:t xml:space="preserve"> </w:t>
+      </w:r>
+      <w:r>
+        <w:t xml:space="preserve">Minor releases contain only security fixes and critical bug patches. Disabling them leaves the site vulnerable to known, publicly disclosed exploits.</w:t>
+      </w:r>
+    </w:p>
+    <w:p>
+      <w:pPr>
+        <w:pStyle w:val="BodyText"/>
+      </w:pPr>
+      <w:r>
+        <w:rPr>
+          <w:b/>
+          <w:bCs/>
+        </w:rPr>
+        <w:t xml:space="preserve">Impact:</w:t>
+      </w:r>
+      <w:r>
+        <w:t xml:space="preserve"> </w:t>
+      </w:r>
+      <w:r>
+        <w:t xml:space="preserve">In rare cases, a minor update may introduce a regression. Managed hosting providers typically handle this with rollback capabilities.</w:t>
+      </w:r>
+    </w:p>
+    <w:p>
+      <w:pPr>
+        <w:pStyle w:val="BodyText"/>
+      </w:pPr>
+      <w:r>
+        <w:rPr>
+          <w:b/>
+          <w:bCs/>
+        </w:rPr>
+        <w:t xml:space="preserve">Audit:</w:t>
+      </w:r>
+    </w:p>
+    <w:p>
+      <w:pPr>
+        <w:pStyle w:val="SourceCode"/>
+      </w:pPr>
+      <w:r>
+        <w:rPr>
+          <w:rStyle w:val="VerbatimChar"/>
+        </w:rPr>
+        <w:t xml:space="preserve">$ wp config get WP_AUTO_UPDATE_CORE --path=/path/to/wordpress 2&gt;/dev/null</w:t>
+      </w:r>
+    </w:p>
+    <w:p>
+      <w:pPr>
+        <w:pStyle w:val="SourceCode"/>
+      </w:pPr>
+      <w:r>
+        <w:rPr>
+          <w:rStyle w:val="VerbatimChar"/>
+        </w:rPr>
+        <w:t xml:space="preserve">$ grep 'WP_AUTO_UPDATE_CORE\|AUTOMATIC_UPDATER_DISABLED' /path/to/wp-config.php</w:t>
+      </w:r>
+    </w:p>
+    <w:p>
+      <w:pPr>
+        <w:pStyle w:val="FirstParagraph"/>
+      </w:pPr>
+      <w:r>
+        <w:t xml:space="preserve">Verify</w:t>
+      </w:r>
+      <w:r>
+        <w:t xml:space="preserve"> </w:t>
+      </w:r>
+      <w:r>
+        <w:rPr>
+          <w:rStyle w:val="VerbatimChar"/>
+        </w:rPr>
+        <w:t xml:space="preserve">WP_AUTO_UPDATE_CORE</w:t>
+      </w:r>
+      <w:r>
+        <w:t xml:space="preserve"> </w:t>
+      </w:r>
+      <w:r>
+        <w:t xml:space="preserve">is not set to</w:t>
+      </w:r>
+      <w:r>
+        <w:t xml:space="preserve"> </w:t>
+      </w:r>
+      <w:r>
+        <w:rPr>
+          <w:rStyle w:val="VerbatimChar"/>
+        </w:rPr>
+        <w:t xml:space="preserve">false</w:t>
+      </w:r>
+      <w:r>
+        <w:t xml:space="preserve"> </w:t>
+      </w:r>
+      <w:r>
+        <w:t xml:space="preserve">and</w:t>
+      </w:r>
+      <w:r>
+        <w:t xml:space="preserve"> </w:t>
+      </w:r>
+      <w:r>
+        <w:rPr>
+          <w:rStyle w:val="VerbatimChar"/>
+        </w:rPr>
+        <w:t xml:space="preserve">AUTOMATIC_UPDATER_DISABLED</w:t>
+      </w:r>
+      <w:r>
+        <w:t xml:space="preserve"> </w:t>
+      </w:r>
+      <w:r>
+        <w:t xml:space="preserve">is not</w:t>
+      </w:r>
+      <w:r>
+        <w:t xml:space="preserve"> </w:t>
+      </w:r>
+      <w:r>
+        <w:rPr>
+          <w:rStyle w:val="VerbatimChar"/>
+        </w:rPr>
+        <w:t xml:space="preserve">true</w:t>
+      </w:r>
+      <w:r>
+        <w:t xml:space="preserve">.</w:t>
+      </w:r>
+    </w:p>
+    <w:p>
+      <w:pPr>
+        <w:pStyle w:val="BodyText"/>
+      </w:pPr>
+      <w:r>
+        <w:rPr>
+          <w:b/>
+          <w:bCs/>
+        </w:rPr>
+        <w:t xml:space="preserve">Remediation:</w:t>
+      </w:r>
+    </w:p>
+    <w:p>
+      <w:pPr>
+        <w:pStyle w:val="BodyText"/>
+      </w:pPr>
+      <w:r>
+        <w:t xml:space="preserve">Ensure</w:t>
       </w:r>
       <w:r>
         <w:t xml:space="preserve"> </w:t>
@@ -6129,185 +6002,31 @@
         <w:t xml:space="preserve"> </w:t>
       </w:r>
       <w:r>
-        <w:t xml:space="preserve">must be set to unique, random values. These are:</w:t>
-      </w:r>
-      <w:r>
-        <w:t xml:space="preserve"> </w:t>
-      </w:r>
-      <w:r>
-        <w:rPr>
-          <w:rStyle w:val="VerbatimChar"/>
-        </w:rPr>
-        <w:t xml:space="preserve">AUTH_KEY</w:t>
-      </w:r>
-      <w:r>
-        <w:t xml:space="preserve">,</w:t>
-      </w:r>
-      <w:r>
-        <w:t xml:space="preserve"> </w:t>
-      </w:r>
-      <w:r>
-        <w:rPr>
-          <w:rStyle w:val="VerbatimChar"/>
-        </w:rPr>
-        <w:t xml:space="preserve">SECURE_AUTH_KEY</w:t>
-      </w:r>
-      <w:r>
-        <w:t xml:space="preserve">,</w:t>
-      </w:r>
-      <w:r>
-        <w:t xml:space="preserve"> </w:t>
-      </w:r>
-      <w:r>
-        <w:rPr>
-          <w:rStyle w:val="VerbatimChar"/>
-        </w:rPr>
-        <w:t xml:space="preserve">LOGGED_IN_KEY</w:t>
-      </w:r>
-      <w:r>
-        <w:t xml:space="preserve">,</w:t>
-      </w:r>
-      <w:r>
-        <w:t xml:space="preserve"> </w:t>
-      </w:r>
-      <w:r>
-        <w:rPr>
-          <w:rStyle w:val="VerbatimChar"/>
-        </w:rPr>
-        <w:t xml:space="preserve">NONCE_KEY</w:t>
-      </w:r>
-      <w:r>
-        <w:t xml:space="preserve">, and their corresponding</w:t>
-      </w:r>
-      <w:r>
-        <w:t xml:space="preserve"> </w:t>
-      </w:r>
-      <w:r>
-        <w:rPr>
-          <w:rStyle w:val="VerbatimChar"/>
-        </w:rPr>
-        <w:t xml:space="preserve">SALT</w:t>
-      </w:r>
-      <w:r>
-        <w:t xml:space="preserve"> </w:t>
-      </w:r>
-      <w:r>
-        <w:t xml:space="preserve">counterparts.</w:t>
-      </w:r>
-    </w:p>
-    <w:p>
-      <w:pPr>
-        <w:pStyle w:val="BodyText"/>
-      </w:pPr>
-      <w:r>
-        <w:rPr>
-          <w:b/>
-          <w:bCs/>
-        </w:rPr>
-        <w:t xml:space="preserve">Rationale:</w:t>
-      </w:r>
-      <w:r>
-        <w:t xml:space="preserve"> </w:t>
-      </w:r>
-      <w:r>
-        <w:t xml:space="preserve">These keys are used to hash session tokens stored in cookies. Default, empty, or guessable values weaken cookie security, making session forgery and hijacking easier.</w:t>
-      </w:r>
-    </w:p>
-    <w:p>
-      <w:pPr>
-        <w:pStyle w:val="BodyText"/>
-      </w:pPr>
-      <w:r>
-        <w:rPr>
-          <w:b/>
-          <w:bCs/>
-        </w:rPr>
-        <w:t xml:space="preserve">Audit:</w:t>
-      </w:r>
-    </w:p>
-    <w:p>
-      <w:pPr>
-        <w:pStyle w:val="SourceCode"/>
-      </w:pPr>
-      <w:r>
-        <w:rPr>
-          <w:rStyle w:val="VerbatimChar"/>
-        </w:rPr>
-        <w:t xml:space="preserve">$ grep -E '(AUTH_KEY\|SECURE_AUTH_KEY\|LOGGED_IN_KEY\|NONCE_KEY\|AUTH_SALT\|SECURE_AUTH_SALT\|LOGGED_IN_SALT\|NONCE_SALT)' /path/to/wp-config.php</w:t>
-      </w:r>
-    </w:p>
-    <w:p>
-      <w:pPr>
-        <w:pStyle w:val="FirstParagraph"/>
-      </w:pPr>
-      <w:r>
-        <w:t xml:space="preserve">Verify all eight constants are defined with long, unique random strings. None should be</w:t>
-      </w:r>
-      <w:r>
-        <w:t xml:space="preserve"> </w:t>
-      </w:r>
-      <w:r>
-        <w:t xml:space="preserve">‘put your unique phrase here’</w:t>
-      </w:r>
-      <w:r>
-        <w:t xml:space="preserve"> </w:t>
-      </w:r>
-      <w:r>
-        <w:t xml:space="preserve">(the placeholder value).</w:t>
-      </w:r>
-    </w:p>
-    <w:p>
-      <w:pPr>
-        <w:pStyle w:val="BodyText"/>
-      </w:pPr>
-      <w:r>
-        <w:rPr>
-          <w:b/>
-          <w:bCs/>
-        </w:rPr>
-        <w:t xml:space="preserve">Remediation:</w:t>
-      </w:r>
-    </w:p>
-    <w:p>
-      <w:pPr>
-        <w:pStyle w:val="BodyText"/>
-      </w:pPr>
-      <w:r>
-        <w:t xml:space="preserve">Generate new keys using the WordPress.org API:</w:t>
-      </w:r>
-    </w:p>
-    <w:p>
-      <w:pPr>
-        <w:pStyle w:val="SourceCode"/>
-      </w:pPr>
-      <w:r>
-        <w:rPr>
-          <w:rStyle w:val="VerbatimChar"/>
-        </w:rPr>
-        <w:t xml:space="preserve">$ curl -s https://api.wordpress.org/secret-key/1.1/salt/</w:t>
-      </w:r>
-    </w:p>
-    <w:p>
-      <w:pPr>
-        <w:pStyle w:val="FirstParagraph"/>
-      </w:pPr>
-      <w:r>
-        <w:t xml:space="preserve">Replace the key definitions in</w:t>
-      </w:r>
-      <w:r>
-        <w:t xml:space="preserve"> </w:t>
-      </w:r>
-      <w:r>
-        <w:rPr>
-          <w:rStyle w:val="VerbatimChar"/>
-        </w:rPr>
-        <w:t xml:space="preserve">wp-config.php</w:t>
-      </w:r>
-      <w:r>
-        <w:t xml:space="preserve"> </w:t>
-      </w:r>
-      <w:r>
-        <w:t xml:space="preserve">with the generated output.</w:t>
+        <w:t xml:space="preserve">does not contain:</w:t>
+      </w:r>
+      <w:r>
+        <w:t xml:space="preserve"> </w:t>
+      </w:r>
+      <w:r>
+        <w:rPr>
+          <w:rStyle w:val="VerbatimChar"/>
+        </w:rPr>
+        <w:t xml:space="preserve">define( 'AUTOMATIC_UPDATER_DISABLED', true );</w:t>
+      </w:r>
+      <w:r>
+        <w:t xml:space="preserve"> </w:t>
+      </w:r>
+      <w:r>
+        <w:t xml:space="preserve">Optionally, explicitly enable minor updates:</w:t>
+      </w:r>
+      <w:r>
+        <w:t xml:space="preserve"> </w:t>
+      </w:r>
+      <w:r>
+        <w:rPr>
+          <w:rStyle w:val="VerbatimChar"/>
+        </w:rPr>
+        <w:t xml:space="preserve">define( 'WP_AUTO_UPDATE_CORE', 'minor' );</w:t>
       </w:r>
     </w:p>
     <w:p>
@@ -6325,31 +6044,7 @@
         <w:t xml:space="preserve"> </w:t>
       </w:r>
       <w:r>
-        <w:t xml:space="preserve">Placeholder values (</w:t>
-      </w:r>
-      <w:r>
-        <w:t xml:space="preserve">‘put your unique phrase here’</w:t>
-      </w:r>
-      <w:r>
-        <w:t xml:space="preserve">) in fresh installations.</w:t>
-      </w:r>
-    </w:p>
-    <w:p>
-      <w:pPr>
-        <w:pStyle w:val="BodyText"/>
-      </w:pPr>
-      <w:r>
-        <w:rPr>
-          <w:b/>
-          <w:bCs/>
-        </w:rPr>
-        <w:t xml:space="preserve">References:</w:t>
-      </w:r>
-      <w:r>
-        <w:t xml:space="preserve"> </w:t>
-      </w:r>
-      <w:r>
-        <w:t xml:space="preserve">https://developer.wordpress.org/advanced-administration/security/hardening/</w:t>
+        <w:t xml:space="preserve">Minor auto-updates are enabled by default since WordPress 3.7.</w:t>
       </w:r>
     </w:p>
     <w:p>
@@ -6359,8 +6054,318 @@
         </w:pict>
       </w:r>
     </w:p>
-    <w:bookmarkEnd w:id="47"/>
-    <w:bookmarkStart w:id="48" w:name="X92ff1aa35fa1d2c37155d5865e87a6a9e3e5866"/>
+    <w:bookmarkEnd w:id="45"/>
+    <w:bookmarkStart w:id="46" w:name="X2e7307636cb42ed0f1cbdc43b1abc4433af3b58"/>
+    <w:p>
+      <w:pPr>
+        <w:pStyle w:val="Heading4"/>
+      </w:pPr>
+      <w:r>
+        <w:t xml:space="preserve">4.6 Ensure unique authentication keys and salts are configured</w:t>
+      </w:r>
+    </w:p>
+    <w:p>
+      <w:pPr>
+        <w:pStyle w:val="FirstParagraph"/>
+      </w:pPr>
+      <w:r>
+        <w:rPr>
+          <w:b/>
+          <w:bCs/>
+        </w:rPr>
+        <w:t xml:space="preserve">Profile Applicability:</w:t>
+      </w:r>
+      <w:r>
+        <w:t xml:space="preserve"> </w:t>
+      </w:r>
+      <w:r>
+        <w:rPr>
+          <w:b/>
+          <w:bCs/>
+        </w:rPr>
+        <w:t xml:space="preserve">Level 1</w:t>
+      </w:r>
+    </w:p>
+    <w:p>
+      <w:pPr>
+        <w:pStyle w:val="BodyText"/>
+      </w:pPr>
+      <w:r>
+        <w:rPr>
+          <w:b/>
+          <w:bCs/>
+        </w:rPr>
+        <w:t xml:space="preserve">Assessment Status:</w:t>
+      </w:r>
+      <w:r>
+        <w:t xml:space="preserve"> </w:t>
+      </w:r>
+      <w:r>
+        <w:t xml:space="preserve">Automated</w:t>
+      </w:r>
+    </w:p>
+    <w:p>
+      <w:pPr>
+        <w:pStyle w:val="BodyText"/>
+      </w:pPr>
+      <w:r>
+        <w:rPr>
+          <w:b/>
+          <w:bCs/>
+        </w:rPr>
+        <w:t xml:space="preserve">Description:</w:t>
+      </w:r>
+      <w:r>
+        <w:t xml:space="preserve"> </w:t>
+      </w:r>
+      <w:r>
+        <w:t xml:space="preserve">All eight authentication keys and salts in</w:t>
+      </w:r>
+      <w:r>
+        <w:t xml:space="preserve"> </w:t>
+      </w:r>
+      <w:r>
+        <w:rPr>
+          <w:rStyle w:val="VerbatimChar"/>
+        </w:rPr>
+        <w:t xml:space="preserve">wp-config.php</w:t>
+      </w:r>
+      <w:r>
+        <w:t xml:space="preserve"> </w:t>
+      </w:r>
+      <w:r>
+        <w:t xml:space="preserve">must be set to unique, random values. These are:</w:t>
+      </w:r>
+      <w:r>
+        <w:t xml:space="preserve"> </w:t>
+      </w:r>
+      <w:r>
+        <w:rPr>
+          <w:rStyle w:val="VerbatimChar"/>
+        </w:rPr>
+        <w:t xml:space="preserve">AUTH_KEY</w:t>
+      </w:r>
+      <w:r>
+        <w:t xml:space="preserve">,</w:t>
+      </w:r>
+      <w:r>
+        <w:t xml:space="preserve"> </w:t>
+      </w:r>
+      <w:r>
+        <w:rPr>
+          <w:rStyle w:val="VerbatimChar"/>
+        </w:rPr>
+        <w:t xml:space="preserve">SECURE_AUTH_KEY</w:t>
+      </w:r>
+      <w:r>
+        <w:t xml:space="preserve">,</w:t>
+      </w:r>
+      <w:r>
+        <w:t xml:space="preserve"> </w:t>
+      </w:r>
+      <w:r>
+        <w:rPr>
+          <w:rStyle w:val="VerbatimChar"/>
+        </w:rPr>
+        <w:t xml:space="preserve">LOGGED_IN_KEY</w:t>
+      </w:r>
+      <w:r>
+        <w:t xml:space="preserve">,</w:t>
+      </w:r>
+      <w:r>
+        <w:t xml:space="preserve"> </w:t>
+      </w:r>
+      <w:r>
+        <w:rPr>
+          <w:rStyle w:val="VerbatimChar"/>
+        </w:rPr>
+        <w:t xml:space="preserve">NONCE_KEY</w:t>
+      </w:r>
+      <w:r>
+        <w:t xml:space="preserve">, and their corresponding</w:t>
+      </w:r>
+      <w:r>
+        <w:t xml:space="preserve"> </w:t>
+      </w:r>
+      <w:r>
+        <w:rPr>
+          <w:rStyle w:val="VerbatimChar"/>
+        </w:rPr>
+        <w:t xml:space="preserve">SALT</w:t>
+      </w:r>
+      <w:r>
+        <w:t xml:space="preserve"> </w:t>
+      </w:r>
+      <w:r>
+        <w:t xml:space="preserve">counterparts.</w:t>
+      </w:r>
+    </w:p>
+    <w:p>
+      <w:pPr>
+        <w:pStyle w:val="BodyText"/>
+      </w:pPr>
+      <w:r>
+        <w:rPr>
+          <w:b/>
+          <w:bCs/>
+        </w:rPr>
+        <w:t xml:space="preserve">Rationale:</w:t>
+      </w:r>
+      <w:r>
+        <w:t xml:space="preserve"> </w:t>
+      </w:r>
+      <w:r>
+        <w:t xml:space="preserve">These keys are used to hash session tokens stored in cookies. Default, empty, or guessable values weaken cookie security, making session forgery and hijacking easier.</w:t>
+      </w:r>
+    </w:p>
+    <w:p>
+      <w:pPr>
+        <w:pStyle w:val="BodyText"/>
+      </w:pPr>
+      <w:r>
+        <w:rPr>
+          <w:b/>
+          <w:bCs/>
+        </w:rPr>
+        <w:t xml:space="preserve">Audit:</w:t>
+      </w:r>
+    </w:p>
+    <w:p>
+      <w:pPr>
+        <w:pStyle w:val="SourceCode"/>
+      </w:pPr>
+      <w:r>
+        <w:rPr>
+          <w:rStyle w:val="VerbatimChar"/>
+        </w:rPr>
+        <w:t xml:space="preserve">$ grep -E '(AUTH_KEY\|SECURE_AUTH_KEY\|LOGGED_IN_KEY\|NONCE_KEY\|AUTH_SALT\|SECURE_AUTH_SALT\|LOGGED_IN_SALT\|NONCE_SALT)' /path/to/wp-config.php</w:t>
+      </w:r>
+    </w:p>
+    <w:p>
+      <w:pPr>
+        <w:pStyle w:val="FirstParagraph"/>
+      </w:pPr>
+      <w:r>
+        <w:t xml:space="preserve">Verify all eight constants are defined with long, unique random strings. None should be</w:t>
+      </w:r>
+      <w:r>
+        <w:t xml:space="preserve"> </w:t>
+      </w:r>
+      <w:r>
+        <w:t xml:space="preserve">‘put your unique phrase here’</w:t>
+      </w:r>
+      <w:r>
+        <w:t xml:space="preserve"> </w:t>
+      </w:r>
+      <w:r>
+        <w:t xml:space="preserve">(the placeholder value).</w:t>
+      </w:r>
+    </w:p>
+    <w:p>
+      <w:pPr>
+        <w:pStyle w:val="BodyText"/>
+      </w:pPr>
+      <w:r>
+        <w:rPr>
+          <w:b/>
+          <w:bCs/>
+        </w:rPr>
+        <w:t xml:space="preserve">Remediation:</w:t>
+      </w:r>
+    </w:p>
+    <w:p>
+      <w:pPr>
+        <w:pStyle w:val="BodyText"/>
+      </w:pPr>
+      <w:r>
+        <w:t xml:space="preserve">Generate new keys using the WordPress.org API:</w:t>
+      </w:r>
+    </w:p>
+    <w:p>
+      <w:pPr>
+        <w:pStyle w:val="SourceCode"/>
+      </w:pPr>
+      <w:r>
+        <w:rPr>
+          <w:rStyle w:val="VerbatimChar"/>
+        </w:rPr>
+        <w:t xml:space="preserve">$ curl -s https://api.wordpress.org/secret-key/1.1/salt/</w:t>
+      </w:r>
+    </w:p>
+    <w:p>
+      <w:pPr>
+        <w:pStyle w:val="FirstParagraph"/>
+      </w:pPr>
+      <w:r>
+        <w:t xml:space="preserve">Replace the key definitions in</w:t>
+      </w:r>
+      <w:r>
+        <w:t xml:space="preserve"> </w:t>
+      </w:r>
+      <w:r>
+        <w:rPr>
+          <w:rStyle w:val="VerbatimChar"/>
+        </w:rPr>
+        <w:t xml:space="preserve">wp-config.php</w:t>
+      </w:r>
+      <w:r>
+        <w:t xml:space="preserve"> </w:t>
+      </w:r>
+      <w:r>
+        <w:t xml:space="preserve">with the generated output.</w:t>
+      </w:r>
+    </w:p>
+    <w:p>
+      <w:pPr>
+        <w:pStyle w:val="BodyText"/>
+      </w:pPr>
+      <w:r>
+        <w:rPr>
+          <w:b/>
+          <w:bCs/>
+        </w:rPr>
+        <w:t xml:space="preserve">Default Value:</w:t>
+      </w:r>
+      <w:r>
+        <w:t xml:space="preserve"> </w:t>
+      </w:r>
+      <w:r>
+        <w:t xml:space="preserve">Placeholder values (</w:t>
+      </w:r>
+      <w:r>
+        <w:t xml:space="preserve">‘put your unique phrase here’</w:t>
+      </w:r>
+      <w:r>
+        <w:t xml:space="preserve">) in fresh installations.</w:t>
+      </w:r>
+    </w:p>
+    <w:p>
+      <w:pPr>
+        <w:pStyle w:val="BodyText"/>
+      </w:pPr>
+      <w:r>
+        <w:rPr>
+          <w:b/>
+          <w:bCs/>
+        </w:rPr>
+        <w:t xml:space="preserve">References:</w:t>
+      </w:r>
+      <w:r>
+        <w:t xml:space="preserve"> </w:t>
+      </w:r>
+      <w:r>
+        <w:t xml:space="preserve">https://developer.wordpress.org/advanced-administration/security/hardening/</w:t>
+      </w:r>
+    </w:p>
+    <w:p>
+      <w:r>
+        <w:pict>
+          <v:rect style="width:0;height:1.5pt" o:hralign="center" o:hrstd="t" o:hr="t"/>
+        </w:pict>
+      </w:r>
+    </w:p>
+    <w:bookmarkEnd w:id="46"/>
+    <w:bookmarkStart w:id="47" w:name="X92ff1aa35fa1d2c37155d5865e87a6a9e3e5866"/>
     <w:p>
       <w:pPr>
         <w:pStyle w:val="Heading4"/>
@@ -6785,9 +6790,9 @@
         </w:pict>
       </w:r>
     </w:p>
+    <w:bookmarkEnd w:id="47"/>
     <w:bookmarkEnd w:id="48"/>
-    <w:bookmarkEnd w:id="49"/>
-    <w:bookmarkStart w:id="58" w:name="authentication-and-access-control"/>
+    <w:bookmarkStart w:id="57" w:name="authentication-and-access-control"/>
     <w:p>
       <w:pPr>
         <w:pStyle w:val="Heading2"/>
@@ -6804,7 +6809,7 @@
         <w:t xml:space="preserve">This section addresses user authentication, session management, and role-based access control within WordPress.</w:t>
       </w:r>
     </w:p>
-    <w:bookmarkStart w:id="50" w:name="X58da6711d0250ef42104787d3298c5e1ce490ad"/>
+    <w:bookmarkStart w:id="49" w:name="X58da6711d0250ef42104787d3298c5e1ce490ad"/>
     <w:p>
       <w:pPr>
         <w:pStyle w:val="Heading4"/>
@@ -7020,8 +7025,8 @@
         </w:pict>
       </w:r>
     </w:p>
-    <w:bookmarkEnd w:id="50"/>
-    <w:bookmarkStart w:id="51" w:name="X38b584e7db0f766b8ae894c7164200a2dfde080"/>
+    <w:bookmarkEnd w:id="49"/>
+    <w:bookmarkStart w:id="50" w:name="X38b584e7db0f766b8ae894c7164200a2dfde080"/>
     <w:p>
       <w:pPr>
         <w:pStyle w:val="Heading4"/>
@@ -7267,8 +7272,8 @@
         </w:pict>
       </w:r>
     </w:p>
-    <w:bookmarkEnd w:id="51"/>
-    <w:bookmarkStart w:id="52" w:name="Xc951442ee6a8b6b6c2a7057c9a2f603a7dd553d"/>
+    <w:bookmarkEnd w:id="50"/>
+    <w:bookmarkStart w:id="51" w:name="Xc951442ee6a8b6b6c2a7057c9a2f603a7dd553d"/>
     <w:p>
       <w:pPr>
         <w:pStyle w:val="Heading4"/>
@@ -7910,8 +7915,8 @@
         </w:pict>
       </w:r>
     </w:p>
-    <w:bookmarkEnd w:id="52"/>
-    <w:bookmarkStart w:id="53" w:name="ensure-user-enumeration-is-prevented"/>
+    <w:bookmarkEnd w:id="51"/>
+    <w:bookmarkStart w:id="52" w:name="ensure-user-enumeration-is-prevented"/>
     <w:p>
       <w:pPr>
         <w:pStyle w:val="Heading4"/>
@@ -8389,8 +8394,8 @@
         </w:pict>
       </w:r>
     </w:p>
-    <w:bookmarkEnd w:id="53"/>
-    <w:bookmarkStart w:id="54" w:name="X7cbc99c1b4618483d1612cb367b1bff753380b8"/>
+    <w:bookmarkEnd w:id="52"/>
+    <w:bookmarkStart w:id="53" w:name="X7cbc99c1b4618483d1612cb367b1bff753380b8"/>
     <w:p>
       <w:pPr>
         <w:pStyle w:val="Heading4"/>
@@ -8707,8 +8712,8 @@
         </w:pict>
       </w:r>
     </w:p>
-    <w:bookmarkEnd w:id="54"/>
-    <w:bookmarkStart w:id="55" w:name="Xc33584266b1ac8b413c4c5b8b8b4ccb34747621"/>
+    <w:bookmarkEnd w:id="53"/>
+    <w:bookmarkStart w:id="54" w:name="Xc33584266b1ac8b413c4c5b8b8b4ccb34747621"/>
     <w:p>
       <w:pPr>
         <w:pStyle w:val="Heading4"/>
@@ -9282,8 +9287,8 @@
         </w:pict>
       </w:r>
     </w:p>
-    <w:bookmarkEnd w:id="55"/>
-    <w:bookmarkStart w:id="56" w:name="X59230c0b3b749d05c958983888eb2820f08906b"/>
+    <w:bookmarkEnd w:id="54"/>
+    <w:bookmarkStart w:id="55" w:name="X59230c0b3b749d05c958983888eb2820f08906b"/>
     <w:p>
       <w:pPr>
         <w:pStyle w:val="Heading4"/>
@@ -9550,8 +9555,8 @@
         </w:pict>
       </w:r>
     </w:p>
-    <w:bookmarkEnd w:id="56"/>
-    <w:bookmarkStart w:id="57" w:name="Xf40f1da9cdc8cddd264d8a8397177040c8e8079"/>
+    <w:bookmarkEnd w:id="55"/>
+    <w:bookmarkStart w:id="56" w:name="Xf40f1da9cdc8cddd264d8a8397177040c8e8079"/>
     <w:p>
       <w:pPr>
         <w:pStyle w:val="Heading4"/>
@@ -10213,9 +10218,9 @@
         </w:pict>
       </w:r>
     </w:p>
+    <w:bookmarkEnd w:id="56"/>
     <w:bookmarkEnd w:id="57"/>
-    <w:bookmarkEnd w:id="58"/>
-    <w:bookmarkStart w:id="62" w:name="file-system-permissions"/>
+    <w:bookmarkStart w:id="61" w:name="file-system-permissions"/>
     <w:p>
       <w:pPr>
         <w:pStyle w:val="Heading2"/>
@@ -10232,7 +10237,7 @@
         <w:t xml:space="preserve">This section covers file ownership and permission settings for the WordPress installation.</w:t>
       </w:r>
     </w:p>
-    <w:bookmarkStart w:id="59" w:name="Xbff2c86d764577a0a75b61960891e6d4384f30b"/>
+    <w:bookmarkStart w:id="58" w:name="Xbff2c86d764577a0a75b61960891e6d4384f30b"/>
     <w:p>
       <w:pPr>
         <w:pStyle w:val="Heading4"/>
@@ -10515,8 +10520,8 @@
         </w:pict>
       </w:r>
     </w:p>
-    <w:bookmarkEnd w:id="59"/>
-    <w:bookmarkStart w:id="60" w:name="X318749ae37d296d768503117ef65589e273c80d"/>
+    <w:bookmarkEnd w:id="58"/>
+    <w:bookmarkStart w:id="59" w:name="X318749ae37d296d768503117ef65589e273c80d"/>
     <w:p>
       <w:pPr>
         <w:pStyle w:val="Heading4"/>
@@ -10805,8 +10810,8 @@
         </w:pict>
       </w:r>
     </w:p>
-    <w:bookmarkEnd w:id="60"/>
-    <w:bookmarkStart w:id="61" w:name="X08717294e8e9ba263a432c09d1baf3cd44e02d6"/>
+    <w:bookmarkEnd w:id="59"/>
+    <w:bookmarkStart w:id="60" w:name="X08717294e8e9ba263a432c09d1baf3cd44e02d6"/>
     <w:p>
       <w:pPr>
         <w:pStyle w:val="Heading4"/>
@@ -11141,9 +11146,9 @@
         </w:pict>
       </w:r>
     </w:p>
+    <w:bookmarkEnd w:id="60"/>
     <w:bookmarkEnd w:id="61"/>
-    <w:bookmarkEnd w:id="62"/>
-    <w:bookmarkStart w:id="66" w:name="logging-and-monitoring"/>
+    <w:bookmarkStart w:id="65" w:name="logging-and-monitoring"/>
     <w:p>
       <w:pPr>
         <w:pStyle w:val="Heading2"/>
@@ -11160,7 +11165,7 @@
         <w:t xml:space="preserve">This section addresses audit logging, activity monitoring, and intrusion detection for WordPress.</w:t>
       </w:r>
     </w:p>
-    <w:bookmarkStart w:id="63" w:name="Xac1ef11c0b7180ad5f777a47b6fc693c2f6dccc"/>
+    <w:bookmarkStart w:id="62" w:name="Xac1ef11c0b7180ad5f777a47b6fc693c2f6dccc"/>
     <w:p>
       <w:pPr>
         <w:pStyle w:val="Heading4"/>
@@ -11364,8 +11369,8 @@
         </w:pict>
       </w:r>
     </w:p>
-    <w:bookmarkEnd w:id="63"/>
-    <w:bookmarkStart w:id="64" w:name="X1254b9a129313ac5901dd326a4d3d150cca0fe4"/>
+    <w:bookmarkEnd w:id="62"/>
+    <w:bookmarkStart w:id="63" w:name="X1254b9a129313ac5901dd326a4d3d150cca0fe4"/>
     <w:p>
       <w:pPr>
         <w:pStyle w:val="Heading4"/>
@@ -11655,8 +11660,8 @@
         </w:pict>
       </w:r>
     </w:p>
-    <w:bookmarkEnd w:id="64"/>
-    <w:bookmarkStart w:id="65" w:name="X2f49715b02624f6337bc98ddb891dfd9472097b"/>
+    <w:bookmarkEnd w:id="63"/>
+    <w:bookmarkStart w:id="64" w:name="X2f49715b02624f6337bc98ddb891dfd9472097b"/>
     <w:p>
       <w:pPr>
         <w:pStyle w:val="Heading4"/>
@@ -11941,9 +11946,9 @@
         </w:pict>
       </w:r>
     </w:p>
+    <w:bookmarkEnd w:id="64"/>
     <w:bookmarkEnd w:id="65"/>
-    <w:bookmarkEnd w:id="66"/>
-    <w:bookmarkStart w:id="71" w:name="supply-chain-and-extension-management"/>
+    <w:bookmarkStart w:id="70" w:name="supply-chain-and-extension-management"/>
     <w:p>
       <w:pPr>
         <w:pStyle w:val="Heading2"/>
@@ -11960,7 +11965,7 @@
         <w:t xml:space="preserve">This section addresses the security of WordPress plugins, themes, and their update processes.</w:t>
       </w:r>
     </w:p>
-    <w:bookmarkStart w:id="67" w:name="Xf18672d95cbe870fcfb1313e755889980849210"/>
+    <w:bookmarkStart w:id="66" w:name="Xf18672d95cbe870fcfb1313e755889980849210"/>
     <w:p>
       <w:pPr>
         <w:pStyle w:val="Heading4"/>
@@ -12214,8 +12219,8 @@
         </w:pict>
       </w:r>
     </w:p>
-    <w:bookmarkEnd w:id="67"/>
-    <w:bookmarkStart w:id="68" w:name="X5d2c468734a3d7c0301ee405fdbdc04db22ca47"/>
+    <w:bookmarkEnd w:id="66"/>
+    <w:bookmarkStart w:id="67" w:name="X5d2c468734a3d7c0301ee405fdbdc04db22ca47"/>
     <w:p>
       <w:pPr>
         <w:pStyle w:val="Heading4"/>
@@ -12402,8 +12407,8 @@
         </w:pict>
       </w:r>
     </w:p>
-    <w:bookmarkEnd w:id="68"/>
-    <w:bookmarkStart w:id="69" w:name="Xc236da181558471dcad82deb3aecc5e6da634b3"/>
+    <w:bookmarkEnd w:id="67"/>
+    <w:bookmarkStart w:id="68" w:name="Xc236da181558471dcad82deb3aecc5e6da634b3"/>
     <w:p>
       <w:pPr>
         <w:pStyle w:val="Heading4"/>
@@ -12629,8 +12634,8 @@
         </w:pict>
       </w:r>
     </w:p>
-    <w:bookmarkEnd w:id="69"/>
-    <w:bookmarkStart w:id="70" w:name="Xb492f7c7e5cf9fa0e870cc11b9b83ea852b9873"/>
+    <w:bookmarkEnd w:id="68"/>
+    <w:bookmarkStart w:id="69" w:name="Xb492f7c7e5cf9fa0e870cc11b9b83ea852b9873"/>
     <w:p>
       <w:pPr>
         <w:pStyle w:val="Heading4"/>
@@ -13287,9 +13292,9 @@
         </w:pict>
       </w:r>
     </w:p>
+    <w:bookmarkEnd w:id="69"/>
     <w:bookmarkEnd w:id="70"/>
-    <w:bookmarkEnd w:id="71"/>
-    <w:bookmarkStart w:id="75" w:name="web-application-firewall"/>
+    <w:bookmarkStart w:id="74" w:name="web-application-firewall"/>
     <w:p>
       <w:pPr>
         <w:pStyle w:val="Heading2"/>
@@ -13306,7 +13311,7 @@
         <w:t xml:space="preserve">This section addresses the deployment and configuration of a Web Application Firewall (WAF) to protect the WordPress application.</w:t>
       </w:r>
     </w:p>
-    <w:bookmarkStart w:id="74" w:name="X2bcda6a58cd1d875b7e3c078bcb415c0e274696"/>
+    <w:bookmarkStart w:id="73" w:name="X2bcda6a58cd1d875b7e3c078bcb415c0e274696"/>
     <w:p>
       <w:pPr>
         <w:pStyle w:val="Heading4"/>
@@ -13560,7 +13565,7 @@
       <w:r>
         <w:t xml:space="preserve"> </w:t>
       </w:r>
-      <w:hyperlink r:id="rId72">
+      <w:hyperlink r:id="rId71">
         <w:r>
           <w:rPr>
             <w:rStyle w:val="Hyperlink"/>
@@ -13630,7 +13635,7 @@
       <w:r>
         <w:t xml:space="preserve"> </w:t>
       </w:r>
-      <w:hyperlink r:id="rId73">
+      <w:hyperlink r:id="rId72">
         <w:r>
           <w:rPr>
             <w:rStyle w:val="Hyperlink"/>
@@ -13676,9 +13681,9 @@
         </w:pict>
       </w:r>
     </w:p>
+    <w:bookmarkEnd w:id="73"/>
     <w:bookmarkEnd w:id="74"/>
-    <w:bookmarkEnd w:id="75"/>
-    <w:bookmarkStart w:id="77" w:name="backup-and-recovery"/>
+    <w:bookmarkStart w:id="76" w:name="backup-and-recovery"/>
     <w:p>
       <w:pPr>
         <w:pStyle w:val="Heading2"/>
@@ -13695,7 +13700,7 @@
         <w:t xml:space="preserve">This section addresses backup strategy, offsite storage, and recovery procedures for WordPress deployments.</w:t>
       </w:r>
     </w:p>
-    <w:bookmarkStart w:id="76" w:name="X37031fc2d925a09a3cac64b9b44c9feb1a5b345"/>
+    <w:bookmarkStart w:id="75" w:name="X37031fc2d925a09a3cac64b9b44c9feb1a5b345"/>
     <w:p>
       <w:pPr>
         <w:pStyle w:val="Heading4"/>
@@ -13987,9 +13992,9 @@
         </w:pict>
       </w:r>
     </w:p>
+    <w:bookmarkEnd w:id="75"/>
     <w:bookmarkEnd w:id="76"/>
-    <w:bookmarkEnd w:id="77"/>
-    <w:bookmarkStart w:id="81" w:name="ai-and-generative-ai-security"/>
+    <w:bookmarkStart w:id="80" w:name="ai-and-generative-ai-security"/>
     <w:p>
       <w:pPr>
         <w:pStyle w:val="Heading2"/>
@@ -14006,7 +14011,7 @@
         <w:t xml:space="preserve">AI tools are increasingly integrated into WordPress workflows for content generation, chatbots, code assistance, and site management. IBM’s Cost of a Data Breach Report (2025) found that 13% of organizations experienced a breach involving an AI model or application, and 97% of those breaches involved systems lacking proper access controls. This section provides controls for securing AI integrations in WordPress environments.</w:t>
       </w:r>
     </w:p>
-    <w:bookmarkStart w:id="78" w:name="ensure-ai-api-keys-are-securely-stored"/>
+    <w:bookmarkStart w:id="77" w:name="ensure-ai-api-keys-are-securely-stored"/>
     <w:p>
       <w:pPr>
         <w:pStyle w:val="Heading4"/>
@@ -14417,8 +14422,8 @@
         <w:t xml:space="preserve">Most AI plugins store API keys in the database via the WordPress settings API.</w:t>
       </w:r>
     </w:p>
-    <w:bookmarkEnd w:id="78"/>
-    <w:bookmarkStart w:id="79" w:name="ensure-ai-generated-content-is-sanitized"/>
+    <w:bookmarkEnd w:id="77"/>
+    <w:bookmarkStart w:id="78" w:name="ensure-ai-generated-content-is-sanitized"/>
     <w:p>
       <w:pPr>
         <w:pStyle w:val="Heading4"/>
@@ -14724,8 +14729,15 @@
         <w:t xml:space="preserve">No WordPress-specific defaults; depends on plugin implementation.</w:t>
       </w:r>
     </w:p>
-    <w:bookmarkEnd w:id="79"/>
-    <w:bookmarkStart w:id="80" w:name="X6585c3c8a5d3affa82317ab1fc774c5069542c5"/>
+    <w:p>
+      <w:r>
+        <w:pict>
+          <v:rect style="width:0;height:1.5pt" o:hralign="center" o:hrstd="t" o:hr="t"/>
+        </w:pict>
+      </w:r>
+    </w:p>
+    <w:bookmarkEnd w:id="78"/>
+    <w:bookmarkStart w:id="79" w:name="X6585c3c8a5d3affa82317ab1fc774c5069542c5"/>
     <w:p>
       <w:pPr>
         <w:pStyle w:val="Heading4"/>
@@ -14961,9 +14973,9 @@
         </w:pict>
       </w:r>
     </w:p>
+    <w:bookmarkEnd w:id="79"/>
     <w:bookmarkEnd w:id="80"/>
-    <w:bookmarkEnd w:id="81"/>
-    <w:bookmarkStart w:id="86" w:name="server-access-and-network"/>
+    <w:bookmarkStart w:id="85" w:name="server-access-and-network"/>
     <w:p>
       <w:pPr>
         <w:pStyle w:val="Heading2"/>
@@ -14980,7 +14992,7 @@
         <w:t xml:space="preserve">This section addresses secure remote access to the server hosting WordPress and host-level network controls.</w:t>
       </w:r>
     </w:p>
-    <w:bookmarkStart w:id="82" w:name="Xdcbe01b24edad71f2460d1c6284218e85ca0653"/>
+    <w:bookmarkStart w:id="81" w:name="Xdcbe01b24edad71f2460d1c6284218e85ca0653"/>
     <w:p>
       <w:pPr>
         <w:pStyle w:val="Heading4"/>
@@ -15246,8 +15258,8 @@
         </w:pict>
       </w:r>
     </w:p>
-    <w:bookmarkEnd w:id="82"/>
-    <w:bookmarkStart w:id="83" w:name="ensure-sftp-is-used-and-ftp-is-disabled"/>
+    <w:bookmarkEnd w:id="81"/>
+    <w:bookmarkStart w:id="82" w:name="ensure-sftp-is-used-and-ftp-is-disabled"/>
     <w:p>
       <w:pPr>
         <w:pStyle w:val="Heading4"/>
@@ -15495,8 +15507,8 @@
         </w:pict>
       </w:r>
     </w:p>
-    <w:bookmarkEnd w:id="83"/>
-    <w:bookmarkStart w:id="84" w:name="X8bcf34366d44f5ac01a0d2c0e8134cbce888acf"/>
+    <w:bookmarkEnd w:id="82"/>
+    <w:bookmarkStart w:id="83" w:name="X8bcf34366d44f5ac01a0d2c0e8134cbce888acf"/>
     <w:p>
       <w:pPr>
         <w:pStyle w:val="Heading4"/>
@@ -15850,8 +15862,8 @@
         </w:pict>
       </w:r>
     </w:p>
-    <w:bookmarkEnd w:id="84"/>
-    <w:bookmarkStart w:id="85" w:name="X9d32ec75da2d03739426d99d14ff0b7003c0656"/>
+    <w:bookmarkEnd w:id="83"/>
+    <w:bookmarkStart w:id="84" w:name="X9d32ec75da2d03739426d99d14ff0b7003c0656"/>
     <w:p>
       <w:pPr>
         <w:pStyle w:val="Heading4"/>
@@ -16231,9 +16243,9 @@
         </w:pict>
       </w:r>
     </w:p>
+    <w:bookmarkEnd w:id="84"/>
     <w:bookmarkEnd w:id="85"/>
-    <w:bookmarkEnd w:id="86"/>
-    <w:bookmarkStart w:id="89" w:name="multisite-security"/>
+    <w:bookmarkStart w:id="88" w:name="multisite-security"/>
     <w:p>
       <w:pPr>
         <w:pStyle w:val="Heading2"/>
@@ -16250,7 +16262,7 @@
         <w:t xml:space="preserve">This section addresses security considerations specific to WordPress Multisite installations.</w:t>
       </w:r>
     </w:p>
-    <w:bookmarkStart w:id="87" w:name="Xb5de61672eb24313b8c6dca365fd92ee3f077e6"/>
+    <w:bookmarkStart w:id="86" w:name="Xb5de61672eb24313b8c6dca365fd92ee3f077e6"/>
     <w:p>
       <w:pPr>
         <w:pStyle w:val="Heading4"/>
@@ -16480,8 +16492,8 @@
         </w:pict>
       </w:r>
     </w:p>
-    <w:bookmarkEnd w:id="87"/>
-    <w:bookmarkStart w:id="88" w:name="Xefeecf4be204cbf74dd485079e44e275974c82c"/>
+    <w:bookmarkEnd w:id="86"/>
+    <w:bookmarkStart w:id="87" w:name="Xefeecf4be204cbf74dd485079e44e275974c82c"/>
     <w:p>
       <w:pPr>
         <w:pStyle w:val="Heading4"/>
@@ -16708,9 +16720,9 @@
         </w:pict>
       </w:r>
     </w:p>
+    <w:bookmarkEnd w:id="87"/>
     <w:bookmarkEnd w:id="88"/>
-    <w:bookmarkEnd w:id="89"/>
-    <w:bookmarkStart w:id="90" w:name="appendix-a-recommendation-summary"/>
+    <w:bookmarkStart w:id="89" w:name="appendix-a-recommendation-summary"/>
     <w:p>
       <w:pPr>
         <w:pStyle w:val="Heading2"/>
@@ -19340,8 +19352,8 @@
         </w:tc>
       </w:tr>
     </w:tbl>
-    <w:bookmarkEnd w:id="90"/>
-    <w:bookmarkStart w:id="94" w:name="related-documents"/>
+    <w:bookmarkEnd w:id="89"/>
+    <w:bookmarkStart w:id="93" w:name="related-documents"/>
     <w:p>
       <w:pPr>
         <w:pStyle w:val="Heading2"/>
@@ -19358,7 +19370,7 @@
           <w:numId w:val="1025"/>
         </w:numPr>
       </w:pPr>
-      <w:hyperlink r:id="rId73">
+      <w:hyperlink r:id="rId72">
         <w:r>
           <w:rPr>
             <w:rStyle w:val="Hyperlink"/>
@@ -19383,7 +19395,7 @@
           <w:numId w:val="1025"/>
         </w:numPr>
       </w:pPr>
-      <w:hyperlink r:id="rId91">
+      <w:hyperlink r:id="rId90">
         <w:r>
           <w:rPr>
             <w:rStyle w:val="Hyperlink"/>
@@ -19408,7 +19420,7 @@
           <w:numId w:val="1025"/>
         </w:numPr>
       </w:pPr>
-      <w:hyperlink r:id="rId92">
+      <w:hyperlink r:id="rId91">
         <w:r>
           <w:rPr>
             <w:rStyle w:val="Hyperlink"/>
@@ -19433,7 +19445,7 @@
           <w:numId w:val="1025"/>
         </w:numPr>
       </w:pPr>
-      <w:hyperlink r:id="rId93">
+      <w:hyperlink r:id="rId92">
         <w:r>
           <w:rPr>
             <w:rStyle w:val="Hyperlink"/>
@@ -19450,8 +19462,8 @@
         <w:t xml:space="preserve">— The official upstream document describing WordPress core security architecture, maintained at WordPress.org.</w:t>
       </w:r>
     </w:p>
-    <w:bookmarkEnd w:id="94"/>
-    <w:bookmarkStart w:id="96" w:name="license-and-attribution"/>
+    <w:bookmarkEnd w:id="93"/>
+    <w:bookmarkStart w:id="95" w:name="license-and-attribution"/>
     <w:p>
       <w:pPr>
         <w:pStyle w:val="Heading2"/>
@@ -19470,7 +19482,7 @@
       <w:r>
         <w:t xml:space="preserve"> </w:t>
       </w:r>
-      <w:hyperlink r:id="rId95">
+      <w:hyperlink r:id="rId94">
         <w:r>
           <w:rPr>
             <w:rStyle w:val="Hyperlink"/>
@@ -19500,7 +19512,7 @@
         <w:t xml:space="preserve">The format of this benchmark is adapted from industry-standard benchmarks published by the Center for Internet Security (CIS). Technical guidance draws on the OWASP Top 10 (2025), NIST SP 800-63B, the Verizon Data Breach Investigations Report (2025), and IBM’s Cost of a Data Breach Report (2025).</w:t>
       </w:r>
     </w:p>
-    <w:bookmarkEnd w:id="96"/>
+    <w:bookmarkEnd w:id="95"/>
     <w:sectPr>
       <w:footnotePr>
         <w:numRestart w:val="eachSect"/>

--- a/WordPress-Security-Benchmark.docx
+++ b/WordPress-Security-Benchmark.docx
@@ -13317,7 +13317,7 @@
         <w:pStyle w:val="Heading4"/>
       </w:pPr>
       <w:r>
-        <w:t xml:space="preserve">9.1 Ensure Web Application Firewall is Configured</w:t>
+        <w:t xml:space="preserve">9.1 Ensure Web Application Firewall is configured</w:t>
       </w:r>
     </w:p>
     <w:p>
@@ -16942,7 +16942,7 @@
               <w:jc w:val="left"/>
             </w:pPr>
             <w:r>
-              <w:t xml:space="preserve">Ensure server tokens are hidden</w:t>
+              <w:t xml:space="preserve">Ensure server tokens and version info are hidden</w:t>
             </w:r>
           </w:p>
         </w:tc>
@@ -18672,7 +18672,7 @@
               <w:jc w:val="left"/>
             </w:pPr>
             <w:r>
-              <w:t xml:space="preserve">Ensure extensions are from trusted sources</w:t>
+              <w:t xml:space="preserve">Ensure plugins and themes are from trusted sources</w:t>
             </w:r>
           </w:p>
         </w:tc>
@@ -19272,7 +19272,7 @@
               <w:jc w:val="left"/>
             </w:pPr>
             <w:r>
-              <w:t xml:space="preserve">Ensure Multisite Super Admin accounts are minimized</w:t>
+              <w:t xml:space="preserve">Ensure Super Admin accounts are minimized and audited</w:t>
             </w:r>
           </w:p>
         </w:tc>
@@ -19322,7 +19322,7 @@
               <w:jc w:val="left"/>
             </w:pPr>
             <w:r>
-              <w:t xml:space="preserve">Ensure network-activated plugins are reviewed</w:t>
+              <w:t xml:space="preserve">Ensure network plugins are reviewed for cross-site impact</w:t>
             </w:r>
           </w:p>
         </w:tc>

--- a/WordPress-Security-Benchmark.docx
+++ b/WordPress-Security-Benchmark.docx
@@ -174,6 +174,13 @@
       </w:r>
       <w:r>
         <w:t xml:space="preserve">While this benchmark assumes a traditional Linux stack, the principles and many of the configuration settings apply equally to containerized environments (Docker, Kubernetes). In such cases, configurations should be injected via environment variables or secret management systems rather than direct file edits where possible.</w:t>
+      </w:r>
+    </w:p>
+    <w:p>
+      <w:r>
+        <w:pict>
+          <v:rect style="width:0;height:1.5pt" o:hralign="center" o:hrstd="t" o:hr="t"/>
+        </w:pict>
       </w:r>
     </w:p>
     <w:bookmarkEnd w:id="21"/>
@@ -339,6 +346,13 @@
       </w:r>
       <w:r>
         <w:t xml:space="preserve">Compliance requires human judgment, review of policies, or inspection of settings through a graphical interface.</w:t>
+      </w:r>
+    </w:p>
+    <w:p>
+      <w:r>
+        <w:pict>
+          <v:rect style="width:0;height:1.5pt" o:hralign="center" o:hrstd="t" o:hr="t"/>
+        </w:pict>
       </w:r>
     </w:p>
     <w:bookmarkEnd w:id="23"/>

--- a/WordPress-Security-Benchmark.docx
+++ b/WordPress-Security-Benchmark.docx
@@ -31,7 +31,7 @@
         <w:pStyle w:val="Date"/>
       </w:pPr>
       <w:r>
-        <w:t xml:space="preserve">March 2, 2026</w:t>
+        <w:t xml:space="preserve">March 3, 2026</w:t>
       </w:r>
     </w:p>
     <w:sdt>
@@ -174,13 +174,6 @@
       </w:r>
       <w:r>
         <w:t xml:space="preserve">While this benchmark assumes a traditional Linux stack, the principles and many of the configuration settings apply equally to containerized environments (Docker, Kubernetes). In such cases, configurations should be injected via environment variables or secret management systems rather than direct file edits where possible.</w:t>
-      </w:r>
-    </w:p>
-    <w:p>
-      <w:r>
-        <w:pict>
-          <v:rect style="width:0;height:1.5pt" o:hralign="center" o:hrstd="t" o:hr="t"/>
-        </w:pict>
       </w:r>
     </w:p>
     <w:bookmarkEnd w:id="21"/>

--- a/WordPress-Security-Benchmark.docx
+++ b/WordPress-Security-Benchmark.docx
@@ -341,13 +341,6 @@
         <w:t xml:space="preserve">Compliance requires human judgment, review of policies, or inspection of settings through a graphical interface.</w:t>
       </w:r>
     </w:p>
-    <w:p>
-      <w:r>
-        <w:pict>
-          <v:rect style="width:0;height:1.5pt" o:hralign="center" o:hrstd="t" o:hr="t"/>
-        </w:pict>
-      </w:r>
-    </w:p>
     <w:bookmarkEnd w:id="23"/>
     <w:bookmarkStart w:id="39" w:name="web-server-configuration"/>
     <w:p>
@@ -355,7 +348,7 @@
         <w:pStyle w:val="Heading2"/>
       </w:pPr>
       <w:r>
-        <w:t xml:space="preserve">1 Web Server Configuration</w:t>
+        <w:t xml:space="preserve">1.0 Web Server Configuration</w:t>
       </w:r>
     </w:p>
     <w:p>
@@ -2252,7 +2245,7 @@
         <w:pStyle w:val="Heading2"/>
       </w:pPr>
       <w:r>
-        <w:t xml:space="preserve">2 PHP Configuration</w:t>
+        <w:t xml:space="preserve">2.0 PHP Configuration</w:t>
       </w:r>
     </w:p>
     <w:p>
@@ -3758,7 +3751,7 @@
         <w:pStyle w:val="Heading2"/>
       </w:pPr>
       <w:r>
-        <w:t xml:space="preserve">3 Database Configuration</w:t>
+        <w:t xml:space="preserve">3.0 Database Configuration</w:t>
       </w:r>
     </w:p>
     <w:p>
@@ -5343,7 +5336,7 @@
         <w:pStyle w:val="Heading2"/>
       </w:pPr>
       <w:r>
-        <w:t xml:space="preserve">4 WordPress Core Configuration</w:t>
+        <w:t xml:space="preserve">4.0 WordPress Core Configuration</w:t>
       </w:r>
     </w:p>
     <w:p>
@@ -8180,7 +8173,7 @@
         <w:pStyle w:val="Heading2"/>
       </w:pPr>
       <w:r>
-        <w:t xml:space="preserve">5 Authentication and Access Control</w:t>
+        <w:t xml:space="preserve">5.0 Authentication and Access Control</w:t>
       </w:r>
     </w:p>
     <w:p>
@@ -12086,7 +12079,7 @@
         <w:pStyle w:val="Heading2"/>
       </w:pPr>
       <w:r>
-        <w:t xml:space="preserve">6 File System Permissions</w:t>
+        <w:t xml:space="preserve">6.0 File System Permissions</w:t>
       </w:r>
     </w:p>
     <w:p>
@@ -13209,7 +13202,7 @@
         <w:pStyle w:val="Heading2"/>
       </w:pPr>
       <w:r>
-        <w:t xml:space="preserve">7 Logging and Monitoring</w:t>
+        <w:t xml:space="preserve">7.0 Logging and Monitoring</w:t>
       </w:r>
     </w:p>
     <w:p>
@@ -14153,7 +14146,7 @@
         <w:pStyle w:val="Heading2"/>
       </w:pPr>
       <w:r>
-        <w:t xml:space="preserve">8 Supply Chain and Extension Management</w:t>
+        <w:t xml:space="preserve">8.0 Supply Chain and Extension Management</w:t>
       </w:r>
     </w:p>
     <w:p>
@@ -15701,7 +15694,7 @@
         <w:pStyle w:val="Heading2"/>
       </w:pPr>
       <w:r>
-        <w:t xml:space="preserve">9 Web Application Firewall</w:t>
+        <w:t xml:space="preserve">9.0 Web Application Firewall</w:t>
       </w:r>
     </w:p>
     <w:p>
@@ -16101,7 +16094,7 @@
         <w:pStyle w:val="Heading2"/>
       </w:pPr>
       <w:r>
-        <w:t xml:space="preserve">10 Backup and Recovery</w:t>
+        <w:t xml:space="preserve">10.0 Backup and Recovery</w:t>
       </w:r>
     </w:p>
     <w:p>
@@ -16475,7 +16468,7 @@
         <w:pStyle w:val="Heading2"/>
       </w:pPr>
       <w:r>
-        <w:t xml:space="preserve">11 AI and Generative AI Security</w:t>
+        <w:t xml:space="preserve">11.0 AI and Generative AI Security</w:t>
       </w:r>
     </w:p>
     <w:p>
@@ -17659,7 +17652,7 @@
         <w:pStyle w:val="Heading2"/>
       </w:pPr>
       <w:r>
-        <w:t xml:space="preserve">12 Server Access and Network</w:t>
+        <w:t xml:space="preserve">12.0 Server Access and Network</w:t>
       </w:r>
     </w:p>
     <w:p>
@@ -19075,7 +19068,7 @@
         <w:pStyle w:val="Heading2"/>
       </w:pPr>
       <w:r>
-        <w:t xml:space="preserve">13 Multisite Security</w:t>
+        <w:t xml:space="preserve">13.0 Multisite Security</w:t>
       </w:r>
     </w:p>
     <w:p>

--- a/WordPress-Security-Benchmark.docx
+++ b/WordPress-Security-Benchmark.docx
@@ -8167,7 +8167,7 @@
     </w:p>
     <w:bookmarkEnd w:id="78"/>
     <w:bookmarkEnd w:id="79"/>
-    <w:bookmarkStart w:id="100" w:name="authentication-and-access-control"/>
+    <w:bookmarkStart w:id="104" w:name="authentication-and-access-control"/>
     <w:p>
       <w:pPr>
         <w:pStyle w:val="Heading2"/>
@@ -8184,7 +8184,7 @@
         <w:t xml:space="preserve">This section addresses user authentication, session management, and role-based access control within WordPress.</w:t>
       </w:r>
     </w:p>
-    <w:bookmarkStart w:id="81" w:name="X58da6711d0250ef42104787d3298c5e1ce490ad"/>
+    <w:bookmarkStart w:id="85" w:name="X58da6711d0250ef42104787d3298c5e1ce490ad"/>
     <w:p>
       <w:pPr>
         <w:pStyle w:val="Heading4"/>
@@ -8397,12 +8397,91 @@
           <w:t xml:space="preserve">NIST SP 800-63B — Multi-Factor Authentication</w:t>
         </w:r>
       </w:hyperlink>
-      <w:r>
-        <w:t xml:space="preserve"> </w:t>
-      </w:r>
-      <w:r>
-        <w:t xml:space="preserve">https://developer.wordpress.org/advanced-administration/security/hardening/</w:t>
-      </w:r>
+    </w:p>
+    <w:p>
+      <w:pPr>
+        <w:pStyle w:val="Compact"/>
+        <w:numPr>
+          <w:ilvl w:val="0"/>
+          <w:numId w:val="1025"/>
+        </w:numPr>
+      </w:pPr>
+      <w:hyperlink r:id="rId81">
+        <w:r>
+          <w:rPr>
+            <w:rStyle w:val="Hyperlink"/>
+          </w:rPr>
+          <w:t xml:space="preserve">WordPress Developer Documentation</w:t>
+        </w:r>
+      </w:hyperlink>
+      <w:r>
+        <w:t xml:space="preserve"> </w:t>
+      </w:r>
+      <w:r>
+        <w:t xml:space="preserve">›</w:t>
+      </w:r>
+      <w:r>
+        <w:t xml:space="preserve"> </w:t>
+      </w:r>
+      <w:hyperlink r:id="rId82">
+        <w:r>
+          <w:rPr>
+            <w:rStyle w:val="Hyperlink"/>
+          </w:rPr>
+          <w:t xml:space="preserve">Advanced Administration Handbook</w:t>
+        </w:r>
+      </w:hyperlink>
+      <w:r>
+        <w:t xml:space="preserve"> </w:t>
+      </w:r>
+      <w:r>
+        <w:t xml:space="preserve">›</w:t>
+      </w:r>
+      <w:r>
+        <w:t xml:space="preserve"> </w:t>
+      </w:r>
+      <w:hyperlink r:id="rId83">
+        <w:r>
+          <w:rPr>
+            <w:rStyle w:val="Hyperlink"/>
+          </w:rPr>
+          <w:t xml:space="preserve">Security</w:t>
+        </w:r>
+      </w:hyperlink>
+      <w:r>
+        <w:t xml:space="preserve"> </w:t>
+      </w:r>
+      <w:r>
+        <w:t xml:space="preserve">›</w:t>
+      </w:r>
+      <w:r>
+        <w:t xml:space="preserve"> </w:t>
+      </w:r>
+      <w:hyperlink r:id="rId33">
+        <w:r>
+          <w:rPr>
+            <w:rStyle w:val="Hyperlink"/>
+          </w:rPr>
+          <w:t xml:space="preserve">Hardening</w:t>
+        </w:r>
+      </w:hyperlink>
+      <w:r>
+        <w:t xml:space="preserve"> </w:t>
+      </w:r>
+      <w:r>
+        <w:t xml:space="preserve">›</w:t>
+      </w:r>
+      <w:r>
+        <w:t xml:space="preserve"> </w:t>
+      </w:r>
+      <w:hyperlink r:id="rId84">
+        <w:r>
+          <w:rPr>
+            <w:rStyle w:val="Hyperlink"/>
+          </w:rPr>
+          <w:t xml:space="preserve">MFA</w:t>
+        </w:r>
+      </w:hyperlink>
     </w:p>
     <w:p>
       <w:r>
@@ -8411,8 +8490,8 @@
         </w:pict>
       </w:r>
     </w:p>
-    <w:bookmarkEnd w:id="81"/>
-    <w:bookmarkStart w:id="85" w:name="X38b584e7db0f766b8ae894c7164200a2dfde080"/>
+    <w:bookmarkEnd w:id="85"/>
+    <w:bookmarkStart w:id="89" w:name="X38b584e7db0f766b8ae894c7164200a2dfde080"/>
     <w:p>
       <w:pPr>
         <w:pStyle w:val="Heading4"/>
@@ -8689,7 +8768,7 @@
           <w:numId w:val="1026"/>
         </w:numPr>
       </w:pPr>
-      <w:hyperlink r:id="rId82">
+      <w:hyperlink r:id="rId86">
         <w:r>
           <w:rPr>
             <w:rStyle w:val="Hyperlink"/>
@@ -8706,7 +8785,7 @@
           <w:numId w:val="1026"/>
         </w:numPr>
       </w:pPr>
-      <w:hyperlink r:id="rId83">
+      <w:hyperlink r:id="rId87">
         <w:r>
           <w:rPr>
             <w:rStyle w:val="Hyperlink"/>
@@ -8723,7 +8802,7 @@
           <w:numId w:val="1026"/>
         </w:numPr>
       </w:pPr>
-      <w:hyperlink r:id="rId84">
+      <w:hyperlink r:id="rId88">
         <w:r>
           <w:rPr>
             <w:rStyle w:val="Hyperlink"/>
@@ -8739,8 +8818,8 @@
         </w:pict>
       </w:r>
     </w:p>
-    <w:bookmarkEnd w:id="85"/>
-    <w:bookmarkStart w:id="89" w:name="Xc951442ee6a8b6b6c2a7057c9a2f603a7dd553d"/>
+    <w:bookmarkEnd w:id="89"/>
+    <w:bookmarkStart w:id="93" w:name="Xc951442ee6a8b6b6c2a7057c9a2f603a7dd553d"/>
     <w:p>
       <w:pPr>
         <w:pStyle w:val="Heading4"/>
@@ -9395,7 +9474,7 @@
           <w:numId w:val="1027"/>
         </w:numPr>
       </w:pPr>
-      <w:hyperlink r:id="rId86">
+      <w:hyperlink r:id="rId90">
         <w:r>
           <w:rPr>
             <w:rStyle w:val="VerbatimChar"/>
@@ -9424,7 +9503,7 @@
           <w:numId w:val="1027"/>
         </w:numPr>
       </w:pPr>
-      <w:hyperlink r:id="rId87">
+      <w:hyperlink r:id="rId91">
         <w:r>
           <w:rPr>
             <w:rStyle w:val="VerbatimChar"/>
@@ -9453,7 +9532,7 @@
           <w:numId w:val="1027"/>
         </w:numPr>
       </w:pPr>
-      <w:hyperlink r:id="rId88">
+      <w:hyperlink r:id="rId92">
         <w:r>
           <w:rPr>
             <w:rStyle w:val="Hyperlink"/>
@@ -9469,8 +9548,8 @@
         </w:pict>
       </w:r>
     </w:p>
-    <w:bookmarkEnd w:id="89"/>
-    <w:bookmarkStart w:id="91" w:name="ensure-user-enumeration-is-prevented"/>
+    <w:bookmarkEnd w:id="93"/>
+    <w:bookmarkStart w:id="95" w:name="ensure-user-enumeration-is-prevented"/>
     <w:p>
       <w:pPr>
         <w:pStyle w:val="Heading4"/>
@@ -9961,7 +10040,7 @@
           <w:numId w:val="1028"/>
         </w:numPr>
       </w:pPr>
-      <w:hyperlink r:id="rId84">
+      <w:hyperlink r:id="rId88">
         <w:r>
           <w:rPr>
             <w:rStyle w:val="Hyperlink"/>
@@ -9995,7 +10074,7 @@
           <w:numId w:val="1028"/>
         </w:numPr>
       </w:pPr>
-      <w:hyperlink r:id="rId90">
+      <w:hyperlink r:id="rId94">
         <w:r>
           <w:rPr>
             <w:rStyle w:val="Hyperlink"/>
@@ -10011,8 +10090,8 @@
         </w:pict>
       </w:r>
     </w:p>
-    <w:bookmarkEnd w:id="91"/>
-    <w:bookmarkStart w:id="92" w:name="X7cbc99c1b4618483d1612cb367b1bff753380b8"/>
+    <w:bookmarkEnd w:id="95"/>
+    <w:bookmarkStart w:id="96" w:name="X7cbc99c1b4618483d1612cb367b1bff753380b8"/>
     <w:p>
       <w:pPr>
         <w:pStyle w:val="Heading4"/>
@@ -10342,7 +10421,7 @@
           <w:numId w:val="1029"/>
         </w:numPr>
       </w:pPr>
-      <w:hyperlink r:id="rId84">
+      <w:hyperlink r:id="rId88">
         <w:r>
           <w:rPr>
             <w:rStyle w:val="Hyperlink"/>
@@ -10375,8 +10454,8 @@
         </w:pict>
       </w:r>
     </w:p>
-    <w:bookmarkEnd w:id="92"/>
-    <w:bookmarkStart w:id="95" w:name="Xc33584266b1ac8b413c4c5b8b8b4ccb34747621"/>
+    <w:bookmarkEnd w:id="96"/>
+    <w:bookmarkStart w:id="99" w:name="Xc33584266b1ac8b413c4c5b8b8b4ccb34747621"/>
     <w:p>
       <w:pPr>
         <w:pStyle w:val="Heading4"/>
@@ -10963,7 +11042,7 @@
           <w:numId w:val="1030"/>
         </w:numPr>
       </w:pPr>
-      <w:hyperlink r:id="rId93">
+      <w:hyperlink r:id="rId97">
         <w:r>
           <w:rPr>
             <w:rStyle w:val="VerbatimChar"/>
@@ -11009,7 +11088,7 @@
           <w:numId w:val="1030"/>
         </w:numPr>
       </w:pPr>
-      <w:hyperlink r:id="rId94">
+      <w:hyperlink r:id="rId98">
         <w:r>
           <w:rPr>
             <w:rStyle w:val="Hyperlink"/>
@@ -11025,8 +11104,8 @@
         </w:pict>
       </w:r>
     </w:p>
-    <w:bookmarkEnd w:id="95"/>
-    <w:bookmarkStart w:id="96" w:name="X59230c0b3b749d05c958983888eb2820f08906b"/>
+    <w:bookmarkEnd w:id="99"/>
+    <w:bookmarkStart w:id="100" w:name="X59230c0b3b749d05c958983888eb2820f08906b"/>
     <w:p>
       <w:pPr>
         <w:pStyle w:val="Heading4"/>
@@ -11288,7 +11367,7 @@
           <w:numId w:val="1031"/>
         </w:numPr>
       </w:pPr>
-      <w:hyperlink r:id="rId84">
+      <w:hyperlink r:id="rId88">
         <w:r>
           <w:rPr>
             <w:rStyle w:val="Hyperlink"/>
@@ -11321,8 +11400,8 @@
         </w:pict>
       </w:r>
     </w:p>
-    <w:bookmarkEnd w:id="96"/>
-    <w:bookmarkStart w:id="99" w:name="Xf40f1da9cdc8cddd264d8a8397177040c8e8079"/>
+    <w:bookmarkEnd w:id="100"/>
+    <w:bookmarkStart w:id="103" w:name="Xf40f1da9cdc8cddd264d8a8397177040c8e8079"/>
     <w:p>
       <w:pPr>
         <w:pStyle w:val="Heading4"/>
@@ -11997,7 +12076,7 @@
           <w:numId w:val="1032"/>
         </w:numPr>
       </w:pPr>
-      <w:hyperlink r:id="rId82">
+      <w:hyperlink r:id="rId86">
         <w:r>
           <w:rPr>
             <w:rStyle w:val="Hyperlink"/>
@@ -12014,7 +12093,7 @@
           <w:numId w:val="1032"/>
         </w:numPr>
       </w:pPr>
-      <w:hyperlink r:id="rId97">
+      <w:hyperlink r:id="rId101">
         <w:r>
           <w:rPr>
             <w:rStyle w:val="VerbatimChar"/>
@@ -12043,7 +12122,7 @@
           <w:numId w:val="1032"/>
         </w:numPr>
       </w:pPr>
-      <w:hyperlink r:id="rId98">
+      <w:hyperlink r:id="rId102">
         <w:r>
           <w:rPr>
             <w:rStyle w:val="VerbatimChar"/>
@@ -12071,9 +12150,9 @@
         </w:pict>
       </w:r>
     </w:p>
-    <w:bookmarkEnd w:id="99"/>
-    <w:bookmarkEnd w:id="100"/>
-    <w:bookmarkStart w:id="105" w:name="file-system-permissions"/>
+    <w:bookmarkEnd w:id="103"/>
+    <w:bookmarkEnd w:id="104"/>
+    <w:bookmarkStart w:id="109" w:name="file-system-permissions"/>
     <w:p>
       <w:pPr>
         <w:pStyle w:val="Heading2"/>
@@ -12090,7 +12169,7 @@
         <w:t xml:space="preserve">This section covers file ownership and permission settings for the WordPress installation.</w:t>
       </w:r>
     </w:p>
-    <w:bookmarkStart w:id="102" w:name="Xbff2c86d764577a0a75b61960891e6d4384f30b"/>
+    <w:bookmarkStart w:id="106" w:name="Xbff2c86d764577a0a75b61960891e6d4384f30b"/>
     <w:p>
       <w:pPr>
         <w:pStyle w:val="Heading4"/>
@@ -12403,7 +12482,7 @@
           <w:numId w:val="1033"/>
         </w:numPr>
       </w:pPr>
-      <w:hyperlink r:id="rId101">
+      <w:hyperlink r:id="rId105">
         <w:r>
           <w:rPr>
             <w:rStyle w:val="Hyperlink"/>
@@ -12419,8 +12498,8 @@
         </w:pict>
       </w:r>
     </w:p>
-    <w:bookmarkEnd w:id="102"/>
-    <w:bookmarkStart w:id="103" w:name="X318749ae37d296d768503117ef65589e273c80d"/>
+    <w:bookmarkEnd w:id="106"/>
+    <w:bookmarkStart w:id="107" w:name="X318749ae37d296d768503117ef65589e273c80d"/>
     <w:p>
       <w:pPr>
         <w:pStyle w:val="Heading4"/>
@@ -12755,7 +12834,7 @@
           <w:numId w:val="1035"/>
         </w:numPr>
       </w:pPr>
-      <w:hyperlink r:id="rId101">
+      <w:hyperlink r:id="rId105">
         <w:r>
           <w:rPr>
             <w:rStyle w:val="Hyperlink"/>
@@ -12788,8 +12867,8 @@
         </w:pict>
       </w:r>
     </w:p>
-    <w:bookmarkEnd w:id="103"/>
-    <w:bookmarkStart w:id="104" w:name="X08717294e8e9ba263a432c09d1baf3cd44e02d6"/>
+    <w:bookmarkEnd w:id="107"/>
+    <w:bookmarkStart w:id="108" w:name="X08717294e8e9ba263a432c09d1baf3cd44e02d6"/>
     <w:p>
       <w:pPr>
         <w:pStyle w:val="Heading4"/>
@@ -13194,9 +13273,9 @@
         </w:pict>
       </w:r>
     </w:p>
-    <w:bookmarkEnd w:id="104"/>
-    <w:bookmarkEnd w:id="105"/>
-    <w:bookmarkStart w:id="114" w:name="logging-and-monitoring"/>
+    <w:bookmarkEnd w:id="108"/>
+    <w:bookmarkEnd w:id="109"/>
+    <w:bookmarkStart w:id="118" w:name="logging-and-monitoring"/>
     <w:p>
       <w:pPr>
         <w:pStyle w:val="Heading2"/>
@@ -13213,7 +13292,7 @@
         <w:t xml:space="preserve">This section addresses audit logging, activity monitoring, and intrusion detection for WordPress.</w:t>
       </w:r>
     </w:p>
-    <w:bookmarkStart w:id="109" w:name="Xac1ef11c0b7180ad5f777a47b6fc693c2f6dccc"/>
+    <w:bookmarkStart w:id="113" w:name="Xac1ef11c0b7180ad5f777a47b6fc693c2f6dccc"/>
     <w:p>
       <w:pPr>
         <w:pStyle w:val="Heading4"/>
@@ -13430,7 +13509,7 @@
           <w:numId w:val="1037"/>
         </w:numPr>
       </w:pPr>
-      <w:hyperlink r:id="rId106">
+      <w:hyperlink r:id="rId110">
         <w:r>
           <w:rPr>
             <w:rStyle w:val="Hyperlink"/>
@@ -13447,7 +13526,7 @@
           <w:numId w:val="1037"/>
         </w:numPr>
       </w:pPr>
-      <w:hyperlink r:id="rId107">
+      <w:hyperlink r:id="rId111">
         <w:r>
           <w:rPr>
             <w:rStyle w:val="VerbatimChar"/>
@@ -13476,7 +13555,7 @@
           <w:numId w:val="1037"/>
         </w:numPr>
       </w:pPr>
-      <w:hyperlink r:id="rId108">
+      <w:hyperlink r:id="rId112">
         <w:r>
           <w:rPr>
             <w:rStyle w:val="Hyperlink"/>
@@ -13492,8 +13571,8 @@
         </w:pict>
       </w:r>
     </w:p>
-    <w:bookmarkEnd w:id="109"/>
-    <w:bookmarkStart w:id="111" w:name="X1254b9a129313ac5901dd326a4d3d150cca0fe4"/>
+    <w:bookmarkEnd w:id="113"/>
+    <w:bookmarkStart w:id="115" w:name="X1254b9a129313ac5901dd326a4d3d150cca0fe4"/>
     <w:p>
       <w:pPr>
         <w:pStyle w:val="Heading4"/>
@@ -13778,7 +13857,7 @@
           <w:numId w:val="1038"/>
         </w:numPr>
       </w:pPr>
-      <w:hyperlink r:id="rId110">
+      <w:hyperlink r:id="rId114">
         <w:r>
           <w:rPr>
             <w:rStyle w:val="Hyperlink"/>
@@ -13806,8 +13885,8 @@
         </w:pict>
       </w:r>
     </w:p>
-    <w:bookmarkEnd w:id="111"/>
-    <w:bookmarkStart w:id="113" w:name="X2f49715b02624f6337bc98ddb891dfd9472097b"/>
+    <w:bookmarkEnd w:id="115"/>
+    <w:bookmarkStart w:id="117" w:name="X2f49715b02624f6337bc98ddb891dfd9472097b"/>
     <w:p>
       <w:pPr>
         <w:pStyle w:val="Heading4"/>
@@ -14105,7 +14184,7 @@
           <w:numId w:val="1041"/>
         </w:numPr>
       </w:pPr>
-      <w:hyperlink r:id="rId112">
+      <w:hyperlink r:id="rId116">
         <w:r>
           <w:rPr>
             <w:rStyle w:val="Hyperlink"/>
@@ -14138,9 +14217,9 @@
         </w:pict>
       </w:r>
     </w:p>
-    <w:bookmarkEnd w:id="113"/>
-    <w:bookmarkEnd w:id="114"/>
-    <w:bookmarkStart w:id="125" w:name="supply-chain-and-extension-management"/>
+    <w:bookmarkEnd w:id="117"/>
+    <w:bookmarkEnd w:id="118"/>
+    <w:bookmarkStart w:id="129" w:name="supply-chain-and-extension-management"/>
     <w:p>
       <w:pPr>
         <w:pStyle w:val="Heading2"/>
@@ -14157,7 +14236,7 @@
         <w:t xml:space="preserve">This section addresses the security of WordPress plugins, themes, and their update processes.</w:t>
       </w:r>
     </w:p>
-    <w:bookmarkStart w:id="117" w:name="Xf18672d95cbe870fcfb1313e755889980849210"/>
+    <w:bookmarkStart w:id="121" w:name="Xf18672d95cbe870fcfb1313e755889980849210"/>
     <w:p>
       <w:pPr>
         <w:pStyle w:val="Heading4"/>
@@ -14459,7 +14538,7 @@
           <w:numId w:val="1042"/>
         </w:numPr>
       </w:pPr>
-      <w:hyperlink r:id="rId115">
+      <w:hyperlink r:id="rId119">
         <w:r>
           <w:rPr>
             <w:rStyle w:val="Hyperlink"/>
@@ -14476,7 +14555,7 @@
           <w:numId w:val="1042"/>
         </w:numPr>
       </w:pPr>
-      <w:hyperlink r:id="rId116">
+      <w:hyperlink r:id="rId120">
         <w:r>
           <w:rPr>
             <w:rStyle w:val="Hyperlink"/>
@@ -14492,8 +14571,8 @@
         </w:pict>
       </w:r>
     </w:p>
-    <w:bookmarkEnd w:id="117"/>
-    <w:bookmarkStart w:id="119" w:name="X5d2c468734a3d7c0301ee405fdbdc04db22ca47"/>
+    <w:bookmarkEnd w:id="121"/>
+    <w:bookmarkStart w:id="123" w:name="X5d2c468734a3d7c0301ee405fdbdc04db22ca47"/>
     <w:p>
       <w:pPr>
         <w:pStyle w:val="Heading4"/>
@@ -14711,7 +14790,7 @@
           <w:numId w:val="1043"/>
         </w:numPr>
       </w:pPr>
-      <w:hyperlink r:id="rId118">
+      <w:hyperlink r:id="rId122">
         <w:r>
           <w:rPr>
             <w:rStyle w:val="Hyperlink"/>
@@ -14744,8 +14823,8 @@
         </w:pict>
       </w:r>
     </w:p>
-    <w:bookmarkEnd w:id="119"/>
-    <w:bookmarkStart w:id="121" w:name="Xc236da181558471dcad82deb3aecc5e6da634b3"/>
+    <w:bookmarkEnd w:id="123"/>
+    <w:bookmarkStart w:id="125" w:name="Xc236da181558471dcad82deb3aecc5e6da634b3"/>
     <w:p>
       <w:pPr>
         <w:pStyle w:val="Heading4"/>
@@ -14966,7 +15045,7 @@
           <w:numId w:val="1044"/>
         </w:numPr>
       </w:pPr>
-      <w:hyperlink r:id="rId120">
+      <w:hyperlink r:id="rId124">
         <w:r>
           <w:rPr>
             <w:rStyle w:val="Hyperlink"/>
@@ -14982,8 +15061,8 @@
         </w:pict>
       </w:r>
     </w:p>
-    <w:bookmarkEnd w:id="121"/>
-    <w:bookmarkStart w:id="124" w:name="Xb492f7c7e5cf9fa0e870cc11b9b83ea852b9873"/>
+    <w:bookmarkEnd w:id="125"/>
+    <w:bookmarkStart w:id="128" w:name="Xb492f7c7e5cf9fa0e870cc11b9b83ea852b9873"/>
     <w:p>
       <w:pPr>
         <w:pStyle w:val="Heading4"/>
@@ -15653,7 +15732,7 @@
           <w:numId w:val="1047"/>
         </w:numPr>
       </w:pPr>
-      <w:hyperlink r:id="rId122">
+      <w:hyperlink r:id="rId126">
         <w:r>
           <w:rPr>
             <w:rStyle w:val="Hyperlink"/>
@@ -15670,7 +15749,7 @@
           <w:numId w:val="1047"/>
         </w:numPr>
       </w:pPr>
-      <w:hyperlink r:id="rId123">
+      <w:hyperlink r:id="rId127">
         <w:r>
           <w:rPr>
             <w:rStyle w:val="Hyperlink"/>
@@ -15686,9 +15765,9 @@
         </w:pict>
       </w:r>
     </w:p>
-    <w:bookmarkEnd w:id="124"/>
-    <w:bookmarkEnd w:id="125"/>
-    <w:bookmarkStart w:id="130" w:name="web-application-firewall"/>
+    <w:bookmarkEnd w:id="128"/>
+    <w:bookmarkEnd w:id="129"/>
+    <w:bookmarkStart w:id="134" w:name="web-application-firewall"/>
     <w:p>
       <w:pPr>
         <w:pStyle w:val="Heading2"/>
@@ -15705,7 +15784,7 @@
         <w:t xml:space="preserve">This section addresses the deployment and configuration of a Web Application Firewall (WAF) to protect the WordPress application.</w:t>
       </w:r>
     </w:p>
-    <w:bookmarkStart w:id="129" w:name="X2bcda6a58cd1d875b7e3c078bcb415c0e274696"/>
+    <w:bookmarkStart w:id="133" w:name="X2bcda6a58cd1d875b7e3c078bcb415c0e274696"/>
     <w:p>
       <w:pPr>
         <w:pStyle w:val="Heading4"/>
@@ -15959,7 +16038,7 @@
       <w:r>
         <w:t xml:space="preserve"> </w:t>
       </w:r>
-      <w:hyperlink r:id="rId126">
+      <w:hyperlink r:id="rId130">
         <w:r>
           <w:rPr>
             <w:rStyle w:val="Hyperlink"/>
@@ -16029,7 +16108,7 @@
       <w:r>
         <w:t xml:space="preserve"> </w:t>
       </w:r>
-      <w:hyperlink r:id="rId127">
+      <w:hyperlink r:id="rId131">
         <w:r>
           <w:rPr>
             <w:rStyle w:val="Hyperlink"/>
@@ -16064,7 +16143,7 @@
           <w:numId w:val="1048"/>
         </w:numPr>
       </w:pPr>
-      <w:hyperlink r:id="rId128">
+      <w:hyperlink r:id="rId132">
         <w:r>
           <w:rPr>
             <w:rStyle w:val="Hyperlink"/>
@@ -16086,9 +16165,9 @@
         </w:pict>
       </w:r>
     </w:p>
-    <w:bookmarkEnd w:id="129"/>
-    <w:bookmarkEnd w:id="130"/>
-    <w:bookmarkStart w:id="135" w:name="backup-and-recovery"/>
+    <w:bookmarkEnd w:id="133"/>
+    <w:bookmarkEnd w:id="134"/>
+    <w:bookmarkStart w:id="139" w:name="backup-and-recovery"/>
     <w:p>
       <w:pPr>
         <w:pStyle w:val="Heading2"/>
@@ -16105,7 +16184,7 @@
         <w:t xml:space="preserve">This section addresses backup strategy, offsite storage, and recovery procedures for WordPress deployments.</w:t>
       </w:r>
     </w:p>
-    <w:bookmarkStart w:id="134" w:name="X37031fc2d925a09a3cac64b9b44c9feb1a5b345"/>
+    <w:bookmarkStart w:id="138" w:name="X37031fc2d925a09a3cac64b9b44c9feb1a5b345"/>
     <w:p>
       <w:pPr>
         <w:pStyle w:val="Heading4"/>
@@ -16410,7 +16489,7 @@
           <w:numId w:val="1050"/>
         </w:numPr>
       </w:pPr>
-      <w:hyperlink r:id="rId131">
+      <w:hyperlink r:id="rId135">
         <w:r>
           <w:rPr>
             <w:rStyle w:val="Hyperlink"/>
@@ -16427,7 +16506,7 @@
           <w:numId w:val="1050"/>
         </w:numPr>
       </w:pPr>
-      <w:hyperlink r:id="rId132">
+      <w:hyperlink r:id="rId136">
         <w:r>
           <w:rPr>
             <w:rStyle w:val="Hyperlink"/>
@@ -16444,7 +16523,7 @@
           <w:numId w:val="1050"/>
         </w:numPr>
       </w:pPr>
-      <w:hyperlink r:id="rId133">
+      <w:hyperlink r:id="rId137">
         <w:r>
           <w:rPr>
             <w:rStyle w:val="Hyperlink"/>
@@ -16460,9 +16539,9 @@
         </w:pict>
       </w:r>
     </w:p>
-    <w:bookmarkEnd w:id="134"/>
-    <w:bookmarkEnd w:id="135"/>
-    <w:bookmarkStart w:id="147" w:name="ai-and-generative-ai-security"/>
+    <w:bookmarkEnd w:id="138"/>
+    <w:bookmarkEnd w:id="139"/>
+    <w:bookmarkStart w:id="151" w:name="ai-and-generative-ai-security"/>
     <w:p>
       <w:pPr>
         <w:pStyle w:val="Heading2"/>
@@ -16479,7 +16558,7 @@
         <w:t xml:space="preserve">AI tools are increasingly integrated into WordPress workflows for content generation, chatbots, code assistance, and site management. IBM’s Cost of a Data Breach Report (2025) found that 13% of organizations experienced a breach involving an AI model or application, and 97% of those breaches involved systems lacking proper access controls. This section provides controls for securing AI integrations in WordPress environments.</w:t>
       </w:r>
     </w:p>
-    <w:bookmarkStart w:id="139" w:name="ensure-ai-api-keys-are-securely-stored"/>
+    <w:bookmarkStart w:id="143" w:name="ensure-ai-api-keys-are-securely-stored"/>
     <w:p>
       <w:pPr>
         <w:pStyle w:val="Heading4"/>
@@ -16910,7 +16989,7 @@
           <w:numId w:val="1054"/>
         </w:numPr>
       </w:pPr>
-      <w:hyperlink r:id="rId136">
+      <w:hyperlink r:id="rId140">
         <w:r>
           <w:rPr>
             <w:rStyle w:val="Hyperlink"/>
@@ -16927,7 +17006,7 @@
           <w:numId w:val="1054"/>
         </w:numPr>
       </w:pPr>
-      <w:hyperlink r:id="rId137">
+      <w:hyperlink r:id="rId141">
         <w:r>
           <w:rPr>
             <w:rStyle w:val="Hyperlink"/>
@@ -16944,7 +17023,7 @@
           <w:numId w:val="1054"/>
         </w:numPr>
       </w:pPr>
-      <w:hyperlink r:id="rId138">
+      <w:hyperlink r:id="rId142">
         <w:r>
           <w:rPr>
             <w:rStyle w:val="Hyperlink"/>
@@ -16972,8 +17051,8 @@
         </w:pict>
       </w:r>
     </w:p>
-    <w:bookmarkEnd w:id="139"/>
-    <w:bookmarkStart w:id="143" w:name="ensure-ai-generated-content-is-sanitized"/>
+    <w:bookmarkEnd w:id="143"/>
+    <w:bookmarkStart w:id="147" w:name="ensure-ai-generated-content-is-sanitized"/>
     <w:p>
       <w:pPr>
         <w:pStyle w:val="Heading4"/>
@@ -17299,7 +17378,7 @@
           <w:numId w:val="1056"/>
         </w:numPr>
       </w:pPr>
-      <w:hyperlink r:id="rId140">
+      <w:hyperlink r:id="rId144">
         <w:r>
           <w:rPr>
             <w:rStyle w:val="Hyperlink"/>
@@ -17316,7 +17395,7 @@
           <w:numId w:val="1056"/>
         </w:numPr>
       </w:pPr>
-      <w:hyperlink r:id="rId141">
+      <w:hyperlink r:id="rId145">
         <w:r>
           <w:rPr>
             <w:rStyle w:val="Hyperlink"/>
@@ -17333,7 +17412,7 @@
           <w:numId w:val="1056"/>
         </w:numPr>
       </w:pPr>
-      <w:hyperlink r:id="rId142">
+      <w:hyperlink r:id="rId146">
         <w:r>
           <w:rPr>
             <w:rStyle w:val="VerbatimChar"/>
@@ -17361,8 +17440,8 @@
         </w:pict>
       </w:r>
     </w:p>
-    <w:bookmarkEnd w:id="143"/>
-    <w:bookmarkStart w:id="146" w:name="X6585c3c8a5d3affa82317ab1fc774c5069542c5"/>
+    <w:bookmarkEnd w:id="147"/>
+    <w:bookmarkStart w:id="150" w:name="X6585c3c8a5d3affa82317ab1fc774c5069542c5"/>
     <w:p>
       <w:pPr>
         <w:pStyle w:val="Heading4"/>
@@ -17611,7 +17690,7 @@
           <w:numId w:val="1059"/>
         </w:numPr>
       </w:pPr>
-      <w:hyperlink r:id="rId144">
+      <w:hyperlink r:id="rId148">
         <w:r>
           <w:rPr>
             <w:rStyle w:val="Hyperlink"/>
@@ -17628,7 +17707,7 @@
           <w:numId w:val="1059"/>
         </w:numPr>
       </w:pPr>
-      <w:hyperlink r:id="rId145">
+      <w:hyperlink r:id="rId149">
         <w:r>
           <w:rPr>
             <w:rStyle w:val="Hyperlink"/>
@@ -17644,9 +17723,9 @@
         </w:pict>
       </w:r>
     </w:p>
-    <w:bookmarkEnd w:id="146"/>
-    <w:bookmarkEnd w:id="147"/>
-    <w:bookmarkStart w:id="155" w:name="server-access-and-network"/>
+    <w:bookmarkEnd w:id="150"/>
+    <w:bookmarkEnd w:id="151"/>
+    <w:bookmarkStart w:id="159" w:name="server-access-and-network"/>
     <w:p>
       <w:pPr>
         <w:pStyle w:val="Heading2"/>
@@ -17663,7 +17742,7 @@
         <w:t xml:space="preserve">This section addresses secure remote access to the server hosting WordPress and host-level network controls.</w:t>
       </w:r>
     </w:p>
-    <w:bookmarkStart w:id="149" w:name="Xdcbe01b24edad71f2460d1c6284218e85ca0653"/>
+    <w:bookmarkStart w:id="153" w:name="Xdcbe01b24edad71f2460d1c6284218e85ca0653"/>
     <w:p>
       <w:pPr>
         <w:pStyle w:val="Heading4"/>
@@ -17942,7 +18021,7 @@
           <w:numId w:val="1060"/>
         </w:numPr>
       </w:pPr>
-      <w:hyperlink r:id="rId148">
+      <w:hyperlink r:id="rId152">
         <w:r>
           <w:rPr>
             <w:rStyle w:val="Hyperlink"/>
@@ -17982,8 +18061,8 @@
         </w:pict>
       </w:r>
     </w:p>
-    <w:bookmarkEnd w:id="149"/>
-    <w:bookmarkStart w:id="150" w:name="ensure-sftp-is-used-and-ftp-is-disabled"/>
+    <w:bookmarkEnd w:id="153"/>
+    <w:bookmarkStart w:id="154" w:name="ensure-sftp-is-used-and-ftp-is-disabled"/>
     <w:p>
       <w:pPr>
         <w:pStyle w:val="Heading4"/>
@@ -18244,7 +18323,7 @@
           <w:numId w:val="1064"/>
         </w:numPr>
       </w:pPr>
-      <w:hyperlink r:id="rId148">
+      <w:hyperlink r:id="rId152">
         <w:r>
           <w:rPr>
             <w:rStyle w:val="Hyperlink"/>
@@ -18284,8 +18363,8 @@
         </w:pict>
       </w:r>
     </w:p>
-    <w:bookmarkEnd w:id="150"/>
-    <w:bookmarkStart w:id="152" w:name="X8bcf34366d44f5ac01a0d2c0e8134cbce888acf"/>
+    <w:bookmarkEnd w:id="154"/>
+    <w:bookmarkStart w:id="156" w:name="X8bcf34366d44f5ac01a0d2c0e8134cbce888acf"/>
     <w:p>
       <w:pPr>
         <w:pStyle w:val="Heading4"/>
@@ -18634,7 +18713,7 @@
           <w:numId w:val="1065"/>
         </w:numPr>
       </w:pPr>
-      <w:hyperlink r:id="rId151">
+      <w:hyperlink r:id="rId155">
         <w:r>
           <w:rPr>
             <w:rStyle w:val="Hyperlink"/>
@@ -18650,8 +18729,8 @@
         </w:pict>
       </w:r>
     </w:p>
-    <w:bookmarkEnd w:id="152"/>
-    <w:bookmarkStart w:id="154" w:name="X9d32ec75da2d03739426d99d14ff0b7003c0656"/>
+    <w:bookmarkEnd w:id="156"/>
+    <w:bookmarkStart w:id="158" w:name="X9d32ec75da2d03739426d99d14ff0b7003c0656"/>
     <w:p>
       <w:pPr>
         <w:pStyle w:val="Heading4"/>
@@ -19044,7 +19123,7 @@
           <w:numId w:val="1069"/>
         </w:numPr>
       </w:pPr>
-      <w:hyperlink r:id="rId153">
+      <w:hyperlink r:id="rId157">
         <w:r>
           <w:rPr>
             <w:rStyle w:val="Hyperlink"/>
@@ -19060,9 +19139,9 @@
         </w:pict>
       </w:r>
     </w:p>
-    <w:bookmarkEnd w:id="154"/>
-    <w:bookmarkEnd w:id="155"/>
-    <w:bookmarkStart w:id="160" w:name="multisite-security"/>
+    <w:bookmarkEnd w:id="158"/>
+    <w:bookmarkEnd w:id="159"/>
+    <w:bookmarkStart w:id="164" w:name="multisite-security"/>
     <w:p>
       <w:pPr>
         <w:pStyle w:val="Heading2"/>
@@ -19079,7 +19158,7 @@
         <w:t xml:space="preserve">This section addresses security considerations specific to WordPress Multisite installations.</w:t>
       </w:r>
     </w:p>
-    <w:bookmarkStart w:id="158" w:name="Xb5de61672eb24313b8c6dca365fd92ee3f077e6"/>
+    <w:bookmarkStart w:id="162" w:name="Xb5de61672eb24313b8c6dca365fd92ee3f077e6"/>
     <w:p>
       <w:pPr>
         <w:pStyle w:val="Heading4"/>
@@ -19322,7 +19401,7 @@
           <w:numId w:val="1072"/>
         </w:numPr>
       </w:pPr>
-      <w:hyperlink r:id="rId83">
+      <w:hyperlink r:id="rId87">
         <w:r>
           <w:rPr>
             <w:rStyle w:val="Hyperlink"/>
@@ -19339,7 +19418,7 @@
           <w:numId w:val="1072"/>
         </w:numPr>
       </w:pPr>
-      <w:hyperlink r:id="rId156">
+      <w:hyperlink r:id="rId160">
         <w:r>
           <w:rPr>
             <w:rStyle w:val="Hyperlink"/>
@@ -19356,7 +19435,7 @@
           <w:numId w:val="1072"/>
         </w:numPr>
       </w:pPr>
-      <w:hyperlink r:id="rId157">
+      <w:hyperlink r:id="rId161">
         <w:r>
           <w:rPr>
             <w:rStyle w:val="Hyperlink"/>
@@ -19396,8 +19475,8 @@
         </w:pict>
       </w:r>
     </w:p>
-    <w:bookmarkEnd w:id="158"/>
-    <w:bookmarkStart w:id="159" w:name="Xefeecf4be204cbf74dd485079e44e275974c82c"/>
+    <w:bookmarkEnd w:id="162"/>
+    <w:bookmarkStart w:id="163" w:name="Xefeecf4be204cbf74dd485079e44e275974c82c"/>
     <w:p>
       <w:pPr>
         <w:pStyle w:val="Heading4"/>
@@ -19637,7 +19716,7 @@
           <w:numId w:val="1074"/>
         </w:numPr>
       </w:pPr>
-      <w:hyperlink r:id="rId83">
+      <w:hyperlink r:id="rId87">
         <w:r>
           <w:rPr>
             <w:rStyle w:val="Hyperlink"/>
@@ -19654,7 +19733,7 @@
           <w:numId w:val="1074"/>
         </w:numPr>
       </w:pPr>
-      <w:hyperlink r:id="rId156">
+      <w:hyperlink r:id="rId160">
         <w:r>
           <w:rPr>
             <w:rStyle w:val="Hyperlink"/>
@@ -19670,9 +19749,9 @@
         </w:pict>
       </w:r>
     </w:p>
-    <w:bookmarkEnd w:id="159"/>
-    <w:bookmarkEnd w:id="160"/>
-    <w:bookmarkStart w:id="161" w:name="appendix-a-recommendation-summary"/>
+    <w:bookmarkEnd w:id="163"/>
+    <w:bookmarkEnd w:id="164"/>
+    <w:bookmarkStart w:id="165" w:name="appendix-a-recommendation-summary"/>
     <w:p>
       <w:pPr>
         <w:pStyle w:val="Heading2"/>
@@ -22302,8 +22381,8 @@
         </w:tc>
       </w:tr>
     </w:tbl>
-    <w:bookmarkEnd w:id="161"/>
-    <w:bookmarkStart w:id="165" w:name="related-documents"/>
+    <w:bookmarkEnd w:id="165"/>
+    <w:bookmarkStart w:id="168" w:name="related-documents"/>
     <w:p>
       <w:pPr>
         <w:pStyle w:val="Heading2"/>
@@ -22320,7 +22399,7 @@
           <w:numId w:val="1075"/>
         </w:numPr>
       </w:pPr>
-      <w:hyperlink r:id="rId127">
+      <w:hyperlink r:id="rId131">
         <w:r>
           <w:rPr>
             <w:rStyle w:val="Hyperlink"/>
@@ -22345,7 +22424,7 @@
           <w:numId w:val="1075"/>
         </w:numPr>
       </w:pPr>
-      <w:hyperlink r:id="rId162">
+      <w:hyperlink r:id="rId166">
         <w:r>
           <w:rPr>
             <w:rStyle w:val="Hyperlink"/>
@@ -22370,7 +22449,7 @@
           <w:numId w:val="1075"/>
         </w:numPr>
       </w:pPr>
-      <w:hyperlink r:id="rId163">
+      <w:hyperlink r:id="rId83">
         <w:r>
           <w:rPr>
             <w:rStyle w:val="Hyperlink"/>
@@ -22395,7 +22474,7 @@
           <w:numId w:val="1075"/>
         </w:numPr>
       </w:pPr>
-      <w:hyperlink r:id="rId164">
+      <w:hyperlink r:id="rId167">
         <w:r>
           <w:rPr>
             <w:rStyle w:val="Hyperlink"/>
@@ -22412,8 +22491,8 @@
         <w:t xml:space="preserve">— The official upstream document describing WordPress core security architecture, maintained at WordPress.org.</w:t>
       </w:r>
     </w:p>
-    <w:bookmarkEnd w:id="165"/>
-    <w:bookmarkStart w:id="167" w:name="license-and-attribution"/>
+    <w:bookmarkEnd w:id="168"/>
+    <w:bookmarkStart w:id="170" w:name="license-and-attribution"/>
     <w:p>
       <w:pPr>
         <w:pStyle w:val="Heading2"/>
@@ -22432,7 +22511,7 @@
       <w:r>
         <w:t xml:space="preserve"> </w:t>
       </w:r>
-      <w:hyperlink r:id="rId166">
+      <w:hyperlink r:id="rId169">
         <w:r>
           <w:rPr>
             <w:rStyle w:val="Hyperlink"/>
@@ -22462,7 +22541,7 @@
         <w:t xml:space="preserve">The format of this benchmark is adapted from industry-standard benchmarks published by the Center for Internet Security (CIS). Technical guidance draws on the OWASP Top 10 (2025), NIST SP 800-63B, the Verizon Data Breach Investigations Report (2025), and IBM’s Cost of a Data Breach Report (2025).</w:t>
       </w:r>
     </w:p>
-    <w:bookmarkEnd w:id="167"/>
+    <w:bookmarkEnd w:id="170"/>
     <w:sectPr>
       <w:footnotePr>
         <w:numRestart w:val="eachSect"/>

--- a/WordPress-Security-Benchmark.docx
+++ b/WordPress-Security-Benchmark.docx
@@ -14219,13 +14219,13 @@
     </w:p>
     <w:bookmarkEnd w:id="117"/>
     <w:bookmarkEnd w:id="118"/>
-    <w:bookmarkStart w:id="129" w:name="supply-chain-and-extension-management"/>
+    <w:bookmarkStart w:id="129" w:name="supply-chain-and-plugin-management"/>
     <w:p>
       <w:pPr>
         <w:pStyle w:val="Heading2"/>
       </w:pPr>
       <w:r>
-        <w:t xml:space="preserve">8.0 Supply Chain and Extension Management</w:t>
+        <w:t xml:space="preserve">8 Supply Chain and Plugin Management</w:t>
       </w:r>
     </w:p>
     <w:p>
@@ -16541,13 +16541,13 @@
     </w:p>
     <w:bookmarkEnd w:id="138"/>
     <w:bookmarkEnd w:id="139"/>
-    <w:bookmarkStart w:id="151" w:name="ai-and-generative-ai-security"/>
+    <w:bookmarkStart w:id="151" w:name="ai-integration-security"/>
     <w:p>
       <w:pPr>
         <w:pStyle w:val="Heading2"/>
       </w:pPr>
       <w:r>
-        <w:t xml:space="preserve">11.0 AI and Generative AI Security</w:t>
+        <w:t xml:space="preserve">11 AI Integration Security</w:t>
       </w:r>
     </w:p>
     <w:p>

--- a/WordPress-Security-Benchmark.docx
+++ b/WordPress-Security-Benchmark.docx
@@ -16640,7 +16640,7 @@
         <w:t xml:space="preserve"> </w:t>
       </w:r>
       <w:r>
-        <w:t xml:space="preserve">AI API keys grant access to paid services and may allow data exfiltration or abuse. The Verizon DBIR (2025) found that leaked secrets in code repositories had a median remediation time of 94 days, with 66% being JSON Web Tokens. AI API keys are similarly at risk.</w:t>
+        <w:t xml:space="preserve">AI API keys grant access to paid services and may allow data exfiltration or abuse. The Verizon DBIR (2025) found that leaked secrets in code repositories had a median remediation time of 94 days, with 66% being JSON Web Tokens. AI API keys are similarly at risk. The IBM X-Force 2026 Threat Intelligence Index reports that stolen credentials for AI chatbot platforms are now appearing in underground marketplaces, driven largely by infostealer infections — making secure storage and rotation of AI API keys an operational priority, not just a best practice.</w:t>
       </w:r>
     </w:p>
     <w:p>

--- a/WordPress-Security-Benchmark.docx
+++ b/WordPress-Security-Benchmark.docx
@@ -14219,13 +14219,13 @@
     </w:p>
     <w:bookmarkEnd w:id="117"/>
     <w:bookmarkEnd w:id="118"/>
-    <w:bookmarkStart w:id="129" w:name="supply-chain-and-plugin-management"/>
+    <w:bookmarkStart w:id="129" w:name="X7e9f1bde50c8aa30356290a7617a8b456c65843"/>
     <w:p>
       <w:pPr>
         <w:pStyle w:val="Heading2"/>
       </w:pPr>
       <w:r>
-        <w:t xml:space="preserve">8 Supply Chain and Plugin Management</w:t>
+        <w:t xml:space="preserve">8.0 Supply Chain and Component (Plugin and Theme) Management</w:t>
       </w:r>
     </w:p>
     <w:p>
@@ -14233,7 +14233,7 @@
         <w:pStyle w:val="FirstParagraph"/>
       </w:pPr>
       <w:r>
-        <w:t xml:space="preserve">This section addresses the security of WordPress plugins, themes, and their update processes.</w:t>
+        <w:t xml:space="preserve">This section addresses the security of pluggable WordPress components known as plugins and themes (as well as their sub-components called extensions or add-ons), and their update processes.</w:t>
       </w:r>
     </w:p>
     <w:bookmarkStart w:id="121" w:name="Xf18672d95cbe870fcfb1313e755889980849210"/>
@@ -16547,7 +16547,7 @@
         <w:pStyle w:val="Heading2"/>
       </w:pPr>
       <w:r>
-        <w:t xml:space="preserve">11 AI Integration Security</w:t>
+        <w:t xml:space="preserve">11.0 AI Integration Security</w:t>
       </w:r>
     </w:p>
     <w:p>

--- a/WordPress-Security-Benchmark.docx
+++ b/WordPress-Security-Benchmark.docx
@@ -6767,7 +6767,7 @@
         <w:t xml:space="preserve"> </w:t>
       </w:r>
       <w:r>
-        <w:t xml:space="preserve">method allows hundreds of password attempts in a single HTTP request) and DDoS amplification via pingbacks.</w:t>
+        <w:t xml:space="preserve">method allows hundreds of password attempts in a single HTTP request) and DDoS amplification via pingbacks. While WordPress core mitigates XML eXternal Entity (XXE) and entity expansion attacks by disabling the loading of custom XML entities, disabling XML-RPC entirely removes the endpoint from the attack surface.</w:t>
       </w:r>
     </w:p>
     <w:p>

--- a/WordPress-Security-Benchmark.docx
+++ b/WordPress-Security-Benchmark.docx
@@ -665,7 +665,34 @@
         <w:t xml:space="preserve"> </w:t>
       </w:r>
       <w:r>
-        <w:t xml:space="preserve">Nginx: TLSv1 TLSv1.1 TLSv1.2 (all enabled). Apache: All protocols enabled.</w:t>
+        <w:t xml:space="preserve">Nginx (1.23.4+):</w:t>
+      </w:r>
+      <w:r>
+        <w:t xml:space="preserve"> </w:t>
+      </w:r>
+      <w:r>
+        <w:rPr>
+          <w:rStyle w:val="VerbatimChar"/>
+        </w:rPr>
+        <w:t xml:space="preserve">TLSv1.2 TLSv1.3</w:t>
+      </w:r>
+      <w:r>
+        <w:t xml:space="preserve">. Apache 2.4:</w:t>
+      </w:r>
+      <w:r>
+        <w:t xml:space="preserve"> </w:t>
+      </w:r>
+      <w:r>
+        <w:rPr>
+          <w:rStyle w:val="VerbatimChar"/>
+        </w:rPr>
+        <w:t xml:space="preserve">SSLProtocol all -SSLv3</w:t>
+      </w:r>
+      <w:r>
+        <w:t xml:space="preserve"> </w:t>
+      </w:r>
+      <w:r>
+        <w:t xml:space="preserve">(TLSv1, TLSv1.1, TLSv1.2, and TLSv1.3 enabled; SSLv3 disabled). The remediation above explicitly disables TLSv1 and TLSv1.1 for both servers.</w:t>
       </w:r>
     </w:p>
     <w:p>
@@ -866,7 +893,7 @@
         <w:rPr>
           <w:rStyle w:val="VerbatimChar"/>
         </w:rPr>
-        <w:t xml:space="preserve">$ curl -sI https://example.com | grep -iE '(content-security\|x-content-type\|x-frame\|strict-transport\|referrer-policy\|permissions-policy)'</w:t>
+        <w:t xml:space="preserve">$ curl -sI https://example.com | grep -iE '(content-security|x-content-type|x-frame|strict-transport|referrer-policy|permissions-policy)'</w:t>
       </w:r>
     </w:p>
     <w:p>
@@ -1066,12 +1093,6 @@
           <w:t xml:space="preserve">OWASP Secure Headers Project</w:t>
         </w:r>
       </w:hyperlink>
-      <w:r>
-        <w:t xml:space="preserve"> </w:t>
-      </w:r>
-      <w:r>
-        <w:t xml:space="preserve">OWASP Secure Headers Project</w:t>
-      </w:r>
     </w:p>
     <w:p>
       <w:r>
@@ -3603,7 +3624,7 @@
         <w:rPr>
           <w:rStyle w:val="VerbatimChar"/>
         </w:rPr>
-        <w:t xml:space="preserve">$ php -i | grep -E 'session\.(cookie_secure\|cookie_httponly\|cookie_samesite\|use_strict_mode)'</w:t>
+        <w:t xml:space="preserve">$ php -i | grep -E 'session\.(cookie_secure|cookie_httponly|cookie_samesite|use_strict_mode)'</w:t>
       </w:r>
     </w:p>
     <w:p>
@@ -3826,7 +3847,7 @@
         <w:t xml:space="preserve"> </w:t>
       </w:r>
       <w:r>
-        <w:t xml:space="preserve">The MySQL/MariaDB user account used by WordPress should have only the privileges required for normal operation: SELECT, INSERT, UPDATE, and DELETE on the WordPress database only. The CREATE, ALTER, INDEX, and DROP privileges are not needed for routine daily operations such as publishing posts, uploading media, or managing comments.</w:t>
+        <w:t xml:space="preserve">The MySQL/MariaDB user account used by WordPress should be scoped to the WordPress database only and granted the minimum privileges required for normal operation and maintenance. WordPress core, plugins, themes, and updates require eight privileges: SELECT, INSERT, UPDATE, DELETE, CREATE, ALTER, INDEX, and DROP. The WordPress project explicitly recommends retaining all eight to avoid failed updates and data loss. Never grant FILE, PROCESS, SUPER, GRANT OPTION, or ALL PRIVILEGES.</w:t>
       </w:r>
     </w:p>
     <w:p>
@@ -3844,7 +3865,7 @@
         <w:t xml:space="preserve"> </w:t>
       </w:r>
       <w:r>
-        <w:t xml:space="preserve">Granting excessive privileges (e.g., FILE, SUPER, GRANT) increases the impact of a SQL injection vulnerability. With minimal privileges, an attacker who achieves SQLi cannot read arbitrary files, modify grants, or perform administrative operations.</w:t>
+        <w:t xml:space="preserve">Granting excessive privileges (e.g., FILE, SUPER, GRANT) increases the impact of a SQL injection vulnerability. With minimal privileges, an attacker who achieves SQLi cannot read arbitrary files, modify grants, or perform administrative operations. Restricting the user to a single database prevents lateral movement to other databases on the same server.</w:t>
       </w:r>
     </w:p>
     <w:p>
@@ -3862,7 +3883,37 @@
         <w:t xml:space="preserve"> </w:t>
       </w:r>
       <w:r>
-        <w:t xml:space="preserve">Some plugins, themes, and major WordPress updates require CREATE, ALTER, INDEX, or DROP to modify the database schema. The WordPress project explicitly recommends retaining these privileges rather than permanently revoking them: removing them can cause failed updates and data loss. Grant SELECT, INSERT, UPDATE, DELETE, CREATE, ALTER, INDEX, and DROP for normal deployments. Never grant FILE, SUPER, GRANT, or ALL PRIVILEGES.</w:t>
+        <w:t xml:space="preserve">Revoking CREATE, ALTER, INDEX, or DROP can break plugin activations, WordPress core updates, and database migrations. If a high-security environment requires restricting schema-modification privileges, use a two-account model: a limited account (SELECT, INSERT, UPDATE, DELETE) for runtime and a privileged account (adding CREATE, ALTER, INDEX, DROP) used only during maintenance windows. This approach requires changing</w:t>
+      </w:r>
+      <w:r>
+        <w:t xml:space="preserve"> </w:t>
+      </w:r>
+      <w:r>
+        <w:rPr>
+          <w:rStyle w:val="VerbatimChar"/>
+        </w:rPr>
+        <w:t xml:space="preserve">DB_USER</w:t>
+      </w:r>
+      <w:r>
+        <w:t xml:space="preserve"> </w:t>
+      </w:r>
+      <w:r>
+        <w:t xml:space="preserve">in</w:t>
+      </w:r>
+      <w:r>
+        <w:t xml:space="preserve"> </w:t>
+      </w:r>
+      <w:r>
+        <w:rPr>
+          <w:rStyle w:val="VerbatimChar"/>
+        </w:rPr>
+        <w:t xml:space="preserve">wp-config.php</w:t>
+      </w:r>
+      <w:r>
+        <w:t xml:space="preserve"> </w:t>
+      </w:r>
+      <w:r>
+        <w:t xml:space="preserve">before and after each update cycle and is only practical for organizations with formal change-management processes.</w:t>
       </w:r>
     </w:p>
     <w:p>
@@ -4515,7 +4566,7 @@
         <w:rPr>
           <w:rStyle w:val="VerbatimChar"/>
         </w:rPr>
-        <w:t xml:space="preserve">$ grep -E 'bind-address\|skip-networking' /etc/mysql/mysql.conf.d/mysqld.cnf</w:t>
+        <w:t xml:space="preserve">$ grep -E 'bind-address|skip-networking' /etc/mysql/mysql.conf.d/mysqld.cnf</w:t>
       </w:r>
     </w:p>
     <w:p>
@@ -5163,7 +5214,7 @@
         <w:rPr>
           <w:rStyle w:val="VerbatimChar"/>
         </w:rPr>
-        <w:t xml:space="preserve">$ grep -E '(general_log\|slow_query_log)' /etc/mysql/mysql.conf.d/mysqld.cnf</w:t>
+        <w:t xml:space="preserve">$ grep -E '(general_log|slow_query_log)' /etc/mysql/mysql.conf.d/mysqld.cnf</w:t>
       </w:r>
     </w:p>
     <w:p>
@@ -6357,7 +6408,7 @@
         <w:rPr>
           <w:rStyle w:val="VerbatimChar"/>
         </w:rPr>
-        <w:t xml:space="preserve">$ grep -E 'WP_DEBUG\|WP_DEBUG_DISPLAY\|WP_DEBUG_LOG' /path/to/wp-config.php</w:t>
+        <w:t xml:space="preserve">$ grep -E 'WP_DEBUG|WP_DEBUG_DISPLAY|WP_DEBUG_LOG' /path/to/wp-config.php</w:t>
       </w:r>
     </w:p>
     <w:p>
@@ -7556,7 +7607,7 @@
         <w:rPr>
           <w:rStyle w:val="VerbatimChar"/>
         </w:rPr>
-        <w:t xml:space="preserve">$ grep -E '(AUTH_KEY\|SECURE_AUTH_KEY\|LOGGED_IN_KEY\|NONCE_KEY\|AUTH_SALT\|SECURE_AUTH_SALT\|LOGGED_IN_SALT\|NONCE_SALT)' /path/to/wp-config.php</w:t>
+        <w:t xml:space="preserve">$ grep -E '(AUTH_KEY|SECURE_AUTH_KEY|LOGGED_IN_KEY|NONCE_KEY|AUTH_SALT|SECURE_AUTH_SALT|LOGGED_IN_SALT|NONCE_SALT)' /path/to/wp-config.php</w:t>
       </w:r>
     </w:p>
     <w:p>
@@ -7916,12 +7967,102 @@
         <w:rPr>
           <w:rStyle w:val="VerbatimChar"/>
         </w:rPr>
-        <w:t xml:space="preserve">$ crontab -l | grep wp-cron</w:t>
+        <w:t xml:space="preserve">$ crontab -l | grep -E 'wp.cron'</w:t>
       </w:r>
     </w:p>
     <w:p>
       <w:pPr>
         <w:pStyle w:val="FirstParagraph"/>
+      </w:pPr>
+      <w:r>
+        <w:t xml:space="preserve">Verify the entry uses</w:t>
+      </w:r>
+      <w:r>
+        <w:t xml:space="preserve"> </w:t>
+      </w:r>
+      <w:r>
+        <w:rPr>
+          <w:rStyle w:val="VerbatimChar"/>
+        </w:rPr>
+        <w:t xml:space="preserve">wp cron event run --due-now</w:t>
+      </w:r>
+      <w:r>
+        <w:t xml:space="preserve"> </w:t>
+      </w:r>
+      <w:r>
+        <w:t xml:space="preserve">(WP-CLI), not</w:t>
+      </w:r>
+      <w:r>
+        <w:t xml:space="preserve"> </w:t>
+      </w:r>
+      <w:r>
+        <w:rPr>
+          <w:rStyle w:val="VerbatimChar"/>
+        </w:rPr>
+        <w:t xml:space="preserve">curl</w:t>
+      </w:r>
+      <w:r>
+        <w:t xml:space="preserve"> </w:t>
+      </w:r>
+      <w:r>
+        <w:t xml:space="preserve">to</w:t>
+      </w:r>
+      <w:r>
+        <w:t xml:space="preserve"> </w:t>
+      </w:r>
+      <w:r>
+        <w:rPr>
+          <w:rStyle w:val="VerbatimChar"/>
+        </w:rPr>
+        <w:t xml:space="preserve">wp-cron.php</w:t>
+      </w:r>
+      <w:r>
+        <w:t xml:space="preserve">.</w:t>
+      </w:r>
+      <w:r>
+        <w:t xml:space="preserve"> </w:t>
+      </w:r>
+      <w:r>
+        <w:t xml:space="preserve">Verify</w:t>
+      </w:r>
+      <w:r>
+        <w:t xml:space="preserve"> </w:t>
+      </w:r>
+      <w:r>
+        <w:rPr>
+          <w:rStyle w:val="VerbatimChar"/>
+        </w:rPr>
+        <w:t xml:space="preserve">wp-cron.php</w:t>
+      </w:r>
+      <w:r>
+        <w:t xml:space="preserve"> </w:t>
+      </w:r>
+      <w:r>
+        <w:t xml:space="preserve">is blocked at the web server level:</w:t>
+      </w:r>
+    </w:p>
+    <w:p>
+      <w:pPr>
+        <w:pStyle w:val="SourceCode"/>
+      </w:pPr>
+      <w:r>
+        <w:rPr>
+          <w:rStyle w:val="VerbatimChar"/>
+        </w:rPr>
+        <w:t xml:space="preserve">$ curl -s -o /dev/null -w '%{http_code}' https://example.com/wp-cron.php</w:t>
+      </w:r>
+    </w:p>
+    <w:p>
+      <w:pPr>
+        <w:pStyle w:val="FirstParagraph"/>
+      </w:pPr>
+      <w:r>
+        <w:t xml:space="preserve">A 403 response confirms the endpoint is blocked.</w:t>
+      </w:r>
+    </w:p>
+    <w:p>
+      <w:pPr>
+        <w:pStyle w:val="BodyText"/>
       </w:pPr>
       <w:r>
         <w:rPr>
@@ -16151,12 +16292,23 @@
           <w:t xml:space="preserve">OWASP ModSecurity Core Rule Set</w:t>
         </w:r>
       </w:hyperlink>
-      <w:r>
-        <w:t xml:space="preserve"> </w:t>
-      </w:r>
-      <w:r>
-        <w:t xml:space="preserve">https://github.com/coreruleset/wordpress-rule-exclusions-plugin</w:t>
-      </w:r>
+    </w:p>
+    <w:p>
+      <w:pPr>
+        <w:pStyle w:val="Compact"/>
+        <w:numPr>
+          <w:ilvl w:val="0"/>
+          <w:numId w:val="1048"/>
+        </w:numPr>
+      </w:pPr>
+      <w:hyperlink r:id="rId130">
+        <w:r>
+          <w:rPr>
+            <w:rStyle w:val="Hyperlink"/>
+          </w:rPr>
+          <w:t xml:space="preserve">WordPress Rule Exclusions Plugin for OWASP CRS</w:t>
+        </w:r>
+      </w:hyperlink>
     </w:p>
     <w:p>
       <w:r>

--- a/WordPress-Security-Benchmark.docx
+++ b/WordPress-Security-Benchmark.docx
@@ -529,7 +529,10 @@
         <w:t xml:space="preserve"> </w:t>
       </w:r>
       <w:r>
-        <w:t xml:space="preserve">‘all -SSLv3 -TLSv1 -TLSv1.1’</w:t>
+        <w:rPr>
+          <w:rStyle w:val="VerbatimChar"/>
+        </w:rPr>
+        <w:t xml:space="preserve">all -SSLv3 -TLSv1 -TLSv1.1</w:t>
       </w:r>
       <w:r>
         <w:t xml:space="preserve"> </w:t>
@@ -2414,7 +2417,10 @@
         <w:t xml:space="preserve"> </w:t>
       </w:r>
       <w:r>
-        <w:t xml:space="preserve">‘expose_php =&gt; Off =&gt; Off’</w:t>
+        <w:rPr>
+          <w:rStyle w:val="VerbatimChar"/>
+        </w:rPr>
+        <w:t xml:space="preserve">expose_php =&gt; Off =&gt; Off</w:t>
       </w:r>
       <w:r>
         <w:t xml:space="preserve">.</w:t>
@@ -2692,7 +2698,10 @@
         <w:t xml:space="preserve"> </w:t>
       </w:r>
       <w:r>
-        <w:t xml:space="preserve">‘display_errors =&gt; Off =&gt; Off’</w:t>
+        <w:rPr>
+          <w:rStyle w:val="VerbatimChar"/>
+        </w:rPr>
+        <w:t xml:space="preserve">display_errors =&gt; Off =&gt; Off</w:t>
       </w:r>
       <w:r>
         <w:t xml:space="preserve">.</w:t>
@@ -4905,7 +4914,10 @@
         <w:t xml:space="preserve"> </w:t>
       </w:r>
       <w:r>
-        <w:t xml:space="preserve">‘wp_’</w:t>
+        <w:rPr>
+          <w:rStyle w:val="VerbatimChar"/>
+        </w:rPr>
+        <w:t xml:space="preserve">wp_</w:t>
       </w:r>
       <w:r>
         <w:t xml:space="preserve">.</w:t>
@@ -4977,16 +4989,10 @@
         <w:t xml:space="preserve"> </w:t>
       </w:r>
       <w:r>
-        <w:t xml:space="preserve">$table_prefix =</w:t>
-      </w:r>
-      <w:r>
-        <w:t xml:space="preserve"> </w:t>
-      </w:r>
-      <w:r>
-        <w:t xml:space="preserve">‘wp_’</w:t>
-      </w:r>
-      <w:r>
-        <w:t xml:space="preserve">;</w:t>
+        <w:rPr>
+          <w:rStyle w:val="VerbatimChar"/>
+        </w:rPr>
+        <w:t xml:space="preserve">$table_prefix = 'wp_';</w:t>
       </w:r>
     </w:p>
     <w:p>

--- a/WordPress-Security-Benchmark.docx
+++ b/WordPress-Security-Benchmark.docx
@@ -387,7 +387,7 @@
           <w:b/>
           <w:bCs/>
         </w:rPr>
-        <w:t xml:space="preserve">Level 1</w:t>
+        <w:t xml:space="preserve">Level 2</w:t>
       </w:r>
     </w:p>
     <w:p>
@@ -4757,13 +4757,13 @@
       </w:r>
     </w:p>
     <w:bookmarkEnd w:id="58"/>
-    <w:bookmarkStart w:id="61" w:name="X4806e719a669ae86ccea29dd205a849783ea788"/>
+    <w:bookmarkStart w:id="61" w:name="Xca9890352c1c45545b100976c4aa8479955a896"/>
     <w:p>
       <w:pPr>
         <w:pStyle w:val="Heading4"/>
       </w:pPr>
       <w:r>
-        <w:t xml:space="preserve">3.3 Ensure a non-default table prefix is used</w:t>
+        <w:t xml:space="preserve">3.3 Review database table prefix strategy (optional obscurity control)</w:t>
       </w:r>
     </w:p>
     <w:p>
@@ -4785,7 +4785,7 @@
           <w:b/>
           <w:bCs/>
         </w:rPr>
-        <w:t xml:space="preserve">Level 1</w:t>
+        <w:t xml:space="preserve">Level 2</w:t>
       </w:r>
     </w:p>
     <w:p>
@@ -4821,7 +4821,7 @@
         <w:t xml:space="preserve"> </w:t>
       </w:r>
       <w:r>
-        <w:t xml:space="preserve">WordPress should be configured with a database table prefix other than the default wp_ to make automated SQL injection attacks less effective.</w:t>
+        <w:t xml:space="preserve">A non-default database table prefix may be used as an optional defense-in-depth control, but it should not be treated as a primary hardening measure.</w:t>
       </w:r>
     </w:p>
     <w:p>
@@ -4839,7 +4839,7 @@
         <w:t xml:space="preserve"> </w:t>
       </w:r>
       <w:r>
-        <w:t xml:space="preserve">Automated attack tools typically assume the default wp_ prefix. A non-default prefix requires attackers to discover the actual table names, adding a layer of difficulty.</w:t>
+        <w:t xml:space="preserve">WordPress hardening guidance classifies table-prefix changes as a form of security through obscurity with limited security value. Prioritize patching, least privilege, and secure coding controls before prefix customization.</w:t>
       </w:r>
     </w:p>
     <w:p>
@@ -4857,7 +4857,7 @@
         <w:t xml:space="preserve"> </w:t>
       </w:r>
       <w:r>
-        <w:t xml:space="preserve">Changing the prefix on an existing installation requires updating all table names and option/usermeta values that reference the prefix. This is best done at installation time.</w:t>
+        <w:t xml:space="preserve">Changing the prefix on an existing installation requires updating table names and option/usermeta values and can break plugins if done incorrectly.</w:t>
       </w:r>
     </w:p>
     <w:p>
@@ -4908,7 +4908,7 @@
         <w:pStyle w:val="FirstParagraph"/>
       </w:pPr>
       <w:r>
-        <w:t xml:space="preserve">Verify the value is not</w:t>
+        <w:t xml:space="preserve">Record whether the installation uses the default</w:t>
       </w:r>
       <w:r>
         <w:t xml:space="preserve"> </w:t>
@@ -4920,7 +4920,10 @@
         <w:t xml:space="preserve">wp_</w:t>
       </w:r>
       <w:r>
-        <w:t xml:space="preserve">.</w:t>
+        <w:t xml:space="preserve"> </w:t>
+      </w:r>
+      <w:r>
+        <w:t xml:space="preserve">prefix and ensure the choice is documented in deployment standards.</w:t>
       </w:r>
     </w:p>
     <w:p>
@@ -4940,19 +4943,7 @@
         <w:pStyle w:val="BodyText"/>
       </w:pPr>
       <w:r>
-        <w:t xml:space="preserve">In</w:t>
-      </w:r>
-      <w:r>
-        <w:t xml:space="preserve"> </w:t>
-      </w:r>
-      <w:r>
-        <w:rPr>
-          <w:rStyle w:val="VerbatimChar"/>
-        </w:rPr>
-        <w:t xml:space="preserve">wp-config.php</w:t>
-      </w:r>
-      <w:r>
-        <w:t xml:space="preserve">, set during installation:</w:t>
+        <w:t xml:space="preserve">Keep the default prefix unless your environment has a documented policy requiring customization. If customization is required, set it only during initial provisioning and test plugin compatibility:</w:t>
       </w:r>
     </w:p>
     <w:p>
@@ -4969,14 +4960,6 @@
     <w:p>
       <w:pPr>
         <w:pStyle w:val="FirstParagraph"/>
-      </w:pPr>
-      <w:r>
-        <w:t xml:space="preserve">Use a short, random string. Do not use personally identifiable or guessable values.</w:t>
-      </w:r>
-    </w:p>
-    <w:p>
-      <w:pPr>
-        <w:pStyle w:val="BodyText"/>
       </w:pPr>
       <w:r>
         <w:rPr>
@@ -5073,19 +5056,7 @@
           <w:rPr>
             <w:rStyle w:val="Hyperlink"/>
           </w:rPr>
-          <w:t xml:space="preserve">WP-CLI</w:t>
-        </w:r>
-        <w:r>
-          <w:rPr>
-            <w:rStyle w:val="Hyperlink"/>
-          </w:rPr>
-          <w:t xml:space="preserve"> </w:t>
-        </w:r>
-        <w:r>
-          <w:rPr>
-            <w:rStyle w:val="VerbatimChar"/>
-          </w:rPr>
-          <w:t xml:space="preserve">wp config</w:t>
+          <w:t xml:space="preserve">WordPress Hardening — Security through Obscurity</w:t>
         </w:r>
       </w:hyperlink>
     </w:p>
@@ -5387,7 +5358,7 @@
     </w:p>
     <w:bookmarkEnd w:id="64"/>
     <w:bookmarkEnd w:id="65"/>
-    <w:bookmarkStart w:id="79" w:name="wordpress-core-configuration"/>
+    <w:bookmarkStart w:id="80" w:name="wordpress-core-configuration"/>
     <w:p>
       <w:pPr>
         <w:pStyle w:val="Heading2"/>
@@ -5419,7 +5390,7 @@
         <w:t xml:space="preserve">and WordPress core behavior.</w:t>
       </w:r>
     </w:p>
-    <w:bookmarkStart w:id="66" w:name="ensure-disallow_file_mods-is-set-to-true"/>
+    <w:bookmarkStart w:id="67" w:name="X28c2480fd3e79ceada8375b7381b81cbdfafe5c"/>
     <w:p>
       <w:pPr>
         <w:pStyle w:val="Heading4"/>
@@ -5434,13 +5405,244 @@
         <w:rPr>
           <w:rStyle w:val="VerbatimChar"/>
         </w:rPr>
+        <w:t xml:space="preserve">DISALLOW_FILE_EDIT</w:t>
+      </w:r>
+      <w:r>
+        <w:t xml:space="preserve"> </w:t>
+      </w:r>
+      <w:r>
+        <w:t xml:space="preserve">is set to true (baseline)</w:t>
+      </w:r>
+    </w:p>
+    <w:p>
+      <w:pPr>
+        <w:pStyle w:val="FirstParagraph"/>
+      </w:pPr>
+      <w:r>
+        <w:rPr>
+          <w:b/>
+          <w:bCs/>
+        </w:rPr>
+        <w:t xml:space="preserve">Profile Applicability:</w:t>
+      </w:r>
+      <w:r>
+        <w:t xml:space="preserve"> </w:t>
+      </w:r>
+      <w:r>
+        <w:rPr>
+          <w:b/>
+          <w:bCs/>
+        </w:rPr>
+        <w:t xml:space="preserve">Level 1</w:t>
+      </w:r>
+    </w:p>
+    <w:p>
+      <w:pPr>
+        <w:pStyle w:val="BodyText"/>
+      </w:pPr>
+      <w:r>
+        <w:rPr>
+          <w:b/>
+          <w:bCs/>
+        </w:rPr>
+        <w:t xml:space="preserve">Assessment Status:</w:t>
+      </w:r>
+      <w:r>
+        <w:t xml:space="preserve"> </w:t>
+      </w:r>
+      <w:r>
+        <w:t xml:space="preserve">Automated</w:t>
+      </w:r>
+    </w:p>
+    <w:p>
+      <w:pPr>
+        <w:pStyle w:val="BodyText"/>
+      </w:pPr>
+      <w:r>
+        <w:rPr>
+          <w:b/>
+          <w:bCs/>
+        </w:rPr>
+        <w:t xml:space="preserve">Description:</w:t>
+      </w:r>
+      <w:r>
+        <w:t xml:space="preserve"> </w:t>
+      </w:r>
+      <w:r>
+        <w:t xml:space="preserve">The</w:t>
+      </w:r>
+      <w:r>
+        <w:t xml:space="preserve"> </w:t>
+      </w:r>
+      <w:r>
+        <w:rPr>
+          <w:rStyle w:val="VerbatimChar"/>
+        </w:rPr>
+        <w:t xml:space="preserve">DISALLOW_FILE_EDIT</w:t>
+      </w:r>
+      <w:r>
+        <w:t xml:space="preserve"> </w:t>
+      </w:r>
+      <w:r>
+        <w:t xml:space="preserve">constant should be defined as</w:t>
+      </w:r>
+      <w:r>
+        <w:t xml:space="preserve"> </w:t>
+      </w:r>
+      <w:r>
+        <w:rPr>
+          <w:rStyle w:val="VerbatimChar"/>
+        </w:rPr>
+        <w:t xml:space="preserve">true</w:t>
+      </w:r>
+      <w:r>
+        <w:t xml:space="preserve"> </w:t>
+      </w:r>
+      <w:r>
+        <w:t xml:space="preserve">in</w:t>
+      </w:r>
+      <w:r>
+        <w:t xml:space="preserve"> </w:t>
+      </w:r>
+      <w:r>
+        <w:rPr>
+          <w:rStyle w:val="VerbatimChar"/>
+        </w:rPr>
+        <w:t xml:space="preserve">wp-config.php</w:t>
+      </w:r>
+      <w:r>
+        <w:t xml:space="preserve"> </w:t>
+      </w:r>
+      <w:r>
+        <w:t xml:space="preserve">to disable the built-in theme and plugin editor.</w:t>
+      </w:r>
+    </w:p>
+    <w:p>
+      <w:pPr>
+        <w:pStyle w:val="BodyText"/>
+      </w:pPr>
+      <w:r>
+        <w:rPr>
+          <w:b/>
+          <w:bCs/>
+        </w:rPr>
+        <w:t xml:space="preserve">Note:</w:t>
+      </w:r>
+      <w:r>
+        <w:t xml:space="preserve"> </w:t>
+      </w:r>
+      <w:r>
+        <w:rPr>
+          <w:rStyle w:val="VerbatimChar"/>
+        </w:rPr>
         <w:t xml:space="preserve">DISALLOW_FILE_MODS</w:t>
       </w:r>
       <w:r>
         <w:t xml:space="preserve"> </w:t>
       </w:r>
       <w:r>
-        <w:t xml:space="preserve">is set to true</w:t>
+        <w:t xml:space="preserve">is a stricter superset that also blocks plugin/theme installation and updates from the Dashboard. Use</w:t>
+      </w:r>
+      <w:r>
+        <w:t xml:space="preserve"> </w:t>
+      </w:r>
+      <w:r>
+        <w:rPr>
+          <w:rStyle w:val="VerbatimChar"/>
+        </w:rPr>
+        <w:t xml:space="preserve">DISALLOW_FILE_MODS</w:t>
+      </w:r>
+      <w:r>
+        <w:t xml:space="preserve"> </w:t>
+      </w:r>
+      <w:r>
+        <w:t xml:space="preserve">only for hardened profiles with a documented external update workflow.</w:t>
+      </w:r>
+    </w:p>
+    <w:p>
+      <w:pPr>
+        <w:pStyle w:val="BodyText"/>
+      </w:pPr>
+      <w:r>
+        <w:rPr>
+          <w:b/>
+          <w:bCs/>
+        </w:rPr>
+        <w:t xml:space="preserve">Rationale:</w:t>
+      </w:r>
+      <w:r>
+        <w:t xml:space="preserve"> </w:t>
+      </w:r>
+      <w:r>
+        <w:t xml:space="preserve">The built-in editor is a common post-compromise persistence vector after admin-account takeover. Disabling it reduces risk without blocking normal update paths.</w:t>
+      </w:r>
+    </w:p>
+    <w:p>
+      <w:pPr>
+        <w:pStyle w:val="BodyText"/>
+      </w:pPr>
+      <w:r>
+        <w:rPr>
+          <w:b/>
+          <w:bCs/>
+        </w:rPr>
+        <w:t xml:space="preserve">Impact:</w:t>
+      </w:r>
+      <w:r>
+        <w:t xml:space="preserve"> </w:t>
+      </w:r>
+      <w:r>
+        <w:t xml:space="preserve">Administrators lose browser-based code editing in</w:t>
+      </w:r>
+      <w:r>
+        <w:t xml:space="preserve"> </w:t>
+      </w:r>
+      <w:r>
+        <w:rPr>
+          <w:rStyle w:val="VerbatimChar"/>
+        </w:rPr>
+        <w:t xml:space="preserve">wp-admin</w:t>
+      </w:r>
+      <w:r>
+        <w:t xml:space="preserve">. Theme/plugin updates continue to work unless</w:t>
+      </w:r>
+      <w:r>
+        <w:t xml:space="preserve"> </w:t>
+      </w:r>
+      <w:r>
+        <w:rPr>
+          <w:rStyle w:val="VerbatimChar"/>
+        </w:rPr>
+        <w:t xml:space="preserve">DISALLOW_FILE_MODS</w:t>
+      </w:r>
+      <w:r>
+        <w:t xml:space="preserve"> </w:t>
+      </w:r>
+      <w:r>
+        <w:t xml:space="preserve">is also enabled.</w:t>
+      </w:r>
+    </w:p>
+    <w:p>
+      <w:pPr>
+        <w:pStyle w:val="BodyText"/>
+      </w:pPr>
+      <w:r>
+        <w:rPr>
+          <w:b/>
+          <w:bCs/>
+        </w:rPr>
+        <w:t xml:space="preserve">Audit:</w:t>
+      </w:r>
+    </w:p>
+    <w:p>
+      <w:pPr>
+        <w:pStyle w:val="SourceCode"/>
+      </w:pPr>
+      <w:r>
+        <w:rPr>
+          <w:rStyle w:val="VerbatimChar"/>
+        </w:rPr>
+        <w:t xml:space="preserve">$ grep 'DISALLOW_FILE_EDIT' /path/to/wp-config.php</w:t>
       </w:r>
     </w:p>
     <w:p>
@@ -5448,57 +5650,24 @@
         <w:pStyle w:val="FirstParagraph"/>
       </w:pPr>
       <w:r>
-        <w:rPr>
-          <w:b/>
-          <w:bCs/>
-        </w:rPr>
-        <w:t xml:space="preserve">Profile Applicability:</w:t>
-      </w:r>
-      <w:r>
-        <w:t xml:space="preserve"> </w:t>
-      </w:r>
-      <w:r>
-        <w:rPr>
-          <w:b/>
-          <w:bCs/>
-        </w:rPr>
-        <w:t xml:space="preserve">Level 1</w:t>
-      </w:r>
-    </w:p>
-    <w:p>
-      <w:pPr>
-        <w:pStyle w:val="BodyText"/>
-      </w:pPr>
-      <w:r>
-        <w:rPr>
-          <w:b/>
-          <w:bCs/>
-        </w:rPr>
-        <w:t xml:space="preserve">Assessment Status:</w:t>
-      </w:r>
-      <w:r>
-        <w:t xml:space="preserve"> </w:t>
-      </w:r>
-      <w:r>
-        <w:t xml:space="preserve">Automated</w:t>
-      </w:r>
-    </w:p>
-    <w:p>
-      <w:pPr>
-        <w:pStyle w:val="BodyText"/>
-      </w:pPr>
-      <w:r>
-        <w:rPr>
-          <w:b/>
-          <w:bCs/>
-        </w:rPr>
-        <w:t xml:space="preserve">Description:</w:t>
-      </w:r>
-      <w:r>
-        <w:t xml:space="preserve"> </w:t>
-      </w:r>
-      <w:r>
-        <w:t xml:space="preserve">The</w:t>
+        <w:t xml:space="preserve">Verify:</w:t>
+      </w:r>
+      <w:r>
+        <w:t xml:space="preserve"> </w:t>
+      </w:r>
+      <w:r>
+        <w:rPr>
+          <w:rStyle w:val="VerbatimChar"/>
+        </w:rPr>
+        <w:t xml:space="preserve">define( 'DISALLOW_FILE_EDIT', true );</w:t>
+      </w:r>
+    </w:p>
+    <w:p>
+      <w:pPr>
+        <w:pStyle w:val="BodyText"/>
+      </w:pPr>
+      <w:r>
+        <w:t xml:space="preserve">If</w:t>
       </w:r>
       <w:r>
         <w:t xml:space="preserve"> </w:t>
@@ -5513,22 +5682,27 @@
         <w:t xml:space="preserve"> </w:t>
       </w:r>
       <w:r>
-        <w:t xml:space="preserve">constant should be defined as</w:t>
-      </w:r>
-      <w:r>
-        <w:t xml:space="preserve"> </w:t>
-      </w:r>
-      <w:r>
-        <w:rPr>
-          <w:rStyle w:val="VerbatimChar"/>
-        </w:rPr>
-        <w:t xml:space="preserve">true</w:t>
-      </w:r>
-      <w:r>
-        <w:t xml:space="preserve"> </w:t>
-      </w:r>
-      <w:r>
-        <w:t xml:space="preserve">in</w:t>
+        <w:t xml:space="preserve">is also set, verify deployment automation handles plugin/theme/core updates.</w:t>
+      </w:r>
+    </w:p>
+    <w:p>
+      <w:pPr>
+        <w:pStyle w:val="BodyText"/>
+      </w:pPr>
+      <w:r>
+        <w:rPr>
+          <w:b/>
+          <w:bCs/>
+        </w:rPr>
+        <w:t xml:space="preserve">Remediation:</w:t>
+      </w:r>
+    </w:p>
+    <w:p>
+      <w:pPr>
+        <w:pStyle w:val="BodyText"/>
+      </w:pPr>
+      <w:r>
+        <w:t xml:space="preserve">Add to</w:t>
       </w:r>
       <w:r>
         <w:t xml:space="preserve"> </w:t>
@@ -5540,212 +5714,36 @@
         <w:t xml:space="preserve">wp-config.php</w:t>
       </w:r>
       <w:r>
-        <w:t xml:space="preserve">. This prevents all file modifications through the WordPress admin interface, including plugin and theme installation, updates, and code editing.</w:t>
-      </w:r>
-    </w:p>
-    <w:p>
-      <w:pPr>
-        <w:pStyle w:val="BodyText"/>
-      </w:pPr>
-      <w:r>
-        <w:rPr>
-          <w:b/>
-          <w:bCs/>
-        </w:rPr>
-        <w:t xml:space="preserve">Note:</w:t>
-      </w:r>
-      <w:r>
-        <w:t xml:space="preserve"> </w:t>
-      </w:r>
-      <w:r>
-        <w:t xml:space="preserve">WordPress’s official hardening documentation recommends</w:t>
-      </w:r>
-      <w:r>
-        <w:t xml:space="preserve"> </w:t>
-      </w:r>
-      <w:r>
-        <w:rPr>
-          <w:rStyle w:val="VerbatimChar"/>
-        </w:rPr>
-        <w:t xml:space="preserve">DISALLOW_FILE_EDIT</w:t>
-      </w:r>
-      <w:r>
-        <w:t xml:space="preserve">, which disables only the built-in file editor (equivalent to removing the</w:t>
-      </w:r>
-      <w:r>
-        <w:t xml:space="preserve"> </w:t>
-      </w:r>
-      <w:r>
-        <w:rPr>
-          <w:rStyle w:val="VerbatimChar"/>
-        </w:rPr>
-        <w:t xml:space="preserve">edit_themes</w:t>
-      </w:r>
-      <w:r>
-        <w:t xml:space="preserve">,</w:t>
-      </w:r>
-      <w:r>
-        <w:t xml:space="preserve"> </w:t>
-      </w:r>
-      <w:r>
-        <w:rPr>
-          <w:rStyle w:val="VerbatimChar"/>
-        </w:rPr>
-        <w:t xml:space="preserve">edit_plugins</w:t>
-      </w:r>
-      <w:r>
-        <w:t xml:space="preserve">, and</w:t>
-      </w:r>
-      <w:r>
-        <w:t xml:space="preserve"> </w:t>
-      </w:r>
-      <w:r>
-        <w:rPr>
-          <w:rStyle w:val="VerbatimChar"/>
-        </w:rPr>
-        <w:t xml:space="preserve">edit_files</w:t>
-      </w:r>
-      <w:r>
-        <w:t xml:space="preserve"> </w:t>
-      </w:r>
-      <w:r>
-        <w:t xml:space="preserve">capabilities).</w:t>
-      </w:r>
-      <w:r>
-        <w:t xml:space="preserve"> </w:t>
-      </w:r>
-      <w:r>
-        <w:rPr>
-          <w:rStyle w:val="VerbatimChar"/>
-        </w:rPr>
-        <w:t xml:space="preserve">DISALLOW_FILE_MODS</w:t>
-      </w:r>
-      <w:r>
-        <w:t xml:space="preserve"> </w:t>
-      </w:r>
-      <w:r>
-        <w:t xml:space="preserve">is a superset of that: it also prevents plugin and theme installation and updates through the Dashboard. This benchmark recommends</w:t>
-      </w:r>
-      <w:r>
-        <w:t xml:space="preserve"> </w:t>
-      </w:r>
-      <w:r>
-        <w:rPr>
-          <w:rStyle w:val="VerbatimChar"/>
-        </w:rPr>
-        <w:t xml:space="preserve">DISALLOW_FILE_MODS</w:t>
-      </w:r>
-      <w:r>
-        <w:t xml:space="preserve"> </w:t>
-      </w:r>
-      <w:r>
-        <w:t xml:space="preserve">for a more comprehensive lockdown. Sites that still require Dashboard-based plugin/theme updates but wish to block the file editor may use</w:t>
-      </w:r>
-      <w:r>
-        <w:t xml:space="preserve"> </w:t>
-      </w:r>
-      <w:r>
-        <w:rPr>
-          <w:rStyle w:val="VerbatimChar"/>
-        </w:rPr>
-        <w:t xml:space="preserve">DISALLOW_FILE_EDIT</w:t>
-      </w:r>
-      <w:r>
-        <w:t xml:space="preserve"> </w:t>
-      </w:r>
-      <w:r>
-        <w:t xml:space="preserve">instead.</w:t>
-      </w:r>
-    </w:p>
-    <w:p>
-      <w:pPr>
-        <w:pStyle w:val="BodyText"/>
-      </w:pPr>
-      <w:r>
-        <w:rPr>
-          <w:b/>
-          <w:bCs/>
-        </w:rPr>
-        <w:t xml:space="preserve">Rationale:</w:t>
-      </w:r>
-      <w:r>
-        <w:t xml:space="preserve"> </w:t>
-      </w:r>
-      <w:r>
-        <w:t xml:space="preserve">If an attacker gains admin access (e.g., through a compromised account),</w:t>
-      </w:r>
-      <w:r>
-        <w:t xml:space="preserve"> </w:t>
-      </w:r>
-      <w:r>
-        <w:rPr>
-          <w:rStyle w:val="VerbatimChar"/>
-        </w:rPr>
-        <w:t xml:space="preserve">DISALLOW_FILE_MODS</w:t>
-      </w:r>
-      <w:r>
-        <w:t xml:space="preserve"> </w:t>
-      </w:r>
-      <w:r>
-        <w:t xml:space="preserve">prevents them from installing malicious plugins, modifying theme files, or uploading web shells through the admin interface. Updates should be handled through deployment pipelines or server-side automation.</w:t>
-      </w:r>
-    </w:p>
-    <w:p>
-      <w:pPr>
-        <w:pStyle w:val="BodyText"/>
-      </w:pPr>
-      <w:r>
-        <w:rPr>
-          <w:b/>
-          <w:bCs/>
-        </w:rPr>
-        <w:t xml:space="preserve">Impact:</w:t>
-      </w:r>
-      <w:r>
-        <w:t xml:space="preserve"> </w:t>
-      </w:r>
-      <w:r>
-        <w:t xml:space="preserve">Plugin and theme updates cannot be performed through the Dashboard. An alternative update mechanism (</w:t>
-      </w:r>
-      <w:r>
-        <w:rPr>
-          <w:rStyle w:val="VerbatimChar"/>
-        </w:rPr>
-        <w:t xml:space="preserve">wp-cli</w:t>
-      </w:r>
-      <w:r>
-        <w:t xml:space="preserve">, CI/CD pipeline, or managed hosting) is required.</w:t>
-      </w:r>
-    </w:p>
-    <w:p>
-      <w:pPr>
-        <w:pStyle w:val="BodyText"/>
-      </w:pPr>
-      <w:r>
-        <w:rPr>
-          <w:b/>
-          <w:bCs/>
-        </w:rPr>
-        <w:t xml:space="preserve">Audit:</w:t>
-      </w:r>
-    </w:p>
-    <w:p>
-      <w:pPr>
-        <w:pStyle w:val="SourceCode"/>
-      </w:pPr>
-      <w:r>
-        <w:rPr>
-          <w:rStyle w:val="VerbatimChar"/>
-        </w:rPr>
-        <w:t xml:space="preserve">$ grep 'DISALLOW_FILE_MODS' /path/to/wp-config.php</w:t>
-      </w:r>
-    </w:p>
-    <w:p>
-      <w:pPr>
-        <w:pStyle w:val="FirstParagraph"/>
-      </w:pPr>
-      <w:r>
-        <w:t xml:space="preserve">Verify:</w:t>
+        <w:t xml:space="preserve"> </w:t>
+      </w:r>
+      <w:r>
+        <w:t xml:space="preserve">before</w:t>
+      </w:r>
+      <w:r>
+        <w:t xml:space="preserve"> </w:t>
+      </w:r>
+      <w:r>
+        <w:t xml:space="preserve">‘That’s all, stop editing!’</w:t>
+      </w:r>
+      <w:r>
+        <w:t xml:space="preserve">:</w:t>
+      </w:r>
+      <w:r>
+        <w:t xml:space="preserve"> </w:t>
+      </w:r>
+      <w:r>
+        <w:rPr>
+          <w:rStyle w:val="VerbatimChar"/>
+        </w:rPr>
+        <w:t xml:space="preserve">define( 'DISALLOW_FILE_EDIT', true );</w:t>
+      </w:r>
+    </w:p>
+    <w:p>
+      <w:pPr>
+        <w:pStyle w:val="BodyText"/>
+      </w:pPr>
+      <w:r>
+        <w:t xml:space="preserve">Optional hardened profile:</w:t>
       </w:r>
       <w:r>
         <w:t xml:space="preserve"> </w:t>
@@ -5766,66 +5764,13 @@
           <w:b/>
           <w:bCs/>
         </w:rPr>
-        <w:t xml:space="preserve">Remediation:</w:t>
-      </w:r>
-    </w:p>
-    <w:p>
-      <w:pPr>
-        <w:pStyle w:val="BodyText"/>
-      </w:pPr>
-      <w:r>
-        <w:t xml:space="preserve">Add to</w:t>
-      </w:r>
-      <w:r>
-        <w:t xml:space="preserve"> </w:t>
-      </w:r>
-      <w:r>
-        <w:rPr>
-          <w:rStyle w:val="VerbatimChar"/>
-        </w:rPr>
-        <w:t xml:space="preserve">wp-config.php</w:t>
-      </w:r>
-      <w:r>
-        <w:t xml:space="preserve"> </w:t>
-      </w:r>
-      <w:r>
-        <w:t xml:space="preserve">before</w:t>
-      </w:r>
-      <w:r>
-        <w:t xml:space="preserve"> </w:t>
-      </w:r>
-      <w:r>
-        <w:t xml:space="preserve">‘That’s all, stop editing!’</w:t>
-      </w:r>
-      <w:r>
-        <w:t xml:space="preserve">:</w:t>
-      </w:r>
-      <w:r>
-        <w:t xml:space="preserve"> </w:t>
-      </w:r>
-      <w:r>
-        <w:rPr>
-          <w:rStyle w:val="VerbatimChar"/>
-        </w:rPr>
-        <w:t xml:space="preserve">define( 'DISALLOW_FILE_MODS', true );</w:t>
-      </w:r>
-    </w:p>
-    <w:p>
-      <w:pPr>
-        <w:pStyle w:val="BodyText"/>
-      </w:pPr>
-      <w:r>
-        <w:rPr>
-          <w:b/>
-          <w:bCs/>
-        </w:rPr>
         <w:t xml:space="preserve">Default Value:</w:t>
       </w:r>
       <w:r>
         <w:t xml:space="preserve"> </w:t>
       </w:r>
       <w:r>
-        <w:t xml:space="preserve">Not set (file modifications allowed).</w:t>
+        <w:t xml:space="preserve">Not set (editor enabled).</w:t>
       </w:r>
     </w:p>
     <w:p>
@@ -5839,6 +5784,23 @@
         </w:rPr>
         <w:t xml:space="preserve">References:</w:t>
       </w:r>
+    </w:p>
+    <w:p>
+      <w:pPr>
+        <w:pStyle w:val="Compact"/>
+        <w:numPr>
+          <w:ilvl w:val="0"/>
+          <w:numId w:val="1016"/>
+        </w:numPr>
+      </w:pPr>
+      <w:hyperlink r:id="rId66">
+        <w:r>
+          <w:rPr>
+            <w:rStyle w:val="Hyperlink"/>
+          </w:rPr>
+          <w:t xml:space="preserve">WordPress Hardening — Disable File Editing</w:t>
+        </w:r>
+      </w:hyperlink>
     </w:p>
     <w:p>
       <w:pPr>
@@ -5864,8 +5826,8 @@
         </w:pict>
       </w:r>
     </w:p>
-    <w:bookmarkEnd w:id="66"/>
-    <w:bookmarkStart w:id="69" w:name="ensure-force_ssl_admin-is-set-to-true"/>
+    <w:bookmarkEnd w:id="67"/>
+    <w:bookmarkStart w:id="70" w:name="ensure-force_ssl_admin-is-set-to-true"/>
     <w:p>
       <w:pPr>
         <w:pStyle w:val="Heading4"/>
@@ -6170,7 +6132,7 @@
           <w:numId w:val="1017"/>
         </w:numPr>
       </w:pPr>
-      <w:hyperlink r:id="rId67">
+      <w:hyperlink r:id="rId68">
         <w:r>
           <w:rPr>
             <w:rStyle w:val="Hyperlink"/>
@@ -6187,7 +6149,7 @@
           <w:numId w:val="1017"/>
         </w:numPr>
       </w:pPr>
-      <w:hyperlink r:id="rId68">
+      <w:hyperlink r:id="rId69">
         <w:r>
           <w:rPr>
             <w:rStyle w:val="VerbatimChar"/>
@@ -6215,8 +6177,8 @@
         </w:pict>
       </w:r>
     </w:p>
-    <w:bookmarkEnd w:id="69"/>
-    <w:bookmarkStart w:id="71" w:name="X99d05a9db2105bb0177983691284d4ca98b08f1"/>
+    <w:bookmarkEnd w:id="70"/>
+    <w:bookmarkStart w:id="72" w:name="X99d05a9db2105bb0177983691284d4ca98b08f1"/>
     <w:p>
       <w:pPr>
         <w:pStyle w:val="Heading4"/>
@@ -6648,7 +6610,7 @@
           <w:numId w:val="1018"/>
         </w:numPr>
       </w:pPr>
-      <w:hyperlink r:id="rId70">
+      <w:hyperlink r:id="rId71">
         <w:r>
           <w:rPr>
             <w:rStyle w:val="VerbatimChar"/>
@@ -6717,8 +6679,8 @@
         </w:pict>
       </w:r>
     </w:p>
-    <w:bookmarkEnd w:id="71"/>
-    <w:bookmarkStart w:id="72" w:name="ensure-xml-rpc-is-disabled"/>
+    <w:bookmarkEnd w:id="72"/>
+    <w:bookmarkStart w:id="73" w:name="ensure-xml-rpc-is-disabled"/>
     <w:p>
       <w:pPr>
         <w:pStyle w:val="Heading4"/>
@@ -7095,8 +7057,8 @@
         </w:pict>
       </w:r>
     </w:p>
-    <w:bookmarkEnd w:id="72"/>
-    <w:bookmarkStart w:id="74" w:name="Xccfd45e4de583f7d6974826f121206ec193f546"/>
+    <w:bookmarkEnd w:id="73"/>
+    <w:bookmarkStart w:id="75" w:name="Xccfd45e4de583f7d6974826f121206ec193f546"/>
     <w:p>
       <w:pPr>
         <w:pStyle w:val="Heading4"/>
@@ -7395,7 +7357,7 @@
           <w:numId w:val="1020"/>
         </w:numPr>
       </w:pPr>
-      <w:hyperlink r:id="rId73">
+      <w:hyperlink r:id="rId74">
         <w:r>
           <w:rPr>
             <w:rStyle w:val="Hyperlink"/>
@@ -7411,8 +7373,8 @@
         </w:pict>
       </w:r>
     </w:p>
-    <w:bookmarkEnd w:id="74"/>
-    <w:bookmarkStart w:id="75" w:name="X2e7307636cb42ed0f1cbdc43b1abc4433af3b58"/>
+    <w:bookmarkEnd w:id="75"/>
+    <w:bookmarkStart w:id="76" w:name="X2e7307636cb42ed0f1cbdc43b1abc4433af3b58"/>
     <w:p>
       <w:pPr>
         <w:pStyle w:val="Heading4"/>
@@ -7750,14 +7712,14 @@
         </w:pict>
       </w:r>
     </w:p>
-    <w:bookmarkEnd w:id="75"/>
-    <w:bookmarkStart w:id="78" w:name="X92ff1aa35fa1d2c37155d5865e87a6a9e3e5866"/>
+    <w:bookmarkEnd w:id="76"/>
+    <w:bookmarkStart w:id="79" w:name="X476bc3ecbd02b5fbb1991ccf27b68ead97ab487"/>
     <w:p>
       <w:pPr>
         <w:pStyle w:val="Heading4"/>
       </w:pPr>
       <w:r>
-        <w:t xml:space="preserve">4.7 Ensure</w:t>
+        <w:t xml:space="preserve">4.7 Consider replacing</w:t>
       </w:r>
       <w:r>
         <w:t xml:space="preserve"> </w:t>
@@ -7772,7 +7734,7 @@
         <w:t xml:space="preserve"> </w:t>
       </w:r>
       <w:r>
-        <w:t xml:space="preserve">is replaced with a system cron job</w:t>
+        <w:t xml:space="preserve">with a system cron job</w:t>
       </w:r>
     </w:p>
     <w:p>
@@ -7794,7 +7756,7 @@
           <w:b/>
           <w:bCs/>
         </w:rPr>
-        <w:t xml:space="preserve">Level 1</w:t>
+        <w:t xml:space="preserve">Level 2</w:t>
       </w:r>
     </w:p>
     <w:p>
@@ -7830,7 +7792,7 @@
         <w:t xml:space="preserve"> </w:t>
       </w:r>
       <w:r>
-        <w:t xml:space="preserve">WordPress’s built-in pseudo-cron (</w:t>
+        <w:t xml:space="preserve">For higher operational reliability, WordPress’s built-in pseudo-cron (</w:t>
       </w:r>
       <w:r>
         <w:rPr>
@@ -7839,7 +7801,19 @@
         <w:t xml:space="preserve">wp-cron.php</w:t>
       </w:r>
       <w:r>
-        <w:t xml:space="preserve">) should be disabled and replaced with a real system-level cron job.</w:t>
+        <w:t xml:space="preserve">) can be disabled and replaced with a real system-level cron job. This improves scheduling predictability, especially on very low-traffic or very high-traffic sites.</w:t>
+      </w:r>
+    </w:p>
+    <w:p>
+      <w:pPr>
+        <w:pStyle w:val="BodyText"/>
+      </w:pPr>
+      <w:r>
+        <w:rPr>
+          <w:b/>
+          <w:bCs/>
+        </w:rPr>
+        <w:t xml:space="preserve">Rationale:</w:t>
       </w:r>
       <w:r>
         <w:t xml:space="preserve"> </w:t>
@@ -7854,19 +7828,7 @@
         <w:t xml:space="preserve"> </w:t>
       </w:r>
       <w:r>
-        <w:t xml:space="preserve">is triggered on every page load, making execution timing unpredictable and exposing an additional PHP endpoint to the network.</w:t>
-      </w:r>
-    </w:p>
-    <w:p>
-      <w:pPr>
-        <w:pStyle w:val="BodyText"/>
-      </w:pPr>
-      <w:r>
-        <w:rPr>
-          <w:b/>
-          <w:bCs/>
-        </w:rPr>
-        <w:t xml:space="preserve">Rationale:</w:t>
+        <w:t xml:space="preserve">is traffic-triggered, so jobs can be delayed on low-traffic sites and bursty on high-traffic sites. A system cron schedule is deterministic. This is primarily a reliability/operations control with secondary attack-surface benefits when direct</w:t>
       </w:r>
       <w:r>
         <w:t xml:space="preserve"> </w:t>
@@ -7881,7 +7843,7 @@
         <w:t xml:space="preserve"> </w:t>
       </w:r>
       <w:r>
-        <w:t xml:space="preserve">can be abused for resource exhaustion by sending rapid requests to the endpoint. It is also unreliable on low-traffic sites where scheduled tasks may not fire at all. A system cron job executes on a predictable schedule regardless of traffic and eliminates an unnecessary public PHP endpoint.</w:t>
+        <w:t xml:space="preserve">access is blocked.</w:t>
       </w:r>
     </w:p>
     <w:p>
@@ -8279,7 +8241,7 @@
           <w:numId w:val="1024"/>
         </w:numPr>
       </w:pPr>
-      <w:hyperlink r:id="rId76">
+      <w:hyperlink r:id="rId77">
         <w:r>
           <w:rPr>
             <w:rStyle w:val="Hyperlink"/>
@@ -8296,7 +8258,7 @@
           <w:numId w:val="1024"/>
         </w:numPr>
       </w:pPr>
-      <w:hyperlink r:id="rId77">
+      <w:hyperlink r:id="rId78">
         <w:r>
           <w:rPr>
             <w:rStyle w:val="Hyperlink"/>
@@ -8312,8 +8274,8 @@
         </w:pict>
       </w:r>
     </w:p>
-    <w:bookmarkEnd w:id="78"/>
     <w:bookmarkEnd w:id="79"/>
+    <w:bookmarkEnd w:id="80"/>
     <w:bookmarkStart w:id="104" w:name="authentication-and-access-control"/>
     <w:p>
       <w:pPr>
@@ -8331,7 +8293,7 @@
         <w:t xml:space="preserve">This section addresses user authentication, session management, and role-based access control within WordPress.</w:t>
       </w:r>
     </w:p>
-    <w:bookmarkStart w:id="85" w:name="X58da6711d0250ef42104787d3298c5e1ce490ad"/>
+    <w:bookmarkStart w:id="86" w:name="X58da6711d0250ef42104787d3298c5e1ce490ad"/>
     <w:p>
       <w:pPr>
         <w:pStyle w:val="Heading4"/>
@@ -8536,7 +8498,7 @@
           <w:numId w:val="1025"/>
         </w:numPr>
       </w:pPr>
-      <w:hyperlink r:id="rId80">
+      <w:hyperlink r:id="rId81">
         <w:r>
           <w:rPr>
             <w:rStyle w:val="Hyperlink"/>
@@ -8553,7 +8515,7 @@
           <w:numId w:val="1025"/>
         </w:numPr>
       </w:pPr>
-      <w:hyperlink r:id="rId81">
+      <w:hyperlink r:id="rId82">
         <w:r>
           <w:rPr>
             <w:rStyle w:val="Hyperlink"/>
@@ -8570,7 +8532,7 @@
       <w:r>
         <w:t xml:space="preserve"> </w:t>
       </w:r>
-      <w:hyperlink r:id="rId82">
+      <w:hyperlink r:id="rId83">
         <w:r>
           <w:rPr>
             <w:rStyle w:val="Hyperlink"/>
@@ -8587,7 +8549,7 @@
       <w:r>
         <w:t xml:space="preserve"> </w:t>
       </w:r>
-      <w:hyperlink r:id="rId83">
+      <w:hyperlink r:id="rId84">
         <w:r>
           <w:rPr>
             <w:rStyle w:val="Hyperlink"/>
@@ -8621,7 +8583,7 @@
       <w:r>
         <w:t xml:space="preserve"> </w:t>
       </w:r>
-      <w:hyperlink r:id="rId84">
+      <w:hyperlink r:id="rId85">
         <w:r>
           <w:rPr>
             <w:rStyle w:val="Hyperlink"/>
@@ -8637,8 +8599,8 @@
         </w:pict>
       </w:r>
     </w:p>
-    <w:bookmarkEnd w:id="85"/>
-    <w:bookmarkStart w:id="89" w:name="X38b584e7db0f766b8ae894c7164200a2dfde080"/>
+    <w:bookmarkEnd w:id="86"/>
+    <w:bookmarkStart w:id="90" w:name="X38b584e7db0f766b8ae894c7164200a2dfde080"/>
     <w:p>
       <w:pPr>
         <w:pStyle w:val="Heading4"/>
@@ -8915,7 +8877,7 @@
           <w:numId w:val="1026"/>
         </w:numPr>
       </w:pPr>
-      <w:hyperlink r:id="rId86">
+      <w:hyperlink r:id="rId87">
         <w:r>
           <w:rPr>
             <w:rStyle w:val="Hyperlink"/>
@@ -8932,7 +8894,7 @@
           <w:numId w:val="1026"/>
         </w:numPr>
       </w:pPr>
-      <w:hyperlink r:id="rId87">
+      <w:hyperlink r:id="rId88">
         <w:r>
           <w:rPr>
             <w:rStyle w:val="Hyperlink"/>
@@ -8949,7 +8911,7 @@
           <w:numId w:val="1026"/>
         </w:numPr>
       </w:pPr>
-      <w:hyperlink r:id="rId88">
+      <w:hyperlink r:id="rId89">
         <w:r>
           <w:rPr>
             <w:rStyle w:val="Hyperlink"/>
@@ -8965,8 +8927,8 @@
         </w:pict>
       </w:r>
     </w:p>
-    <w:bookmarkEnd w:id="89"/>
-    <w:bookmarkStart w:id="93" w:name="Xc951442ee6a8b6b6c2a7057c9a2f603a7dd553d"/>
+    <w:bookmarkEnd w:id="90"/>
+    <w:bookmarkStart w:id="94" w:name="Xc951442ee6a8b6b6c2a7057c9a2f603a7dd553d"/>
     <w:p>
       <w:pPr>
         <w:pStyle w:val="Heading4"/>
@@ -9621,7 +9583,7 @@
           <w:numId w:val="1027"/>
         </w:numPr>
       </w:pPr>
-      <w:hyperlink r:id="rId90">
+      <w:hyperlink r:id="rId91">
         <w:r>
           <w:rPr>
             <w:rStyle w:val="VerbatimChar"/>
@@ -9650,7 +9612,7 @@
           <w:numId w:val="1027"/>
         </w:numPr>
       </w:pPr>
-      <w:hyperlink r:id="rId91">
+      <w:hyperlink r:id="rId92">
         <w:r>
           <w:rPr>
             <w:rStyle w:val="VerbatimChar"/>
@@ -9679,7 +9641,7 @@
           <w:numId w:val="1027"/>
         </w:numPr>
       </w:pPr>
-      <w:hyperlink r:id="rId92">
+      <w:hyperlink r:id="rId93">
         <w:r>
           <w:rPr>
             <w:rStyle w:val="Hyperlink"/>
@@ -9695,8 +9657,8 @@
         </w:pict>
       </w:r>
     </w:p>
-    <w:bookmarkEnd w:id="93"/>
-    <w:bookmarkStart w:id="95" w:name="ensure-user-enumeration-is-prevented"/>
+    <w:bookmarkEnd w:id="94"/>
+    <w:bookmarkStart w:id="96" w:name="ensure-user-enumeration-is-prevented"/>
     <w:p>
       <w:pPr>
         <w:pStyle w:val="Heading4"/>
@@ -10187,7 +10149,7 @@
           <w:numId w:val="1028"/>
         </w:numPr>
       </w:pPr>
-      <w:hyperlink r:id="rId88">
+      <w:hyperlink r:id="rId89">
         <w:r>
           <w:rPr>
             <w:rStyle w:val="Hyperlink"/>
@@ -10221,7 +10183,7 @@
           <w:numId w:val="1028"/>
         </w:numPr>
       </w:pPr>
-      <w:hyperlink r:id="rId94">
+      <w:hyperlink r:id="rId95">
         <w:r>
           <w:rPr>
             <w:rStyle w:val="Hyperlink"/>
@@ -10237,8 +10199,8 @@
         </w:pict>
       </w:r>
     </w:p>
-    <w:bookmarkEnd w:id="95"/>
-    <w:bookmarkStart w:id="96" w:name="X7cbc99c1b4618483d1612cb367b1bff753380b8"/>
+    <w:bookmarkEnd w:id="96"/>
+    <w:bookmarkStart w:id="97" w:name="X7cbc99c1b4618483d1612cb367b1bff753380b8"/>
     <w:p>
       <w:pPr>
         <w:pStyle w:val="Heading4"/>
@@ -10568,7 +10530,7 @@
           <w:numId w:val="1029"/>
         </w:numPr>
       </w:pPr>
-      <w:hyperlink r:id="rId88">
+      <w:hyperlink r:id="rId89">
         <w:r>
           <w:rPr>
             <w:rStyle w:val="Hyperlink"/>
@@ -10585,7 +10547,7 @@
           <w:numId w:val="1029"/>
         </w:numPr>
       </w:pPr>
-      <w:hyperlink r:id="rId80">
+      <w:hyperlink r:id="rId81">
         <w:r>
           <w:rPr>
             <w:rStyle w:val="Hyperlink"/>
@@ -10601,14 +10563,14 @@
         </w:pict>
       </w:r>
     </w:p>
-    <w:bookmarkEnd w:id="96"/>
-    <w:bookmarkStart w:id="99" w:name="Xc33584266b1ac8b413c4c5b8b8b4ccb34747621"/>
+    <w:bookmarkEnd w:id="97"/>
+    <w:bookmarkStart w:id="99" w:name="Xf55992fd52588c602d60b9c6a292e71e4d45dec"/>
     <w:p>
       <w:pPr>
         <w:pStyle w:val="Heading4"/>
       </w:pPr>
       <w:r>
-        <w:t xml:space="preserve">5.6 Ensure unauthenticated REST API access is restricted</w:t>
+        <w:t xml:space="preserve">5.6 Ensure REST API exposure is intentionally scoped</w:t>
       </w:r>
     </w:p>
     <w:p>
@@ -10666,7 +10628,7 @@
         <w:t xml:space="preserve"> </w:t>
       </w:r>
       <w:r>
-        <w:t xml:space="preserve">The WordPress REST API should be restricted to authenticated users only, except for specific public endpoints that require unauthenticated access (e.g., for front-end search or decoupled front-ends).</w:t>
+        <w:t xml:space="preserve">Keep required public REST endpoints available, and restrict only endpoints that should not be public (for example, user-enumeration routes or custom sensitive routes).</w:t>
       </w:r>
     </w:p>
     <w:p>
@@ -10684,7 +10646,7 @@
         <w:t xml:space="preserve"> </w:t>
       </w:r>
       <w:r>
-        <w:t xml:space="preserve">By default, the REST API is open and provides significant information about the site structure, content, and users. Restricting access reduces the attack surface and prevents information leakage to unauthenticated actors.</w:t>
+        <w:t xml:space="preserve">WordPress REST API is designed to expose some public content endpoints without authentication. Blanket authentication requirements often break themes, plugins, and headless front ends. Security should be applied at the route and permission-callback level.</w:t>
       </w:r>
     </w:p>
     <w:p>
@@ -10702,7 +10664,7 @@
         <w:t xml:space="preserve"> </w:t>
       </w:r>
       <w:r>
-        <w:t xml:space="preserve">Will break decoupled (headless) installations or plugins that rely on unauthenticated REST API access for front-end functionality.</w:t>
+        <w:t xml:space="preserve">Endpoint-level restrictions require route inventory and testing, but avoid the broad compatibility breakage caused by global API blocking.</w:t>
       </w:r>
     </w:p>
     <w:p>
@@ -10733,7 +10695,7 @@
         <w:pStyle w:val="FirstParagraph"/>
       </w:pPr>
       <w:r>
-        <w:t xml:space="preserve">If the response is</w:t>
+        <w:t xml:space="preserve">Expected for public sites:</w:t>
       </w:r>
       <w:r>
         <w:t xml:space="preserve"> </w:t>
@@ -10745,37 +10707,26 @@
         <w:t xml:space="preserve">200 OK</w:t>
       </w:r>
       <w:r>
-        <w:t xml:space="preserve">, unauthenticated access is allowed. A</w:t>
-      </w:r>
-      <w:r>
-        <w:t xml:space="preserve"> </w:t>
-      </w:r>
-      <w:r>
-        <w:rPr>
-          <w:rStyle w:val="VerbatimChar"/>
-        </w:rPr>
-        <w:t xml:space="preserve">401 Unauthorized</w:t>
-      </w:r>
-      <w:r>
-        <w:t xml:space="preserve"> </w:t>
-      </w:r>
-      <w:r>
-        <w:t xml:space="preserve">or</w:t>
-      </w:r>
-      <w:r>
-        <w:t xml:space="preserve"> </w:t>
-      </w:r>
-      <w:r>
-        <w:rPr>
-          <w:rStyle w:val="VerbatimChar"/>
-        </w:rPr>
-        <w:t xml:space="preserve">403 Forbidden</w:t>
-      </w:r>
-      <w:r>
-        <w:t xml:space="preserve"> </w:t>
-      </w:r>
-      <w:r>
-        <w:t xml:space="preserve">indicates restricted access.</w:t>
+        <w:t xml:space="preserve">.</w:t>
+      </w:r>
+    </w:p>
+    <w:p>
+      <w:pPr>
+        <w:pStyle w:val="SourceCode"/>
+      </w:pPr>
+      <w:r>
+        <w:rPr>
+          <w:rStyle w:val="VerbatimChar"/>
+        </w:rPr>
+        <w:t xml:space="preserve">$ curl -s https://example.com/wp-json/wp/v2/users</w:t>
+      </w:r>
+    </w:p>
+    <w:p>
+      <w:pPr>
+        <w:pStyle w:val="FirstParagraph"/>
+      </w:pPr>
+      <w:r>
+        <w:t xml:space="preserve">Verify public user enumeration is blocked or minimized per site policy.</w:t>
       </w:r>
     </w:p>
     <w:p>
@@ -10788,397 +10739,6 @@
           <w:bCs/>
         </w:rPr>
         <w:t xml:space="preserve">Remediation:</w:t>
-      </w:r>
-    </w:p>
-    <w:p>
-      <w:pPr>
-        <w:pStyle w:val="BodyText"/>
-      </w:pPr>
-      <w:r>
-        <w:t xml:space="preserve">Add a must-use plugin:</w:t>
-      </w:r>
-    </w:p>
-    <w:p>
-      <w:pPr>
-        <w:pStyle w:val="SourceCode"/>
-      </w:pPr>
-      <w:r>
-        <w:rPr>
-          <w:rStyle w:val="NormalTok"/>
-        </w:rPr>
-        <w:t xml:space="preserve">add_filter( </w:t>
-      </w:r>
-      <w:r>
-        <w:rPr>
-          <w:rStyle w:val="StringTok"/>
-        </w:rPr>
-        <w:t xml:space="preserve">'rest_authentication_errors'</w:t>
-      </w:r>
-      <w:r>
-        <w:rPr>
-          <w:rStyle w:val="OtherTok"/>
-        </w:rPr>
-        <w:t xml:space="preserve">,</w:t>
-      </w:r>
-      <w:r>
-        <w:rPr>
-          <w:rStyle w:val="NormalTok"/>
-        </w:rPr>
-        <w:t xml:space="preserve"> </w:t>
-      </w:r>
-      <w:r>
-        <w:rPr>
-          <w:rStyle w:val="KeywordTok"/>
-        </w:rPr>
-        <w:t xml:space="preserve">function</w:t>
-      </w:r>
-      <w:r>
-        <w:rPr>
-          <w:rStyle w:val="NormalTok"/>
-        </w:rPr>
-        <w:t xml:space="preserve">( </w:t>
-      </w:r>
-      <w:r>
-        <w:rPr>
-          <w:rStyle w:val="VariableTok"/>
-        </w:rPr>
-        <w:t xml:space="preserve">$result</w:t>
-      </w:r>
-      <w:r>
-        <w:rPr>
-          <w:rStyle w:val="NormalTok"/>
-        </w:rPr>
-        <w:t xml:space="preserve"> ) {</w:t>
-      </w:r>
-      <w:r>
-        <w:br/>
-      </w:r>
-      <w:r>
-        <w:rPr>
-          <w:rStyle w:val="NormalTok"/>
-        </w:rPr>
-        <w:t xml:space="preserve">    </w:t>
-      </w:r>
-      <w:r>
-        <w:rPr>
-          <w:rStyle w:val="ControlFlowTok"/>
-        </w:rPr>
-        <w:t xml:space="preserve">if</w:t>
-      </w:r>
-      <w:r>
-        <w:rPr>
-          <w:rStyle w:val="NormalTok"/>
-        </w:rPr>
-        <w:t xml:space="preserve"> ( </w:t>
-      </w:r>
-      <w:r>
-        <w:rPr>
-          <w:rStyle w:val="OperatorTok"/>
-        </w:rPr>
-        <w:t xml:space="preserve">!</w:t>
-      </w:r>
-      <w:r>
-        <w:rPr>
-          <w:rStyle w:val="NormalTok"/>
-        </w:rPr>
-        <w:t xml:space="preserve"> </w:t>
-      </w:r>
-      <w:r>
-        <w:rPr>
-          <w:rStyle w:val="KeywordTok"/>
-        </w:rPr>
-        <w:t xml:space="preserve">empty</w:t>
-      </w:r>
-      <w:r>
-        <w:rPr>
-          <w:rStyle w:val="NormalTok"/>
-        </w:rPr>
-        <w:t xml:space="preserve">( </w:t>
-      </w:r>
-      <w:r>
-        <w:rPr>
-          <w:rStyle w:val="VariableTok"/>
-        </w:rPr>
-        <w:t xml:space="preserve">$result</w:t>
-      </w:r>
-      <w:r>
-        <w:rPr>
-          <w:rStyle w:val="NormalTok"/>
-        </w:rPr>
-        <w:t xml:space="preserve"> ) ) {</w:t>
-      </w:r>
-      <w:r>
-        <w:br/>
-      </w:r>
-      <w:r>
-        <w:rPr>
-          <w:rStyle w:val="NormalTok"/>
-        </w:rPr>
-        <w:t xml:space="preserve">        </w:t>
-      </w:r>
-      <w:r>
-        <w:rPr>
-          <w:rStyle w:val="ControlFlowTok"/>
-        </w:rPr>
-        <w:t xml:space="preserve">return</w:t>
-      </w:r>
-      <w:r>
-        <w:rPr>
-          <w:rStyle w:val="NormalTok"/>
-        </w:rPr>
-        <w:t xml:space="preserve"> </w:t>
-      </w:r>
-      <w:r>
-        <w:rPr>
-          <w:rStyle w:val="VariableTok"/>
-        </w:rPr>
-        <w:t xml:space="preserve">$result</w:t>
-      </w:r>
-      <w:r>
-        <w:rPr>
-          <w:rStyle w:val="OtherTok"/>
-        </w:rPr>
-        <w:t xml:space="preserve">;</w:t>
-      </w:r>
-      <w:r>
-        <w:br/>
-      </w:r>
-      <w:r>
-        <w:rPr>
-          <w:rStyle w:val="NormalTok"/>
-        </w:rPr>
-        <w:t xml:space="preserve">    }</w:t>
-      </w:r>
-      <w:r>
-        <w:br/>
-      </w:r>
-      <w:r>
-        <w:rPr>
-          <w:rStyle w:val="NormalTok"/>
-        </w:rPr>
-        <w:t xml:space="preserve">    </w:t>
-      </w:r>
-      <w:r>
-        <w:rPr>
-          <w:rStyle w:val="ControlFlowTok"/>
-        </w:rPr>
-        <w:t xml:space="preserve">if</w:t>
-      </w:r>
-      <w:r>
-        <w:rPr>
-          <w:rStyle w:val="NormalTok"/>
-        </w:rPr>
-        <w:t xml:space="preserve"> ( </w:t>
-      </w:r>
-      <w:r>
-        <w:rPr>
-          <w:rStyle w:val="OperatorTok"/>
-        </w:rPr>
-        <w:t xml:space="preserve">!</w:t>
-      </w:r>
-      <w:r>
-        <w:rPr>
-          <w:rStyle w:val="NormalTok"/>
-        </w:rPr>
-        <w:t xml:space="preserve"> is_user_logged_in() ) {</w:t>
-      </w:r>
-      <w:r>
-        <w:br/>
-      </w:r>
-      <w:r>
-        <w:rPr>
-          <w:rStyle w:val="NormalTok"/>
-        </w:rPr>
-        <w:t xml:space="preserve">        </w:t>
-      </w:r>
-      <w:r>
-        <w:rPr>
-          <w:rStyle w:val="ControlFlowTok"/>
-        </w:rPr>
-        <w:t xml:space="preserve">return</w:t>
-      </w:r>
-      <w:r>
-        <w:rPr>
-          <w:rStyle w:val="NormalTok"/>
-        </w:rPr>
-        <w:t xml:space="preserve"> </w:t>
-      </w:r>
-      <w:r>
-        <w:rPr>
-          <w:rStyle w:val="KeywordTok"/>
-        </w:rPr>
-        <w:t xml:space="preserve">new</w:t>
-      </w:r>
-      <w:r>
-        <w:rPr>
-          <w:rStyle w:val="NormalTok"/>
-        </w:rPr>
-        <w:t xml:space="preserve"> WP_Error( </w:t>
-      </w:r>
-      <w:r>
-        <w:rPr>
-          <w:rStyle w:val="StringTok"/>
-        </w:rPr>
-        <w:t xml:space="preserve">'rest_not_logged_in'</w:t>
-      </w:r>
-      <w:r>
-        <w:rPr>
-          <w:rStyle w:val="OtherTok"/>
-        </w:rPr>
-        <w:t xml:space="preserve">,</w:t>
-      </w:r>
-      <w:r>
-        <w:rPr>
-          <w:rStyle w:val="NormalTok"/>
-        </w:rPr>
-        <w:t xml:space="preserve"> </w:t>
-      </w:r>
-      <w:r>
-        <w:rPr>
-          <w:rStyle w:val="StringTok"/>
-        </w:rPr>
-        <w:t xml:space="preserve">'You are not currently logged in.'</w:t>
-      </w:r>
-      <w:r>
-        <w:rPr>
-          <w:rStyle w:val="OtherTok"/>
-        </w:rPr>
-        <w:t xml:space="preserve">,</w:t>
-      </w:r>
-      <w:r>
-        <w:rPr>
-          <w:rStyle w:val="NormalTok"/>
-        </w:rPr>
-        <w:t xml:space="preserve"> </w:t>
-      </w:r>
-      <w:r>
-        <w:rPr>
-          <w:rStyle w:val="DataTypeTok"/>
-        </w:rPr>
-        <w:t xml:space="preserve">array</w:t>
-      </w:r>
-      <w:r>
-        <w:rPr>
-          <w:rStyle w:val="NormalTok"/>
-        </w:rPr>
-        <w:t xml:space="preserve">( </w:t>
-      </w:r>
-      <w:r>
-        <w:rPr>
-          <w:rStyle w:val="StringTok"/>
-        </w:rPr>
-        <w:t xml:space="preserve">'status'</w:t>
-      </w:r>
-      <w:r>
-        <w:rPr>
-          <w:rStyle w:val="NormalTok"/>
-        </w:rPr>
-        <w:t xml:space="preserve"> =&gt; </w:t>
-      </w:r>
-      <w:r>
-        <w:rPr>
-          <w:rStyle w:val="DecValTok"/>
-        </w:rPr>
-        <w:t xml:space="preserve">401</w:t>
-      </w:r>
-      <w:r>
-        <w:rPr>
-          <w:rStyle w:val="NormalTok"/>
-        </w:rPr>
-        <w:t xml:space="preserve"> ) )</w:t>
-      </w:r>
-      <w:r>
-        <w:rPr>
-          <w:rStyle w:val="OtherTok"/>
-        </w:rPr>
-        <w:t xml:space="preserve">;</w:t>
-      </w:r>
-      <w:r>
-        <w:br/>
-      </w:r>
-      <w:r>
-        <w:rPr>
-          <w:rStyle w:val="NormalTok"/>
-        </w:rPr>
-        <w:t xml:space="preserve">    }</w:t>
-      </w:r>
-      <w:r>
-        <w:br/>
-      </w:r>
-      <w:r>
-        <w:rPr>
-          <w:rStyle w:val="NormalTok"/>
-        </w:rPr>
-        <w:t xml:space="preserve">    </w:t>
-      </w:r>
-      <w:r>
-        <w:rPr>
-          <w:rStyle w:val="ControlFlowTok"/>
-        </w:rPr>
-        <w:t xml:space="preserve">return</w:t>
-      </w:r>
-      <w:r>
-        <w:rPr>
-          <w:rStyle w:val="NormalTok"/>
-        </w:rPr>
-        <w:t xml:space="preserve"> </w:t>
-      </w:r>
-      <w:r>
-        <w:rPr>
-          <w:rStyle w:val="VariableTok"/>
-        </w:rPr>
-        <w:t xml:space="preserve">$result</w:t>
-      </w:r>
-      <w:r>
-        <w:rPr>
-          <w:rStyle w:val="OtherTok"/>
-        </w:rPr>
-        <w:t xml:space="preserve">;</w:t>
-      </w:r>
-      <w:r>
-        <w:br/>
-      </w:r>
-      <w:r>
-        <w:rPr>
-          <w:rStyle w:val="NormalTok"/>
-        </w:rPr>
-        <w:t xml:space="preserve">})</w:t>
-      </w:r>
-      <w:r>
-        <w:rPr>
-          <w:rStyle w:val="OtherTok"/>
-        </w:rPr>
-        <w:t xml:space="preserve">;</w:t>
-      </w:r>
-    </w:p>
-    <w:p>
-      <w:pPr>
-        <w:pStyle w:val="FirstParagraph"/>
-      </w:pPr>
-      <w:r>
-        <w:rPr>
-          <w:b/>
-          <w:bCs/>
-        </w:rPr>
-        <w:t xml:space="preserve">Default Value:</w:t>
-      </w:r>
-      <w:r>
-        <w:t xml:space="preserve"> </w:t>
-      </w:r>
-      <w:r>
-        <w:t xml:space="preserve">REST API is accessible to unauthenticated users.</w:t>
-      </w:r>
-    </w:p>
-    <w:p>
-      <w:pPr>
-        <w:pStyle w:val="BodyText"/>
-      </w:pPr>
-      <w:r>
-        <w:rPr>
-          <w:b/>
-          <w:bCs/>
-        </w:rPr>
-        <w:t xml:space="preserve">References:</w:t>
       </w:r>
     </w:p>
     <w:p>
@@ -11189,26 +10749,9 @@
           <w:numId w:val="1030"/>
         </w:numPr>
       </w:pPr>
-      <w:hyperlink r:id="rId97">
-        <w:r>
-          <w:rPr>
-            <w:rStyle w:val="VerbatimChar"/>
-          </w:rPr>
-          <w:t xml:space="preserve">rest_authentication_errors</w:t>
-        </w:r>
-        <w:r>
-          <w:rPr>
-            <w:rStyle w:val="Hyperlink"/>
-          </w:rPr>
-          <w:t xml:space="preserve"> </w:t>
-        </w:r>
-        <w:r>
-          <w:rPr>
-            <w:rStyle w:val="Hyperlink"/>
-          </w:rPr>
-          <w:t xml:space="preserve">Hook</w:t>
-        </w:r>
-      </w:hyperlink>
+      <w:r>
+        <w:t xml:space="preserve">Keep public content routes required by your architecture.</w:t>
+      </w:r>
     </w:p>
     <w:p>
       <w:pPr>
@@ -11218,14 +10761,9 @@
           <w:numId w:val="1030"/>
         </w:numPr>
       </w:pPr>
-      <w:hyperlink r:id="rId37">
-        <w:r>
-          <w:rPr>
-            <w:rStyle w:val="Hyperlink"/>
-          </w:rPr>
-          <w:t xml:space="preserve">WordPress REST API FAQ — Authentication Requirement</w:t>
-        </w:r>
-      </w:hyperlink>
+      <w:r>
+        <w:t xml:space="preserve">Block or harden user-enumeration and other sensitive routes.</w:t>
+      </w:r>
     </w:p>
     <w:p>
       <w:pPr>
@@ -11233,6 +10771,259 @@
         <w:numPr>
           <w:ilvl w:val="0"/>
           <w:numId w:val="1030"/>
+        </w:numPr>
+      </w:pPr>
+      <w:r>
+        <w:t xml:space="preserve">Use permission callbacks on custom endpoints.</w:t>
+      </w:r>
+    </w:p>
+    <w:p>
+      <w:pPr>
+        <w:pStyle w:val="FirstParagraph"/>
+      </w:pPr>
+      <w:r>
+        <w:t xml:space="preserve">Example (must-use plugin) to block unauthenticated users endpoints:</w:t>
+      </w:r>
+    </w:p>
+    <w:p>
+      <w:pPr>
+        <w:pStyle w:val="SourceCode"/>
+      </w:pPr>
+      <w:r>
+        <w:rPr>
+          <w:rStyle w:val="NormalTok"/>
+        </w:rPr>
+        <w:t xml:space="preserve">add_filter( </w:t>
+      </w:r>
+      <w:r>
+        <w:rPr>
+          <w:rStyle w:val="StringTok"/>
+        </w:rPr>
+        <w:t xml:space="preserve">'rest_endpoints'</w:t>
+      </w:r>
+      <w:r>
+        <w:rPr>
+          <w:rStyle w:val="OtherTok"/>
+        </w:rPr>
+        <w:t xml:space="preserve">,</w:t>
+      </w:r>
+      <w:r>
+        <w:rPr>
+          <w:rStyle w:val="NormalTok"/>
+        </w:rPr>
+        <w:t xml:space="preserve"> </w:t>
+      </w:r>
+      <w:r>
+        <w:rPr>
+          <w:rStyle w:val="KeywordTok"/>
+        </w:rPr>
+        <w:t xml:space="preserve">function</w:t>
+      </w:r>
+      <w:r>
+        <w:rPr>
+          <w:rStyle w:val="NormalTok"/>
+        </w:rPr>
+        <w:t xml:space="preserve">( </w:t>
+      </w:r>
+      <w:r>
+        <w:rPr>
+          <w:rStyle w:val="VariableTok"/>
+        </w:rPr>
+        <w:t xml:space="preserve">$endpoints</w:t>
+      </w:r>
+      <w:r>
+        <w:rPr>
+          <w:rStyle w:val="NormalTok"/>
+        </w:rPr>
+        <w:t xml:space="preserve"> ) {</w:t>
+      </w:r>
+      <w:r>
+        <w:br/>
+      </w:r>
+      <w:r>
+        <w:rPr>
+          <w:rStyle w:val="NormalTok"/>
+        </w:rPr>
+        <w:t xml:space="preserve">    </w:t>
+      </w:r>
+      <w:r>
+        <w:rPr>
+          <w:rStyle w:val="KeywordTok"/>
+        </w:rPr>
+        <w:t xml:space="preserve">unset</w:t>
+      </w:r>
+      <w:r>
+        <w:rPr>
+          <w:rStyle w:val="NormalTok"/>
+        </w:rPr>
+        <w:t xml:space="preserve">( </w:t>
+      </w:r>
+      <w:r>
+        <w:rPr>
+          <w:rStyle w:val="VariableTok"/>
+        </w:rPr>
+        <w:t xml:space="preserve">$endpoints</w:t>
+      </w:r>
+      <w:r>
+        <w:rPr>
+          <w:rStyle w:val="NormalTok"/>
+        </w:rPr>
+        <w:t xml:space="preserve">[</w:t>
+      </w:r>
+      <w:r>
+        <w:rPr>
+          <w:rStyle w:val="StringTok"/>
+        </w:rPr>
+        <w:t xml:space="preserve">'/wp/v2/users'</w:t>
+      </w:r>
+      <w:r>
+        <w:rPr>
+          <w:rStyle w:val="NormalTok"/>
+        </w:rPr>
+        <w:t xml:space="preserve">] )</w:t>
+      </w:r>
+      <w:r>
+        <w:rPr>
+          <w:rStyle w:val="OtherTok"/>
+        </w:rPr>
+        <w:t xml:space="preserve">;</w:t>
+      </w:r>
+      <w:r>
+        <w:br/>
+      </w:r>
+      <w:r>
+        <w:rPr>
+          <w:rStyle w:val="NormalTok"/>
+        </w:rPr>
+        <w:t xml:space="preserve">    </w:t>
+      </w:r>
+      <w:r>
+        <w:rPr>
+          <w:rStyle w:val="KeywordTok"/>
+        </w:rPr>
+        <w:t xml:space="preserve">unset</w:t>
+      </w:r>
+      <w:r>
+        <w:rPr>
+          <w:rStyle w:val="NormalTok"/>
+        </w:rPr>
+        <w:t xml:space="preserve">( </w:t>
+      </w:r>
+      <w:r>
+        <w:rPr>
+          <w:rStyle w:val="VariableTok"/>
+        </w:rPr>
+        <w:t xml:space="preserve">$endpoints</w:t>
+      </w:r>
+      <w:r>
+        <w:rPr>
+          <w:rStyle w:val="NormalTok"/>
+        </w:rPr>
+        <w:t xml:space="preserve">[</w:t>
+      </w:r>
+      <w:r>
+        <w:rPr>
+          <w:rStyle w:val="StringTok"/>
+        </w:rPr>
+        <w:t xml:space="preserve">'/wp/v2/users/(?P&lt;id&gt;[\d]+)'</w:t>
+      </w:r>
+      <w:r>
+        <w:rPr>
+          <w:rStyle w:val="NormalTok"/>
+        </w:rPr>
+        <w:t xml:space="preserve">] )</w:t>
+      </w:r>
+      <w:r>
+        <w:rPr>
+          <w:rStyle w:val="OtherTok"/>
+        </w:rPr>
+        <w:t xml:space="preserve">;</w:t>
+      </w:r>
+      <w:r>
+        <w:br/>
+      </w:r>
+      <w:r>
+        <w:rPr>
+          <w:rStyle w:val="NormalTok"/>
+        </w:rPr>
+        <w:t xml:space="preserve">    </w:t>
+      </w:r>
+      <w:r>
+        <w:rPr>
+          <w:rStyle w:val="ControlFlowTok"/>
+        </w:rPr>
+        <w:t xml:space="preserve">return</w:t>
+      </w:r>
+      <w:r>
+        <w:rPr>
+          <w:rStyle w:val="NormalTok"/>
+        </w:rPr>
+        <w:t xml:space="preserve"> </w:t>
+      </w:r>
+      <w:r>
+        <w:rPr>
+          <w:rStyle w:val="VariableTok"/>
+        </w:rPr>
+        <w:t xml:space="preserve">$endpoints</w:t>
+      </w:r>
+      <w:r>
+        <w:rPr>
+          <w:rStyle w:val="OtherTok"/>
+        </w:rPr>
+        <w:t xml:space="preserve">;</w:t>
+      </w:r>
+      <w:r>
+        <w:br/>
+      </w:r>
+      <w:r>
+        <w:rPr>
+          <w:rStyle w:val="NormalTok"/>
+        </w:rPr>
+        <w:t xml:space="preserve">} )</w:t>
+      </w:r>
+      <w:r>
+        <w:rPr>
+          <w:rStyle w:val="OtherTok"/>
+        </w:rPr>
+        <w:t xml:space="preserve">;</w:t>
+      </w:r>
+    </w:p>
+    <w:p>
+      <w:pPr>
+        <w:pStyle w:val="FirstParagraph"/>
+      </w:pPr>
+      <w:r>
+        <w:rPr>
+          <w:b/>
+          <w:bCs/>
+        </w:rPr>
+        <w:t xml:space="preserve">Default Value:</w:t>
+      </w:r>
+      <w:r>
+        <w:t xml:space="preserve"> </w:t>
+      </w:r>
+      <w:r>
+        <w:t xml:space="preserve">Public REST endpoints are available by default.</w:t>
+      </w:r>
+    </w:p>
+    <w:p>
+      <w:pPr>
+        <w:pStyle w:val="BodyText"/>
+      </w:pPr>
+      <w:r>
+        <w:rPr>
+          <w:b/>
+          <w:bCs/>
+        </w:rPr>
+        <w:t xml:space="preserve">References:</w:t>
+      </w:r>
+    </w:p>
+    <w:p>
+      <w:pPr>
+        <w:pStyle w:val="Compact"/>
+        <w:numPr>
+          <w:ilvl w:val="0"/>
+          <w:numId w:val="1031"/>
         </w:numPr>
       </w:pPr>
       <w:hyperlink r:id="rId98">
@@ -11245,268 +11036,6 @@
       </w:hyperlink>
     </w:p>
     <w:p>
-      <w:r>
-        <w:pict>
-          <v:rect style="width:0;height:1.5pt" o:hralign="center" o:hrstd="t" o:hr="t"/>
-        </w:pict>
-      </w:r>
-    </w:p>
-    <w:bookmarkEnd w:id="99"/>
-    <w:bookmarkStart w:id="100" w:name="X59230c0b3b749d05c958983888eb2820f08906b"/>
-    <w:p>
-      <w:pPr>
-        <w:pStyle w:val="Heading4"/>
-      </w:pPr>
-      <w:r>
-        <w:t xml:space="preserve">5.7 Ensure a strong password policy is enforced</w:t>
-      </w:r>
-    </w:p>
-    <w:p>
-      <w:pPr>
-        <w:pStyle w:val="FirstParagraph"/>
-      </w:pPr>
-      <w:r>
-        <w:rPr>
-          <w:b/>
-          <w:bCs/>
-        </w:rPr>
-        <w:t xml:space="preserve">Profile Applicability:</w:t>
-      </w:r>
-      <w:r>
-        <w:t xml:space="preserve"> </w:t>
-      </w:r>
-      <w:r>
-        <w:rPr>
-          <w:b/>
-          <w:bCs/>
-        </w:rPr>
-        <w:t xml:space="preserve">Level 1</w:t>
-      </w:r>
-    </w:p>
-    <w:p>
-      <w:pPr>
-        <w:pStyle w:val="BodyText"/>
-      </w:pPr>
-      <w:r>
-        <w:rPr>
-          <w:b/>
-          <w:bCs/>
-        </w:rPr>
-        <w:t xml:space="preserve">Assessment Status:</w:t>
-      </w:r>
-      <w:r>
-        <w:t xml:space="preserve"> </w:t>
-      </w:r>
-      <w:r>
-        <w:t xml:space="preserve">Manual</w:t>
-      </w:r>
-    </w:p>
-    <w:p>
-      <w:pPr>
-        <w:pStyle w:val="BodyText"/>
-      </w:pPr>
-      <w:r>
-        <w:rPr>
-          <w:b/>
-          <w:bCs/>
-        </w:rPr>
-        <w:t xml:space="preserve">Description:</w:t>
-      </w:r>
-      <w:r>
-        <w:t xml:space="preserve"> </w:t>
-      </w:r>
-      <w:r>
-        <w:t xml:space="preserve">Configure WordPress to enforce a strong password policy that follows current OWASP recommendations: minimum length of 12 characters, checking against breached password/dictionary lists, and avoiding arbitrary complexity rules that lead to predictable patterns.</w:t>
-      </w:r>
-    </w:p>
-    <w:p>
-      <w:pPr>
-        <w:pStyle w:val="BodyText"/>
-      </w:pPr>
-      <w:r>
-        <w:rPr>
-          <w:b/>
-          <w:bCs/>
-        </w:rPr>
-        <w:t xml:space="preserve">Rationale:</w:t>
-      </w:r>
-      <w:r>
-        <w:t xml:space="preserve"> </w:t>
-      </w:r>
-      <w:r>
-        <w:t xml:space="preserve">Weak passwords are a primary vector for account takeover. Modern standards (NIST SP 800-63B and OWASP) emphasize length and entropy over complexity (e.g., forcing special characters), and mandate checking against known compromised credentials.</w:t>
-      </w:r>
-    </w:p>
-    <w:p>
-      <w:pPr>
-        <w:pStyle w:val="BodyText"/>
-      </w:pPr>
-      <w:r>
-        <w:rPr>
-          <w:b/>
-          <w:bCs/>
-        </w:rPr>
-        <w:t xml:space="preserve">Impact:</w:t>
-      </w:r>
-      <w:r>
-        <w:t xml:space="preserve"> </w:t>
-      </w:r>
-      <w:r>
-        <w:t xml:space="preserve">Users may need to update existing weak passwords. Requires a plugin for advanced enforcement (e.g., Wordfence, iThemes Security, or Passthrough Authentication).</w:t>
-      </w:r>
-    </w:p>
-    <w:p>
-      <w:pPr>
-        <w:pStyle w:val="BodyText"/>
-      </w:pPr>
-      <w:r>
-        <w:rPr>
-          <w:b/>
-          <w:bCs/>
-        </w:rPr>
-        <w:t xml:space="preserve">Note on Password Hashing:</w:t>
-      </w:r>
-      <w:r>
-        <w:t xml:space="preserve"> </w:t>
-      </w:r>
-      <w:r>
-        <w:t xml:space="preserve">As of WordPress 6.8, user passwords are hashed with bcrypt by default. Argon2id is supported on compatible PHP environments and provides stronger resistance to GPU-accelerated brute-force attacks. For high-security deployments, consider enabling Argon2id via the</w:t>
-      </w:r>
-      <w:r>
-        <w:t xml:space="preserve"> </w:t>
-      </w:r>
-      <w:r>
-        <w:rPr>
-          <w:rStyle w:val="VerbatimChar"/>
-        </w:rPr>
-        <w:t xml:space="preserve">wp_hash_password</w:t>
-      </w:r>
-      <w:r>
-        <w:t xml:space="preserve"> </w:t>
-      </w:r>
-      <w:r>
-        <w:t xml:space="preserve">core filter, typically implemented as a must-use plugin.</w:t>
-      </w:r>
-    </w:p>
-    <w:p>
-      <w:pPr>
-        <w:pStyle w:val="BodyText"/>
-      </w:pPr>
-      <w:r>
-        <w:rPr>
-          <w:b/>
-          <w:bCs/>
-        </w:rPr>
-        <w:t xml:space="preserve">Audit:</w:t>
-      </w:r>
-    </w:p>
-    <w:p>
-      <w:pPr>
-        <w:pStyle w:val="BodyText"/>
-      </w:pPr>
-      <w:r>
-        <w:t xml:space="preserve">This is a manual check. Verify that:</w:t>
-      </w:r>
-      <w:r>
-        <w:t xml:space="preserve"> </w:t>
-      </w:r>
-      <w:r>
-        <w:t xml:space="preserve">1. A password enforcement mechanism is active.</w:t>
-      </w:r>
-      <w:r>
-        <w:t xml:space="preserve"> </w:t>
-      </w:r>
-      <w:r>
-        <w:t xml:space="preserve">2. Test by attempting to set a simple 8-character password; verify it is rejected.</w:t>
-      </w:r>
-      <w:r>
-        <w:t xml:space="preserve"> </w:t>
-      </w:r>
-      <w:r>
-        <w:t xml:space="preserve">3. Verify the policy requires at least 12 characters.</w:t>
-      </w:r>
-    </w:p>
-    <w:p>
-      <w:pPr>
-        <w:pStyle w:val="BodyText"/>
-      </w:pPr>
-      <w:r>
-        <w:rPr>
-          <w:b/>
-          <w:bCs/>
-        </w:rPr>
-        <w:t xml:space="preserve">Remediation:</w:t>
-      </w:r>
-    </w:p>
-    <w:p>
-      <w:pPr>
-        <w:pStyle w:val="BodyText"/>
-      </w:pPr>
-      <w:r>
-        <w:t xml:space="preserve">1. Install a security plugin that supports password policy enforcement.</w:t>
-      </w:r>
-      <w:r>
-        <w:t xml:space="preserve"> </w:t>
-      </w:r>
-      <w:r>
-        <w:t xml:space="preserve">2. Configure the policy to require a minimum of 12 characters.</w:t>
-      </w:r>
-      <w:r>
-        <w:t xml:space="preserve"> </w:t>
-      </w:r>
-      <w:r>
-        <w:t xml:space="preserve">3. Enable</w:t>
-      </w:r>
-      <w:r>
-        <w:t xml:space="preserve"> </w:t>
-      </w:r>
-      <w:r>
-        <w:t xml:space="preserve">“pwned password”</w:t>
-      </w:r>
-      <w:r>
-        <w:t xml:space="preserve"> </w:t>
-      </w:r>
-      <w:r>
-        <w:t xml:space="preserve">checks to block credentials found in previous data breaches.</w:t>
-      </w:r>
-      <w:r>
-        <w:t xml:space="preserve"> </w:t>
-      </w:r>
-      <w:r>
-        <w:t xml:space="preserve">4. Remove legacy requirements for symbols or numbers if they interfere with user-generated passphrases.</w:t>
-      </w:r>
-    </w:p>
-    <w:p>
-      <w:pPr>
-        <w:pStyle w:val="BodyText"/>
-      </w:pPr>
-      <w:r>
-        <w:rPr>
-          <w:b/>
-          <w:bCs/>
-        </w:rPr>
-        <w:t xml:space="preserve">Default Value:</w:t>
-      </w:r>
-      <w:r>
-        <w:t xml:space="preserve"> </w:t>
-      </w:r>
-      <w:r>
-        <w:t xml:space="preserve">WordPress encourages strong passwords but does not strictly enforce a minimum length or check against breached lists by default.</w:t>
-      </w:r>
-    </w:p>
-    <w:p>
-      <w:pPr>
-        <w:pStyle w:val="BodyText"/>
-      </w:pPr>
-      <w:r>
-        <w:rPr>
-          <w:b/>
-          <w:bCs/>
-        </w:rPr>
-        <w:t xml:space="preserve">References:</w:t>
-      </w:r>
-    </w:p>
-    <w:p>
       <w:pPr>
         <w:pStyle w:val="Compact"/>
         <w:numPr>
@@ -11514,7 +11043,303 @@
           <w:numId w:val="1031"/>
         </w:numPr>
       </w:pPr>
-      <w:hyperlink r:id="rId88">
+      <w:hyperlink r:id="rId37">
+        <w:r>
+          <w:rPr>
+            <w:rStyle w:val="Hyperlink"/>
+          </w:rPr>
+          <w:t xml:space="preserve">WordPress REST API FAQ</w:t>
+        </w:r>
+      </w:hyperlink>
+    </w:p>
+    <w:p>
+      <w:pPr>
+        <w:pStyle w:val="Compact"/>
+        <w:numPr>
+          <w:ilvl w:val="0"/>
+          <w:numId w:val="1031"/>
+        </w:numPr>
+      </w:pPr>
+      <w:hyperlink r:id="rId95">
+        <w:r>
+          <w:rPr>
+            <w:rStyle w:val="Hyperlink"/>
+          </w:rPr>
+          <w:t xml:space="preserve">WordPress REST API Users Endpoint</w:t>
+        </w:r>
+      </w:hyperlink>
+    </w:p>
+    <w:p>
+      <w:r>
+        <w:pict>
+          <v:rect style="width:0;height:1.5pt" o:hralign="center" o:hrstd="t" o:hr="t"/>
+        </w:pict>
+      </w:r>
+    </w:p>
+    <w:bookmarkEnd w:id="99"/>
+    <w:bookmarkStart w:id="100" w:name="X59230c0b3b749d05c958983888eb2820f08906b"/>
+    <w:p>
+      <w:pPr>
+        <w:pStyle w:val="Heading4"/>
+      </w:pPr>
+      <w:r>
+        <w:t xml:space="preserve">5.7 Ensure a strong password policy is enforced</w:t>
+      </w:r>
+    </w:p>
+    <w:p>
+      <w:pPr>
+        <w:pStyle w:val="FirstParagraph"/>
+      </w:pPr>
+      <w:r>
+        <w:rPr>
+          <w:b/>
+          <w:bCs/>
+        </w:rPr>
+        <w:t xml:space="preserve">Profile Applicability:</w:t>
+      </w:r>
+      <w:r>
+        <w:t xml:space="preserve"> </w:t>
+      </w:r>
+      <w:r>
+        <w:rPr>
+          <w:b/>
+          <w:bCs/>
+        </w:rPr>
+        <w:t xml:space="preserve">Level 1</w:t>
+      </w:r>
+    </w:p>
+    <w:p>
+      <w:pPr>
+        <w:pStyle w:val="BodyText"/>
+      </w:pPr>
+      <w:r>
+        <w:rPr>
+          <w:b/>
+          <w:bCs/>
+        </w:rPr>
+        <w:t xml:space="preserve">Assessment Status:</w:t>
+      </w:r>
+      <w:r>
+        <w:t xml:space="preserve"> </w:t>
+      </w:r>
+      <w:r>
+        <w:t xml:space="preserve">Manual</w:t>
+      </w:r>
+    </w:p>
+    <w:p>
+      <w:pPr>
+        <w:pStyle w:val="BodyText"/>
+      </w:pPr>
+      <w:r>
+        <w:rPr>
+          <w:b/>
+          <w:bCs/>
+        </w:rPr>
+        <w:t xml:space="preserve">Description:</w:t>
+      </w:r>
+      <w:r>
+        <w:t xml:space="preserve"> </w:t>
+      </w:r>
+      <w:r>
+        <w:t xml:space="preserve">Configure WordPress to enforce a strong password policy that follows current OWASP recommendations: minimum length of 12 characters, checking against breached password/dictionary lists, and avoiding arbitrary complexity rules that lead to predictable patterns.</w:t>
+      </w:r>
+    </w:p>
+    <w:p>
+      <w:pPr>
+        <w:pStyle w:val="BodyText"/>
+      </w:pPr>
+      <w:r>
+        <w:rPr>
+          <w:b/>
+          <w:bCs/>
+        </w:rPr>
+        <w:t xml:space="preserve">Rationale:</w:t>
+      </w:r>
+      <w:r>
+        <w:t xml:space="preserve"> </w:t>
+      </w:r>
+      <w:r>
+        <w:t xml:space="preserve">Weak passwords are a primary vector for account takeover. Modern standards (NIST SP 800-63B and OWASP) emphasize length and entropy over complexity (e.g., forcing special characters), and mandate checking against known compromised credentials.</w:t>
+      </w:r>
+    </w:p>
+    <w:p>
+      <w:pPr>
+        <w:pStyle w:val="BodyText"/>
+      </w:pPr>
+      <w:r>
+        <w:rPr>
+          <w:b/>
+          <w:bCs/>
+        </w:rPr>
+        <w:t xml:space="preserve">Impact:</w:t>
+      </w:r>
+      <w:r>
+        <w:t xml:space="preserve"> </w:t>
+      </w:r>
+      <w:r>
+        <w:t xml:space="preserve">Users may need to update existing weak passwords. Requires a plugin for advanced enforcement (e.g., Wordfence, iThemes Security, or Passthrough Authentication).</w:t>
+      </w:r>
+    </w:p>
+    <w:p>
+      <w:pPr>
+        <w:pStyle w:val="BodyText"/>
+      </w:pPr>
+      <w:r>
+        <w:rPr>
+          <w:b/>
+          <w:bCs/>
+        </w:rPr>
+        <w:t xml:space="preserve">Note on Password Hashing:</w:t>
+      </w:r>
+      <w:r>
+        <w:t xml:space="preserve"> </w:t>
+      </w:r>
+      <w:r>
+        <w:t xml:space="preserve">As of WordPress 6.8, user passwords are hashed with bcrypt by default. Argon2id is supported on compatible PHP environments and provides stronger resistance to GPU-accelerated brute-force attacks. For high-security deployments, consider enabling Argon2id via the</w:t>
+      </w:r>
+      <w:r>
+        <w:t xml:space="preserve"> </w:t>
+      </w:r>
+      <w:r>
+        <w:rPr>
+          <w:rStyle w:val="VerbatimChar"/>
+        </w:rPr>
+        <w:t xml:space="preserve">wp_hash_password_algorithm</w:t>
+      </w:r>
+      <w:r>
+        <w:t xml:space="preserve"> </w:t>
+      </w:r>
+      <w:r>
+        <w:t xml:space="preserve">filter, typically implemented as a must-use plugin.</w:t>
+      </w:r>
+    </w:p>
+    <w:p>
+      <w:pPr>
+        <w:pStyle w:val="BodyText"/>
+      </w:pPr>
+      <w:r>
+        <w:rPr>
+          <w:b/>
+          <w:bCs/>
+        </w:rPr>
+        <w:t xml:space="preserve">Audit:</w:t>
+      </w:r>
+    </w:p>
+    <w:p>
+      <w:pPr>
+        <w:pStyle w:val="BodyText"/>
+      </w:pPr>
+      <w:r>
+        <w:t xml:space="preserve">This is a manual check. Verify that:</w:t>
+      </w:r>
+      <w:r>
+        <w:t xml:space="preserve"> </w:t>
+      </w:r>
+      <w:r>
+        <w:t xml:space="preserve">1. A password enforcement mechanism is active.</w:t>
+      </w:r>
+      <w:r>
+        <w:t xml:space="preserve"> </w:t>
+      </w:r>
+      <w:r>
+        <w:t xml:space="preserve">2. Test by attempting to set a simple 8-character password; verify it is rejected.</w:t>
+      </w:r>
+      <w:r>
+        <w:t xml:space="preserve"> </w:t>
+      </w:r>
+      <w:r>
+        <w:t xml:space="preserve">3. Verify the policy requires at least 12 characters.</w:t>
+      </w:r>
+    </w:p>
+    <w:p>
+      <w:pPr>
+        <w:pStyle w:val="BodyText"/>
+      </w:pPr>
+      <w:r>
+        <w:rPr>
+          <w:b/>
+          <w:bCs/>
+        </w:rPr>
+        <w:t xml:space="preserve">Remediation:</w:t>
+      </w:r>
+    </w:p>
+    <w:p>
+      <w:pPr>
+        <w:pStyle w:val="BodyText"/>
+      </w:pPr>
+      <w:r>
+        <w:t xml:space="preserve">1. Install a security plugin that supports password policy enforcement.</w:t>
+      </w:r>
+      <w:r>
+        <w:t xml:space="preserve"> </w:t>
+      </w:r>
+      <w:r>
+        <w:t xml:space="preserve">2. Configure the policy to require a minimum of 12 characters.</w:t>
+      </w:r>
+      <w:r>
+        <w:t xml:space="preserve"> </w:t>
+      </w:r>
+      <w:r>
+        <w:t xml:space="preserve">3. Enable</w:t>
+      </w:r>
+      <w:r>
+        <w:t xml:space="preserve"> </w:t>
+      </w:r>
+      <w:r>
+        <w:t xml:space="preserve">“pwned password”</w:t>
+      </w:r>
+      <w:r>
+        <w:t xml:space="preserve"> </w:t>
+      </w:r>
+      <w:r>
+        <w:t xml:space="preserve">checks to block credentials found in previous data breaches.</w:t>
+      </w:r>
+      <w:r>
+        <w:t xml:space="preserve"> </w:t>
+      </w:r>
+      <w:r>
+        <w:t xml:space="preserve">4. Remove legacy requirements for symbols or numbers if they interfere with user-generated passphrases.</w:t>
+      </w:r>
+    </w:p>
+    <w:p>
+      <w:pPr>
+        <w:pStyle w:val="BodyText"/>
+      </w:pPr>
+      <w:r>
+        <w:rPr>
+          <w:b/>
+          <w:bCs/>
+        </w:rPr>
+        <w:t xml:space="preserve">Default Value:</w:t>
+      </w:r>
+      <w:r>
+        <w:t xml:space="preserve"> </w:t>
+      </w:r>
+      <w:r>
+        <w:t xml:space="preserve">WordPress encourages strong passwords but does not strictly enforce a minimum length or check against breached lists by default.</w:t>
+      </w:r>
+    </w:p>
+    <w:p>
+      <w:pPr>
+        <w:pStyle w:val="BodyText"/>
+      </w:pPr>
+      <w:r>
+        <w:rPr>
+          <w:b/>
+          <w:bCs/>
+        </w:rPr>
+        <w:t xml:space="preserve">References:</w:t>
+      </w:r>
+    </w:p>
+    <w:p>
+      <w:pPr>
+        <w:pStyle w:val="Compact"/>
+        <w:numPr>
+          <w:ilvl w:val="0"/>
+          <w:numId w:val="1032"/>
+        </w:numPr>
+      </w:pPr>
+      <w:hyperlink r:id="rId89">
         <w:r>
           <w:rPr>
             <w:rStyle w:val="Hyperlink"/>
@@ -11528,10 +11353,10 @@
         <w:pStyle w:val="Compact"/>
         <w:numPr>
           <w:ilvl w:val="0"/>
-          <w:numId w:val="1031"/>
+          <w:numId w:val="1032"/>
         </w:numPr>
       </w:pPr>
-      <w:hyperlink r:id="rId80">
+      <w:hyperlink r:id="rId81">
         <w:r>
           <w:rPr>
             <w:rStyle w:val="Hyperlink"/>
@@ -12220,10 +12045,10 @@
         <w:pStyle w:val="Compact"/>
         <w:numPr>
           <w:ilvl w:val="0"/>
-          <w:numId w:val="1032"/>
+          <w:numId w:val="1033"/>
         </w:numPr>
       </w:pPr>
-      <w:hyperlink r:id="rId86">
+      <w:hyperlink r:id="rId87">
         <w:r>
           <w:rPr>
             <w:rStyle w:val="Hyperlink"/>
@@ -12237,7 +12062,7 @@
         <w:pStyle w:val="Compact"/>
         <w:numPr>
           <w:ilvl w:val="0"/>
-          <w:numId w:val="1032"/>
+          <w:numId w:val="1033"/>
         </w:numPr>
       </w:pPr>
       <w:hyperlink r:id="rId101">
@@ -12266,7 +12091,7 @@
         <w:pStyle w:val="Compact"/>
         <w:numPr>
           <w:ilvl w:val="0"/>
-          <w:numId w:val="1032"/>
+          <w:numId w:val="1033"/>
         </w:numPr>
       </w:pPr>
       <w:hyperlink r:id="rId102">
@@ -12316,13 +12141,13 @@
         <w:t xml:space="preserve">This section covers file ownership and permission settings for the WordPress installation.</w:t>
       </w:r>
     </w:p>
-    <w:bookmarkStart w:id="106" w:name="Xbff2c86d764577a0a75b61960891e6d4384f30b"/>
+    <w:bookmarkStart w:id="106" w:name="X537a10d2bc9a031749d2d4395c48512c2fcd257"/>
     <w:p>
       <w:pPr>
         <w:pStyle w:val="Heading4"/>
       </w:pPr>
       <w:r>
-        <w:t xml:space="preserve">6.1 Ensure WordPress files are owned by a non-web-server user</w:t>
+        <w:t xml:space="preserve">6.1 Ensure file ownership model is documented and least-privilege</w:t>
       </w:r>
     </w:p>
     <w:p>
@@ -12344,7 +12169,7 @@
           <w:b/>
           <w:bCs/>
         </w:rPr>
-        <w:t xml:space="preserve">Level 1</w:t>
+        <w:t xml:space="preserve">Level 2</w:t>
       </w:r>
     </w:p>
     <w:p>
@@ -12380,25 +12205,19 @@
         <w:t xml:space="preserve"> </w:t>
       </w:r>
       <w:r>
-        <w:t xml:space="preserve">WordPress files should be owned by a system user account, not the web server process user (www-data, nginx, apache). The web server should have read access only, with write access limited to specific directories (uploads, cache).</w:t>
-      </w:r>
-    </w:p>
-    <w:p>
-      <w:pPr>
-        <w:pStyle w:val="BodyText"/>
-      </w:pPr>
-      <w:r>
-        <w:rPr>
-          <w:b/>
-          <w:bCs/>
-        </w:rPr>
-        <w:t xml:space="preserve">Note:</w:t>
-      </w:r>
-      <w:r>
-        <w:t xml:space="preserve"> </w:t>
-      </w:r>
-      <w:r>
-        <w:t xml:space="preserve">WordPress’s official documentation recommends 755 for directories and 644 for files as the standard baseline. This benchmark recommends the more restrictive 750/640 (removing world-read permissions) for production environments where no public processes outside the web server group require direct file system access. Either approach is acceptable; choose 755/644 if shared hosting or third-party tools require world-read, and 750/640 for tighter control.</w:t>
+        <w:t xml:space="preserve">Document and enforce one least-privilege ownership model per environment. Dedicated/self-managed hosts should prefer a non-web-server file owner (for example,</w:t>
+      </w:r>
+      <w:r>
+        <w:t xml:space="preserve"> </w:t>
+      </w:r>
+      <w:r>
+        <w:rPr>
+          <w:rStyle w:val="VerbatimChar"/>
+        </w:rPr>
+        <w:t xml:space="preserve">wp_user:www-data</w:t>
+      </w:r>
+      <w:r>
+        <w:t xml:space="preserve">). Shared/managed environments may use web-server ownership only with explicit compensating controls.</w:t>
       </w:r>
     </w:p>
     <w:p>
@@ -12416,7 +12235,7 @@
         <w:t xml:space="preserve"> </w:t>
       </w:r>
       <w:r>
-        <w:t xml:space="preserve">If the web server process is compromised, file ownership by a separate user prevents the attacker from modifying WordPress core, plugin, or theme files.</w:t>
+        <w:t xml:space="preserve">Ownership strategy is environment-dependent. A non-web-server owner can reduce post-compromise file tampering risk, but some platforms constrain ownership. Security outcomes depend on the full control set (permissions, deployment model, update path), not ownership alone.</w:t>
       </w:r>
     </w:p>
     <w:p>
@@ -12434,7 +12253,7 @@
         <w:t xml:space="preserve"> </w:t>
       </w:r>
       <w:r>
-        <w:t xml:space="preserve">WordPress auto-updates and plugin installations via the Dashboard require write access to the file system. With DISALLOW_FILE_MODS enabled (see 4.1), this is not needed.</w:t>
+        <w:t xml:space="preserve">Teams must choose and document a supported model. Changing ownership on an existing deployment can break updates, plugin installs, and backup tooling if not tested.</w:t>
       </w:r>
     </w:p>
     <w:p>
@@ -12447,161 +12266,6 @@
           <w:bCs/>
         </w:rPr>
         <w:t xml:space="preserve">Audit:</w:t>
-      </w:r>
-    </w:p>
-    <w:p>
-      <w:pPr>
-        <w:pStyle w:val="SourceCode"/>
-      </w:pPr>
-      <w:r>
-        <w:rPr>
-          <w:rStyle w:val="VerbatimChar"/>
-        </w:rPr>
-        <w:t xml:space="preserve">$ stat -c '%U:%G' /path/to/wordpress/wp-config.php</w:t>
-      </w:r>
-    </w:p>
-    <w:p>
-      <w:pPr>
-        <w:pStyle w:val="SourceCode"/>
-      </w:pPr>
-      <w:r>
-        <w:rPr>
-          <w:rStyle w:val="VerbatimChar"/>
-        </w:rPr>
-        <w:t xml:space="preserve">$ stat -c '%U:%G' /path/to/wordpress/wp-includes/version.php</w:t>
-      </w:r>
-    </w:p>
-    <w:p>
-      <w:pPr>
-        <w:pStyle w:val="FirstParagraph"/>
-      </w:pPr>
-      <w:r>
-        <w:t xml:space="preserve">Verify files are not owned by www-data, nginx, or apache.</w:t>
-      </w:r>
-    </w:p>
-    <w:p>
-      <w:pPr>
-        <w:pStyle w:val="BodyText"/>
-      </w:pPr>
-      <w:r>
-        <w:rPr>
-          <w:b/>
-          <w:bCs/>
-        </w:rPr>
-        <w:t xml:space="preserve">Remediation:</w:t>
-      </w:r>
-    </w:p>
-    <w:p>
-      <w:pPr>
-        <w:pStyle w:val="SourceCode"/>
-      </w:pPr>
-      <w:r>
-        <w:rPr>
-          <w:rStyle w:val="VerbatimChar"/>
-        </w:rPr>
-        <w:t xml:space="preserve">sudo chown -R wp_user:www-data /path/to/wordpress/</w:t>
-      </w:r>
-    </w:p>
-    <w:p>
-      <w:pPr>
-        <w:pStyle w:val="SourceCode"/>
-      </w:pPr>
-      <w:r>
-        <w:rPr>
-          <w:rStyle w:val="VerbatimChar"/>
-        </w:rPr>
-        <w:t xml:space="preserve">sudo find /path/to/wordpress/ -type d -exec chmod 750 {} \;</w:t>
-      </w:r>
-    </w:p>
-    <w:p>
-      <w:pPr>
-        <w:pStyle w:val="SourceCode"/>
-      </w:pPr>
-      <w:r>
-        <w:rPr>
-          <w:rStyle w:val="VerbatimChar"/>
-        </w:rPr>
-        <w:t xml:space="preserve">sudo find /path/to/wordpress/ -type f -exec chmod 640 {} \;</w:t>
-      </w:r>
-    </w:p>
-    <w:p>
-      <w:pPr>
-        <w:pStyle w:val="SourceCode"/>
-      </w:pPr>
-      <w:r>
-        <w:rPr>
-          <w:rStyle w:val="VerbatimChar"/>
-        </w:rPr>
-        <w:t xml:space="preserve"># Set wp-config.php to read-only (see 6.2 for details)</w:t>
-      </w:r>
-      <w:r>
-        <w:br/>
-      </w:r>
-      <w:r>
-        <w:rPr>
-          <w:rStyle w:val="VerbatimChar"/>
-        </w:rPr>
-        <w:t xml:space="preserve">sudo chmod 400 /path/to/wordpress/wp-config.php</w:t>
-      </w:r>
-      <w:r>
-        <w:br/>
-      </w:r>
-      <w:r>
-        <w:br/>
-      </w:r>
-      <w:r>
-        <w:rPr>
-          <w:rStyle w:val="VerbatimChar"/>
-        </w:rPr>
-        <w:t xml:space="preserve"># Allow web server to write to uploads (if needed)</w:t>
-      </w:r>
-      <w:r>
-        <w:br/>
-      </w:r>
-      <w:r>
-        <w:rPr>
-          <w:rStyle w:val="VerbatimChar"/>
-        </w:rPr>
-        <w:t xml:space="preserve">sudo find /path/to/wordpress/wp-content/uploads -type d -exec chmod 775 {} \;</w:t>
-      </w:r>
-      <w:r>
-        <w:br/>
-      </w:r>
-      <w:r>
-        <w:rPr>
-          <w:rStyle w:val="VerbatimChar"/>
-        </w:rPr>
-        <w:t xml:space="preserve">sudo find /path/to/wordpress/wp-content/uploads -type f -exec chmod 664 {} \;</w:t>
-      </w:r>
-    </w:p>
-    <w:p>
-      <w:pPr>
-        <w:pStyle w:val="FirstParagraph"/>
-      </w:pPr>
-      <w:r>
-        <w:rPr>
-          <w:b/>
-          <w:bCs/>
-        </w:rPr>
-        <w:t xml:space="preserve">Default Value:</w:t>
-      </w:r>
-      <w:r>
-        <w:t xml:space="preserve"> </w:t>
-      </w:r>
-      <w:r>
-        <w:t xml:space="preserve">Ownership depends on installation method. Many guides set www-data as owner.</w:t>
-      </w:r>
-    </w:p>
-    <w:p>
-      <w:pPr>
-        <w:pStyle w:val="BodyText"/>
-      </w:pPr>
-      <w:r>
-        <w:rPr>
-          <w:b/>
-          <w:bCs/>
-        </w:rPr>
-        <w:t xml:space="preserve">References:</w:t>
       </w:r>
     </w:p>
     <w:p>
@@ -12609,7 +12273,255 @@
         <w:pStyle w:val="Compact"/>
         <w:numPr>
           <w:ilvl w:val="0"/>
-          <w:numId w:val="1033"/>
+          <w:numId w:val="1034"/>
+        </w:numPr>
+      </w:pPr>
+      <w:r>
+        <w:t xml:space="preserve">Verify a documented ownership model exists for each environment (production/staging/dev).</w:t>
+      </w:r>
+    </w:p>
+    <w:p>
+      <w:pPr>
+        <w:pStyle w:val="Compact"/>
+        <w:numPr>
+          <w:ilvl w:val="0"/>
+          <w:numId w:val="1034"/>
+        </w:numPr>
+      </w:pPr>
+      <w:r>
+        <w:t xml:space="preserve">Verify on-host ownership matches the documented model.</w:t>
+      </w:r>
+    </w:p>
+    <w:p>
+      <w:pPr>
+        <w:pStyle w:val="Compact"/>
+        <w:numPr>
+          <w:ilvl w:val="0"/>
+          <w:numId w:val="1034"/>
+        </w:numPr>
+      </w:pPr>
+      <w:r>
+        <w:t xml:space="preserve">Verify compensating controls are present when web-server ownership is used.</w:t>
+      </w:r>
+    </w:p>
+    <w:p>
+      <w:pPr>
+        <w:pStyle w:val="FirstParagraph"/>
+      </w:pPr>
+      <w:r>
+        <w:t xml:space="preserve">Example ownership checks:</w:t>
+      </w:r>
+    </w:p>
+    <w:p>
+      <w:pPr>
+        <w:pStyle w:val="SourceCode"/>
+      </w:pPr>
+      <w:r>
+        <w:rPr>
+          <w:rStyle w:val="VerbatimChar"/>
+        </w:rPr>
+        <w:t xml:space="preserve">$ stat -c '%U:%G' /path/to/wordpress/wp-config.php</w:t>
+      </w:r>
+    </w:p>
+    <w:p>
+      <w:pPr>
+        <w:pStyle w:val="SourceCode"/>
+      </w:pPr>
+      <w:r>
+        <w:rPr>
+          <w:rStyle w:val="VerbatimChar"/>
+        </w:rPr>
+        <w:t xml:space="preserve">$ stat -c '%U:%G' /path/to/wordpress/wp-includes/version.php</w:t>
+      </w:r>
+    </w:p>
+    <w:p>
+      <w:pPr>
+        <w:pStyle w:val="FirstParagraph"/>
+      </w:pPr>
+      <w:r>
+        <w:rPr>
+          <w:b/>
+          <w:bCs/>
+        </w:rPr>
+        <w:t xml:space="preserve">Remediation:</w:t>
+      </w:r>
+    </w:p>
+    <w:p>
+      <w:pPr>
+        <w:pStyle w:val="BodyText"/>
+      </w:pPr>
+      <w:r>
+        <w:rPr>
+          <w:b/>
+          <w:bCs/>
+        </w:rPr>
+        <w:t xml:space="preserve">Model A (preferred on dedicated/self-managed hosts):</w:t>
+      </w:r>
+    </w:p>
+    <w:p>
+      <w:pPr>
+        <w:pStyle w:val="SourceCode"/>
+      </w:pPr>
+      <w:r>
+        <w:rPr>
+          <w:rStyle w:val="VerbatimChar"/>
+        </w:rPr>
+        <w:t xml:space="preserve">sudo chown -R wp_user:www-data /path/to/wordpress/</w:t>
+      </w:r>
+      <w:r>
+        <w:br/>
+      </w:r>
+      <w:r>
+        <w:rPr>
+          <w:rStyle w:val="VerbatimChar"/>
+        </w:rPr>
+        <w:t xml:space="preserve">sudo find /path/to/wordpress/ -type d -exec chmod 750 {} \;</w:t>
+      </w:r>
+      <w:r>
+        <w:br/>
+      </w:r>
+      <w:r>
+        <w:rPr>
+          <w:rStyle w:val="VerbatimChar"/>
+        </w:rPr>
+        <w:t xml:space="preserve">sudo find /path/to/wordpress/ -type f -exec chmod 640 {} \;</w:t>
+      </w:r>
+      <w:r>
+        <w:br/>
+      </w:r>
+      <w:r>
+        <w:rPr>
+          <w:rStyle w:val="VerbatimChar"/>
+        </w:rPr>
+        <w:t xml:space="preserve">sudo chmod 400 /path/to/wordpress/wp-config.php</w:t>
+      </w:r>
+    </w:p>
+    <w:p>
+      <w:pPr>
+        <w:pStyle w:val="FirstParagraph"/>
+      </w:pPr>
+      <w:r>
+        <w:rPr>
+          <w:b/>
+          <w:bCs/>
+        </w:rPr>
+        <w:t xml:space="preserve">Model B (shared/managed hosting constraints):</w:t>
+      </w:r>
+    </w:p>
+    <w:p>
+      <w:pPr>
+        <w:pStyle w:val="Compact"/>
+        <w:numPr>
+          <w:ilvl w:val="0"/>
+          <w:numId w:val="1035"/>
+        </w:numPr>
+      </w:pPr>
+      <w:r>
+        <w:t xml:space="preserve">Keep provider-required ownership model.</w:t>
+      </w:r>
+    </w:p>
+    <w:p>
+      <w:pPr>
+        <w:pStyle w:val="Compact"/>
+        <w:numPr>
+          <w:ilvl w:val="0"/>
+          <w:numId w:val="1035"/>
+        </w:numPr>
+      </w:pPr>
+      <w:r>
+        <w:t xml:space="preserve">Enforce baseline permissions (755/644 or stricter where supported).</w:t>
+      </w:r>
+    </w:p>
+    <w:p>
+      <w:pPr>
+        <w:pStyle w:val="Compact"/>
+        <w:numPr>
+          <w:ilvl w:val="0"/>
+          <w:numId w:val="1035"/>
+        </w:numPr>
+      </w:pPr>
+      <w:r>
+        <w:t xml:space="preserve">Set</w:t>
+      </w:r>
+      <w:r>
+        <w:t xml:space="preserve"> </w:t>
+      </w:r>
+      <w:r>
+        <w:rPr>
+          <w:rStyle w:val="VerbatimChar"/>
+        </w:rPr>
+        <w:t xml:space="preserve">DISALLOW_FILE_EDIT</w:t>
+      </w:r>
+      <w:r>
+        <w:t xml:space="preserve"> </w:t>
+      </w:r>
+      <w:r>
+        <w:t xml:space="preserve">as baseline.</w:t>
+      </w:r>
+    </w:p>
+    <w:p>
+      <w:pPr>
+        <w:pStyle w:val="Compact"/>
+        <w:numPr>
+          <w:ilvl w:val="0"/>
+          <w:numId w:val="1035"/>
+        </w:numPr>
+      </w:pPr>
+      <w:r>
+        <w:t xml:space="preserve">If feasible, enable</w:t>
+      </w:r>
+      <w:r>
+        <w:t xml:space="preserve"> </w:t>
+      </w:r>
+      <w:r>
+        <w:rPr>
+          <w:rStyle w:val="VerbatimChar"/>
+        </w:rPr>
+        <w:t xml:space="preserve">DISALLOW_FILE_MODS</w:t>
+      </w:r>
+      <w:r>
+        <w:t xml:space="preserve"> </w:t>
+      </w:r>
+      <w:r>
+        <w:t xml:space="preserve">with an external update pipeline.</w:t>
+      </w:r>
+    </w:p>
+    <w:p>
+      <w:pPr>
+        <w:pStyle w:val="FirstParagraph"/>
+      </w:pPr>
+      <w:r>
+        <w:rPr>
+          <w:b/>
+          <w:bCs/>
+        </w:rPr>
+        <w:t xml:space="preserve">Default Value:</w:t>
+      </w:r>
+      <w:r>
+        <w:t xml:space="preserve"> </w:t>
+      </w:r>
+      <w:r>
+        <w:t xml:space="preserve">Ownership model depends on host provisioning and control panel behavior.</w:t>
+      </w:r>
+    </w:p>
+    <w:p>
+      <w:pPr>
+        <w:pStyle w:val="BodyText"/>
+      </w:pPr>
+      <w:r>
+        <w:rPr>
+          <w:b/>
+          <w:bCs/>
+        </w:rPr>
+        <w:t xml:space="preserve">References:</w:t>
+      </w:r>
+    </w:p>
+    <w:p>
+      <w:pPr>
+        <w:pStyle w:val="Compact"/>
+        <w:numPr>
+          <w:ilvl w:val="0"/>
+          <w:numId w:val="1036"/>
         </w:numPr>
       </w:pPr>
       <w:hyperlink r:id="rId33">
@@ -12626,7 +12538,7 @@
         <w:pStyle w:val="Compact"/>
         <w:numPr>
           <w:ilvl w:val="0"/>
-          <w:numId w:val="1033"/>
+          <w:numId w:val="1036"/>
         </w:numPr>
       </w:pPr>
       <w:hyperlink r:id="rId105">
@@ -12742,7 +12654,7 @@
         <w:pStyle w:val="Compact"/>
         <w:numPr>
           <w:ilvl w:val="0"/>
-          <w:numId w:val="1034"/>
+          <w:numId w:val="1037"/>
         </w:numPr>
       </w:pPr>
       <w:r>
@@ -12756,22 +12668,7 @@
         <w:t xml:space="preserve"> </w:t>
       </w:r>
       <w:r>
-        <w:t xml:space="preserve">is the preferred setting for production systems where</w:t>
-      </w:r>
-      <w:r>
-        <w:t xml:space="preserve"> </w:t>
-      </w:r>
-      <w:r>
-        <w:rPr>
-          <w:rStyle w:val="VerbatimChar"/>
-        </w:rPr>
-        <w:t xml:space="preserve">DISALLOW_FILE_MODS</w:t>
-      </w:r>
-      <w:r>
-        <w:t xml:space="preserve"> </w:t>
-      </w:r>
-      <w:r>
-        <w:t xml:space="preserve">is set and no deployment automation writes to the file.</w:t>
+        <w:t xml:space="preserve">is preferred when configuration is managed by deployment automation and no runtime process needs write access.</w:t>
       </w:r>
     </w:p>
     <w:p>
@@ -12779,7 +12676,7 @@
         <w:pStyle w:val="Compact"/>
         <w:numPr>
           <w:ilvl w:val="0"/>
-          <w:numId w:val="1034"/>
+          <w:numId w:val="1037"/>
         </w:numPr>
       </w:pPr>
       <w:r>
@@ -12801,7 +12698,7 @@
         <w:pStyle w:val="Compact"/>
         <w:numPr>
           <w:ilvl w:val="0"/>
-          <w:numId w:val="1034"/>
+          <w:numId w:val="1037"/>
         </w:numPr>
       </w:pPr>
       <w:r>
@@ -12978,7 +12875,7 @@
         <w:pStyle w:val="Compact"/>
         <w:numPr>
           <w:ilvl w:val="0"/>
-          <w:numId w:val="1035"/>
+          <w:numId w:val="1038"/>
         </w:numPr>
       </w:pPr>
       <w:hyperlink r:id="rId105">
@@ -12995,7 +12892,7 @@
         <w:pStyle w:val="Compact"/>
         <w:numPr>
           <w:ilvl w:val="0"/>
-          <w:numId w:val="1035"/>
+          <w:numId w:val="1038"/>
         </w:numPr>
       </w:pPr>
       <w:hyperlink r:id="rId33">
@@ -13142,7 +13039,7 @@
         <w:t xml:space="preserve"> </w:t>
       </w:r>
       <w:r>
-        <w:t xml:space="preserve">above the document root prevents direct HTTP access to the file entirely, even if a web server misconfiguration exposes PHP source code. This provides defense-in-depth beyond file permissions alone.</w:t>
+        <w:t xml:space="preserve">above the document root can provide defense in depth by reducing direct web exposure. However, WordPress documentation also notes this is debated and can backfire if web-root boundaries are misconfigured.</w:t>
       </w:r>
     </w:p>
     <w:p>
@@ -13360,7 +13257,7 @@
         <w:pStyle w:val="Compact"/>
         <w:numPr>
           <w:ilvl w:val="0"/>
-          <w:numId w:val="1036"/>
+          <w:numId w:val="1039"/>
         </w:numPr>
       </w:pPr>
       <w:hyperlink r:id="rId59">
@@ -13401,7 +13298,7 @@
         <w:pStyle w:val="Compact"/>
         <w:numPr>
           <w:ilvl w:val="0"/>
-          <w:numId w:val="1036"/>
+          <w:numId w:val="1039"/>
         </w:numPr>
       </w:pPr>
       <w:hyperlink r:id="rId33">
@@ -13653,7 +13550,7 @@
         <w:pStyle w:val="Compact"/>
         <w:numPr>
           <w:ilvl w:val="0"/>
-          <w:numId w:val="1037"/>
+          <w:numId w:val="1040"/>
         </w:numPr>
       </w:pPr>
       <w:hyperlink r:id="rId110">
@@ -13670,7 +13567,7 @@
         <w:pStyle w:val="Compact"/>
         <w:numPr>
           <w:ilvl w:val="0"/>
-          <w:numId w:val="1037"/>
+          <w:numId w:val="1040"/>
         </w:numPr>
       </w:pPr>
       <w:hyperlink r:id="rId111">
@@ -13699,7 +13596,7 @@
         <w:pStyle w:val="Compact"/>
         <w:numPr>
           <w:ilvl w:val="0"/>
-          <w:numId w:val="1037"/>
+          <w:numId w:val="1040"/>
         </w:numPr>
       </w:pPr>
       <w:hyperlink r:id="rId112">
@@ -14001,7 +13898,7 @@
         <w:pStyle w:val="Compact"/>
         <w:numPr>
           <w:ilvl w:val="0"/>
-          <w:numId w:val="1038"/>
+          <w:numId w:val="1041"/>
         </w:numPr>
       </w:pPr>
       <w:hyperlink r:id="rId114">
@@ -14191,7 +14088,7 @@
         <w:pStyle w:val="Compact"/>
         <w:numPr>
           <w:ilvl w:val="0"/>
-          <w:numId w:val="1039"/>
+          <w:numId w:val="1042"/>
         </w:numPr>
       </w:pPr>
       <w:r>
@@ -14203,7 +14100,7 @@
         <w:pStyle w:val="Compact"/>
         <w:numPr>
           <w:ilvl w:val="1"/>
-          <w:numId w:val="1040"/>
+          <w:numId w:val="1043"/>
         </w:numPr>
       </w:pPr>
       <w:r>
@@ -14225,7 +14122,7 @@
         <w:pStyle w:val="Compact"/>
         <w:numPr>
           <w:ilvl w:val="1"/>
-          <w:numId w:val="1040"/>
+          <w:numId w:val="1043"/>
         </w:numPr>
       </w:pPr>
       <w:r>
@@ -14247,7 +14144,7 @@
         <w:pStyle w:val="Compact"/>
         <w:numPr>
           <w:ilvl w:val="0"/>
-          <w:numId w:val="1039"/>
+          <w:numId w:val="1042"/>
         </w:numPr>
       </w:pPr>
       <w:r>
@@ -14259,7 +14156,7 @@
         <w:pStyle w:val="Compact"/>
         <w:numPr>
           <w:ilvl w:val="0"/>
-          <w:numId w:val="1039"/>
+          <w:numId w:val="1042"/>
         </w:numPr>
       </w:pPr>
       <w:r>
@@ -14286,7 +14183,7 @@
         <w:pStyle w:val="Compact"/>
         <w:numPr>
           <w:ilvl w:val="0"/>
-          <w:numId w:val="1039"/>
+          <w:numId w:val="1042"/>
         </w:numPr>
       </w:pPr>
       <w:r>
@@ -14328,7 +14225,7 @@
         <w:pStyle w:val="Compact"/>
         <w:numPr>
           <w:ilvl w:val="0"/>
-          <w:numId w:val="1041"/>
+          <w:numId w:val="1044"/>
         </w:numPr>
       </w:pPr>
       <w:hyperlink r:id="rId116">
@@ -14345,7 +14242,7 @@
         <w:pStyle w:val="Compact"/>
         <w:numPr>
           <w:ilvl w:val="0"/>
-          <w:numId w:val="1041"/>
+          <w:numId w:val="1044"/>
         </w:numPr>
       </w:pPr>
       <w:hyperlink r:id="rId33">
@@ -14665,7 +14562,7 @@
         <w:pStyle w:val="Compact"/>
         <w:numPr>
           <w:ilvl w:val="0"/>
-          <w:numId w:val="1042"/>
+          <w:numId w:val="1045"/>
         </w:numPr>
       </w:pPr>
       <w:hyperlink r:id="rId33">
@@ -14682,7 +14579,7 @@
         <w:pStyle w:val="Compact"/>
         <w:numPr>
           <w:ilvl w:val="0"/>
-          <w:numId w:val="1042"/>
+          <w:numId w:val="1045"/>
         </w:numPr>
       </w:pPr>
       <w:hyperlink r:id="rId119">
@@ -14699,7 +14596,7 @@
         <w:pStyle w:val="Compact"/>
         <w:numPr>
           <w:ilvl w:val="0"/>
-          <w:numId w:val="1042"/>
+          <w:numId w:val="1045"/>
         </w:numPr>
       </w:pPr>
       <w:hyperlink r:id="rId120">
@@ -14896,7 +14793,34 @@
         <w:t xml:space="preserve"> </w:t>
       </w:r>
       <w:r>
-        <w:t xml:space="preserve">4. Block plugin installation from the admin interface (see 4.1: DISALLOW_FILE_MODS).</w:t>
+        <w:t xml:space="preserve">4. Disable the built-in file editor by default (see 4.1:</w:t>
+      </w:r>
+      <w:r>
+        <w:t xml:space="preserve"> </w:t>
+      </w:r>
+      <w:r>
+        <w:rPr>
+          <w:rStyle w:val="VerbatimChar"/>
+        </w:rPr>
+        <w:t xml:space="preserve">DISALLOW_FILE_EDIT</w:t>
+      </w:r>
+      <w:r>
+        <w:t xml:space="preserve">). Use</w:t>
+      </w:r>
+      <w:r>
+        <w:t xml:space="preserve"> </w:t>
+      </w:r>
+      <w:r>
+        <w:rPr>
+          <w:rStyle w:val="VerbatimChar"/>
+        </w:rPr>
+        <w:t xml:space="preserve">DISALLOW_FILE_MODS</w:t>
+      </w:r>
+      <w:r>
+        <w:t xml:space="preserve"> </w:t>
+      </w:r>
+      <w:r>
+        <w:t xml:space="preserve">only for hardened profiles with external update workflows.</w:t>
       </w:r>
     </w:p>
     <w:p>
@@ -14934,7 +14858,7 @@
         <w:pStyle w:val="Compact"/>
         <w:numPr>
           <w:ilvl w:val="0"/>
-          <w:numId w:val="1043"/>
+          <w:numId w:val="1046"/>
         </w:numPr>
       </w:pPr>
       <w:hyperlink r:id="rId122">
@@ -14951,7 +14875,7 @@
         <w:pStyle w:val="Compact"/>
         <w:numPr>
           <w:ilvl w:val="0"/>
-          <w:numId w:val="1043"/>
+          <w:numId w:val="1046"/>
         </w:numPr>
       </w:pPr>
       <w:hyperlink r:id="rId33">
@@ -15189,7 +15113,7 @@
         <w:pStyle w:val="Compact"/>
         <w:numPr>
           <w:ilvl w:val="0"/>
-          <w:numId w:val="1044"/>
+          <w:numId w:val="1047"/>
         </w:numPr>
       </w:pPr>
       <w:hyperlink r:id="rId124">
@@ -15382,7 +15306,7 @@
         <w:pStyle w:val="Compact"/>
         <w:numPr>
           <w:ilvl w:val="0"/>
-          <w:numId w:val="1045"/>
+          <w:numId w:val="1048"/>
         </w:numPr>
       </w:pPr>
       <w:r>
@@ -15822,7 +15746,7 @@
         <w:pStyle w:val="Compact"/>
         <w:numPr>
           <w:ilvl w:val="0"/>
-          <w:numId w:val="1046"/>
+          <w:numId w:val="1049"/>
         </w:numPr>
       </w:pPr>
       <w:r>
@@ -15834,7 +15758,7 @@
         <w:pStyle w:val="Compact"/>
         <w:numPr>
           <w:ilvl w:val="0"/>
-          <w:numId w:val="1046"/>
+          <w:numId w:val="1049"/>
         </w:numPr>
       </w:pPr>
       <w:r>
@@ -15876,7 +15800,7 @@
         <w:pStyle w:val="Compact"/>
         <w:numPr>
           <w:ilvl w:val="0"/>
-          <w:numId w:val="1047"/>
+          <w:numId w:val="1050"/>
         </w:numPr>
       </w:pPr>
       <w:hyperlink r:id="rId126">
@@ -15893,7 +15817,7 @@
         <w:pStyle w:val="Compact"/>
         <w:numPr>
           <w:ilvl w:val="0"/>
-          <w:numId w:val="1047"/>
+          <w:numId w:val="1050"/>
         </w:numPr>
       </w:pPr>
       <w:hyperlink r:id="rId127">
@@ -16287,7 +16211,7 @@
         <w:pStyle w:val="Compact"/>
         <w:numPr>
           <w:ilvl w:val="0"/>
-          <w:numId w:val="1048"/>
+          <w:numId w:val="1051"/>
         </w:numPr>
       </w:pPr>
       <w:hyperlink r:id="rId132">
@@ -16304,7 +16228,7 @@
         <w:pStyle w:val="Compact"/>
         <w:numPr>
           <w:ilvl w:val="0"/>
-          <w:numId w:val="1048"/>
+          <w:numId w:val="1051"/>
         </w:numPr>
       </w:pPr>
       <w:hyperlink r:id="rId130">
@@ -16542,7 +16466,7 @@
         <w:pStyle w:val="Compact"/>
         <w:numPr>
           <w:ilvl w:val="0"/>
-          <w:numId w:val="1049"/>
+          <w:numId w:val="1052"/>
         </w:numPr>
       </w:pPr>
       <w:r>
@@ -16554,7 +16478,7 @@
         <w:pStyle w:val="Compact"/>
         <w:numPr>
           <w:ilvl w:val="0"/>
-          <w:numId w:val="1049"/>
+          <w:numId w:val="1052"/>
         </w:numPr>
       </w:pPr>
       <w:r>
@@ -16566,7 +16490,7 @@
         <w:pStyle w:val="Compact"/>
         <w:numPr>
           <w:ilvl w:val="0"/>
-          <w:numId w:val="1049"/>
+          <w:numId w:val="1052"/>
         </w:numPr>
       </w:pPr>
       <w:r>
@@ -16578,7 +16502,7 @@
         <w:pStyle w:val="Compact"/>
         <w:numPr>
           <w:ilvl w:val="0"/>
-          <w:numId w:val="1049"/>
+          <w:numId w:val="1052"/>
         </w:numPr>
       </w:pPr>
       <w:r>
@@ -16590,7 +16514,7 @@
         <w:pStyle w:val="Compact"/>
         <w:numPr>
           <w:ilvl w:val="0"/>
-          <w:numId w:val="1049"/>
+          <w:numId w:val="1052"/>
         </w:numPr>
       </w:pPr>
       <w:r>
@@ -16602,7 +16526,7 @@
         <w:pStyle w:val="Compact"/>
         <w:numPr>
           <w:ilvl w:val="0"/>
-          <w:numId w:val="1049"/>
+          <w:numId w:val="1052"/>
         </w:numPr>
       </w:pPr>
       <w:r>
@@ -16644,7 +16568,7 @@
         <w:pStyle w:val="Compact"/>
         <w:numPr>
           <w:ilvl w:val="0"/>
-          <w:numId w:val="1050"/>
+          <w:numId w:val="1053"/>
         </w:numPr>
       </w:pPr>
       <w:hyperlink r:id="rId135">
@@ -16661,7 +16585,7 @@
         <w:pStyle w:val="Compact"/>
         <w:numPr>
           <w:ilvl w:val="0"/>
-          <w:numId w:val="1050"/>
+          <w:numId w:val="1053"/>
         </w:numPr>
       </w:pPr>
       <w:hyperlink r:id="rId136">
@@ -16678,7 +16602,7 @@
         <w:pStyle w:val="Compact"/>
         <w:numPr>
           <w:ilvl w:val="0"/>
-          <w:numId w:val="1050"/>
+          <w:numId w:val="1053"/>
         </w:numPr>
       </w:pPr>
       <w:hyperlink r:id="rId137">
@@ -16851,7 +16775,7 @@
         <w:pStyle w:val="Compact"/>
         <w:numPr>
           <w:ilvl w:val="0"/>
-          <w:numId w:val="1051"/>
+          <w:numId w:val="1054"/>
         </w:numPr>
       </w:pPr>
       <w:r>
@@ -16955,7 +16879,7 @@
         <w:pStyle w:val="Compact"/>
         <w:numPr>
           <w:ilvl w:val="0"/>
-          <w:numId w:val="1052"/>
+          <w:numId w:val="1055"/>
         </w:numPr>
       </w:pPr>
       <w:r>
@@ -16982,7 +16906,7 @@
         <w:pStyle w:val="Compact"/>
         <w:numPr>
           <w:ilvl w:val="0"/>
-          <w:numId w:val="1052"/>
+          <w:numId w:val="1055"/>
         </w:numPr>
       </w:pPr>
       <w:r>
@@ -17036,7 +16960,7 @@
         <w:pStyle w:val="Compact"/>
         <w:numPr>
           <w:ilvl w:val="0"/>
-          <w:numId w:val="1053"/>
+          <w:numId w:val="1056"/>
         </w:numPr>
       </w:pPr>
       <w:r>
@@ -17075,7 +16999,7 @@
         <w:pStyle w:val="Compact"/>
         <w:numPr>
           <w:ilvl w:val="0"/>
-          <w:numId w:val="1053"/>
+          <w:numId w:val="1056"/>
         </w:numPr>
       </w:pPr>
       <w:r>
@@ -17102,7 +17026,7 @@
         <w:pStyle w:val="Compact"/>
         <w:numPr>
           <w:ilvl w:val="0"/>
-          <w:numId w:val="1053"/>
+          <w:numId w:val="1056"/>
         </w:numPr>
       </w:pPr>
       <w:r>
@@ -17144,7 +17068,7 @@
         <w:pStyle w:val="Compact"/>
         <w:numPr>
           <w:ilvl w:val="0"/>
-          <w:numId w:val="1054"/>
+          <w:numId w:val="1057"/>
         </w:numPr>
       </w:pPr>
       <w:hyperlink r:id="rId140">
@@ -17161,7 +17085,7 @@
         <w:pStyle w:val="Compact"/>
         <w:numPr>
           <w:ilvl w:val="0"/>
-          <w:numId w:val="1054"/>
+          <w:numId w:val="1057"/>
         </w:numPr>
       </w:pPr>
       <w:hyperlink r:id="rId141">
@@ -17178,7 +17102,7 @@
         <w:pStyle w:val="Compact"/>
         <w:numPr>
           <w:ilvl w:val="0"/>
-          <w:numId w:val="1054"/>
+          <w:numId w:val="1057"/>
         </w:numPr>
       </w:pPr>
       <w:hyperlink r:id="rId142">
@@ -17383,7 +17307,7 @@
         <w:pStyle w:val="Compact"/>
         <w:numPr>
           <w:ilvl w:val="0"/>
-          <w:numId w:val="1055"/>
+          <w:numId w:val="1058"/>
         </w:numPr>
       </w:pPr>
       <w:r>
@@ -17422,7 +17346,7 @@
         <w:pStyle w:val="Compact"/>
         <w:numPr>
           <w:ilvl w:val="0"/>
-          <w:numId w:val="1055"/>
+          <w:numId w:val="1058"/>
         </w:numPr>
       </w:pPr>
       <w:r>
@@ -17464,7 +17388,7 @@
         <w:pStyle w:val="Compact"/>
         <w:numPr>
           <w:ilvl w:val="0"/>
-          <w:numId w:val="1055"/>
+          <w:numId w:val="1058"/>
         </w:numPr>
       </w:pPr>
       <w:r>
@@ -17533,7 +17457,7 @@
         <w:pStyle w:val="Compact"/>
         <w:numPr>
           <w:ilvl w:val="0"/>
-          <w:numId w:val="1056"/>
+          <w:numId w:val="1059"/>
         </w:numPr>
       </w:pPr>
       <w:hyperlink r:id="rId144">
@@ -17550,7 +17474,7 @@
         <w:pStyle w:val="Compact"/>
         <w:numPr>
           <w:ilvl w:val="0"/>
-          <w:numId w:val="1056"/>
+          <w:numId w:val="1059"/>
         </w:numPr>
       </w:pPr>
       <w:hyperlink r:id="rId145">
@@ -17567,7 +17491,7 @@
         <w:pStyle w:val="Compact"/>
         <w:numPr>
           <w:ilvl w:val="0"/>
-          <w:numId w:val="1056"/>
+          <w:numId w:val="1059"/>
         </w:numPr>
       </w:pPr>
       <w:hyperlink r:id="rId146">
@@ -17719,7 +17643,7 @@
         <w:pStyle w:val="Compact"/>
         <w:numPr>
           <w:ilvl w:val="0"/>
-          <w:numId w:val="1057"/>
+          <w:numId w:val="1060"/>
         </w:numPr>
       </w:pPr>
       <w:r>
@@ -17731,7 +17655,7 @@
         <w:pStyle w:val="Compact"/>
         <w:numPr>
           <w:ilvl w:val="0"/>
-          <w:numId w:val="1057"/>
+          <w:numId w:val="1060"/>
         </w:numPr>
       </w:pPr>
       <w:r>
@@ -17743,7 +17667,7 @@
         <w:pStyle w:val="Compact"/>
         <w:numPr>
           <w:ilvl w:val="0"/>
-          <w:numId w:val="1057"/>
+          <w:numId w:val="1060"/>
         </w:numPr>
       </w:pPr>
       <w:r>
@@ -17767,7 +17691,7 @@
         <w:pStyle w:val="Compact"/>
         <w:numPr>
           <w:ilvl w:val="0"/>
-          <w:numId w:val="1058"/>
+          <w:numId w:val="1061"/>
         </w:numPr>
       </w:pPr>
       <w:r>
@@ -17779,7 +17703,7 @@
         <w:pStyle w:val="Compact"/>
         <w:numPr>
           <w:ilvl w:val="0"/>
-          <w:numId w:val="1058"/>
+          <w:numId w:val="1061"/>
         </w:numPr>
       </w:pPr>
       <w:r>
@@ -17791,7 +17715,7 @@
         <w:pStyle w:val="Compact"/>
         <w:numPr>
           <w:ilvl w:val="0"/>
-          <w:numId w:val="1058"/>
+          <w:numId w:val="1061"/>
         </w:numPr>
       </w:pPr>
       <w:r>
@@ -17803,7 +17727,7 @@
         <w:pStyle w:val="Compact"/>
         <w:numPr>
           <w:ilvl w:val="0"/>
-          <w:numId w:val="1058"/>
+          <w:numId w:val="1061"/>
         </w:numPr>
       </w:pPr>
       <w:r>
@@ -17845,7 +17769,7 @@
         <w:pStyle w:val="Compact"/>
         <w:numPr>
           <w:ilvl w:val="0"/>
-          <w:numId w:val="1059"/>
+          <w:numId w:val="1062"/>
         </w:numPr>
       </w:pPr>
       <w:hyperlink r:id="rId148">
@@ -17862,7 +17786,7 @@
         <w:pStyle w:val="Compact"/>
         <w:numPr>
           <w:ilvl w:val="0"/>
-          <w:numId w:val="1059"/>
+          <w:numId w:val="1062"/>
         </w:numPr>
       </w:pPr>
       <w:hyperlink r:id="rId149">
@@ -18176,7 +18100,7 @@
         <w:pStyle w:val="Compact"/>
         <w:numPr>
           <w:ilvl w:val="0"/>
-          <w:numId w:val="1060"/>
+          <w:numId w:val="1063"/>
         </w:numPr>
       </w:pPr>
       <w:hyperlink r:id="rId152">
@@ -18284,7 +18208,7 @@
         <w:t xml:space="preserve"> </w:t>
       </w:r>
       <w:r>
-        <w:t xml:space="preserve">File transfers to and from the server must use SFTP (SSH File Transfer Protocol) or SCP. Plain FTP and FTPS must be disabled. No FTP server software should be installed.</w:t>
+        <w:t xml:space="preserve">Prefer SFTP (SSH File Transfer Protocol) or SCP for file transfers. Plain FTP must be disabled. FTPS may be permitted temporarily for legacy interoperability, with enforced TLS and a migration plan to SFTP.</w:t>
       </w:r>
     </w:p>
     <w:p>
@@ -18302,7 +18226,7 @@
         <w:t xml:space="preserve"> </w:t>
       </w:r>
       <w:r>
-        <w:t xml:space="preserve">FTP transmits credentials and data in cleartext, making it trivial to intercept on a network. Even FTPS (FTP over TLS) has known weaknesses in channel binding. SFTP operates over the encrypted SSH channel and requires no additional server software.</w:t>
+        <w:t xml:space="preserve">FTP transmits credentials and data in cleartext and should not be used. SFTP operates over SSH and is simpler to secure operationally. FTPS can be secured, but typically introduces higher operational complexity than SFTP.</w:t>
       </w:r>
     </w:p>
     <w:p>
@@ -18383,94 +18307,6 @@
           <w:bCs/>
         </w:rPr>
         <w:t xml:space="preserve">Remediation:</w:t>
-      </w:r>
-    </w:p>
-    <w:p>
-      <w:pPr>
-        <w:pStyle w:val="Compact"/>
-        <w:numPr>
-          <w:ilvl w:val="0"/>
-          <w:numId w:val="1061"/>
-        </w:numPr>
-      </w:pPr>
-      <w:r>
-        <w:t xml:space="preserve">Remove any installed FTP server software:</w:t>
-      </w:r>
-    </w:p>
-    <w:p>
-      <w:pPr>
-        <w:pStyle w:val="SourceCode"/>
-      </w:pPr>
-      <w:r>
-        <w:rPr>
-          <w:rStyle w:val="VerbatimChar"/>
-        </w:rPr>
-        <w:t xml:space="preserve">$ sudo apt purge vsftpd proftpd-basic pure-ftpd 2&gt;/dev/null</w:t>
-      </w:r>
-    </w:p>
-    <w:p>
-      <w:pPr>
-        <w:pStyle w:val="Compact"/>
-        <w:numPr>
-          <w:ilvl w:val="0"/>
-          <w:numId w:val="1062"/>
-        </w:numPr>
-      </w:pPr>
-      <w:r>
-        <w:t xml:space="preserve">Verify SFTP is available through the SSH server (enabled by default in OpenSSH):</w:t>
-      </w:r>
-    </w:p>
-    <w:p>
-      <w:pPr>
-        <w:pStyle w:val="SourceCode"/>
-      </w:pPr>
-      <w:r>
-        <w:rPr>
-          <w:rStyle w:val="VerbatimChar"/>
-        </w:rPr>
-        <w:t xml:space="preserve">$ grep 'Subsystem.*sftp' /etc/ssh/sshd_config</w:t>
-      </w:r>
-    </w:p>
-    <w:p>
-      <w:pPr>
-        <w:pStyle w:val="Compact"/>
-        <w:numPr>
-          <w:ilvl w:val="0"/>
-          <w:numId w:val="1063"/>
-        </w:numPr>
-      </w:pPr>
-      <w:r>
-        <w:t xml:space="preserve">Configure deployment pipelines and team workflows to use SFTP or SCP exclusively.</w:t>
-      </w:r>
-    </w:p>
-    <w:p>
-      <w:pPr>
-        <w:pStyle w:val="FirstParagraph"/>
-      </w:pPr>
-      <w:r>
-        <w:rPr>
-          <w:b/>
-          <w:bCs/>
-        </w:rPr>
-        <w:t xml:space="preserve">Default Value:</w:t>
-      </w:r>
-      <w:r>
-        <w:t xml:space="preserve"> </w:t>
-      </w:r>
-      <w:r>
-        <w:t xml:space="preserve">FTP is not installed by default on most modern Linux distributions, but may be present in legacy environments.</w:t>
-      </w:r>
-    </w:p>
-    <w:p>
-      <w:pPr>
-        <w:pStyle w:val="BodyText"/>
-      </w:pPr>
-      <w:r>
-        <w:rPr>
-          <w:b/>
-          <w:bCs/>
-        </w:rPr>
-        <w:t xml:space="preserve">References:</w:t>
       </w:r>
     </w:p>
     <w:p>
@@ -18479,6 +18315,94 @@
         <w:numPr>
           <w:ilvl w:val="0"/>
           <w:numId w:val="1064"/>
+        </w:numPr>
+      </w:pPr>
+      <w:r>
+        <w:t xml:space="preserve">Remove any installed FTP server software:</w:t>
+      </w:r>
+    </w:p>
+    <w:p>
+      <w:pPr>
+        <w:pStyle w:val="SourceCode"/>
+      </w:pPr>
+      <w:r>
+        <w:rPr>
+          <w:rStyle w:val="VerbatimChar"/>
+        </w:rPr>
+        <w:t xml:space="preserve">$ sudo apt purge vsftpd proftpd-basic pure-ftpd 2&gt;/dev/null</w:t>
+      </w:r>
+    </w:p>
+    <w:p>
+      <w:pPr>
+        <w:pStyle w:val="Compact"/>
+        <w:numPr>
+          <w:ilvl w:val="0"/>
+          <w:numId w:val="1065"/>
+        </w:numPr>
+      </w:pPr>
+      <w:r>
+        <w:t xml:space="preserve">Verify SFTP is available through the SSH server (enabled by default in OpenSSH):</w:t>
+      </w:r>
+    </w:p>
+    <w:p>
+      <w:pPr>
+        <w:pStyle w:val="SourceCode"/>
+      </w:pPr>
+      <w:r>
+        <w:rPr>
+          <w:rStyle w:val="VerbatimChar"/>
+        </w:rPr>
+        <w:t xml:space="preserve">$ grep 'Subsystem.*sftp' /etc/ssh/sshd_config</w:t>
+      </w:r>
+    </w:p>
+    <w:p>
+      <w:pPr>
+        <w:pStyle w:val="Compact"/>
+        <w:numPr>
+          <w:ilvl w:val="0"/>
+          <w:numId w:val="1066"/>
+        </w:numPr>
+      </w:pPr>
+      <w:r>
+        <w:t xml:space="preserve">Configure deployment pipelines and team workflows to use SFTP or SCP exclusively.</w:t>
+      </w:r>
+    </w:p>
+    <w:p>
+      <w:pPr>
+        <w:pStyle w:val="FirstParagraph"/>
+      </w:pPr>
+      <w:r>
+        <w:rPr>
+          <w:b/>
+          <w:bCs/>
+        </w:rPr>
+        <w:t xml:space="preserve">Default Value:</w:t>
+      </w:r>
+      <w:r>
+        <w:t xml:space="preserve"> </w:t>
+      </w:r>
+      <w:r>
+        <w:t xml:space="preserve">FTP is not installed by default on most modern Linux distributions, but may be present in legacy environments.</w:t>
+      </w:r>
+    </w:p>
+    <w:p>
+      <w:pPr>
+        <w:pStyle w:val="BodyText"/>
+      </w:pPr>
+      <w:r>
+        <w:rPr>
+          <w:b/>
+          <w:bCs/>
+        </w:rPr>
+        <w:t xml:space="preserve">References:</w:t>
+      </w:r>
+    </w:p>
+    <w:p>
+      <w:pPr>
+        <w:pStyle w:val="Compact"/>
+        <w:numPr>
+          <w:ilvl w:val="0"/>
+          <w:numId w:val="1067"/>
         </w:numPr>
       </w:pPr>
       <w:hyperlink r:id="rId152">
@@ -18586,7 +18510,7 @@
         <w:t xml:space="preserve"> </w:t>
       </w:r>
       <w:r>
-        <w:t xml:space="preserve">A host-based firewall (e.g., UFW on Ubuntu/Debian, firewalld on RHEL/CentOS) must be enabled and configured to restrict inbound traffic to only required ports: HTTP (80), HTTPS (443), and SSH on a non-standard port.</w:t>
+        <w:t xml:space="preserve">A host-based firewall (e.g., UFW on Ubuntu/Debian, firewalld on RHEL/CentOS) must be enabled and configured to restrict inbound traffic to only required ports: HTTP (80), HTTPS (443), and SSH.</w:t>
       </w:r>
     </w:p>
     <w:p>
@@ -18604,7 +18528,7 @@
         <w:t xml:space="preserve"> </w:t>
       </w:r>
       <w:r>
-        <w:t xml:space="preserve">A host-based firewall provides a final layer of network defense, blocking unauthorized access to services running on the server even if upstream network controls fail. Restricting SSH to a non-standard port reduces automated scanning noise.</w:t>
+        <w:t xml:space="preserve">A host-based firewall provides a final layer of network defense, blocking unauthorized access to services running on the server even if upstream network controls fail. Changing SSH to a non-standard port is optional and mainly reduces scanning noise.</w:t>
       </w:r>
     </w:p>
     <w:p>
@@ -18622,7 +18546,7 @@
         <w:t xml:space="preserve"> </w:t>
       </w:r>
       <w:r>
-        <w:t xml:space="preserve">Moving SSH to a non-standard port requires updating all SSH client configurations and deployment scripts. Misconfigured rules may lock out administrators.</w:t>
+        <w:t xml:space="preserve">Firewall misconfiguration can lock out administrators; validate SSH access before applying deny-by-default rules.</w:t>
       </w:r>
     </w:p>
     <w:p>
@@ -18868,7 +18792,7 @@
         <w:pStyle w:val="Compact"/>
         <w:numPr>
           <w:ilvl w:val="0"/>
-          <w:numId w:val="1065"/>
+          <w:numId w:val="1068"/>
         </w:numPr>
       </w:pPr>
       <w:hyperlink r:id="rId155">
@@ -19058,7 +18982,7 @@
         <w:pStyle w:val="Compact"/>
         <w:numPr>
           <w:ilvl w:val="0"/>
-          <w:numId w:val="1066"/>
+          <w:numId w:val="1069"/>
         </w:numPr>
       </w:pPr>
       <w:r>
@@ -19081,7 +19005,7 @@
         <w:pStyle w:val="Compact"/>
         <w:numPr>
           <w:ilvl w:val="0"/>
-          <w:numId w:val="1067"/>
+          <w:numId w:val="1070"/>
         </w:numPr>
       </w:pPr>
       <w:r>
@@ -19221,7 +19145,7 @@
         <w:pStyle w:val="Compact"/>
         <w:numPr>
           <w:ilvl w:val="0"/>
-          <w:numId w:val="1068"/>
+          <w:numId w:val="1071"/>
         </w:numPr>
       </w:pPr>
       <w:r>
@@ -19278,7 +19202,7 @@
         <w:pStyle w:val="Compact"/>
         <w:numPr>
           <w:ilvl w:val="0"/>
-          <w:numId w:val="1069"/>
+          <w:numId w:val="1072"/>
         </w:numPr>
       </w:pPr>
       <w:hyperlink r:id="rId157">
@@ -19467,7 +19391,7 @@
         <w:pStyle w:val="Compact"/>
         <w:numPr>
           <w:ilvl w:val="0"/>
-          <w:numId w:val="1070"/>
+          <w:numId w:val="1073"/>
         </w:numPr>
       </w:pPr>
       <w:r>
@@ -19479,7 +19403,7 @@
         <w:pStyle w:val="Compact"/>
         <w:numPr>
           <w:ilvl w:val="0"/>
-          <w:numId w:val="1070"/>
+          <w:numId w:val="1073"/>
         </w:numPr>
       </w:pPr>
       <w:r>
@@ -19502,7 +19426,7 @@
         <w:pStyle w:val="Compact"/>
         <w:numPr>
           <w:ilvl w:val="0"/>
-          <w:numId w:val="1071"/>
+          <w:numId w:val="1074"/>
         </w:numPr>
       </w:pPr>
       <w:r>
@@ -19514,7 +19438,7 @@
         <w:pStyle w:val="Compact"/>
         <w:numPr>
           <w:ilvl w:val="0"/>
-          <w:numId w:val="1071"/>
+          <w:numId w:val="1074"/>
         </w:numPr>
       </w:pPr>
       <w:r>
@@ -19556,10 +19480,10 @@
         <w:pStyle w:val="Compact"/>
         <w:numPr>
           <w:ilvl w:val="0"/>
-          <w:numId w:val="1072"/>
+          <w:numId w:val="1075"/>
         </w:numPr>
       </w:pPr>
-      <w:hyperlink r:id="rId87">
+      <w:hyperlink r:id="rId88">
         <w:r>
           <w:rPr>
             <w:rStyle w:val="Hyperlink"/>
@@ -19573,7 +19497,7 @@
         <w:pStyle w:val="Compact"/>
         <w:numPr>
           <w:ilvl w:val="0"/>
-          <w:numId w:val="1072"/>
+          <w:numId w:val="1075"/>
         </w:numPr>
       </w:pPr>
       <w:hyperlink r:id="rId160">
@@ -19590,7 +19514,7 @@
         <w:pStyle w:val="Compact"/>
         <w:numPr>
           <w:ilvl w:val="0"/>
-          <w:numId w:val="1072"/>
+          <w:numId w:val="1075"/>
         </w:numPr>
       </w:pPr>
       <w:hyperlink r:id="rId161">
@@ -19793,7 +19717,7 @@
         <w:pStyle w:val="Compact"/>
         <w:numPr>
           <w:ilvl w:val="0"/>
-          <w:numId w:val="1073"/>
+          <w:numId w:val="1076"/>
         </w:numPr>
       </w:pPr>
       <w:r>
@@ -19805,7 +19729,7 @@
         <w:pStyle w:val="Compact"/>
         <w:numPr>
           <w:ilvl w:val="0"/>
-          <w:numId w:val="1073"/>
+          <w:numId w:val="1076"/>
         </w:numPr>
       </w:pPr>
       <w:r>
@@ -19817,7 +19741,7 @@
         <w:pStyle w:val="Compact"/>
         <w:numPr>
           <w:ilvl w:val="0"/>
-          <w:numId w:val="1073"/>
+          <w:numId w:val="1076"/>
         </w:numPr>
       </w:pPr>
       <w:r>
@@ -19829,7 +19753,7 @@
         <w:pStyle w:val="Compact"/>
         <w:numPr>
           <w:ilvl w:val="0"/>
-          <w:numId w:val="1073"/>
+          <w:numId w:val="1076"/>
         </w:numPr>
       </w:pPr>
       <w:r>
@@ -19871,10 +19795,10 @@
         <w:pStyle w:val="Compact"/>
         <w:numPr>
           <w:ilvl w:val="0"/>
-          <w:numId w:val="1074"/>
+          <w:numId w:val="1077"/>
         </w:numPr>
       </w:pPr>
-      <w:hyperlink r:id="rId87">
+      <w:hyperlink r:id="rId88">
         <w:r>
           <w:rPr>
             <w:rStyle w:val="Hyperlink"/>
@@ -19888,7 +19812,7 @@
         <w:pStyle w:val="Compact"/>
         <w:numPr>
           <w:ilvl w:val="0"/>
-          <w:numId w:val="1074"/>
+          <w:numId w:val="1077"/>
         </w:numPr>
       </w:pPr>
       <w:hyperlink r:id="rId160">
@@ -20629,7 +20553,7 @@
               <w:jc w:val="left"/>
             </w:pPr>
             <w:r>
-              <w:t xml:space="preserve">Ensure non-default table prefix is used</w:t>
+              <w:t xml:space="preserve">Review table prefix strategy (optional)</w:t>
             </w:r>
           </w:p>
         </w:tc>
@@ -20641,7 +20565,7 @@
               <w:jc w:val="left"/>
             </w:pPr>
             <w:r>
-              <w:t xml:space="preserve">L1</w:t>
+              <w:t xml:space="preserve">L2</w:t>
             </w:r>
           </w:p>
         </w:tc>
@@ -20729,7 +20653,7 @@
               <w:jc w:val="left"/>
             </w:pPr>
             <w:r>
-              <w:t xml:space="preserve">Ensure DISALLOW_FILE_MODS is true</w:t>
+              <w:t xml:space="preserve">Ensure DISALLOW_FILE_EDIT is true (baseline)</w:t>
             </w:r>
           </w:p>
         </w:tc>
@@ -21029,7 +20953,7 @@
               <w:jc w:val="left"/>
             </w:pPr>
             <w:r>
-              <w:t xml:space="preserve">Ensure wp-cron.php is replaced with system cron</w:t>
+              <w:t xml:space="preserve">Consider replacing wp-cron.php with system cron</w:t>
             </w:r>
           </w:p>
         </w:tc>
@@ -21041,7 +20965,7 @@
               <w:jc w:val="left"/>
             </w:pPr>
             <w:r>
-              <w:t xml:space="preserve">L1</w:t>
+              <w:t xml:space="preserve">L2</w:t>
             </w:r>
           </w:p>
         </w:tc>
@@ -21329,7 +21253,7 @@
               <w:jc w:val="left"/>
             </w:pPr>
             <w:r>
-              <w:t xml:space="preserve">Ensure unauthenticated REST API is restricted</w:t>
+              <w:t xml:space="preserve">Ensure REST API exposure is intentionally scoped</w:t>
             </w:r>
           </w:p>
         </w:tc>
@@ -21479,7 +21403,7 @@
               <w:jc w:val="left"/>
             </w:pPr>
             <w:r>
-              <w:t xml:space="preserve">Ensure files are owned by non-web-server user</w:t>
+              <w:t xml:space="preserve">Ensure file ownership model is least-privilege</w:t>
             </w:r>
           </w:p>
         </w:tc>
@@ -21491,7 +21415,7 @@
               <w:jc w:val="left"/>
             </w:pPr>
             <w:r>
-              <w:t xml:space="preserve">L1</w:t>
+              <w:t xml:space="preserve">L2</w:t>
             </w:r>
           </w:p>
         </w:tc>
@@ -22540,13 +22464,415 @@
       </w:tr>
     </w:tbl>
     <w:bookmarkEnd w:id="165"/>
-    <w:bookmarkStart w:id="168" w:name="related-documents"/>
+    <w:bookmarkStart w:id="166" w:name="X24eb9b3eb0d379335dea7aa77a9efbdf30a22dc"/>
     <w:p>
       <w:pPr>
         <w:pStyle w:val="Heading2"/>
       </w:pPr>
       <w:r>
-        <w:t xml:space="preserve">Related Documents</w:t>
+        <w:t xml:space="preserve">Cross-Document Control Classification Matrix</w:t>
+      </w:r>
+    </w:p>
+    <w:p>
+      <w:pPr>
+        <w:pStyle w:val="FirstParagraph"/>
+      </w:pPr>
+      <w:r>
+        <w:t xml:space="preserve">Use this matrix to keep this benchmark aligned with the Hardening Guide and Operations Runbook.</w:t>
+      </w:r>
+    </w:p>
+    <w:tbl>
+      <w:tblPr>
+        <w:tblStyle w:val="Table"/>
+        <w:tblW w:type="pct" w:w="5000"/>
+        <w:tblLayout w:type="fixed"/>
+        <w:tblLook w:firstRow="1" w:lastRow="0" w:firstColumn="0" w:lastColumn="0" w:noHBand="0" w:noVBand="0" w:val="0020"/>
+      </w:tblPr>
+      <w:tblGrid>
+        <w:gridCol w:w="1980"/>
+        <w:gridCol w:w="1980"/>
+        <w:gridCol w:w="1980"/>
+        <w:gridCol w:w="1980"/>
+      </w:tblGrid>
+      <w:tr>
+        <w:trPr>
+          <w:tblHeader w:val="on"/>
+        </w:trPr>
+        <w:tc>
+          <w:tcPr/>
+          <w:p>
+            <w:pPr>
+              <w:pStyle w:val="Compact"/>
+              <w:jc w:val="left"/>
+            </w:pPr>
+            <w:r>
+              <w:rPr>
+                <w:b/>
+                <w:bCs/>
+              </w:rPr>
+              <w:t xml:space="preserve">Control Area</w:t>
+            </w:r>
+          </w:p>
+        </w:tc>
+        <w:tc>
+          <w:tcPr/>
+          <w:p>
+            <w:pPr>
+              <w:pStyle w:val="Compact"/>
+              <w:jc w:val="left"/>
+            </w:pPr>
+            <w:r>
+              <w:rPr>
+                <w:b/>
+                <w:bCs/>
+              </w:rPr>
+              <w:t xml:space="preserve">Baseline</w:t>
+            </w:r>
+          </w:p>
+        </w:tc>
+        <w:tc>
+          <w:tcPr/>
+          <w:p>
+            <w:pPr>
+              <w:pStyle w:val="Compact"/>
+              <w:jc w:val="left"/>
+            </w:pPr>
+            <w:r>
+              <w:rPr>
+                <w:b/>
+                <w:bCs/>
+              </w:rPr>
+              <w:t xml:space="preserve">Optional Hardened</w:t>
+            </w:r>
+          </w:p>
+        </w:tc>
+        <w:tc>
+          <w:tcPr/>
+          <w:p>
+            <w:pPr>
+              <w:pStyle w:val="Compact"/>
+              <w:jc w:val="left"/>
+            </w:pPr>
+            <w:r>
+              <w:rPr>
+                <w:b/>
+                <w:bCs/>
+              </w:rPr>
+              <w:t xml:space="preserve">Environment-Specific</w:t>
+            </w:r>
+          </w:p>
+        </w:tc>
+      </w:tr>
+      <w:tr>
+        <w:tc>
+          <w:tcPr/>
+          <w:p>
+            <w:pPr>
+              <w:pStyle w:val="Compact"/>
+              <w:jc w:val="left"/>
+            </w:pPr>
+            <w:r>
+              <w:t xml:space="preserve">File editor/mods</w:t>
+            </w:r>
+          </w:p>
+        </w:tc>
+        <w:tc>
+          <w:tcPr/>
+          <w:p>
+            <w:pPr>
+              <w:pStyle w:val="Compact"/>
+              <w:jc w:val="left"/>
+            </w:pPr>
+            <w:r>
+              <w:rPr>
+                <w:rStyle w:val="VerbatimChar"/>
+              </w:rPr>
+              <w:t xml:space="preserve">DISALLOW_FILE_EDIT = true</w:t>
+            </w:r>
+          </w:p>
+        </w:tc>
+        <w:tc>
+          <w:tcPr/>
+          <w:p>
+            <w:pPr>
+              <w:pStyle w:val="Compact"/>
+              <w:jc w:val="left"/>
+            </w:pPr>
+            <w:r>
+              <w:rPr>
+                <w:rStyle w:val="VerbatimChar"/>
+              </w:rPr>
+              <w:t xml:space="preserve">DISALLOW_FILE_MODS = true</w:t>
+            </w:r>
+            <w:r>
+              <w:t xml:space="preserve"> </w:t>
+            </w:r>
+            <w:r>
+              <w:t xml:space="preserve">with external update pipeline</w:t>
+            </w:r>
+          </w:p>
+        </w:tc>
+        <w:tc>
+          <w:tcPr/>
+          <w:p>
+            <w:pPr>
+              <w:pStyle w:val="Compact"/>
+              <w:jc w:val="left"/>
+            </w:pPr>
+            <w:r>
+              <w:t xml:space="preserve">Dashboard updates allowed where managed hosting controls patch cadence</w:t>
+            </w:r>
+          </w:p>
+        </w:tc>
+      </w:tr>
+      <w:tr>
+        <w:tc>
+          <w:tcPr/>
+          <w:p>
+            <w:pPr>
+              <w:pStyle w:val="Compact"/>
+              <w:jc w:val="left"/>
+            </w:pPr>
+            <w:r>
+              <w:t xml:space="preserve">REST API</w:t>
+            </w:r>
+          </w:p>
+        </w:tc>
+        <w:tc>
+          <w:tcPr/>
+          <w:p>
+            <w:pPr>
+              <w:pStyle w:val="Compact"/>
+              <w:jc w:val="left"/>
+            </w:pPr>
+            <w:r>
+              <w:t xml:space="preserve">Public content routes available; sensitive routes require auth/permissions</w:t>
+            </w:r>
+          </w:p>
+        </w:tc>
+        <w:tc>
+          <w:tcPr/>
+          <w:p>
+            <w:pPr>
+              <w:pStyle w:val="Compact"/>
+              <w:jc w:val="left"/>
+            </w:pPr>
+            <w:r>
+              <w:t xml:space="preserve">Block user-enumeration routes and tighten custom endpoint callbacks</w:t>
+            </w:r>
+          </w:p>
+        </w:tc>
+        <w:tc>
+          <w:tcPr/>
+          <w:p>
+            <w:pPr>
+              <w:pStyle w:val="Compact"/>
+              <w:jc w:val="left"/>
+            </w:pPr>
+            <w:r>
+              <w:t xml:space="preserve">Global unauthenticated blocking only for private/intranet architectures</w:t>
+            </w:r>
+          </w:p>
+        </w:tc>
+      </w:tr>
+      <w:tr>
+        <w:tc>
+          <w:tcPr/>
+          <w:p>
+            <w:pPr>
+              <w:pStyle w:val="Compact"/>
+              <w:jc w:val="left"/>
+            </w:pPr>
+            <w:r>
+              <w:t xml:space="preserve">XML-RPC</w:t>
+            </w:r>
+          </w:p>
+        </w:tc>
+        <w:tc>
+          <w:tcPr/>
+          <w:p>
+            <w:pPr>
+              <w:pStyle w:val="Compact"/>
+              <w:jc w:val="left"/>
+            </w:pPr>
+            <w:r>
+              <w:t xml:space="preserve">Keep only if business/integration-required</w:t>
+            </w:r>
+          </w:p>
+        </w:tc>
+        <w:tc>
+          <w:tcPr/>
+          <w:p>
+            <w:pPr>
+              <w:pStyle w:val="Compact"/>
+              <w:jc w:val="left"/>
+            </w:pPr>
+            <w:r>
+              <w:t xml:space="preserve">Disable via</w:t>
+            </w:r>
+            <w:r>
+              <w:t xml:space="preserve"> </w:t>
+            </w:r>
+            <w:r>
+              <w:rPr>
+                <w:rStyle w:val="VerbatimChar"/>
+              </w:rPr>
+              <w:t xml:space="preserve">xmlrpc_enabled</w:t>
+            </w:r>
+            <w:r>
+              <w:t xml:space="preserve"> </w:t>
+            </w:r>
+            <w:r>
+              <w:t xml:space="preserve">filter or server-level block when unused</w:t>
+            </w:r>
+          </w:p>
+        </w:tc>
+        <w:tc>
+          <w:tcPr/>
+          <w:p>
+            <w:pPr>
+              <w:pStyle w:val="Compact"/>
+              <w:jc w:val="left"/>
+            </w:pPr>
+            <w:r>
+              <w:t xml:space="preserve">Selective allowlists for required integrations (for example, mobile/Jetpack)</w:t>
+            </w:r>
+          </w:p>
+        </w:tc>
+      </w:tr>
+      <w:tr>
+        <w:tc>
+          <w:tcPr/>
+          <w:p>
+            <w:pPr>
+              <w:pStyle w:val="Compact"/>
+              <w:jc w:val="left"/>
+            </w:pPr>
+            <w:r>
+              <w:t xml:space="preserve">File ownership</w:t>
+            </w:r>
+          </w:p>
+        </w:tc>
+        <w:tc>
+          <w:tcPr/>
+          <w:p>
+            <w:pPr>
+              <w:pStyle w:val="Compact"/>
+              <w:jc w:val="left"/>
+            </w:pPr>
+            <w:r>
+              <w:t xml:space="preserve">Least-privilege ownership model documented per environment</w:t>
+            </w:r>
+          </w:p>
+        </w:tc>
+        <w:tc>
+          <w:tcPr/>
+          <w:p>
+            <w:pPr>
+              <w:pStyle w:val="Compact"/>
+              <w:jc w:val="left"/>
+            </w:pPr>
+            <w:r>
+              <w:t xml:space="preserve">Per-site process isolation + immutable deploy artifacts</w:t>
+            </w:r>
+          </w:p>
+        </w:tc>
+        <w:tc>
+          <w:tcPr/>
+          <w:p>
+            <w:pPr>
+              <w:pStyle w:val="Compact"/>
+              <w:jc w:val="left"/>
+            </w:pPr>
+            <w:r>
+              <w:t xml:space="preserve">Provider-constrained ownership with compensating controls</w:t>
+            </w:r>
+          </w:p>
+        </w:tc>
+      </w:tr>
+      <w:tr>
+        <w:tc>
+          <w:tcPr/>
+          <w:p>
+            <w:pPr>
+              <w:pStyle w:val="Compact"/>
+              <w:jc w:val="left"/>
+            </w:pPr>
+            <w:r>
+              <w:t xml:space="preserve">SSH access</w:t>
+            </w:r>
+          </w:p>
+        </w:tc>
+        <w:tc>
+          <w:tcPr/>
+          <w:p>
+            <w:pPr>
+              <w:pStyle w:val="Compact"/>
+              <w:jc w:val="left"/>
+            </w:pPr>
+            <w:r>
+              <w:t xml:space="preserve">Key-based auth, no passwords, host firewall/fail2ban</w:t>
+            </w:r>
+          </w:p>
+        </w:tc>
+        <w:tc>
+          <w:tcPr/>
+          <w:p>
+            <w:pPr>
+              <w:pStyle w:val="Compact"/>
+              <w:jc w:val="left"/>
+            </w:pPr>
+            <w:r>
+              <w:t xml:space="preserve">Non-standard SSH port to reduce scanner noise</w:t>
+            </w:r>
+          </w:p>
+        </w:tc>
+        <w:tc>
+          <w:tcPr/>
+          <w:p>
+            <w:pPr>
+              <w:pStyle w:val="Compact"/>
+              <w:jc w:val="left"/>
+            </w:pPr>
+            <w:r>
+              <w:t xml:space="preserve">No SSH on managed platforms with equivalent provider controls</w:t>
+            </w:r>
+          </w:p>
+        </w:tc>
+      </w:tr>
+    </w:tbl>
+    <w:bookmarkEnd w:id="166"/>
+    <w:bookmarkStart w:id="167" w:name="X4b7fa30a93af35a911e2150440f03e81fd9720c"/>
+    <w:p>
+      <w:pPr>
+        <w:pStyle w:val="Heading2"/>
+      </w:pPr>
+      <w:r>
+        <w:t xml:space="preserve">Appendix B: Deprecated and Invalid Constants Guardrail</w:t>
+      </w:r>
+    </w:p>
+    <w:p>
+      <w:pPr>
+        <w:pStyle w:val="FirstParagraph"/>
+      </w:pPr>
+      <w:r>
+        <w:t xml:space="preserve">The following symbols should</w:t>
+      </w:r>
+      <w:r>
+        <w:t xml:space="preserve"> </w:t>
+      </w:r>
+      <w:r>
+        <w:rPr>
+          <w:b/>
+          <w:bCs/>
+        </w:rPr>
+        <w:t xml:space="preserve">not</w:t>
+      </w:r>
+      <w:r>
+        <w:t xml:space="preserve"> </w:t>
+      </w:r>
+      <w:r>
+        <w:t xml:space="preserve">be used in benchmark remediation snippets:</w:t>
       </w:r>
     </w:p>
     <w:p>
@@ -22554,7 +22880,206 @@
         <w:pStyle w:val="Compact"/>
         <w:numPr>
           <w:ilvl w:val="0"/>
-          <w:numId w:val="1075"/>
+          <w:numId w:val="1078"/>
+        </w:numPr>
+      </w:pPr>
+      <w:r>
+        <w:rPr>
+          <w:rStyle w:val="VerbatimChar"/>
+        </w:rPr>
+        <w:t xml:space="preserve">FORCE_SSL_LOGIN</w:t>
+      </w:r>
+      <w:r>
+        <w:t xml:space="preserve"> </w:t>
+      </w:r>
+      <w:r>
+        <w:t xml:space="preserve">(deprecated)</w:t>
+      </w:r>
+    </w:p>
+    <w:p>
+      <w:pPr>
+        <w:pStyle w:val="Compact"/>
+        <w:numPr>
+          <w:ilvl w:val="0"/>
+          <w:numId w:val="1078"/>
+        </w:numPr>
+      </w:pPr>
+      <w:r>
+        <w:rPr>
+          <w:rStyle w:val="VerbatimChar"/>
+        </w:rPr>
+        <w:t xml:space="preserve">DISALLOW_PLUGIN_EDITING</w:t>
+      </w:r>
+      <w:r>
+        <w:t xml:space="preserve"> </w:t>
+      </w:r>
+      <w:r>
+        <w:t xml:space="preserve">(not a WordPress core constant)</w:t>
+      </w:r>
+    </w:p>
+    <w:p>
+      <w:pPr>
+        <w:pStyle w:val="Compact"/>
+        <w:numPr>
+          <w:ilvl w:val="0"/>
+          <w:numId w:val="1078"/>
+        </w:numPr>
+      </w:pPr>
+      <w:r>
+        <w:rPr>
+          <w:rStyle w:val="VerbatimChar"/>
+        </w:rPr>
+        <w:t xml:space="preserve">DISALLOW_PLUGIN_ACTIVATION</w:t>
+      </w:r>
+      <w:r>
+        <w:t xml:space="preserve"> </w:t>
+      </w:r>
+      <w:r>
+        <w:t xml:space="preserve">(not a WordPress core constant)</w:t>
+      </w:r>
+    </w:p>
+    <w:p>
+      <w:pPr>
+        <w:pStyle w:val="Compact"/>
+        <w:numPr>
+          <w:ilvl w:val="0"/>
+          <w:numId w:val="1078"/>
+        </w:numPr>
+      </w:pPr>
+      <w:r>
+        <w:rPr>
+          <w:rStyle w:val="VerbatimChar"/>
+        </w:rPr>
+        <w:t xml:space="preserve">SECURE_LOGGED_IN_COOKIE</w:t>
+      </w:r>
+      <w:r>
+        <w:t xml:space="preserve"> </w:t>
+      </w:r>
+      <w:r>
+        <w:t xml:space="preserve">(not a WordPress core constant)</w:t>
+      </w:r>
+    </w:p>
+    <w:p>
+      <w:pPr>
+        <w:pStyle w:val="Compact"/>
+        <w:numPr>
+          <w:ilvl w:val="0"/>
+          <w:numId w:val="1078"/>
+        </w:numPr>
+      </w:pPr>
+      <w:r>
+        <w:rPr>
+          <w:rStyle w:val="VerbatimChar"/>
+        </w:rPr>
+        <w:t xml:space="preserve">define( 'XMLRPC_REQUEST', false );</w:t>
+      </w:r>
+      <w:r>
+        <w:t xml:space="preserve"> </w:t>
+      </w:r>
+      <w:r>
+        <w:t xml:space="preserve">(</w:t>
+      </w:r>
+      <w:r>
+        <w:rPr>
+          <w:rStyle w:val="VerbatimChar"/>
+        </w:rPr>
+        <w:t xml:space="preserve">XMLRPC_REQUEST</w:t>
+      </w:r>
+      <w:r>
+        <w:t xml:space="preserve"> </w:t>
+      </w:r>
+      <w:r>
+        <w:t xml:space="preserve">is a request-context constant, not a config toggle)</w:t>
+      </w:r>
+    </w:p>
+    <w:p>
+      <w:pPr>
+        <w:pStyle w:val="FirstParagraph"/>
+      </w:pPr>
+      <w:r>
+        <w:t xml:space="preserve">When documenting Argon2 support, refer to the</w:t>
+      </w:r>
+      <w:r>
+        <w:t xml:space="preserve"> </w:t>
+      </w:r>
+      <w:r>
+        <w:rPr>
+          <w:rStyle w:val="VerbatimChar"/>
+        </w:rPr>
+        <w:t xml:space="preserve">wp_hash_password_algorithm</w:t>
+      </w:r>
+      <w:r>
+        <w:t xml:space="preserve"> </w:t>
+      </w:r>
+      <w:r>
+        <w:t xml:space="preserve">filter.</w:t>
+      </w:r>
+    </w:p>
+    <w:p>
+      <w:pPr>
+        <w:pStyle w:val="BodyText"/>
+      </w:pPr>
+      <w:r>
+        <w:t xml:space="preserve">Suggested CI/QA guardrail (documentation lint):</w:t>
+      </w:r>
+    </w:p>
+    <w:p>
+      <w:pPr>
+        <w:pStyle w:val="SourceCode"/>
+      </w:pPr>
+      <w:r>
+        <w:rPr>
+          <w:rStyle w:val="ExtensionTok"/>
+        </w:rPr>
+        <w:t xml:space="preserve">rg</w:t>
+      </w:r>
+      <w:r>
+        <w:rPr>
+          <w:rStyle w:val="NormalTok"/>
+        </w:rPr>
+        <w:t xml:space="preserve"> </w:t>
+      </w:r>
+      <w:r>
+        <w:rPr>
+          <w:rStyle w:val="AttributeTok"/>
+        </w:rPr>
+        <w:t xml:space="preserve">-n</w:t>
+      </w:r>
+      <w:r>
+        <w:rPr>
+          <w:rStyle w:val="NormalTok"/>
+        </w:rPr>
+        <w:t xml:space="preserve"> </w:t>
+      </w:r>
+      <w:r>
+        <w:rPr>
+          <w:rStyle w:val="StringTok"/>
+        </w:rPr>
+        <w:t xml:space="preserve">"FORCE_SSL_LOGIN|DISALLOW_PLUGIN_EDITING|DISALLOW_PLUGIN_ACTIVATION|SECURE_LOGGED_IN_COOKIE|define\s*\(\s*'XMLRPC_REQUEST'\s*,\s*false\s*\)|wp_hash_password\s+filter"</w:t>
+      </w:r>
+      <w:r>
+        <w:rPr>
+          <w:rStyle w:val="NormalTok"/>
+        </w:rPr>
+        <w:t xml:space="preserve"> WordPress-Security-Benchmark.md</w:t>
+      </w:r>
+    </w:p>
+    <w:bookmarkEnd w:id="167"/>
+    <w:bookmarkStart w:id="170" w:name="related-documents"/>
+    <w:p>
+      <w:pPr>
+        <w:pStyle w:val="Heading2"/>
+      </w:pPr>
+      <w:r>
+        <w:t xml:space="preserve">Related Documents</w:t>
+      </w:r>
+    </w:p>
+    <w:p>
+      <w:pPr>
+        <w:pStyle w:val="Compact"/>
+        <w:numPr>
+          <w:ilvl w:val="0"/>
+          <w:numId w:val="1079"/>
         </w:numPr>
       </w:pPr>
       <w:hyperlink r:id="rId131">
@@ -22579,10 +23104,10 @@
         <w:pStyle w:val="Compact"/>
         <w:numPr>
           <w:ilvl w:val="0"/>
-          <w:numId w:val="1075"/>
+          <w:numId w:val="1079"/>
         </w:numPr>
       </w:pPr>
-      <w:hyperlink r:id="rId166">
+      <w:hyperlink r:id="rId168">
         <w:r>
           <w:rPr>
             <w:rStyle w:val="Hyperlink"/>
@@ -22604,10 +23129,10 @@
         <w:pStyle w:val="Compact"/>
         <w:numPr>
           <w:ilvl w:val="0"/>
-          <w:numId w:val="1075"/>
+          <w:numId w:val="1079"/>
         </w:numPr>
       </w:pPr>
-      <w:hyperlink r:id="rId83">
+      <w:hyperlink r:id="rId84">
         <w:r>
           <w:rPr>
             <w:rStyle w:val="Hyperlink"/>
@@ -22629,10 +23154,10 @@
         <w:pStyle w:val="Compact"/>
         <w:numPr>
           <w:ilvl w:val="0"/>
-          <w:numId w:val="1075"/>
+          <w:numId w:val="1079"/>
         </w:numPr>
       </w:pPr>
-      <w:hyperlink r:id="rId167">
+      <w:hyperlink r:id="rId169">
         <w:r>
           <w:rPr>
             <w:rStyle w:val="Hyperlink"/>
@@ -22649,8 +23174,8 @@
         <w:t xml:space="preserve">— The official upstream document describing WordPress core security architecture, maintained at WordPress.org.</w:t>
       </w:r>
     </w:p>
-    <w:bookmarkEnd w:id="168"/>
-    <w:bookmarkStart w:id="170" w:name="license-and-attribution"/>
+    <w:bookmarkEnd w:id="170"/>
+    <w:bookmarkStart w:id="172" w:name="license-and-attribution"/>
     <w:p>
       <w:pPr>
         <w:pStyle w:val="Heading2"/>
@@ -22669,7 +23194,7 @@
       <w:r>
         <w:t xml:space="preserve"> </w:t>
       </w:r>
-      <w:hyperlink r:id="rId169">
+      <w:hyperlink r:id="rId171">
         <w:r>
           <w:rPr>
             <w:rStyle w:val="Hyperlink"/>
@@ -22699,7 +23224,7 @@
         <w:t xml:space="preserve">The format of this benchmark is adapted from industry-standard benchmarks published by the Center for Internet Security (CIS). Technical guidance draws on the OWASP Top 10 (2025), NIST SP 800-63B, the Verizon Data Breach Investigations Report (2025), and IBM’s Cost of a Data Breach Report (2025).</w:t>
       </w:r>
     </w:p>
-    <w:bookmarkEnd w:id="170"/>
+    <w:bookmarkEnd w:id="172"/>
     <w:sectPr>
       <w:footnotePr>
         <w:numRestart w:val="eachSect"/>
@@ -23313,33 +23838,6 @@
     <w:abstractNumId w:val="991"/>
   </w:num>
   <w:num w:numId="1030">
-    <w:abstractNumId w:val="991"/>
-  </w:num>
-  <w:num w:numId="1031">
-    <w:abstractNumId w:val="991"/>
-  </w:num>
-  <w:num w:numId="1032">
-    <w:abstractNumId w:val="991"/>
-  </w:num>
-  <w:num w:numId="1033">
-    <w:abstractNumId w:val="991"/>
-  </w:num>
-  <w:num w:numId="1034">
-    <w:abstractNumId w:val="991"/>
-  </w:num>
-  <w:num w:numId="1035">
-    <w:abstractNumId w:val="991"/>
-  </w:num>
-  <w:num w:numId="1036">
-    <w:abstractNumId w:val="991"/>
-  </w:num>
-  <w:num w:numId="1037">
-    <w:abstractNumId w:val="991"/>
-  </w:num>
-  <w:num w:numId="1038">
-    <w:abstractNumId w:val="991"/>
-  </w:num>
-  <w:num w:numId="1039">
     <w:abstractNumId w:val="99411"/>
     <w:lvlOverride w:ilvl="0">
       <w:startOverride w:val="1"/>
@@ -23369,22 +23867,16 @@
       <w:startOverride w:val="1"/>
     </w:lvlOverride>
   </w:num>
-  <w:num w:numId="1040">
+  <w:num w:numId="1031">
     <w:abstractNumId w:val="991"/>
   </w:num>
-  <w:num w:numId="1041">
+  <w:num w:numId="1032">
     <w:abstractNumId w:val="991"/>
   </w:num>
-  <w:num w:numId="1042">
+  <w:num w:numId="1033">
     <w:abstractNumId w:val="991"/>
   </w:num>
-  <w:num w:numId="1043">
-    <w:abstractNumId w:val="991"/>
-  </w:num>
-  <w:num w:numId="1044">
-    <w:abstractNumId w:val="991"/>
-  </w:num>
-  <w:num w:numId="1045">
+  <w:num w:numId="1034">
     <w:abstractNumId w:val="99411"/>
     <w:lvlOverride w:ilvl="0">
       <w:startOverride w:val="1"/>
@@ -23414,7 +23906,103 @@
       <w:startOverride w:val="1"/>
     </w:lvlOverride>
   </w:num>
+  <w:num w:numId="1035">
+    <w:abstractNumId w:val="991"/>
+  </w:num>
+  <w:num w:numId="1036">
+    <w:abstractNumId w:val="991"/>
+  </w:num>
+  <w:num w:numId="1037">
+    <w:abstractNumId w:val="991"/>
+  </w:num>
+  <w:num w:numId="1038">
+    <w:abstractNumId w:val="991"/>
+  </w:num>
+  <w:num w:numId="1039">
+    <w:abstractNumId w:val="991"/>
+  </w:num>
+  <w:num w:numId="1040">
+    <w:abstractNumId w:val="991"/>
+  </w:num>
+  <w:num w:numId="1041">
+    <w:abstractNumId w:val="991"/>
+  </w:num>
+  <w:num w:numId="1042">
+    <w:abstractNumId w:val="99411"/>
+    <w:lvlOverride w:ilvl="0">
+      <w:startOverride w:val="1"/>
+    </w:lvlOverride>
+    <w:lvlOverride w:ilvl="1">
+      <w:startOverride w:val="1"/>
+    </w:lvlOverride>
+    <w:lvlOverride w:ilvl="2">
+      <w:startOverride w:val="1"/>
+    </w:lvlOverride>
+    <w:lvlOverride w:ilvl="3">
+      <w:startOverride w:val="1"/>
+    </w:lvlOverride>
+    <w:lvlOverride w:ilvl="4">
+      <w:startOverride w:val="1"/>
+    </w:lvlOverride>
+    <w:lvlOverride w:ilvl="5">
+      <w:startOverride w:val="1"/>
+    </w:lvlOverride>
+    <w:lvlOverride w:ilvl="6">
+      <w:startOverride w:val="1"/>
+    </w:lvlOverride>
+    <w:lvlOverride w:ilvl="7">
+      <w:startOverride w:val="1"/>
+    </w:lvlOverride>
+    <w:lvlOverride w:ilvl="8">
+      <w:startOverride w:val="1"/>
+    </w:lvlOverride>
+  </w:num>
+  <w:num w:numId="1043">
+    <w:abstractNumId w:val="991"/>
+  </w:num>
+  <w:num w:numId="1044">
+    <w:abstractNumId w:val="991"/>
+  </w:num>
+  <w:num w:numId="1045">
+    <w:abstractNumId w:val="991"/>
+  </w:num>
   <w:num w:numId="1046">
+    <w:abstractNumId w:val="991"/>
+  </w:num>
+  <w:num w:numId="1047">
+    <w:abstractNumId w:val="991"/>
+  </w:num>
+  <w:num w:numId="1048">
+    <w:abstractNumId w:val="99411"/>
+    <w:lvlOverride w:ilvl="0">
+      <w:startOverride w:val="1"/>
+    </w:lvlOverride>
+    <w:lvlOverride w:ilvl="1">
+      <w:startOverride w:val="1"/>
+    </w:lvlOverride>
+    <w:lvlOverride w:ilvl="2">
+      <w:startOverride w:val="1"/>
+    </w:lvlOverride>
+    <w:lvlOverride w:ilvl="3">
+      <w:startOverride w:val="1"/>
+    </w:lvlOverride>
+    <w:lvlOverride w:ilvl="4">
+      <w:startOverride w:val="1"/>
+    </w:lvlOverride>
+    <w:lvlOverride w:ilvl="5">
+      <w:startOverride w:val="1"/>
+    </w:lvlOverride>
+    <w:lvlOverride w:ilvl="6">
+      <w:startOverride w:val="1"/>
+    </w:lvlOverride>
+    <w:lvlOverride w:ilvl="7">
+      <w:startOverride w:val="1"/>
+    </w:lvlOverride>
+    <w:lvlOverride w:ilvl="8">
+      <w:startOverride w:val="1"/>
+    </w:lvlOverride>
+  </w:num>
+  <w:num w:numId="1049">
     <w:abstractNumId w:val="99412"/>
     <w:lvlOverride w:ilvl="0">
       <w:startOverride w:val="2"/>
@@ -23444,13 +24032,13 @@
       <w:startOverride w:val="2"/>
     </w:lvlOverride>
   </w:num>
-  <w:num w:numId="1047">
+  <w:num w:numId="1050">
     <w:abstractNumId w:val="991"/>
   </w:num>
-  <w:num w:numId="1048">
+  <w:num w:numId="1051">
     <w:abstractNumId w:val="991"/>
   </w:num>
-  <w:num w:numId="1049">
+  <w:num w:numId="1052">
     <w:abstractNumId w:val="99411"/>
     <w:lvlOverride w:ilvl="0">
       <w:startOverride w:val="1"/>
@@ -23480,10 +24068,10 @@
       <w:startOverride w:val="1"/>
     </w:lvlOverride>
   </w:num>
-  <w:num w:numId="1050">
+  <w:num w:numId="1053">
     <w:abstractNumId w:val="991"/>
   </w:num>
-  <w:num w:numId="1051">
+  <w:num w:numId="1054">
     <w:abstractNumId w:val="99411"/>
     <w:lvlOverride w:ilvl="0">
       <w:startOverride w:val="1"/>
@@ -23513,7 +24101,7 @@
       <w:startOverride w:val="1"/>
     </w:lvlOverride>
   </w:num>
-  <w:num w:numId="1052">
+  <w:num w:numId="1055">
     <w:abstractNumId w:val="99412"/>
     <w:lvlOverride w:ilvl="0">
       <w:startOverride w:val="2"/>
@@ -23543,7 +24131,7 @@
       <w:startOverride w:val="2"/>
     </w:lvlOverride>
   </w:num>
-  <w:num w:numId="1053">
+  <w:num w:numId="1056">
     <w:abstractNumId w:val="99411"/>
     <w:lvlOverride w:ilvl="0">
       <w:startOverride w:val="1"/>
@@ -23573,71 +24161,8 @@
       <w:startOverride w:val="1"/>
     </w:lvlOverride>
   </w:num>
-  <w:num w:numId="1054">
+  <w:num w:numId="1057">
     <w:abstractNumId w:val="991"/>
-  </w:num>
-  <w:num w:numId="1055">
-    <w:abstractNumId w:val="99411"/>
-    <w:lvlOverride w:ilvl="0">
-      <w:startOverride w:val="1"/>
-    </w:lvlOverride>
-    <w:lvlOverride w:ilvl="1">
-      <w:startOverride w:val="1"/>
-    </w:lvlOverride>
-    <w:lvlOverride w:ilvl="2">
-      <w:startOverride w:val="1"/>
-    </w:lvlOverride>
-    <w:lvlOverride w:ilvl="3">
-      <w:startOverride w:val="1"/>
-    </w:lvlOverride>
-    <w:lvlOverride w:ilvl="4">
-      <w:startOverride w:val="1"/>
-    </w:lvlOverride>
-    <w:lvlOverride w:ilvl="5">
-      <w:startOverride w:val="1"/>
-    </w:lvlOverride>
-    <w:lvlOverride w:ilvl="6">
-      <w:startOverride w:val="1"/>
-    </w:lvlOverride>
-    <w:lvlOverride w:ilvl="7">
-      <w:startOverride w:val="1"/>
-    </w:lvlOverride>
-    <w:lvlOverride w:ilvl="8">
-      <w:startOverride w:val="1"/>
-    </w:lvlOverride>
-  </w:num>
-  <w:num w:numId="1056">
-    <w:abstractNumId w:val="991"/>
-  </w:num>
-  <w:num w:numId="1057">
-    <w:abstractNumId w:val="99411"/>
-    <w:lvlOverride w:ilvl="0">
-      <w:startOverride w:val="1"/>
-    </w:lvlOverride>
-    <w:lvlOverride w:ilvl="1">
-      <w:startOverride w:val="1"/>
-    </w:lvlOverride>
-    <w:lvlOverride w:ilvl="2">
-      <w:startOverride w:val="1"/>
-    </w:lvlOverride>
-    <w:lvlOverride w:ilvl="3">
-      <w:startOverride w:val="1"/>
-    </w:lvlOverride>
-    <w:lvlOverride w:ilvl="4">
-      <w:startOverride w:val="1"/>
-    </w:lvlOverride>
-    <w:lvlOverride w:ilvl="5">
-      <w:startOverride w:val="1"/>
-    </w:lvlOverride>
-    <w:lvlOverride w:ilvl="6">
-      <w:startOverride w:val="1"/>
-    </w:lvlOverride>
-    <w:lvlOverride w:ilvl="7">
-      <w:startOverride w:val="1"/>
-    </w:lvlOverride>
-    <w:lvlOverride w:ilvl="8">
-      <w:startOverride w:val="1"/>
-    </w:lvlOverride>
   </w:num>
   <w:num w:numId="1058">
     <w:abstractNumId w:val="99411"/>
@@ -23673,7 +24198,34 @@
     <w:abstractNumId w:val="991"/>
   </w:num>
   <w:num w:numId="1060">
-    <w:abstractNumId w:val="991"/>
+    <w:abstractNumId w:val="99411"/>
+    <w:lvlOverride w:ilvl="0">
+      <w:startOverride w:val="1"/>
+    </w:lvlOverride>
+    <w:lvlOverride w:ilvl="1">
+      <w:startOverride w:val="1"/>
+    </w:lvlOverride>
+    <w:lvlOverride w:ilvl="2">
+      <w:startOverride w:val="1"/>
+    </w:lvlOverride>
+    <w:lvlOverride w:ilvl="3">
+      <w:startOverride w:val="1"/>
+    </w:lvlOverride>
+    <w:lvlOverride w:ilvl="4">
+      <w:startOverride w:val="1"/>
+    </w:lvlOverride>
+    <w:lvlOverride w:ilvl="5">
+      <w:startOverride w:val="1"/>
+    </w:lvlOverride>
+    <w:lvlOverride w:ilvl="6">
+      <w:startOverride w:val="1"/>
+    </w:lvlOverride>
+    <w:lvlOverride w:ilvl="7">
+      <w:startOverride w:val="1"/>
+    </w:lvlOverride>
+    <w:lvlOverride w:ilvl="8">
+      <w:startOverride w:val="1"/>
+    </w:lvlOverride>
   </w:num>
   <w:num w:numId="1061">
     <w:abstractNumId w:val="99411"/>
@@ -23706,6 +24258,42 @@
     </w:lvlOverride>
   </w:num>
   <w:num w:numId="1062">
+    <w:abstractNumId w:val="991"/>
+  </w:num>
+  <w:num w:numId="1063">
+    <w:abstractNumId w:val="991"/>
+  </w:num>
+  <w:num w:numId="1064">
+    <w:abstractNumId w:val="99411"/>
+    <w:lvlOverride w:ilvl="0">
+      <w:startOverride w:val="1"/>
+    </w:lvlOverride>
+    <w:lvlOverride w:ilvl="1">
+      <w:startOverride w:val="1"/>
+    </w:lvlOverride>
+    <w:lvlOverride w:ilvl="2">
+      <w:startOverride w:val="1"/>
+    </w:lvlOverride>
+    <w:lvlOverride w:ilvl="3">
+      <w:startOverride w:val="1"/>
+    </w:lvlOverride>
+    <w:lvlOverride w:ilvl="4">
+      <w:startOverride w:val="1"/>
+    </w:lvlOverride>
+    <w:lvlOverride w:ilvl="5">
+      <w:startOverride w:val="1"/>
+    </w:lvlOverride>
+    <w:lvlOverride w:ilvl="6">
+      <w:startOverride w:val="1"/>
+    </w:lvlOverride>
+    <w:lvlOverride w:ilvl="7">
+      <w:startOverride w:val="1"/>
+    </w:lvlOverride>
+    <w:lvlOverride w:ilvl="8">
+      <w:startOverride w:val="1"/>
+    </w:lvlOverride>
+  </w:num>
+  <w:num w:numId="1065">
     <w:abstractNumId w:val="99412"/>
     <w:lvlOverride w:ilvl="0">
       <w:startOverride w:val="2"/>
@@ -23735,7 +24323,7 @@
       <w:startOverride w:val="2"/>
     </w:lvlOverride>
   </w:num>
-  <w:num w:numId="1063">
+  <w:num w:numId="1066">
     <w:abstractNumId w:val="99413"/>
     <w:lvlOverride w:ilvl="0">
       <w:startOverride w:val="3"/>
@@ -23765,13 +24353,13 @@
       <w:startOverride w:val="3"/>
     </w:lvlOverride>
   </w:num>
-  <w:num w:numId="1064">
+  <w:num w:numId="1067">
     <w:abstractNumId w:val="991"/>
   </w:num>
-  <w:num w:numId="1065">
+  <w:num w:numId="1068">
     <w:abstractNumId w:val="991"/>
   </w:num>
-  <w:num w:numId="1066">
+  <w:num w:numId="1069">
     <w:abstractNumId w:val="99411"/>
     <w:lvlOverride w:ilvl="0">
       <w:startOverride w:val="1"/>
@@ -23801,7 +24389,7 @@
       <w:startOverride w:val="1"/>
     </w:lvlOverride>
   </w:num>
-  <w:num w:numId="1067">
+  <w:num w:numId="1070">
     <w:abstractNumId w:val="99412"/>
     <w:lvlOverride w:ilvl="0">
       <w:startOverride w:val="2"/>
@@ -23829,69 +24417,6 @@
     </w:lvlOverride>
     <w:lvlOverride w:ilvl="8">
       <w:startOverride w:val="2"/>
-    </w:lvlOverride>
-  </w:num>
-  <w:num w:numId="1068">
-    <w:abstractNumId w:val="99413"/>
-    <w:lvlOverride w:ilvl="0">
-      <w:startOverride w:val="3"/>
-    </w:lvlOverride>
-    <w:lvlOverride w:ilvl="1">
-      <w:startOverride w:val="3"/>
-    </w:lvlOverride>
-    <w:lvlOverride w:ilvl="2">
-      <w:startOverride w:val="3"/>
-    </w:lvlOverride>
-    <w:lvlOverride w:ilvl="3">
-      <w:startOverride w:val="3"/>
-    </w:lvlOverride>
-    <w:lvlOverride w:ilvl="4">
-      <w:startOverride w:val="3"/>
-    </w:lvlOverride>
-    <w:lvlOverride w:ilvl="5">
-      <w:startOverride w:val="3"/>
-    </w:lvlOverride>
-    <w:lvlOverride w:ilvl="6">
-      <w:startOverride w:val="3"/>
-    </w:lvlOverride>
-    <w:lvlOverride w:ilvl="7">
-      <w:startOverride w:val="3"/>
-    </w:lvlOverride>
-    <w:lvlOverride w:ilvl="8">
-      <w:startOverride w:val="3"/>
-    </w:lvlOverride>
-  </w:num>
-  <w:num w:numId="1069">
-    <w:abstractNumId w:val="991"/>
-  </w:num>
-  <w:num w:numId="1070">
-    <w:abstractNumId w:val="99411"/>
-    <w:lvlOverride w:ilvl="0">
-      <w:startOverride w:val="1"/>
-    </w:lvlOverride>
-    <w:lvlOverride w:ilvl="1">
-      <w:startOverride w:val="1"/>
-    </w:lvlOverride>
-    <w:lvlOverride w:ilvl="2">
-      <w:startOverride w:val="1"/>
-    </w:lvlOverride>
-    <w:lvlOverride w:ilvl="3">
-      <w:startOverride w:val="1"/>
-    </w:lvlOverride>
-    <w:lvlOverride w:ilvl="4">
-      <w:startOverride w:val="1"/>
-    </w:lvlOverride>
-    <w:lvlOverride w:ilvl="5">
-      <w:startOverride w:val="1"/>
-    </w:lvlOverride>
-    <w:lvlOverride w:ilvl="6">
-      <w:startOverride w:val="1"/>
-    </w:lvlOverride>
-    <w:lvlOverride w:ilvl="7">
-      <w:startOverride w:val="1"/>
-    </w:lvlOverride>
-    <w:lvlOverride w:ilvl="8">
-      <w:startOverride w:val="1"/>
     </w:lvlOverride>
   </w:num>
   <w:num w:numId="1071">
@@ -23958,9 +24483,75 @@
     </w:lvlOverride>
   </w:num>
   <w:num w:numId="1074">
+    <w:abstractNumId w:val="99413"/>
+    <w:lvlOverride w:ilvl="0">
+      <w:startOverride w:val="3"/>
+    </w:lvlOverride>
+    <w:lvlOverride w:ilvl="1">
+      <w:startOverride w:val="3"/>
+    </w:lvlOverride>
+    <w:lvlOverride w:ilvl="2">
+      <w:startOverride w:val="3"/>
+    </w:lvlOverride>
+    <w:lvlOverride w:ilvl="3">
+      <w:startOverride w:val="3"/>
+    </w:lvlOverride>
+    <w:lvlOverride w:ilvl="4">
+      <w:startOverride w:val="3"/>
+    </w:lvlOverride>
+    <w:lvlOverride w:ilvl="5">
+      <w:startOverride w:val="3"/>
+    </w:lvlOverride>
+    <w:lvlOverride w:ilvl="6">
+      <w:startOverride w:val="3"/>
+    </w:lvlOverride>
+    <w:lvlOverride w:ilvl="7">
+      <w:startOverride w:val="3"/>
+    </w:lvlOverride>
+    <w:lvlOverride w:ilvl="8">
+      <w:startOverride w:val="3"/>
+    </w:lvlOverride>
+  </w:num>
+  <w:num w:numId="1075">
     <w:abstractNumId w:val="991"/>
   </w:num>
-  <w:num w:numId="1075">
+  <w:num w:numId="1076">
+    <w:abstractNumId w:val="99411"/>
+    <w:lvlOverride w:ilvl="0">
+      <w:startOverride w:val="1"/>
+    </w:lvlOverride>
+    <w:lvlOverride w:ilvl="1">
+      <w:startOverride w:val="1"/>
+    </w:lvlOverride>
+    <w:lvlOverride w:ilvl="2">
+      <w:startOverride w:val="1"/>
+    </w:lvlOverride>
+    <w:lvlOverride w:ilvl="3">
+      <w:startOverride w:val="1"/>
+    </w:lvlOverride>
+    <w:lvlOverride w:ilvl="4">
+      <w:startOverride w:val="1"/>
+    </w:lvlOverride>
+    <w:lvlOverride w:ilvl="5">
+      <w:startOverride w:val="1"/>
+    </w:lvlOverride>
+    <w:lvlOverride w:ilvl="6">
+      <w:startOverride w:val="1"/>
+    </w:lvlOverride>
+    <w:lvlOverride w:ilvl="7">
+      <w:startOverride w:val="1"/>
+    </w:lvlOverride>
+    <w:lvlOverride w:ilvl="8">
+      <w:startOverride w:val="1"/>
+    </w:lvlOverride>
+  </w:num>
+  <w:num w:numId="1077">
+    <w:abstractNumId w:val="991"/>
+  </w:num>
+  <w:num w:numId="1078">
+    <w:abstractNumId w:val="991"/>
+  </w:num>
+  <w:num w:numId="1079">
     <w:abstractNumId w:val="991"/>
   </w:num>
 </w:numbering>

--- a/WordPress-Security-Benchmark.docx
+++ b/WordPress-Security-Benchmark.docx
@@ -15919,7 +15919,7 @@
         <w:t xml:space="preserve"> </w:t>
       </w:r>
       <w:r>
-        <w:t xml:space="preserve">Deploy a Web Application Firewall (WAF). This can be a server-level solution like</w:t>
+        <w:t xml:space="preserve">Deploy a Web Application Firewall (WAF). This can be a server-level solution such as</w:t>
       </w:r>
       <w:r>
         <w:t xml:space="preserve"> </w:t>
@@ -15935,6 +15935,22 @@
         <w:t xml:space="preserve"> </w:t>
       </w:r>
       <w:r>
+        <w:t xml:space="preserve">or</w:t>
+      </w:r>
+      <w:r>
+        <w:t xml:space="preserve"> </w:t>
+      </w:r>
+      <w:r>
+        <w:rPr>
+          <w:b/>
+          <w:bCs/>
+        </w:rPr>
+        <w:t xml:space="preserve">Coraza</w:t>
+      </w:r>
+      <w:r>
+        <w:t xml:space="preserve"> </w:t>
+      </w:r>
+      <w:r>
         <w:t xml:space="preserve">with the OWASP Core Rule Set (CRS), or a cloud-based solution such as</w:t>
       </w:r>
       <w:r>
@@ -15992,7 +16008,7 @@
         <w:t xml:space="preserve"> </w:t>
       </w:r>
       <w:r>
-        <w:t xml:space="preserve">A WAF provides immediate protection against common web attacks (SQLi, XSS, RCE) before they reach the application. For server-level WAFs like ModSecurity, WordPress-specific exclusion rules are necessary to allow legitimate functionality (like post saving and media uploads) to pass through without being blocked as false positives. Cloud WAFs typically manage these rulesets automatically.</w:t>
+        <w:t xml:space="preserve">A WAF provides immediate protection against common web attacks (SQLi, XSS, RCE) before they reach the application. For server-level WAFs (for example, ModSecurity or Coraza), WordPress-specific exclusion rules are necessary to allow legitimate functionality (like post saving and media uploads) to pass through without being blocked as false positives. Cloud WAFs typically manage these rulesets automatically.</w:t>
       </w:r>
     </w:p>
     <w:p>
@@ -16042,7 +16058,7 @@
         <w:t xml:space="preserve"> </w:t>
       </w:r>
       <w:r>
-        <w:t xml:space="preserve">2. If using ModSecurity, the OWASP Core Rule Set and WordPress Rule Exclusions are enabled.</w:t>
+        <w:t xml:space="preserve">2. If using a server-level WAF, the OWASP Core Rule Set and WordPress Rule Exclusions are enabled.</w:t>
       </w:r>
       <w:r>
         <w:t xml:space="preserve"> </w:t>
@@ -16074,7 +16090,7 @@
         <w:t xml:space="preserve"> </w:t>
       </w:r>
       <w:r>
-        <w:t xml:space="preserve">1. Install ModSecurity and the OWASP Core Rule Set.</w:t>
+        <w:t xml:space="preserve">1. Install ModSecurity or Coraza with the OWASP Core Rule Set.</w:t>
       </w:r>
       <w:r>
         <w:t xml:space="preserve"> </w:t>
@@ -19018,7 +19034,7 @@
         <w:rPr>
           <w:rStyle w:val="VerbatimChar"/>
         </w:rPr>
-        <w:t xml:space="preserve">/etc/php/8.3/fpm/pool.d/site1.conf</w:t>
+        <w:t xml:space="preserve">/etc/php/[CUSTOMIZE: 8.x]/fpm/pool.d/site1.conf</w:t>
       </w:r>
       <w:r>
         <w:t xml:space="preserve">:</w:t>
@@ -19095,7 +19111,7 @@
         <w:rPr>
           <w:rStyle w:val="StringTok"/>
         </w:rPr>
-        <w:t xml:space="preserve"> /run/php/php8.3-fpm-site1.sock</w:t>
+        <w:t xml:space="preserve"> /run/php/php[CUSTOMIZE: 8.x]-fpm-site1.sock</w:t>
       </w:r>
       <w:r>
         <w:br/>

--- a/WordPress-Security-Benchmark.docx
+++ b/WordPress-Security-Benchmark.docx
@@ -8393,7 +8393,22 @@
         <w:t xml:space="preserve"> </w:t>
       </w:r>
       <w:r>
-        <w:t xml:space="preserve">Requires a 2FA plugin (e.g., Two Factor, Wordfence, WP 2FA, or Fortress). WordPress core does not include 2FA natively as of version 6.9.</w:t>
+        <w:t xml:space="preserve">Requires a 2FA plugin. This documentation set standardizes on</w:t>
+      </w:r>
+      <w:r>
+        <w:t xml:space="preserve"> </w:t>
+      </w:r>
+      <w:r>
+        <w:rPr>
+          <w:rStyle w:val="VerbatimChar"/>
+        </w:rPr>
+        <w:t xml:space="preserve">wp-2fa</w:t>
+      </w:r>
+      <w:r>
+        <w:t xml:space="preserve"> </w:t>
+      </w:r>
+      <w:r>
+        <w:t xml:space="preserve">(Melapress) for operational consistency. Equivalent enterprise-approved alternatives may be used when requirements are met. WordPress core does not include mandatory 2FA natively.</w:t>
       </w:r>
     </w:p>
     <w:p>
@@ -8451,7 +8466,22 @@
         <w:pStyle w:val="BodyText"/>
       </w:pPr>
       <w:r>
-        <w:t xml:space="preserve">Install and configure a 2FA plugin. Require 2FA enrollment for all users with Administrator, Editor, or Shop Manager roles.</w:t>
+        <w:t xml:space="preserve">Install and configure</w:t>
+      </w:r>
+      <w:r>
+        <w:t xml:space="preserve"> </w:t>
+      </w:r>
+      <w:r>
+        <w:rPr>
+          <w:rStyle w:val="VerbatimChar"/>
+        </w:rPr>
+        <w:t xml:space="preserve">wp-2fa</w:t>
+      </w:r>
+      <w:r>
+        <w:t xml:space="preserve"> </w:t>
+      </w:r>
+      <w:r>
+        <w:t xml:space="preserve">(or an approved equivalent). Require 2FA enrollment for all users with Administrator, Editor, or Shop Manager roles.</w:t>
       </w:r>
       <w:r>
         <w:t xml:space="preserve"> </w:t>
@@ -16235,7 +16265,7 @@
           <w:rPr>
             <w:rStyle w:val="Hyperlink"/>
           </w:rPr>
-          <w:t xml:space="preserve">OWASP ModSecurity Core Rule Set</w:t>
+          <w:t xml:space="preserve">OWASP Core Rule Set (CRS)</w:t>
         </w:r>
       </w:hyperlink>
     </w:p>
@@ -23031,55 +23061,6 @@
         <w:t xml:space="preserve">filter.</w:t>
       </w:r>
     </w:p>
-    <w:p>
-      <w:pPr>
-        <w:pStyle w:val="BodyText"/>
-      </w:pPr>
-      <w:r>
-        <w:t xml:space="preserve">Suggested CI/QA guardrail (documentation lint):</w:t>
-      </w:r>
-    </w:p>
-    <w:p>
-      <w:pPr>
-        <w:pStyle w:val="SourceCode"/>
-      </w:pPr>
-      <w:r>
-        <w:rPr>
-          <w:rStyle w:val="ExtensionTok"/>
-        </w:rPr>
-        <w:t xml:space="preserve">rg</w:t>
-      </w:r>
-      <w:r>
-        <w:rPr>
-          <w:rStyle w:val="NormalTok"/>
-        </w:rPr>
-        <w:t xml:space="preserve"> </w:t>
-      </w:r>
-      <w:r>
-        <w:rPr>
-          <w:rStyle w:val="AttributeTok"/>
-        </w:rPr>
-        <w:t xml:space="preserve">-n</w:t>
-      </w:r>
-      <w:r>
-        <w:rPr>
-          <w:rStyle w:val="NormalTok"/>
-        </w:rPr>
-        <w:t xml:space="preserve"> </w:t>
-      </w:r>
-      <w:r>
-        <w:rPr>
-          <w:rStyle w:val="StringTok"/>
-        </w:rPr>
-        <w:t xml:space="preserve">"FORCE_SSL_LOGIN|DISALLOW_PLUGIN_EDITING|DISALLOW_PLUGIN_ACTIVATION|SECURE_LOGGED_IN_COOKIE|define\s*\(\s*'XMLRPC_REQUEST'\s*,\s*false\s*\)|wp_hash_password\s+filter"</w:t>
-      </w:r>
-      <w:r>
-        <w:rPr>
-          <w:rStyle w:val="NormalTok"/>
-        </w:rPr>
-        <w:t xml:space="preserve"> WordPress-Security-Benchmark.md</w:t>
-      </w:r>
-    </w:p>
     <w:bookmarkEnd w:id="167"/>
     <w:bookmarkStart w:id="170" w:name="related-documents"/>
     <w:p>

--- a/WordPress-Security-Benchmark.docx
+++ b/WordPress-Security-Benchmark.docx
@@ -8276,7 +8276,7 @@
     </w:p>
     <w:bookmarkEnd w:id="79"/>
     <w:bookmarkEnd w:id="80"/>
-    <w:bookmarkStart w:id="104" w:name="authentication-and-access-control"/>
+    <w:bookmarkStart w:id="105" w:name="authentication-and-access-control"/>
     <w:p>
       <w:pPr>
         <w:pStyle w:val="Heading2"/>
@@ -8293,7 +8293,7 @@
         <w:t xml:space="preserve">This section addresses user authentication, session management, and role-based access control within WordPress.</w:t>
       </w:r>
     </w:p>
-    <w:bookmarkStart w:id="86" w:name="X58da6711d0250ef42104787d3298c5e1ce490ad"/>
+    <w:bookmarkStart w:id="87" w:name="X58da6711d0250ef42104787d3298c5e1ce490ad"/>
     <w:p>
       <w:pPr>
         <w:pStyle w:val="Heading4"/>
@@ -8402,13 +8402,13 @@
         <w:rPr>
           <w:rStyle w:val="VerbatimChar"/>
         </w:rPr>
-        <w:t xml:space="preserve">wp-2fa</w:t>
-      </w:r>
-      <w:r>
-        <w:t xml:space="preserve"> </w:t>
-      </w:r>
-      <w:r>
-        <w:t xml:space="preserve">(Melapress) for operational consistency. Equivalent enterprise-approved alternatives may be used when requirements are met. WordPress core does not include mandatory 2FA natively.</w:t>
+        <w:t xml:space="preserve">two-factor</w:t>
+      </w:r>
+      <w:r>
+        <w:t xml:space="preserve"> </w:t>
+      </w:r>
+      <w:r>
+        <w:t xml:space="preserve">for operational consistency. Equivalent enterprise-approved alternatives may be used when requirements are met. WordPress core does not include mandatory 2FA natively.</w:t>
       </w:r>
     </w:p>
     <w:p>
@@ -8475,7 +8475,7 @@
         <w:rPr>
           <w:rStyle w:val="VerbatimChar"/>
         </w:rPr>
-        <w:t xml:space="preserve">wp-2fa</w:t>
+        <w:t xml:space="preserve">two-factor</w:t>
       </w:r>
       <w:r>
         <w:t xml:space="preserve"> </w:t>
@@ -8623,14 +8623,37 @@
       </w:hyperlink>
     </w:p>
     <w:p>
+      <w:pPr>
+        <w:pStyle w:val="Compact"/>
+        <w:numPr>
+          <w:ilvl w:val="0"/>
+          <w:numId w:val="1025"/>
+        </w:numPr>
+      </w:pPr>
+      <w:hyperlink r:id="rId86">
+        <w:r>
+          <w:rPr>
+            <w:rStyle w:val="Hyperlink"/>
+          </w:rPr>
+          <w:t xml:space="preserve">Two-Factor by WordPress.org</w:t>
+        </w:r>
+      </w:hyperlink>
+      <w:r>
+        <w:t xml:space="preserve"> </w:t>
+      </w:r>
+      <w:r>
+        <w:t xml:space="preserve">- Community-maintained plugin</w:t>
+      </w:r>
+    </w:p>
+    <w:p>
       <w:r>
         <w:pict>
           <v:rect style="width:0;height:1.5pt" o:hralign="center" o:hrstd="t" o:hr="t"/>
         </w:pict>
       </w:r>
     </w:p>
-    <w:bookmarkEnd w:id="86"/>
-    <w:bookmarkStart w:id="90" w:name="X38b584e7db0f766b8ae894c7164200a2dfde080"/>
+    <w:bookmarkEnd w:id="87"/>
+    <w:bookmarkStart w:id="91" w:name="X38b584e7db0f766b8ae894c7164200a2dfde080"/>
     <w:p>
       <w:pPr>
         <w:pStyle w:val="Heading4"/>
@@ -8907,7 +8930,7 @@
           <w:numId w:val="1026"/>
         </w:numPr>
       </w:pPr>
-      <w:hyperlink r:id="rId87">
+      <w:hyperlink r:id="rId88">
         <w:r>
           <w:rPr>
             <w:rStyle w:val="Hyperlink"/>
@@ -8924,7 +8947,7 @@
           <w:numId w:val="1026"/>
         </w:numPr>
       </w:pPr>
-      <w:hyperlink r:id="rId88">
+      <w:hyperlink r:id="rId89">
         <w:r>
           <w:rPr>
             <w:rStyle w:val="Hyperlink"/>
@@ -8941,7 +8964,7 @@
           <w:numId w:val="1026"/>
         </w:numPr>
       </w:pPr>
-      <w:hyperlink r:id="rId89">
+      <w:hyperlink r:id="rId90">
         <w:r>
           <w:rPr>
             <w:rStyle w:val="Hyperlink"/>
@@ -8957,8 +8980,8 @@
         </w:pict>
       </w:r>
     </w:p>
-    <w:bookmarkEnd w:id="90"/>
-    <w:bookmarkStart w:id="94" w:name="Xc951442ee6a8b6b6c2a7057c9a2f603a7dd553d"/>
+    <w:bookmarkEnd w:id="91"/>
+    <w:bookmarkStart w:id="95" w:name="Xc951442ee6a8b6b6c2a7057c9a2f603a7dd553d"/>
     <w:p>
       <w:pPr>
         <w:pStyle w:val="Heading4"/>
@@ -9613,7 +9636,7 @@
           <w:numId w:val="1027"/>
         </w:numPr>
       </w:pPr>
-      <w:hyperlink r:id="rId91">
+      <w:hyperlink r:id="rId92">
         <w:r>
           <w:rPr>
             <w:rStyle w:val="VerbatimChar"/>
@@ -9642,7 +9665,7 @@
           <w:numId w:val="1027"/>
         </w:numPr>
       </w:pPr>
-      <w:hyperlink r:id="rId92">
+      <w:hyperlink r:id="rId93">
         <w:r>
           <w:rPr>
             <w:rStyle w:val="VerbatimChar"/>
@@ -9671,7 +9694,7 @@
           <w:numId w:val="1027"/>
         </w:numPr>
       </w:pPr>
-      <w:hyperlink r:id="rId93">
+      <w:hyperlink r:id="rId94">
         <w:r>
           <w:rPr>
             <w:rStyle w:val="Hyperlink"/>
@@ -9687,8 +9710,8 @@
         </w:pict>
       </w:r>
     </w:p>
-    <w:bookmarkEnd w:id="94"/>
-    <w:bookmarkStart w:id="96" w:name="ensure-user-enumeration-is-prevented"/>
+    <w:bookmarkEnd w:id="95"/>
+    <w:bookmarkStart w:id="97" w:name="ensure-user-enumeration-is-prevented"/>
     <w:p>
       <w:pPr>
         <w:pStyle w:val="Heading4"/>
@@ -10179,7 +10202,7 @@
           <w:numId w:val="1028"/>
         </w:numPr>
       </w:pPr>
-      <w:hyperlink r:id="rId89">
+      <w:hyperlink r:id="rId90">
         <w:r>
           <w:rPr>
             <w:rStyle w:val="Hyperlink"/>
@@ -10213,7 +10236,7 @@
           <w:numId w:val="1028"/>
         </w:numPr>
       </w:pPr>
-      <w:hyperlink r:id="rId95">
+      <w:hyperlink r:id="rId96">
         <w:r>
           <w:rPr>
             <w:rStyle w:val="Hyperlink"/>
@@ -10229,8 +10252,8 @@
         </w:pict>
       </w:r>
     </w:p>
-    <w:bookmarkEnd w:id="96"/>
-    <w:bookmarkStart w:id="97" w:name="X7cbc99c1b4618483d1612cb367b1bff753380b8"/>
+    <w:bookmarkEnd w:id="97"/>
+    <w:bookmarkStart w:id="98" w:name="X7cbc99c1b4618483d1612cb367b1bff753380b8"/>
     <w:p>
       <w:pPr>
         <w:pStyle w:val="Heading4"/>
@@ -10560,7 +10583,7 @@
           <w:numId w:val="1029"/>
         </w:numPr>
       </w:pPr>
-      <w:hyperlink r:id="rId89">
+      <w:hyperlink r:id="rId90">
         <w:r>
           <w:rPr>
             <w:rStyle w:val="Hyperlink"/>
@@ -10593,8 +10616,8 @@
         </w:pict>
       </w:r>
     </w:p>
-    <w:bookmarkEnd w:id="97"/>
-    <w:bookmarkStart w:id="99" w:name="Xf55992fd52588c602d60b9c6a292e71e4d45dec"/>
+    <w:bookmarkEnd w:id="98"/>
+    <w:bookmarkStart w:id="100" w:name="Xf55992fd52588c602d60b9c6a292e71e4d45dec"/>
     <w:p>
       <w:pPr>
         <w:pStyle w:val="Heading4"/>
@@ -11056,7 +11079,7 @@
           <w:numId w:val="1031"/>
         </w:numPr>
       </w:pPr>
-      <w:hyperlink r:id="rId98">
+      <w:hyperlink r:id="rId99">
         <w:r>
           <w:rPr>
             <w:rStyle w:val="Hyperlink"/>
@@ -11090,7 +11113,7 @@
           <w:numId w:val="1031"/>
         </w:numPr>
       </w:pPr>
-      <w:hyperlink r:id="rId95">
+      <w:hyperlink r:id="rId96">
         <w:r>
           <w:rPr>
             <w:rStyle w:val="Hyperlink"/>
@@ -11106,8 +11129,8 @@
         </w:pict>
       </w:r>
     </w:p>
-    <w:bookmarkEnd w:id="99"/>
-    <w:bookmarkStart w:id="100" w:name="X59230c0b3b749d05c958983888eb2820f08906b"/>
+    <w:bookmarkEnd w:id="100"/>
+    <w:bookmarkStart w:id="101" w:name="X59230c0b3b749d05c958983888eb2820f08906b"/>
     <w:p>
       <w:pPr>
         <w:pStyle w:val="Heading4"/>
@@ -11369,7 +11392,7 @@
           <w:numId w:val="1032"/>
         </w:numPr>
       </w:pPr>
-      <w:hyperlink r:id="rId89">
+      <w:hyperlink r:id="rId90">
         <w:r>
           <w:rPr>
             <w:rStyle w:val="Hyperlink"/>
@@ -11402,8 +11425,8 @@
         </w:pict>
       </w:r>
     </w:p>
-    <w:bookmarkEnd w:id="100"/>
-    <w:bookmarkStart w:id="103" w:name="Xf40f1da9cdc8cddd264d8a8397177040c8e8079"/>
+    <w:bookmarkEnd w:id="101"/>
+    <w:bookmarkStart w:id="104" w:name="Xf40f1da9cdc8cddd264d8a8397177040c8e8079"/>
     <w:p>
       <w:pPr>
         <w:pStyle w:val="Heading4"/>
@@ -12078,7 +12101,7 @@
           <w:numId w:val="1033"/>
         </w:numPr>
       </w:pPr>
-      <w:hyperlink r:id="rId87">
+      <w:hyperlink r:id="rId88">
         <w:r>
           <w:rPr>
             <w:rStyle w:val="Hyperlink"/>
@@ -12095,7 +12118,7 @@
           <w:numId w:val="1033"/>
         </w:numPr>
       </w:pPr>
-      <w:hyperlink r:id="rId101">
+      <w:hyperlink r:id="rId102">
         <w:r>
           <w:rPr>
             <w:rStyle w:val="VerbatimChar"/>
@@ -12124,7 +12147,7 @@
           <w:numId w:val="1033"/>
         </w:numPr>
       </w:pPr>
-      <w:hyperlink r:id="rId102">
+      <w:hyperlink r:id="rId103">
         <w:r>
           <w:rPr>
             <w:rStyle w:val="VerbatimChar"/>
@@ -12152,9 +12175,9 @@
         </w:pict>
       </w:r>
     </w:p>
-    <w:bookmarkEnd w:id="103"/>
     <w:bookmarkEnd w:id="104"/>
-    <w:bookmarkStart w:id="109" w:name="file-system-permissions"/>
+    <w:bookmarkEnd w:id="105"/>
+    <w:bookmarkStart w:id="110" w:name="file-system-permissions"/>
     <w:p>
       <w:pPr>
         <w:pStyle w:val="Heading2"/>
@@ -12171,7 +12194,7 @@
         <w:t xml:space="preserve">This section covers file ownership and permission settings for the WordPress installation.</w:t>
       </w:r>
     </w:p>
-    <w:bookmarkStart w:id="106" w:name="X537a10d2bc9a031749d2d4395c48512c2fcd257"/>
+    <w:bookmarkStart w:id="107" w:name="X537a10d2bc9a031749d2d4395c48512c2fcd257"/>
     <w:p>
       <w:pPr>
         <w:pStyle w:val="Heading4"/>
@@ -12571,7 +12594,7 @@
           <w:numId w:val="1036"/>
         </w:numPr>
       </w:pPr>
-      <w:hyperlink r:id="rId105">
+      <w:hyperlink r:id="rId106">
         <w:r>
           <w:rPr>
             <w:rStyle w:val="Hyperlink"/>
@@ -12587,8 +12610,8 @@
         </w:pict>
       </w:r>
     </w:p>
-    <w:bookmarkEnd w:id="106"/>
-    <w:bookmarkStart w:id="107" w:name="X318749ae37d296d768503117ef65589e273c80d"/>
+    <w:bookmarkEnd w:id="107"/>
+    <w:bookmarkStart w:id="108" w:name="X318749ae37d296d768503117ef65589e273c80d"/>
     <w:p>
       <w:pPr>
         <w:pStyle w:val="Heading4"/>
@@ -12908,7 +12931,7 @@
           <w:numId w:val="1038"/>
         </w:numPr>
       </w:pPr>
-      <w:hyperlink r:id="rId105">
+      <w:hyperlink r:id="rId106">
         <w:r>
           <w:rPr>
             <w:rStyle w:val="Hyperlink"/>
@@ -12941,8 +12964,8 @@
         </w:pict>
       </w:r>
     </w:p>
-    <w:bookmarkEnd w:id="107"/>
-    <w:bookmarkStart w:id="108" w:name="X08717294e8e9ba263a432c09d1baf3cd44e02d6"/>
+    <w:bookmarkEnd w:id="108"/>
+    <w:bookmarkStart w:id="109" w:name="X08717294e8e9ba263a432c09d1baf3cd44e02d6"/>
     <w:p>
       <w:pPr>
         <w:pStyle w:val="Heading4"/>
@@ -13347,9 +13370,9 @@
         </w:pict>
       </w:r>
     </w:p>
-    <w:bookmarkEnd w:id="108"/>
     <w:bookmarkEnd w:id="109"/>
-    <w:bookmarkStart w:id="118" w:name="logging-and-monitoring"/>
+    <w:bookmarkEnd w:id="110"/>
+    <w:bookmarkStart w:id="119" w:name="logging-and-monitoring"/>
     <w:p>
       <w:pPr>
         <w:pStyle w:val="Heading2"/>
@@ -13366,7 +13389,7 @@
         <w:t xml:space="preserve">This section addresses audit logging, activity monitoring, and intrusion detection for WordPress.</w:t>
       </w:r>
     </w:p>
-    <w:bookmarkStart w:id="113" w:name="Xac1ef11c0b7180ad5f777a47b6fc693c2f6dccc"/>
+    <w:bookmarkStart w:id="114" w:name="Xac1ef11c0b7180ad5f777a47b6fc693c2f6dccc"/>
     <w:p>
       <w:pPr>
         <w:pStyle w:val="Heading4"/>
@@ -13583,7 +13606,7 @@
           <w:numId w:val="1040"/>
         </w:numPr>
       </w:pPr>
-      <w:hyperlink r:id="rId110">
+      <w:hyperlink r:id="rId111">
         <w:r>
           <w:rPr>
             <w:rStyle w:val="Hyperlink"/>
@@ -13600,7 +13623,7 @@
           <w:numId w:val="1040"/>
         </w:numPr>
       </w:pPr>
-      <w:hyperlink r:id="rId111">
+      <w:hyperlink r:id="rId112">
         <w:r>
           <w:rPr>
             <w:rStyle w:val="VerbatimChar"/>
@@ -13629,7 +13652,7 @@
           <w:numId w:val="1040"/>
         </w:numPr>
       </w:pPr>
-      <w:hyperlink r:id="rId112">
+      <w:hyperlink r:id="rId113">
         <w:r>
           <w:rPr>
             <w:rStyle w:val="Hyperlink"/>
@@ -13645,8 +13668,8 @@
         </w:pict>
       </w:r>
     </w:p>
-    <w:bookmarkEnd w:id="113"/>
-    <w:bookmarkStart w:id="115" w:name="X1254b9a129313ac5901dd326a4d3d150cca0fe4"/>
+    <w:bookmarkEnd w:id="114"/>
+    <w:bookmarkStart w:id="116" w:name="X1254b9a129313ac5901dd326a4d3d150cca0fe4"/>
     <w:p>
       <w:pPr>
         <w:pStyle w:val="Heading4"/>
@@ -13931,7 +13954,7 @@
           <w:numId w:val="1041"/>
         </w:numPr>
       </w:pPr>
-      <w:hyperlink r:id="rId114">
+      <w:hyperlink r:id="rId115">
         <w:r>
           <w:rPr>
             <w:rStyle w:val="Hyperlink"/>
@@ -13959,8 +13982,8 @@
         </w:pict>
       </w:r>
     </w:p>
-    <w:bookmarkEnd w:id="115"/>
-    <w:bookmarkStart w:id="117" w:name="X2f49715b02624f6337bc98ddb891dfd9472097b"/>
+    <w:bookmarkEnd w:id="116"/>
+    <w:bookmarkStart w:id="118" w:name="X2f49715b02624f6337bc98ddb891dfd9472097b"/>
     <w:p>
       <w:pPr>
         <w:pStyle w:val="Heading4"/>
@@ -14258,7 +14281,7 @@
           <w:numId w:val="1044"/>
         </w:numPr>
       </w:pPr>
-      <w:hyperlink r:id="rId116">
+      <w:hyperlink r:id="rId117">
         <w:r>
           <w:rPr>
             <w:rStyle w:val="Hyperlink"/>
@@ -14291,9 +14314,9 @@
         </w:pict>
       </w:r>
     </w:p>
-    <w:bookmarkEnd w:id="117"/>
     <w:bookmarkEnd w:id="118"/>
-    <w:bookmarkStart w:id="129" w:name="X7e9f1bde50c8aa30356290a7617a8b456c65843"/>
+    <w:bookmarkEnd w:id="119"/>
+    <w:bookmarkStart w:id="130" w:name="X7e9f1bde50c8aa30356290a7617a8b456c65843"/>
     <w:p>
       <w:pPr>
         <w:pStyle w:val="Heading2"/>
@@ -14310,7 +14333,7 @@
         <w:t xml:space="preserve">This section addresses the security of pluggable WordPress components known as plugins and themes (as well as their sub-components called extensions or add-ons), and their update processes.</w:t>
       </w:r>
     </w:p>
-    <w:bookmarkStart w:id="121" w:name="Xf18672d95cbe870fcfb1313e755889980849210"/>
+    <w:bookmarkStart w:id="122" w:name="Xf18672d95cbe870fcfb1313e755889980849210"/>
     <w:p>
       <w:pPr>
         <w:pStyle w:val="Heading4"/>
@@ -14612,7 +14635,7 @@
           <w:numId w:val="1045"/>
         </w:numPr>
       </w:pPr>
-      <w:hyperlink r:id="rId119">
+      <w:hyperlink r:id="rId120">
         <w:r>
           <w:rPr>
             <w:rStyle w:val="Hyperlink"/>
@@ -14629,7 +14652,7 @@
           <w:numId w:val="1045"/>
         </w:numPr>
       </w:pPr>
-      <w:hyperlink r:id="rId120">
+      <w:hyperlink r:id="rId121">
         <w:r>
           <w:rPr>
             <w:rStyle w:val="Hyperlink"/>
@@ -14645,8 +14668,8 @@
         </w:pict>
       </w:r>
     </w:p>
-    <w:bookmarkEnd w:id="121"/>
-    <w:bookmarkStart w:id="123" w:name="X5d2c468734a3d7c0301ee405fdbdc04db22ca47"/>
+    <w:bookmarkEnd w:id="122"/>
+    <w:bookmarkStart w:id="124" w:name="X5d2c468734a3d7c0301ee405fdbdc04db22ca47"/>
     <w:p>
       <w:pPr>
         <w:pStyle w:val="Heading4"/>
@@ -14891,7 +14914,7 @@
           <w:numId w:val="1046"/>
         </w:numPr>
       </w:pPr>
-      <w:hyperlink r:id="rId122">
+      <w:hyperlink r:id="rId123">
         <w:r>
           <w:rPr>
             <w:rStyle w:val="Hyperlink"/>
@@ -14924,8 +14947,8 @@
         </w:pict>
       </w:r>
     </w:p>
-    <w:bookmarkEnd w:id="123"/>
-    <w:bookmarkStart w:id="125" w:name="Xc236da181558471dcad82deb3aecc5e6da634b3"/>
+    <w:bookmarkEnd w:id="124"/>
+    <w:bookmarkStart w:id="126" w:name="Xc236da181558471dcad82deb3aecc5e6da634b3"/>
     <w:p>
       <w:pPr>
         <w:pStyle w:val="Heading4"/>
@@ -15146,7 +15169,7 @@
           <w:numId w:val="1047"/>
         </w:numPr>
       </w:pPr>
-      <w:hyperlink r:id="rId124">
+      <w:hyperlink r:id="rId125">
         <w:r>
           <w:rPr>
             <w:rStyle w:val="Hyperlink"/>
@@ -15162,8 +15185,8 @@
         </w:pict>
       </w:r>
     </w:p>
-    <w:bookmarkEnd w:id="125"/>
-    <w:bookmarkStart w:id="128" w:name="Xb492f7c7e5cf9fa0e870cc11b9b83ea852b9873"/>
+    <w:bookmarkEnd w:id="126"/>
+    <w:bookmarkStart w:id="129" w:name="Xb492f7c7e5cf9fa0e870cc11b9b83ea852b9873"/>
     <w:p>
       <w:pPr>
         <w:pStyle w:val="Heading4"/>
@@ -15833,7 +15856,7 @@
           <w:numId w:val="1050"/>
         </w:numPr>
       </w:pPr>
-      <w:hyperlink r:id="rId126">
+      <w:hyperlink r:id="rId127">
         <w:r>
           <w:rPr>
             <w:rStyle w:val="Hyperlink"/>
@@ -15850,7 +15873,7 @@
           <w:numId w:val="1050"/>
         </w:numPr>
       </w:pPr>
-      <w:hyperlink r:id="rId127">
+      <w:hyperlink r:id="rId128">
         <w:r>
           <w:rPr>
             <w:rStyle w:val="Hyperlink"/>
@@ -15866,9 +15889,9 @@
         </w:pict>
       </w:r>
     </w:p>
-    <w:bookmarkEnd w:id="128"/>
     <w:bookmarkEnd w:id="129"/>
-    <w:bookmarkStart w:id="134" w:name="web-application-firewall"/>
+    <w:bookmarkEnd w:id="130"/>
+    <w:bookmarkStart w:id="135" w:name="web-application-firewall"/>
     <w:p>
       <w:pPr>
         <w:pStyle w:val="Heading2"/>
@@ -15885,7 +15908,7 @@
         <w:t xml:space="preserve">This section addresses the deployment and configuration of a Web Application Firewall (WAF) to protect the WordPress application.</w:t>
       </w:r>
     </w:p>
-    <w:bookmarkStart w:id="133" w:name="X2bcda6a58cd1d875b7e3c078bcb415c0e274696"/>
+    <w:bookmarkStart w:id="134" w:name="X2bcda6a58cd1d875b7e3c078bcb415c0e274696"/>
     <w:p>
       <w:pPr>
         <w:pStyle w:val="Heading4"/>
@@ -16155,7 +16178,7 @@
       <w:r>
         <w:t xml:space="preserve"> </w:t>
       </w:r>
-      <w:hyperlink r:id="rId130">
+      <w:hyperlink r:id="rId131">
         <w:r>
           <w:rPr>
             <w:rStyle w:val="Hyperlink"/>
@@ -16225,7 +16248,7 @@
       <w:r>
         <w:t xml:space="preserve"> </w:t>
       </w:r>
-      <w:hyperlink r:id="rId131">
+      <w:hyperlink r:id="rId132">
         <w:r>
           <w:rPr>
             <w:rStyle w:val="Hyperlink"/>
@@ -16260,7 +16283,7 @@
           <w:numId w:val="1051"/>
         </w:numPr>
       </w:pPr>
-      <w:hyperlink r:id="rId132">
+      <w:hyperlink r:id="rId133">
         <w:r>
           <w:rPr>
             <w:rStyle w:val="Hyperlink"/>
@@ -16277,7 +16300,7 @@
           <w:numId w:val="1051"/>
         </w:numPr>
       </w:pPr>
-      <w:hyperlink r:id="rId130">
+      <w:hyperlink r:id="rId131">
         <w:r>
           <w:rPr>
             <w:rStyle w:val="Hyperlink"/>
@@ -16293,9 +16316,9 @@
         </w:pict>
       </w:r>
     </w:p>
-    <w:bookmarkEnd w:id="133"/>
     <w:bookmarkEnd w:id="134"/>
-    <w:bookmarkStart w:id="139" w:name="backup-and-recovery"/>
+    <w:bookmarkEnd w:id="135"/>
+    <w:bookmarkStart w:id="140" w:name="backup-and-recovery"/>
     <w:p>
       <w:pPr>
         <w:pStyle w:val="Heading2"/>
@@ -16312,7 +16335,7 @@
         <w:t xml:space="preserve">This section addresses backup strategy, offsite storage, and recovery procedures for WordPress deployments.</w:t>
       </w:r>
     </w:p>
-    <w:bookmarkStart w:id="138" w:name="X37031fc2d925a09a3cac64b9b44c9feb1a5b345"/>
+    <w:bookmarkStart w:id="139" w:name="X37031fc2d925a09a3cac64b9b44c9feb1a5b345"/>
     <w:p>
       <w:pPr>
         <w:pStyle w:val="Heading4"/>
@@ -16617,7 +16640,7 @@
           <w:numId w:val="1053"/>
         </w:numPr>
       </w:pPr>
-      <w:hyperlink r:id="rId135">
+      <w:hyperlink r:id="rId136">
         <w:r>
           <w:rPr>
             <w:rStyle w:val="Hyperlink"/>
@@ -16634,7 +16657,7 @@
           <w:numId w:val="1053"/>
         </w:numPr>
       </w:pPr>
-      <w:hyperlink r:id="rId136">
+      <w:hyperlink r:id="rId137">
         <w:r>
           <w:rPr>
             <w:rStyle w:val="Hyperlink"/>
@@ -16651,7 +16674,7 @@
           <w:numId w:val="1053"/>
         </w:numPr>
       </w:pPr>
-      <w:hyperlink r:id="rId137">
+      <w:hyperlink r:id="rId138">
         <w:r>
           <w:rPr>
             <w:rStyle w:val="Hyperlink"/>
@@ -16667,9 +16690,9 @@
         </w:pict>
       </w:r>
     </w:p>
-    <w:bookmarkEnd w:id="138"/>
     <w:bookmarkEnd w:id="139"/>
-    <w:bookmarkStart w:id="151" w:name="ai-integration-security"/>
+    <w:bookmarkEnd w:id="140"/>
+    <w:bookmarkStart w:id="152" w:name="ai-integration-security"/>
     <w:p>
       <w:pPr>
         <w:pStyle w:val="Heading2"/>
@@ -16686,7 +16709,7 @@
         <w:t xml:space="preserve">AI tools are increasingly integrated into WordPress workflows for content generation, chatbots, code assistance, and site management. IBM’s Cost of a Data Breach Report (2025) found that 13% of organizations experienced a breach involving an AI model or application, and 97% of those breaches involved systems lacking proper access controls. This section provides controls for securing AI integrations in WordPress environments.</w:t>
       </w:r>
     </w:p>
-    <w:bookmarkStart w:id="143" w:name="ensure-ai-api-keys-are-securely-stored"/>
+    <w:bookmarkStart w:id="144" w:name="ensure-ai-api-keys-are-securely-stored"/>
     <w:p>
       <w:pPr>
         <w:pStyle w:val="Heading4"/>
@@ -17117,7 +17140,7 @@
           <w:numId w:val="1057"/>
         </w:numPr>
       </w:pPr>
-      <w:hyperlink r:id="rId140">
+      <w:hyperlink r:id="rId141">
         <w:r>
           <w:rPr>
             <w:rStyle w:val="Hyperlink"/>
@@ -17134,7 +17157,7 @@
           <w:numId w:val="1057"/>
         </w:numPr>
       </w:pPr>
-      <w:hyperlink r:id="rId141">
+      <w:hyperlink r:id="rId142">
         <w:r>
           <w:rPr>
             <w:rStyle w:val="Hyperlink"/>
@@ -17151,7 +17174,7 @@
           <w:numId w:val="1057"/>
         </w:numPr>
       </w:pPr>
-      <w:hyperlink r:id="rId142">
+      <w:hyperlink r:id="rId143">
         <w:r>
           <w:rPr>
             <w:rStyle w:val="Hyperlink"/>
@@ -17179,8 +17202,8 @@
         </w:pict>
       </w:r>
     </w:p>
-    <w:bookmarkEnd w:id="143"/>
-    <w:bookmarkStart w:id="147" w:name="ensure-ai-generated-content-is-sanitized"/>
+    <w:bookmarkEnd w:id="144"/>
+    <w:bookmarkStart w:id="148" w:name="ensure-ai-generated-content-is-sanitized"/>
     <w:p>
       <w:pPr>
         <w:pStyle w:val="Heading4"/>
@@ -17506,7 +17529,7 @@
           <w:numId w:val="1059"/>
         </w:numPr>
       </w:pPr>
-      <w:hyperlink r:id="rId144">
+      <w:hyperlink r:id="rId145">
         <w:r>
           <w:rPr>
             <w:rStyle w:val="Hyperlink"/>
@@ -17523,7 +17546,7 @@
           <w:numId w:val="1059"/>
         </w:numPr>
       </w:pPr>
-      <w:hyperlink r:id="rId145">
+      <w:hyperlink r:id="rId146">
         <w:r>
           <w:rPr>
             <w:rStyle w:val="Hyperlink"/>
@@ -17540,7 +17563,7 @@
           <w:numId w:val="1059"/>
         </w:numPr>
       </w:pPr>
-      <w:hyperlink r:id="rId146">
+      <w:hyperlink r:id="rId147">
         <w:r>
           <w:rPr>
             <w:rStyle w:val="VerbatimChar"/>
@@ -17568,8 +17591,8 @@
         </w:pict>
       </w:r>
     </w:p>
-    <w:bookmarkEnd w:id="147"/>
-    <w:bookmarkStart w:id="150" w:name="X6585c3c8a5d3affa82317ab1fc774c5069542c5"/>
+    <w:bookmarkEnd w:id="148"/>
+    <w:bookmarkStart w:id="151" w:name="X6585c3c8a5d3affa82317ab1fc774c5069542c5"/>
     <w:p>
       <w:pPr>
         <w:pStyle w:val="Heading4"/>
@@ -17818,7 +17841,7 @@
           <w:numId w:val="1062"/>
         </w:numPr>
       </w:pPr>
-      <w:hyperlink r:id="rId148">
+      <w:hyperlink r:id="rId149">
         <w:r>
           <w:rPr>
             <w:rStyle w:val="Hyperlink"/>
@@ -17835,7 +17858,7 @@
           <w:numId w:val="1062"/>
         </w:numPr>
       </w:pPr>
-      <w:hyperlink r:id="rId149">
+      <w:hyperlink r:id="rId150">
         <w:r>
           <w:rPr>
             <w:rStyle w:val="Hyperlink"/>
@@ -17851,9 +17874,9 @@
         </w:pict>
       </w:r>
     </w:p>
-    <w:bookmarkEnd w:id="150"/>
     <w:bookmarkEnd w:id="151"/>
-    <w:bookmarkStart w:id="159" w:name="server-access-and-network"/>
+    <w:bookmarkEnd w:id="152"/>
+    <w:bookmarkStart w:id="160" w:name="server-access-and-network"/>
     <w:p>
       <w:pPr>
         <w:pStyle w:val="Heading2"/>
@@ -17870,7 +17893,7 @@
         <w:t xml:space="preserve">This section addresses secure remote access to the server hosting WordPress and host-level network controls.</w:t>
       </w:r>
     </w:p>
-    <w:bookmarkStart w:id="153" w:name="Xdcbe01b24edad71f2460d1c6284218e85ca0653"/>
+    <w:bookmarkStart w:id="154" w:name="Xdcbe01b24edad71f2460d1c6284218e85ca0653"/>
     <w:p>
       <w:pPr>
         <w:pStyle w:val="Heading4"/>
@@ -18149,7 +18172,7 @@
           <w:numId w:val="1063"/>
         </w:numPr>
       </w:pPr>
-      <w:hyperlink r:id="rId152">
+      <w:hyperlink r:id="rId153">
         <w:r>
           <w:rPr>
             <w:rStyle w:val="Hyperlink"/>
@@ -18189,8 +18212,8 @@
         </w:pict>
       </w:r>
     </w:p>
-    <w:bookmarkEnd w:id="153"/>
-    <w:bookmarkStart w:id="154" w:name="ensure-sftp-is-used-and-ftp-is-disabled"/>
+    <w:bookmarkEnd w:id="154"/>
+    <w:bookmarkStart w:id="155" w:name="ensure-sftp-is-used-and-ftp-is-disabled"/>
     <w:p>
       <w:pPr>
         <w:pStyle w:val="Heading4"/>
@@ -18451,7 +18474,7 @@
           <w:numId w:val="1067"/>
         </w:numPr>
       </w:pPr>
-      <w:hyperlink r:id="rId152">
+      <w:hyperlink r:id="rId153">
         <w:r>
           <w:rPr>
             <w:rStyle w:val="Hyperlink"/>
@@ -18491,8 +18514,8 @@
         </w:pict>
       </w:r>
     </w:p>
-    <w:bookmarkEnd w:id="154"/>
-    <w:bookmarkStart w:id="156" w:name="X8bcf34366d44f5ac01a0d2c0e8134cbce888acf"/>
+    <w:bookmarkEnd w:id="155"/>
+    <w:bookmarkStart w:id="157" w:name="X8bcf34366d44f5ac01a0d2c0e8134cbce888acf"/>
     <w:p>
       <w:pPr>
         <w:pStyle w:val="Heading4"/>
@@ -18841,7 +18864,7 @@
           <w:numId w:val="1068"/>
         </w:numPr>
       </w:pPr>
-      <w:hyperlink r:id="rId155">
+      <w:hyperlink r:id="rId156">
         <w:r>
           <w:rPr>
             <w:rStyle w:val="Hyperlink"/>
@@ -18857,8 +18880,8 @@
         </w:pict>
       </w:r>
     </w:p>
-    <w:bookmarkEnd w:id="156"/>
-    <w:bookmarkStart w:id="158" w:name="X9d32ec75da2d03739426d99d14ff0b7003c0656"/>
+    <w:bookmarkEnd w:id="157"/>
+    <w:bookmarkStart w:id="159" w:name="X9d32ec75da2d03739426d99d14ff0b7003c0656"/>
     <w:p>
       <w:pPr>
         <w:pStyle w:val="Heading4"/>
@@ -19251,7 +19274,7 @@
           <w:numId w:val="1072"/>
         </w:numPr>
       </w:pPr>
-      <w:hyperlink r:id="rId157">
+      <w:hyperlink r:id="rId158">
         <w:r>
           <w:rPr>
             <w:rStyle w:val="Hyperlink"/>
@@ -19267,9 +19290,9 @@
         </w:pict>
       </w:r>
     </w:p>
-    <w:bookmarkEnd w:id="158"/>
     <w:bookmarkEnd w:id="159"/>
-    <w:bookmarkStart w:id="164" w:name="multisite-security"/>
+    <w:bookmarkEnd w:id="160"/>
+    <w:bookmarkStart w:id="165" w:name="multisite-security"/>
     <w:p>
       <w:pPr>
         <w:pStyle w:val="Heading2"/>
@@ -19286,7 +19309,7 @@
         <w:t xml:space="preserve">This section addresses security considerations specific to WordPress Multisite installations.</w:t>
       </w:r>
     </w:p>
-    <w:bookmarkStart w:id="162" w:name="Xb5de61672eb24313b8c6dca365fd92ee3f077e6"/>
+    <w:bookmarkStart w:id="163" w:name="Xb5de61672eb24313b8c6dca365fd92ee3f077e6"/>
     <w:p>
       <w:pPr>
         <w:pStyle w:val="Heading4"/>
@@ -19529,7 +19552,7 @@
           <w:numId w:val="1075"/>
         </w:numPr>
       </w:pPr>
-      <w:hyperlink r:id="rId88">
+      <w:hyperlink r:id="rId89">
         <w:r>
           <w:rPr>
             <w:rStyle w:val="Hyperlink"/>
@@ -19546,7 +19569,7 @@
           <w:numId w:val="1075"/>
         </w:numPr>
       </w:pPr>
-      <w:hyperlink r:id="rId160">
+      <w:hyperlink r:id="rId161">
         <w:r>
           <w:rPr>
             <w:rStyle w:val="Hyperlink"/>
@@ -19563,7 +19586,7 @@
           <w:numId w:val="1075"/>
         </w:numPr>
       </w:pPr>
-      <w:hyperlink r:id="rId161">
+      <w:hyperlink r:id="rId162">
         <w:r>
           <w:rPr>
             <w:rStyle w:val="Hyperlink"/>
@@ -19603,8 +19626,8 @@
         </w:pict>
       </w:r>
     </w:p>
-    <w:bookmarkEnd w:id="162"/>
-    <w:bookmarkStart w:id="163" w:name="Xefeecf4be204cbf74dd485079e44e275974c82c"/>
+    <w:bookmarkEnd w:id="163"/>
+    <w:bookmarkStart w:id="164" w:name="Xefeecf4be204cbf74dd485079e44e275974c82c"/>
     <w:p>
       <w:pPr>
         <w:pStyle w:val="Heading4"/>
@@ -19844,7 +19867,7 @@
           <w:numId w:val="1077"/>
         </w:numPr>
       </w:pPr>
-      <w:hyperlink r:id="rId88">
+      <w:hyperlink r:id="rId89">
         <w:r>
           <w:rPr>
             <w:rStyle w:val="Hyperlink"/>
@@ -19861,7 +19884,7 @@
           <w:numId w:val="1077"/>
         </w:numPr>
       </w:pPr>
-      <w:hyperlink r:id="rId160">
+      <w:hyperlink r:id="rId161">
         <w:r>
           <w:rPr>
             <w:rStyle w:val="Hyperlink"/>
@@ -19877,9 +19900,9 @@
         </w:pict>
       </w:r>
     </w:p>
-    <w:bookmarkEnd w:id="163"/>
     <w:bookmarkEnd w:id="164"/>
-    <w:bookmarkStart w:id="165" w:name="appendix-a-recommendation-summary"/>
+    <w:bookmarkEnd w:id="165"/>
+    <w:bookmarkStart w:id="166" w:name="appendix-a-recommendation-summary"/>
     <w:p>
       <w:pPr>
         <w:pStyle w:val="Heading2"/>
@@ -22509,8 +22532,8 @@
         </w:tc>
       </w:tr>
     </w:tbl>
-    <w:bookmarkEnd w:id="165"/>
-    <w:bookmarkStart w:id="166" w:name="X24eb9b3eb0d379335dea7aa77a9efbdf30a22dc"/>
+    <w:bookmarkEnd w:id="166"/>
+    <w:bookmarkStart w:id="167" w:name="X24eb9b3eb0d379335dea7aa77a9efbdf30a22dc"/>
     <w:p>
       <w:pPr>
         <w:pStyle w:val="Heading2"/>
@@ -22887,8 +22910,8 @@
         </w:tc>
       </w:tr>
     </w:tbl>
-    <w:bookmarkEnd w:id="166"/>
-    <w:bookmarkStart w:id="167" w:name="X4b7fa30a93af35a911e2150440f03e81fd9720c"/>
+    <w:bookmarkEnd w:id="167"/>
+    <w:bookmarkStart w:id="168" w:name="X4b7fa30a93af35a911e2150440f03e81fd9720c"/>
     <w:p>
       <w:pPr>
         <w:pStyle w:val="Heading2"/>
@@ -23061,8 +23084,8 @@
         <w:t xml:space="preserve">filter.</w:t>
       </w:r>
     </w:p>
-    <w:bookmarkEnd w:id="167"/>
-    <w:bookmarkStart w:id="170" w:name="related-documents"/>
+    <w:bookmarkEnd w:id="168"/>
+    <w:bookmarkStart w:id="171" w:name="related-documents"/>
     <w:p>
       <w:pPr>
         <w:pStyle w:val="Heading2"/>
@@ -23079,7 +23102,7 @@
           <w:numId w:val="1079"/>
         </w:numPr>
       </w:pPr>
-      <w:hyperlink r:id="rId131">
+      <w:hyperlink r:id="rId132">
         <w:r>
           <w:rPr>
             <w:rStyle w:val="Hyperlink"/>
@@ -23104,7 +23127,7 @@
           <w:numId w:val="1079"/>
         </w:numPr>
       </w:pPr>
-      <w:hyperlink r:id="rId168">
+      <w:hyperlink r:id="rId169">
         <w:r>
           <w:rPr>
             <w:rStyle w:val="Hyperlink"/>
@@ -23154,7 +23177,7 @@
           <w:numId w:val="1079"/>
         </w:numPr>
       </w:pPr>
-      <w:hyperlink r:id="rId169">
+      <w:hyperlink r:id="rId170">
         <w:r>
           <w:rPr>
             <w:rStyle w:val="Hyperlink"/>
@@ -23171,8 +23194,8 @@
         <w:t xml:space="preserve">— The official upstream document describing WordPress core security architecture, maintained at WordPress.org.</w:t>
       </w:r>
     </w:p>
-    <w:bookmarkEnd w:id="170"/>
-    <w:bookmarkStart w:id="172" w:name="license-and-attribution"/>
+    <w:bookmarkEnd w:id="171"/>
+    <w:bookmarkStart w:id="173" w:name="license-and-attribution"/>
     <w:p>
       <w:pPr>
         <w:pStyle w:val="Heading2"/>
@@ -23191,7 +23214,7 @@
       <w:r>
         <w:t xml:space="preserve"> </w:t>
       </w:r>
-      <w:hyperlink r:id="rId171">
+      <w:hyperlink r:id="rId172">
         <w:r>
           <w:rPr>
             <w:rStyle w:val="Hyperlink"/>
@@ -23221,7 +23244,7 @@
         <w:t xml:space="preserve">The format of this benchmark is adapted from industry-standard benchmarks published by the Center for Internet Security (CIS). Technical guidance draws on the OWASP Top 10 (2025), NIST SP 800-63B, the Verizon Data Breach Investigations Report (2025), and IBM’s Cost of a Data Breach Report (2025).</w:t>
       </w:r>
     </w:p>
-    <w:bookmarkEnd w:id="172"/>
+    <w:bookmarkEnd w:id="173"/>
     <w:sectPr>
       <w:footnotePr>
         <w:numRestart w:val="eachSect"/>

--- a/WordPress-Security-Benchmark.docx
+++ b/WordPress-Security-Benchmark.docx
@@ -8276,7 +8276,7 @@
     </w:p>
     <w:bookmarkEnd w:id="79"/>
     <w:bookmarkEnd w:id="80"/>
-    <w:bookmarkStart w:id="105" w:name="authentication-and-access-control"/>
+    <w:bookmarkStart w:id="108" w:name="authentication-and-access-control"/>
     <w:p>
       <w:pPr>
         <w:pStyle w:val="Heading2"/>
@@ -10253,7 +10253,7 @@
       </w:r>
     </w:p>
     <w:bookmarkEnd w:id="97"/>
-    <w:bookmarkStart w:id="98" w:name="X7cbc99c1b4618483d1612cb367b1bff753380b8"/>
+    <w:bookmarkStart w:id="101" w:name="X7cbc99c1b4618483d1612cb367b1bff753380b8"/>
     <w:p>
       <w:pPr>
         <w:pStyle w:val="Heading4"/>
@@ -10329,7 +10329,38 @@
         <w:t xml:space="preserve"> </w:t>
       </w:r>
       <w:r>
-        <w:t xml:space="preserve">model should be adopted to challenge users for their password (and 2FA) when they attempt destructive or high-risk operations.</w:t>
+        <w:t xml:space="preserve">model should be adopted to challenge users for their password (and 2FA) when they attempt destructive or high-risk operations. This can be achieved with</w:t>
+      </w:r>
+      <w:r>
+        <w:t xml:space="preserve"> </w:t>
+      </w:r>
+      <w:hyperlink r:id="rId98">
+        <w:r>
+          <w:rPr>
+            <w:rStyle w:val="Hyperlink"/>
+          </w:rPr>
+          <w:t xml:space="preserve">wp-sudo</w:t>
+        </w:r>
+      </w:hyperlink>
+      <w:r>
+        <w:t xml:space="preserve"> </w:t>
+      </w:r>
+      <w:r>
+        <w:t xml:space="preserve">or</w:t>
+      </w:r>
+      <w:r>
+        <w:t xml:space="preserve"> </w:t>
+      </w:r>
+      <w:hyperlink r:id="rId99">
+        <w:r>
+          <w:rPr>
+            <w:rStyle w:val="Hyperlink"/>
+          </w:rPr>
+          <w:t xml:space="preserve">Fortress</w:t>
+        </w:r>
+      </w:hyperlink>
+      <w:r>
+        <w:t xml:space="preserve">.</w:t>
       </w:r>
     </w:p>
     <w:p>
@@ -10610,14 +10641,37 @@
       </w:hyperlink>
     </w:p>
     <w:p>
+      <w:pPr>
+        <w:pStyle w:val="Compact"/>
+        <w:numPr>
+          <w:ilvl w:val="0"/>
+          <w:numId w:val="1029"/>
+        </w:numPr>
+      </w:pPr>
+      <w:hyperlink r:id="rId100">
+        <w:r>
+          <w:rPr>
+            <w:rStyle w:val="Hyperlink"/>
+          </w:rPr>
+          <w:t xml:space="preserve">Fortress sudo mode documentation</w:t>
+        </w:r>
+      </w:hyperlink>
+      <w:r>
+        <w:t xml:space="preserve"> </w:t>
+      </w:r>
+      <w:r>
+        <w:t xml:space="preserve">(Snicco)</w:t>
+      </w:r>
+    </w:p>
+    <w:p>
       <w:r>
         <w:pict>
           <v:rect style="width:0;height:1.5pt" o:hralign="center" o:hrstd="t" o:hr="t"/>
         </w:pict>
       </w:r>
     </w:p>
-    <w:bookmarkEnd w:id="98"/>
-    <w:bookmarkStart w:id="100" w:name="Xf55992fd52588c602d60b9c6a292e71e4d45dec"/>
+    <w:bookmarkEnd w:id="101"/>
+    <w:bookmarkStart w:id="103" w:name="Xf55992fd52588c602d60b9c6a292e71e4d45dec"/>
     <w:p>
       <w:pPr>
         <w:pStyle w:val="Heading4"/>
@@ -11079,7 +11133,7 @@
           <w:numId w:val="1031"/>
         </w:numPr>
       </w:pPr>
-      <w:hyperlink r:id="rId99">
+      <w:hyperlink r:id="rId102">
         <w:r>
           <w:rPr>
             <w:rStyle w:val="Hyperlink"/>
@@ -11129,8 +11183,8 @@
         </w:pict>
       </w:r>
     </w:p>
-    <w:bookmarkEnd w:id="100"/>
-    <w:bookmarkStart w:id="101" w:name="X59230c0b3b749d05c958983888eb2820f08906b"/>
+    <w:bookmarkEnd w:id="103"/>
+    <w:bookmarkStart w:id="104" w:name="X59230c0b3b749d05c958983888eb2820f08906b"/>
     <w:p>
       <w:pPr>
         <w:pStyle w:val="Heading4"/>
@@ -11425,8 +11479,8 @@
         </w:pict>
       </w:r>
     </w:p>
-    <w:bookmarkEnd w:id="101"/>
-    <w:bookmarkStart w:id="104" w:name="Xf40f1da9cdc8cddd264d8a8397177040c8e8079"/>
+    <w:bookmarkEnd w:id="104"/>
+    <w:bookmarkStart w:id="107" w:name="Xf40f1da9cdc8cddd264d8a8397177040c8e8079"/>
     <w:p>
       <w:pPr>
         <w:pStyle w:val="Heading4"/>
@@ -12118,7 +12172,7 @@
           <w:numId w:val="1033"/>
         </w:numPr>
       </w:pPr>
-      <w:hyperlink r:id="rId102">
+      <w:hyperlink r:id="rId105">
         <w:r>
           <w:rPr>
             <w:rStyle w:val="VerbatimChar"/>
@@ -12147,7 +12201,7 @@
           <w:numId w:val="1033"/>
         </w:numPr>
       </w:pPr>
-      <w:hyperlink r:id="rId103">
+      <w:hyperlink r:id="rId106">
         <w:r>
           <w:rPr>
             <w:rStyle w:val="VerbatimChar"/>
@@ -12175,9 +12229,9 @@
         </w:pict>
       </w:r>
     </w:p>
-    <w:bookmarkEnd w:id="104"/>
-    <w:bookmarkEnd w:id="105"/>
-    <w:bookmarkStart w:id="110" w:name="file-system-permissions"/>
+    <w:bookmarkEnd w:id="107"/>
+    <w:bookmarkEnd w:id="108"/>
+    <w:bookmarkStart w:id="113" w:name="file-system-permissions"/>
     <w:p>
       <w:pPr>
         <w:pStyle w:val="Heading2"/>
@@ -12194,7 +12248,7 @@
         <w:t xml:space="preserve">This section covers file ownership and permission settings for the WordPress installation.</w:t>
       </w:r>
     </w:p>
-    <w:bookmarkStart w:id="107" w:name="X537a10d2bc9a031749d2d4395c48512c2fcd257"/>
+    <w:bookmarkStart w:id="110" w:name="X537a10d2bc9a031749d2d4395c48512c2fcd257"/>
     <w:p>
       <w:pPr>
         <w:pStyle w:val="Heading4"/>
@@ -12594,7 +12648,7 @@
           <w:numId w:val="1036"/>
         </w:numPr>
       </w:pPr>
-      <w:hyperlink r:id="rId106">
+      <w:hyperlink r:id="rId109">
         <w:r>
           <w:rPr>
             <w:rStyle w:val="Hyperlink"/>
@@ -12610,8 +12664,8 @@
         </w:pict>
       </w:r>
     </w:p>
-    <w:bookmarkEnd w:id="107"/>
-    <w:bookmarkStart w:id="108" w:name="X318749ae37d296d768503117ef65589e273c80d"/>
+    <w:bookmarkEnd w:id="110"/>
+    <w:bookmarkStart w:id="111" w:name="X318749ae37d296d768503117ef65589e273c80d"/>
     <w:p>
       <w:pPr>
         <w:pStyle w:val="Heading4"/>
@@ -12931,7 +12985,7 @@
           <w:numId w:val="1038"/>
         </w:numPr>
       </w:pPr>
-      <w:hyperlink r:id="rId106">
+      <w:hyperlink r:id="rId109">
         <w:r>
           <w:rPr>
             <w:rStyle w:val="Hyperlink"/>
@@ -12964,8 +13018,8 @@
         </w:pict>
       </w:r>
     </w:p>
-    <w:bookmarkEnd w:id="108"/>
-    <w:bookmarkStart w:id="109" w:name="X08717294e8e9ba263a432c09d1baf3cd44e02d6"/>
+    <w:bookmarkEnd w:id="111"/>
+    <w:bookmarkStart w:id="112" w:name="X08717294e8e9ba263a432c09d1baf3cd44e02d6"/>
     <w:p>
       <w:pPr>
         <w:pStyle w:val="Heading4"/>
@@ -13370,9 +13424,9 @@
         </w:pict>
       </w:r>
     </w:p>
-    <w:bookmarkEnd w:id="109"/>
-    <w:bookmarkEnd w:id="110"/>
-    <w:bookmarkStart w:id="119" w:name="logging-and-monitoring"/>
+    <w:bookmarkEnd w:id="112"/>
+    <w:bookmarkEnd w:id="113"/>
+    <w:bookmarkStart w:id="122" w:name="logging-and-monitoring"/>
     <w:p>
       <w:pPr>
         <w:pStyle w:val="Heading2"/>
@@ -13389,7 +13443,7 @@
         <w:t xml:space="preserve">This section addresses audit logging, activity monitoring, and intrusion detection for WordPress.</w:t>
       </w:r>
     </w:p>
-    <w:bookmarkStart w:id="114" w:name="Xac1ef11c0b7180ad5f777a47b6fc693c2f6dccc"/>
+    <w:bookmarkStart w:id="117" w:name="Xac1ef11c0b7180ad5f777a47b6fc693c2f6dccc"/>
     <w:p>
       <w:pPr>
         <w:pStyle w:val="Heading4"/>
@@ -13606,7 +13660,7 @@
           <w:numId w:val="1040"/>
         </w:numPr>
       </w:pPr>
-      <w:hyperlink r:id="rId111">
+      <w:hyperlink r:id="rId114">
         <w:r>
           <w:rPr>
             <w:rStyle w:val="Hyperlink"/>
@@ -13623,7 +13677,7 @@
           <w:numId w:val="1040"/>
         </w:numPr>
       </w:pPr>
-      <w:hyperlink r:id="rId112">
+      <w:hyperlink r:id="rId115">
         <w:r>
           <w:rPr>
             <w:rStyle w:val="VerbatimChar"/>
@@ -13652,7 +13706,7 @@
           <w:numId w:val="1040"/>
         </w:numPr>
       </w:pPr>
-      <w:hyperlink r:id="rId113">
+      <w:hyperlink r:id="rId116">
         <w:r>
           <w:rPr>
             <w:rStyle w:val="Hyperlink"/>
@@ -13668,8 +13722,8 @@
         </w:pict>
       </w:r>
     </w:p>
-    <w:bookmarkEnd w:id="114"/>
-    <w:bookmarkStart w:id="116" w:name="X1254b9a129313ac5901dd326a4d3d150cca0fe4"/>
+    <w:bookmarkEnd w:id="117"/>
+    <w:bookmarkStart w:id="119" w:name="X1254b9a129313ac5901dd326a4d3d150cca0fe4"/>
     <w:p>
       <w:pPr>
         <w:pStyle w:val="Heading4"/>
@@ -13954,7 +14008,7 @@
           <w:numId w:val="1041"/>
         </w:numPr>
       </w:pPr>
-      <w:hyperlink r:id="rId115">
+      <w:hyperlink r:id="rId118">
         <w:r>
           <w:rPr>
             <w:rStyle w:val="Hyperlink"/>
@@ -13982,8 +14036,8 @@
         </w:pict>
       </w:r>
     </w:p>
-    <w:bookmarkEnd w:id="116"/>
-    <w:bookmarkStart w:id="118" w:name="X2f49715b02624f6337bc98ddb891dfd9472097b"/>
+    <w:bookmarkEnd w:id="119"/>
+    <w:bookmarkStart w:id="121" w:name="X2f49715b02624f6337bc98ddb891dfd9472097b"/>
     <w:p>
       <w:pPr>
         <w:pStyle w:val="Heading4"/>
@@ -14281,7 +14335,7 @@
           <w:numId w:val="1044"/>
         </w:numPr>
       </w:pPr>
-      <w:hyperlink r:id="rId117">
+      <w:hyperlink r:id="rId120">
         <w:r>
           <w:rPr>
             <w:rStyle w:val="Hyperlink"/>
@@ -14314,9 +14368,9 @@
         </w:pict>
       </w:r>
     </w:p>
-    <w:bookmarkEnd w:id="118"/>
-    <w:bookmarkEnd w:id="119"/>
-    <w:bookmarkStart w:id="130" w:name="X7e9f1bde50c8aa30356290a7617a8b456c65843"/>
+    <w:bookmarkEnd w:id="121"/>
+    <w:bookmarkEnd w:id="122"/>
+    <w:bookmarkStart w:id="133" w:name="X7e9f1bde50c8aa30356290a7617a8b456c65843"/>
     <w:p>
       <w:pPr>
         <w:pStyle w:val="Heading2"/>
@@ -14333,7 +14387,7 @@
         <w:t xml:space="preserve">This section addresses the security of pluggable WordPress components known as plugins and themes (as well as their sub-components called extensions or add-ons), and their update processes.</w:t>
       </w:r>
     </w:p>
-    <w:bookmarkStart w:id="122" w:name="Xf18672d95cbe870fcfb1313e755889980849210"/>
+    <w:bookmarkStart w:id="125" w:name="Xf18672d95cbe870fcfb1313e755889980849210"/>
     <w:p>
       <w:pPr>
         <w:pStyle w:val="Heading4"/>
@@ -14635,7 +14689,7 @@
           <w:numId w:val="1045"/>
         </w:numPr>
       </w:pPr>
-      <w:hyperlink r:id="rId120">
+      <w:hyperlink r:id="rId123">
         <w:r>
           <w:rPr>
             <w:rStyle w:val="Hyperlink"/>
@@ -14652,7 +14706,7 @@
           <w:numId w:val="1045"/>
         </w:numPr>
       </w:pPr>
-      <w:hyperlink r:id="rId121">
+      <w:hyperlink r:id="rId124">
         <w:r>
           <w:rPr>
             <w:rStyle w:val="Hyperlink"/>
@@ -14668,8 +14722,8 @@
         </w:pict>
       </w:r>
     </w:p>
-    <w:bookmarkEnd w:id="122"/>
-    <w:bookmarkStart w:id="124" w:name="X5d2c468734a3d7c0301ee405fdbdc04db22ca47"/>
+    <w:bookmarkEnd w:id="125"/>
+    <w:bookmarkStart w:id="127" w:name="X5d2c468734a3d7c0301ee405fdbdc04db22ca47"/>
     <w:p>
       <w:pPr>
         <w:pStyle w:val="Heading4"/>
@@ -14914,7 +14968,7 @@
           <w:numId w:val="1046"/>
         </w:numPr>
       </w:pPr>
-      <w:hyperlink r:id="rId123">
+      <w:hyperlink r:id="rId126">
         <w:r>
           <w:rPr>
             <w:rStyle w:val="Hyperlink"/>
@@ -14947,8 +15001,8 @@
         </w:pict>
       </w:r>
     </w:p>
-    <w:bookmarkEnd w:id="124"/>
-    <w:bookmarkStart w:id="126" w:name="Xc236da181558471dcad82deb3aecc5e6da634b3"/>
+    <w:bookmarkEnd w:id="127"/>
+    <w:bookmarkStart w:id="129" w:name="Xc236da181558471dcad82deb3aecc5e6da634b3"/>
     <w:p>
       <w:pPr>
         <w:pStyle w:val="Heading4"/>
@@ -15169,7 +15223,7 @@
           <w:numId w:val="1047"/>
         </w:numPr>
       </w:pPr>
-      <w:hyperlink r:id="rId125">
+      <w:hyperlink r:id="rId128">
         <w:r>
           <w:rPr>
             <w:rStyle w:val="Hyperlink"/>
@@ -15185,8 +15239,8 @@
         </w:pict>
       </w:r>
     </w:p>
-    <w:bookmarkEnd w:id="126"/>
-    <w:bookmarkStart w:id="129" w:name="Xb492f7c7e5cf9fa0e870cc11b9b83ea852b9873"/>
+    <w:bookmarkEnd w:id="129"/>
+    <w:bookmarkStart w:id="132" w:name="Xb492f7c7e5cf9fa0e870cc11b9b83ea852b9873"/>
     <w:p>
       <w:pPr>
         <w:pStyle w:val="Heading4"/>
@@ -15856,7 +15910,7 @@
           <w:numId w:val="1050"/>
         </w:numPr>
       </w:pPr>
-      <w:hyperlink r:id="rId127">
+      <w:hyperlink r:id="rId130">
         <w:r>
           <w:rPr>
             <w:rStyle w:val="Hyperlink"/>
@@ -15873,7 +15927,7 @@
           <w:numId w:val="1050"/>
         </w:numPr>
       </w:pPr>
-      <w:hyperlink r:id="rId128">
+      <w:hyperlink r:id="rId131">
         <w:r>
           <w:rPr>
             <w:rStyle w:val="Hyperlink"/>
@@ -15889,9 +15943,9 @@
         </w:pict>
       </w:r>
     </w:p>
-    <w:bookmarkEnd w:id="129"/>
-    <w:bookmarkEnd w:id="130"/>
-    <w:bookmarkStart w:id="135" w:name="web-application-firewall"/>
+    <w:bookmarkEnd w:id="132"/>
+    <w:bookmarkEnd w:id="133"/>
+    <w:bookmarkStart w:id="138" w:name="web-application-firewall"/>
     <w:p>
       <w:pPr>
         <w:pStyle w:val="Heading2"/>
@@ -15908,7 +15962,7 @@
         <w:t xml:space="preserve">This section addresses the deployment and configuration of a Web Application Firewall (WAF) to protect the WordPress application.</w:t>
       </w:r>
     </w:p>
-    <w:bookmarkStart w:id="134" w:name="X2bcda6a58cd1d875b7e3c078bcb415c0e274696"/>
+    <w:bookmarkStart w:id="137" w:name="X2bcda6a58cd1d875b7e3c078bcb415c0e274696"/>
     <w:p>
       <w:pPr>
         <w:pStyle w:val="Heading4"/>
@@ -16178,7 +16232,7 @@
       <w:r>
         <w:t xml:space="preserve"> </w:t>
       </w:r>
-      <w:hyperlink r:id="rId131">
+      <w:hyperlink r:id="rId134">
         <w:r>
           <w:rPr>
             <w:rStyle w:val="Hyperlink"/>
@@ -16248,7 +16302,7 @@
       <w:r>
         <w:t xml:space="preserve"> </w:t>
       </w:r>
-      <w:hyperlink r:id="rId132">
+      <w:hyperlink r:id="rId135">
         <w:r>
           <w:rPr>
             <w:rStyle w:val="Hyperlink"/>
@@ -16283,7 +16337,7 @@
           <w:numId w:val="1051"/>
         </w:numPr>
       </w:pPr>
-      <w:hyperlink r:id="rId133">
+      <w:hyperlink r:id="rId136">
         <w:r>
           <w:rPr>
             <w:rStyle w:val="Hyperlink"/>
@@ -16300,7 +16354,7 @@
           <w:numId w:val="1051"/>
         </w:numPr>
       </w:pPr>
-      <w:hyperlink r:id="rId131">
+      <w:hyperlink r:id="rId134">
         <w:r>
           <w:rPr>
             <w:rStyle w:val="Hyperlink"/>
@@ -16316,9 +16370,9 @@
         </w:pict>
       </w:r>
     </w:p>
-    <w:bookmarkEnd w:id="134"/>
-    <w:bookmarkEnd w:id="135"/>
-    <w:bookmarkStart w:id="140" w:name="backup-and-recovery"/>
+    <w:bookmarkEnd w:id="137"/>
+    <w:bookmarkEnd w:id="138"/>
+    <w:bookmarkStart w:id="143" w:name="backup-and-recovery"/>
     <w:p>
       <w:pPr>
         <w:pStyle w:val="Heading2"/>
@@ -16335,7 +16389,7 @@
         <w:t xml:space="preserve">This section addresses backup strategy, offsite storage, and recovery procedures for WordPress deployments.</w:t>
       </w:r>
     </w:p>
-    <w:bookmarkStart w:id="139" w:name="X37031fc2d925a09a3cac64b9b44c9feb1a5b345"/>
+    <w:bookmarkStart w:id="142" w:name="X37031fc2d925a09a3cac64b9b44c9feb1a5b345"/>
     <w:p>
       <w:pPr>
         <w:pStyle w:val="Heading4"/>
@@ -16640,7 +16694,7 @@
           <w:numId w:val="1053"/>
         </w:numPr>
       </w:pPr>
-      <w:hyperlink r:id="rId136">
+      <w:hyperlink r:id="rId139">
         <w:r>
           <w:rPr>
             <w:rStyle w:val="Hyperlink"/>
@@ -16657,7 +16711,7 @@
           <w:numId w:val="1053"/>
         </w:numPr>
       </w:pPr>
-      <w:hyperlink r:id="rId137">
+      <w:hyperlink r:id="rId140">
         <w:r>
           <w:rPr>
             <w:rStyle w:val="Hyperlink"/>
@@ -16674,7 +16728,7 @@
           <w:numId w:val="1053"/>
         </w:numPr>
       </w:pPr>
-      <w:hyperlink r:id="rId138">
+      <w:hyperlink r:id="rId141">
         <w:r>
           <w:rPr>
             <w:rStyle w:val="Hyperlink"/>
@@ -16690,9 +16744,9 @@
         </w:pict>
       </w:r>
     </w:p>
-    <w:bookmarkEnd w:id="139"/>
-    <w:bookmarkEnd w:id="140"/>
-    <w:bookmarkStart w:id="152" w:name="ai-integration-security"/>
+    <w:bookmarkEnd w:id="142"/>
+    <w:bookmarkEnd w:id="143"/>
+    <w:bookmarkStart w:id="155" w:name="ai-integration-security"/>
     <w:p>
       <w:pPr>
         <w:pStyle w:val="Heading2"/>
@@ -16709,7 +16763,7 @@
         <w:t xml:space="preserve">AI tools are increasingly integrated into WordPress workflows for content generation, chatbots, code assistance, and site management. IBM’s Cost of a Data Breach Report (2025) found that 13% of organizations experienced a breach involving an AI model or application, and 97% of those breaches involved systems lacking proper access controls. This section provides controls for securing AI integrations in WordPress environments.</w:t>
       </w:r>
     </w:p>
-    <w:bookmarkStart w:id="144" w:name="ensure-ai-api-keys-are-securely-stored"/>
+    <w:bookmarkStart w:id="147" w:name="ensure-ai-api-keys-are-securely-stored"/>
     <w:p>
       <w:pPr>
         <w:pStyle w:val="Heading4"/>
@@ -17140,7 +17194,7 @@
           <w:numId w:val="1057"/>
         </w:numPr>
       </w:pPr>
-      <w:hyperlink r:id="rId141">
+      <w:hyperlink r:id="rId144">
         <w:r>
           <w:rPr>
             <w:rStyle w:val="Hyperlink"/>
@@ -17157,7 +17211,7 @@
           <w:numId w:val="1057"/>
         </w:numPr>
       </w:pPr>
-      <w:hyperlink r:id="rId142">
+      <w:hyperlink r:id="rId145">
         <w:r>
           <w:rPr>
             <w:rStyle w:val="Hyperlink"/>
@@ -17174,7 +17228,7 @@
           <w:numId w:val="1057"/>
         </w:numPr>
       </w:pPr>
-      <w:hyperlink r:id="rId143">
+      <w:hyperlink r:id="rId146">
         <w:r>
           <w:rPr>
             <w:rStyle w:val="Hyperlink"/>
@@ -17202,8 +17256,8 @@
         </w:pict>
       </w:r>
     </w:p>
-    <w:bookmarkEnd w:id="144"/>
-    <w:bookmarkStart w:id="148" w:name="ensure-ai-generated-content-is-sanitized"/>
+    <w:bookmarkEnd w:id="147"/>
+    <w:bookmarkStart w:id="151" w:name="ensure-ai-generated-content-is-sanitized"/>
     <w:p>
       <w:pPr>
         <w:pStyle w:val="Heading4"/>
@@ -17529,7 +17583,7 @@
           <w:numId w:val="1059"/>
         </w:numPr>
       </w:pPr>
-      <w:hyperlink r:id="rId145">
+      <w:hyperlink r:id="rId148">
         <w:r>
           <w:rPr>
             <w:rStyle w:val="Hyperlink"/>
@@ -17546,7 +17600,7 @@
           <w:numId w:val="1059"/>
         </w:numPr>
       </w:pPr>
-      <w:hyperlink r:id="rId146">
+      <w:hyperlink r:id="rId149">
         <w:r>
           <w:rPr>
             <w:rStyle w:val="Hyperlink"/>
@@ -17563,7 +17617,7 @@
           <w:numId w:val="1059"/>
         </w:numPr>
       </w:pPr>
-      <w:hyperlink r:id="rId147">
+      <w:hyperlink r:id="rId150">
         <w:r>
           <w:rPr>
             <w:rStyle w:val="VerbatimChar"/>
@@ -17591,8 +17645,8 @@
         </w:pict>
       </w:r>
     </w:p>
-    <w:bookmarkEnd w:id="148"/>
-    <w:bookmarkStart w:id="151" w:name="X6585c3c8a5d3affa82317ab1fc774c5069542c5"/>
+    <w:bookmarkEnd w:id="151"/>
+    <w:bookmarkStart w:id="154" w:name="X6585c3c8a5d3affa82317ab1fc774c5069542c5"/>
     <w:p>
       <w:pPr>
         <w:pStyle w:val="Heading4"/>
@@ -17841,7 +17895,7 @@
           <w:numId w:val="1062"/>
         </w:numPr>
       </w:pPr>
-      <w:hyperlink r:id="rId149">
+      <w:hyperlink r:id="rId152">
         <w:r>
           <w:rPr>
             <w:rStyle w:val="Hyperlink"/>
@@ -17858,7 +17912,7 @@
           <w:numId w:val="1062"/>
         </w:numPr>
       </w:pPr>
-      <w:hyperlink r:id="rId150">
+      <w:hyperlink r:id="rId153">
         <w:r>
           <w:rPr>
             <w:rStyle w:val="Hyperlink"/>
@@ -17874,9 +17928,9 @@
         </w:pict>
       </w:r>
     </w:p>
-    <w:bookmarkEnd w:id="151"/>
-    <w:bookmarkEnd w:id="152"/>
-    <w:bookmarkStart w:id="160" w:name="server-access-and-network"/>
+    <w:bookmarkEnd w:id="154"/>
+    <w:bookmarkEnd w:id="155"/>
+    <w:bookmarkStart w:id="163" w:name="server-access-and-network"/>
     <w:p>
       <w:pPr>
         <w:pStyle w:val="Heading2"/>
@@ -17893,7 +17947,7 @@
         <w:t xml:space="preserve">This section addresses secure remote access to the server hosting WordPress and host-level network controls.</w:t>
       </w:r>
     </w:p>
-    <w:bookmarkStart w:id="154" w:name="Xdcbe01b24edad71f2460d1c6284218e85ca0653"/>
+    <w:bookmarkStart w:id="157" w:name="Xdcbe01b24edad71f2460d1c6284218e85ca0653"/>
     <w:p>
       <w:pPr>
         <w:pStyle w:val="Heading4"/>
@@ -18172,7 +18226,7 @@
           <w:numId w:val="1063"/>
         </w:numPr>
       </w:pPr>
-      <w:hyperlink r:id="rId153">
+      <w:hyperlink r:id="rId156">
         <w:r>
           <w:rPr>
             <w:rStyle w:val="Hyperlink"/>
@@ -18212,8 +18266,8 @@
         </w:pict>
       </w:r>
     </w:p>
-    <w:bookmarkEnd w:id="154"/>
-    <w:bookmarkStart w:id="155" w:name="ensure-sftp-is-used-and-ftp-is-disabled"/>
+    <w:bookmarkEnd w:id="157"/>
+    <w:bookmarkStart w:id="158" w:name="ensure-sftp-is-used-and-ftp-is-disabled"/>
     <w:p>
       <w:pPr>
         <w:pStyle w:val="Heading4"/>
@@ -18474,7 +18528,7 @@
           <w:numId w:val="1067"/>
         </w:numPr>
       </w:pPr>
-      <w:hyperlink r:id="rId153">
+      <w:hyperlink r:id="rId156">
         <w:r>
           <w:rPr>
             <w:rStyle w:val="Hyperlink"/>
@@ -18514,8 +18568,8 @@
         </w:pict>
       </w:r>
     </w:p>
-    <w:bookmarkEnd w:id="155"/>
-    <w:bookmarkStart w:id="157" w:name="X8bcf34366d44f5ac01a0d2c0e8134cbce888acf"/>
+    <w:bookmarkEnd w:id="158"/>
+    <w:bookmarkStart w:id="160" w:name="X8bcf34366d44f5ac01a0d2c0e8134cbce888acf"/>
     <w:p>
       <w:pPr>
         <w:pStyle w:val="Heading4"/>
@@ -18864,7 +18918,7 @@
           <w:numId w:val="1068"/>
         </w:numPr>
       </w:pPr>
-      <w:hyperlink r:id="rId156">
+      <w:hyperlink r:id="rId159">
         <w:r>
           <w:rPr>
             <w:rStyle w:val="Hyperlink"/>
@@ -18880,8 +18934,8 @@
         </w:pict>
       </w:r>
     </w:p>
-    <w:bookmarkEnd w:id="157"/>
-    <w:bookmarkStart w:id="159" w:name="X9d32ec75da2d03739426d99d14ff0b7003c0656"/>
+    <w:bookmarkEnd w:id="160"/>
+    <w:bookmarkStart w:id="162" w:name="X9d32ec75da2d03739426d99d14ff0b7003c0656"/>
     <w:p>
       <w:pPr>
         <w:pStyle w:val="Heading4"/>
@@ -19274,7 +19328,7 @@
           <w:numId w:val="1072"/>
         </w:numPr>
       </w:pPr>
-      <w:hyperlink r:id="rId158">
+      <w:hyperlink r:id="rId161">
         <w:r>
           <w:rPr>
             <w:rStyle w:val="Hyperlink"/>
@@ -19290,9 +19344,9 @@
         </w:pict>
       </w:r>
     </w:p>
-    <w:bookmarkEnd w:id="159"/>
-    <w:bookmarkEnd w:id="160"/>
-    <w:bookmarkStart w:id="165" w:name="multisite-security"/>
+    <w:bookmarkEnd w:id="162"/>
+    <w:bookmarkEnd w:id="163"/>
+    <w:bookmarkStart w:id="168" w:name="multisite-security"/>
     <w:p>
       <w:pPr>
         <w:pStyle w:val="Heading2"/>
@@ -19309,7 +19363,7 @@
         <w:t xml:space="preserve">This section addresses security considerations specific to WordPress Multisite installations.</w:t>
       </w:r>
     </w:p>
-    <w:bookmarkStart w:id="163" w:name="Xb5de61672eb24313b8c6dca365fd92ee3f077e6"/>
+    <w:bookmarkStart w:id="166" w:name="Xb5de61672eb24313b8c6dca365fd92ee3f077e6"/>
     <w:p>
       <w:pPr>
         <w:pStyle w:val="Heading4"/>
@@ -19569,7 +19623,7 @@
           <w:numId w:val="1075"/>
         </w:numPr>
       </w:pPr>
-      <w:hyperlink r:id="rId161">
+      <w:hyperlink r:id="rId164">
         <w:r>
           <w:rPr>
             <w:rStyle w:val="Hyperlink"/>
@@ -19586,7 +19640,7 @@
           <w:numId w:val="1075"/>
         </w:numPr>
       </w:pPr>
-      <w:hyperlink r:id="rId162">
+      <w:hyperlink r:id="rId165">
         <w:r>
           <w:rPr>
             <w:rStyle w:val="Hyperlink"/>
@@ -19626,8 +19680,8 @@
         </w:pict>
       </w:r>
     </w:p>
-    <w:bookmarkEnd w:id="163"/>
-    <w:bookmarkStart w:id="164" w:name="Xefeecf4be204cbf74dd485079e44e275974c82c"/>
+    <w:bookmarkEnd w:id="166"/>
+    <w:bookmarkStart w:id="167" w:name="Xefeecf4be204cbf74dd485079e44e275974c82c"/>
     <w:p>
       <w:pPr>
         <w:pStyle w:val="Heading4"/>
@@ -19884,7 +19938,7 @@
           <w:numId w:val="1077"/>
         </w:numPr>
       </w:pPr>
-      <w:hyperlink r:id="rId161">
+      <w:hyperlink r:id="rId164">
         <w:r>
           <w:rPr>
             <w:rStyle w:val="Hyperlink"/>
@@ -19900,9 +19954,9 @@
         </w:pict>
       </w:r>
     </w:p>
-    <w:bookmarkEnd w:id="164"/>
-    <w:bookmarkEnd w:id="165"/>
-    <w:bookmarkStart w:id="166" w:name="appendix-a-recommendation-summary"/>
+    <w:bookmarkEnd w:id="167"/>
+    <w:bookmarkEnd w:id="168"/>
+    <w:bookmarkStart w:id="169" w:name="appendix-a-recommendation-summary"/>
     <w:p>
       <w:pPr>
         <w:pStyle w:val="Heading2"/>
@@ -22532,8 +22586,8 @@
         </w:tc>
       </w:tr>
     </w:tbl>
-    <w:bookmarkEnd w:id="166"/>
-    <w:bookmarkStart w:id="167" w:name="X24eb9b3eb0d379335dea7aa77a9efbdf30a22dc"/>
+    <w:bookmarkEnd w:id="169"/>
+    <w:bookmarkStart w:id="170" w:name="X24eb9b3eb0d379335dea7aa77a9efbdf30a22dc"/>
     <w:p>
       <w:pPr>
         <w:pStyle w:val="Heading2"/>
@@ -22910,8 +22964,8 @@
         </w:tc>
       </w:tr>
     </w:tbl>
-    <w:bookmarkEnd w:id="167"/>
-    <w:bookmarkStart w:id="168" w:name="X4b7fa30a93af35a911e2150440f03e81fd9720c"/>
+    <w:bookmarkEnd w:id="170"/>
+    <w:bookmarkStart w:id="171" w:name="X4b7fa30a93af35a911e2150440f03e81fd9720c"/>
     <w:p>
       <w:pPr>
         <w:pStyle w:val="Heading2"/>
@@ -23084,8 +23138,8 @@
         <w:t xml:space="preserve">filter.</w:t>
       </w:r>
     </w:p>
-    <w:bookmarkEnd w:id="168"/>
-    <w:bookmarkStart w:id="171" w:name="related-documents"/>
+    <w:bookmarkEnd w:id="171"/>
+    <w:bookmarkStart w:id="174" w:name="related-documents"/>
     <w:p>
       <w:pPr>
         <w:pStyle w:val="Heading2"/>
@@ -23102,7 +23156,7 @@
           <w:numId w:val="1079"/>
         </w:numPr>
       </w:pPr>
-      <w:hyperlink r:id="rId132">
+      <w:hyperlink r:id="rId135">
         <w:r>
           <w:rPr>
             <w:rStyle w:val="Hyperlink"/>
@@ -23127,7 +23181,7 @@
           <w:numId w:val="1079"/>
         </w:numPr>
       </w:pPr>
-      <w:hyperlink r:id="rId169">
+      <w:hyperlink r:id="rId172">
         <w:r>
           <w:rPr>
             <w:rStyle w:val="Hyperlink"/>
@@ -23177,7 +23231,7 @@
           <w:numId w:val="1079"/>
         </w:numPr>
       </w:pPr>
-      <w:hyperlink r:id="rId170">
+      <w:hyperlink r:id="rId173">
         <w:r>
           <w:rPr>
             <w:rStyle w:val="Hyperlink"/>
@@ -23194,8 +23248,8 @@
         <w:t xml:space="preserve">— The official upstream document describing WordPress core security architecture, maintained at WordPress.org.</w:t>
       </w:r>
     </w:p>
-    <w:bookmarkEnd w:id="171"/>
-    <w:bookmarkStart w:id="173" w:name="license-and-attribution"/>
+    <w:bookmarkEnd w:id="174"/>
+    <w:bookmarkStart w:id="176" w:name="license-and-attribution"/>
     <w:p>
       <w:pPr>
         <w:pStyle w:val="Heading2"/>
@@ -23214,7 +23268,7 @@
       <w:r>
         <w:t xml:space="preserve"> </w:t>
       </w:r>
-      <w:hyperlink r:id="rId172">
+      <w:hyperlink r:id="rId175">
         <w:r>
           <w:rPr>
             <w:rStyle w:val="Hyperlink"/>
@@ -23244,7 +23298,7 @@
         <w:t xml:space="preserve">The format of this benchmark is adapted from industry-standard benchmarks published by the Center for Internet Security (CIS). Technical guidance draws on the OWASP Top 10 (2025), NIST SP 800-63B, the Verizon Data Breach Investigations Report (2025), and IBM’s Cost of a Data Breach Report (2025).</w:t>
       </w:r>
     </w:p>
-    <w:bookmarkEnd w:id="173"/>
+    <w:bookmarkEnd w:id="176"/>
     <w:sectPr>
       <w:footnotePr>
         <w:numRestart w:val="eachSect"/>

--- a/WordPress-Security-Benchmark.docx
+++ b/WordPress-Security-Benchmark.docx
@@ -1614,7 +1614,7 @@
         <w:rPr>
           <w:rStyle w:val="VerbatimChar"/>
         </w:rPr>
-        <w:t xml:space="preserve">$ grep -A5 'uploads' /etc/nginx/sites-enabled/\*</w:t>
+        <w:t xml:space="preserve">$ grep -A5 'uploads' /etc/nginx/sites-enabled/*</w:t>
       </w:r>
     </w:p>
     <w:p>
@@ -3592,7 +3592,28 @@
         <w:t xml:space="preserve"> </w:t>
       </w:r>
       <w:r>
-        <w:t xml:space="preserve">Secure session configuration prevents session fixation, cookie theft via XSS, and cross-site request forgery via session cookies.</w:t>
+        <w:t xml:space="preserve">Secure session configuration prevents session fixation, cookie theft via XSS, and cross-site request forgery via session cookies. Note: WordPress core does not use PHP native sessions (</w:t>
+      </w:r>
+      <w:r>
+        <w:rPr>
+          <w:rStyle w:val="VerbatimChar"/>
+        </w:rPr>
+        <w:t xml:space="preserve">$_SESSION</w:t>
+      </w:r>
+      <w:r>
+        <w:t xml:space="preserve">) — it implements its own authentication via cookies and database-stored session tokens. These PHP session settings are defense-in-depth for plugins that call</w:t>
+      </w:r>
+      <w:r>
+        <w:t xml:space="preserve"> </w:t>
+      </w:r>
+      <w:r>
+        <w:rPr>
+          <w:rStyle w:val="VerbatimChar"/>
+        </w:rPr>
+        <w:t xml:space="preserve">session_start()</w:t>
+      </w:r>
+      <w:r>
+        <w:t xml:space="preserve">.</w:t>
       </w:r>
     </w:p>
     <w:p>
@@ -6907,7 +6928,34 @@
         <w:pStyle w:val="FirstParagraph"/>
       </w:pPr>
       <w:r>
-        <w:t xml:space="preserve">Or disable via</w:t>
+        <w:t xml:space="preserve">Or disable via a must-use plugin:</w:t>
+      </w:r>
+      <w:r>
+        <w:t xml:space="preserve"> </w:t>
+      </w:r>
+      <w:r>
+        <w:rPr>
+          <w:rStyle w:val="VerbatimChar"/>
+        </w:rPr>
+        <w:t xml:space="preserve">add_filter( 'xmlrpc_enabled', '__return_false' );</w:t>
+      </w:r>
+      <w:r>
+        <w:t xml:space="preserve"> </w:t>
+      </w:r>
+      <w:r>
+        <w:t xml:space="preserve">(Place in</w:t>
+      </w:r>
+      <w:r>
+        <w:t xml:space="preserve"> </w:t>
+      </w:r>
+      <w:r>
+        <w:rPr>
+          <w:rStyle w:val="VerbatimChar"/>
+        </w:rPr>
+        <w:t xml:space="preserve">wp-content/mu-plugins/</w:t>
+      </w:r>
+      <w:r>
+        <w:t xml:space="preserve">, not</w:t>
       </w:r>
       <w:r>
         <w:t xml:space="preserve"> </w:t>
@@ -6919,37 +6967,7 @@
         <w:t xml:space="preserve">wp-config.php</w:t>
       </w:r>
       <w:r>
-        <w:t xml:space="preserve">:</w:t>
-      </w:r>
-      <w:r>
-        <w:t xml:space="preserve"> </w:t>
-      </w:r>
-      <w:r>
-        <w:rPr>
-          <w:rStyle w:val="VerbatimChar"/>
-        </w:rPr>
-        <w:t xml:space="preserve">add_filter( 'xmlrpc_enabled', '__return_false' );</w:t>
-      </w:r>
-      <w:r>
-        <w:t xml:space="preserve"> </w:t>
-      </w:r>
-      <w:r>
-        <w:t xml:space="preserve">(Place in a must-use plugin, not</w:t>
-      </w:r>
-      <w:r>
-        <w:t xml:space="preserve"> </w:t>
-      </w:r>
-      <w:r>
-        <w:rPr>
-          <w:rStyle w:val="VerbatimChar"/>
-        </w:rPr>
-        <w:t xml:space="preserve">wp-config.php</w:t>
-      </w:r>
-      <w:r>
-        <w:t xml:space="preserve"> </w:t>
-      </w:r>
-      <w:r>
-        <w:t xml:space="preserve">directly.)</w:t>
+        <w:t xml:space="preserve">.)</w:t>
       </w:r>
     </w:p>
     <w:p>
@@ -10955,6 +10973,51 @@
       </w:r>
       <w:r>
         <w:rPr>
+          <w:rStyle w:val="ControlFlowTok"/>
+        </w:rPr>
+        <w:t xml:space="preserve">if</w:t>
+      </w:r>
+      <w:r>
+        <w:rPr>
+          <w:rStyle w:val="NormalTok"/>
+        </w:rPr>
+        <w:t xml:space="preserve"> ( </w:t>
+      </w:r>
+      <w:r>
+        <w:rPr>
+          <w:rStyle w:val="OperatorTok"/>
+        </w:rPr>
+        <w:t xml:space="preserve">!</w:t>
+      </w:r>
+      <w:r>
+        <w:rPr>
+          <w:rStyle w:val="NormalTok"/>
+        </w:rPr>
+        <w:t xml:space="preserve"> current_user_can( </w:t>
+      </w:r>
+      <w:r>
+        <w:rPr>
+          <w:rStyle w:val="StringTok"/>
+        </w:rPr>
+        <w:t xml:space="preserve">'list_users'</w:t>
+      </w:r>
+      <w:r>
+        <w:rPr>
+          <w:rStyle w:val="NormalTok"/>
+        </w:rPr>
+        <w:t xml:space="preserve"> ) ) {</w:t>
+      </w:r>
+      <w:r>
+        <w:br/>
+      </w:r>
+      <w:r>
+        <w:rPr>
+          <w:rStyle w:val="NormalTok"/>
+        </w:rPr>
+        <w:t xml:space="preserve">        </w:t>
+      </w:r>
+      <w:r>
+        <w:rPr>
           <w:rStyle w:val="KeywordTok"/>
         </w:rPr>
         <w:t xml:space="preserve">unset</w:t>
@@ -11002,7 +11065,7 @@
         <w:rPr>
           <w:rStyle w:val="NormalTok"/>
         </w:rPr>
-        <w:t xml:space="preserve">    </w:t>
+        <w:t xml:space="preserve">        </w:t>
       </w:r>
       <w:r>
         <w:rPr>
@@ -11045,6 +11108,15 @@
           <w:rStyle w:val="OtherTok"/>
         </w:rPr>
         <w:t xml:space="preserve">;</w:t>
+      </w:r>
+      <w:r>
+        <w:br/>
+      </w:r>
+      <w:r>
+        <w:rPr>
+          <w:rStyle w:val="NormalTok"/>
+        </w:rPr>
+        <w:t xml:space="preserve">    }</w:t>
       </w:r>
       <w:r>
         <w:br/>
@@ -20088,7 +20160,7 @@
               <w:jc w:val="left"/>
             </w:pPr>
             <w:r>
-              <w:t xml:space="preserve">L1</w:t>
+              <w:t xml:space="preserve">L2</w:t>
             </w:r>
           </w:p>
         </w:tc>
@@ -23139,7 +23211,7 @@
       </w:r>
     </w:p>
     <w:bookmarkEnd w:id="171"/>
-    <w:bookmarkStart w:id="174" w:name="related-documents"/>
+    <w:bookmarkStart w:id="175" w:name="related-documents"/>
     <w:p>
       <w:pPr>
         <w:pStyle w:val="Heading2"/>
@@ -23206,6 +23278,31 @@
           <w:numId w:val="1079"/>
         </w:numPr>
       </w:pPr>
+      <w:hyperlink r:id="rId173">
+        <w:r>
+          <w:rPr>
+            <w:rStyle w:val="Hyperlink"/>
+            <w:b/>
+            <w:bCs/>
+          </w:rPr>
+          <w:t xml:space="preserve">WordPress Operations Runbook</w:t>
+        </w:r>
+      </w:hyperlink>
+      <w:r>
+        <w:t xml:space="preserve"> </w:t>
+      </w:r>
+      <w:r>
+        <w:t xml:space="preserve">— Operational procedures template for WordPress sysadmins and SREs, covering deployment, maintenance, backup, incident response, and disaster recovery.</w:t>
+      </w:r>
+    </w:p>
+    <w:p>
+      <w:pPr>
+        <w:pStyle w:val="Compact"/>
+        <w:numPr>
+          <w:ilvl w:val="0"/>
+          <w:numId w:val="1079"/>
+        </w:numPr>
+      </w:pPr>
       <w:hyperlink r:id="rId84">
         <w:r>
           <w:rPr>
@@ -23231,7 +23328,7 @@
           <w:numId w:val="1079"/>
         </w:numPr>
       </w:pPr>
-      <w:hyperlink r:id="rId173">
+      <w:hyperlink r:id="rId174">
         <w:r>
           <w:rPr>
             <w:rStyle w:val="Hyperlink"/>
@@ -23248,8 +23345,8 @@
         <w:t xml:space="preserve">— The official upstream document describing WordPress core security architecture, maintained at WordPress.org.</w:t>
       </w:r>
     </w:p>
-    <w:bookmarkEnd w:id="174"/>
-    <w:bookmarkStart w:id="176" w:name="license-and-attribution"/>
+    <w:bookmarkEnd w:id="175"/>
+    <w:bookmarkStart w:id="177" w:name="license-and-attribution"/>
     <w:p>
       <w:pPr>
         <w:pStyle w:val="Heading2"/>
@@ -23268,7 +23365,7 @@
       <w:r>
         <w:t xml:space="preserve"> </w:t>
       </w:r>
-      <w:hyperlink r:id="rId175">
+      <w:hyperlink r:id="rId176">
         <w:r>
           <w:rPr>
             <w:rStyle w:val="Hyperlink"/>
@@ -23298,7 +23395,7 @@
         <w:t xml:space="preserve">The format of this benchmark is adapted from industry-standard benchmarks published by the Center for Internet Security (CIS). Technical guidance draws on the OWASP Top 10 (2025), NIST SP 800-63B, the Verizon Data Breach Investigations Report (2025), and IBM’s Cost of a Data Breach Report (2025).</w:t>
       </w:r>
     </w:p>
-    <w:bookmarkEnd w:id="176"/>
+    <w:bookmarkEnd w:id="177"/>
     <w:sectPr>
       <w:footnotePr>
         <w:numRestart w:val="eachSect"/>

--- a/WordPress-Security-Benchmark.docx
+++ b/WordPress-Security-Benchmark.docx
@@ -6911,15 +6911,6 @@
         <w:rPr>
           <w:rStyle w:val="VerbatimChar"/>
         </w:rPr>
-        <w:t xml:space="preserve">  return 403;</w:t>
-      </w:r>
-      <w:r>
-        <w:br/>
-      </w:r>
-      <w:r>
-        <w:rPr>
-          <w:rStyle w:val="VerbatimChar"/>
-        </w:rPr>
         <w:t xml:space="preserve">}</w:t>
       </w:r>
     </w:p>
@@ -8169,15 +8160,6 @@
           <w:rStyle w:val="VerbatimChar"/>
         </w:rPr>
         <w:t xml:space="preserve">    deny all;</w:t>
-      </w:r>
-      <w:r>
-        <w:br/>
-      </w:r>
-      <w:r>
-        <w:rPr>
-          <w:rStyle w:val="VerbatimChar"/>
-        </w:rPr>
-        <w:t xml:space="preserve">    return 403;</w:t>
       </w:r>
       <w:r>
         <w:br/>

--- a/WordPress-Security-Benchmark.docx
+++ b/WordPress-Security-Benchmark.docx
@@ -94,7 +94,7 @@
       </w:r>
     </w:p>
     <w:bookmarkEnd w:id="20"/>
-    <w:bookmarkStart w:id="39" w:name="target-technology"/>
+    <w:bookmarkStart w:id="40" w:name="target-technology"/>
     <w:p>
       <w:pPr>
         <w:pStyle w:val="Heading2"/>
@@ -9564,7 +9564,7 @@
       </w:r>
     </w:p>
     <w:bookmarkEnd w:id="35"/>
-    <w:bookmarkStart w:id="38" w:name="X476bc3ecbd02b5fbb1991ccf27b68ead97ab487"/>
+    <w:bookmarkStart w:id="39" w:name="X476bc3ecbd02b5fbb1991ccf27b68ead97ab487"/>
     <w:p>
       <w:pPr>
         <w:pStyle w:val="Heading4"/>
@@ -10058,7 +10058,32 @@
     </w:p>
     <w:p>
       <w:pPr>
-        <w:pStyle w:val="BodyText"/>
+        <w:pStyle w:val="BlockText"/>
+      </w:pPr>
+      <w:r>
+        <w:t xml:space="preserve">For the complete operational procedure — crontab installation, web server blocking, expected output, rollback, and escalation — see</w:t>
+      </w:r>
+      <w:r>
+        <w:t xml:space="preserve"> </w:t>
+      </w:r>
+      <w:hyperlink r:id="rId36">
+        <w:r>
+          <w:rPr>
+            <w:rStyle w:val="Hyperlink"/>
+          </w:rPr>
+          <w:t xml:space="preserve">WordPress Operations Runbook</w:t>
+        </w:r>
+      </w:hyperlink>
+      <w:r>
+        <w:t xml:space="preserve"> </w:t>
+      </w:r>
+      <w:r>
+        <w:t xml:space="preserve">§6.6.</w:t>
+      </w:r>
+    </w:p>
+    <w:p>
+      <w:pPr>
+        <w:pStyle w:val="FirstParagraph"/>
       </w:pPr>
       <w:r>
         <w:rPr>
@@ -10103,7 +10128,7 @@
           <w:numId w:val="1011"/>
         </w:numPr>
       </w:pPr>
-      <w:hyperlink r:id="rId36">
+      <w:hyperlink r:id="rId37">
         <w:r>
           <w:rPr>
             <w:rStyle w:val="Hyperlink"/>
@@ -10120,7 +10145,7 @@
           <w:numId w:val="1011"/>
         </w:numPr>
       </w:pPr>
-      <w:hyperlink r:id="rId37">
+      <w:hyperlink r:id="rId38">
         <w:r>
           <w:rPr>
             <w:rStyle w:val="Hyperlink"/>
@@ -10136,9 +10161,9 @@
         </w:pict>
       </w:r>
     </w:p>
-    <w:bookmarkEnd w:id="38"/>
     <w:bookmarkEnd w:id="39"/>
-    <w:bookmarkStart w:id="66" w:name="authentication-and-access-control"/>
+    <w:bookmarkEnd w:id="40"/>
+    <w:bookmarkStart w:id="67" w:name="authentication-and-access-control"/>
     <w:p>
       <w:pPr>
         <w:pStyle w:val="Heading2"/>
@@ -10155,7 +10180,7 @@
         <w:t xml:space="preserve">This section addresses user authentication, session management, and role-based access control within WordPress.</w:t>
       </w:r>
     </w:p>
-    <w:bookmarkStart w:id="46" w:name="X58da6711d0250ef42104787d3298c5e1ce490ad"/>
+    <w:bookmarkStart w:id="47" w:name="X58da6711d0250ef42104787d3298c5e1ce490ad"/>
     <w:p>
       <w:pPr>
         <w:pStyle w:val="Heading4"/>
@@ -10354,7 +10379,47 @@
     </w:p>
     <w:p>
       <w:pPr>
-        <w:pStyle w:val="BodyText"/>
+        <w:pStyle w:val="BlockText"/>
+      </w:pPr>
+      <w:r>
+        <w:t xml:space="preserve">For step-by-step WP-CLI installation, configuration, break-glass recovery, and operational verification of the</w:t>
+      </w:r>
+      <w:r>
+        <w:t xml:space="preserve"> </w:t>
+      </w:r>
+      <w:r>
+        <w:rPr>
+          <w:rStyle w:val="VerbatimChar"/>
+        </w:rPr>
+        <w:t xml:space="preserve">two-factor</w:t>
+      </w:r>
+      <w:r>
+        <w:t xml:space="preserve"> </w:t>
+      </w:r>
+      <w:r>
+        <w:t xml:space="preserve">plugin, see</w:t>
+      </w:r>
+      <w:r>
+        <w:t xml:space="preserve"> </w:t>
+      </w:r>
+      <w:hyperlink r:id="rId36">
+        <w:r>
+          <w:rPr>
+            <w:rStyle w:val="Hyperlink"/>
+          </w:rPr>
+          <w:t xml:space="preserve">WordPress Operations Runbook</w:t>
+        </w:r>
+      </w:hyperlink>
+      <w:r>
+        <w:t xml:space="preserve"> </w:t>
+      </w:r>
+      <w:r>
+        <w:t xml:space="preserve">§5.5.</w:t>
+      </w:r>
+    </w:p>
+    <w:p>
+      <w:pPr>
+        <w:pStyle w:val="FirstParagraph"/>
       </w:pPr>
       <w:r>
         <w:rPr>
@@ -10390,7 +10455,7 @@
           <w:numId w:val="1012"/>
         </w:numPr>
       </w:pPr>
-      <w:hyperlink r:id="rId40">
+      <w:hyperlink r:id="rId41">
         <w:r>
           <w:rPr>
             <w:rStyle w:val="Hyperlink"/>
@@ -10407,7 +10472,7 @@
           <w:numId w:val="1012"/>
         </w:numPr>
       </w:pPr>
-      <w:hyperlink r:id="rId41">
+      <w:hyperlink r:id="rId42">
         <w:r>
           <w:rPr>
             <w:rStyle w:val="Hyperlink"/>
@@ -10424,7 +10489,7 @@
       <w:r>
         <w:t xml:space="preserve"> </w:t>
       </w:r>
-      <w:hyperlink r:id="rId42">
+      <w:hyperlink r:id="rId43">
         <w:r>
           <w:rPr>
             <w:rStyle w:val="Hyperlink"/>
@@ -10441,7 +10506,7 @@
       <w:r>
         <w:t xml:space="preserve"> </w:t>
       </w:r>
-      <w:hyperlink r:id="rId43">
+      <w:hyperlink r:id="rId44">
         <w:r>
           <w:rPr>
             <w:rStyle w:val="Hyperlink"/>
@@ -10475,7 +10540,7 @@
       <w:r>
         <w:t xml:space="preserve"> </w:t>
       </w:r>
-      <w:hyperlink r:id="rId44">
+      <w:hyperlink r:id="rId45">
         <w:r>
           <w:rPr>
             <w:rStyle w:val="Hyperlink"/>
@@ -10492,7 +10557,7 @@
           <w:numId w:val="1012"/>
         </w:numPr>
       </w:pPr>
-      <w:hyperlink r:id="rId45">
+      <w:hyperlink r:id="rId46">
         <w:r>
           <w:rPr>
             <w:rStyle w:val="Hyperlink"/>
@@ -10514,8 +10579,8 @@
         </w:pict>
       </w:r>
     </w:p>
-    <w:bookmarkEnd w:id="46"/>
-    <w:bookmarkStart w:id="50" w:name="X38b584e7db0f766b8ae894c7164200a2dfde080"/>
+    <w:bookmarkEnd w:id="47"/>
+    <w:bookmarkStart w:id="51" w:name="X38b584e7db0f766b8ae894c7164200a2dfde080"/>
     <w:p>
       <w:pPr>
         <w:pStyle w:val="Heading4"/>
@@ -10792,7 +10857,7 @@
           <w:numId w:val="1013"/>
         </w:numPr>
       </w:pPr>
-      <w:hyperlink r:id="rId47">
+      <w:hyperlink r:id="rId48">
         <w:r>
           <w:rPr>
             <w:rStyle w:val="Hyperlink"/>
@@ -10809,7 +10874,7 @@
           <w:numId w:val="1013"/>
         </w:numPr>
       </w:pPr>
-      <w:hyperlink r:id="rId48">
+      <w:hyperlink r:id="rId49">
         <w:r>
           <w:rPr>
             <w:rStyle w:val="Hyperlink"/>
@@ -10826,7 +10891,7 @@
           <w:numId w:val="1013"/>
         </w:numPr>
       </w:pPr>
-      <w:hyperlink r:id="rId49">
+      <w:hyperlink r:id="rId50">
         <w:r>
           <w:rPr>
             <w:rStyle w:val="Hyperlink"/>
@@ -10842,8 +10907,8 @@
         </w:pict>
       </w:r>
     </w:p>
-    <w:bookmarkEnd w:id="50"/>
-    <w:bookmarkStart w:id="53" w:name="Xc951442ee6a8b6b6c2a7057c9a2f603a7dd553d"/>
+    <w:bookmarkEnd w:id="51"/>
+    <w:bookmarkStart w:id="54" w:name="Xc951442ee6a8b6b6c2a7057c9a2f603a7dd553d"/>
     <w:p>
       <w:pPr>
         <w:pStyle w:val="Heading4"/>
@@ -11913,7 +11978,7 @@
           <w:numId w:val="1014"/>
         </w:numPr>
       </w:pPr>
-      <w:hyperlink r:id="rId49">
+      <w:hyperlink r:id="rId50">
         <w:r>
           <w:rPr>
             <w:rStyle w:val="Hyperlink"/>
@@ -11930,7 +11995,7 @@
           <w:numId w:val="1014"/>
         </w:numPr>
       </w:pPr>
-      <w:hyperlink r:id="rId51">
+      <w:hyperlink r:id="rId52">
         <w:r>
           <w:rPr>
             <w:rStyle w:val="Hyperlink"/>
@@ -11947,7 +12012,7 @@
           <w:numId w:val="1014"/>
         </w:numPr>
       </w:pPr>
-      <w:hyperlink r:id="rId52">
+      <w:hyperlink r:id="rId53">
         <w:r>
           <w:rPr>
             <w:rStyle w:val="Hyperlink"/>
@@ -11963,8 +12028,8 @@
         </w:pict>
       </w:r>
     </w:p>
-    <w:bookmarkEnd w:id="53"/>
-    <w:bookmarkStart w:id="57" w:name="X7cbc99c1b4618483d1612cb367b1bff753380b8"/>
+    <w:bookmarkEnd w:id="54"/>
+    <w:bookmarkStart w:id="58" w:name="X7cbc99c1b4618483d1612cb367b1bff753380b8"/>
     <w:p>
       <w:pPr>
         <w:pStyle w:val="Heading4"/>
@@ -12045,7 +12110,7 @@
       <w:r>
         <w:t xml:space="preserve"> </w:t>
       </w:r>
-      <w:hyperlink r:id="rId54">
+      <w:hyperlink r:id="rId55">
         <w:r>
           <w:rPr>
             <w:rStyle w:val="Hyperlink"/>
@@ -12062,7 +12127,7 @@
       <w:r>
         <w:t xml:space="preserve"> </w:t>
       </w:r>
-      <w:hyperlink r:id="rId55">
+      <w:hyperlink r:id="rId56">
         <w:r>
           <w:rPr>
             <w:rStyle w:val="Hyperlink"/>
@@ -12328,7 +12393,7 @@
           <w:numId w:val="1015"/>
         </w:numPr>
       </w:pPr>
-      <w:hyperlink r:id="rId49">
+      <w:hyperlink r:id="rId50">
         <w:r>
           <w:rPr>
             <w:rStyle w:val="Hyperlink"/>
@@ -12345,7 +12410,7 @@
           <w:numId w:val="1015"/>
         </w:numPr>
       </w:pPr>
-      <w:hyperlink r:id="rId40">
+      <w:hyperlink r:id="rId41">
         <w:r>
           <w:rPr>
             <w:rStyle w:val="Hyperlink"/>
@@ -12362,7 +12427,7 @@
           <w:numId w:val="1015"/>
         </w:numPr>
       </w:pPr>
-      <w:hyperlink r:id="rId56">
+      <w:hyperlink r:id="rId57">
         <w:r>
           <w:rPr>
             <w:rStyle w:val="Hyperlink"/>
@@ -12384,8 +12449,8 @@
         </w:pict>
       </w:r>
     </w:p>
-    <w:bookmarkEnd w:id="57"/>
-    <w:bookmarkStart w:id="60" w:name="Xf55992fd52588c602d60b9c6a292e71e4d45dec"/>
+    <w:bookmarkEnd w:id="58"/>
+    <w:bookmarkStart w:id="61" w:name="Xf55992fd52588c602d60b9c6a292e71e4d45dec"/>
     <w:p>
       <w:pPr>
         <w:pStyle w:val="Heading4"/>
@@ -16728,6 +16793,18 @@
           <w:rStyle w:val="VerbatimChar"/>
         </w:rPr>
         <w:t xml:space="preserve">3\. Alert on any unexpected file changes in `wp-includes/`, `wp-admin/`, and plugin directories.</w:t>
+      </w:r>
+      <w:r>
+        <w:br/>
+      </w:r>
+      <w:r>
+        <w:br/>
+      </w:r>
+      <w:r>
+        <w:rPr>
+          <w:rStyle w:val="VerbatimChar"/>
+        </w:rPr>
+        <w:t xml:space="preserve">&gt; For AIDE installation, database initialization, automated cron scheduling, and WordPress file-change detection commands, see [WordPress Operations Runbook](https://github.com/dknauss/wordpress-runbook-template) §5.6.</w:t>
       </w:r>
       <w:r>
         <w:br/>
@@ -17311,7 +17388,7 @@
           <w:numId w:val="1017"/>
         </w:numPr>
       </w:pPr>
-      <w:hyperlink r:id="rId58">
+      <w:hyperlink r:id="rId59">
         <w:r>
           <w:rPr>
             <w:rStyle w:val="Hyperlink"/>
@@ -17328,7 +17405,7 @@
           <w:numId w:val="1017"/>
         </w:numPr>
       </w:pPr>
-      <w:hyperlink r:id="rId59">
+      <w:hyperlink r:id="rId60">
         <w:r>
           <w:rPr>
             <w:rStyle w:val="Hyperlink"/>
@@ -17344,8 +17421,8 @@
         </w:pict>
       </w:r>
     </w:p>
-    <w:bookmarkEnd w:id="60"/>
-    <w:bookmarkStart w:id="62" w:name="X5d2c468734a3d7c0301ee405fdbdc04db22ca47"/>
+    <w:bookmarkEnd w:id="61"/>
+    <w:bookmarkStart w:id="63" w:name="X5d2c468734a3d7c0301ee405fdbdc04db22ca47"/>
     <w:p>
       <w:pPr>
         <w:pStyle w:val="Heading4"/>
@@ -17590,7 +17667,7 @@
           <w:numId w:val="1018"/>
         </w:numPr>
       </w:pPr>
-      <w:hyperlink r:id="rId61">
+      <w:hyperlink r:id="rId62">
         <w:r>
           <w:rPr>
             <w:rStyle w:val="Hyperlink"/>
@@ -17623,8 +17700,8 @@
         </w:pict>
       </w:r>
     </w:p>
-    <w:bookmarkEnd w:id="62"/>
-    <w:bookmarkStart w:id="65" w:name="Xc236da181558471dcad82deb3aecc5e6da634b3"/>
+    <w:bookmarkEnd w:id="63"/>
+    <w:bookmarkStart w:id="66" w:name="Xc236da181558471dcad82deb3aecc5e6da634b3"/>
     <w:p>
       <w:pPr>
         <w:pStyle w:val="Heading4"/>
@@ -18209,7 +18286,7 @@
           <w:numId w:val="1020"/>
         </w:numPr>
       </w:pPr>
-      <w:hyperlink r:id="rId63">
+      <w:hyperlink r:id="rId64">
         <w:r>
           <w:rPr>
             <w:rStyle w:val="Hyperlink"/>
@@ -18226,7 +18303,7 @@
           <w:numId w:val="1020"/>
         </w:numPr>
       </w:pPr>
-      <w:hyperlink r:id="rId64">
+      <w:hyperlink r:id="rId65">
         <w:r>
           <w:rPr>
             <w:rStyle w:val="Hyperlink"/>
@@ -18242,9 +18319,9 @@
         </w:pict>
       </w:r>
     </w:p>
-    <w:bookmarkEnd w:id="65"/>
     <w:bookmarkEnd w:id="66"/>
-    <w:bookmarkStart w:id="71" w:name="web-application-firewall"/>
+    <w:bookmarkEnd w:id="67"/>
+    <w:bookmarkStart w:id="72" w:name="web-application-firewall"/>
     <w:p>
       <w:pPr>
         <w:pStyle w:val="Heading2"/>
@@ -18261,7 +18338,7 @@
         <w:t xml:space="preserve">This section addresses the deployment and configuration of a Web Application Firewall (WAF) to protect the WordPress application.</w:t>
       </w:r>
     </w:p>
-    <w:bookmarkStart w:id="70" w:name="X2bcda6a58cd1d875b7e3c078bcb415c0e274696"/>
+    <w:bookmarkStart w:id="71" w:name="X2bcda6a58cd1d875b7e3c078bcb415c0e274696"/>
     <w:p>
       <w:pPr>
         <w:pStyle w:val="Heading4"/>
@@ -18531,7 +18608,7 @@
       <w:r>
         <w:t xml:space="preserve"> </w:t>
       </w:r>
-      <w:hyperlink r:id="rId67">
+      <w:hyperlink r:id="rId68">
         <w:r>
           <w:rPr>
             <w:rStyle w:val="Hyperlink"/>
@@ -18601,7 +18678,7 @@
       <w:r>
         <w:t xml:space="preserve"> </w:t>
       </w:r>
-      <w:hyperlink r:id="rId68">
+      <w:hyperlink r:id="rId69">
         <w:r>
           <w:rPr>
             <w:rStyle w:val="Hyperlink"/>
@@ -18636,7 +18713,7 @@
           <w:numId w:val="1021"/>
         </w:numPr>
       </w:pPr>
-      <w:hyperlink r:id="rId69">
+      <w:hyperlink r:id="rId70">
         <w:r>
           <w:rPr>
             <w:rStyle w:val="Hyperlink"/>
@@ -18653,7 +18730,7 @@
           <w:numId w:val="1021"/>
         </w:numPr>
       </w:pPr>
-      <w:hyperlink r:id="rId67">
+      <w:hyperlink r:id="rId68">
         <w:r>
           <w:rPr>
             <w:rStyle w:val="Hyperlink"/>
@@ -18669,9 +18746,9 @@
         </w:pict>
       </w:r>
     </w:p>
-    <w:bookmarkEnd w:id="70"/>
     <w:bookmarkEnd w:id="71"/>
-    <w:bookmarkStart w:id="76" w:name="backup-and-recovery"/>
+    <w:bookmarkEnd w:id="72"/>
+    <w:bookmarkStart w:id="77" w:name="backup-and-recovery"/>
     <w:p>
       <w:pPr>
         <w:pStyle w:val="Heading2"/>
@@ -18688,7 +18765,7 @@
         <w:t xml:space="preserve">This section addresses backup strategy, offsite storage, and recovery procedures for WordPress deployments.</w:t>
       </w:r>
     </w:p>
-    <w:bookmarkStart w:id="75" w:name="X37031fc2d925a09a3cac64b9b44c9feb1a5b345"/>
+    <w:bookmarkStart w:id="76" w:name="X37031fc2d925a09a3cac64b9b44c9feb1a5b345"/>
     <w:p>
       <w:pPr>
         <w:pStyle w:val="Heading4"/>
@@ -18993,7 +19070,7 @@
           <w:numId w:val="1023"/>
         </w:numPr>
       </w:pPr>
-      <w:hyperlink r:id="rId72">
+      <w:hyperlink r:id="rId73">
         <w:r>
           <w:rPr>
             <w:rStyle w:val="Hyperlink"/>
@@ -19010,7 +19087,7 @@
           <w:numId w:val="1023"/>
         </w:numPr>
       </w:pPr>
-      <w:hyperlink r:id="rId73">
+      <w:hyperlink r:id="rId74">
         <w:r>
           <w:rPr>
             <w:rStyle w:val="Hyperlink"/>
@@ -19027,7 +19104,7 @@
           <w:numId w:val="1023"/>
         </w:numPr>
       </w:pPr>
-      <w:hyperlink r:id="rId74">
+      <w:hyperlink r:id="rId75">
         <w:r>
           <w:rPr>
             <w:rStyle w:val="Hyperlink"/>
@@ -19043,9 +19120,9 @@
         </w:pict>
       </w:r>
     </w:p>
-    <w:bookmarkEnd w:id="75"/>
     <w:bookmarkEnd w:id="76"/>
-    <w:bookmarkStart w:id="88" w:name="ai-integration-security"/>
+    <w:bookmarkEnd w:id="77"/>
+    <w:bookmarkStart w:id="89" w:name="ai-integration-security"/>
     <w:p>
       <w:pPr>
         <w:pStyle w:val="Heading2"/>
@@ -19062,7 +19139,7 @@
         <w:t xml:space="preserve">AI tools are increasingly integrated into WordPress workflows for content generation, chatbots, code assistance, and site management. IBM’s Cost of a Data Breach Report (2025) found that 13% of organizations experienced a breach involving an AI model or application, and 97% of those breaches involved systems lacking proper access controls. This section provides controls for securing AI integrations in WordPress environments.</w:t>
       </w:r>
     </w:p>
-    <w:bookmarkStart w:id="80" w:name="ensure-ai-api-keys-are-securely-stored"/>
+    <w:bookmarkStart w:id="81" w:name="ensure-ai-api-keys-are-securely-stored"/>
     <w:p>
       <w:pPr>
         <w:pStyle w:val="Heading4"/>
@@ -19490,7 +19567,7 @@
           <w:numId w:val="1027"/>
         </w:numPr>
       </w:pPr>
-      <w:hyperlink r:id="rId77">
+      <w:hyperlink r:id="rId78">
         <w:r>
           <w:rPr>
             <w:rStyle w:val="Hyperlink"/>
@@ -19507,7 +19584,7 @@
           <w:numId w:val="1027"/>
         </w:numPr>
       </w:pPr>
-      <w:hyperlink r:id="rId78">
+      <w:hyperlink r:id="rId79">
         <w:r>
           <w:rPr>
             <w:rStyle w:val="Hyperlink"/>
@@ -19524,7 +19601,7 @@
           <w:numId w:val="1027"/>
         </w:numPr>
       </w:pPr>
-      <w:hyperlink r:id="rId79">
+      <w:hyperlink r:id="rId80">
         <w:r>
           <w:rPr>
             <w:rStyle w:val="Hyperlink"/>
@@ -19552,8 +19629,8 @@
         </w:pict>
       </w:r>
     </w:p>
-    <w:bookmarkEnd w:id="80"/>
-    <w:bookmarkStart w:id="84" w:name="ensure-ai-generated-content-is-sanitized"/>
+    <w:bookmarkEnd w:id="81"/>
+    <w:bookmarkStart w:id="85" w:name="ensure-ai-generated-content-is-sanitized"/>
     <w:p>
       <w:pPr>
         <w:pStyle w:val="Heading4"/>
@@ -19879,7 +19956,7 @@
           <w:numId w:val="1029"/>
         </w:numPr>
       </w:pPr>
-      <w:hyperlink r:id="rId81">
+      <w:hyperlink r:id="rId82">
         <w:r>
           <w:rPr>
             <w:rStyle w:val="Hyperlink"/>
@@ -19896,7 +19973,7 @@
           <w:numId w:val="1029"/>
         </w:numPr>
       </w:pPr>
-      <w:hyperlink r:id="rId82">
+      <w:hyperlink r:id="rId83">
         <w:r>
           <w:rPr>
             <w:rStyle w:val="Hyperlink"/>
@@ -19913,7 +19990,7 @@
           <w:numId w:val="1029"/>
         </w:numPr>
       </w:pPr>
-      <w:hyperlink r:id="rId83">
+      <w:hyperlink r:id="rId84">
         <w:r>
           <w:rPr>
             <w:rStyle w:val="VerbatimChar"/>
@@ -19941,8 +20018,8 @@
         </w:pict>
       </w:r>
     </w:p>
-    <w:bookmarkEnd w:id="84"/>
-    <w:bookmarkStart w:id="87" w:name="X6585c3c8a5d3affa82317ab1fc774c5069542c5"/>
+    <w:bookmarkEnd w:id="85"/>
+    <w:bookmarkStart w:id="88" w:name="X6585c3c8a5d3affa82317ab1fc774c5069542c5"/>
     <w:p>
       <w:pPr>
         <w:pStyle w:val="Heading4"/>
@@ -20191,7 +20268,7 @@
           <w:numId w:val="1032"/>
         </w:numPr>
       </w:pPr>
-      <w:hyperlink r:id="rId85">
+      <w:hyperlink r:id="rId86">
         <w:r>
           <w:rPr>
             <w:rStyle w:val="Hyperlink"/>
@@ -20208,7 +20285,7 @@
           <w:numId w:val="1032"/>
         </w:numPr>
       </w:pPr>
-      <w:hyperlink r:id="rId86">
+      <w:hyperlink r:id="rId87">
         <w:r>
           <w:rPr>
             <w:rStyle w:val="Hyperlink"/>
@@ -20224,9 +20301,9 @@
         </w:pict>
       </w:r>
     </w:p>
-    <w:bookmarkEnd w:id="87"/>
     <w:bookmarkEnd w:id="88"/>
-    <w:bookmarkStart w:id="91" w:name="server-access-and-network"/>
+    <w:bookmarkEnd w:id="89"/>
+    <w:bookmarkStart w:id="92" w:name="server-access-and-network"/>
     <w:p>
       <w:pPr>
         <w:pStyle w:val="Heading2"/>
@@ -20243,7 +20320,7 @@
         <w:t xml:space="preserve">This section addresses secure remote access to the server hosting WordPress and host-level network controls.</w:t>
       </w:r>
     </w:p>
-    <w:bookmarkStart w:id="90" w:name="Xdcbe01b24edad71f2460d1c6284218e85ca0653"/>
+    <w:bookmarkStart w:id="91" w:name="Xdcbe01b24edad71f2460d1c6284218e85ca0653"/>
     <w:p>
       <w:pPr>
         <w:pStyle w:val="Heading4"/>
@@ -21391,7 +21468,7 @@
           <w:numId w:val="1034"/>
         </w:numPr>
       </w:pPr>
-      <w:hyperlink r:id="rId89">
+      <w:hyperlink r:id="rId90">
         <w:r>
           <w:rPr>
             <w:rStyle w:val="Hyperlink"/>
@@ -21407,9 +21484,9 @@
         </w:pict>
       </w:r>
     </w:p>
-    <w:bookmarkEnd w:id="90"/>
     <w:bookmarkEnd w:id="91"/>
-    <w:bookmarkStart w:id="96" w:name="multisite-security"/>
+    <w:bookmarkEnd w:id="92"/>
+    <w:bookmarkStart w:id="97" w:name="multisite-security"/>
     <w:p>
       <w:pPr>
         <w:pStyle w:val="Heading2"/>
@@ -21426,7 +21503,7 @@
         <w:t xml:space="preserve">This section addresses security considerations specific to WordPress Multisite installations.</w:t>
       </w:r>
     </w:p>
-    <w:bookmarkStart w:id="94" w:name="Xb5de61672eb24313b8c6dca365fd92ee3f077e6"/>
+    <w:bookmarkStart w:id="95" w:name="Xb5de61672eb24313b8c6dca365fd92ee3f077e6"/>
     <w:p>
       <w:pPr>
         <w:pStyle w:val="Heading4"/>
@@ -21669,7 +21746,7 @@
           <w:numId w:val="1037"/>
         </w:numPr>
       </w:pPr>
-      <w:hyperlink r:id="rId48">
+      <w:hyperlink r:id="rId49">
         <w:r>
           <w:rPr>
             <w:rStyle w:val="Hyperlink"/>
@@ -21686,7 +21763,7 @@
           <w:numId w:val="1037"/>
         </w:numPr>
       </w:pPr>
-      <w:hyperlink r:id="rId92">
+      <w:hyperlink r:id="rId93">
         <w:r>
           <w:rPr>
             <w:rStyle w:val="Hyperlink"/>
@@ -21703,7 +21780,7 @@
           <w:numId w:val="1037"/>
         </w:numPr>
       </w:pPr>
-      <w:hyperlink r:id="rId93">
+      <w:hyperlink r:id="rId94">
         <w:r>
           <w:rPr>
             <w:rStyle w:val="Hyperlink"/>
@@ -21743,8 +21820,8 @@
         </w:pict>
       </w:r>
     </w:p>
-    <w:bookmarkEnd w:id="94"/>
-    <w:bookmarkStart w:id="95" w:name="Xefeecf4be204cbf74dd485079e44e275974c82c"/>
+    <w:bookmarkEnd w:id="95"/>
+    <w:bookmarkStart w:id="96" w:name="Xefeecf4be204cbf74dd485079e44e275974c82c"/>
     <w:p>
       <w:pPr>
         <w:pStyle w:val="Heading4"/>
@@ -21984,7 +22061,7 @@
           <w:numId w:val="1039"/>
         </w:numPr>
       </w:pPr>
-      <w:hyperlink r:id="rId48">
+      <w:hyperlink r:id="rId49">
         <w:r>
           <w:rPr>
             <w:rStyle w:val="Hyperlink"/>
@@ -22001,7 +22078,7 @@
           <w:numId w:val="1039"/>
         </w:numPr>
       </w:pPr>
-      <w:hyperlink r:id="rId92">
+      <w:hyperlink r:id="rId93">
         <w:r>
           <w:rPr>
             <w:rStyle w:val="Hyperlink"/>
@@ -22017,9 +22094,9 @@
         </w:pict>
       </w:r>
     </w:p>
-    <w:bookmarkEnd w:id="95"/>
     <w:bookmarkEnd w:id="96"/>
-    <w:bookmarkStart w:id="97" w:name="appendix-a-recommendation-summary"/>
+    <w:bookmarkEnd w:id="97"/>
+    <w:bookmarkStart w:id="98" w:name="appendix-a-recommendation-summary"/>
     <w:p>
       <w:pPr>
         <w:pStyle w:val="Heading2"/>
@@ -24649,8 +24726,8 @@
         </w:tc>
       </w:tr>
     </w:tbl>
-    <w:bookmarkEnd w:id="97"/>
-    <w:bookmarkStart w:id="98" w:name="X24eb9b3eb0d379335dea7aa77a9efbdf30a22dc"/>
+    <w:bookmarkEnd w:id="98"/>
+    <w:bookmarkStart w:id="99" w:name="X24eb9b3eb0d379335dea7aa77a9efbdf30a22dc"/>
     <w:p>
       <w:pPr>
         <w:pStyle w:val="Heading2"/>
@@ -25027,8 +25104,8 @@
         </w:tc>
       </w:tr>
     </w:tbl>
-    <w:bookmarkEnd w:id="98"/>
-    <w:bookmarkStart w:id="99" w:name="X4b7fa30a93af35a911e2150440f03e81fd9720c"/>
+    <w:bookmarkEnd w:id="99"/>
+    <w:bookmarkStart w:id="100" w:name="X4b7fa30a93af35a911e2150440f03e81fd9720c"/>
     <w:p>
       <w:pPr>
         <w:pStyle w:val="Heading2"/>
@@ -25201,7 +25278,7 @@
         <w:t xml:space="preserve">filter.</w:t>
       </w:r>
     </w:p>
-    <w:bookmarkEnd w:id="99"/>
+    <w:bookmarkEnd w:id="100"/>
     <w:bookmarkStart w:id="103" w:name="related-documents"/>
     <w:p>
       <w:pPr>
@@ -25219,7 +25296,7 @@
           <w:numId w:val="1041"/>
         </w:numPr>
       </w:pPr>
-      <w:hyperlink r:id="rId68">
+      <w:hyperlink r:id="rId69">
         <w:r>
           <w:rPr>
             <w:rStyle w:val="Hyperlink"/>
@@ -25244,7 +25321,7 @@
           <w:numId w:val="1041"/>
         </w:numPr>
       </w:pPr>
-      <w:hyperlink r:id="rId100">
+      <w:hyperlink r:id="rId101">
         <w:r>
           <w:rPr>
             <w:rStyle w:val="Hyperlink"/>
@@ -25269,7 +25346,7 @@
           <w:numId w:val="1041"/>
         </w:numPr>
       </w:pPr>
-      <w:hyperlink r:id="rId101">
+      <w:hyperlink r:id="rId36">
         <w:r>
           <w:rPr>
             <w:rStyle w:val="Hyperlink"/>
@@ -25294,7 +25371,7 @@
           <w:numId w:val="1041"/>
         </w:numPr>
       </w:pPr>
-      <w:hyperlink r:id="rId43">
+      <w:hyperlink r:id="rId44">
         <w:r>
           <w:rPr>
             <w:rStyle w:val="Hyperlink"/>

--- a/WordPress-Security-Benchmark.docx
+++ b/WordPress-Security-Benchmark.docx
@@ -10163,7 +10163,7 @@
     </w:p>
     <w:bookmarkEnd w:id="39"/>
     <w:bookmarkEnd w:id="40"/>
-    <w:bookmarkStart w:id="67" w:name="authentication-and-access-control"/>
+    <w:bookmarkStart w:id="68" w:name="authentication-and-access-control"/>
     <w:p>
       <w:pPr>
         <w:pStyle w:val="Heading2"/>
@@ -12029,7 +12029,7 @@
       </w:r>
     </w:p>
     <w:bookmarkEnd w:id="54"/>
-    <w:bookmarkStart w:id="58" w:name="X7cbc99c1b4618483d1612cb367b1bff753380b8"/>
+    <w:bookmarkStart w:id="59" w:name="X7cbc99c1b4618483d1612cb367b1bff753380b8"/>
     <w:p>
       <w:pPr>
         <w:pStyle w:val="Heading4"/>
@@ -12157,7 +12157,24 @@
         <w:t xml:space="preserve"> </w:t>
       </w:r>
       <w:r>
-        <w:t xml:space="preserve">If a session is hijacked, reauthentication limits the damage the attacker can do with the stolen session. Gating critical operations ensures that even with a stolen browser cookie, the attacker cannot perform permanent or high-impact changes without knowing the user’s password.</w:t>
+        <w:t xml:space="preserve">If a session is hijacked, reauthentication limits the damage the attacker can do with the stolen session. Gating critical operations ensures that even with a stolen browser cookie, the attacker cannot perform permanent or high-impact changes without knowing the user’s password. See the</w:t>
+      </w:r>
+      <w:r>
+        <w:t xml:space="preserve"> </w:t>
+      </w:r>
+      <w:hyperlink r:id="rId57">
+        <w:r>
+          <w:rPr>
+            <w:rStyle w:val="Hyperlink"/>
+          </w:rPr>
+          <w:t xml:space="preserve">WordPress Security Hardening Guide</w:t>
+        </w:r>
+      </w:hyperlink>
+      <w:r>
+        <w:t xml:space="preserve"> </w:t>
+      </w:r>
+      <w:r>
+        <w:t xml:space="preserve">§8.2 for the enterprise architecture rationale and the full list of recommended gated actions.</w:t>
       </w:r>
     </w:p>
     <w:p>
@@ -12427,7 +12444,7 @@
           <w:numId w:val="1015"/>
         </w:numPr>
       </w:pPr>
-      <w:hyperlink r:id="rId57">
+      <w:hyperlink r:id="rId58">
         <w:r>
           <w:rPr>
             <w:rStyle w:val="Hyperlink"/>
@@ -12449,8 +12466,8 @@
         </w:pict>
       </w:r>
     </w:p>
-    <w:bookmarkEnd w:id="58"/>
-    <w:bookmarkStart w:id="61" w:name="Xf55992fd52588c602d60b9c6a292e71e4d45dec"/>
+    <w:bookmarkEnd w:id="59"/>
+    <w:bookmarkStart w:id="62" w:name="Xf55992fd52588c602d60b9c6a292e71e4d45dec"/>
     <w:p>
       <w:pPr>
         <w:pStyle w:val="Heading4"/>
@@ -17388,7 +17405,7 @@
           <w:numId w:val="1017"/>
         </w:numPr>
       </w:pPr>
-      <w:hyperlink r:id="rId59">
+      <w:hyperlink r:id="rId60">
         <w:r>
           <w:rPr>
             <w:rStyle w:val="Hyperlink"/>
@@ -17405,7 +17422,7 @@
           <w:numId w:val="1017"/>
         </w:numPr>
       </w:pPr>
-      <w:hyperlink r:id="rId60">
+      <w:hyperlink r:id="rId61">
         <w:r>
           <w:rPr>
             <w:rStyle w:val="Hyperlink"/>
@@ -17421,8 +17438,8 @@
         </w:pict>
       </w:r>
     </w:p>
-    <w:bookmarkEnd w:id="61"/>
-    <w:bookmarkStart w:id="63" w:name="X5d2c468734a3d7c0301ee405fdbdc04db22ca47"/>
+    <w:bookmarkEnd w:id="62"/>
+    <w:bookmarkStart w:id="64" w:name="X5d2c468734a3d7c0301ee405fdbdc04db22ca47"/>
     <w:p>
       <w:pPr>
         <w:pStyle w:val="Heading4"/>
@@ -17667,7 +17684,7 @@
           <w:numId w:val="1018"/>
         </w:numPr>
       </w:pPr>
-      <w:hyperlink r:id="rId62">
+      <w:hyperlink r:id="rId63">
         <w:r>
           <w:rPr>
             <w:rStyle w:val="Hyperlink"/>
@@ -17700,8 +17717,8 @@
         </w:pict>
       </w:r>
     </w:p>
-    <w:bookmarkEnd w:id="63"/>
-    <w:bookmarkStart w:id="66" w:name="Xc236da181558471dcad82deb3aecc5e6da634b3"/>
+    <w:bookmarkEnd w:id="64"/>
+    <w:bookmarkStart w:id="67" w:name="Xc236da181558471dcad82deb3aecc5e6da634b3"/>
     <w:p>
       <w:pPr>
         <w:pStyle w:val="Heading4"/>
@@ -17904,6 +17921,18 @@
           <w:rStyle w:val="VerbatimChar"/>
         </w:rPr>
         <w:t xml:space="preserve">4\. Deploy virtual patching for critical vulnerabilities that cannot be patched immediately.</w:t>
+      </w:r>
+      <w:r>
+        <w:br/>
+      </w:r>
+      <w:r>
+        <w:br/>
+      </w:r>
+      <w:r>
+        <w:rPr>
+          <w:rStyle w:val="VerbatimChar"/>
+        </w:rPr>
+        <w:t xml:space="preserve">&gt; For the complete update procedure with staging verification, rollback steps, and escalation criteria, see [WordPress Operations Runbook](https://github.com/dknauss/wordpress-runbook-template) §6.3.</w:t>
       </w:r>
       <w:r>
         <w:br/>
@@ -18286,7 +18315,7 @@
           <w:numId w:val="1020"/>
         </w:numPr>
       </w:pPr>
-      <w:hyperlink r:id="rId64">
+      <w:hyperlink r:id="rId65">
         <w:r>
           <w:rPr>
             <w:rStyle w:val="Hyperlink"/>
@@ -18303,7 +18332,7 @@
           <w:numId w:val="1020"/>
         </w:numPr>
       </w:pPr>
-      <w:hyperlink r:id="rId65">
+      <w:hyperlink r:id="rId66">
         <w:r>
           <w:rPr>
             <w:rStyle w:val="Hyperlink"/>
@@ -18319,8 +18348,8 @@
         </w:pict>
       </w:r>
     </w:p>
-    <w:bookmarkEnd w:id="66"/>
     <w:bookmarkEnd w:id="67"/>
+    <w:bookmarkEnd w:id="68"/>
     <w:bookmarkStart w:id="72" w:name="web-application-firewall"/>
     <w:p>
       <w:pPr>
@@ -18608,7 +18637,7 @@
       <w:r>
         <w:t xml:space="preserve"> </w:t>
       </w:r>
-      <w:hyperlink r:id="rId68">
+      <w:hyperlink r:id="rId69">
         <w:r>
           <w:rPr>
             <w:rStyle w:val="Hyperlink"/>
@@ -18678,7 +18707,7 @@
       <w:r>
         <w:t xml:space="preserve"> </w:t>
       </w:r>
-      <w:hyperlink r:id="rId69">
+      <w:hyperlink r:id="rId57">
         <w:r>
           <w:rPr>
             <w:rStyle w:val="Hyperlink"/>
@@ -18730,7 +18759,7 @@
           <w:numId w:val="1021"/>
         </w:numPr>
       </w:pPr>
-      <w:hyperlink r:id="rId68">
+      <w:hyperlink r:id="rId69">
         <w:r>
           <w:rPr>
             <w:rStyle w:val="Hyperlink"/>
@@ -25296,7 +25325,7 @@
           <w:numId w:val="1041"/>
         </w:numPr>
       </w:pPr>
-      <w:hyperlink r:id="rId69">
+      <w:hyperlink r:id="rId57">
         <w:r>
           <w:rPr>
             <w:rStyle w:val="Hyperlink"/>

--- a/WordPress-Security-Benchmark.docx
+++ b/WordPress-Security-Benchmark.docx
@@ -31,7 +31,7 @@
         <w:pStyle w:val="Date"/>
       </w:pPr>
       <w:r>
-        <w:t xml:space="preserve">March 3, 2026</w:t>
+        <w:t xml:space="preserve">March 4, 2026</w:t>
       </w:r>
     </w:p>
     <w:sdt>

--- a/WordPress-Security-Benchmark.docx
+++ b/WordPress-Security-Benchmark.docx
@@ -74,23 +74,31 @@
         <w:pStyle w:val="FirstParagraph"/>
       </w:pPr>
       <w:r>
-        <w:t xml:space="preserve">This document provides prescriptive guidance for establishing a secure configuration posture for WordPress 6.x running on a Linux server stack. This benchmark covers the full stack: the operating system firewall, web server (Nginx or Apache), PHP runtime, MySQL/MariaDB database, and the WordPress application layer.</w:t>
-      </w:r>
-    </w:p>
-    <w:p>
-      <w:pPr>
-        <w:pStyle w:val="BodyText"/>
-      </w:pPr>
-      <w:r>
-        <w:t xml:space="preserve">This benchmark is intended for system administrators, security engineers, DevOps teams, and WordPress developers responsible for deploying and maintaining WordPress installations in enterprise environments.</w:t>
-      </w:r>
-    </w:p>
-    <w:p>
-      <w:pPr>
-        <w:pStyle w:val="BodyText"/>
-      </w:pPr>
-      <w:r>
-        <w:t xml:space="preserve">The guidance draws on many WordPress security resources and standards, such as the OWASP Top 10 (2025), NIST SP 800-63B, and field experience with enterprise WordPress hardening.</w:t>
+        <w:t xml:space="preserve">The</w:t>
+      </w:r>
+      <w:r>
+        <w:t xml:space="preserve"> </w:t>
+      </w:r>
+      <w:r>
+        <w:rPr>
+          <w:i/>
+          <w:iCs/>
+        </w:rPr>
+        <w:t xml:space="preserve">WordPress Security Benchmark</w:t>
+      </w:r>
+      <w:r>
+        <w:t xml:space="preserve"> </w:t>
+      </w:r>
+      <w:r>
+        <w:t xml:space="preserve">provides prescriptive guidance for establishing a secure configuration posture for WordPress 6.x running on a Linux server stack. It covers the full stack: the operating system firewall, web server (Nginx or Apache), PHP runtime, MySQL/MariaDB database, and the WordPress application layer.</w:t>
+      </w:r>
+    </w:p>
+    <w:p>
+      <w:pPr>
+        <w:pStyle w:val="BodyText"/>
+      </w:pPr>
+      <w:r>
+        <w:t xml:space="preserve">The Benchmark is intended for system administrators, security engineers, DevOps teams, and WordPress developers responsible for deploying and maintaining WordPress installations in enterprise environments. It draws on many WordPress, LEMP/LAMP, and related security resources and standards (e.g., OWASP and NIST), as well as field experience with enterprise WordPress hardening.</w:t>
       </w:r>
     </w:p>
     <w:bookmarkEnd w:id="20"/>
@@ -850,7 +858,7 @@
         <w:t xml:space="preserve"> </w:t>
       </w:r>
       <w:r>
-        <w:t xml:space="preserve">is often required for WordPress themes and plugins but represents a security trade-off. For Level 2, aim to remove</w:t>
+        <w:t xml:space="preserve">is often required for WordPress themes and plugins, but it represents a security trade-off. For Level 2, aim to remove</w:t>
       </w:r>
       <w:r>
         <w:t xml:space="preserve"> </w:t>

--- a/WordPress-Security-Benchmark.docx
+++ b/WordPress-Security-Benchmark.docx
@@ -31,7 +31,7 @@
         <w:pStyle w:val="Date"/>
       </w:pPr>
       <w:r>
-        <w:t xml:space="preserve">March 4, 2026</w:t>
+        <w:t xml:space="preserve">March 6, 2026</w:t>
       </w:r>
     </w:p>
     <w:sdt>
@@ -8759,7 +8759,7 @@
     </w:p>
     <w:bookmarkEnd w:id="80"/>
     <w:bookmarkEnd w:id="81"/>
-    <w:bookmarkStart w:id="110" w:name="authentication-and-access-control"/>
+    <w:bookmarkStart w:id="112" w:name="authentication-and-access-control"/>
     <w:p>
       <w:pPr>
         <w:pStyle w:val="Heading2"/>
@@ -11793,7 +11793,7 @@
       </w:r>
     </w:p>
     <w:bookmarkEnd w:id="105"/>
-    <w:bookmarkStart w:id="106" w:name="X59230c0b3b749d05c958983888eb2820f08906b"/>
+    <w:bookmarkStart w:id="108" w:name="X59230c0b3b749d05c958983888eb2820f08906b"/>
     <w:p>
       <w:pPr>
         <w:pStyle w:val="Heading4"/>
@@ -11857,7 +11857,7 @@
         <w:t xml:space="preserve"> </w:t>
       </w:r>
       <w:r>
-        <w:t xml:space="preserve">Configure WordPress to enforce a strong password policy that follows current OWASP recommendations: minimum length of 12 characters, checking against breached password/dictionary lists, and avoiding arbitrary complexity rules that lead to predictable patterns.</w:t>
+        <w:t xml:space="preserve">Configure WordPress to enforce a strong password policy that follows current OWASP and NIST recommendations: minimum length of 15 characters if MFA is not enabled, check against breached password/dictionary lists, and avoid arbitrary complexity rules that lead to predictable patterns.</w:t>
       </w:r>
     </w:p>
     <w:p>
@@ -11964,7 +11964,7 @@
         <w:t xml:space="preserve"> </w:t>
       </w:r>
       <w:r>
-        <w:t xml:space="preserve">3. Verify the policy requires at least 12 characters.</w:t>
+        <w:t xml:space="preserve">3. Verify the policy requires at least 15 characters.</w:t>
       </w:r>
     </w:p>
     <w:p>
@@ -11990,7 +11990,7 @@
         <w:t xml:space="preserve"> </w:t>
       </w:r>
       <w:r>
-        <w:t xml:space="preserve">2. Configure the policy to require a minimum of 12 characters.</w:t>
+        <w:t xml:space="preserve">2. Configure the policy to require a minimum of 15 characters.</w:t>
       </w:r>
       <w:r>
         <w:t xml:space="preserve"> </w:t>
@@ -12080,6 +12080,31 @@
           <w:t xml:space="preserve">NIST SP 800-63B</w:t>
         </w:r>
       </w:hyperlink>
+      <w:r>
+        <w:t xml:space="preserve">, §</w:t>
+      </w:r>
+      <w:hyperlink r:id="rId106">
+        <w:r>
+          <w:rPr>
+            <w:rStyle w:val="Hyperlink"/>
+          </w:rPr>
+          <w:t xml:space="preserve">3.1.1.2</w:t>
+        </w:r>
+      </w:hyperlink>
+      <w:r>
+        <w:t xml:space="preserve">, and</w:t>
+      </w:r>
+      <w:r>
+        <w:t xml:space="preserve"> </w:t>
+      </w:r>
+      <w:hyperlink r:id="rId107">
+        <w:r>
+          <w:rPr>
+            <w:rStyle w:val="Hyperlink"/>
+          </w:rPr>
+          <w:t xml:space="preserve">Appendix A</w:t>
+        </w:r>
+      </w:hyperlink>
     </w:p>
     <w:p>
       <w:r>
@@ -12088,8 +12113,8 @@
         </w:pict>
       </w:r>
     </w:p>
-    <w:bookmarkEnd w:id="106"/>
-    <w:bookmarkStart w:id="109" w:name="Xf40f1da9cdc8cddd264d8a8397177040c8e8079"/>
+    <w:bookmarkEnd w:id="108"/>
+    <w:bookmarkStart w:id="111" w:name="Xf40f1da9cdc8cddd264d8a8397177040c8e8079"/>
     <w:p>
       <w:pPr>
         <w:pStyle w:val="Heading4"/>
@@ -12832,7 +12857,7 @@
           <w:numId w:val="1034"/>
         </w:numPr>
       </w:pPr>
-      <w:hyperlink r:id="rId107">
+      <w:hyperlink r:id="rId109">
         <w:r>
           <w:rPr>
             <w:rStyle w:val="VerbatimChar"/>
@@ -12861,7 +12886,7 @@
           <w:numId w:val="1034"/>
         </w:numPr>
       </w:pPr>
-      <w:hyperlink r:id="rId108">
+      <w:hyperlink r:id="rId110">
         <w:r>
           <w:rPr>
             <w:rStyle w:val="VerbatimChar"/>
@@ -12889,9 +12914,9 @@
         </w:pict>
       </w:r>
     </w:p>
-    <w:bookmarkEnd w:id="109"/>
-    <w:bookmarkEnd w:id="110"/>
-    <w:bookmarkStart w:id="115" w:name="file-system-permissions"/>
+    <w:bookmarkEnd w:id="111"/>
+    <w:bookmarkEnd w:id="112"/>
+    <w:bookmarkStart w:id="117" w:name="file-system-permissions"/>
     <w:p>
       <w:pPr>
         <w:pStyle w:val="Heading2"/>
@@ -12908,7 +12933,7 @@
         <w:t xml:space="preserve">This section covers file ownership and permission settings for the WordPress installation.</w:t>
       </w:r>
     </w:p>
-    <w:bookmarkStart w:id="112" w:name="X537a10d2bc9a031749d2d4395c48512c2fcd257"/>
+    <w:bookmarkStart w:id="114" w:name="X537a10d2bc9a031749d2d4395c48512c2fcd257"/>
     <w:p>
       <w:pPr>
         <w:pStyle w:val="Heading4"/>
@@ -13404,7 +13429,7 @@
           <w:numId w:val="1037"/>
         </w:numPr>
       </w:pPr>
-      <w:hyperlink r:id="rId111">
+      <w:hyperlink r:id="rId113">
         <w:r>
           <w:rPr>
             <w:rStyle w:val="Hyperlink"/>
@@ -13420,8 +13445,8 @@
         </w:pict>
       </w:r>
     </w:p>
-    <w:bookmarkEnd w:id="112"/>
-    <w:bookmarkStart w:id="113" w:name="X318749ae37d296d768503117ef65589e273c80d"/>
+    <w:bookmarkEnd w:id="114"/>
+    <w:bookmarkStart w:id="115" w:name="X318749ae37d296d768503117ef65589e273c80d"/>
     <w:p>
       <w:pPr>
         <w:pStyle w:val="Heading4"/>
@@ -13753,7 +13778,7 @@
           <w:numId w:val="1039"/>
         </w:numPr>
       </w:pPr>
-      <w:hyperlink r:id="rId111">
+      <w:hyperlink r:id="rId113">
         <w:r>
           <w:rPr>
             <w:rStyle w:val="Hyperlink"/>
@@ -13786,8 +13811,8 @@
         </w:pict>
       </w:r>
     </w:p>
-    <w:bookmarkEnd w:id="113"/>
-    <w:bookmarkStart w:id="114" w:name="X08717294e8e9ba263a432c09d1baf3cd44e02d6"/>
+    <w:bookmarkEnd w:id="115"/>
+    <w:bookmarkStart w:id="116" w:name="X08717294e8e9ba263a432c09d1baf3cd44e02d6"/>
     <w:p>
       <w:pPr>
         <w:pStyle w:val="Heading4"/>
@@ -14192,9 +14217,9 @@
         </w:pict>
       </w:r>
     </w:p>
-    <w:bookmarkEnd w:id="114"/>
-    <w:bookmarkEnd w:id="115"/>
-    <w:bookmarkStart w:id="125" w:name="logging-and-monitoring"/>
+    <w:bookmarkEnd w:id="116"/>
+    <w:bookmarkEnd w:id="117"/>
+    <w:bookmarkStart w:id="127" w:name="logging-and-monitoring"/>
     <w:p>
       <w:pPr>
         <w:pStyle w:val="Heading2"/>
@@ -14211,7 +14236,7 @@
         <w:t xml:space="preserve">This section addresses audit logging, activity monitoring, and intrusion detection for WordPress.</w:t>
       </w:r>
     </w:p>
-    <w:bookmarkStart w:id="119" w:name="Xac1ef11c0b7180ad5f777a47b6fc693c2f6dccc"/>
+    <w:bookmarkStart w:id="121" w:name="Xac1ef11c0b7180ad5f777a47b6fc693c2f6dccc"/>
     <w:p>
       <w:pPr>
         <w:pStyle w:val="Heading4"/>
@@ -14428,7 +14453,7 @@
           <w:numId w:val="1041"/>
         </w:numPr>
       </w:pPr>
-      <w:hyperlink r:id="rId116">
+      <w:hyperlink r:id="rId118">
         <w:r>
           <w:rPr>
             <w:rStyle w:val="Hyperlink"/>
@@ -14445,7 +14470,7 @@
           <w:numId w:val="1041"/>
         </w:numPr>
       </w:pPr>
-      <w:hyperlink r:id="rId117">
+      <w:hyperlink r:id="rId119">
         <w:r>
           <w:rPr>
             <w:rStyle w:val="VerbatimChar"/>
@@ -14474,7 +14499,7 @@
           <w:numId w:val="1041"/>
         </w:numPr>
       </w:pPr>
-      <w:hyperlink r:id="rId118">
+      <w:hyperlink r:id="rId120">
         <w:r>
           <w:rPr>
             <w:rStyle w:val="Hyperlink"/>
@@ -14490,8 +14515,8 @@
         </w:pict>
       </w:r>
     </w:p>
-    <w:bookmarkEnd w:id="119"/>
-    <w:bookmarkStart w:id="122" w:name="X1254b9a129313ac5901dd326a4d3d150cca0fe4"/>
+    <w:bookmarkEnd w:id="121"/>
+    <w:bookmarkStart w:id="124" w:name="X1254b9a129313ac5901dd326a4d3d150cca0fe4"/>
     <w:p>
       <w:pPr>
         <w:pStyle w:val="Heading4"/>
@@ -14801,7 +14826,7 @@
           <w:numId w:val="1042"/>
         </w:numPr>
       </w:pPr>
-      <w:hyperlink r:id="rId120">
+      <w:hyperlink r:id="rId122">
         <w:r>
           <w:rPr>
             <w:rStyle w:val="Hyperlink"/>
@@ -14830,7 +14855,7 @@
           <w:numId w:val="1042"/>
         </w:numPr>
       </w:pPr>
-      <w:hyperlink r:id="rId121">
+      <w:hyperlink r:id="rId123">
         <w:r>
           <w:rPr>
             <w:rStyle w:val="Hyperlink"/>
@@ -14858,8 +14883,8 @@
         </w:pict>
       </w:r>
     </w:p>
-    <w:bookmarkEnd w:id="122"/>
-    <w:bookmarkStart w:id="124" w:name="X2f49715b02624f6337bc98ddb891dfd9472097b"/>
+    <w:bookmarkEnd w:id="124"/>
+    <w:bookmarkStart w:id="126" w:name="X2f49715b02624f6337bc98ddb891dfd9472097b"/>
     <w:p>
       <w:pPr>
         <w:pStyle w:val="Heading4"/>
@@ -15157,7 +15182,7 @@
           <w:numId w:val="1045"/>
         </w:numPr>
       </w:pPr>
-      <w:hyperlink r:id="rId123">
+      <w:hyperlink r:id="rId125">
         <w:r>
           <w:rPr>
             <w:rStyle w:val="Hyperlink"/>
@@ -15190,9 +15215,9 @@
         </w:pict>
       </w:r>
     </w:p>
-    <w:bookmarkEnd w:id="124"/>
-    <w:bookmarkEnd w:id="125"/>
-    <w:bookmarkStart w:id="136" w:name="X7e9f1bde50c8aa30356290a7617a8b456c65843"/>
+    <w:bookmarkEnd w:id="126"/>
+    <w:bookmarkEnd w:id="127"/>
+    <w:bookmarkStart w:id="138" w:name="X7e9f1bde50c8aa30356290a7617a8b456c65843"/>
     <w:p>
       <w:pPr>
         <w:pStyle w:val="Heading2"/>
@@ -15209,7 +15234,7 @@
         <w:t xml:space="preserve">This section addresses the security of pluggable WordPress components known as plugins and themes (as well as their sub-components called extensions or add-ons), and their update processes.</w:t>
       </w:r>
     </w:p>
-    <w:bookmarkStart w:id="128" w:name="Xf18672d95cbe870fcfb1313e755889980849210"/>
+    <w:bookmarkStart w:id="130" w:name="Xf18672d95cbe870fcfb1313e755889980849210"/>
     <w:p>
       <w:pPr>
         <w:pStyle w:val="Heading4"/>
@@ -15511,7 +15536,7 @@
           <w:numId w:val="1046"/>
         </w:numPr>
       </w:pPr>
-      <w:hyperlink r:id="rId126">
+      <w:hyperlink r:id="rId128">
         <w:r>
           <w:rPr>
             <w:rStyle w:val="Hyperlink"/>
@@ -15528,7 +15553,7 @@
           <w:numId w:val="1046"/>
         </w:numPr>
       </w:pPr>
-      <w:hyperlink r:id="rId127">
+      <w:hyperlink r:id="rId129">
         <w:r>
           <w:rPr>
             <w:rStyle w:val="Hyperlink"/>
@@ -15544,8 +15569,8 @@
         </w:pict>
       </w:r>
     </w:p>
-    <w:bookmarkEnd w:id="128"/>
-    <w:bookmarkStart w:id="130" w:name="X5d2c468734a3d7c0301ee405fdbdc04db22ca47"/>
+    <w:bookmarkEnd w:id="130"/>
+    <w:bookmarkStart w:id="132" w:name="X5d2c468734a3d7c0301ee405fdbdc04db22ca47"/>
     <w:p>
       <w:pPr>
         <w:pStyle w:val="Heading4"/>
@@ -15790,7 +15815,7 @@
           <w:numId w:val="1047"/>
         </w:numPr>
       </w:pPr>
-      <w:hyperlink r:id="rId129">
+      <w:hyperlink r:id="rId131">
         <w:r>
           <w:rPr>
             <w:rStyle w:val="Hyperlink"/>
@@ -15823,8 +15848,8 @@
         </w:pict>
       </w:r>
     </w:p>
-    <w:bookmarkEnd w:id="130"/>
-    <w:bookmarkStart w:id="132" w:name="Xc236da181558471dcad82deb3aecc5e6da634b3"/>
+    <w:bookmarkEnd w:id="132"/>
+    <w:bookmarkStart w:id="134" w:name="Xc236da181558471dcad82deb3aecc5e6da634b3"/>
     <w:p>
       <w:pPr>
         <w:pStyle w:val="Heading4"/>
@@ -16070,7 +16095,7 @@
           <w:numId w:val="1048"/>
         </w:numPr>
       </w:pPr>
-      <w:hyperlink r:id="rId131">
+      <w:hyperlink r:id="rId133">
         <w:r>
           <w:rPr>
             <w:rStyle w:val="Hyperlink"/>
@@ -16086,8 +16111,8 @@
         </w:pict>
       </w:r>
     </w:p>
-    <w:bookmarkEnd w:id="132"/>
-    <w:bookmarkStart w:id="135" w:name="Xb492f7c7e5cf9fa0e870cc11b9b83ea852b9873"/>
+    <w:bookmarkEnd w:id="134"/>
+    <w:bookmarkStart w:id="137" w:name="Xb492f7c7e5cf9fa0e870cc11b9b83ea852b9873"/>
     <w:p>
       <w:pPr>
         <w:pStyle w:val="Heading4"/>
@@ -16442,7 +16467,7 @@
           <w:numId w:val="1051"/>
         </w:numPr>
       </w:pPr>
-      <w:hyperlink r:id="rId133">
+      <w:hyperlink r:id="rId135">
         <w:r>
           <w:rPr>
             <w:rStyle w:val="Hyperlink"/>
@@ -16459,7 +16484,7 @@
           <w:numId w:val="1051"/>
         </w:numPr>
       </w:pPr>
-      <w:hyperlink r:id="rId134">
+      <w:hyperlink r:id="rId136">
         <w:r>
           <w:rPr>
             <w:rStyle w:val="Hyperlink"/>
@@ -16475,9 +16500,9 @@
         </w:pict>
       </w:r>
     </w:p>
-    <w:bookmarkEnd w:id="135"/>
-    <w:bookmarkEnd w:id="136"/>
-    <w:bookmarkStart w:id="140" w:name="web-application-firewall"/>
+    <w:bookmarkEnd w:id="137"/>
+    <w:bookmarkEnd w:id="138"/>
+    <w:bookmarkStart w:id="142" w:name="web-application-firewall"/>
     <w:p>
       <w:pPr>
         <w:pStyle w:val="Heading2"/>
@@ -16494,7 +16519,7 @@
         <w:t xml:space="preserve">This section addresses the deployment and configuration of a Web Application Firewall (WAF) to protect the WordPress application.</w:t>
       </w:r>
     </w:p>
-    <w:bookmarkStart w:id="139" w:name="X2bcda6a58cd1d875b7e3c078bcb415c0e274696"/>
+    <w:bookmarkStart w:id="141" w:name="X2bcda6a58cd1d875b7e3c078bcb415c0e274696"/>
     <w:p>
       <w:pPr>
         <w:pStyle w:val="Heading4"/>
@@ -16764,7 +16789,7 @@
       <w:r>
         <w:t xml:space="preserve"> </w:t>
       </w:r>
-      <w:hyperlink r:id="rId137">
+      <w:hyperlink r:id="rId139">
         <w:r>
           <w:rPr>
             <w:rStyle w:val="Hyperlink"/>
@@ -16869,7 +16894,7 @@
           <w:numId w:val="1052"/>
         </w:numPr>
       </w:pPr>
-      <w:hyperlink r:id="rId138">
+      <w:hyperlink r:id="rId140">
         <w:r>
           <w:rPr>
             <w:rStyle w:val="Hyperlink"/>
@@ -16886,7 +16911,7 @@
           <w:numId w:val="1052"/>
         </w:numPr>
       </w:pPr>
-      <w:hyperlink r:id="rId137">
+      <w:hyperlink r:id="rId139">
         <w:r>
           <w:rPr>
             <w:rStyle w:val="Hyperlink"/>
@@ -16902,9 +16927,9 @@
         </w:pict>
       </w:r>
     </w:p>
-    <w:bookmarkEnd w:id="139"/>
-    <w:bookmarkEnd w:id="140"/>
-    <w:bookmarkStart w:id="145" w:name="backup-and-recovery"/>
+    <w:bookmarkEnd w:id="141"/>
+    <w:bookmarkEnd w:id="142"/>
+    <w:bookmarkStart w:id="147" w:name="backup-and-recovery"/>
     <w:p>
       <w:pPr>
         <w:pStyle w:val="Heading2"/>
@@ -16921,7 +16946,7 @@
         <w:t xml:space="preserve">This section addresses backup strategy, offsite storage, and recovery procedures for WordPress deployments.</w:t>
       </w:r>
     </w:p>
-    <w:bookmarkStart w:id="144" w:name="X37031fc2d925a09a3cac64b9b44c9feb1a5b345"/>
+    <w:bookmarkStart w:id="146" w:name="X37031fc2d925a09a3cac64b9b44c9feb1a5b345"/>
     <w:p>
       <w:pPr>
         <w:pStyle w:val="Heading4"/>
@@ -17226,7 +17251,7 @@
           <w:numId w:val="1054"/>
         </w:numPr>
       </w:pPr>
-      <w:hyperlink r:id="rId141">
+      <w:hyperlink r:id="rId143">
         <w:r>
           <w:rPr>
             <w:rStyle w:val="Hyperlink"/>
@@ -17243,7 +17268,7 @@
           <w:numId w:val="1054"/>
         </w:numPr>
       </w:pPr>
-      <w:hyperlink r:id="rId142">
+      <w:hyperlink r:id="rId144">
         <w:r>
           <w:rPr>
             <w:rStyle w:val="Hyperlink"/>
@@ -17260,7 +17285,7 @@
           <w:numId w:val="1054"/>
         </w:numPr>
       </w:pPr>
-      <w:hyperlink r:id="rId143">
+      <w:hyperlink r:id="rId145">
         <w:r>
           <w:rPr>
             <w:rStyle w:val="Hyperlink"/>
@@ -17276,9 +17301,9 @@
         </w:pict>
       </w:r>
     </w:p>
-    <w:bookmarkEnd w:id="144"/>
-    <w:bookmarkEnd w:id="145"/>
-    <w:bookmarkStart w:id="157" w:name="ai-integration-security"/>
+    <w:bookmarkEnd w:id="146"/>
+    <w:bookmarkEnd w:id="147"/>
+    <w:bookmarkStart w:id="159" w:name="ai-integration-security"/>
     <w:p>
       <w:pPr>
         <w:pStyle w:val="Heading2"/>
@@ -17295,7 +17320,7 @@
         <w:t xml:space="preserve">AI tools are increasingly integrated into WordPress workflows for content generation, chatbots, code assistance, and site management. IBM’s Cost of a Data Breach Report (2025) found that 13% of organizations experienced a breach involving an AI model or application, and 97% of those breaches involved systems lacking proper access controls. This section provides controls for securing AI integrations in WordPress environments.</w:t>
       </w:r>
     </w:p>
-    <w:bookmarkStart w:id="149" w:name="ensure-ai-api-keys-are-securely-stored"/>
+    <w:bookmarkStart w:id="151" w:name="ensure-ai-api-keys-are-securely-stored"/>
     <w:p>
       <w:pPr>
         <w:pStyle w:val="Heading4"/>
@@ -17723,7 +17748,7 @@
           <w:numId w:val="1058"/>
         </w:numPr>
       </w:pPr>
-      <w:hyperlink r:id="rId146">
+      <w:hyperlink r:id="rId148">
         <w:r>
           <w:rPr>
             <w:rStyle w:val="Hyperlink"/>
@@ -17740,7 +17765,7 @@
           <w:numId w:val="1058"/>
         </w:numPr>
       </w:pPr>
-      <w:hyperlink r:id="rId147">
+      <w:hyperlink r:id="rId149">
         <w:r>
           <w:rPr>
             <w:rStyle w:val="Hyperlink"/>
@@ -17757,7 +17782,7 @@
           <w:numId w:val="1058"/>
         </w:numPr>
       </w:pPr>
-      <w:hyperlink r:id="rId148">
+      <w:hyperlink r:id="rId150">
         <w:r>
           <w:rPr>
             <w:rStyle w:val="Hyperlink"/>
@@ -17785,8 +17810,8 @@
         </w:pict>
       </w:r>
     </w:p>
-    <w:bookmarkEnd w:id="149"/>
-    <w:bookmarkStart w:id="153" w:name="ensure-ai-generated-content-is-sanitized"/>
+    <w:bookmarkEnd w:id="151"/>
+    <w:bookmarkStart w:id="155" w:name="ensure-ai-generated-content-is-sanitized"/>
     <w:p>
       <w:pPr>
         <w:pStyle w:val="Heading4"/>
@@ -18112,7 +18137,7 @@
           <w:numId w:val="1060"/>
         </w:numPr>
       </w:pPr>
-      <w:hyperlink r:id="rId150">
+      <w:hyperlink r:id="rId152">
         <w:r>
           <w:rPr>
             <w:rStyle w:val="Hyperlink"/>
@@ -18129,7 +18154,7 @@
           <w:numId w:val="1060"/>
         </w:numPr>
       </w:pPr>
-      <w:hyperlink r:id="rId151">
+      <w:hyperlink r:id="rId153">
         <w:r>
           <w:rPr>
             <w:rStyle w:val="Hyperlink"/>
@@ -18146,7 +18171,7 @@
           <w:numId w:val="1060"/>
         </w:numPr>
       </w:pPr>
-      <w:hyperlink r:id="rId152">
+      <w:hyperlink r:id="rId154">
         <w:r>
           <w:rPr>
             <w:rStyle w:val="VerbatimChar"/>
@@ -18174,8 +18199,8 @@
         </w:pict>
       </w:r>
     </w:p>
-    <w:bookmarkEnd w:id="153"/>
-    <w:bookmarkStart w:id="156" w:name="X6585c3c8a5d3affa82317ab1fc774c5069542c5"/>
+    <w:bookmarkEnd w:id="155"/>
+    <w:bookmarkStart w:id="158" w:name="X6585c3c8a5d3affa82317ab1fc774c5069542c5"/>
     <w:p>
       <w:pPr>
         <w:pStyle w:val="Heading4"/>
@@ -18424,7 +18449,7 @@
           <w:numId w:val="1063"/>
         </w:numPr>
       </w:pPr>
-      <w:hyperlink r:id="rId154">
+      <w:hyperlink r:id="rId156">
         <w:r>
           <w:rPr>
             <w:rStyle w:val="Hyperlink"/>
@@ -18441,7 +18466,7 @@
           <w:numId w:val="1063"/>
         </w:numPr>
       </w:pPr>
-      <w:hyperlink r:id="rId155">
+      <w:hyperlink r:id="rId157">
         <w:r>
           <w:rPr>
             <w:rStyle w:val="Hyperlink"/>
@@ -18457,9 +18482,9 @@
         </w:pict>
       </w:r>
     </w:p>
-    <w:bookmarkEnd w:id="156"/>
-    <w:bookmarkEnd w:id="157"/>
-    <w:bookmarkStart w:id="165" w:name="server-access-and-network"/>
+    <w:bookmarkEnd w:id="158"/>
+    <w:bookmarkEnd w:id="159"/>
+    <w:bookmarkStart w:id="167" w:name="server-access-and-network"/>
     <w:p>
       <w:pPr>
         <w:pStyle w:val="Heading2"/>
@@ -18476,7 +18501,7 @@
         <w:t xml:space="preserve">This section addresses secure remote access to the server hosting WordPress and host-level network controls.</w:t>
       </w:r>
     </w:p>
-    <w:bookmarkStart w:id="159" w:name="Xdcbe01b24edad71f2460d1c6284218e85ca0653"/>
+    <w:bookmarkStart w:id="161" w:name="Xdcbe01b24edad71f2460d1c6284218e85ca0653"/>
     <w:p>
       <w:pPr>
         <w:pStyle w:val="Heading4"/>
@@ -18755,7 +18780,7 @@
           <w:numId w:val="1064"/>
         </w:numPr>
       </w:pPr>
-      <w:hyperlink r:id="rId158">
+      <w:hyperlink r:id="rId160">
         <w:r>
           <w:rPr>
             <w:rStyle w:val="Hyperlink"/>
@@ -18795,8 +18820,8 @@
         </w:pict>
       </w:r>
     </w:p>
-    <w:bookmarkEnd w:id="159"/>
-    <w:bookmarkStart w:id="160" w:name="ensure-sftp-is-used-and-ftp-is-disabled"/>
+    <w:bookmarkEnd w:id="161"/>
+    <w:bookmarkStart w:id="162" w:name="ensure-sftp-is-used-and-ftp-is-disabled"/>
     <w:p>
       <w:pPr>
         <w:pStyle w:val="Heading4"/>
@@ -19057,7 +19082,7 @@
           <w:numId w:val="1068"/>
         </w:numPr>
       </w:pPr>
-      <w:hyperlink r:id="rId158">
+      <w:hyperlink r:id="rId160">
         <w:r>
           <w:rPr>
             <w:rStyle w:val="Hyperlink"/>
@@ -19097,8 +19122,8 @@
         </w:pict>
       </w:r>
     </w:p>
-    <w:bookmarkEnd w:id="160"/>
-    <w:bookmarkStart w:id="162" w:name="X8bcf34366d44f5ac01a0d2c0e8134cbce888acf"/>
+    <w:bookmarkEnd w:id="162"/>
+    <w:bookmarkStart w:id="164" w:name="X8bcf34366d44f5ac01a0d2c0e8134cbce888acf"/>
     <w:p>
       <w:pPr>
         <w:pStyle w:val="Heading4"/>
@@ -19387,7 +19412,7 @@
           <w:numId w:val="1069"/>
         </w:numPr>
       </w:pPr>
-      <w:hyperlink r:id="rId161">
+      <w:hyperlink r:id="rId163">
         <w:r>
           <w:rPr>
             <w:rStyle w:val="Hyperlink"/>
@@ -19403,8 +19428,8 @@
         </w:pict>
       </w:r>
     </w:p>
-    <w:bookmarkEnd w:id="162"/>
-    <w:bookmarkStart w:id="164" w:name="X9d32ec75da2d03739426d99d14ff0b7003c0656"/>
+    <w:bookmarkEnd w:id="164"/>
+    <w:bookmarkStart w:id="166" w:name="X9d32ec75da2d03739426d99d14ff0b7003c0656"/>
     <w:p>
       <w:pPr>
         <w:pStyle w:val="Heading4"/>
@@ -19797,7 +19822,7 @@
           <w:numId w:val="1073"/>
         </w:numPr>
       </w:pPr>
-      <w:hyperlink r:id="rId163">
+      <w:hyperlink r:id="rId165">
         <w:r>
           <w:rPr>
             <w:rStyle w:val="Hyperlink"/>
@@ -19813,9 +19838,9 @@
         </w:pict>
       </w:r>
     </w:p>
-    <w:bookmarkEnd w:id="164"/>
-    <w:bookmarkEnd w:id="165"/>
-    <w:bookmarkStart w:id="170" w:name="multisite-security"/>
+    <w:bookmarkEnd w:id="166"/>
+    <w:bookmarkEnd w:id="167"/>
+    <w:bookmarkStart w:id="172" w:name="multisite-security"/>
     <w:p>
       <w:pPr>
         <w:pStyle w:val="Heading2"/>
@@ -19832,7 +19857,7 @@
         <w:t xml:space="preserve">This section addresses security considerations specific to WordPress Multisite installations.</w:t>
       </w:r>
     </w:p>
-    <w:bookmarkStart w:id="168" w:name="Xb5de61672eb24313b8c6dca365fd92ee3f077e6"/>
+    <w:bookmarkStart w:id="170" w:name="Xb5de61672eb24313b8c6dca365fd92ee3f077e6"/>
     <w:p>
       <w:pPr>
         <w:pStyle w:val="Heading4"/>
@@ -20092,7 +20117,7 @@
           <w:numId w:val="1076"/>
         </w:numPr>
       </w:pPr>
-      <w:hyperlink r:id="rId166">
+      <w:hyperlink r:id="rId168">
         <w:r>
           <w:rPr>
             <w:rStyle w:val="Hyperlink"/>
@@ -20109,7 +20134,7 @@
           <w:numId w:val="1076"/>
         </w:numPr>
       </w:pPr>
-      <w:hyperlink r:id="rId167">
+      <w:hyperlink r:id="rId169">
         <w:r>
           <w:rPr>
             <w:rStyle w:val="Hyperlink"/>
@@ -20149,8 +20174,8 @@
         </w:pict>
       </w:r>
     </w:p>
-    <w:bookmarkEnd w:id="168"/>
-    <w:bookmarkStart w:id="169" w:name="Xefeecf4be204cbf74dd485079e44e275974c82c"/>
+    <w:bookmarkEnd w:id="170"/>
+    <w:bookmarkStart w:id="171" w:name="Xefeecf4be204cbf74dd485079e44e275974c82c"/>
     <w:p>
       <w:pPr>
         <w:pStyle w:val="Heading4"/>
@@ -20407,7 +20432,7 @@
           <w:numId w:val="1078"/>
         </w:numPr>
       </w:pPr>
-      <w:hyperlink r:id="rId166">
+      <w:hyperlink r:id="rId168">
         <w:r>
           <w:rPr>
             <w:rStyle w:val="Hyperlink"/>
@@ -20423,9 +20448,9 @@
         </w:pict>
       </w:r>
     </w:p>
-    <w:bookmarkEnd w:id="169"/>
-    <w:bookmarkEnd w:id="170"/>
-    <w:bookmarkStart w:id="171" w:name="appendix-a-recommendation-summary"/>
+    <w:bookmarkEnd w:id="171"/>
+    <w:bookmarkEnd w:id="172"/>
+    <w:bookmarkStart w:id="173" w:name="appendix-a-recommendation-summary"/>
     <w:p>
       <w:pPr>
         <w:pStyle w:val="Heading2"/>
@@ -23055,8 +23080,8 @@
         </w:tc>
       </w:tr>
     </w:tbl>
-    <w:bookmarkEnd w:id="171"/>
-    <w:bookmarkStart w:id="172" w:name="X24eb9b3eb0d379335dea7aa77a9efbdf30a22dc"/>
+    <w:bookmarkEnd w:id="173"/>
+    <w:bookmarkStart w:id="174" w:name="X24eb9b3eb0d379335dea7aa77a9efbdf30a22dc"/>
     <w:p>
       <w:pPr>
         <w:pStyle w:val="Heading2"/>
@@ -23433,8 +23458,8 @@
         </w:tc>
       </w:tr>
     </w:tbl>
-    <w:bookmarkEnd w:id="172"/>
-    <w:bookmarkStart w:id="173" w:name="X4b7fa30a93af35a911e2150440f03e81fd9720c"/>
+    <w:bookmarkEnd w:id="174"/>
+    <w:bookmarkStart w:id="175" w:name="X4b7fa30a93af35a911e2150440f03e81fd9720c"/>
     <w:p>
       <w:pPr>
         <w:pStyle w:val="Heading2"/>
@@ -23607,8 +23632,8 @@
         <w:t xml:space="preserve">filter.</w:t>
       </w:r>
     </w:p>
-    <w:bookmarkEnd w:id="173"/>
-    <w:bookmarkStart w:id="176" w:name="related-documents"/>
+    <w:bookmarkEnd w:id="175"/>
+    <w:bookmarkStart w:id="178" w:name="related-documents"/>
     <w:p>
       <w:pPr>
         <w:pStyle w:val="Heading2"/>
@@ -23650,7 +23675,7 @@
           <w:numId w:val="1080"/>
         </w:numPr>
       </w:pPr>
-      <w:hyperlink r:id="rId174">
+      <w:hyperlink r:id="rId176">
         <w:r>
           <w:rPr>
             <w:rStyle w:val="Hyperlink"/>
@@ -23725,7 +23750,7 @@
           <w:numId w:val="1080"/>
         </w:numPr>
       </w:pPr>
-      <w:hyperlink r:id="rId175">
+      <w:hyperlink r:id="rId177">
         <w:r>
           <w:rPr>
             <w:rStyle w:val="Hyperlink"/>
@@ -23742,8 +23767,8 @@
         <w:t xml:space="preserve">— The official upstream document describing WordPress core security architecture, maintained at WordPress.org.</w:t>
       </w:r>
     </w:p>
-    <w:bookmarkEnd w:id="176"/>
-    <w:bookmarkStart w:id="178" w:name="license-and-attribution"/>
+    <w:bookmarkEnd w:id="178"/>
+    <w:bookmarkStart w:id="180" w:name="license-and-attribution"/>
     <w:p>
       <w:pPr>
         <w:pStyle w:val="Heading2"/>
@@ -23762,7 +23787,7 @@
       <w:r>
         <w:t xml:space="preserve"> </w:t>
       </w:r>
-      <w:hyperlink r:id="rId177">
+      <w:hyperlink r:id="rId179">
         <w:r>
           <w:rPr>
             <w:rStyle w:val="Hyperlink"/>
@@ -23792,7 +23817,7 @@
         <w:t xml:space="preserve">The format of this benchmark is adapted from industry-standard benchmarks published by the Center for Internet Security (CIS). Technical guidance draws on the OWASP Top 10 (2025), NIST SP 800-63B, the Verizon Data Breach Investigations Report (2025), and IBM’s Cost of a Data Breach Report (2025).</w:t>
       </w:r>
     </w:p>
-    <w:bookmarkEnd w:id="178"/>
+    <w:bookmarkEnd w:id="180"/>
     <w:sectPr>
       <w:footnotePr>
         <w:numRestart w:val="eachSect"/>

--- a/WordPress-Security-Benchmark.docx
+++ b/WordPress-Security-Benchmark.docx
@@ -11893,7 +11893,7 @@
         <w:t xml:space="preserve"> </w:t>
       </w:r>
       <w:r>
-        <w:t xml:space="preserve">Users may need to update existing weak passwords. Requires a plugin for advanced enforcement (e.g., Wordfence, iThemes Security, or Passthrough Authentication).</w:t>
+        <w:t xml:space="preserve">Users may need to update existing weak passwords. Requires a plugin for advanced enforcement.</w:t>
       </w:r>
     </w:p>
     <w:p>
@@ -14616,7 +14616,7 @@
         <w:t xml:space="preserve"> </w:t>
       </w:r>
       <w:r>
-        <w:t xml:space="preserve">Can be implemented at the server level (AIDE, OSSEC, Tripwire) or WordPress level (Wordfence, Sucuri) or both.</w:t>
+        <w:t xml:space="preserve">Can be implemented at the server (WP-CLI, AIDE, OSSEC, Tripwire) or application level (via many third-party plugins) or both.</w:t>
       </w:r>
     </w:p>
     <w:p>
@@ -15217,7 +15217,7 @@
     </w:p>
     <w:bookmarkEnd w:id="126"/>
     <w:bookmarkEnd w:id="127"/>
-    <w:bookmarkStart w:id="138" w:name="X7e9f1bde50c8aa30356290a7617a8b456c65843"/>
+    <w:bookmarkStart w:id="139" w:name="X7e9f1bde50c8aa30356290a7617a8b456c65843"/>
     <w:p>
       <w:pPr>
         <w:pStyle w:val="Heading2"/>
@@ -15849,7 +15849,7 @@
       </w:r>
     </w:p>
     <w:bookmarkEnd w:id="132"/>
-    <w:bookmarkStart w:id="134" w:name="Xc236da181558471dcad82deb3aecc5e6da634b3"/>
+    <w:bookmarkStart w:id="135" w:name="Xc236da181558471dcad82deb3aecc5e6da634b3"/>
     <w:p>
       <w:pPr>
         <w:pStyle w:val="Heading4"/>
@@ -16017,7 +16017,7 @@
         <w:t xml:space="preserve"> </w:t>
       </w:r>
       <w:r>
-        <w:t xml:space="preserve">2. Subscribe to vulnerability notification services (Patchstack, WPScan, Wordfence). Use the Exploit Prediction Scoring System (EPSS) alongside CVSS to prioritize remediation by real-world exploitability.</w:t>
+        <w:t xml:space="preserve">2. Subscribe to vulnerability notification services (Patchstack, Sucuri, WPScan, and Wordfence). Use the Exploit Prediction Scoring System (EPSS) alongside CVSS to prioritize remediation by real-world exploitability.</w:t>
       </w:r>
       <w:r>
         <w:t xml:space="preserve"> </w:t>
@@ -16105,14 +16105,31 @@
       </w:hyperlink>
     </w:p>
     <w:p>
+      <w:pPr>
+        <w:pStyle w:val="Compact"/>
+        <w:numPr>
+          <w:ilvl w:val="0"/>
+          <w:numId w:val="1048"/>
+        </w:numPr>
+      </w:pPr>
+      <w:hyperlink r:id="rId134">
+        <w:r>
+          <w:rPr>
+            <w:rStyle w:val="Hyperlink"/>
+          </w:rPr>
+          <w:t xml:space="preserve">Exploit Prediction Scoring System</w:t>
+        </w:r>
+      </w:hyperlink>
+    </w:p>
+    <w:p>
       <w:r>
         <w:pict>
           <v:rect style="width:0;height:1.5pt" o:hralign="center" o:hrstd="t" o:hr="t"/>
         </w:pict>
       </w:r>
     </w:p>
-    <w:bookmarkEnd w:id="134"/>
-    <w:bookmarkStart w:id="137" w:name="Xb492f7c7e5cf9fa0e870cc11b9b83ea852b9873"/>
+    <w:bookmarkEnd w:id="135"/>
+    <w:bookmarkStart w:id="138" w:name="Xb492f7c7e5cf9fa0e870cc11b9b83ea852b9873"/>
     <w:p>
       <w:pPr>
         <w:pStyle w:val="Heading4"/>
@@ -16426,7 +16443,7 @@
         </w:numPr>
       </w:pPr>
       <w:r>
-        <w:t xml:space="preserve">Cross-reference the SBOM against vulnerability databases (Patchstack, WPScan) on a regular schedule.</w:t>
+        <w:t xml:space="preserve">Cross-reference the SBOM against vulnerability databases (Patchstack, Sucuri, WPScan, and Wordfence) on a regular schedule.</w:t>
       </w:r>
     </w:p>
     <w:p>
@@ -16467,7 +16484,7 @@
           <w:numId w:val="1051"/>
         </w:numPr>
       </w:pPr>
-      <w:hyperlink r:id="rId135">
+      <w:hyperlink r:id="rId136">
         <w:r>
           <w:rPr>
             <w:rStyle w:val="Hyperlink"/>
@@ -16484,7 +16501,7 @@
           <w:numId w:val="1051"/>
         </w:numPr>
       </w:pPr>
-      <w:hyperlink r:id="rId136">
+      <w:hyperlink r:id="rId137">
         <w:r>
           <w:rPr>
             <w:rStyle w:val="Hyperlink"/>
@@ -16500,9 +16517,9 @@
         </w:pict>
       </w:r>
     </w:p>
-    <w:bookmarkEnd w:id="137"/>
     <w:bookmarkEnd w:id="138"/>
-    <w:bookmarkStart w:id="142" w:name="web-application-firewall"/>
+    <w:bookmarkEnd w:id="139"/>
+    <w:bookmarkStart w:id="143" w:name="web-application-firewall"/>
     <w:p>
       <w:pPr>
         <w:pStyle w:val="Heading2"/>
@@ -16519,7 +16536,7 @@
         <w:t xml:space="preserve">This section addresses the deployment and configuration of a Web Application Firewall (WAF) to protect the WordPress application.</w:t>
       </w:r>
     </w:p>
-    <w:bookmarkStart w:id="141" w:name="X2bcda6a58cd1d875b7e3c078bcb415c0e274696"/>
+    <w:bookmarkStart w:id="142" w:name="X2bcda6a58cd1d875b7e3c078bcb415c0e274696"/>
     <w:p>
       <w:pPr>
         <w:pStyle w:val="Heading4"/>
@@ -16583,7 +16600,7 @@
         <w:t xml:space="preserve"> </w:t>
       </w:r>
       <w:r>
-        <w:t xml:space="preserve">Deploy a Web Application Firewall (WAF). This can be a server-level solution such as</w:t>
+        <w:t xml:space="preserve">Deploy a Web Application Firewall (WAF). This can be a server-level solution, such as</w:t>
       </w:r>
       <w:r>
         <w:t xml:space="preserve"> </w:t>
@@ -16596,10 +16613,46 @@
         <w:t xml:space="preserve">ModSecurity</w:t>
       </w:r>
       <w:r>
-        <w:t xml:space="preserve"> </w:t>
-      </w:r>
-      <w:r>
-        <w:t xml:space="preserve">or</w:t>
+        <w:t xml:space="preserve">,</w:t>
+      </w:r>
+      <w:r>
+        <w:t xml:space="preserve"> </w:t>
+      </w:r>
+      <w:r>
+        <w:rPr>
+          <w:b/>
+          <w:bCs/>
+        </w:rPr>
+        <w:t xml:space="preserve">open-appsec</w:t>
+      </w:r>
+      <w:r>
+        <w:t xml:space="preserve">,</w:t>
+      </w:r>
+      <w:r>
+        <w:t xml:space="preserve"> </w:t>
+      </w:r>
+      <w:r>
+        <w:rPr>
+          <w:b/>
+          <w:bCs/>
+        </w:rPr>
+        <w:t xml:space="preserve">NGINX App Protect WAF</w:t>
+      </w:r>
+      <w:r>
+        <w:t xml:space="preserve">,</w:t>
+      </w:r>
+      <w:r>
+        <w:t xml:space="preserve"> </w:t>
+      </w:r>
+      <w:r>
+        <w:rPr>
+          <w:b/>
+          <w:bCs/>
+        </w:rPr>
+        <w:t xml:space="preserve">7G WAF</w:t>
+      </w:r>
+      <w:r>
+        <w:t xml:space="preserve">, or</w:t>
       </w:r>
       <w:r>
         <w:t xml:space="preserve"> </w:t>
@@ -16615,7 +16668,7 @@
         <w:t xml:space="preserve"> </w:t>
       </w:r>
       <w:r>
-        <w:t xml:space="preserve">with the OWASP Core Rule Set (CRS), or a cloud-based solution such as</w:t>
+        <w:t xml:space="preserve">(OWASP Coraza WAF) with the OWASP Core Rule Set (CRS), or a cloud-based solution, such as</w:t>
       </w:r>
       <w:r>
         <w:t xml:space="preserve"> </w:t>
@@ -16789,7 +16842,7 @@
       <w:r>
         <w:t xml:space="preserve"> </w:t>
       </w:r>
-      <w:hyperlink r:id="rId139">
+      <w:hyperlink r:id="rId140">
         <w:r>
           <w:rPr>
             <w:rStyle w:val="Hyperlink"/>
@@ -16894,7 +16947,7 @@
           <w:numId w:val="1052"/>
         </w:numPr>
       </w:pPr>
-      <w:hyperlink r:id="rId140">
+      <w:hyperlink r:id="rId141">
         <w:r>
           <w:rPr>
             <w:rStyle w:val="Hyperlink"/>
@@ -16911,7 +16964,7 @@
           <w:numId w:val="1052"/>
         </w:numPr>
       </w:pPr>
-      <w:hyperlink r:id="rId139">
+      <w:hyperlink r:id="rId140">
         <w:r>
           <w:rPr>
             <w:rStyle w:val="Hyperlink"/>
@@ -16927,9 +16980,9 @@
         </w:pict>
       </w:r>
     </w:p>
-    <w:bookmarkEnd w:id="141"/>
     <w:bookmarkEnd w:id="142"/>
-    <w:bookmarkStart w:id="147" w:name="backup-and-recovery"/>
+    <w:bookmarkEnd w:id="143"/>
+    <w:bookmarkStart w:id="148" w:name="backup-and-recovery"/>
     <w:p>
       <w:pPr>
         <w:pStyle w:val="Heading2"/>
@@ -16946,7 +16999,7 @@
         <w:t xml:space="preserve">This section addresses backup strategy, offsite storage, and recovery procedures for WordPress deployments.</w:t>
       </w:r>
     </w:p>
-    <w:bookmarkStart w:id="146" w:name="X37031fc2d925a09a3cac64b9b44c9feb1a5b345"/>
+    <w:bookmarkStart w:id="147" w:name="X37031fc2d925a09a3cac64b9b44c9feb1a5b345"/>
     <w:p>
       <w:pPr>
         <w:pStyle w:val="Heading4"/>
@@ -17251,7 +17304,7 @@
           <w:numId w:val="1054"/>
         </w:numPr>
       </w:pPr>
-      <w:hyperlink r:id="rId143">
+      <w:hyperlink r:id="rId144">
         <w:r>
           <w:rPr>
             <w:rStyle w:val="Hyperlink"/>
@@ -17268,7 +17321,7 @@
           <w:numId w:val="1054"/>
         </w:numPr>
       </w:pPr>
-      <w:hyperlink r:id="rId144">
+      <w:hyperlink r:id="rId145">
         <w:r>
           <w:rPr>
             <w:rStyle w:val="Hyperlink"/>
@@ -17285,7 +17338,7 @@
           <w:numId w:val="1054"/>
         </w:numPr>
       </w:pPr>
-      <w:hyperlink r:id="rId145">
+      <w:hyperlink r:id="rId146">
         <w:r>
           <w:rPr>
             <w:rStyle w:val="Hyperlink"/>
@@ -17301,9 +17354,9 @@
         </w:pict>
       </w:r>
     </w:p>
-    <w:bookmarkEnd w:id="146"/>
     <w:bookmarkEnd w:id="147"/>
-    <w:bookmarkStart w:id="159" w:name="ai-integration-security"/>
+    <w:bookmarkEnd w:id="148"/>
+    <w:bookmarkStart w:id="160" w:name="ai-integration-security"/>
     <w:p>
       <w:pPr>
         <w:pStyle w:val="Heading2"/>
@@ -17320,7 +17373,7 @@
         <w:t xml:space="preserve">AI tools are increasingly integrated into WordPress workflows for content generation, chatbots, code assistance, and site management. IBM’s Cost of a Data Breach Report (2025) found that 13% of organizations experienced a breach involving an AI model or application, and 97% of those breaches involved systems lacking proper access controls. This section provides controls for securing AI integrations in WordPress environments.</w:t>
       </w:r>
     </w:p>
-    <w:bookmarkStart w:id="151" w:name="ensure-ai-api-keys-are-securely-stored"/>
+    <w:bookmarkStart w:id="152" w:name="ensure-ai-api-keys-are-securely-stored"/>
     <w:p>
       <w:pPr>
         <w:pStyle w:val="Heading4"/>
@@ -17748,7 +17801,7 @@
           <w:numId w:val="1058"/>
         </w:numPr>
       </w:pPr>
-      <w:hyperlink r:id="rId148">
+      <w:hyperlink r:id="rId149">
         <w:r>
           <w:rPr>
             <w:rStyle w:val="Hyperlink"/>
@@ -17765,7 +17818,7 @@
           <w:numId w:val="1058"/>
         </w:numPr>
       </w:pPr>
-      <w:hyperlink r:id="rId149">
+      <w:hyperlink r:id="rId150">
         <w:r>
           <w:rPr>
             <w:rStyle w:val="Hyperlink"/>
@@ -17782,7 +17835,7 @@
           <w:numId w:val="1058"/>
         </w:numPr>
       </w:pPr>
-      <w:hyperlink r:id="rId150">
+      <w:hyperlink r:id="rId151">
         <w:r>
           <w:rPr>
             <w:rStyle w:val="Hyperlink"/>
@@ -17810,8 +17863,8 @@
         </w:pict>
       </w:r>
     </w:p>
-    <w:bookmarkEnd w:id="151"/>
-    <w:bookmarkStart w:id="155" w:name="ensure-ai-generated-content-is-sanitized"/>
+    <w:bookmarkEnd w:id="152"/>
+    <w:bookmarkStart w:id="156" w:name="ensure-ai-generated-content-is-sanitized"/>
     <w:p>
       <w:pPr>
         <w:pStyle w:val="Heading4"/>
@@ -18137,7 +18190,7 @@
           <w:numId w:val="1060"/>
         </w:numPr>
       </w:pPr>
-      <w:hyperlink r:id="rId152">
+      <w:hyperlink r:id="rId153">
         <w:r>
           <w:rPr>
             <w:rStyle w:val="Hyperlink"/>
@@ -18154,7 +18207,7 @@
           <w:numId w:val="1060"/>
         </w:numPr>
       </w:pPr>
-      <w:hyperlink r:id="rId153">
+      <w:hyperlink r:id="rId154">
         <w:r>
           <w:rPr>
             <w:rStyle w:val="Hyperlink"/>
@@ -18171,7 +18224,7 @@
           <w:numId w:val="1060"/>
         </w:numPr>
       </w:pPr>
-      <w:hyperlink r:id="rId154">
+      <w:hyperlink r:id="rId155">
         <w:r>
           <w:rPr>
             <w:rStyle w:val="VerbatimChar"/>
@@ -18199,8 +18252,8 @@
         </w:pict>
       </w:r>
     </w:p>
-    <w:bookmarkEnd w:id="155"/>
-    <w:bookmarkStart w:id="158" w:name="X6585c3c8a5d3affa82317ab1fc774c5069542c5"/>
+    <w:bookmarkEnd w:id="156"/>
+    <w:bookmarkStart w:id="159" w:name="X6585c3c8a5d3affa82317ab1fc774c5069542c5"/>
     <w:p>
       <w:pPr>
         <w:pStyle w:val="Heading4"/>
@@ -18449,7 +18502,7 @@
           <w:numId w:val="1063"/>
         </w:numPr>
       </w:pPr>
-      <w:hyperlink r:id="rId156">
+      <w:hyperlink r:id="rId157">
         <w:r>
           <w:rPr>
             <w:rStyle w:val="Hyperlink"/>
@@ -18466,7 +18519,7 @@
           <w:numId w:val="1063"/>
         </w:numPr>
       </w:pPr>
-      <w:hyperlink r:id="rId157">
+      <w:hyperlink r:id="rId158">
         <w:r>
           <w:rPr>
             <w:rStyle w:val="Hyperlink"/>
@@ -18482,9 +18535,9 @@
         </w:pict>
       </w:r>
     </w:p>
-    <w:bookmarkEnd w:id="158"/>
     <w:bookmarkEnd w:id="159"/>
-    <w:bookmarkStart w:id="167" w:name="server-access-and-network"/>
+    <w:bookmarkEnd w:id="160"/>
+    <w:bookmarkStart w:id="168" w:name="server-access-and-network"/>
     <w:p>
       <w:pPr>
         <w:pStyle w:val="Heading2"/>
@@ -18501,7 +18554,7 @@
         <w:t xml:space="preserve">This section addresses secure remote access to the server hosting WordPress and host-level network controls.</w:t>
       </w:r>
     </w:p>
-    <w:bookmarkStart w:id="161" w:name="Xdcbe01b24edad71f2460d1c6284218e85ca0653"/>
+    <w:bookmarkStart w:id="162" w:name="Xdcbe01b24edad71f2460d1c6284218e85ca0653"/>
     <w:p>
       <w:pPr>
         <w:pStyle w:val="Heading4"/>
@@ -18780,7 +18833,7 @@
           <w:numId w:val="1064"/>
         </w:numPr>
       </w:pPr>
-      <w:hyperlink r:id="rId160">
+      <w:hyperlink r:id="rId161">
         <w:r>
           <w:rPr>
             <w:rStyle w:val="Hyperlink"/>
@@ -18820,8 +18873,8 @@
         </w:pict>
       </w:r>
     </w:p>
-    <w:bookmarkEnd w:id="161"/>
-    <w:bookmarkStart w:id="162" w:name="ensure-sftp-is-used-and-ftp-is-disabled"/>
+    <w:bookmarkEnd w:id="162"/>
+    <w:bookmarkStart w:id="163" w:name="ensure-sftp-is-used-and-ftp-is-disabled"/>
     <w:p>
       <w:pPr>
         <w:pStyle w:val="Heading4"/>
@@ -19082,7 +19135,7 @@
           <w:numId w:val="1068"/>
         </w:numPr>
       </w:pPr>
-      <w:hyperlink r:id="rId160">
+      <w:hyperlink r:id="rId161">
         <w:r>
           <w:rPr>
             <w:rStyle w:val="Hyperlink"/>
@@ -19122,8 +19175,8 @@
         </w:pict>
       </w:r>
     </w:p>
-    <w:bookmarkEnd w:id="162"/>
-    <w:bookmarkStart w:id="164" w:name="X8bcf34366d44f5ac01a0d2c0e8134cbce888acf"/>
+    <w:bookmarkEnd w:id="163"/>
+    <w:bookmarkStart w:id="165" w:name="X8bcf34366d44f5ac01a0d2c0e8134cbce888acf"/>
     <w:p>
       <w:pPr>
         <w:pStyle w:val="Heading4"/>
@@ -19412,7 +19465,7 @@
           <w:numId w:val="1069"/>
         </w:numPr>
       </w:pPr>
-      <w:hyperlink r:id="rId163">
+      <w:hyperlink r:id="rId164">
         <w:r>
           <w:rPr>
             <w:rStyle w:val="Hyperlink"/>
@@ -19428,8 +19481,8 @@
         </w:pict>
       </w:r>
     </w:p>
-    <w:bookmarkEnd w:id="164"/>
-    <w:bookmarkStart w:id="166" w:name="X9d32ec75da2d03739426d99d14ff0b7003c0656"/>
+    <w:bookmarkEnd w:id="165"/>
+    <w:bookmarkStart w:id="167" w:name="X9d32ec75da2d03739426d99d14ff0b7003c0656"/>
     <w:p>
       <w:pPr>
         <w:pStyle w:val="Heading4"/>
@@ -19822,7 +19875,7 @@
           <w:numId w:val="1073"/>
         </w:numPr>
       </w:pPr>
-      <w:hyperlink r:id="rId165">
+      <w:hyperlink r:id="rId166">
         <w:r>
           <w:rPr>
             <w:rStyle w:val="Hyperlink"/>
@@ -19838,9 +19891,9 @@
         </w:pict>
       </w:r>
     </w:p>
-    <w:bookmarkEnd w:id="166"/>
     <w:bookmarkEnd w:id="167"/>
-    <w:bookmarkStart w:id="172" w:name="multisite-security"/>
+    <w:bookmarkEnd w:id="168"/>
+    <w:bookmarkStart w:id="173" w:name="multisite-security"/>
     <w:p>
       <w:pPr>
         <w:pStyle w:val="Heading2"/>
@@ -19857,7 +19910,7 @@
         <w:t xml:space="preserve">This section addresses security considerations specific to WordPress Multisite installations.</w:t>
       </w:r>
     </w:p>
-    <w:bookmarkStart w:id="170" w:name="Xb5de61672eb24313b8c6dca365fd92ee3f077e6"/>
+    <w:bookmarkStart w:id="171" w:name="Xb5de61672eb24313b8c6dca365fd92ee3f077e6"/>
     <w:p>
       <w:pPr>
         <w:pStyle w:val="Heading4"/>
@@ -20117,7 +20170,7 @@
           <w:numId w:val="1076"/>
         </w:numPr>
       </w:pPr>
-      <w:hyperlink r:id="rId168">
+      <w:hyperlink r:id="rId169">
         <w:r>
           <w:rPr>
             <w:rStyle w:val="Hyperlink"/>
@@ -20134,7 +20187,7 @@
           <w:numId w:val="1076"/>
         </w:numPr>
       </w:pPr>
-      <w:hyperlink r:id="rId169">
+      <w:hyperlink r:id="rId170">
         <w:r>
           <w:rPr>
             <w:rStyle w:val="Hyperlink"/>
@@ -20174,8 +20227,8 @@
         </w:pict>
       </w:r>
     </w:p>
-    <w:bookmarkEnd w:id="170"/>
-    <w:bookmarkStart w:id="171" w:name="Xefeecf4be204cbf74dd485079e44e275974c82c"/>
+    <w:bookmarkEnd w:id="171"/>
+    <w:bookmarkStart w:id="172" w:name="Xefeecf4be204cbf74dd485079e44e275974c82c"/>
     <w:p>
       <w:pPr>
         <w:pStyle w:val="Heading4"/>
@@ -20432,7 +20485,7 @@
           <w:numId w:val="1078"/>
         </w:numPr>
       </w:pPr>
-      <w:hyperlink r:id="rId168">
+      <w:hyperlink r:id="rId169">
         <w:r>
           <w:rPr>
             <w:rStyle w:val="Hyperlink"/>
@@ -20448,9 +20501,9 @@
         </w:pict>
       </w:r>
     </w:p>
-    <w:bookmarkEnd w:id="171"/>
     <w:bookmarkEnd w:id="172"/>
-    <w:bookmarkStart w:id="173" w:name="appendix-a-recommendation-summary"/>
+    <w:bookmarkEnd w:id="173"/>
+    <w:bookmarkStart w:id="174" w:name="appendix-a-recommendation-summary"/>
     <w:p>
       <w:pPr>
         <w:pStyle w:val="Heading2"/>
@@ -23080,8 +23133,8 @@
         </w:tc>
       </w:tr>
     </w:tbl>
-    <w:bookmarkEnd w:id="173"/>
-    <w:bookmarkStart w:id="174" w:name="X24eb9b3eb0d379335dea7aa77a9efbdf30a22dc"/>
+    <w:bookmarkEnd w:id="174"/>
+    <w:bookmarkStart w:id="175" w:name="X24eb9b3eb0d379335dea7aa77a9efbdf30a22dc"/>
     <w:p>
       <w:pPr>
         <w:pStyle w:val="Heading2"/>
@@ -23458,8 +23511,8 @@
         </w:tc>
       </w:tr>
     </w:tbl>
-    <w:bookmarkEnd w:id="174"/>
-    <w:bookmarkStart w:id="175" w:name="X4b7fa30a93af35a911e2150440f03e81fd9720c"/>
+    <w:bookmarkEnd w:id="175"/>
+    <w:bookmarkStart w:id="176" w:name="X4b7fa30a93af35a911e2150440f03e81fd9720c"/>
     <w:p>
       <w:pPr>
         <w:pStyle w:val="Heading2"/>
@@ -23632,8 +23685,8 @@
         <w:t xml:space="preserve">filter.</w:t>
       </w:r>
     </w:p>
-    <w:bookmarkEnd w:id="175"/>
-    <w:bookmarkStart w:id="178" w:name="related-documents"/>
+    <w:bookmarkEnd w:id="176"/>
+    <w:bookmarkStart w:id="179" w:name="related-documents"/>
     <w:p>
       <w:pPr>
         <w:pStyle w:val="Heading2"/>
@@ -23675,7 +23728,7 @@
           <w:numId w:val="1080"/>
         </w:numPr>
       </w:pPr>
-      <w:hyperlink r:id="rId176">
+      <w:hyperlink r:id="rId177">
         <w:r>
           <w:rPr>
             <w:rStyle w:val="Hyperlink"/>
@@ -23750,7 +23803,7 @@
           <w:numId w:val="1080"/>
         </w:numPr>
       </w:pPr>
-      <w:hyperlink r:id="rId177">
+      <w:hyperlink r:id="rId178">
         <w:r>
           <w:rPr>
             <w:rStyle w:val="Hyperlink"/>
@@ -23767,8 +23820,8 @@
         <w:t xml:space="preserve">— The official upstream document describing WordPress core security architecture, maintained at WordPress.org.</w:t>
       </w:r>
     </w:p>
-    <w:bookmarkEnd w:id="178"/>
-    <w:bookmarkStart w:id="180" w:name="license-and-attribution"/>
+    <w:bookmarkEnd w:id="179"/>
+    <w:bookmarkStart w:id="181" w:name="license-and-attribution"/>
     <w:p>
       <w:pPr>
         <w:pStyle w:val="Heading2"/>
@@ -23787,7 +23840,7 @@
       <w:r>
         <w:t xml:space="preserve"> </w:t>
       </w:r>
-      <w:hyperlink r:id="rId179">
+      <w:hyperlink r:id="rId180">
         <w:r>
           <w:rPr>
             <w:rStyle w:val="Hyperlink"/>
@@ -23817,7 +23870,7 @@
         <w:t xml:space="preserve">The format of this benchmark is adapted from industry-standard benchmarks published by the Center for Internet Security (CIS). Technical guidance draws on the OWASP Top 10 (2025), NIST SP 800-63B, the Verizon Data Breach Investigations Report (2025), and IBM’s Cost of a Data Breach Report (2025).</w:t>
       </w:r>
     </w:p>
-    <w:bookmarkEnd w:id="180"/>
+    <w:bookmarkEnd w:id="181"/>
     <w:sectPr>
       <w:footnotePr>
         <w:numRestart w:val="eachSect"/>

--- a/WordPress-Security-Benchmark.docx
+++ b/WordPress-Security-Benchmark.docx
@@ -14219,7 +14219,7 @@
     </w:p>
     <w:bookmarkEnd w:id="116"/>
     <w:bookmarkEnd w:id="117"/>
-    <w:bookmarkStart w:id="127" w:name="logging-and-monitoring"/>
+    <w:bookmarkStart w:id="128" w:name="logging-and-monitoring"/>
     <w:p>
       <w:pPr>
         <w:pStyle w:val="Heading2"/>
@@ -14884,7 +14884,7 @@
       </w:r>
     </w:p>
     <w:bookmarkEnd w:id="124"/>
-    <w:bookmarkStart w:id="126" w:name="X2f49715b02624f6337bc98ddb891dfd9472097b"/>
+    <w:bookmarkStart w:id="127" w:name="X2f49715b02624f6337bc98ddb891dfd9472097b"/>
     <w:p>
       <w:pPr>
         <w:pStyle w:val="Heading4"/>
@@ -14966,7 +14966,7 @@
         <w:t xml:space="preserve"> </w:t>
       </w:r>
       <w:r>
-        <w:t xml:space="preserve">WordPress-level file integrity checks (7.2) compare files against known-good checksums but cannot detect malware injected into non-core files, uploaded web shells, or obfuscated payloads in legitimate-looking files. Server-level scanning tools use signature databases and heuristic analysis that cover a broader threat surface.</w:t>
+        <w:t xml:space="preserve">Application-level file integrity checks (7.2) compare files against known-good checksums but cannot detect malware injected into non-core files, uploaded web shells, or obfuscated payloads in legitimate-looking files. As well, all application-level security tools, including malware scanning provided by third-party plugins, are unreliable in an actual breach scenario, since their code executes within the compromised environment. Malware is often designed to defeat application-level scanners. Network and server-level scanning tools can reliably use signature databases and heuristic analysis that cover a broader threat surface from a secure position if the application environment is breached.</w:t>
       </w:r>
     </w:p>
     <w:p>
@@ -15209,15 +15209,32 @@
       </w:hyperlink>
     </w:p>
     <w:p>
+      <w:pPr>
+        <w:pStyle w:val="Compact"/>
+        <w:numPr>
+          <w:ilvl w:val="0"/>
+          <w:numId w:val="1045"/>
+        </w:numPr>
+      </w:pPr>
+      <w:hyperlink r:id="rId126">
+        <w:r>
+          <w:rPr>
+            <w:rStyle w:val="Hyperlink"/>
+          </w:rPr>
+          <w:t xml:space="preserve">Snicco series on WordPress plugin-based malware scanners</w:t>
+        </w:r>
+      </w:hyperlink>
+    </w:p>
+    <w:p>
       <w:r>
         <w:pict>
           <v:rect style="width:0;height:1.5pt" o:hralign="center" o:hrstd="t" o:hr="t"/>
         </w:pict>
       </w:r>
     </w:p>
-    <w:bookmarkEnd w:id="126"/>
     <w:bookmarkEnd w:id="127"/>
-    <w:bookmarkStart w:id="139" w:name="X7e9f1bde50c8aa30356290a7617a8b456c65843"/>
+    <w:bookmarkEnd w:id="128"/>
+    <w:bookmarkStart w:id="140" w:name="X7e9f1bde50c8aa30356290a7617a8b456c65843"/>
     <w:p>
       <w:pPr>
         <w:pStyle w:val="Heading2"/>
@@ -15234,7 +15251,7 @@
         <w:t xml:space="preserve">This section addresses the security of pluggable WordPress components known as plugins and themes (as well as their sub-components called extensions or add-ons), and their update processes.</w:t>
       </w:r>
     </w:p>
-    <w:bookmarkStart w:id="130" w:name="Xf18672d95cbe870fcfb1313e755889980849210"/>
+    <w:bookmarkStart w:id="131" w:name="Xf18672d95cbe870fcfb1313e755889980849210"/>
     <w:p>
       <w:pPr>
         <w:pStyle w:val="Heading4"/>
@@ -15536,7 +15553,7 @@
           <w:numId w:val="1046"/>
         </w:numPr>
       </w:pPr>
-      <w:hyperlink r:id="rId128">
+      <w:hyperlink r:id="rId129">
         <w:r>
           <w:rPr>
             <w:rStyle w:val="Hyperlink"/>
@@ -15553,7 +15570,7 @@
           <w:numId w:val="1046"/>
         </w:numPr>
       </w:pPr>
-      <w:hyperlink r:id="rId129">
+      <w:hyperlink r:id="rId130">
         <w:r>
           <w:rPr>
             <w:rStyle w:val="Hyperlink"/>
@@ -15569,8 +15586,8 @@
         </w:pict>
       </w:r>
     </w:p>
-    <w:bookmarkEnd w:id="130"/>
-    <w:bookmarkStart w:id="132" w:name="X5d2c468734a3d7c0301ee405fdbdc04db22ca47"/>
+    <w:bookmarkEnd w:id="131"/>
+    <w:bookmarkStart w:id="133" w:name="X5d2c468734a3d7c0301ee405fdbdc04db22ca47"/>
     <w:p>
       <w:pPr>
         <w:pStyle w:val="Heading4"/>
@@ -15815,7 +15832,7 @@
           <w:numId w:val="1047"/>
         </w:numPr>
       </w:pPr>
-      <w:hyperlink r:id="rId131">
+      <w:hyperlink r:id="rId132">
         <w:r>
           <w:rPr>
             <w:rStyle w:val="Hyperlink"/>
@@ -15848,8 +15865,8 @@
         </w:pict>
       </w:r>
     </w:p>
-    <w:bookmarkEnd w:id="132"/>
-    <w:bookmarkStart w:id="135" w:name="Xc236da181558471dcad82deb3aecc5e6da634b3"/>
+    <w:bookmarkEnd w:id="133"/>
+    <w:bookmarkStart w:id="136" w:name="Xc236da181558471dcad82deb3aecc5e6da634b3"/>
     <w:p>
       <w:pPr>
         <w:pStyle w:val="Heading4"/>
@@ -16095,7 +16112,7 @@
           <w:numId w:val="1048"/>
         </w:numPr>
       </w:pPr>
-      <w:hyperlink r:id="rId133">
+      <w:hyperlink r:id="rId134">
         <w:r>
           <w:rPr>
             <w:rStyle w:val="Hyperlink"/>
@@ -16112,7 +16129,7 @@
           <w:numId w:val="1048"/>
         </w:numPr>
       </w:pPr>
-      <w:hyperlink r:id="rId134">
+      <w:hyperlink r:id="rId135">
         <w:r>
           <w:rPr>
             <w:rStyle w:val="Hyperlink"/>
@@ -16128,8 +16145,8 @@
         </w:pict>
       </w:r>
     </w:p>
-    <w:bookmarkEnd w:id="135"/>
-    <w:bookmarkStart w:id="138" w:name="Xb492f7c7e5cf9fa0e870cc11b9b83ea852b9873"/>
+    <w:bookmarkEnd w:id="136"/>
+    <w:bookmarkStart w:id="139" w:name="Xb492f7c7e5cf9fa0e870cc11b9b83ea852b9873"/>
     <w:p>
       <w:pPr>
         <w:pStyle w:val="Heading4"/>
@@ -16484,7 +16501,7 @@
           <w:numId w:val="1051"/>
         </w:numPr>
       </w:pPr>
-      <w:hyperlink r:id="rId136">
+      <w:hyperlink r:id="rId137">
         <w:r>
           <w:rPr>
             <w:rStyle w:val="Hyperlink"/>
@@ -16501,7 +16518,7 @@
           <w:numId w:val="1051"/>
         </w:numPr>
       </w:pPr>
-      <w:hyperlink r:id="rId137">
+      <w:hyperlink r:id="rId138">
         <w:r>
           <w:rPr>
             <w:rStyle w:val="Hyperlink"/>
@@ -16517,9 +16534,9 @@
         </w:pict>
       </w:r>
     </w:p>
-    <w:bookmarkEnd w:id="138"/>
     <w:bookmarkEnd w:id="139"/>
-    <w:bookmarkStart w:id="143" w:name="web-application-firewall"/>
+    <w:bookmarkEnd w:id="140"/>
+    <w:bookmarkStart w:id="144" w:name="web-application-firewall"/>
     <w:p>
       <w:pPr>
         <w:pStyle w:val="Heading2"/>
@@ -16536,7 +16553,7 @@
         <w:t xml:space="preserve">This section addresses the deployment and configuration of a Web Application Firewall (WAF) to protect the WordPress application.</w:t>
       </w:r>
     </w:p>
-    <w:bookmarkStart w:id="142" w:name="X2bcda6a58cd1d875b7e3c078bcb415c0e274696"/>
+    <w:bookmarkStart w:id="143" w:name="X2bcda6a58cd1d875b7e3c078bcb415c0e274696"/>
     <w:p>
       <w:pPr>
         <w:pStyle w:val="Heading4"/>
@@ -16842,7 +16859,7 @@
       <w:r>
         <w:t xml:space="preserve"> </w:t>
       </w:r>
-      <w:hyperlink r:id="rId140">
+      <w:hyperlink r:id="rId141">
         <w:r>
           <w:rPr>
             <w:rStyle w:val="Hyperlink"/>
@@ -16947,7 +16964,7 @@
           <w:numId w:val="1052"/>
         </w:numPr>
       </w:pPr>
-      <w:hyperlink r:id="rId141">
+      <w:hyperlink r:id="rId142">
         <w:r>
           <w:rPr>
             <w:rStyle w:val="Hyperlink"/>
@@ -16964,7 +16981,7 @@
           <w:numId w:val="1052"/>
         </w:numPr>
       </w:pPr>
-      <w:hyperlink r:id="rId140">
+      <w:hyperlink r:id="rId141">
         <w:r>
           <w:rPr>
             <w:rStyle w:val="Hyperlink"/>
@@ -16980,9 +16997,9 @@
         </w:pict>
       </w:r>
     </w:p>
-    <w:bookmarkEnd w:id="142"/>
     <w:bookmarkEnd w:id="143"/>
-    <w:bookmarkStart w:id="148" w:name="backup-and-recovery"/>
+    <w:bookmarkEnd w:id="144"/>
+    <w:bookmarkStart w:id="149" w:name="backup-and-recovery"/>
     <w:p>
       <w:pPr>
         <w:pStyle w:val="Heading2"/>
@@ -16999,7 +17016,7 @@
         <w:t xml:space="preserve">This section addresses backup strategy, offsite storage, and recovery procedures for WordPress deployments.</w:t>
       </w:r>
     </w:p>
-    <w:bookmarkStart w:id="147" w:name="X37031fc2d925a09a3cac64b9b44c9feb1a5b345"/>
+    <w:bookmarkStart w:id="148" w:name="X37031fc2d925a09a3cac64b9b44c9feb1a5b345"/>
     <w:p>
       <w:pPr>
         <w:pStyle w:val="Heading4"/>
@@ -17304,7 +17321,7 @@
           <w:numId w:val="1054"/>
         </w:numPr>
       </w:pPr>
-      <w:hyperlink r:id="rId144">
+      <w:hyperlink r:id="rId145">
         <w:r>
           <w:rPr>
             <w:rStyle w:val="Hyperlink"/>
@@ -17321,7 +17338,7 @@
           <w:numId w:val="1054"/>
         </w:numPr>
       </w:pPr>
-      <w:hyperlink r:id="rId145">
+      <w:hyperlink r:id="rId146">
         <w:r>
           <w:rPr>
             <w:rStyle w:val="Hyperlink"/>
@@ -17338,7 +17355,7 @@
           <w:numId w:val="1054"/>
         </w:numPr>
       </w:pPr>
-      <w:hyperlink r:id="rId146">
+      <w:hyperlink r:id="rId147">
         <w:r>
           <w:rPr>
             <w:rStyle w:val="Hyperlink"/>
@@ -17354,9 +17371,9 @@
         </w:pict>
       </w:r>
     </w:p>
-    <w:bookmarkEnd w:id="147"/>
     <w:bookmarkEnd w:id="148"/>
-    <w:bookmarkStart w:id="160" w:name="ai-integration-security"/>
+    <w:bookmarkEnd w:id="149"/>
+    <w:bookmarkStart w:id="161" w:name="ai-integration-security"/>
     <w:p>
       <w:pPr>
         <w:pStyle w:val="Heading2"/>
@@ -17373,7 +17390,7 @@
         <w:t xml:space="preserve">AI tools are increasingly integrated into WordPress workflows for content generation, chatbots, code assistance, and site management. IBM’s Cost of a Data Breach Report (2025) found that 13% of organizations experienced a breach involving an AI model or application, and 97% of those breaches involved systems lacking proper access controls. This section provides controls for securing AI integrations in WordPress environments.</w:t>
       </w:r>
     </w:p>
-    <w:bookmarkStart w:id="152" w:name="ensure-ai-api-keys-are-securely-stored"/>
+    <w:bookmarkStart w:id="153" w:name="ensure-ai-api-keys-are-securely-stored"/>
     <w:p>
       <w:pPr>
         <w:pStyle w:val="Heading4"/>
@@ -17801,7 +17818,7 @@
           <w:numId w:val="1058"/>
         </w:numPr>
       </w:pPr>
-      <w:hyperlink r:id="rId149">
+      <w:hyperlink r:id="rId150">
         <w:r>
           <w:rPr>
             <w:rStyle w:val="Hyperlink"/>
@@ -17818,7 +17835,7 @@
           <w:numId w:val="1058"/>
         </w:numPr>
       </w:pPr>
-      <w:hyperlink r:id="rId150">
+      <w:hyperlink r:id="rId151">
         <w:r>
           <w:rPr>
             <w:rStyle w:val="Hyperlink"/>
@@ -17835,7 +17852,7 @@
           <w:numId w:val="1058"/>
         </w:numPr>
       </w:pPr>
-      <w:hyperlink r:id="rId151">
+      <w:hyperlink r:id="rId152">
         <w:r>
           <w:rPr>
             <w:rStyle w:val="Hyperlink"/>
@@ -17863,8 +17880,8 @@
         </w:pict>
       </w:r>
     </w:p>
-    <w:bookmarkEnd w:id="152"/>
-    <w:bookmarkStart w:id="156" w:name="ensure-ai-generated-content-is-sanitized"/>
+    <w:bookmarkEnd w:id="153"/>
+    <w:bookmarkStart w:id="157" w:name="ensure-ai-generated-content-is-sanitized"/>
     <w:p>
       <w:pPr>
         <w:pStyle w:val="Heading4"/>
@@ -18190,7 +18207,7 @@
           <w:numId w:val="1060"/>
         </w:numPr>
       </w:pPr>
-      <w:hyperlink r:id="rId153">
+      <w:hyperlink r:id="rId154">
         <w:r>
           <w:rPr>
             <w:rStyle w:val="Hyperlink"/>
@@ -18207,7 +18224,7 @@
           <w:numId w:val="1060"/>
         </w:numPr>
       </w:pPr>
-      <w:hyperlink r:id="rId154">
+      <w:hyperlink r:id="rId155">
         <w:r>
           <w:rPr>
             <w:rStyle w:val="Hyperlink"/>
@@ -18224,7 +18241,7 @@
           <w:numId w:val="1060"/>
         </w:numPr>
       </w:pPr>
-      <w:hyperlink r:id="rId155">
+      <w:hyperlink r:id="rId156">
         <w:r>
           <w:rPr>
             <w:rStyle w:val="VerbatimChar"/>
@@ -18252,8 +18269,8 @@
         </w:pict>
       </w:r>
     </w:p>
-    <w:bookmarkEnd w:id="156"/>
-    <w:bookmarkStart w:id="159" w:name="X6585c3c8a5d3affa82317ab1fc774c5069542c5"/>
+    <w:bookmarkEnd w:id="157"/>
+    <w:bookmarkStart w:id="160" w:name="X6585c3c8a5d3affa82317ab1fc774c5069542c5"/>
     <w:p>
       <w:pPr>
         <w:pStyle w:val="Heading4"/>
@@ -18502,7 +18519,7 @@
           <w:numId w:val="1063"/>
         </w:numPr>
       </w:pPr>
-      <w:hyperlink r:id="rId157">
+      <w:hyperlink r:id="rId158">
         <w:r>
           <w:rPr>
             <w:rStyle w:val="Hyperlink"/>
@@ -18519,7 +18536,7 @@
           <w:numId w:val="1063"/>
         </w:numPr>
       </w:pPr>
-      <w:hyperlink r:id="rId158">
+      <w:hyperlink r:id="rId159">
         <w:r>
           <w:rPr>
             <w:rStyle w:val="Hyperlink"/>
@@ -18535,9 +18552,9 @@
         </w:pict>
       </w:r>
     </w:p>
-    <w:bookmarkEnd w:id="159"/>
     <w:bookmarkEnd w:id="160"/>
-    <w:bookmarkStart w:id="168" w:name="server-access-and-network"/>
+    <w:bookmarkEnd w:id="161"/>
+    <w:bookmarkStart w:id="169" w:name="server-access-and-network"/>
     <w:p>
       <w:pPr>
         <w:pStyle w:val="Heading2"/>
@@ -18554,7 +18571,7 @@
         <w:t xml:space="preserve">This section addresses secure remote access to the server hosting WordPress and host-level network controls.</w:t>
       </w:r>
     </w:p>
-    <w:bookmarkStart w:id="162" w:name="Xdcbe01b24edad71f2460d1c6284218e85ca0653"/>
+    <w:bookmarkStart w:id="163" w:name="Xdcbe01b24edad71f2460d1c6284218e85ca0653"/>
     <w:p>
       <w:pPr>
         <w:pStyle w:val="Heading4"/>
@@ -18833,7 +18850,7 @@
           <w:numId w:val="1064"/>
         </w:numPr>
       </w:pPr>
-      <w:hyperlink r:id="rId161">
+      <w:hyperlink r:id="rId162">
         <w:r>
           <w:rPr>
             <w:rStyle w:val="Hyperlink"/>
@@ -18873,8 +18890,8 @@
         </w:pict>
       </w:r>
     </w:p>
-    <w:bookmarkEnd w:id="162"/>
-    <w:bookmarkStart w:id="163" w:name="ensure-sftp-is-used-and-ftp-is-disabled"/>
+    <w:bookmarkEnd w:id="163"/>
+    <w:bookmarkStart w:id="164" w:name="ensure-sftp-is-used-and-ftp-is-disabled"/>
     <w:p>
       <w:pPr>
         <w:pStyle w:val="Heading4"/>
@@ -19135,7 +19152,7 @@
           <w:numId w:val="1068"/>
         </w:numPr>
       </w:pPr>
-      <w:hyperlink r:id="rId161">
+      <w:hyperlink r:id="rId162">
         <w:r>
           <w:rPr>
             <w:rStyle w:val="Hyperlink"/>
@@ -19175,8 +19192,8 @@
         </w:pict>
       </w:r>
     </w:p>
-    <w:bookmarkEnd w:id="163"/>
-    <w:bookmarkStart w:id="165" w:name="X8bcf34366d44f5ac01a0d2c0e8134cbce888acf"/>
+    <w:bookmarkEnd w:id="164"/>
+    <w:bookmarkStart w:id="166" w:name="X8bcf34366d44f5ac01a0d2c0e8134cbce888acf"/>
     <w:p>
       <w:pPr>
         <w:pStyle w:val="Heading4"/>
@@ -19465,7 +19482,7 @@
           <w:numId w:val="1069"/>
         </w:numPr>
       </w:pPr>
-      <w:hyperlink r:id="rId164">
+      <w:hyperlink r:id="rId165">
         <w:r>
           <w:rPr>
             <w:rStyle w:val="Hyperlink"/>
@@ -19481,8 +19498,8 @@
         </w:pict>
       </w:r>
     </w:p>
-    <w:bookmarkEnd w:id="165"/>
-    <w:bookmarkStart w:id="167" w:name="X9d32ec75da2d03739426d99d14ff0b7003c0656"/>
+    <w:bookmarkEnd w:id="166"/>
+    <w:bookmarkStart w:id="168" w:name="X9d32ec75da2d03739426d99d14ff0b7003c0656"/>
     <w:p>
       <w:pPr>
         <w:pStyle w:val="Heading4"/>
@@ -19875,7 +19892,7 @@
           <w:numId w:val="1073"/>
         </w:numPr>
       </w:pPr>
-      <w:hyperlink r:id="rId166">
+      <w:hyperlink r:id="rId167">
         <w:r>
           <w:rPr>
             <w:rStyle w:val="Hyperlink"/>
@@ -19891,9 +19908,9 @@
         </w:pict>
       </w:r>
     </w:p>
-    <w:bookmarkEnd w:id="167"/>
     <w:bookmarkEnd w:id="168"/>
-    <w:bookmarkStart w:id="173" w:name="multisite-security"/>
+    <w:bookmarkEnd w:id="169"/>
+    <w:bookmarkStart w:id="174" w:name="multisite-security"/>
     <w:p>
       <w:pPr>
         <w:pStyle w:val="Heading2"/>
@@ -19910,7 +19927,7 @@
         <w:t xml:space="preserve">This section addresses security considerations specific to WordPress Multisite installations.</w:t>
       </w:r>
     </w:p>
-    <w:bookmarkStart w:id="171" w:name="Xb5de61672eb24313b8c6dca365fd92ee3f077e6"/>
+    <w:bookmarkStart w:id="172" w:name="Xb5de61672eb24313b8c6dca365fd92ee3f077e6"/>
     <w:p>
       <w:pPr>
         <w:pStyle w:val="Heading4"/>
@@ -20170,7 +20187,7 @@
           <w:numId w:val="1076"/>
         </w:numPr>
       </w:pPr>
-      <w:hyperlink r:id="rId169">
+      <w:hyperlink r:id="rId170">
         <w:r>
           <w:rPr>
             <w:rStyle w:val="Hyperlink"/>
@@ -20187,7 +20204,7 @@
           <w:numId w:val="1076"/>
         </w:numPr>
       </w:pPr>
-      <w:hyperlink r:id="rId170">
+      <w:hyperlink r:id="rId171">
         <w:r>
           <w:rPr>
             <w:rStyle w:val="Hyperlink"/>
@@ -20227,8 +20244,8 @@
         </w:pict>
       </w:r>
     </w:p>
-    <w:bookmarkEnd w:id="171"/>
-    <w:bookmarkStart w:id="172" w:name="Xefeecf4be204cbf74dd485079e44e275974c82c"/>
+    <w:bookmarkEnd w:id="172"/>
+    <w:bookmarkStart w:id="173" w:name="Xefeecf4be204cbf74dd485079e44e275974c82c"/>
     <w:p>
       <w:pPr>
         <w:pStyle w:val="Heading4"/>
@@ -20485,7 +20502,7 @@
           <w:numId w:val="1078"/>
         </w:numPr>
       </w:pPr>
-      <w:hyperlink r:id="rId169">
+      <w:hyperlink r:id="rId170">
         <w:r>
           <w:rPr>
             <w:rStyle w:val="Hyperlink"/>
@@ -20501,9 +20518,9 @@
         </w:pict>
       </w:r>
     </w:p>
-    <w:bookmarkEnd w:id="172"/>
     <w:bookmarkEnd w:id="173"/>
-    <w:bookmarkStart w:id="174" w:name="appendix-a-recommendation-summary"/>
+    <w:bookmarkEnd w:id="174"/>
+    <w:bookmarkStart w:id="175" w:name="appendix-a-recommendation-summary"/>
     <w:p>
       <w:pPr>
         <w:pStyle w:val="Heading2"/>
@@ -23133,8 +23150,8 @@
         </w:tc>
       </w:tr>
     </w:tbl>
-    <w:bookmarkEnd w:id="174"/>
-    <w:bookmarkStart w:id="175" w:name="X24eb9b3eb0d379335dea7aa77a9efbdf30a22dc"/>
+    <w:bookmarkEnd w:id="175"/>
+    <w:bookmarkStart w:id="176" w:name="X24eb9b3eb0d379335dea7aa77a9efbdf30a22dc"/>
     <w:p>
       <w:pPr>
         <w:pStyle w:val="Heading2"/>
@@ -23511,8 +23528,8 @@
         </w:tc>
       </w:tr>
     </w:tbl>
-    <w:bookmarkEnd w:id="175"/>
-    <w:bookmarkStart w:id="176" w:name="X4b7fa30a93af35a911e2150440f03e81fd9720c"/>
+    <w:bookmarkEnd w:id="176"/>
+    <w:bookmarkStart w:id="177" w:name="X4b7fa30a93af35a911e2150440f03e81fd9720c"/>
     <w:p>
       <w:pPr>
         <w:pStyle w:val="Heading2"/>
@@ -23685,8 +23702,8 @@
         <w:t xml:space="preserve">filter.</w:t>
       </w:r>
     </w:p>
-    <w:bookmarkEnd w:id="176"/>
-    <w:bookmarkStart w:id="179" w:name="related-documents"/>
+    <w:bookmarkEnd w:id="177"/>
+    <w:bookmarkStart w:id="180" w:name="related-documents"/>
     <w:p>
       <w:pPr>
         <w:pStyle w:val="Heading2"/>
@@ -23728,7 +23745,7 @@
           <w:numId w:val="1080"/>
         </w:numPr>
       </w:pPr>
-      <w:hyperlink r:id="rId177">
+      <w:hyperlink r:id="rId178">
         <w:r>
           <w:rPr>
             <w:rStyle w:val="Hyperlink"/>
@@ -23803,7 +23820,7 @@
           <w:numId w:val="1080"/>
         </w:numPr>
       </w:pPr>
-      <w:hyperlink r:id="rId178">
+      <w:hyperlink r:id="rId179">
         <w:r>
           <w:rPr>
             <w:rStyle w:val="Hyperlink"/>
@@ -23820,8 +23837,8 @@
         <w:t xml:space="preserve">— The official upstream document describing WordPress core security architecture, maintained at WordPress.org.</w:t>
       </w:r>
     </w:p>
-    <w:bookmarkEnd w:id="179"/>
-    <w:bookmarkStart w:id="181" w:name="license-and-attribution"/>
+    <w:bookmarkEnd w:id="180"/>
+    <w:bookmarkStart w:id="182" w:name="license-and-attribution"/>
     <w:p>
       <w:pPr>
         <w:pStyle w:val="Heading2"/>
@@ -23840,7 +23857,7 @@
       <w:r>
         <w:t xml:space="preserve"> </w:t>
       </w:r>
-      <w:hyperlink r:id="rId180">
+      <w:hyperlink r:id="rId181">
         <w:r>
           <w:rPr>
             <w:rStyle w:val="Hyperlink"/>
@@ -23870,7 +23887,7 @@
         <w:t xml:space="preserve">The format of this benchmark is adapted from industry-standard benchmarks published by the Center for Internet Security (CIS). Technical guidance draws on the OWASP Top 10 (2025), NIST SP 800-63B, the Verizon Data Breach Investigations Report (2025), and IBM’s Cost of a Data Breach Report (2025).</w:t>
       </w:r>
     </w:p>
-    <w:bookmarkEnd w:id="181"/>
+    <w:bookmarkEnd w:id="182"/>
     <w:sectPr>
       <w:footnotePr>
         <w:numRestart w:val="eachSect"/>

--- a/WordPress-Security-Benchmark.docx
+++ b/WordPress-Security-Benchmark.docx
@@ -10852,19 +10852,7 @@
         <w:t xml:space="preserve"> </w:t>
       </w:r>
       <w:r>
-        <w:t xml:space="preserve">WordPress should require reauthentication (sudo mode) before performing sensitive administrative actions. An</w:t>
-      </w:r>
-      <w:r>
-        <w:t xml:space="preserve"> </w:t>
-      </w:r>
-      <w:r>
-        <w:t xml:space="preserve">“action-gated”</w:t>
-      </w:r>
-      <w:r>
-        <w:t xml:space="preserve"> </w:t>
-      </w:r>
-      <w:r>
-        <w:t xml:space="preserve">model should be adopted to challenge users for their password (and 2FA) when they attempt destructive or high-risk operations. This can be achieved with</w:t>
+        <w:t xml:space="preserve">WordPress should require reauthentication (sudo mode) before performing sensitive administrative actions. Users should be challenged for their password (and 2FA) when they attempt destructive or high-risk operations. This can be achieved with</w:t>
       </w:r>
       <w:r>
         <w:t xml:space="preserve"> </w:t>
@@ -11116,7 +11104,7 @@
         <w:pStyle w:val="BodyText"/>
       </w:pPr>
       <w:r>
-        <w:t xml:space="preserve">Implement an action-gated reauthentication solution. Configure the</w:t>
+        <w:t xml:space="preserve">Implement a time-bound, action-gated, or role-based reauthentication solution. Configure the</w:t>
       </w:r>
       <w:r>
         <w:t xml:space="preserve"> </w:t>
@@ -11128,7 +11116,7 @@
         <w:t xml:space="preserve"> </w:t>
       </w:r>
       <w:r>
-        <w:t xml:space="preserve">to gate all high-priority destructive operations. Ensure the solution supports both the Dashboard UI and relevant API surfaces (AJAX/REST).</w:t>
+        <w:t xml:space="preserve">to gate all high-priority destructive operations. Ensure the solution supports both the Dashboard UI and relevant API surfaces (AJAX/REST, XML-RPC, etc.).</w:t>
       </w:r>
     </w:p>
     <w:p>

--- a/WordPress-Security-Benchmark.docx
+++ b/WordPress-Security-Benchmark.docx
@@ -12166,16 +12166,22 @@
         <w:t xml:space="preserve"> </w:t>
       </w:r>
       <w:r>
-        <w:t xml:space="preserve">User roles and custom capabilities should be defined in code (via a must-use plugin) rather than relying solely on database-stored role definitions. The WordPress roles API (</w:t>
-      </w:r>
-      <w:r>
-        <w:rPr>
-          <w:rStyle w:val="VerbatimChar"/>
-        </w:rPr>
-        <w:t xml:space="preserve">WP_Roles</w:t>
-      </w:r>
-      <w:r>
-        <w:t xml:space="preserve">,</w:t>
+        <w:t xml:space="preserve">User roles and custom capabilities should be defined in code (via a must-use plugin) rather than relying solely on database-stored role definitions. The</w:t>
+      </w:r>
+      <w:r>
+        <w:t xml:space="preserve"> </w:t>
+      </w:r>
+      <w:r>
+        <w:rPr>
+          <w:rStyle w:val="VerbatimChar"/>
+        </w:rPr>
+        <w:t xml:space="preserve">init</w:t>
+      </w:r>
+      <w:r>
+        <w:t xml:space="preserve"> </w:t>
+      </w:r>
+      <w:r>
+        <w:t xml:space="preserve">hook is the recommended place to call</w:t>
       </w:r>
       <w:r>
         <w:t xml:space="preserve"> </w:t>
@@ -12187,7 +12193,10 @@
         <w:t xml:space="preserve">add_role()</w:t>
       </w:r>
       <w:r>
-        <w:t xml:space="preserve">,</w:t>
+        <w:t xml:space="preserve"> </w:t>
+      </w:r>
+      <w:r>
+        <w:t xml:space="preserve">or</w:t>
       </w:r>
       <w:r>
         <w:t xml:space="preserve"> </w:t>
@@ -12199,49 +12208,7 @@
         <w:t xml:space="preserve">add_cap()</w:t>
       </w:r>
       <w:r>
-        <w:t xml:space="preserve">) is initialized on the</w:t>
-      </w:r>
-      <w:r>
-        <w:t xml:space="preserve"> </w:t>
-      </w:r>
-      <w:r>
-        <w:rPr>
-          <w:rStyle w:val="VerbatimChar"/>
-        </w:rPr>
-        <w:t xml:space="preserve">init</w:t>
-      </w:r>
-      <w:r>
-        <w:t xml:space="preserve"> </w:t>
-      </w:r>
-      <w:r>
-        <w:t xml:space="preserve">hook, after</w:t>
-      </w:r>
-      <w:r>
-        <w:t xml:space="preserve"> </w:t>
-      </w:r>
-      <w:r>
-        <w:rPr>
-          <w:rStyle w:val="VerbatimChar"/>
-        </w:rPr>
-        <w:t xml:space="preserve">wp-config.php</w:t>
-      </w:r>
-      <w:r>
-        <w:t xml:space="preserve"> </w:t>
-      </w:r>
-      <w:r>
-        <w:t xml:space="preserve">is loaded, so roles cannot be defined in</w:t>
-      </w:r>
-      <w:r>
-        <w:t xml:space="preserve"> </w:t>
-      </w:r>
-      <w:r>
-        <w:rPr>
-          <w:rStyle w:val="VerbatimChar"/>
-        </w:rPr>
-        <w:t xml:space="preserve">wp-config.php</w:t>
-      </w:r>
-      <w:r>
-        <w:t xml:space="preserve">. This ensures role definitions are version-controlled, auditable, and resistant to tampering.</w:t>
+        <w:t xml:space="preserve">. This file-based approach ensures role definitions are version-controlled, auditable, and resistant to tampering.</w:t>
       </w:r>
     </w:p>
     <w:p>

--- a/WordPress-Security-Benchmark.docx
+++ b/WordPress-Security-Benchmark.docx
@@ -102,7 +102,7 @@
       </w:r>
     </w:p>
     <w:bookmarkEnd w:id="20"/>
-    <w:bookmarkStart w:id="21" w:name="target-technology"/>
+    <w:bookmarkStart w:id="23" w:name="target-technology"/>
     <w:p>
       <w:pPr>
         <w:pStyle w:val="Heading2"/>
@@ -181,11 +181,36 @@
         <w:t xml:space="preserve"> </w:t>
       </w:r>
       <w:r>
-        <w:t xml:space="preserve">While this benchmark assumes a traditional Linux stack, the principles and many of the configuration settings apply equally to containerized environments (Docker, Kubernetes). In such cases, configurations should be injected via environment variables or secret management systems rather than direct file edits where possible.</w:t>
-      </w:r>
-    </w:p>
-    <w:bookmarkEnd w:id="21"/>
-    <w:bookmarkStart w:id="22" w:name="profile-definitions"/>
+        <w:t xml:space="preserve">While this benchmark assumes a traditional Linux stack, the principles and many of the configuration settings apply equally to containerized environments (</w:t>
+      </w:r>
+      <w:hyperlink r:id="rId21">
+        <w:r>
+          <w:rPr>
+            <w:rStyle w:val="Hyperlink"/>
+          </w:rPr>
+          <w:t xml:space="preserve">Docker</w:t>
+        </w:r>
+      </w:hyperlink>
+      <w:r>
+        <w:t xml:space="preserve">,</w:t>
+      </w:r>
+      <w:r>
+        <w:t xml:space="preserve"> </w:t>
+      </w:r>
+      <w:hyperlink r:id="rId22">
+        <w:r>
+          <w:rPr>
+            <w:rStyle w:val="Hyperlink"/>
+          </w:rPr>
+          <w:t xml:space="preserve">Kubernetes</w:t>
+        </w:r>
+      </w:hyperlink>
+      <w:r>
+        <w:t xml:space="preserve">). In such cases, configurations should be injected via environment variables or secret management systems rather than direct file edits where possible.</w:t>
+      </w:r>
+    </w:p>
+    <w:bookmarkEnd w:id="23"/>
+    <w:bookmarkStart w:id="24" w:name="profile-definitions"/>
     <w:p>
       <w:pPr>
         <w:pStyle w:val="Heading2"/>
@@ -303,8 +328,8 @@
         </w:tc>
       </w:tr>
     </w:tbl>
-    <w:bookmarkEnd w:id="22"/>
-    <w:bookmarkStart w:id="23" w:name="assessment-status"/>
+    <w:bookmarkEnd w:id="24"/>
+    <w:bookmarkStart w:id="25" w:name="assessment-status"/>
     <w:p>
       <w:pPr>
         <w:pStyle w:val="Heading2"/>
@@ -349,8 +374,8 @@
         <w:t xml:space="preserve">Compliance requires human judgment, review of policies, or inspection of settings through a graphical interface.</w:t>
       </w:r>
     </w:p>
-    <w:bookmarkEnd w:id="23"/>
-    <w:bookmarkStart w:id="39" w:name="web-server-configuration"/>
+    <w:bookmarkEnd w:id="25"/>
+    <w:bookmarkStart w:id="41" w:name="web-server-configuration"/>
     <w:p>
       <w:pPr>
         <w:pStyle w:val="Heading2"/>
@@ -367,7 +392,7 @@
         <w:t xml:space="preserve">This section provides recommendations for hardening the web server (Nginx or Apache) that serves the WordPress application.</w:t>
       </w:r>
     </w:p>
-    <w:bookmarkStart w:id="25" w:name="ensure-tls-1.2-is-enforced"/>
+    <w:bookmarkStart w:id="27" w:name="ensure-tls-1.2-is-enforced"/>
     <w:p>
       <w:pPr>
         <w:pStyle w:val="Heading4"/>
@@ -726,7 +751,7 @@
           <w:numId w:val="1002"/>
         </w:numPr>
       </w:pPr>
-      <w:hyperlink r:id="rId24">
+      <w:hyperlink r:id="rId26">
         <w:r>
           <w:rPr>
             <w:rStyle w:val="Hyperlink"/>
@@ -742,8 +767,8 @@
         </w:pict>
       </w:r>
     </w:p>
-    <w:bookmarkEnd w:id="25"/>
-    <w:bookmarkStart w:id="28" w:name="Xcabf1d9e350adbbe6b47c08be11d7e0be4d42f7"/>
+    <w:bookmarkEnd w:id="27"/>
+    <w:bookmarkStart w:id="30" w:name="Xcabf1d9e350adbbe6b47c08be11d7e0be4d42f7"/>
     <w:p>
       <w:pPr>
         <w:pStyle w:val="Heading4"/>
@@ -1079,7 +1104,7 @@
           <w:numId w:val="1003"/>
         </w:numPr>
       </w:pPr>
-      <w:hyperlink r:id="rId26">
+      <w:hyperlink r:id="rId28">
         <w:r>
           <w:rPr>
             <w:rStyle w:val="Hyperlink"/>
@@ -1096,7 +1121,7 @@
           <w:numId w:val="1003"/>
         </w:numPr>
       </w:pPr>
-      <w:hyperlink r:id="rId27">
+      <w:hyperlink r:id="rId29">
         <w:r>
           <w:rPr>
             <w:rStyle w:val="Hyperlink"/>
@@ -1112,8 +1137,8 @@
         </w:pict>
       </w:r>
     </w:p>
-    <w:bookmarkEnd w:id="28"/>
-    <w:bookmarkStart w:id="32" w:name="X6cf1bca182238ea7b4dd9f990ff6176c91549fd"/>
+    <w:bookmarkEnd w:id="30"/>
+    <w:bookmarkStart w:id="34" w:name="X6cf1bca182238ea7b4dd9f990ff6176c91549fd"/>
     <w:p>
       <w:pPr>
         <w:pStyle w:val="Heading4"/>
@@ -1368,7 +1393,7 @@
           <w:numId w:val="1004"/>
         </w:numPr>
       </w:pPr>
-      <w:hyperlink r:id="rId29">
+      <w:hyperlink r:id="rId31">
         <w:r>
           <w:rPr>
             <w:rStyle w:val="Hyperlink"/>
@@ -1409,7 +1434,7 @@
           <w:numId w:val="1004"/>
         </w:numPr>
       </w:pPr>
-      <w:hyperlink r:id="rId30">
+      <w:hyperlink r:id="rId32">
         <w:r>
           <w:rPr>
             <w:rStyle w:val="Hyperlink"/>
@@ -1450,7 +1475,7 @@
           <w:numId w:val="1004"/>
         </w:numPr>
       </w:pPr>
-      <w:hyperlink r:id="rId31">
+      <w:hyperlink r:id="rId33">
         <w:r>
           <w:rPr>
             <w:rStyle w:val="Hyperlink"/>
@@ -1490,8 +1515,8 @@
         </w:pict>
       </w:r>
     </w:p>
-    <w:bookmarkEnd w:id="32"/>
-    <w:bookmarkStart w:id="34" w:name="Xce5bdfe2b3d49dd0bb8c871502cfae68921f71e"/>
+    <w:bookmarkEnd w:id="34"/>
+    <w:bookmarkStart w:id="36" w:name="Xce5bdfe2b3d49dd0bb8c871502cfae68921f71e"/>
     <w:p>
       <w:pPr>
         <w:pStyle w:val="Heading4"/>
@@ -1775,7 +1800,7 @@
           <w:numId w:val="1005"/>
         </w:numPr>
       </w:pPr>
-      <w:hyperlink r:id="rId33">
+      <w:hyperlink r:id="rId35">
         <w:r>
           <w:rPr>
             <w:rStyle w:val="Hyperlink"/>
@@ -1791,8 +1816,8 @@
         </w:pict>
       </w:r>
     </w:p>
-    <w:bookmarkEnd w:id="34"/>
-    <w:bookmarkStart w:id="38" w:name="X2df13cc8d6ddfeb1c3086783e1108c782e81db3"/>
+    <w:bookmarkEnd w:id="36"/>
+    <w:bookmarkStart w:id="40" w:name="X2df13cc8d6ddfeb1c3086783e1108c782e81db3"/>
     <w:p>
       <w:pPr>
         <w:pStyle w:val="Heading4"/>
@@ -2195,7 +2220,7 @@
           <w:numId w:val="1006"/>
         </w:numPr>
       </w:pPr>
-      <w:hyperlink r:id="rId35">
+      <w:hyperlink r:id="rId37">
         <w:r>
           <w:rPr>
             <w:rStyle w:val="Hyperlink"/>
@@ -2212,7 +2237,7 @@
           <w:numId w:val="1006"/>
         </w:numPr>
       </w:pPr>
-      <w:hyperlink r:id="rId36">
+      <w:hyperlink r:id="rId38">
         <w:r>
           <w:rPr>
             <w:rStyle w:val="Hyperlink"/>
@@ -2253,7 +2278,7 @@
           <w:numId w:val="1006"/>
         </w:numPr>
       </w:pPr>
-      <w:hyperlink r:id="rId37">
+      <w:hyperlink r:id="rId39">
         <w:r>
           <w:rPr>
             <w:rStyle w:val="Hyperlink"/>
@@ -2269,9 +2294,9 @@
         </w:pict>
       </w:r>
     </w:p>
-    <w:bookmarkEnd w:id="38"/>
-    <w:bookmarkEnd w:id="39"/>
-    <w:bookmarkStart w:id="53" w:name="php-configuration"/>
+    <w:bookmarkEnd w:id="40"/>
+    <w:bookmarkEnd w:id="41"/>
+    <w:bookmarkStart w:id="55" w:name="php-configuration"/>
     <w:p>
       <w:pPr>
         <w:pStyle w:val="Heading2"/>
@@ -2288,7 +2313,7 @@
         <w:t xml:space="preserve">This section provides recommendations for securing the PHP runtime environment.</w:t>
       </w:r>
     </w:p>
-    <w:bookmarkStart w:id="42" w:name="ensure-expose_php-is-disabled"/>
+    <w:bookmarkStart w:id="44" w:name="ensure-expose_php-is-disabled"/>
     <w:p>
       <w:pPr>
         <w:pStyle w:val="Heading4"/>
@@ -2511,7 +2536,7 @@
           <w:numId w:val="1007"/>
         </w:numPr>
       </w:pPr>
-      <w:hyperlink r:id="rId40">
+      <w:hyperlink r:id="rId42">
         <w:r>
           <w:rPr>
             <w:rStyle w:val="Hyperlink"/>
@@ -2552,7 +2577,7 @@
           <w:numId w:val="1007"/>
         </w:numPr>
       </w:pPr>
-      <w:hyperlink r:id="rId41">
+      <w:hyperlink r:id="rId43">
         <w:r>
           <w:rPr>
             <w:rStyle w:val="Hyperlink"/>
@@ -2568,8 +2593,8 @@
         </w:pict>
       </w:r>
     </w:p>
-    <w:bookmarkEnd w:id="42"/>
-    <w:bookmarkStart w:id="46" w:name="X6d8545390b8ff6f86e463d23dc04788800728c6"/>
+    <w:bookmarkEnd w:id="44"/>
+    <w:bookmarkStart w:id="48" w:name="X6d8545390b8ff6f86e463d23dc04788800728c6"/>
     <w:p>
       <w:pPr>
         <w:pStyle w:val="Heading4"/>
@@ -2806,7 +2831,7 @@
           <w:numId w:val="1008"/>
         </w:numPr>
       </w:pPr>
-      <w:hyperlink r:id="rId43">
+      <w:hyperlink r:id="rId45">
         <w:r>
           <w:rPr>
             <w:rStyle w:val="Hyperlink"/>
@@ -2847,7 +2872,7 @@
           <w:numId w:val="1008"/>
         </w:numPr>
       </w:pPr>
-      <w:hyperlink r:id="rId44">
+      <w:hyperlink r:id="rId46">
         <w:r>
           <w:rPr>
             <w:rStyle w:val="Hyperlink"/>
@@ -2864,7 +2889,7 @@
           <w:numId w:val="1008"/>
         </w:numPr>
       </w:pPr>
-      <w:hyperlink r:id="rId45">
+      <w:hyperlink r:id="rId47">
         <w:r>
           <w:rPr>
             <w:rStyle w:val="Hyperlink"/>
@@ -2904,8 +2929,8 @@
         </w:pict>
       </w:r>
     </w:p>
-    <w:bookmarkEnd w:id="46"/>
-    <w:bookmarkStart w:id="48" w:name="X6766e48cbff5daaa4af97004511b8d9ff4d7796"/>
+    <w:bookmarkEnd w:id="48"/>
+    <w:bookmarkStart w:id="50" w:name="X6766e48cbff5daaa4af97004511b8d9ff4d7796"/>
     <w:p>
       <w:pPr>
         <w:pStyle w:val="Heading4"/>
@@ -3199,7 +3224,7 @@
           <w:numId w:val="1009"/>
         </w:numPr>
       </w:pPr>
-      <w:hyperlink r:id="rId47">
+      <w:hyperlink r:id="rId49">
         <w:r>
           <w:rPr>
             <w:rStyle w:val="Hyperlink"/>
@@ -3240,7 +3265,7 @@
           <w:numId w:val="1009"/>
         </w:numPr>
       </w:pPr>
-      <w:hyperlink r:id="rId41">
+      <w:hyperlink r:id="rId43">
         <w:r>
           <w:rPr>
             <w:rStyle w:val="Hyperlink"/>
@@ -3256,8 +3281,8 @@
         </w:pict>
       </w:r>
     </w:p>
-    <w:bookmarkEnd w:id="48"/>
-    <w:bookmarkStart w:id="50" w:name="X3dd4d75ec865e79b96479ee4aa4d8525fd8e21b"/>
+    <w:bookmarkEnd w:id="50"/>
+    <w:bookmarkStart w:id="52" w:name="X3dd4d75ec865e79b96479ee4aa4d8525fd8e21b"/>
     <w:p>
       <w:pPr>
         <w:pStyle w:val="Heading4"/>
@@ -3460,7 +3485,7 @@
           <w:numId w:val="1010"/>
         </w:numPr>
       </w:pPr>
-      <w:hyperlink r:id="rId49">
+      <w:hyperlink r:id="rId51">
         <w:r>
           <w:rPr>
             <w:rStyle w:val="Hyperlink"/>
@@ -3501,7 +3526,7 @@
           <w:numId w:val="1010"/>
         </w:numPr>
       </w:pPr>
-      <w:hyperlink r:id="rId41">
+      <w:hyperlink r:id="rId43">
         <w:r>
           <w:rPr>
             <w:rStyle w:val="Hyperlink"/>
@@ -3517,8 +3542,8 @@
         </w:pict>
       </w:r>
     </w:p>
-    <w:bookmarkEnd w:id="50"/>
-    <w:bookmarkStart w:id="52" w:name="X55182ffca8bf9a86f4f303ba4cdd1d54fb306f0"/>
+    <w:bookmarkEnd w:id="52"/>
+    <w:bookmarkStart w:id="54" w:name="X55182ffca8bf9a86f4f303ba4cdd1d54fb306f0"/>
     <w:p>
       <w:pPr>
         <w:pStyle w:val="Heading4"/>
@@ -3786,7 +3811,7 @@
           <w:numId w:val="1011"/>
         </w:numPr>
       </w:pPr>
-      <w:hyperlink r:id="rId51">
+      <w:hyperlink r:id="rId53">
         <w:r>
           <w:rPr>
             <w:rStyle w:val="Hyperlink"/>
@@ -3802,9 +3827,9 @@
         </w:pict>
       </w:r>
     </w:p>
-    <w:bookmarkEnd w:id="52"/>
-    <w:bookmarkEnd w:id="53"/>
-    <w:bookmarkStart w:id="65" w:name="database-configuration"/>
+    <w:bookmarkEnd w:id="54"/>
+    <w:bookmarkEnd w:id="55"/>
+    <w:bookmarkStart w:id="67" w:name="database-configuration"/>
     <w:p>
       <w:pPr>
         <w:pStyle w:val="Heading2"/>
@@ -3821,7 +3846,7 @@
         <w:t xml:space="preserve">This section covers MySQL/MariaDB configuration relevant to WordPress security.</w:t>
       </w:r>
     </w:p>
-    <w:bookmarkStart w:id="55" w:name="X53e835e02d359123c4bfd3a5542e5d5a754352a"/>
+    <w:bookmarkStart w:id="57" w:name="X53e835e02d359123c4bfd3a5542e5d5a754352a"/>
     <w:p>
       <w:pPr>
         <w:pStyle w:val="Heading4"/>
@@ -4447,7 +4472,7 @@
           <w:numId w:val="1012"/>
         </w:numPr>
       </w:pPr>
-      <w:hyperlink r:id="rId33">
+      <w:hyperlink r:id="rId35">
         <w:r>
           <w:rPr>
             <w:rStyle w:val="Hyperlink"/>
@@ -4464,7 +4489,7 @@
           <w:numId w:val="1012"/>
         </w:numPr>
       </w:pPr>
-      <w:hyperlink r:id="rId54">
+      <w:hyperlink r:id="rId56">
         <w:r>
           <w:rPr>
             <w:rStyle w:val="Hyperlink"/>
@@ -4480,8 +4505,8 @@
         </w:pict>
       </w:r>
     </w:p>
-    <w:bookmarkEnd w:id="55"/>
-    <w:bookmarkStart w:id="58" w:name="X14504102df393384c32e7daa09c939da4b9017b"/>
+    <w:bookmarkEnd w:id="57"/>
+    <w:bookmarkStart w:id="60" w:name="X14504102df393384c32e7daa09c939da4b9017b"/>
     <w:p>
       <w:pPr>
         <w:pStyle w:val="Heading4"/>
@@ -4711,7 +4736,7 @@
           <w:numId w:val="1013"/>
         </w:numPr>
       </w:pPr>
-      <w:hyperlink r:id="rId33">
+      <w:hyperlink r:id="rId35">
         <w:r>
           <w:rPr>
             <w:rStyle w:val="Hyperlink"/>
@@ -4728,7 +4753,7 @@
           <w:numId w:val="1013"/>
         </w:numPr>
       </w:pPr>
-      <w:hyperlink r:id="rId56">
+      <w:hyperlink r:id="rId58">
         <w:r>
           <w:rPr>
             <w:rStyle w:val="Hyperlink"/>
@@ -4745,7 +4770,7 @@
           <w:numId w:val="1013"/>
         </w:numPr>
       </w:pPr>
-      <w:hyperlink r:id="rId57">
+      <w:hyperlink r:id="rId59">
         <w:r>
           <w:rPr>
             <w:rStyle w:val="Hyperlink"/>
@@ -4785,8 +4810,8 @@
         </w:pict>
       </w:r>
     </w:p>
-    <w:bookmarkEnd w:id="58"/>
-    <w:bookmarkStart w:id="61" w:name="Xca9890352c1c45545b100976c4aa8479955a896"/>
+    <w:bookmarkEnd w:id="60"/>
+    <w:bookmarkStart w:id="63" w:name="Xca9890352c1c45545b100976c4aa8479955a896"/>
     <w:p>
       <w:pPr>
         <w:pStyle w:val="Heading4"/>
@@ -5027,7 +5052,7 @@
           <w:numId w:val="1014"/>
         </w:numPr>
       </w:pPr>
-      <w:hyperlink r:id="rId59">
+      <w:hyperlink r:id="rId61">
         <w:r>
           <w:rPr>
             <w:rStyle w:val="Hyperlink"/>
@@ -5080,7 +5105,7 @@
           <w:numId w:val="1014"/>
         </w:numPr>
       </w:pPr>
-      <w:hyperlink r:id="rId60">
+      <w:hyperlink r:id="rId62">
         <w:r>
           <w:rPr>
             <w:rStyle w:val="Hyperlink"/>
@@ -5096,8 +5121,8 @@
         </w:pict>
       </w:r>
     </w:p>
-    <w:bookmarkEnd w:id="61"/>
-    <w:bookmarkStart w:id="64" w:name="ensure-database-query-logging-is-enabled"/>
+    <w:bookmarkEnd w:id="63"/>
+    <w:bookmarkStart w:id="66" w:name="ensure-database-query-logging-is-enabled"/>
     <w:p>
       <w:pPr>
         <w:pStyle w:val="Heading4"/>
@@ -5352,7 +5377,7 @@
           <w:numId w:val="1015"/>
         </w:numPr>
       </w:pPr>
-      <w:hyperlink r:id="rId62">
+      <w:hyperlink r:id="rId64">
         <w:r>
           <w:rPr>
             <w:rStyle w:val="Hyperlink"/>
@@ -5369,7 +5394,7 @@
           <w:numId w:val="1015"/>
         </w:numPr>
       </w:pPr>
-      <w:hyperlink r:id="rId63">
+      <w:hyperlink r:id="rId65">
         <w:r>
           <w:rPr>
             <w:rStyle w:val="Hyperlink"/>
@@ -5385,9 +5410,9 @@
         </w:pict>
       </w:r>
     </w:p>
-    <w:bookmarkEnd w:id="64"/>
-    <w:bookmarkEnd w:id="65"/>
-    <w:bookmarkStart w:id="81" w:name="wordpress-core-configuration"/>
+    <w:bookmarkEnd w:id="66"/>
+    <w:bookmarkEnd w:id="67"/>
+    <w:bookmarkStart w:id="83" w:name="wordpress-core-configuration"/>
     <w:p>
       <w:pPr>
         <w:pStyle w:val="Heading2"/>
@@ -5419,7 +5444,7 @@
         <w:t xml:space="preserve">and WordPress core behavior.</w:t>
       </w:r>
     </w:p>
-    <w:bookmarkStart w:id="67" w:name="X28c2480fd3e79ceada8375b7381b81cbdfafe5c"/>
+    <w:bookmarkStart w:id="69" w:name="X28c2480fd3e79ceada8375b7381b81cbdfafe5c"/>
     <w:p>
       <w:pPr>
         <w:pStyle w:val="Heading4"/>
@@ -5910,7 +5935,7 @@
           <w:numId w:val="1016"/>
         </w:numPr>
       </w:pPr>
-      <w:hyperlink r:id="rId66">
+      <w:hyperlink r:id="rId68">
         <w:r>
           <w:rPr>
             <w:rStyle w:val="Hyperlink"/>
@@ -5927,7 +5952,7 @@
           <w:numId w:val="1016"/>
         </w:numPr>
       </w:pPr>
-      <w:hyperlink r:id="rId33">
+      <w:hyperlink r:id="rId35">
         <w:r>
           <w:rPr>
             <w:rStyle w:val="Hyperlink"/>
@@ -5943,8 +5968,8 @@
         </w:pict>
       </w:r>
     </w:p>
-    <w:bookmarkEnd w:id="67"/>
-    <w:bookmarkStart w:id="70" w:name="ensure-force_ssl_admin-is-set-to-true"/>
+    <w:bookmarkEnd w:id="69"/>
+    <w:bookmarkStart w:id="72" w:name="ensure-force_ssl_admin-is-set-to-true"/>
     <w:p>
       <w:pPr>
         <w:pStyle w:val="Heading4"/>
@@ -6240,7 +6265,7 @@
           <w:numId w:val="1017"/>
         </w:numPr>
       </w:pPr>
-      <w:hyperlink r:id="rId59">
+      <w:hyperlink r:id="rId61">
         <w:r>
           <w:rPr>
             <w:rStyle w:val="Hyperlink"/>
@@ -6293,7 +6318,7 @@
           <w:numId w:val="1017"/>
         </w:numPr>
       </w:pPr>
-      <w:hyperlink r:id="rId68">
+      <w:hyperlink r:id="rId70">
         <w:r>
           <w:rPr>
             <w:rStyle w:val="Hyperlink"/>
@@ -6310,7 +6335,7 @@
           <w:numId w:val="1017"/>
         </w:numPr>
       </w:pPr>
-      <w:hyperlink r:id="rId69">
+      <w:hyperlink r:id="rId71">
         <w:r>
           <w:rPr>
             <w:rStyle w:val="VerbatimChar"/>
@@ -6338,8 +6363,8 @@
         </w:pict>
       </w:r>
     </w:p>
-    <w:bookmarkEnd w:id="70"/>
-    <w:bookmarkStart w:id="72" w:name="X99d05a9db2105bb0177983691284d4ca98b08f1"/>
+    <w:bookmarkEnd w:id="72"/>
+    <w:bookmarkStart w:id="74" w:name="X99d05a9db2105bb0177983691284d4ca98b08f1"/>
     <w:p>
       <w:pPr>
         <w:pStyle w:val="Heading4"/>
@@ -6886,7 +6911,7 @@
           <w:numId w:val="1018"/>
         </w:numPr>
       </w:pPr>
-      <w:hyperlink r:id="rId59">
+      <w:hyperlink r:id="rId61">
         <w:r>
           <w:rPr>
             <w:rStyle w:val="Hyperlink"/>
@@ -6939,7 +6964,7 @@
           <w:numId w:val="1018"/>
         </w:numPr>
       </w:pPr>
-      <w:hyperlink r:id="rId71">
+      <w:hyperlink r:id="rId73">
         <w:r>
           <w:rPr>
             <w:rStyle w:val="VerbatimChar"/>
@@ -6968,7 +6993,7 @@
           <w:numId w:val="1018"/>
         </w:numPr>
       </w:pPr>
-      <w:hyperlink r:id="rId45">
+      <w:hyperlink r:id="rId47">
         <w:r>
           <w:rPr>
             <w:rStyle w:val="Hyperlink"/>
@@ -7008,8 +7033,8 @@
         </w:pict>
       </w:r>
     </w:p>
-    <w:bookmarkEnd w:id="72"/>
-    <w:bookmarkStart w:id="73" w:name="ensure-xml-rpc-is-disabled"/>
+    <w:bookmarkEnd w:id="74"/>
+    <w:bookmarkStart w:id="75" w:name="ensure-xml-rpc-is-disabled"/>
     <w:p>
       <w:pPr>
         <w:pStyle w:val="Heading4"/>
@@ -7399,7 +7424,7 @@
           <w:numId w:val="1019"/>
         </w:numPr>
       </w:pPr>
-      <w:hyperlink r:id="rId33">
+      <w:hyperlink r:id="rId35">
         <w:r>
           <w:rPr>
             <w:rStyle w:val="Hyperlink"/>
@@ -7415,8 +7440,8 @@
         </w:pict>
       </w:r>
     </w:p>
-    <w:bookmarkEnd w:id="73"/>
-    <w:bookmarkStart w:id="75" w:name="Xccfd45e4de583f7d6974826f121206ec193f546"/>
+    <w:bookmarkEnd w:id="75"/>
+    <w:bookmarkStart w:id="77" w:name="Xccfd45e4de583f7d6974826f121206ec193f546"/>
     <w:p>
       <w:pPr>
         <w:pStyle w:val="Heading4"/>
@@ -7805,7 +7830,7 @@
           <w:numId w:val="1020"/>
         </w:numPr>
       </w:pPr>
-      <w:hyperlink r:id="rId74">
+      <w:hyperlink r:id="rId76">
         <w:r>
           <w:rPr>
             <w:rStyle w:val="Hyperlink"/>
@@ -7821,8 +7846,8 @@
         </w:pict>
       </w:r>
     </w:p>
-    <w:bookmarkEnd w:id="75"/>
-    <w:bookmarkStart w:id="76" w:name="X2e7307636cb42ed0f1cbdc43b1abc4433af3b58"/>
+    <w:bookmarkEnd w:id="77"/>
+    <w:bookmarkStart w:id="78" w:name="X2e7307636cb42ed0f1cbdc43b1abc4433af3b58"/>
     <w:p>
       <w:pPr>
         <w:pStyle w:val="Heading4"/>
@@ -8144,7 +8169,7 @@
           <w:numId w:val="1021"/>
         </w:numPr>
       </w:pPr>
-      <w:hyperlink r:id="rId33">
+      <w:hyperlink r:id="rId35">
         <w:r>
           <w:rPr>
             <w:rStyle w:val="Hyperlink"/>
@@ -8160,8 +8185,8 @@
         </w:pict>
       </w:r>
     </w:p>
-    <w:bookmarkEnd w:id="76"/>
-    <w:bookmarkStart w:id="80" w:name="X476bc3ecbd02b5fbb1991ccf27b68ead97ab487"/>
+    <w:bookmarkEnd w:id="78"/>
+    <w:bookmarkStart w:id="82" w:name="X476bc3ecbd02b5fbb1991ccf27b68ead97ab487"/>
     <w:p>
       <w:pPr>
         <w:pStyle w:val="Heading4"/>
@@ -8662,7 +8687,7 @@
       <w:r>
         <w:t xml:space="preserve"> </w:t>
       </w:r>
-      <w:hyperlink r:id="rId77">
+      <w:hyperlink r:id="rId79">
         <w:r>
           <w:rPr>
             <w:rStyle w:val="Hyperlink"/>
@@ -8724,7 +8749,7 @@
           <w:numId w:val="1025"/>
         </w:numPr>
       </w:pPr>
-      <w:hyperlink r:id="rId78">
+      <w:hyperlink r:id="rId80">
         <w:r>
           <w:rPr>
             <w:rStyle w:val="Hyperlink"/>
@@ -8741,7 +8766,7 @@
           <w:numId w:val="1025"/>
         </w:numPr>
       </w:pPr>
-      <w:hyperlink r:id="rId79">
+      <w:hyperlink r:id="rId81">
         <w:r>
           <w:rPr>
             <w:rStyle w:val="Hyperlink"/>
@@ -8757,9 +8782,9 @@
         </w:pict>
       </w:r>
     </w:p>
-    <w:bookmarkEnd w:id="80"/>
-    <w:bookmarkEnd w:id="81"/>
-    <w:bookmarkStart w:id="112" w:name="authentication-and-access-control"/>
+    <w:bookmarkEnd w:id="82"/>
+    <w:bookmarkEnd w:id="83"/>
+    <w:bookmarkStart w:id="114" w:name="authentication-and-access-control"/>
     <w:p>
       <w:pPr>
         <w:pStyle w:val="Heading2"/>
@@ -8776,7 +8801,7 @@
         <w:t xml:space="preserve">This section addresses user authentication, session management, and role-based access control within WordPress.</w:t>
       </w:r>
     </w:p>
-    <w:bookmarkStart w:id="88" w:name="X58da6711d0250ef42104787d3298c5e1ce490ad"/>
+    <w:bookmarkStart w:id="90" w:name="X58da6711d0250ef42104787d3298c5e1ce490ad"/>
     <w:p>
       <w:pPr>
         <w:pStyle w:val="Heading4"/>
@@ -8998,7 +9023,7 @@
       <w:r>
         <w:t xml:space="preserve"> </w:t>
       </w:r>
-      <w:hyperlink r:id="rId77">
+      <w:hyperlink r:id="rId79">
         <w:r>
           <w:rPr>
             <w:rStyle w:val="Hyperlink"/>
@@ -9051,7 +9076,7 @@
           <w:numId w:val="1026"/>
         </w:numPr>
       </w:pPr>
-      <w:hyperlink r:id="rId82">
+      <w:hyperlink r:id="rId84">
         <w:r>
           <w:rPr>
             <w:rStyle w:val="Hyperlink"/>
@@ -9068,7 +9093,7 @@
           <w:numId w:val="1026"/>
         </w:numPr>
       </w:pPr>
-      <w:hyperlink r:id="rId83">
+      <w:hyperlink r:id="rId85">
         <w:r>
           <w:rPr>
             <w:rStyle w:val="Hyperlink"/>
@@ -9085,7 +9110,7 @@
       <w:r>
         <w:t xml:space="preserve"> </w:t>
       </w:r>
-      <w:hyperlink r:id="rId84">
+      <w:hyperlink r:id="rId86">
         <w:r>
           <w:rPr>
             <w:rStyle w:val="Hyperlink"/>
@@ -9102,7 +9127,7 @@
       <w:r>
         <w:t xml:space="preserve"> </w:t>
       </w:r>
-      <w:hyperlink r:id="rId85">
+      <w:hyperlink r:id="rId87">
         <w:r>
           <w:rPr>
             <w:rStyle w:val="Hyperlink"/>
@@ -9119,7 +9144,7 @@
       <w:r>
         <w:t xml:space="preserve"> </w:t>
       </w:r>
-      <w:hyperlink r:id="rId33">
+      <w:hyperlink r:id="rId35">
         <w:r>
           <w:rPr>
             <w:rStyle w:val="Hyperlink"/>
@@ -9136,7 +9161,7 @@
       <w:r>
         <w:t xml:space="preserve"> </w:t>
       </w:r>
-      <w:hyperlink r:id="rId86">
+      <w:hyperlink r:id="rId88">
         <w:r>
           <w:rPr>
             <w:rStyle w:val="Hyperlink"/>
@@ -9153,7 +9178,7 @@
           <w:numId w:val="1026"/>
         </w:numPr>
       </w:pPr>
-      <w:hyperlink r:id="rId87">
+      <w:hyperlink r:id="rId89">
         <w:r>
           <w:rPr>
             <w:rStyle w:val="Hyperlink"/>
@@ -9175,8 +9200,8 @@
         </w:pict>
       </w:r>
     </w:p>
-    <w:bookmarkEnd w:id="88"/>
-    <w:bookmarkStart w:id="92" w:name="X38b584e7db0f766b8ae894c7164200a2dfde080"/>
+    <w:bookmarkEnd w:id="90"/>
+    <w:bookmarkStart w:id="94" w:name="X38b584e7db0f766b8ae894c7164200a2dfde080"/>
     <w:p>
       <w:pPr>
         <w:pStyle w:val="Heading4"/>
@@ -9453,7 +9478,7 @@
           <w:numId w:val="1027"/>
         </w:numPr>
       </w:pPr>
-      <w:hyperlink r:id="rId89">
+      <w:hyperlink r:id="rId91">
         <w:r>
           <w:rPr>
             <w:rStyle w:val="Hyperlink"/>
@@ -9470,7 +9495,7 @@
           <w:numId w:val="1027"/>
         </w:numPr>
       </w:pPr>
-      <w:hyperlink r:id="rId90">
+      <w:hyperlink r:id="rId92">
         <w:r>
           <w:rPr>
             <w:rStyle w:val="Hyperlink"/>
@@ -9487,7 +9512,7 @@
           <w:numId w:val="1027"/>
         </w:numPr>
       </w:pPr>
-      <w:hyperlink r:id="rId91">
+      <w:hyperlink r:id="rId93">
         <w:r>
           <w:rPr>
             <w:rStyle w:val="Hyperlink"/>
@@ -9503,8 +9528,8 @@
         </w:pict>
       </w:r>
     </w:p>
-    <w:bookmarkEnd w:id="92"/>
-    <w:bookmarkStart w:id="96" w:name="Xc951442ee6a8b6b6c2a7057c9a2f603a7dd553d"/>
+    <w:bookmarkEnd w:id="94"/>
+    <w:bookmarkStart w:id="98" w:name="Xc951442ee6a8b6b6c2a7057c9a2f603a7dd553d"/>
     <w:p>
       <w:pPr>
         <w:pStyle w:val="Heading4"/>
@@ -10159,7 +10184,7 @@
           <w:numId w:val="1028"/>
         </w:numPr>
       </w:pPr>
-      <w:hyperlink r:id="rId93">
+      <w:hyperlink r:id="rId95">
         <w:r>
           <w:rPr>
             <w:rStyle w:val="VerbatimChar"/>
@@ -10188,7 +10213,7 @@
           <w:numId w:val="1028"/>
         </w:numPr>
       </w:pPr>
-      <w:hyperlink r:id="rId94">
+      <w:hyperlink r:id="rId96">
         <w:r>
           <w:rPr>
             <w:rStyle w:val="VerbatimChar"/>
@@ -10217,7 +10242,7 @@
           <w:numId w:val="1028"/>
         </w:numPr>
       </w:pPr>
-      <w:hyperlink r:id="rId95">
+      <w:hyperlink r:id="rId97">
         <w:r>
           <w:rPr>
             <w:rStyle w:val="Hyperlink"/>
@@ -10233,8 +10258,8 @@
         </w:pict>
       </w:r>
     </w:p>
-    <w:bookmarkEnd w:id="96"/>
-    <w:bookmarkStart w:id="98" w:name="ensure-user-enumeration-is-prevented"/>
+    <w:bookmarkEnd w:id="98"/>
+    <w:bookmarkStart w:id="100" w:name="ensure-user-enumeration-is-prevented"/>
     <w:p>
       <w:pPr>
         <w:pStyle w:val="Heading4"/>
@@ -10737,7 +10762,7 @@
           <w:numId w:val="1029"/>
         </w:numPr>
       </w:pPr>
-      <w:hyperlink r:id="rId91">
+      <w:hyperlink r:id="rId93">
         <w:r>
           <w:rPr>
             <w:rStyle w:val="Hyperlink"/>
@@ -10754,7 +10779,7 @@
           <w:numId w:val="1029"/>
         </w:numPr>
       </w:pPr>
-      <w:hyperlink r:id="rId37">
+      <w:hyperlink r:id="rId39">
         <w:r>
           <w:rPr>
             <w:rStyle w:val="Hyperlink"/>
@@ -10771,7 +10796,7 @@
           <w:numId w:val="1029"/>
         </w:numPr>
       </w:pPr>
-      <w:hyperlink r:id="rId97">
+      <w:hyperlink r:id="rId99">
         <w:r>
           <w:rPr>
             <w:rStyle w:val="Hyperlink"/>
@@ -10787,8 +10812,8 @@
         </w:pict>
       </w:r>
     </w:p>
-    <w:bookmarkEnd w:id="98"/>
-    <w:bookmarkStart w:id="103" w:name="X7cbc99c1b4618483d1612cb367b1bff753380b8"/>
+    <w:bookmarkEnd w:id="100"/>
+    <w:bookmarkStart w:id="105" w:name="X7cbc99c1b4618483d1612cb367b1bff753380b8"/>
     <w:p>
       <w:pPr>
         <w:pStyle w:val="Heading4"/>
@@ -10857,7 +10882,7 @@
       <w:r>
         <w:t xml:space="preserve"> </w:t>
       </w:r>
-      <w:hyperlink r:id="rId99">
+      <w:hyperlink r:id="rId101">
         <w:r>
           <w:rPr>
             <w:rStyle w:val="Hyperlink"/>
@@ -10874,7 +10899,7 @@
       <w:r>
         <w:t xml:space="preserve"> </w:t>
       </w:r>
-      <w:hyperlink r:id="rId100">
+      <w:hyperlink r:id="rId102">
         <w:r>
           <w:rPr>
             <w:rStyle w:val="Hyperlink"/>
@@ -10909,7 +10934,7 @@
       <w:r>
         <w:t xml:space="preserve"> </w:t>
       </w:r>
-      <w:hyperlink r:id="rId101">
+      <w:hyperlink r:id="rId103">
         <w:r>
           <w:rPr>
             <w:rStyle w:val="Hyperlink"/>
@@ -11157,7 +11182,7 @@
           <w:numId w:val="1030"/>
         </w:numPr>
       </w:pPr>
-      <w:hyperlink r:id="rId91">
+      <w:hyperlink r:id="rId93">
         <w:r>
           <w:rPr>
             <w:rStyle w:val="Hyperlink"/>
@@ -11174,7 +11199,7 @@
           <w:numId w:val="1030"/>
         </w:numPr>
       </w:pPr>
-      <w:hyperlink r:id="rId82">
+      <w:hyperlink r:id="rId84">
         <w:r>
           <w:rPr>
             <w:rStyle w:val="Hyperlink"/>
@@ -11191,7 +11216,7 @@
           <w:numId w:val="1030"/>
         </w:numPr>
       </w:pPr>
-      <w:hyperlink r:id="rId102">
+      <w:hyperlink r:id="rId104">
         <w:r>
           <w:rPr>
             <w:rStyle w:val="Hyperlink"/>
@@ -11213,8 +11238,8 @@
         </w:pict>
       </w:r>
     </w:p>
-    <w:bookmarkEnd w:id="103"/>
-    <w:bookmarkStart w:id="105" w:name="Xf55992fd52588c602d60b9c6a292e71e4d45dec"/>
+    <w:bookmarkEnd w:id="105"/>
+    <w:bookmarkStart w:id="107" w:name="Xf55992fd52588c602d60b9c6a292e71e4d45dec"/>
     <w:p>
       <w:pPr>
         <w:pStyle w:val="Heading4"/>
@@ -11730,7 +11755,7 @@
           <w:numId w:val="1032"/>
         </w:numPr>
       </w:pPr>
-      <w:hyperlink r:id="rId104">
+      <w:hyperlink r:id="rId106">
         <w:r>
           <w:rPr>
             <w:rStyle w:val="Hyperlink"/>
@@ -11747,7 +11772,7 @@
           <w:numId w:val="1032"/>
         </w:numPr>
       </w:pPr>
-      <w:hyperlink r:id="rId37">
+      <w:hyperlink r:id="rId39">
         <w:r>
           <w:rPr>
             <w:rStyle w:val="Hyperlink"/>
@@ -11764,7 +11789,7 @@
           <w:numId w:val="1032"/>
         </w:numPr>
       </w:pPr>
-      <w:hyperlink r:id="rId97">
+      <w:hyperlink r:id="rId99">
         <w:r>
           <w:rPr>
             <w:rStyle w:val="Hyperlink"/>
@@ -11780,8 +11805,8 @@
         </w:pict>
       </w:r>
     </w:p>
-    <w:bookmarkEnd w:id="105"/>
-    <w:bookmarkStart w:id="108" w:name="X59230c0b3b749d05c958983888eb2820f08906b"/>
+    <w:bookmarkEnd w:id="107"/>
+    <w:bookmarkStart w:id="110" w:name="X59230c0b3b749d05c958983888eb2820f08906b"/>
     <w:p>
       <w:pPr>
         <w:pStyle w:val="Heading4"/>
@@ -12043,7 +12068,7 @@
           <w:numId w:val="1033"/>
         </w:numPr>
       </w:pPr>
-      <w:hyperlink r:id="rId91">
+      <w:hyperlink r:id="rId93">
         <w:r>
           <w:rPr>
             <w:rStyle w:val="Hyperlink"/>
@@ -12060,7 +12085,7 @@
           <w:numId w:val="1033"/>
         </w:numPr>
       </w:pPr>
-      <w:hyperlink r:id="rId82">
+      <w:hyperlink r:id="rId84">
         <w:r>
           <w:rPr>
             <w:rStyle w:val="Hyperlink"/>
@@ -12071,7 +12096,7 @@
       <w:r>
         <w:t xml:space="preserve">, §</w:t>
       </w:r>
-      <w:hyperlink r:id="rId106">
+      <w:hyperlink r:id="rId108">
         <w:r>
           <w:rPr>
             <w:rStyle w:val="Hyperlink"/>
@@ -12085,7 +12110,7 @@
       <w:r>
         <w:t xml:space="preserve"> </w:t>
       </w:r>
-      <w:hyperlink r:id="rId107">
+      <w:hyperlink r:id="rId109">
         <w:r>
           <w:rPr>
             <w:rStyle w:val="Hyperlink"/>
@@ -12101,8 +12126,8 @@
         </w:pict>
       </w:r>
     </w:p>
-    <w:bookmarkEnd w:id="108"/>
-    <w:bookmarkStart w:id="111" w:name="Xf40f1da9cdc8cddd264d8a8397177040c8e8079"/>
+    <w:bookmarkEnd w:id="110"/>
+    <w:bookmarkStart w:id="113" w:name="Xf40f1da9cdc8cddd264d8a8397177040c8e8079"/>
     <w:p>
       <w:pPr>
         <w:pStyle w:val="Heading4"/>
@@ -12795,7 +12820,7 @@
           <w:numId w:val="1034"/>
         </w:numPr>
       </w:pPr>
-      <w:hyperlink r:id="rId89">
+      <w:hyperlink r:id="rId91">
         <w:r>
           <w:rPr>
             <w:rStyle w:val="Hyperlink"/>
@@ -12812,7 +12837,7 @@
           <w:numId w:val="1034"/>
         </w:numPr>
       </w:pPr>
-      <w:hyperlink r:id="rId109">
+      <w:hyperlink r:id="rId111">
         <w:r>
           <w:rPr>
             <w:rStyle w:val="VerbatimChar"/>
@@ -12841,7 +12866,7 @@
           <w:numId w:val="1034"/>
         </w:numPr>
       </w:pPr>
-      <w:hyperlink r:id="rId110">
+      <w:hyperlink r:id="rId112">
         <w:r>
           <w:rPr>
             <w:rStyle w:val="VerbatimChar"/>
@@ -12869,9 +12894,9 @@
         </w:pict>
       </w:r>
     </w:p>
-    <w:bookmarkEnd w:id="111"/>
-    <w:bookmarkEnd w:id="112"/>
-    <w:bookmarkStart w:id="117" w:name="file-system-permissions"/>
+    <w:bookmarkEnd w:id="113"/>
+    <w:bookmarkEnd w:id="114"/>
+    <w:bookmarkStart w:id="119" w:name="file-system-permissions"/>
     <w:p>
       <w:pPr>
         <w:pStyle w:val="Heading2"/>
@@ -12888,7 +12913,7 @@
         <w:t xml:space="preserve">This section covers file ownership and permission settings for the WordPress installation.</w:t>
       </w:r>
     </w:p>
-    <w:bookmarkStart w:id="114" w:name="X537a10d2bc9a031749d2d4395c48512c2fcd257"/>
+    <w:bookmarkStart w:id="116" w:name="X537a10d2bc9a031749d2d4395c48512c2fcd257"/>
     <w:p>
       <w:pPr>
         <w:pStyle w:val="Heading4"/>
@@ -13367,7 +13392,7 @@
           <w:numId w:val="1037"/>
         </w:numPr>
       </w:pPr>
-      <w:hyperlink r:id="rId33">
+      <w:hyperlink r:id="rId35">
         <w:r>
           <w:rPr>
             <w:rStyle w:val="Hyperlink"/>
@@ -13384,7 +13409,7 @@
           <w:numId w:val="1037"/>
         </w:numPr>
       </w:pPr>
-      <w:hyperlink r:id="rId113">
+      <w:hyperlink r:id="rId115">
         <w:r>
           <w:rPr>
             <w:rStyle w:val="Hyperlink"/>
@@ -13400,8 +13425,8 @@
         </w:pict>
       </w:r>
     </w:p>
-    <w:bookmarkEnd w:id="114"/>
-    <w:bookmarkStart w:id="115" w:name="X318749ae37d296d768503117ef65589e273c80d"/>
+    <w:bookmarkEnd w:id="116"/>
+    <w:bookmarkStart w:id="117" w:name="X318749ae37d296d768503117ef65589e273c80d"/>
     <w:p>
       <w:pPr>
         <w:pStyle w:val="Heading4"/>
@@ -13733,7 +13758,7 @@
           <w:numId w:val="1039"/>
         </w:numPr>
       </w:pPr>
-      <w:hyperlink r:id="rId113">
+      <w:hyperlink r:id="rId115">
         <w:r>
           <w:rPr>
             <w:rStyle w:val="Hyperlink"/>
@@ -13750,7 +13775,7 @@
           <w:numId w:val="1039"/>
         </w:numPr>
       </w:pPr>
-      <w:hyperlink r:id="rId33">
+      <w:hyperlink r:id="rId35">
         <w:r>
           <w:rPr>
             <w:rStyle w:val="Hyperlink"/>
@@ -13766,8 +13791,8 @@
         </w:pict>
       </w:r>
     </w:p>
-    <w:bookmarkEnd w:id="115"/>
-    <w:bookmarkStart w:id="116" w:name="X08717294e8e9ba263a432c09d1baf3cd44e02d6"/>
+    <w:bookmarkEnd w:id="117"/>
+    <w:bookmarkStart w:id="118" w:name="X08717294e8e9ba263a432c09d1baf3cd44e02d6"/>
     <w:p>
       <w:pPr>
         <w:pStyle w:val="Heading4"/>
@@ -14115,7 +14140,7 @@
           <w:numId w:val="1040"/>
         </w:numPr>
       </w:pPr>
-      <w:hyperlink r:id="rId59">
+      <w:hyperlink r:id="rId61">
         <w:r>
           <w:rPr>
             <w:rStyle w:val="Hyperlink"/>
@@ -14156,7 +14181,7 @@
           <w:numId w:val="1040"/>
         </w:numPr>
       </w:pPr>
-      <w:hyperlink r:id="rId33">
+      <w:hyperlink r:id="rId35">
         <w:r>
           <w:rPr>
             <w:rStyle w:val="Hyperlink"/>
@@ -14172,9 +14197,9 @@
         </w:pict>
       </w:r>
     </w:p>
-    <w:bookmarkEnd w:id="116"/>
-    <w:bookmarkEnd w:id="117"/>
-    <w:bookmarkStart w:id="128" w:name="logging-and-monitoring"/>
+    <w:bookmarkEnd w:id="118"/>
+    <w:bookmarkEnd w:id="119"/>
+    <w:bookmarkStart w:id="130" w:name="logging-and-monitoring"/>
     <w:p>
       <w:pPr>
         <w:pStyle w:val="Heading2"/>
@@ -14191,7 +14216,7 @@
         <w:t xml:space="preserve">This section addresses audit logging, activity monitoring, and intrusion detection for WordPress.</w:t>
       </w:r>
     </w:p>
-    <w:bookmarkStart w:id="121" w:name="Xac1ef11c0b7180ad5f777a47b6fc693c2f6dccc"/>
+    <w:bookmarkStart w:id="123" w:name="Xac1ef11c0b7180ad5f777a47b6fc693c2f6dccc"/>
     <w:p>
       <w:pPr>
         <w:pStyle w:val="Heading4"/>
@@ -14408,7 +14433,7 @@
           <w:numId w:val="1041"/>
         </w:numPr>
       </w:pPr>
-      <w:hyperlink r:id="rId118">
+      <w:hyperlink r:id="rId120">
         <w:r>
           <w:rPr>
             <w:rStyle w:val="Hyperlink"/>
@@ -14425,7 +14450,7 @@
           <w:numId w:val="1041"/>
         </w:numPr>
       </w:pPr>
-      <w:hyperlink r:id="rId119">
+      <w:hyperlink r:id="rId121">
         <w:r>
           <w:rPr>
             <w:rStyle w:val="VerbatimChar"/>
@@ -14454,7 +14479,7 @@
           <w:numId w:val="1041"/>
         </w:numPr>
       </w:pPr>
-      <w:hyperlink r:id="rId120">
+      <w:hyperlink r:id="rId122">
         <w:r>
           <w:rPr>
             <w:rStyle w:val="Hyperlink"/>
@@ -14470,8 +14495,8 @@
         </w:pict>
       </w:r>
     </w:p>
-    <w:bookmarkEnd w:id="121"/>
-    <w:bookmarkStart w:id="124" w:name="X1254b9a129313ac5901dd326a4d3d150cca0fe4"/>
+    <w:bookmarkEnd w:id="123"/>
+    <w:bookmarkStart w:id="126" w:name="X1254b9a129313ac5901dd326a4d3d150cca0fe4"/>
     <w:p>
       <w:pPr>
         <w:pStyle w:val="Heading4"/>
@@ -14728,7 +14753,7 @@
       <w:r>
         <w:t xml:space="preserve"> </w:t>
       </w:r>
-      <w:hyperlink r:id="rId77">
+      <w:hyperlink r:id="rId79">
         <w:r>
           <w:rPr>
             <w:rStyle w:val="Hyperlink"/>
@@ -14781,7 +14806,7 @@
           <w:numId w:val="1042"/>
         </w:numPr>
       </w:pPr>
-      <w:hyperlink r:id="rId122">
+      <w:hyperlink r:id="rId124">
         <w:r>
           <w:rPr>
             <w:rStyle w:val="Hyperlink"/>
@@ -14810,7 +14835,7 @@
           <w:numId w:val="1042"/>
         </w:numPr>
       </w:pPr>
-      <w:hyperlink r:id="rId123">
+      <w:hyperlink r:id="rId125">
         <w:r>
           <w:rPr>
             <w:rStyle w:val="Hyperlink"/>
@@ -14838,8 +14863,8 @@
         </w:pict>
       </w:r>
     </w:p>
-    <w:bookmarkEnd w:id="124"/>
-    <w:bookmarkStart w:id="127" w:name="X2f49715b02624f6337bc98ddb891dfd9472097b"/>
+    <w:bookmarkEnd w:id="126"/>
+    <w:bookmarkStart w:id="129" w:name="X2f49715b02624f6337bc98ddb891dfd9472097b"/>
     <w:p>
       <w:pPr>
         <w:pStyle w:val="Heading4"/>
@@ -15137,7 +15162,7 @@
           <w:numId w:val="1045"/>
         </w:numPr>
       </w:pPr>
-      <w:hyperlink r:id="rId125">
+      <w:hyperlink r:id="rId127">
         <w:r>
           <w:rPr>
             <w:rStyle w:val="Hyperlink"/>
@@ -15154,7 +15179,7 @@
           <w:numId w:val="1045"/>
         </w:numPr>
       </w:pPr>
-      <w:hyperlink r:id="rId33">
+      <w:hyperlink r:id="rId35">
         <w:r>
           <w:rPr>
             <w:rStyle w:val="Hyperlink"/>
@@ -15171,7 +15196,7 @@
           <w:numId w:val="1045"/>
         </w:numPr>
       </w:pPr>
-      <w:hyperlink r:id="rId126">
+      <w:hyperlink r:id="rId128">
         <w:r>
           <w:rPr>
             <w:rStyle w:val="Hyperlink"/>
@@ -15187,9 +15212,9 @@
         </w:pict>
       </w:r>
     </w:p>
-    <w:bookmarkEnd w:id="127"/>
-    <w:bookmarkEnd w:id="128"/>
-    <w:bookmarkStart w:id="140" w:name="X7e9f1bde50c8aa30356290a7617a8b456c65843"/>
+    <w:bookmarkEnd w:id="129"/>
+    <w:bookmarkEnd w:id="130"/>
+    <w:bookmarkStart w:id="142" w:name="X7e9f1bde50c8aa30356290a7617a8b456c65843"/>
     <w:p>
       <w:pPr>
         <w:pStyle w:val="Heading2"/>
@@ -15206,7 +15231,7 @@
         <w:t xml:space="preserve">This section addresses the security of pluggable WordPress components known as plugins and themes (as well as their sub-components called extensions or add-ons), and their update processes.</w:t>
       </w:r>
     </w:p>
-    <w:bookmarkStart w:id="131" w:name="Xf18672d95cbe870fcfb1313e755889980849210"/>
+    <w:bookmarkStart w:id="133" w:name="Xf18672d95cbe870fcfb1313e755889980849210"/>
     <w:p>
       <w:pPr>
         <w:pStyle w:val="Heading4"/>
@@ -15491,7 +15516,7 @@
           <w:numId w:val="1046"/>
         </w:numPr>
       </w:pPr>
-      <w:hyperlink r:id="rId33">
+      <w:hyperlink r:id="rId35">
         <w:r>
           <w:rPr>
             <w:rStyle w:val="Hyperlink"/>
@@ -15508,7 +15533,7 @@
           <w:numId w:val="1046"/>
         </w:numPr>
       </w:pPr>
-      <w:hyperlink r:id="rId129">
+      <w:hyperlink r:id="rId131">
         <w:r>
           <w:rPr>
             <w:rStyle w:val="Hyperlink"/>
@@ -15525,7 +15550,7 @@
           <w:numId w:val="1046"/>
         </w:numPr>
       </w:pPr>
-      <w:hyperlink r:id="rId130">
+      <w:hyperlink r:id="rId132">
         <w:r>
           <w:rPr>
             <w:rStyle w:val="Hyperlink"/>
@@ -15541,8 +15566,8 @@
         </w:pict>
       </w:r>
     </w:p>
-    <w:bookmarkEnd w:id="131"/>
-    <w:bookmarkStart w:id="133" w:name="X5d2c468734a3d7c0301ee405fdbdc04db22ca47"/>
+    <w:bookmarkEnd w:id="133"/>
+    <w:bookmarkStart w:id="135" w:name="X5d2c468734a3d7c0301ee405fdbdc04db22ca47"/>
     <w:p>
       <w:pPr>
         <w:pStyle w:val="Heading4"/>
@@ -15787,7 +15812,7 @@
           <w:numId w:val="1047"/>
         </w:numPr>
       </w:pPr>
-      <w:hyperlink r:id="rId132">
+      <w:hyperlink r:id="rId134">
         <w:r>
           <w:rPr>
             <w:rStyle w:val="Hyperlink"/>
@@ -15804,7 +15829,7 @@
           <w:numId w:val="1047"/>
         </w:numPr>
       </w:pPr>
-      <w:hyperlink r:id="rId33">
+      <w:hyperlink r:id="rId35">
         <w:r>
           <w:rPr>
             <w:rStyle w:val="Hyperlink"/>
@@ -15820,8 +15845,8 @@
         </w:pict>
       </w:r>
     </w:p>
-    <w:bookmarkEnd w:id="133"/>
-    <w:bookmarkStart w:id="136" w:name="Xc236da181558471dcad82deb3aecc5e6da634b3"/>
+    <w:bookmarkEnd w:id="135"/>
+    <w:bookmarkStart w:id="138" w:name="Xc236da181558471dcad82deb3aecc5e6da634b3"/>
     <w:p>
       <w:pPr>
         <w:pStyle w:val="Heading4"/>
@@ -16014,7 +16039,7 @@
       <w:r>
         <w:t xml:space="preserve"> </w:t>
       </w:r>
-      <w:hyperlink r:id="rId77">
+      <w:hyperlink r:id="rId79">
         <w:r>
           <w:rPr>
             <w:rStyle w:val="Hyperlink"/>
@@ -16067,7 +16092,7 @@
           <w:numId w:val="1048"/>
         </w:numPr>
       </w:pPr>
-      <w:hyperlink r:id="rId134">
+      <w:hyperlink r:id="rId136">
         <w:r>
           <w:rPr>
             <w:rStyle w:val="Hyperlink"/>
@@ -16084,7 +16109,7 @@
           <w:numId w:val="1048"/>
         </w:numPr>
       </w:pPr>
-      <w:hyperlink r:id="rId135">
+      <w:hyperlink r:id="rId137">
         <w:r>
           <w:rPr>
             <w:rStyle w:val="Hyperlink"/>
@@ -16100,8 +16125,8 @@
         </w:pict>
       </w:r>
     </w:p>
-    <w:bookmarkEnd w:id="136"/>
-    <w:bookmarkStart w:id="139" w:name="Xb492f7c7e5cf9fa0e870cc11b9b83ea852b9873"/>
+    <w:bookmarkEnd w:id="138"/>
+    <w:bookmarkStart w:id="141" w:name="Xb492f7c7e5cf9fa0e870cc11b9b83ea852b9873"/>
     <w:p>
       <w:pPr>
         <w:pStyle w:val="Heading4"/>
@@ -16456,7 +16481,7 @@
           <w:numId w:val="1051"/>
         </w:numPr>
       </w:pPr>
-      <w:hyperlink r:id="rId137">
+      <w:hyperlink r:id="rId139">
         <w:r>
           <w:rPr>
             <w:rStyle w:val="Hyperlink"/>
@@ -16473,7 +16498,7 @@
           <w:numId w:val="1051"/>
         </w:numPr>
       </w:pPr>
-      <w:hyperlink r:id="rId138">
+      <w:hyperlink r:id="rId140">
         <w:r>
           <w:rPr>
             <w:rStyle w:val="Hyperlink"/>
@@ -16489,9 +16514,9 @@
         </w:pict>
       </w:r>
     </w:p>
-    <w:bookmarkEnd w:id="139"/>
-    <w:bookmarkEnd w:id="140"/>
-    <w:bookmarkStart w:id="144" w:name="web-application-firewall"/>
+    <w:bookmarkEnd w:id="141"/>
+    <w:bookmarkEnd w:id="142"/>
+    <w:bookmarkStart w:id="146" w:name="web-application-firewall"/>
     <w:p>
       <w:pPr>
         <w:pStyle w:val="Heading2"/>
@@ -16508,7 +16533,7 @@
         <w:t xml:space="preserve">This section addresses the deployment and configuration of a Web Application Firewall (WAF) to protect the WordPress application.</w:t>
       </w:r>
     </w:p>
-    <w:bookmarkStart w:id="143" w:name="X2bcda6a58cd1d875b7e3c078bcb415c0e274696"/>
+    <w:bookmarkStart w:id="145" w:name="X2bcda6a58cd1d875b7e3c078bcb415c0e274696"/>
     <w:p>
       <w:pPr>
         <w:pStyle w:val="Heading4"/>
@@ -16814,7 +16839,7 @@
       <w:r>
         <w:t xml:space="preserve"> </w:t>
       </w:r>
-      <w:hyperlink r:id="rId141">
+      <w:hyperlink r:id="rId143">
         <w:r>
           <w:rPr>
             <w:rStyle w:val="Hyperlink"/>
@@ -16884,7 +16909,7 @@
       <w:r>
         <w:t xml:space="preserve"> </w:t>
       </w:r>
-      <w:hyperlink r:id="rId101">
+      <w:hyperlink r:id="rId103">
         <w:r>
           <w:rPr>
             <w:rStyle w:val="Hyperlink"/>
@@ -16919,7 +16944,7 @@
           <w:numId w:val="1052"/>
         </w:numPr>
       </w:pPr>
-      <w:hyperlink r:id="rId142">
+      <w:hyperlink r:id="rId144">
         <w:r>
           <w:rPr>
             <w:rStyle w:val="Hyperlink"/>
@@ -16936,7 +16961,7 @@
           <w:numId w:val="1052"/>
         </w:numPr>
       </w:pPr>
-      <w:hyperlink r:id="rId141">
+      <w:hyperlink r:id="rId143">
         <w:r>
           <w:rPr>
             <w:rStyle w:val="Hyperlink"/>
@@ -16952,9 +16977,9 @@
         </w:pict>
       </w:r>
     </w:p>
-    <w:bookmarkEnd w:id="143"/>
-    <w:bookmarkEnd w:id="144"/>
-    <w:bookmarkStart w:id="149" w:name="backup-and-recovery"/>
+    <w:bookmarkEnd w:id="145"/>
+    <w:bookmarkEnd w:id="146"/>
+    <w:bookmarkStart w:id="151" w:name="backup-and-recovery"/>
     <w:p>
       <w:pPr>
         <w:pStyle w:val="Heading2"/>
@@ -16971,7 +16996,7 @@
         <w:t xml:space="preserve">This section addresses backup strategy, offsite storage, and recovery procedures for WordPress deployments.</w:t>
       </w:r>
     </w:p>
-    <w:bookmarkStart w:id="148" w:name="X37031fc2d925a09a3cac64b9b44c9feb1a5b345"/>
+    <w:bookmarkStart w:id="150" w:name="X37031fc2d925a09a3cac64b9b44c9feb1a5b345"/>
     <w:p>
       <w:pPr>
         <w:pStyle w:val="Heading4"/>
@@ -17276,7 +17301,7 @@
           <w:numId w:val="1054"/>
         </w:numPr>
       </w:pPr>
-      <w:hyperlink r:id="rId145">
+      <w:hyperlink r:id="rId147">
         <w:r>
           <w:rPr>
             <w:rStyle w:val="Hyperlink"/>
@@ -17293,7 +17318,7 @@
           <w:numId w:val="1054"/>
         </w:numPr>
       </w:pPr>
-      <w:hyperlink r:id="rId146">
+      <w:hyperlink r:id="rId148">
         <w:r>
           <w:rPr>
             <w:rStyle w:val="Hyperlink"/>
@@ -17310,7 +17335,7 @@
           <w:numId w:val="1054"/>
         </w:numPr>
       </w:pPr>
-      <w:hyperlink r:id="rId147">
+      <w:hyperlink r:id="rId149">
         <w:r>
           <w:rPr>
             <w:rStyle w:val="Hyperlink"/>
@@ -17326,9 +17351,9 @@
         </w:pict>
       </w:r>
     </w:p>
-    <w:bookmarkEnd w:id="148"/>
-    <w:bookmarkEnd w:id="149"/>
-    <w:bookmarkStart w:id="161" w:name="ai-integration-security"/>
+    <w:bookmarkEnd w:id="150"/>
+    <w:bookmarkEnd w:id="151"/>
+    <w:bookmarkStart w:id="163" w:name="ai-integration-security"/>
     <w:p>
       <w:pPr>
         <w:pStyle w:val="Heading2"/>
@@ -17345,7 +17370,7 @@
         <w:t xml:space="preserve">AI tools are increasingly integrated into WordPress workflows for content generation, chatbots, code assistance, and site management. IBM’s Cost of a Data Breach Report (2025) found that 13% of organizations experienced a breach involving an AI model or application, and 97% of those breaches involved systems lacking proper access controls. This section provides controls for securing AI integrations in WordPress environments.</w:t>
       </w:r>
     </w:p>
-    <w:bookmarkStart w:id="153" w:name="ensure-ai-api-keys-are-securely-stored"/>
+    <w:bookmarkStart w:id="155" w:name="ensure-ai-api-keys-are-securely-stored"/>
     <w:p>
       <w:pPr>
         <w:pStyle w:val="Heading4"/>
@@ -17773,7 +17798,7 @@
           <w:numId w:val="1058"/>
         </w:numPr>
       </w:pPr>
-      <w:hyperlink r:id="rId150">
+      <w:hyperlink r:id="rId152">
         <w:r>
           <w:rPr>
             <w:rStyle w:val="Hyperlink"/>
@@ -17790,7 +17815,7 @@
           <w:numId w:val="1058"/>
         </w:numPr>
       </w:pPr>
-      <w:hyperlink r:id="rId151">
+      <w:hyperlink r:id="rId153">
         <w:r>
           <w:rPr>
             <w:rStyle w:val="Hyperlink"/>
@@ -17807,7 +17832,7 @@
           <w:numId w:val="1058"/>
         </w:numPr>
       </w:pPr>
-      <w:hyperlink r:id="rId152">
+      <w:hyperlink r:id="rId154">
         <w:r>
           <w:rPr>
             <w:rStyle w:val="Hyperlink"/>
@@ -17835,8 +17860,8 @@
         </w:pict>
       </w:r>
     </w:p>
-    <w:bookmarkEnd w:id="153"/>
-    <w:bookmarkStart w:id="157" w:name="ensure-ai-generated-content-is-sanitized"/>
+    <w:bookmarkEnd w:id="155"/>
+    <w:bookmarkStart w:id="159" w:name="ensure-ai-generated-content-is-sanitized"/>
     <w:p>
       <w:pPr>
         <w:pStyle w:val="Heading4"/>
@@ -18162,7 +18187,7 @@
           <w:numId w:val="1060"/>
         </w:numPr>
       </w:pPr>
-      <w:hyperlink r:id="rId154">
+      <w:hyperlink r:id="rId156">
         <w:r>
           <w:rPr>
             <w:rStyle w:val="Hyperlink"/>
@@ -18179,7 +18204,7 @@
           <w:numId w:val="1060"/>
         </w:numPr>
       </w:pPr>
-      <w:hyperlink r:id="rId155">
+      <w:hyperlink r:id="rId157">
         <w:r>
           <w:rPr>
             <w:rStyle w:val="Hyperlink"/>
@@ -18196,7 +18221,7 @@
           <w:numId w:val="1060"/>
         </w:numPr>
       </w:pPr>
-      <w:hyperlink r:id="rId156">
+      <w:hyperlink r:id="rId158">
         <w:r>
           <w:rPr>
             <w:rStyle w:val="VerbatimChar"/>
@@ -18224,8 +18249,8 @@
         </w:pict>
       </w:r>
     </w:p>
-    <w:bookmarkEnd w:id="157"/>
-    <w:bookmarkStart w:id="160" w:name="X6585c3c8a5d3affa82317ab1fc774c5069542c5"/>
+    <w:bookmarkEnd w:id="159"/>
+    <w:bookmarkStart w:id="162" w:name="X6585c3c8a5d3affa82317ab1fc774c5069542c5"/>
     <w:p>
       <w:pPr>
         <w:pStyle w:val="Heading4"/>
@@ -18474,7 +18499,7 @@
           <w:numId w:val="1063"/>
         </w:numPr>
       </w:pPr>
-      <w:hyperlink r:id="rId158">
+      <w:hyperlink r:id="rId160">
         <w:r>
           <w:rPr>
             <w:rStyle w:val="Hyperlink"/>
@@ -18491,7 +18516,7 @@
           <w:numId w:val="1063"/>
         </w:numPr>
       </w:pPr>
-      <w:hyperlink r:id="rId159">
+      <w:hyperlink r:id="rId161">
         <w:r>
           <w:rPr>
             <w:rStyle w:val="Hyperlink"/>
@@ -18507,9 +18532,9 @@
         </w:pict>
       </w:r>
     </w:p>
-    <w:bookmarkEnd w:id="160"/>
-    <w:bookmarkEnd w:id="161"/>
-    <w:bookmarkStart w:id="169" w:name="server-access-and-network"/>
+    <w:bookmarkEnd w:id="162"/>
+    <w:bookmarkEnd w:id="163"/>
+    <w:bookmarkStart w:id="171" w:name="server-access-and-network"/>
     <w:p>
       <w:pPr>
         <w:pStyle w:val="Heading2"/>
@@ -18526,7 +18551,7 @@
         <w:t xml:space="preserve">This section addresses secure remote access to the server hosting WordPress and host-level network controls.</w:t>
       </w:r>
     </w:p>
-    <w:bookmarkStart w:id="163" w:name="Xdcbe01b24edad71f2460d1c6284218e85ca0653"/>
+    <w:bookmarkStart w:id="165" w:name="Xdcbe01b24edad71f2460d1c6284218e85ca0653"/>
     <w:p>
       <w:pPr>
         <w:pStyle w:val="Heading4"/>
@@ -18805,7 +18830,7 @@
           <w:numId w:val="1064"/>
         </w:numPr>
       </w:pPr>
-      <w:hyperlink r:id="rId162">
+      <w:hyperlink r:id="rId164">
         <w:r>
           <w:rPr>
             <w:rStyle w:val="Hyperlink"/>
@@ -18845,8 +18870,8 @@
         </w:pict>
       </w:r>
     </w:p>
-    <w:bookmarkEnd w:id="163"/>
-    <w:bookmarkStart w:id="164" w:name="ensure-sftp-is-used-and-ftp-is-disabled"/>
+    <w:bookmarkEnd w:id="165"/>
+    <w:bookmarkStart w:id="166" w:name="ensure-sftp-is-used-and-ftp-is-disabled"/>
     <w:p>
       <w:pPr>
         <w:pStyle w:val="Heading4"/>
@@ -19107,7 +19132,7 @@
           <w:numId w:val="1068"/>
         </w:numPr>
       </w:pPr>
-      <w:hyperlink r:id="rId162">
+      <w:hyperlink r:id="rId164">
         <w:r>
           <w:rPr>
             <w:rStyle w:val="Hyperlink"/>
@@ -19147,8 +19172,8 @@
         </w:pict>
       </w:r>
     </w:p>
-    <w:bookmarkEnd w:id="164"/>
-    <w:bookmarkStart w:id="166" w:name="X8bcf34366d44f5ac01a0d2c0e8134cbce888acf"/>
+    <w:bookmarkEnd w:id="166"/>
+    <w:bookmarkStart w:id="168" w:name="X8bcf34366d44f5ac01a0d2c0e8134cbce888acf"/>
     <w:p>
       <w:pPr>
         <w:pStyle w:val="Heading4"/>
@@ -19437,7 +19462,7 @@
           <w:numId w:val="1069"/>
         </w:numPr>
       </w:pPr>
-      <w:hyperlink r:id="rId165">
+      <w:hyperlink r:id="rId167">
         <w:r>
           <w:rPr>
             <w:rStyle w:val="Hyperlink"/>
@@ -19453,8 +19478,8 @@
         </w:pict>
       </w:r>
     </w:p>
-    <w:bookmarkEnd w:id="166"/>
-    <w:bookmarkStart w:id="168" w:name="X9d32ec75da2d03739426d99d14ff0b7003c0656"/>
+    <w:bookmarkEnd w:id="168"/>
+    <w:bookmarkStart w:id="170" w:name="X9d32ec75da2d03739426d99d14ff0b7003c0656"/>
     <w:p>
       <w:pPr>
         <w:pStyle w:val="Heading4"/>
@@ -19847,7 +19872,7 @@
           <w:numId w:val="1073"/>
         </w:numPr>
       </w:pPr>
-      <w:hyperlink r:id="rId167">
+      <w:hyperlink r:id="rId169">
         <w:r>
           <w:rPr>
             <w:rStyle w:val="Hyperlink"/>
@@ -19863,9 +19888,9 @@
         </w:pict>
       </w:r>
     </w:p>
-    <w:bookmarkEnd w:id="168"/>
-    <w:bookmarkEnd w:id="169"/>
-    <w:bookmarkStart w:id="174" w:name="multisite-security"/>
+    <w:bookmarkEnd w:id="170"/>
+    <w:bookmarkEnd w:id="171"/>
+    <w:bookmarkStart w:id="176" w:name="multisite-security"/>
     <w:p>
       <w:pPr>
         <w:pStyle w:val="Heading2"/>
@@ -19882,7 +19907,7 @@
         <w:t xml:space="preserve">This section addresses security considerations specific to WordPress Multisite installations.</w:t>
       </w:r>
     </w:p>
-    <w:bookmarkStart w:id="172" w:name="Xb5de61672eb24313b8c6dca365fd92ee3f077e6"/>
+    <w:bookmarkStart w:id="174" w:name="Xb5de61672eb24313b8c6dca365fd92ee3f077e6"/>
     <w:p>
       <w:pPr>
         <w:pStyle w:val="Heading4"/>
@@ -20125,7 +20150,7 @@
           <w:numId w:val="1076"/>
         </w:numPr>
       </w:pPr>
-      <w:hyperlink r:id="rId90">
+      <w:hyperlink r:id="rId92">
         <w:r>
           <w:rPr>
             <w:rStyle w:val="Hyperlink"/>
@@ -20142,7 +20167,7 @@
           <w:numId w:val="1076"/>
         </w:numPr>
       </w:pPr>
-      <w:hyperlink r:id="rId170">
+      <w:hyperlink r:id="rId172">
         <w:r>
           <w:rPr>
             <w:rStyle w:val="Hyperlink"/>
@@ -20159,7 +20184,7 @@
           <w:numId w:val="1076"/>
         </w:numPr>
       </w:pPr>
-      <w:hyperlink r:id="rId171">
+      <w:hyperlink r:id="rId173">
         <w:r>
           <w:rPr>
             <w:rStyle w:val="Hyperlink"/>
@@ -20199,8 +20224,8 @@
         </w:pict>
       </w:r>
     </w:p>
-    <w:bookmarkEnd w:id="172"/>
-    <w:bookmarkStart w:id="173" w:name="Xefeecf4be204cbf74dd485079e44e275974c82c"/>
+    <w:bookmarkEnd w:id="174"/>
+    <w:bookmarkStart w:id="175" w:name="Xefeecf4be204cbf74dd485079e44e275974c82c"/>
     <w:p>
       <w:pPr>
         <w:pStyle w:val="Heading4"/>
@@ -20440,7 +20465,7 @@
           <w:numId w:val="1078"/>
         </w:numPr>
       </w:pPr>
-      <w:hyperlink r:id="rId90">
+      <w:hyperlink r:id="rId92">
         <w:r>
           <w:rPr>
             <w:rStyle w:val="Hyperlink"/>
@@ -20457,7 +20482,7 @@
           <w:numId w:val="1078"/>
         </w:numPr>
       </w:pPr>
-      <w:hyperlink r:id="rId170">
+      <w:hyperlink r:id="rId172">
         <w:r>
           <w:rPr>
             <w:rStyle w:val="Hyperlink"/>
@@ -20473,9 +20498,9 @@
         </w:pict>
       </w:r>
     </w:p>
-    <w:bookmarkEnd w:id="173"/>
-    <w:bookmarkEnd w:id="174"/>
-    <w:bookmarkStart w:id="175" w:name="appendix-a-recommendation-summary"/>
+    <w:bookmarkEnd w:id="175"/>
+    <w:bookmarkEnd w:id="176"/>
+    <w:bookmarkStart w:id="177" w:name="appendix-a-recommendation-summary"/>
     <w:p>
       <w:pPr>
         <w:pStyle w:val="Heading2"/>
@@ -23105,8 +23130,8 @@
         </w:tc>
       </w:tr>
     </w:tbl>
-    <w:bookmarkEnd w:id="175"/>
-    <w:bookmarkStart w:id="176" w:name="X24eb9b3eb0d379335dea7aa77a9efbdf30a22dc"/>
+    <w:bookmarkEnd w:id="177"/>
+    <w:bookmarkStart w:id="178" w:name="X24eb9b3eb0d379335dea7aa77a9efbdf30a22dc"/>
     <w:p>
       <w:pPr>
         <w:pStyle w:val="Heading2"/>
@@ -23483,8 +23508,8 @@
         </w:tc>
       </w:tr>
     </w:tbl>
-    <w:bookmarkEnd w:id="176"/>
-    <w:bookmarkStart w:id="177" w:name="X4b7fa30a93af35a911e2150440f03e81fd9720c"/>
+    <w:bookmarkEnd w:id="178"/>
+    <w:bookmarkStart w:id="179" w:name="X4b7fa30a93af35a911e2150440f03e81fd9720c"/>
     <w:p>
       <w:pPr>
         <w:pStyle w:val="Heading2"/>
@@ -23657,8 +23682,8 @@
         <w:t xml:space="preserve">filter.</w:t>
       </w:r>
     </w:p>
-    <w:bookmarkEnd w:id="177"/>
-    <w:bookmarkStart w:id="180" w:name="related-documents"/>
+    <w:bookmarkEnd w:id="179"/>
+    <w:bookmarkStart w:id="182" w:name="related-documents"/>
     <w:p>
       <w:pPr>
         <w:pStyle w:val="Heading2"/>
@@ -23675,7 +23700,7 @@
           <w:numId w:val="1080"/>
         </w:numPr>
       </w:pPr>
-      <w:hyperlink r:id="rId101">
+      <w:hyperlink r:id="rId103">
         <w:r>
           <w:rPr>
             <w:rStyle w:val="Hyperlink"/>
@@ -23700,7 +23725,7 @@
           <w:numId w:val="1080"/>
         </w:numPr>
       </w:pPr>
-      <w:hyperlink r:id="rId178">
+      <w:hyperlink r:id="rId180">
         <w:r>
           <w:rPr>
             <w:rStyle w:val="Hyperlink"/>
@@ -23725,7 +23750,7 @@
           <w:numId w:val="1080"/>
         </w:numPr>
       </w:pPr>
-      <w:hyperlink r:id="rId77">
+      <w:hyperlink r:id="rId79">
         <w:r>
           <w:rPr>
             <w:rStyle w:val="Hyperlink"/>
@@ -23750,7 +23775,7 @@
           <w:numId w:val="1080"/>
         </w:numPr>
       </w:pPr>
-      <w:hyperlink r:id="rId85">
+      <w:hyperlink r:id="rId87">
         <w:r>
           <w:rPr>
             <w:rStyle w:val="Hyperlink"/>
@@ -23775,7 +23800,7 @@
           <w:numId w:val="1080"/>
         </w:numPr>
       </w:pPr>
-      <w:hyperlink r:id="rId179">
+      <w:hyperlink r:id="rId181">
         <w:r>
           <w:rPr>
             <w:rStyle w:val="Hyperlink"/>
@@ -23792,8 +23817,8 @@
         <w:t xml:space="preserve">— The official upstream document describing WordPress core security architecture, maintained at WordPress.org.</w:t>
       </w:r>
     </w:p>
-    <w:bookmarkEnd w:id="180"/>
-    <w:bookmarkStart w:id="182" w:name="license-and-attribution"/>
+    <w:bookmarkEnd w:id="182"/>
+    <w:bookmarkStart w:id="184" w:name="license-and-attribution"/>
     <w:p>
       <w:pPr>
         <w:pStyle w:val="Heading2"/>
@@ -23812,7 +23837,7 @@
       <w:r>
         <w:t xml:space="preserve"> </w:t>
       </w:r>
-      <w:hyperlink r:id="rId181">
+      <w:hyperlink r:id="rId183">
         <w:r>
           <w:rPr>
             <w:rStyle w:val="Hyperlink"/>
@@ -23842,7 +23867,7 @@
         <w:t xml:space="preserve">The format of this benchmark is adapted from industry-standard benchmarks published by the Center for Internet Security (CIS). Technical guidance draws on the OWASP Top 10 (2025), NIST SP 800-63B, the Verizon Data Breach Investigations Report (2025), and IBM’s Cost of a Data Breach Report (2025).</w:t>
       </w:r>
     </w:p>
-    <w:bookmarkEnd w:id="182"/>
+    <w:bookmarkEnd w:id="184"/>
     <w:sectPr>
       <w:footnotePr>
         <w:numRestart w:val="eachSect"/>

--- a/WordPress-Security-Benchmark.docx
+++ b/WordPress-Security-Benchmark.docx
@@ -14199,7 +14199,7 @@
     </w:p>
     <w:bookmarkEnd w:id="118"/>
     <w:bookmarkEnd w:id="119"/>
-    <w:bookmarkStart w:id="130" w:name="logging-and-monitoring"/>
+    <w:bookmarkStart w:id="129" w:name="logging-and-monitoring"/>
     <w:p>
       <w:pPr>
         <w:pStyle w:val="Heading2"/>
@@ -14216,7 +14216,7 @@
         <w:t xml:space="preserve">This section addresses audit logging, activity monitoring, and intrusion detection for WordPress.</w:t>
       </w:r>
     </w:p>
-    <w:bookmarkStart w:id="123" w:name="Xac1ef11c0b7180ad5f777a47b6fc693c2f6dccc"/>
+    <w:bookmarkStart w:id="122" w:name="Xac1ef11c0b7180ad5f777a47b6fc693c2f6dccc"/>
     <w:p>
       <w:pPr>
         <w:pStyle w:val="Heading4"/>
@@ -14472,31 +14472,14 @@
       </w:hyperlink>
     </w:p>
     <w:p>
-      <w:pPr>
-        <w:pStyle w:val="Compact"/>
-        <w:numPr>
-          <w:ilvl w:val="0"/>
-          <w:numId w:val="1041"/>
-        </w:numPr>
-      </w:pPr>
-      <w:hyperlink r:id="rId122">
-        <w:r>
-          <w:rPr>
-            <w:rStyle w:val="Hyperlink"/>
-          </w:rPr>
-          <w:t xml:space="preserve">WordPress VIP Audit Log</w:t>
-        </w:r>
-      </w:hyperlink>
-    </w:p>
-    <w:p>
       <w:r>
         <w:pict>
           <v:rect style="width:0;height:1.5pt" o:hralign="center" o:hrstd="t" o:hr="t"/>
         </w:pict>
       </w:r>
     </w:p>
-    <w:bookmarkEnd w:id="123"/>
-    <w:bookmarkStart w:id="126" w:name="X1254b9a129313ac5901dd326a4d3d150cca0fe4"/>
+    <w:bookmarkEnd w:id="122"/>
+    <w:bookmarkStart w:id="125" w:name="X1254b9a129313ac5901dd326a4d3d150cca0fe4"/>
     <w:p>
       <w:pPr>
         <w:pStyle w:val="Heading4"/>
@@ -14806,7 +14789,7 @@
           <w:numId w:val="1042"/>
         </w:numPr>
       </w:pPr>
-      <w:hyperlink r:id="rId124">
+      <w:hyperlink r:id="rId123">
         <w:r>
           <w:rPr>
             <w:rStyle w:val="Hyperlink"/>
@@ -14835,7 +14818,7 @@
           <w:numId w:val="1042"/>
         </w:numPr>
       </w:pPr>
-      <w:hyperlink r:id="rId125">
+      <w:hyperlink r:id="rId124">
         <w:r>
           <w:rPr>
             <w:rStyle w:val="Hyperlink"/>
@@ -14863,8 +14846,8 @@
         </w:pict>
       </w:r>
     </w:p>
-    <w:bookmarkEnd w:id="126"/>
-    <w:bookmarkStart w:id="129" w:name="X2f49715b02624f6337bc98ddb891dfd9472097b"/>
+    <w:bookmarkEnd w:id="125"/>
+    <w:bookmarkStart w:id="128" w:name="X2f49715b02624f6337bc98ddb891dfd9472097b"/>
     <w:p>
       <w:pPr>
         <w:pStyle w:val="Heading4"/>
@@ -15162,7 +15145,7 @@
           <w:numId w:val="1045"/>
         </w:numPr>
       </w:pPr>
-      <w:hyperlink r:id="rId127">
+      <w:hyperlink r:id="rId126">
         <w:r>
           <w:rPr>
             <w:rStyle w:val="Hyperlink"/>
@@ -15196,7 +15179,7 @@
           <w:numId w:val="1045"/>
         </w:numPr>
       </w:pPr>
-      <w:hyperlink r:id="rId128">
+      <w:hyperlink r:id="rId127">
         <w:r>
           <w:rPr>
             <w:rStyle w:val="Hyperlink"/>
@@ -15212,9 +15195,9 @@
         </w:pict>
       </w:r>
     </w:p>
+    <w:bookmarkEnd w:id="128"/>
     <w:bookmarkEnd w:id="129"/>
-    <w:bookmarkEnd w:id="130"/>
-    <w:bookmarkStart w:id="142" w:name="X7e9f1bde50c8aa30356290a7617a8b456c65843"/>
+    <w:bookmarkStart w:id="141" w:name="X7e9f1bde50c8aa30356290a7617a8b456c65843"/>
     <w:p>
       <w:pPr>
         <w:pStyle w:val="Heading2"/>
@@ -15231,7 +15214,7 @@
         <w:t xml:space="preserve">This section addresses the security of pluggable WordPress components known as plugins and themes (as well as their sub-components called extensions or add-ons), and their update processes.</w:t>
       </w:r>
     </w:p>
-    <w:bookmarkStart w:id="133" w:name="Xf18672d95cbe870fcfb1313e755889980849210"/>
+    <w:bookmarkStart w:id="132" w:name="Xf18672d95cbe870fcfb1313e755889980849210"/>
     <w:p>
       <w:pPr>
         <w:pStyle w:val="Heading4"/>
@@ -15533,7 +15516,7 @@
           <w:numId w:val="1046"/>
         </w:numPr>
       </w:pPr>
-      <w:hyperlink r:id="rId131">
+      <w:hyperlink r:id="rId130">
         <w:r>
           <w:rPr>
             <w:rStyle w:val="Hyperlink"/>
@@ -15550,7 +15533,7 @@
           <w:numId w:val="1046"/>
         </w:numPr>
       </w:pPr>
-      <w:hyperlink r:id="rId132">
+      <w:hyperlink r:id="rId131">
         <w:r>
           <w:rPr>
             <w:rStyle w:val="Hyperlink"/>
@@ -15566,8 +15549,8 @@
         </w:pict>
       </w:r>
     </w:p>
-    <w:bookmarkEnd w:id="133"/>
-    <w:bookmarkStart w:id="135" w:name="X5d2c468734a3d7c0301ee405fdbdc04db22ca47"/>
+    <w:bookmarkEnd w:id="132"/>
+    <w:bookmarkStart w:id="134" w:name="X5d2c468734a3d7c0301ee405fdbdc04db22ca47"/>
     <w:p>
       <w:pPr>
         <w:pStyle w:val="Heading4"/>
@@ -15812,7 +15795,7 @@
           <w:numId w:val="1047"/>
         </w:numPr>
       </w:pPr>
-      <w:hyperlink r:id="rId134">
+      <w:hyperlink r:id="rId133">
         <w:r>
           <w:rPr>
             <w:rStyle w:val="Hyperlink"/>
@@ -15845,8 +15828,8 @@
         </w:pict>
       </w:r>
     </w:p>
-    <w:bookmarkEnd w:id="135"/>
-    <w:bookmarkStart w:id="138" w:name="Xc236da181558471dcad82deb3aecc5e6da634b3"/>
+    <w:bookmarkEnd w:id="134"/>
+    <w:bookmarkStart w:id="137" w:name="Xc236da181558471dcad82deb3aecc5e6da634b3"/>
     <w:p>
       <w:pPr>
         <w:pStyle w:val="Heading4"/>
@@ -16092,7 +16075,7 @@
           <w:numId w:val="1048"/>
         </w:numPr>
       </w:pPr>
-      <w:hyperlink r:id="rId136">
+      <w:hyperlink r:id="rId135">
         <w:r>
           <w:rPr>
             <w:rStyle w:val="Hyperlink"/>
@@ -16109,7 +16092,7 @@
           <w:numId w:val="1048"/>
         </w:numPr>
       </w:pPr>
-      <w:hyperlink r:id="rId137">
+      <w:hyperlink r:id="rId136">
         <w:r>
           <w:rPr>
             <w:rStyle w:val="Hyperlink"/>
@@ -16125,8 +16108,8 @@
         </w:pict>
       </w:r>
     </w:p>
-    <w:bookmarkEnd w:id="138"/>
-    <w:bookmarkStart w:id="141" w:name="Xb492f7c7e5cf9fa0e870cc11b9b83ea852b9873"/>
+    <w:bookmarkEnd w:id="137"/>
+    <w:bookmarkStart w:id="140" w:name="Xb492f7c7e5cf9fa0e870cc11b9b83ea852b9873"/>
     <w:p>
       <w:pPr>
         <w:pStyle w:val="Heading4"/>
@@ -16481,7 +16464,7 @@
           <w:numId w:val="1051"/>
         </w:numPr>
       </w:pPr>
-      <w:hyperlink r:id="rId139">
+      <w:hyperlink r:id="rId138">
         <w:r>
           <w:rPr>
             <w:rStyle w:val="Hyperlink"/>
@@ -16498,7 +16481,7 @@
           <w:numId w:val="1051"/>
         </w:numPr>
       </w:pPr>
-      <w:hyperlink r:id="rId140">
+      <w:hyperlink r:id="rId139">
         <w:r>
           <w:rPr>
             <w:rStyle w:val="Hyperlink"/>
@@ -16514,9 +16497,9 @@
         </w:pict>
       </w:r>
     </w:p>
+    <w:bookmarkEnd w:id="140"/>
     <w:bookmarkEnd w:id="141"/>
-    <w:bookmarkEnd w:id="142"/>
-    <w:bookmarkStart w:id="146" w:name="web-application-firewall"/>
+    <w:bookmarkStart w:id="145" w:name="web-application-firewall"/>
     <w:p>
       <w:pPr>
         <w:pStyle w:val="Heading2"/>
@@ -16533,7 +16516,7 @@
         <w:t xml:space="preserve">This section addresses the deployment and configuration of a Web Application Firewall (WAF) to protect the WordPress application.</w:t>
       </w:r>
     </w:p>
-    <w:bookmarkStart w:id="145" w:name="X2bcda6a58cd1d875b7e3c078bcb415c0e274696"/>
+    <w:bookmarkStart w:id="144" w:name="X2bcda6a58cd1d875b7e3c078bcb415c0e274696"/>
     <w:p>
       <w:pPr>
         <w:pStyle w:val="Heading4"/>
@@ -16839,7 +16822,7 @@
       <w:r>
         <w:t xml:space="preserve"> </w:t>
       </w:r>
-      <w:hyperlink r:id="rId143">
+      <w:hyperlink r:id="rId142">
         <w:r>
           <w:rPr>
             <w:rStyle w:val="Hyperlink"/>
@@ -16944,7 +16927,7 @@
           <w:numId w:val="1052"/>
         </w:numPr>
       </w:pPr>
-      <w:hyperlink r:id="rId144">
+      <w:hyperlink r:id="rId143">
         <w:r>
           <w:rPr>
             <w:rStyle w:val="Hyperlink"/>
@@ -16961,7 +16944,7 @@
           <w:numId w:val="1052"/>
         </w:numPr>
       </w:pPr>
-      <w:hyperlink r:id="rId143">
+      <w:hyperlink r:id="rId142">
         <w:r>
           <w:rPr>
             <w:rStyle w:val="Hyperlink"/>
@@ -16977,9 +16960,9 @@
         </w:pict>
       </w:r>
     </w:p>
+    <w:bookmarkEnd w:id="144"/>
     <w:bookmarkEnd w:id="145"/>
-    <w:bookmarkEnd w:id="146"/>
-    <w:bookmarkStart w:id="151" w:name="backup-and-recovery"/>
+    <w:bookmarkStart w:id="150" w:name="backup-and-recovery"/>
     <w:p>
       <w:pPr>
         <w:pStyle w:val="Heading2"/>
@@ -16996,7 +16979,7 @@
         <w:t xml:space="preserve">This section addresses backup strategy, offsite storage, and recovery procedures for WordPress deployments.</w:t>
       </w:r>
     </w:p>
-    <w:bookmarkStart w:id="150" w:name="X37031fc2d925a09a3cac64b9b44c9feb1a5b345"/>
+    <w:bookmarkStart w:id="149" w:name="X37031fc2d925a09a3cac64b9b44c9feb1a5b345"/>
     <w:p>
       <w:pPr>
         <w:pStyle w:val="Heading4"/>
@@ -17301,7 +17284,7 @@
           <w:numId w:val="1054"/>
         </w:numPr>
       </w:pPr>
-      <w:hyperlink r:id="rId147">
+      <w:hyperlink r:id="rId146">
         <w:r>
           <w:rPr>
             <w:rStyle w:val="Hyperlink"/>
@@ -17318,7 +17301,7 @@
           <w:numId w:val="1054"/>
         </w:numPr>
       </w:pPr>
-      <w:hyperlink r:id="rId148">
+      <w:hyperlink r:id="rId147">
         <w:r>
           <w:rPr>
             <w:rStyle w:val="Hyperlink"/>
@@ -17335,7 +17318,7 @@
           <w:numId w:val="1054"/>
         </w:numPr>
       </w:pPr>
-      <w:hyperlink r:id="rId149">
+      <w:hyperlink r:id="rId148">
         <w:r>
           <w:rPr>
             <w:rStyle w:val="Hyperlink"/>
@@ -17351,9 +17334,9 @@
         </w:pict>
       </w:r>
     </w:p>
+    <w:bookmarkEnd w:id="149"/>
     <w:bookmarkEnd w:id="150"/>
-    <w:bookmarkEnd w:id="151"/>
-    <w:bookmarkStart w:id="163" w:name="ai-integration-security"/>
+    <w:bookmarkStart w:id="165" w:name="ai-integration-security"/>
     <w:p>
       <w:pPr>
         <w:pStyle w:val="Heading2"/>
@@ -17370,7 +17353,7 @@
         <w:t xml:space="preserve">AI tools are increasingly integrated into WordPress workflows for content generation, chatbots, code assistance, and site management. IBM’s Cost of a Data Breach Report (2025) found that 13% of organizations experienced a breach involving an AI model or application, and 97% of those breaches involved systems lacking proper access controls. This section provides controls for securing AI integrations in WordPress environments.</w:t>
       </w:r>
     </w:p>
-    <w:bookmarkStart w:id="155" w:name="ensure-ai-api-keys-are-securely-stored"/>
+    <w:bookmarkStart w:id="157" w:name="ensure-ai-api-keys-are-securely-stored"/>
     <w:p>
       <w:pPr>
         <w:pStyle w:val="Heading4"/>
@@ -17798,7 +17781,7 @@
           <w:numId w:val="1058"/>
         </w:numPr>
       </w:pPr>
-      <w:hyperlink r:id="rId152">
+      <w:hyperlink r:id="rId151">
         <w:r>
           <w:rPr>
             <w:rStyle w:val="Hyperlink"/>
@@ -17815,7 +17798,76 @@
           <w:numId w:val="1058"/>
         </w:numPr>
       </w:pPr>
+      <w:r>
+        <w:t xml:space="preserve">Felix Arntz:</w:t>
+      </w:r>
+      <w:r>
+        <w:t xml:space="preserve"> </w:t>
+      </w:r>
+      <w:hyperlink r:id="rId152">
+        <w:r>
+          <w:rPr>
+            <w:rStyle w:val="Hyperlink"/>
+          </w:rPr>
+          <w:t xml:space="preserve">Storing Confidential Data in WordPress</w:t>
+        </w:r>
+      </w:hyperlink>
+    </w:p>
+    <w:p>
+      <w:pPr>
+        <w:pStyle w:val="Compact"/>
+        <w:numPr>
+          <w:ilvl w:val="0"/>
+          <w:numId w:val="1058"/>
+        </w:numPr>
+      </w:pPr>
+      <w:r>
+        <w:t xml:space="preserve">Pantheon:</w:t>
+      </w:r>
+      <w:r>
+        <w:t xml:space="preserve"> </w:t>
+      </w:r>
       <w:hyperlink r:id="rId153">
+        <w:r>
+          <w:rPr>
+            <w:rStyle w:val="Hyperlink"/>
+          </w:rPr>
+          <w:t xml:space="preserve">Secrets Management in WordPress</w:t>
+        </w:r>
+      </w:hyperlink>
+    </w:p>
+    <w:p>
+      <w:pPr>
+        <w:pStyle w:val="Compact"/>
+        <w:numPr>
+          <w:ilvl w:val="0"/>
+          <w:numId w:val="1058"/>
+        </w:numPr>
+      </w:pPr>
+      <w:r>
+        <w:t xml:space="preserve">Snicco:</w:t>
+      </w:r>
+      <w:r>
+        <w:t xml:space="preserve"> </w:t>
+      </w:r>
+      <w:hyperlink r:id="rId154">
+        <w:r>
+          <w:rPr>
+            <w:rStyle w:val="Hyperlink"/>
+          </w:rPr>
+          <w:t xml:space="preserve">Vaults and Pillars</w:t>
+        </w:r>
+      </w:hyperlink>
+    </w:p>
+    <w:p>
+      <w:pPr>
+        <w:pStyle w:val="Compact"/>
+        <w:numPr>
+          <w:ilvl w:val="0"/>
+          <w:numId w:val="1058"/>
+        </w:numPr>
+      </w:pPr>
+      <w:hyperlink r:id="rId155">
         <w:r>
           <w:rPr>
             <w:rStyle w:val="Hyperlink"/>
@@ -17832,7 +17884,7 @@
           <w:numId w:val="1058"/>
         </w:numPr>
       </w:pPr>
-      <w:hyperlink r:id="rId154">
+      <w:hyperlink r:id="rId156">
         <w:r>
           <w:rPr>
             <w:rStyle w:val="Hyperlink"/>
@@ -17860,8 +17912,8 @@
         </w:pict>
       </w:r>
     </w:p>
-    <w:bookmarkEnd w:id="155"/>
-    <w:bookmarkStart w:id="159" w:name="ensure-ai-generated-content-is-sanitized"/>
+    <w:bookmarkEnd w:id="157"/>
+    <w:bookmarkStart w:id="161" w:name="ensure-ai-generated-content-is-sanitized"/>
     <w:p>
       <w:pPr>
         <w:pStyle w:val="Heading4"/>
@@ -18187,7 +18239,7 @@
           <w:numId w:val="1060"/>
         </w:numPr>
       </w:pPr>
-      <w:hyperlink r:id="rId156">
+      <w:hyperlink r:id="rId158">
         <w:r>
           <w:rPr>
             <w:rStyle w:val="Hyperlink"/>
@@ -18204,7 +18256,7 @@
           <w:numId w:val="1060"/>
         </w:numPr>
       </w:pPr>
-      <w:hyperlink r:id="rId157">
+      <w:hyperlink r:id="rId159">
         <w:r>
           <w:rPr>
             <w:rStyle w:val="Hyperlink"/>
@@ -18221,7 +18273,7 @@
           <w:numId w:val="1060"/>
         </w:numPr>
       </w:pPr>
-      <w:hyperlink r:id="rId158">
+      <w:hyperlink r:id="rId160">
         <w:r>
           <w:rPr>
             <w:rStyle w:val="VerbatimChar"/>
@@ -18249,8 +18301,8 @@
         </w:pict>
       </w:r>
     </w:p>
-    <w:bookmarkEnd w:id="159"/>
-    <w:bookmarkStart w:id="162" w:name="X6585c3c8a5d3affa82317ab1fc774c5069542c5"/>
+    <w:bookmarkEnd w:id="161"/>
+    <w:bookmarkStart w:id="164" w:name="X6585c3c8a5d3affa82317ab1fc774c5069542c5"/>
     <w:p>
       <w:pPr>
         <w:pStyle w:val="Heading4"/>
@@ -18499,7 +18551,7 @@
           <w:numId w:val="1063"/>
         </w:numPr>
       </w:pPr>
-      <w:hyperlink r:id="rId160">
+      <w:hyperlink r:id="rId162">
         <w:r>
           <w:rPr>
             <w:rStyle w:val="Hyperlink"/>
@@ -18516,7 +18568,7 @@
           <w:numId w:val="1063"/>
         </w:numPr>
       </w:pPr>
-      <w:hyperlink r:id="rId161">
+      <w:hyperlink r:id="rId163">
         <w:r>
           <w:rPr>
             <w:rStyle w:val="Hyperlink"/>
@@ -18532,9 +18584,9 @@
         </w:pict>
       </w:r>
     </w:p>
-    <w:bookmarkEnd w:id="162"/>
-    <w:bookmarkEnd w:id="163"/>
-    <w:bookmarkStart w:id="171" w:name="server-access-and-network"/>
+    <w:bookmarkEnd w:id="164"/>
+    <w:bookmarkEnd w:id="165"/>
+    <w:bookmarkStart w:id="173" w:name="server-access-and-network"/>
     <w:p>
       <w:pPr>
         <w:pStyle w:val="Heading2"/>
@@ -18551,7 +18603,7 @@
         <w:t xml:space="preserve">This section addresses secure remote access to the server hosting WordPress and host-level network controls.</w:t>
       </w:r>
     </w:p>
-    <w:bookmarkStart w:id="165" w:name="Xdcbe01b24edad71f2460d1c6284218e85ca0653"/>
+    <w:bookmarkStart w:id="167" w:name="Xdcbe01b24edad71f2460d1c6284218e85ca0653"/>
     <w:p>
       <w:pPr>
         <w:pStyle w:val="Heading4"/>
@@ -18830,7 +18882,7 @@
           <w:numId w:val="1064"/>
         </w:numPr>
       </w:pPr>
-      <w:hyperlink r:id="rId164">
+      <w:hyperlink r:id="rId166">
         <w:r>
           <w:rPr>
             <w:rStyle w:val="Hyperlink"/>
@@ -18870,8 +18922,8 @@
         </w:pict>
       </w:r>
     </w:p>
-    <w:bookmarkEnd w:id="165"/>
-    <w:bookmarkStart w:id="166" w:name="ensure-sftp-is-used-and-ftp-is-disabled"/>
+    <w:bookmarkEnd w:id="167"/>
+    <w:bookmarkStart w:id="168" w:name="ensure-sftp-is-used-and-ftp-is-disabled"/>
     <w:p>
       <w:pPr>
         <w:pStyle w:val="Heading4"/>
@@ -19132,7 +19184,7 @@
           <w:numId w:val="1068"/>
         </w:numPr>
       </w:pPr>
-      <w:hyperlink r:id="rId164">
+      <w:hyperlink r:id="rId166">
         <w:r>
           <w:rPr>
             <w:rStyle w:val="Hyperlink"/>
@@ -19172,8 +19224,8 @@
         </w:pict>
       </w:r>
     </w:p>
-    <w:bookmarkEnd w:id="166"/>
-    <w:bookmarkStart w:id="168" w:name="X8bcf34366d44f5ac01a0d2c0e8134cbce888acf"/>
+    <w:bookmarkEnd w:id="168"/>
+    <w:bookmarkStart w:id="170" w:name="X8bcf34366d44f5ac01a0d2c0e8134cbce888acf"/>
     <w:p>
       <w:pPr>
         <w:pStyle w:val="Heading4"/>
@@ -19462,7 +19514,7 @@
           <w:numId w:val="1069"/>
         </w:numPr>
       </w:pPr>
-      <w:hyperlink r:id="rId167">
+      <w:hyperlink r:id="rId169">
         <w:r>
           <w:rPr>
             <w:rStyle w:val="Hyperlink"/>
@@ -19478,8 +19530,8 @@
         </w:pict>
       </w:r>
     </w:p>
-    <w:bookmarkEnd w:id="168"/>
-    <w:bookmarkStart w:id="170" w:name="X9d32ec75da2d03739426d99d14ff0b7003c0656"/>
+    <w:bookmarkEnd w:id="170"/>
+    <w:bookmarkStart w:id="172" w:name="X9d32ec75da2d03739426d99d14ff0b7003c0656"/>
     <w:p>
       <w:pPr>
         <w:pStyle w:val="Heading4"/>
@@ -19872,7 +19924,7 @@
           <w:numId w:val="1073"/>
         </w:numPr>
       </w:pPr>
-      <w:hyperlink r:id="rId169">
+      <w:hyperlink r:id="rId171">
         <w:r>
           <w:rPr>
             <w:rStyle w:val="Hyperlink"/>
@@ -19888,9 +19940,9 @@
         </w:pict>
       </w:r>
     </w:p>
-    <w:bookmarkEnd w:id="170"/>
-    <w:bookmarkEnd w:id="171"/>
-    <w:bookmarkStart w:id="176" w:name="multisite-security"/>
+    <w:bookmarkEnd w:id="172"/>
+    <w:bookmarkEnd w:id="173"/>
+    <w:bookmarkStart w:id="178" w:name="multisite-security"/>
     <w:p>
       <w:pPr>
         <w:pStyle w:val="Heading2"/>
@@ -19907,7 +19959,7 @@
         <w:t xml:space="preserve">This section addresses security considerations specific to WordPress Multisite installations.</w:t>
       </w:r>
     </w:p>
-    <w:bookmarkStart w:id="174" w:name="Xb5de61672eb24313b8c6dca365fd92ee3f077e6"/>
+    <w:bookmarkStart w:id="176" w:name="Xb5de61672eb24313b8c6dca365fd92ee3f077e6"/>
     <w:p>
       <w:pPr>
         <w:pStyle w:val="Heading4"/>
@@ -20167,7 +20219,7 @@
           <w:numId w:val="1076"/>
         </w:numPr>
       </w:pPr>
-      <w:hyperlink r:id="rId172">
+      <w:hyperlink r:id="rId174">
         <w:r>
           <w:rPr>
             <w:rStyle w:val="Hyperlink"/>
@@ -20184,7 +20236,7 @@
           <w:numId w:val="1076"/>
         </w:numPr>
       </w:pPr>
-      <w:hyperlink r:id="rId173">
+      <w:hyperlink r:id="rId175">
         <w:r>
           <w:rPr>
             <w:rStyle w:val="Hyperlink"/>
@@ -20224,8 +20276,8 @@
         </w:pict>
       </w:r>
     </w:p>
-    <w:bookmarkEnd w:id="174"/>
-    <w:bookmarkStart w:id="175" w:name="Xefeecf4be204cbf74dd485079e44e275974c82c"/>
+    <w:bookmarkEnd w:id="176"/>
+    <w:bookmarkStart w:id="177" w:name="Xefeecf4be204cbf74dd485079e44e275974c82c"/>
     <w:p>
       <w:pPr>
         <w:pStyle w:val="Heading4"/>
@@ -20482,7 +20534,7 @@
           <w:numId w:val="1078"/>
         </w:numPr>
       </w:pPr>
-      <w:hyperlink r:id="rId172">
+      <w:hyperlink r:id="rId174">
         <w:r>
           <w:rPr>
             <w:rStyle w:val="Hyperlink"/>
@@ -20498,9 +20550,9 @@
         </w:pict>
       </w:r>
     </w:p>
-    <w:bookmarkEnd w:id="175"/>
-    <w:bookmarkEnd w:id="176"/>
-    <w:bookmarkStart w:id="177" w:name="appendix-a-recommendation-summary"/>
+    <w:bookmarkEnd w:id="177"/>
+    <w:bookmarkEnd w:id="178"/>
+    <w:bookmarkStart w:id="179" w:name="appendix-a-recommendation-summary"/>
     <w:p>
       <w:pPr>
         <w:pStyle w:val="Heading2"/>
@@ -23130,8 +23182,8 @@
         </w:tc>
       </w:tr>
     </w:tbl>
-    <w:bookmarkEnd w:id="177"/>
-    <w:bookmarkStart w:id="178" w:name="X24eb9b3eb0d379335dea7aa77a9efbdf30a22dc"/>
+    <w:bookmarkEnd w:id="179"/>
+    <w:bookmarkStart w:id="180" w:name="X24eb9b3eb0d379335dea7aa77a9efbdf30a22dc"/>
     <w:p>
       <w:pPr>
         <w:pStyle w:val="Heading2"/>
@@ -23508,8 +23560,8 @@
         </w:tc>
       </w:tr>
     </w:tbl>
-    <w:bookmarkEnd w:id="178"/>
-    <w:bookmarkStart w:id="179" w:name="X4b7fa30a93af35a911e2150440f03e81fd9720c"/>
+    <w:bookmarkEnd w:id="180"/>
+    <w:bookmarkStart w:id="181" w:name="X4b7fa30a93af35a911e2150440f03e81fd9720c"/>
     <w:p>
       <w:pPr>
         <w:pStyle w:val="Heading2"/>
@@ -23682,8 +23734,8 @@
         <w:t xml:space="preserve">filter.</w:t>
       </w:r>
     </w:p>
-    <w:bookmarkEnd w:id="179"/>
-    <w:bookmarkStart w:id="182" w:name="related-documents"/>
+    <w:bookmarkEnd w:id="181"/>
+    <w:bookmarkStart w:id="184" w:name="related-documents"/>
     <w:p>
       <w:pPr>
         <w:pStyle w:val="Heading2"/>
@@ -23725,7 +23777,7 @@
           <w:numId w:val="1080"/>
         </w:numPr>
       </w:pPr>
-      <w:hyperlink r:id="rId180">
+      <w:hyperlink r:id="rId182">
         <w:r>
           <w:rPr>
             <w:rStyle w:val="Hyperlink"/>
@@ -23800,7 +23852,7 @@
           <w:numId w:val="1080"/>
         </w:numPr>
       </w:pPr>
-      <w:hyperlink r:id="rId181">
+      <w:hyperlink r:id="rId183">
         <w:r>
           <w:rPr>
             <w:rStyle w:val="Hyperlink"/>
@@ -23817,8 +23869,8 @@
         <w:t xml:space="preserve">— The official upstream document describing WordPress core security architecture, maintained at WordPress.org.</w:t>
       </w:r>
     </w:p>
-    <w:bookmarkEnd w:id="182"/>
-    <w:bookmarkStart w:id="184" w:name="license-and-attribution"/>
+    <w:bookmarkEnd w:id="184"/>
+    <w:bookmarkStart w:id="186" w:name="license-and-attribution"/>
     <w:p>
       <w:pPr>
         <w:pStyle w:val="Heading2"/>
@@ -23837,7 +23889,7 @@
       <w:r>
         <w:t xml:space="preserve"> </w:t>
       </w:r>
-      <w:hyperlink r:id="rId183">
+      <w:hyperlink r:id="rId185">
         <w:r>
           <w:rPr>
             <w:rStyle w:val="Hyperlink"/>
@@ -23867,7 +23919,7 @@
         <w:t xml:space="preserve">The format of this benchmark is adapted from industry-standard benchmarks published by the Center for Internet Security (CIS). Technical guidance draws on the OWASP Top 10 (2025), NIST SP 800-63B, the Verizon Data Breach Investigations Report (2025), and IBM’s Cost of a Data Breach Report (2025).</w:t>
       </w:r>
     </w:p>
-    <w:bookmarkEnd w:id="184"/>
+    <w:bookmarkEnd w:id="186"/>
     <w:sectPr>
       <w:footnotePr>
         <w:numRestart w:val="eachSect"/>

--- a/WordPress-Security-Benchmark.docx
+++ b/WordPress-Security-Benchmark.docx
@@ -31,7 +31,7 @@
         <w:pStyle w:val="Date"/>
       </w:pPr>
       <w:r>
-        <w:t xml:space="preserve">March 6, 2026</w:t>
+        <w:t xml:space="preserve">March 8, 2026</w:t>
       </w:r>
     </w:p>
     <w:sdt>

--- a/WordPress-Security-Benchmark.docx
+++ b/WordPress-Security-Benchmark.docx
@@ -31,7 +31,7 @@
         <w:pStyle w:val="Date"/>
       </w:pPr>
       <w:r>
-        <w:t xml:space="preserve">March 8, 2026</w:t>
+        <w:t xml:space="preserve">March 12, 2026</w:t>
       </w:r>
     </w:p>
     <w:sdt>
@@ -6099,7 +6099,7 @@
         <w:t xml:space="preserve"> </w:t>
       </w:r>
       <w:r>
-        <w:t xml:space="preserve">All users must access the admin area over HTTPS. If the site does not have a valid TLS/SSL certificate configured, the admin interface will become inaccessible.</w:t>
+        <w:t xml:space="preserve">All users must access the Dashboard over HTTPS. If the site does not have a valid TLS/SSL certificate configured, the admin interface will become inaccessible.</w:t>
       </w:r>
     </w:p>
     <w:p>
@@ -16209,22 +16209,7 @@
         <w:t xml:space="preserve"> </w:t>
       </w:r>
       <w:r>
-        <w:t xml:space="preserve">Requires tooling and process to generate and maintain the SBOM. Can be automated through</w:t>
-      </w:r>
-      <w:r>
-        <w:t xml:space="preserve"> </w:t>
-      </w:r>
-      <w:r>
-        <w:rPr>
-          <w:rStyle w:val="VerbatimChar"/>
-        </w:rPr>
-        <w:t xml:space="preserve">wp-cli</w:t>
-      </w:r>
-      <w:r>
-        <w:t xml:space="preserve"> </w:t>
-      </w:r>
-      <w:r>
-        <w:t xml:space="preserve">scripts and CI/CD pipeline integration.</w:t>
+        <w:t xml:space="preserve">Requires tooling and process to generate and maintain the SBOM. Can be automated through WP-CLI scripts and CI/CD pipeline integration.</w:t>
       </w:r>
     </w:p>
     <w:p>
@@ -20684,7 +20669,7 @@
               <w:jc w:val="left"/>
             </w:pPr>
             <w:r>
-              <w:t xml:space="preserve">L2</w:t>
+              <w:t xml:space="preserve">L1</w:t>
             </w:r>
           </w:p>
         </w:tc>

--- a/WordPress-Security-Benchmark.docx
+++ b/WordPress-Security-Benchmark.docx
@@ -23906,6 +23906,7 @@
     </w:p>
     <w:bookmarkEnd w:id="186"/>
     <w:sectPr>
+      <w:footerReference r:id="rId9" w:type="default"/>
       <w:footnotePr>
         <w:numRestart w:val="eachSect"/>
       </w:footnotePr>
@@ -23916,6 +23917,32 @@
 
 <file path=word/comments.xml><?xml version="1.0" encoding="utf-8"?>
 <w:comments xmlns:w="http://schemas.openxmlformats.org/wordprocessingml/2006/main" xmlns:m="http://schemas.openxmlformats.org/officeDocument/2006/math" xmlns:r="http://schemas.openxmlformats.org/officeDocument/2006/relationships" xmlns:o="urn:schemas-microsoft-com:office:office" xmlns:v="urn:schemas-microsoft-com:vml" xmlns:w10="urn:schemas-microsoft-com:office:word" xmlns:a="http://schemas.openxmlformats.org/drawingml/2006/main" xmlns:pic="http://schemas.openxmlformats.org/drawingml/2006/picture" xmlns:wp="http://schemas.openxmlformats.org/drawingml/2006/wordprocessingDrawing"/>
+</file>
+
+<file path=word/footer1.xml><?xml version="1.0" encoding="utf-8"?>
+<w:ftr xmlns:w="http://schemas.openxmlformats.org/wordprocessingml/2006/main">
+  <w:p>
+    <w:pPr>
+      <w:pStyle w:val="Footer"/>
+      <w:jc w:val="center"/>
+    </w:pPr>
+    <w:r>
+      <w:fldChar w:fldCharType="begin"/>
+    </w:r>
+    <w:r>
+      <w:instrText xml:space="preserve"> PAGE </w:instrText>
+    </w:r>
+    <w:r>
+      <w:fldChar w:fldCharType="separate"/>
+    </w:r>
+    <w:r>
+      <w:t>1</w:t>
+    </w:r>
+    <w:r>
+      <w:fldChar w:fldCharType="end"/>
+    </w:r>
+  </w:p>
+</w:ftr>
 </file>
 
 <file path=word/footnotes.xml><?xml version="1.0" encoding="utf-8"?>

--- a/WordPress-Security-Benchmark.docx
+++ b/WordPress-Security-Benchmark.docx
@@ -31,7 +31,7 @@
         <w:pStyle w:val="Date"/>
       </w:pPr>
       <w:r>
-        <w:t xml:space="preserve">March 12, 2026</w:t>
+        <w:t xml:space="preserve">March 13, 2026</w:t>
       </w:r>
     </w:p>
     <w:sdt>

--- a/WordPress-Security-Benchmark.docx
+++ b/WordPress-Security-Benchmark.docx
@@ -16,14 +16,6 @@
       </w:pPr>
       <w:r>
         <w:t xml:space="preserve">Full Stack Hardening Guide — WordPress 6.x on Linux (Ubuntu/Debian)</w:t>
-      </w:r>
-    </w:p>
-    <w:p>
-      <w:pPr>
-        <w:pStyle w:val="Author"/>
-      </w:pPr>
-      <w:r>
-        <w:t xml:space="preserve">General Editor: Dan Knauss</w:t>
       </w:r>
     </w:p>
     <w:p>

--- a/WordPress-Security-Benchmark.docx
+++ b/WordPress-Security-Benchmark.docx
@@ -23,7 +23,7 @@
         <w:pStyle w:val="Date"/>
       </w:pPr>
       <w:r>
-        <w:t xml:space="preserve">March 13, 2026</w:t>
+        <w:t xml:space="preserve">March 15, 2026</w:t>
       </w:r>
     </w:p>
     <w:sdt>
@@ -9386,7 +9386,7 @@
         <w:t xml:space="preserve"> </w:t>
       </w:r>
       <w:r>
-        <w:t xml:space="preserve">2. Rename any account using a predictable username (e.g.,</w:t>
+        <w:t xml:space="preserve">2. Replace any account using a predictable username (e.g.,</w:t>
       </w:r>
       <w:r>
         <w:t xml:space="preserve"> </w:t>
@@ -9398,7 +9398,22 @@
         <w:t xml:space="preserve">admin</w:t>
       </w:r>
       <w:r>
-        <w:t xml:space="preserve">) to a unique, non-guessable value:</w:t>
+        <w:t xml:space="preserve">) with a unique, non-guessable login. WP-CLI does not support changing</w:t>
+      </w:r>
+      <w:r>
+        <w:t xml:space="preserve"> </w:t>
+      </w:r>
+      <w:r>
+        <w:rPr>
+          <w:rStyle w:val="VerbatimChar"/>
+        </w:rPr>
+        <w:t xml:space="preserve">user_login</w:t>
+      </w:r>
+      <w:r>
+        <w:t xml:space="preserve"> </w:t>
+      </w:r>
+      <w:r>
+        <w:t xml:space="preserve">in place:</w:t>
       </w:r>
     </w:p>
     <w:p>
@@ -9409,7 +9424,16 @@
         <w:rPr>
           <w:rStyle w:val="VerbatimChar"/>
         </w:rPr>
-        <w:t xml:space="preserve">$ wp user update &lt;user-id&gt; --user_login=&lt;new-username&gt; --path=/path/to/wordpress</w:t>
+        <w:t xml:space="preserve">$ wp user create &lt;new-username&gt; &lt;new-user-email&gt; --role=administrator --path=/path/to/wordpress</w:t>
+      </w:r>
+      <w:r>
+        <w:br/>
+      </w:r>
+      <w:r>
+        <w:rPr>
+          <w:rStyle w:val="VerbatimChar"/>
+        </w:rPr>
+        <w:t xml:space="preserve">$ wp user delete &lt;old-user-id&gt; --reassign=&lt;new-user-id&gt; --yes --path=/path/to/wordpress</w:t>
       </w:r>
     </w:p>
     <w:p>
@@ -11862,7 +11886,7 @@
         <w:t xml:space="preserve"> </w:t>
       </w:r>
       <w:r>
-        <w:t xml:space="preserve">Configure WordPress to enforce a strong password policy that follows current OWASP and NIST recommendations: minimum length of 15 characters if MFA is not enabled, check against breached password/dictionary lists, and avoid arbitrary complexity rules that lead to predictable patterns.</w:t>
+        <w:t xml:space="preserve">Configure WordPress to enforce a strong password policy that follows current OWASP and NIST recommendations: minimum length of 15 characters as the baseline recommendation, screening against breached password and dictionary lists, and no arbitrary complexity rules that lead to predictable patterns. NIST permits 8 characters only when a password is used solely as part of a multi-factor authentication flow.</w:t>
       </w:r>
     </w:p>
     <w:p>
@@ -23316,7 +23340,7 @@
               <w:jc w:val="left"/>
             </w:pPr>
             <w:r>
-              <w:t xml:space="preserve">Dashboard updates allowed where managed hosting controls patch cadence</w:t>
+              <w:t xml:space="preserve">Dashboard updates retained where platform-managed patch cadence requires it</w:t>
             </w:r>
           </w:p>
         </w:tc>
@@ -23342,7 +23366,7 @@
               <w:jc w:val="left"/>
             </w:pPr>
             <w:r>
-              <w:t xml:space="preserve">Public content routes available; sensitive routes require auth/permissions</w:t>
+              <w:t xml:space="preserve">Public content routes allowed; sensitive routes protected by auth/permissions</w:t>
             </w:r>
           </w:p>
         </w:tc>
@@ -23354,7 +23378,7 @@
               <w:jc w:val="left"/>
             </w:pPr>
             <w:r>
-              <w:t xml:space="preserve">Block user-enumeration routes and tighten custom endpoint callbacks</w:t>
+              <w:t xml:space="preserve">Block user-enumeration routes and harden custom endpoint callbacks</w:t>
             </w:r>
           </w:p>
         </w:tc>
@@ -23366,7 +23390,7 @@
               <w:jc w:val="left"/>
             </w:pPr>
             <w:r>
-              <w:t xml:space="preserve">Global unauthenticated blocking only for private/intranet architectures</w:t>
+              <w:t xml:space="preserve">Global unauthenticated blocking only for private/intranet deployments</w:t>
             </w:r>
           </w:p>
         </w:tc>
@@ -23392,7 +23416,7 @@
               <w:jc w:val="left"/>
             </w:pPr>
             <w:r>
-              <w:t xml:space="preserve">Keep only if business/integration-required</w:t>
+              <w:t xml:space="preserve">Keep only when required by integrations</w:t>
             </w:r>
           </w:p>
         </w:tc>
@@ -23404,7 +23428,7 @@
               <w:jc w:val="left"/>
             </w:pPr>
             <w:r>
-              <w:t xml:space="preserve">Disable via</w:t>
+              <w:t xml:space="preserve">Disable with</w:t>
             </w:r>
             <w:r>
               <w:t xml:space="preserve"> </w:t>
@@ -23419,7 +23443,7 @@
               <w:t xml:space="preserve"> </w:t>
             </w:r>
             <w:r>
-              <w:t xml:space="preserve">filter or server-level block when unused</w:t>
+              <w:t xml:space="preserve">and/or server-level block when unused</w:t>
             </w:r>
           </w:p>
         </w:tc>
@@ -23431,7 +23455,7 @@
               <w:jc w:val="left"/>
             </w:pPr>
             <w:r>
-              <w:t xml:space="preserve">Selective allowlists for required integrations (for example, mobile/Jetpack)</w:t>
+              <w:t xml:space="preserve">Route/IP allowlisting for required integrations</w:t>
             </w:r>
           </w:p>
         </w:tc>
@@ -23457,7 +23481,7 @@
               <w:jc w:val="left"/>
             </w:pPr>
             <w:r>
-              <w:t xml:space="preserve">Least-privilege ownership model documented per environment</w:t>
+              <w:t xml:space="preserve">Documented least-privilege model per environment</w:t>
             </w:r>
           </w:p>
         </w:tc>
@@ -23469,7 +23493,7 @@
               <w:jc w:val="left"/>
             </w:pPr>
             <w:r>
-              <w:t xml:space="preserve">Per-site process isolation + immutable deploy artifacts</w:t>
+              <w:t xml:space="preserve">Per-site process isolation and immutable deploy artifacts</w:t>
             </w:r>
           </w:p>
         </w:tc>
@@ -23507,7 +23531,7 @@
               <w:jc w:val="left"/>
             </w:pPr>
             <w:r>
-              <w:t xml:space="preserve">Key-based auth, no passwords, host firewall/fail2ban</w:t>
+              <w:t xml:space="preserve">Key-only auth + host firewall/fail2ban</w:t>
             </w:r>
           </w:p>
         </w:tc>
@@ -23519,7 +23543,7 @@
               <w:jc w:val="left"/>
             </w:pPr>
             <w:r>
-              <w:t xml:space="preserve">Non-standard SSH port to reduce scanner noise</w:t>
+              <w:t xml:space="preserve">Non-standard SSH port for scanner-noise reduction</w:t>
             </w:r>
           </w:p>
         </w:tc>
@@ -23531,7 +23555,7 @@
               <w:jc w:val="left"/>
             </w:pPr>
             <w:r>
-              <w:t xml:space="preserve">No SSH on managed platforms with equivalent provider controls</w:t>
+              <w:t xml:space="preserve">Managed-host controls where SSH is unavailable</w:t>
             </w:r>
           </w:p>
         </w:tc>

--- a/WordPress-Security-Benchmark.docx
+++ b/WordPress-Security-Benchmark.docx
@@ -15,7 +15,7 @@
         <w:pStyle w:val="Subtitle"/>
       </w:pPr>
       <w:r>
-        <w:t xml:space="preserve">Full Stack Hardening Guide — WordPress 6.x on Linux (Ubuntu/Debian)</w:t>
+        <w:t xml:space="preserve">Full Stack Hardening Guide — Current Supported WordPress Releases on Linux (Ubuntu/Debian)</w:t>
       </w:r>
     </w:p>
     <w:p>
@@ -82,7 +82,7 @@
         <w:t xml:space="preserve"> </w:t>
       </w:r>
       <w:r>
-        <w:t xml:space="preserve">provides prescriptive guidance for establishing a secure configuration posture for WordPress 6.x running on a Linux server stack. It covers the full stack: the operating system firewall, web server (Nginx or Apache), PHP runtime, MySQL/MariaDB database, and the WordPress application layer.</w:t>
+        <w:t xml:space="preserve">provides prescriptive guidance for establishing a secure configuration posture for current supported WordPress releases running on a Linux server stack. It covers the full stack: the operating system firewall, web server (Nginx or Apache), PHP runtime, MySQL/MariaDB database, and the WordPress application layer.</w:t>
       </w:r>
     </w:p>
     <w:p>
@@ -111,7 +111,7 @@
         </w:numPr>
       </w:pPr>
       <w:r>
-        <w:t xml:space="preserve">WordPress 6.x (latest stable release recommended)</w:t>
+        <w:t xml:space="preserve">Current supported WordPress release (WordPress 7.0 release cycle)</w:t>
       </w:r>
     </w:p>
     <w:p>
@@ -144,7 +144,7 @@
         </w:numPr>
       </w:pPr>
       <w:r>
-        <w:t xml:space="preserve">PHP 8.2+ (8.3+ recommended for new deployments)</w:t>
+        <w:t xml:space="preserve">PHP 8.3+ (validate PHP 8.4 in staging before production rollout)</w:t>
       </w:r>
     </w:p>
     <w:p>

--- a/WordPress-Security-Benchmark.docx
+++ b/WordPress-Security-Benchmark.docx
@@ -8776,7 +8776,7 @@
     </w:p>
     <w:bookmarkEnd w:id="82"/>
     <w:bookmarkEnd w:id="83"/>
-    <w:bookmarkStart w:id="114" w:name="authentication-and-access-control"/>
+    <w:bookmarkStart w:id="115" w:name="authentication-and-access-control"/>
     <w:p>
       <w:pPr>
         <w:pStyle w:val="Heading2"/>
@@ -10829,7 +10829,7 @@
       </w:r>
     </w:p>
     <w:bookmarkEnd w:id="100"/>
-    <w:bookmarkStart w:id="105" w:name="X7cbc99c1b4618483d1612cb367b1bff753380b8"/>
+    <w:bookmarkStart w:id="106" w:name="X7cbc99c1b4618483d1612cb367b1bff753380b8"/>
     <w:p>
       <w:pPr>
         <w:pStyle w:val="Heading4"/>
@@ -10980,7 +10980,7 @@
         <w:t xml:space="preserve"> </w:t>
       </w:r>
       <w:r>
-        <w:t xml:space="preserve">Requires a dedicated security solution (e.g., Fortress by Snicco). WordPress core does not natively enforce reauthentication for most admin actions.</w:t>
+        <w:t xml:space="preserve">Requires a dedicated security solution (e.g., Fortress by Snicco) or an equivalent platform control. WordPress core does not natively enforce reauthentication for most admin actions. Managed platforms may provide this natively — for example, WordPress VIP requires step-up authentication (MFA reauthentication) before accessing higher-risk resources or performing sensitive, irreversible VIP Dashboard actions, with a one-hour unlock window.</w:t>
       </w:r>
     </w:p>
     <w:p>
@@ -11248,14 +11248,37 @@
       </w:r>
     </w:p>
     <w:p>
+      <w:pPr>
+        <w:pStyle w:val="Compact"/>
+        <w:numPr>
+          <w:ilvl w:val="0"/>
+          <w:numId w:val="1030"/>
+        </w:numPr>
+      </w:pPr>
+      <w:hyperlink r:id="rId105">
+        <w:r>
+          <w:rPr>
+            <w:rStyle w:val="Hyperlink"/>
+          </w:rPr>
+          <w:t xml:space="preserve">WordPress VIP — Step-Up Authentication</w:t>
+        </w:r>
+      </w:hyperlink>
+      <w:r>
+        <w:t xml:space="preserve"> </w:t>
+      </w:r>
+      <w:r>
+        <w:t xml:space="preserve">(example platform implementation)</w:t>
+      </w:r>
+    </w:p>
+    <w:p>
       <w:r>
         <w:pict>
           <v:rect style="width:0;height:1.5pt" o:hralign="center" o:hrstd="t" o:hr="t"/>
         </w:pict>
       </w:r>
     </w:p>
-    <w:bookmarkEnd w:id="105"/>
-    <w:bookmarkStart w:id="107" w:name="Xf55992fd52588c602d60b9c6a292e71e4d45dec"/>
+    <w:bookmarkEnd w:id="106"/>
+    <w:bookmarkStart w:id="108" w:name="Xf55992fd52588c602d60b9c6a292e71e4d45dec"/>
     <w:p>
       <w:pPr>
         <w:pStyle w:val="Heading4"/>
@@ -11771,7 +11794,7 @@
           <w:numId w:val="1032"/>
         </w:numPr>
       </w:pPr>
-      <w:hyperlink r:id="rId106">
+      <w:hyperlink r:id="rId107">
         <w:r>
           <w:rPr>
             <w:rStyle w:val="Hyperlink"/>
@@ -11821,8 +11844,8 @@
         </w:pict>
       </w:r>
     </w:p>
-    <w:bookmarkEnd w:id="107"/>
-    <w:bookmarkStart w:id="110" w:name="X59230c0b3b749d05c958983888eb2820f08906b"/>
+    <w:bookmarkEnd w:id="108"/>
+    <w:bookmarkStart w:id="111" w:name="X59230c0b3b749d05c958983888eb2820f08906b"/>
     <w:p>
       <w:pPr>
         <w:pStyle w:val="Heading4"/>
@@ -12112,7 +12135,7 @@
       <w:r>
         <w:t xml:space="preserve">, §</w:t>
       </w:r>
-      <w:hyperlink r:id="rId108">
+      <w:hyperlink r:id="rId109">
         <w:r>
           <w:rPr>
             <w:rStyle w:val="Hyperlink"/>
@@ -12126,7 +12149,7 @@
       <w:r>
         <w:t xml:space="preserve"> </w:t>
       </w:r>
-      <w:hyperlink r:id="rId109">
+      <w:hyperlink r:id="rId110">
         <w:r>
           <w:rPr>
             <w:rStyle w:val="Hyperlink"/>
@@ -12142,8 +12165,8 @@
         </w:pict>
       </w:r>
     </w:p>
-    <w:bookmarkEnd w:id="110"/>
-    <w:bookmarkStart w:id="113" w:name="Xf40f1da9cdc8cddd264d8a8397177040c8e8079"/>
+    <w:bookmarkEnd w:id="111"/>
+    <w:bookmarkStart w:id="114" w:name="Xf40f1da9cdc8cddd264d8a8397177040c8e8079"/>
     <w:p>
       <w:pPr>
         <w:pStyle w:val="Heading4"/>
@@ -12853,7 +12876,7 @@
           <w:numId w:val="1034"/>
         </w:numPr>
       </w:pPr>
-      <w:hyperlink r:id="rId111">
+      <w:hyperlink r:id="rId112">
         <w:r>
           <w:rPr>
             <w:rStyle w:val="VerbatimChar"/>
@@ -12882,7 +12905,7 @@
           <w:numId w:val="1034"/>
         </w:numPr>
       </w:pPr>
-      <w:hyperlink r:id="rId112">
+      <w:hyperlink r:id="rId113">
         <w:r>
           <w:rPr>
             <w:rStyle w:val="VerbatimChar"/>
@@ -12910,9 +12933,9 @@
         </w:pict>
       </w:r>
     </w:p>
-    <w:bookmarkEnd w:id="113"/>
     <w:bookmarkEnd w:id="114"/>
-    <w:bookmarkStart w:id="119" w:name="file-system-permissions"/>
+    <w:bookmarkEnd w:id="115"/>
+    <w:bookmarkStart w:id="120" w:name="file-system-permissions"/>
     <w:p>
       <w:pPr>
         <w:pStyle w:val="Heading2"/>
@@ -12929,7 +12952,7 @@
         <w:t xml:space="preserve">This section covers file ownership and permission settings for the WordPress installation.</w:t>
       </w:r>
     </w:p>
-    <w:bookmarkStart w:id="116" w:name="X537a10d2bc9a031749d2d4395c48512c2fcd257"/>
+    <w:bookmarkStart w:id="117" w:name="X537a10d2bc9a031749d2d4395c48512c2fcd257"/>
     <w:p>
       <w:pPr>
         <w:pStyle w:val="Heading4"/>
@@ -13425,7 +13448,7 @@
           <w:numId w:val="1037"/>
         </w:numPr>
       </w:pPr>
-      <w:hyperlink r:id="rId115">
+      <w:hyperlink r:id="rId116">
         <w:r>
           <w:rPr>
             <w:rStyle w:val="Hyperlink"/>
@@ -13441,8 +13464,8 @@
         </w:pict>
       </w:r>
     </w:p>
-    <w:bookmarkEnd w:id="116"/>
-    <w:bookmarkStart w:id="117" w:name="X318749ae37d296d768503117ef65589e273c80d"/>
+    <w:bookmarkEnd w:id="117"/>
+    <w:bookmarkStart w:id="118" w:name="X318749ae37d296d768503117ef65589e273c80d"/>
     <w:p>
       <w:pPr>
         <w:pStyle w:val="Heading4"/>
@@ -13774,7 +13797,7 @@
           <w:numId w:val="1039"/>
         </w:numPr>
       </w:pPr>
-      <w:hyperlink r:id="rId115">
+      <w:hyperlink r:id="rId116">
         <w:r>
           <w:rPr>
             <w:rStyle w:val="Hyperlink"/>
@@ -13807,8 +13830,8 @@
         </w:pict>
       </w:r>
     </w:p>
-    <w:bookmarkEnd w:id="117"/>
-    <w:bookmarkStart w:id="118" w:name="X08717294e8e9ba263a432c09d1baf3cd44e02d6"/>
+    <w:bookmarkEnd w:id="118"/>
+    <w:bookmarkStart w:id="119" w:name="X08717294e8e9ba263a432c09d1baf3cd44e02d6"/>
     <w:p>
       <w:pPr>
         <w:pStyle w:val="Heading4"/>
@@ -14213,9 +14236,9 @@
         </w:pict>
       </w:r>
     </w:p>
-    <w:bookmarkEnd w:id="118"/>
     <w:bookmarkEnd w:id="119"/>
-    <w:bookmarkStart w:id="129" w:name="logging-and-monitoring"/>
+    <w:bookmarkEnd w:id="120"/>
+    <w:bookmarkStart w:id="130" w:name="logging-and-monitoring"/>
     <w:p>
       <w:pPr>
         <w:pStyle w:val="Heading2"/>
@@ -14232,7 +14255,7 @@
         <w:t xml:space="preserve">This section addresses audit logging, activity monitoring, and intrusion detection for WordPress.</w:t>
       </w:r>
     </w:p>
-    <w:bookmarkStart w:id="122" w:name="Xac1ef11c0b7180ad5f777a47b6fc693c2f6dccc"/>
+    <w:bookmarkStart w:id="123" w:name="Xac1ef11c0b7180ad5f777a47b6fc693c2f6dccc"/>
     <w:p>
       <w:pPr>
         <w:pStyle w:val="Heading4"/>
@@ -14449,7 +14472,7 @@
           <w:numId w:val="1041"/>
         </w:numPr>
       </w:pPr>
-      <w:hyperlink r:id="rId120">
+      <w:hyperlink r:id="rId121">
         <w:r>
           <w:rPr>
             <w:rStyle w:val="Hyperlink"/>
@@ -14466,7 +14489,7 @@
           <w:numId w:val="1041"/>
         </w:numPr>
       </w:pPr>
-      <w:hyperlink r:id="rId121">
+      <w:hyperlink r:id="rId122">
         <w:r>
           <w:rPr>
             <w:rStyle w:val="VerbatimChar"/>
@@ -14494,8 +14517,8 @@
         </w:pict>
       </w:r>
     </w:p>
-    <w:bookmarkEnd w:id="122"/>
-    <w:bookmarkStart w:id="125" w:name="X1254b9a129313ac5901dd326a4d3d150cca0fe4"/>
+    <w:bookmarkEnd w:id="123"/>
+    <w:bookmarkStart w:id="126" w:name="X1254b9a129313ac5901dd326a4d3d150cca0fe4"/>
     <w:p>
       <w:pPr>
         <w:pStyle w:val="Heading4"/>
@@ -14805,7 +14828,7 @@
           <w:numId w:val="1042"/>
         </w:numPr>
       </w:pPr>
-      <w:hyperlink r:id="rId123">
+      <w:hyperlink r:id="rId124">
         <w:r>
           <w:rPr>
             <w:rStyle w:val="Hyperlink"/>
@@ -14834,7 +14857,7 @@
           <w:numId w:val="1042"/>
         </w:numPr>
       </w:pPr>
-      <w:hyperlink r:id="rId124">
+      <w:hyperlink r:id="rId125">
         <w:r>
           <w:rPr>
             <w:rStyle w:val="Hyperlink"/>
@@ -14862,8 +14885,8 @@
         </w:pict>
       </w:r>
     </w:p>
-    <w:bookmarkEnd w:id="125"/>
-    <w:bookmarkStart w:id="128" w:name="X2f49715b02624f6337bc98ddb891dfd9472097b"/>
+    <w:bookmarkEnd w:id="126"/>
+    <w:bookmarkStart w:id="129" w:name="X2f49715b02624f6337bc98ddb891dfd9472097b"/>
     <w:p>
       <w:pPr>
         <w:pStyle w:val="Heading4"/>
@@ -15161,7 +15184,7 @@
           <w:numId w:val="1045"/>
         </w:numPr>
       </w:pPr>
-      <w:hyperlink r:id="rId126">
+      <w:hyperlink r:id="rId127">
         <w:r>
           <w:rPr>
             <w:rStyle w:val="Hyperlink"/>
@@ -15195,7 +15218,7 @@
           <w:numId w:val="1045"/>
         </w:numPr>
       </w:pPr>
-      <w:hyperlink r:id="rId127">
+      <w:hyperlink r:id="rId128">
         <w:r>
           <w:rPr>
             <w:rStyle w:val="Hyperlink"/>
@@ -15211,9 +15234,9 @@
         </w:pict>
       </w:r>
     </w:p>
-    <w:bookmarkEnd w:id="128"/>
     <w:bookmarkEnd w:id="129"/>
-    <w:bookmarkStart w:id="141" w:name="X7e9f1bde50c8aa30356290a7617a8b456c65843"/>
+    <w:bookmarkEnd w:id="130"/>
+    <w:bookmarkStart w:id="142" w:name="X7e9f1bde50c8aa30356290a7617a8b456c65843"/>
     <w:p>
       <w:pPr>
         <w:pStyle w:val="Heading2"/>
@@ -15230,7 +15253,7 @@
         <w:t xml:space="preserve">This section addresses the security of pluggable WordPress components known as plugins and themes (as well as their sub-components called extensions or add-ons), and their update processes.</w:t>
       </w:r>
     </w:p>
-    <w:bookmarkStart w:id="132" w:name="Xf18672d95cbe870fcfb1313e755889980849210"/>
+    <w:bookmarkStart w:id="133" w:name="Xf18672d95cbe870fcfb1313e755889980849210"/>
     <w:p>
       <w:pPr>
         <w:pStyle w:val="Heading4"/>
@@ -15532,7 +15555,7 @@
           <w:numId w:val="1046"/>
         </w:numPr>
       </w:pPr>
-      <w:hyperlink r:id="rId130">
+      <w:hyperlink r:id="rId131">
         <w:r>
           <w:rPr>
             <w:rStyle w:val="Hyperlink"/>
@@ -15549,7 +15572,7 @@
           <w:numId w:val="1046"/>
         </w:numPr>
       </w:pPr>
-      <w:hyperlink r:id="rId131">
+      <w:hyperlink r:id="rId132">
         <w:r>
           <w:rPr>
             <w:rStyle w:val="Hyperlink"/>
@@ -15565,8 +15588,8 @@
         </w:pict>
       </w:r>
     </w:p>
-    <w:bookmarkEnd w:id="132"/>
-    <w:bookmarkStart w:id="134" w:name="X5d2c468734a3d7c0301ee405fdbdc04db22ca47"/>
+    <w:bookmarkEnd w:id="133"/>
+    <w:bookmarkStart w:id="135" w:name="X5d2c468734a3d7c0301ee405fdbdc04db22ca47"/>
     <w:p>
       <w:pPr>
         <w:pStyle w:val="Heading4"/>
@@ -15811,7 +15834,7 @@
           <w:numId w:val="1047"/>
         </w:numPr>
       </w:pPr>
-      <w:hyperlink r:id="rId133">
+      <w:hyperlink r:id="rId134">
         <w:r>
           <w:rPr>
             <w:rStyle w:val="Hyperlink"/>
@@ -15844,8 +15867,8 @@
         </w:pict>
       </w:r>
     </w:p>
-    <w:bookmarkEnd w:id="134"/>
-    <w:bookmarkStart w:id="137" w:name="Xc236da181558471dcad82deb3aecc5e6da634b3"/>
+    <w:bookmarkEnd w:id="135"/>
+    <w:bookmarkStart w:id="138" w:name="Xc236da181558471dcad82deb3aecc5e6da634b3"/>
     <w:p>
       <w:pPr>
         <w:pStyle w:val="Heading4"/>
@@ -16091,7 +16114,7 @@
           <w:numId w:val="1048"/>
         </w:numPr>
       </w:pPr>
-      <w:hyperlink r:id="rId135">
+      <w:hyperlink r:id="rId136">
         <w:r>
           <w:rPr>
             <w:rStyle w:val="Hyperlink"/>
@@ -16108,7 +16131,7 @@
           <w:numId w:val="1048"/>
         </w:numPr>
       </w:pPr>
-      <w:hyperlink r:id="rId136">
+      <w:hyperlink r:id="rId137">
         <w:r>
           <w:rPr>
             <w:rStyle w:val="Hyperlink"/>
@@ -16124,8 +16147,8 @@
         </w:pict>
       </w:r>
     </w:p>
-    <w:bookmarkEnd w:id="137"/>
-    <w:bookmarkStart w:id="140" w:name="Xb492f7c7e5cf9fa0e870cc11b9b83ea852b9873"/>
+    <w:bookmarkEnd w:id="138"/>
+    <w:bookmarkStart w:id="141" w:name="Xb492f7c7e5cf9fa0e870cc11b9b83ea852b9873"/>
     <w:p>
       <w:pPr>
         <w:pStyle w:val="Heading4"/>
@@ -16465,7 +16488,7 @@
           <w:numId w:val="1051"/>
         </w:numPr>
       </w:pPr>
-      <w:hyperlink r:id="rId138">
+      <w:hyperlink r:id="rId139">
         <w:r>
           <w:rPr>
             <w:rStyle w:val="Hyperlink"/>
@@ -16482,7 +16505,7 @@
           <w:numId w:val="1051"/>
         </w:numPr>
       </w:pPr>
-      <w:hyperlink r:id="rId139">
+      <w:hyperlink r:id="rId140">
         <w:r>
           <w:rPr>
             <w:rStyle w:val="Hyperlink"/>
@@ -16498,9 +16521,9 @@
         </w:pict>
       </w:r>
     </w:p>
-    <w:bookmarkEnd w:id="140"/>
     <w:bookmarkEnd w:id="141"/>
-    <w:bookmarkStart w:id="145" w:name="web-application-firewall"/>
+    <w:bookmarkEnd w:id="142"/>
+    <w:bookmarkStart w:id="146" w:name="web-application-firewall"/>
     <w:p>
       <w:pPr>
         <w:pStyle w:val="Heading2"/>
@@ -16517,7 +16540,7 @@
         <w:t xml:space="preserve">This section addresses the deployment and configuration of a Web Application Firewall (WAF) to protect the WordPress application.</w:t>
       </w:r>
     </w:p>
-    <w:bookmarkStart w:id="144" w:name="X2bcda6a58cd1d875b7e3c078bcb415c0e274696"/>
+    <w:bookmarkStart w:id="145" w:name="X2bcda6a58cd1d875b7e3c078bcb415c0e274696"/>
     <w:p>
       <w:pPr>
         <w:pStyle w:val="Heading4"/>
@@ -16823,7 +16846,7 @@
       <w:r>
         <w:t xml:space="preserve"> </w:t>
       </w:r>
-      <w:hyperlink r:id="rId142">
+      <w:hyperlink r:id="rId143">
         <w:r>
           <w:rPr>
             <w:rStyle w:val="Hyperlink"/>
@@ -16928,7 +16951,7 @@
           <w:numId w:val="1052"/>
         </w:numPr>
       </w:pPr>
-      <w:hyperlink r:id="rId143">
+      <w:hyperlink r:id="rId144">
         <w:r>
           <w:rPr>
             <w:rStyle w:val="Hyperlink"/>
@@ -16945,7 +16968,7 @@
           <w:numId w:val="1052"/>
         </w:numPr>
       </w:pPr>
-      <w:hyperlink r:id="rId142">
+      <w:hyperlink r:id="rId143">
         <w:r>
           <w:rPr>
             <w:rStyle w:val="Hyperlink"/>
@@ -16961,9 +16984,9 @@
         </w:pict>
       </w:r>
     </w:p>
-    <w:bookmarkEnd w:id="144"/>
     <w:bookmarkEnd w:id="145"/>
-    <w:bookmarkStart w:id="150" w:name="backup-and-recovery"/>
+    <w:bookmarkEnd w:id="146"/>
+    <w:bookmarkStart w:id="151" w:name="backup-and-recovery"/>
     <w:p>
       <w:pPr>
         <w:pStyle w:val="Heading2"/>
@@ -16980,7 +17003,7 @@
         <w:t xml:space="preserve">This section addresses backup strategy, offsite storage, and recovery procedures for WordPress deployments.</w:t>
       </w:r>
     </w:p>
-    <w:bookmarkStart w:id="149" w:name="X37031fc2d925a09a3cac64b9b44c9feb1a5b345"/>
+    <w:bookmarkStart w:id="150" w:name="X37031fc2d925a09a3cac64b9b44c9feb1a5b345"/>
     <w:p>
       <w:pPr>
         <w:pStyle w:val="Heading4"/>
@@ -17285,7 +17308,7 @@
           <w:numId w:val="1054"/>
         </w:numPr>
       </w:pPr>
-      <w:hyperlink r:id="rId146">
+      <w:hyperlink r:id="rId147">
         <w:r>
           <w:rPr>
             <w:rStyle w:val="Hyperlink"/>
@@ -17302,7 +17325,7 @@
           <w:numId w:val="1054"/>
         </w:numPr>
       </w:pPr>
-      <w:hyperlink r:id="rId147">
+      <w:hyperlink r:id="rId148">
         <w:r>
           <w:rPr>
             <w:rStyle w:val="Hyperlink"/>
@@ -17319,7 +17342,7 @@
           <w:numId w:val="1054"/>
         </w:numPr>
       </w:pPr>
-      <w:hyperlink r:id="rId148">
+      <w:hyperlink r:id="rId149">
         <w:r>
           <w:rPr>
             <w:rStyle w:val="Hyperlink"/>
@@ -17335,9 +17358,9 @@
         </w:pict>
       </w:r>
     </w:p>
-    <w:bookmarkEnd w:id="149"/>
     <w:bookmarkEnd w:id="150"/>
-    <w:bookmarkStart w:id="165" w:name="ai-integration-security"/>
+    <w:bookmarkEnd w:id="151"/>
+    <w:bookmarkStart w:id="166" w:name="ai-integration-security"/>
     <w:p>
       <w:pPr>
         <w:pStyle w:val="Heading2"/>
@@ -17354,7 +17377,7 @@
         <w:t xml:space="preserve">AI tools are increasingly integrated into WordPress workflows for content generation, chatbots, code assistance, and site management. IBM’s Cost of a Data Breach Report (2025) found that 13% of organizations experienced a breach involving an AI model or application, and 97% of those breaches involved systems lacking proper access controls. This section provides controls for securing AI integrations in WordPress environments.</w:t>
       </w:r>
     </w:p>
-    <w:bookmarkStart w:id="157" w:name="ensure-ai-api-keys-are-securely-stored"/>
+    <w:bookmarkStart w:id="158" w:name="ensure-ai-api-keys-are-securely-stored"/>
     <w:p>
       <w:pPr>
         <w:pStyle w:val="Heading4"/>
@@ -17782,7 +17805,7 @@
           <w:numId w:val="1058"/>
         </w:numPr>
       </w:pPr>
-      <w:hyperlink r:id="rId151">
+      <w:hyperlink r:id="rId152">
         <w:r>
           <w:rPr>
             <w:rStyle w:val="Hyperlink"/>
@@ -17805,7 +17828,7 @@
       <w:r>
         <w:t xml:space="preserve"> </w:t>
       </w:r>
-      <w:hyperlink r:id="rId152">
+      <w:hyperlink r:id="rId153">
         <w:r>
           <w:rPr>
             <w:rStyle w:val="Hyperlink"/>
@@ -17828,7 +17851,7 @@
       <w:r>
         <w:t xml:space="preserve"> </w:t>
       </w:r>
-      <w:hyperlink r:id="rId153">
+      <w:hyperlink r:id="rId154">
         <w:r>
           <w:rPr>
             <w:rStyle w:val="Hyperlink"/>
@@ -17851,7 +17874,7 @@
       <w:r>
         <w:t xml:space="preserve"> </w:t>
       </w:r>
-      <w:hyperlink r:id="rId154">
+      <w:hyperlink r:id="rId155">
         <w:r>
           <w:rPr>
             <w:rStyle w:val="Hyperlink"/>
@@ -17868,7 +17891,7 @@
           <w:numId w:val="1058"/>
         </w:numPr>
       </w:pPr>
-      <w:hyperlink r:id="rId155">
+      <w:hyperlink r:id="rId156">
         <w:r>
           <w:rPr>
             <w:rStyle w:val="Hyperlink"/>
@@ -17885,7 +17908,7 @@
           <w:numId w:val="1058"/>
         </w:numPr>
       </w:pPr>
-      <w:hyperlink r:id="rId156">
+      <w:hyperlink r:id="rId157">
         <w:r>
           <w:rPr>
             <w:rStyle w:val="Hyperlink"/>
@@ -17913,8 +17936,8 @@
         </w:pict>
       </w:r>
     </w:p>
-    <w:bookmarkEnd w:id="157"/>
-    <w:bookmarkStart w:id="161" w:name="ensure-ai-generated-content-is-sanitized"/>
+    <w:bookmarkEnd w:id="158"/>
+    <w:bookmarkStart w:id="162" w:name="ensure-ai-generated-content-is-sanitized"/>
     <w:p>
       <w:pPr>
         <w:pStyle w:val="Heading4"/>
@@ -18240,7 +18263,7 @@
           <w:numId w:val="1060"/>
         </w:numPr>
       </w:pPr>
-      <w:hyperlink r:id="rId158">
+      <w:hyperlink r:id="rId159">
         <w:r>
           <w:rPr>
             <w:rStyle w:val="Hyperlink"/>
@@ -18257,7 +18280,7 @@
           <w:numId w:val="1060"/>
         </w:numPr>
       </w:pPr>
-      <w:hyperlink r:id="rId159">
+      <w:hyperlink r:id="rId160">
         <w:r>
           <w:rPr>
             <w:rStyle w:val="Hyperlink"/>
@@ -18274,7 +18297,7 @@
           <w:numId w:val="1060"/>
         </w:numPr>
       </w:pPr>
-      <w:hyperlink r:id="rId160">
+      <w:hyperlink r:id="rId161">
         <w:r>
           <w:rPr>
             <w:rStyle w:val="VerbatimChar"/>
@@ -18302,8 +18325,8 @@
         </w:pict>
       </w:r>
     </w:p>
-    <w:bookmarkEnd w:id="161"/>
-    <w:bookmarkStart w:id="164" w:name="X6585c3c8a5d3affa82317ab1fc774c5069542c5"/>
+    <w:bookmarkEnd w:id="162"/>
+    <w:bookmarkStart w:id="165" w:name="X6585c3c8a5d3affa82317ab1fc774c5069542c5"/>
     <w:p>
       <w:pPr>
         <w:pStyle w:val="Heading4"/>
@@ -18552,7 +18575,7 @@
           <w:numId w:val="1063"/>
         </w:numPr>
       </w:pPr>
-      <w:hyperlink r:id="rId162">
+      <w:hyperlink r:id="rId163">
         <w:r>
           <w:rPr>
             <w:rStyle w:val="Hyperlink"/>
@@ -18569,7 +18592,7 @@
           <w:numId w:val="1063"/>
         </w:numPr>
       </w:pPr>
-      <w:hyperlink r:id="rId163">
+      <w:hyperlink r:id="rId164">
         <w:r>
           <w:rPr>
             <w:rStyle w:val="Hyperlink"/>
@@ -18585,9 +18608,9 @@
         </w:pict>
       </w:r>
     </w:p>
-    <w:bookmarkEnd w:id="164"/>
     <w:bookmarkEnd w:id="165"/>
-    <w:bookmarkStart w:id="173" w:name="server-access-and-network"/>
+    <w:bookmarkEnd w:id="166"/>
+    <w:bookmarkStart w:id="174" w:name="server-access-and-network"/>
     <w:p>
       <w:pPr>
         <w:pStyle w:val="Heading2"/>
@@ -18604,7 +18627,7 @@
         <w:t xml:space="preserve">This section addresses secure remote access to the server hosting WordPress and host-level network controls.</w:t>
       </w:r>
     </w:p>
-    <w:bookmarkStart w:id="167" w:name="Xdcbe01b24edad71f2460d1c6284218e85ca0653"/>
+    <w:bookmarkStart w:id="168" w:name="Xdcbe01b24edad71f2460d1c6284218e85ca0653"/>
     <w:p>
       <w:pPr>
         <w:pStyle w:val="Heading4"/>
@@ -18883,7 +18906,7 @@
           <w:numId w:val="1064"/>
         </w:numPr>
       </w:pPr>
-      <w:hyperlink r:id="rId166">
+      <w:hyperlink r:id="rId167">
         <w:r>
           <w:rPr>
             <w:rStyle w:val="Hyperlink"/>
@@ -18923,8 +18946,8 @@
         </w:pict>
       </w:r>
     </w:p>
-    <w:bookmarkEnd w:id="167"/>
-    <w:bookmarkStart w:id="168" w:name="ensure-sftp-is-used-and-ftp-is-disabled"/>
+    <w:bookmarkEnd w:id="168"/>
+    <w:bookmarkStart w:id="169" w:name="ensure-sftp-is-used-and-ftp-is-disabled"/>
     <w:p>
       <w:pPr>
         <w:pStyle w:val="Heading4"/>
@@ -19185,7 +19208,7 @@
           <w:numId w:val="1068"/>
         </w:numPr>
       </w:pPr>
-      <w:hyperlink r:id="rId166">
+      <w:hyperlink r:id="rId167">
         <w:r>
           <w:rPr>
             <w:rStyle w:val="Hyperlink"/>
@@ -19225,8 +19248,8 @@
         </w:pict>
       </w:r>
     </w:p>
-    <w:bookmarkEnd w:id="168"/>
-    <w:bookmarkStart w:id="170" w:name="X8bcf34366d44f5ac01a0d2c0e8134cbce888acf"/>
+    <w:bookmarkEnd w:id="169"/>
+    <w:bookmarkStart w:id="171" w:name="X8bcf34366d44f5ac01a0d2c0e8134cbce888acf"/>
     <w:p>
       <w:pPr>
         <w:pStyle w:val="Heading4"/>
@@ -19515,7 +19538,7 @@
           <w:numId w:val="1069"/>
         </w:numPr>
       </w:pPr>
-      <w:hyperlink r:id="rId169">
+      <w:hyperlink r:id="rId170">
         <w:r>
           <w:rPr>
             <w:rStyle w:val="Hyperlink"/>
@@ -19531,8 +19554,8 @@
         </w:pict>
       </w:r>
     </w:p>
-    <w:bookmarkEnd w:id="170"/>
-    <w:bookmarkStart w:id="172" w:name="X9d32ec75da2d03739426d99d14ff0b7003c0656"/>
+    <w:bookmarkEnd w:id="171"/>
+    <w:bookmarkStart w:id="173" w:name="X9d32ec75da2d03739426d99d14ff0b7003c0656"/>
     <w:p>
       <w:pPr>
         <w:pStyle w:val="Heading4"/>
@@ -19925,7 +19948,7 @@
           <w:numId w:val="1073"/>
         </w:numPr>
       </w:pPr>
-      <w:hyperlink r:id="rId171">
+      <w:hyperlink r:id="rId172">
         <w:r>
           <w:rPr>
             <w:rStyle w:val="Hyperlink"/>
@@ -19941,9 +19964,9 @@
         </w:pict>
       </w:r>
     </w:p>
-    <w:bookmarkEnd w:id="172"/>
     <w:bookmarkEnd w:id="173"/>
-    <w:bookmarkStart w:id="178" w:name="multisite-security"/>
+    <w:bookmarkEnd w:id="174"/>
+    <w:bookmarkStart w:id="179" w:name="multisite-security"/>
     <w:p>
       <w:pPr>
         <w:pStyle w:val="Heading2"/>
@@ -19960,7 +19983,7 @@
         <w:t xml:space="preserve">This section addresses security considerations specific to WordPress Multisite installations.</w:t>
       </w:r>
     </w:p>
-    <w:bookmarkStart w:id="176" w:name="Xb5de61672eb24313b8c6dca365fd92ee3f077e6"/>
+    <w:bookmarkStart w:id="177" w:name="Xb5de61672eb24313b8c6dca365fd92ee3f077e6"/>
     <w:p>
       <w:pPr>
         <w:pStyle w:val="Heading4"/>
@@ -20220,7 +20243,7 @@
           <w:numId w:val="1076"/>
         </w:numPr>
       </w:pPr>
-      <w:hyperlink r:id="rId174">
+      <w:hyperlink r:id="rId175">
         <w:r>
           <w:rPr>
             <w:rStyle w:val="Hyperlink"/>
@@ -20237,7 +20260,7 @@
           <w:numId w:val="1076"/>
         </w:numPr>
       </w:pPr>
-      <w:hyperlink r:id="rId175">
+      <w:hyperlink r:id="rId176">
         <w:r>
           <w:rPr>
             <w:rStyle w:val="Hyperlink"/>
@@ -20277,8 +20300,8 @@
         </w:pict>
       </w:r>
     </w:p>
-    <w:bookmarkEnd w:id="176"/>
-    <w:bookmarkStart w:id="177" w:name="Xefeecf4be204cbf74dd485079e44e275974c82c"/>
+    <w:bookmarkEnd w:id="177"/>
+    <w:bookmarkStart w:id="178" w:name="Xefeecf4be204cbf74dd485079e44e275974c82c"/>
     <w:p>
       <w:pPr>
         <w:pStyle w:val="Heading4"/>
@@ -20535,7 +20558,7 @@
           <w:numId w:val="1078"/>
         </w:numPr>
       </w:pPr>
-      <w:hyperlink r:id="rId174">
+      <w:hyperlink r:id="rId175">
         <w:r>
           <w:rPr>
             <w:rStyle w:val="Hyperlink"/>
@@ -20551,9 +20574,9 @@
         </w:pict>
       </w:r>
     </w:p>
-    <w:bookmarkEnd w:id="177"/>
     <w:bookmarkEnd w:id="178"/>
-    <w:bookmarkStart w:id="179" w:name="appendix-a-recommendation-summary"/>
+    <w:bookmarkEnd w:id="179"/>
+    <w:bookmarkStart w:id="180" w:name="appendix-a-recommendation-summary"/>
     <w:p>
       <w:pPr>
         <w:pStyle w:val="Heading2"/>
@@ -23183,8 +23206,8 @@
         </w:tc>
       </w:tr>
     </w:tbl>
-    <w:bookmarkEnd w:id="179"/>
-    <w:bookmarkStart w:id="180" w:name="X24eb9b3eb0d379335dea7aa77a9efbdf30a22dc"/>
+    <w:bookmarkEnd w:id="180"/>
+    <w:bookmarkStart w:id="181" w:name="X24eb9b3eb0d379335dea7aa77a9efbdf30a22dc"/>
     <w:p>
       <w:pPr>
         <w:pStyle w:val="Heading2"/>
@@ -23561,8 +23584,8 @@
         </w:tc>
       </w:tr>
     </w:tbl>
-    <w:bookmarkEnd w:id="180"/>
-    <w:bookmarkStart w:id="181" w:name="X4b7fa30a93af35a911e2150440f03e81fd9720c"/>
+    <w:bookmarkEnd w:id="181"/>
+    <w:bookmarkStart w:id="182" w:name="X4b7fa30a93af35a911e2150440f03e81fd9720c"/>
     <w:p>
       <w:pPr>
         <w:pStyle w:val="Heading2"/>
@@ -23735,8 +23758,8 @@
         <w:t xml:space="preserve">filter.</w:t>
       </w:r>
     </w:p>
-    <w:bookmarkEnd w:id="181"/>
-    <w:bookmarkStart w:id="184" w:name="related-documents"/>
+    <w:bookmarkEnd w:id="182"/>
+    <w:bookmarkStart w:id="185" w:name="related-documents"/>
     <w:p>
       <w:pPr>
         <w:pStyle w:val="Heading2"/>
@@ -23778,7 +23801,7 @@
           <w:numId w:val="1080"/>
         </w:numPr>
       </w:pPr>
-      <w:hyperlink r:id="rId182">
+      <w:hyperlink r:id="rId183">
         <w:r>
           <w:rPr>
             <w:rStyle w:val="Hyperlink"/>
@@ -23853,7 +23876,7 @@
           <w:numId w:val="1080"/>
         </w:numPr>
       </w:pPr>
-      <w:hyperlink r:id="rId183">
+      <w:hyperlink r:id="rId184">
         <w:r>
           <w:rPr>
             <w:rStyle w:val="Hyperlink"/>
@@ -23870,8 +23893,8 @@
         <w:t xml:space="preserve">— The official upstream document describing WordPress core security architecture, maintained at WordPress.org.</w:t>
       </w:r>
     </w:p>
-    <w:bookmarkEnd w:id="184"/>
-    <w:bookmarkStart w:id="186" w:name="license-and-attribution"/>
+    <w:bookmarkEnd w:id="185"/>
+    <w:bookmarkStart w:id="187" w:name="license-and-attribution"/>
     <w:p>
       <w:pPr>
         <w:pStyle w:val="Heading2"/>
@@ -23890,7 +23913,7 @@
       <w:r>
         <w:t xml:space="preserve"> </w:t>
       </w:r>
-      <w:hyperlink r:id="rId185">
+      <w:hyperlink r:id="rId186">
         <w:r>
           <w:rPr>
             <w:rStyle w:val="Hyperlink"/>
@@ -23920,7 +23943,7 @@
         <w:t xml:space="preserve">The format of this benchmark is adapted from industry-standard benchmarks published by the Center for Internet Security (CIS). Technical guidance draws on the OWASP Top 10 (2025), NIST SP 800-63B, the Verizon Data Breach Investigations Report (2025), and IBM’s Cost of a Data Breach Report (2025).</w:t>
       </w:r>
     </w:p>
-    <w:bookmarkEnd w:id="186"/>
+    <w:bookmarkEnd w:id="187"/>
     <w:sectPr>
       <w:footerReference r:id="rId9" w:type="default"/>
       <w:footnotePr>

--- a/WordPress-Security-Benchmark.docx
+++ b/WordPress-Security-Benchmark.docx
@@ -23,7 +23,7 @@
         <w:pStyle w:val="Date"/>
       </w:pPr>
       <w:r>
-        <w:t xml:space="preserve">March 15, 2026</w:t>
+        <w:t xml:space="preserve">March 21, 2026</w:t>
       </w:r>
     </w:p>
     <w:sdt>
@@ -23918,7 +23918,7 @@
           <w:rPr>
             <w:rStyle w:val="Hyperlink"/>
           </w:rPr>
-          <w:t xml:space="preserve">Creative Commons Attribution-ShareAlike 4.0 International License (CC BY-SA 4.0)</w:t>
+          <w:t xml:space="preserve">Creative Commons Attribution-ShareAlike 4.0 International License (CC-BY-SA-4.0)</w:t>
         </w:r>
       </w:hyperlink>
       <w:r>

--- a/WordPress-Security-Benchmark.docx
+++ b/WordPress-Security-Benchmark.docx
@@ -23,7 +23,7 @@
         <w:pStyle w:val="Date"/>
       </w:pPr>
       <w:r>
-        <w:t xml:space="preserve">March 21, 2026</w:t>
+        <w:t xml:space="preserve">March 22, 2026</w:t>
       </w:r>
     </w:p>
     <w:sdt>
@@ -111,7 +111,7 @@
         </w:numPr>
       </w:pPr>
       <w:r>
-        <w:t xml:space="preserve">Current supported WordPress release (WordPress 7.0 release cycle)</w:t>
+        <w:t xml:space="preserve">Current supported WordPress release (WordPress 6.9.4 as of March 21, 2026; planned WordPress 7.0 release cycle)</w:t>
       </w:r>
     </w:p>
     <w:p>

--- a/WordPress-Security-Benchmark.docx
+++ b/WordPress-Security-Benchmark.docx
@@ -111,7 +111,7 @@
         </w:numPr>
       </w:pPr>
       <w:r>
-        <w:t xml:space="preserve">Current supported WordPress release (WordPress 6.9.4 as of March 21, 2026; planned WordPress 7.0 release cycle)</w:t>
+        <w:t xml:space="preserve">Current supported WordPress release (WordPress 6.9.1 as of March 21, 2026; WordPress 7.0 scheduled for April 9, 2026)</w:t>
       </w:r>
     </w:p>
     <w:p>

--- a/WordPress-Security-Benchmark.docx
+++ b/WordPress-Security-Benchmark.docx
@@ -23,7 +23,7 @@
         <w:pStyle w:val="Date"/>
       </w:pPr>
       <w:r>
-        <w:t xml:space="preserve">March 22, 2026</w:t>
+        <w:t xml:space="preserve">April 5, 2026</w:t>
       </w:r>
     </w:p>
     <w:sdt>

--- a/WordPress-Security-Benchmark.docx
+++ b/WordPress-Security-Benchmark.docx
@@ -23,7 +23,7 @@
         <w:pStyle w:val="Date"/>
       </w:pPr>
       <w:r>
-        <w:t xml:space="preserve">April 5, 2026</w:t>
+        <w:t xml:space="preserve">April 21, 2026</w:t>
       </w:r>
     </w:p>
     <w:sdt>

--- a/WordPress-Security-Benchmark.docx
+++ b/WordPress-Security-Benchmark.docx
@@ -23,7 +23,7 @@
         <w:pStyle w:val="Date"/>
       </w:pPr>
       <w:r>
-        <w:t xml:space="preserve">April 21, 2026</w:t>
+        <w:t xml:space="preserve">June 14, 2026</w:t>
       </w:r>
     </w:p>
     <w:sdt>
@@ -111,7 +111,7 @@
         </w:numPr>
       </w:pPr>
       <w:r>
-        <w:t xml:space="preserve">Current supported WordPress release (WordPress 6.9.1 as of March 21, 2026; WordPress 7.0 scheduled for April 9, 2026)</w:t>
+        <w:t xml:space="preserve">Current supported WordPress release series (WordPress 7.0; initial 7.0 release on May 20, 2026)</w:t>
       </w:r>
     </w:p>
     <w:p>
@@ -17360,7 +17360,7 @@
     </w:p>
     <w:bookmarkEnd w:id="150"/>
     <w:bookmarkEnd w:id="151"/>
-    <w:bookmarkStart w:id="166" w:name="ai-integration-security"/>
+    <w:bookmarkStart w:id="167" w:name="ai-integration-security"/>
     <w:p>
       <w:pPr>
         <w:pStyle w:val="Heading2"/>
@@ -17377,7 +17377,7 @@
         <w:t xml:space="preserve">AI tools are increasingly integrated into WordPress workflows for content generation, chatbots, code assistance, and site management. IBM’s Cost of a Data Breach Report (2025) found that 13% of organizations experienced a breach involving an AI model or application, and 97% of those breaches involved systems lacking proper access controls. This section provides controls for securing AI integrations in WordPress environments.</w:t>
       </w:r>
     </w:p>
-    <w:bookmarkStart w:id="158" w:name="ensure-ai-api-keys-are-securely-stored"/>
+    <w:bookmarkStart w:id="159" w:name="ensure-ai-api-keys-are-securely-stored"/>
     <w:p>
       <w:pPr>
         <w:pStyle w:val="Heading4"/>
@@ -17492,7 +17492,7 @@
         <w:t xml:space="preserve"> </w:t>
       </w:r>
       <w:r>
-        <w:t xml:space="preserve">constants or environment variables rather than storing keys in plugin settings (database).</w:t>
+        <w:t xml:space="preserve">constants or environment variables rather than storing keys in plugin settings or database-backed connector settings. In WordPress 7.0, the Connectors API can source AI provider credentials from environment variables, PHP constants, or the database, but database-backed connector secrets are not encrypted by core.</w:t>
       </w:r>
     </w:p>
     <w:p>
@@ -17632,7 +17632,7 @@
         <w:t xml:space="preserve"> </w:t>
       </w:r>
       <w:r>
-        <w:t xml:space="preserve">or loaded from environment variables.</w:t>
+        <w:t xml:space="preserve">or loaded from environment variables rather than relying on database-backed connector settings.</w:t>
       </w:r>
     </w:p>
     <w:p>
@@ -17752,7 +17752,7 @@
         <w:t xml:space="preserve"> </w:t>
       </w:r>
       <w:r>
-        <w:t xml:space="preserve">table or in plugin settings screens.</w:t>
+        <w:t xml:space="preserve">table, plugin settings screens, or database-backed connector settings.</w:t>
       </w:r>
     </w:p>
     <w:p>
@@ -17782,7 +17782,7 @@
         <w:t xml:space="preserve"> </w:t>
       </w:r>
       <w:r>
-        <w:t xml:space="preserve">Most AI plugins store API keys in the database via the WordPress settings API.</w:t>
+        <w:t xml:space="preserve">Many AI plugins — and WordPress 7.0 connector setups that rely on the admin screen instead of environment variables or PHP constants — store API keys in the database.</w:t>
       </w:r>
     </w:p>
     <w:p>
@@ -17822,13 +17822,30 @@
           <w:numId w:val="1058"/>
         </w:numPr>
       </w:pPr>
+      <w:hyperlink r:id="rId153">
+        <w:r>
+          <w:rPr>
+            <w:rStyle w:val="Hyperlink"/>
+          </w:rPr>
+          <w:t xml:space="preserve">Introducing the Connectors API in WordPress 7.0</w:t>
+        </w:r>
+      </w:hyperlink>
+    </w:p>
+    <w:p>
+      <w:pPr>
+        <w:pStyle w:val="Compact"/>
+        <w:numPr>
+          <w:ilvl w:val="0"/>
+          <w:numId w:val="1058"/>
+        </w:numPr>
+      </w:pPr>
       <w:r>
         <w:t xml:space="preserve">Felix Arntz:</w:t>
       </w:r>
       <w:r>
         <w:t xml:space="preserve"> </w:t>
       </w:r>
-      <w:hyperlink r:id="rId153">
+      <w:hyperlink r:id="rId154">
         <w:r>
           <w:rPr>
             <w:rStyle w:val="Hyperlink"/>
@@ -17851,7 +17868,7 @@
       <w:r>
         <w:t xml:space="preserve"> </w:t>
       </w:r>
-      <w:hyperlink r:id="rId154">
+      <w:hyperlink r:id="rId155">
         <w:r>
           <w:rPr>
             <w:rStyle w:val="Hyperlink"/>
@@ -17874,7 +17891,7 @@
       <w:r>
         <w:t xml:space="preserve"> </w:t>
       </w:r>
-      <w:hyperlink r:id="rId155">
+      <w:hyperlink r:id="rId156">
         <w:r>
           <w:rPr>
             <w:rStyle w:val="Hyperlink"/>
@@ -17891,7 +17908,7 @@
           <w:numId w:val="1058"/>
         </w:numPr>
       </w:pPr>
-      <w:hyperlink r:id="rId156">
+      <w:hyperlink r:id="rId157">
         <w:r>
           <w:rPr>
             <w:rStyle w:val="Hyperlink"/>
@@ -17908,7 +17925,7 @@
           <w:numId w:val="1058"/>
         </w:numPr>
       </w:pPr>
-      <w:hyperlink r:id="rId157">
+      <w:hyperlink r:id="rId158">
         <w:r>
           <w:rPr>
             <w:rStyle w:val="Hyperlink"/>
@@ -17936,8 +17953,8 @@
         </w:pict>
       </w:r>
     </w:p>
-    <w:bookmarkEnd w:id="158"/>
-    <w:bookmarkStart w:id="162" w:name="ensure-ai-generated-content-is-sanitized"/>
+    <w:bookmarkEnd w:id="159"/>
+    <w:bookmarkStart w:id="163" w:name="ensure-ai-generated-content-is-sanitized"/>
     <w:p>
       <w:pPr>
         <w:pStyle w:val="Heading4"/>
@@ -18263,7 +18280,7 @@
           <w:numId w:val="1060"/>
         </w:numPr>
       </w:pPr>
-      <w:hyperlink r:id="rId159">
+      <w:hyperlink r:id="rId160">
         <w:r>
           <w:rPr>
             <w:rStyle w:val="Hyperlink"/>
@@ -18280,7 +18297,7 @@
           <w:numId w:val="1060"/>
         </w:numPr>
       </w:pPr>
-      <w:hyperlink r:id="rId160">
+      <w:hyperlink r:id="rId161">
         <w:r>
           <w:rPr>
             <w:rStyle w:val="Hyperlink"/>
@@ -18297,7 +18314,7 @@
           <w:numId w:val="1060"/>
         </w:numPr>
       </w:pPr>
-      <w:hyperlink r:id="rId161">
+      <w:hyperlink r:id="rId162">
         <w:r>
           <w:rPr>
             <w:rStyle w:val="VerbatimChar"/>
@@ -18325,8 +18342,8 @@
         </w:pict>
       </w:r>
     </w:p>
-    <w:bookmarkEnd w:id="162"/>
-    <w:bookmarkStart w:id="165" w:name="X6585c3c8a5d3affa82317ab1fc774c5069542c5"/>
+    <w:bookmarkEnd w:id="163"/>
+    <w:bookmarkStart w:id="166" w:name="X6585c3c8a5d3affa82317ab1fc774c5069542c5"/>
     <w:p>
       <w:pPr>
         <w:pStyle w:val="Heading4"/>
@@ -18575,7 +18592,7 @@
           <w:numId w:val="1063"/>
         </w:numPr>
       </w:pPr>
-      <w:hyperlink r:id="rId163">
+      <w:hyperlink r:id="rId164">
         <w:r>
           <w:rPr>
             <w:rStyle w:val="Hyperlink"/>
@@ -18592,7 +18609,7 @@
           <w:numId w:val="1063"/>
         </w:numPr>
       </w:pPr>
-      <w:hyperlink r:id="rId164">
+      <w:hyperlink r:id="rId165">
         <w:r>
           <w:rPr>
             <w:rStyle w:val="Hyperlink"/>
@@ -18608,9 +18625,9 @@
         </w:pict>
       </w:r>
     </w:p>
-    <w:bookmarkEnd w:id="165"/>
     <w:bookmarkEnd w:id="166"/>
-    <w:bookmarkStart w:id="174" w:name="server-access-and-network"/>
+    <w:bookmarkEnd w:id="167"/>
+    <w:bookmarkStart w:id="175" w:name="server-access-and-network"/>
     <w:p>
       <w:pPr>
         <w:pStyle w:val="Heading2"/>
@@ -18627,7 +18644,7 @@
         <w:t xml:space="preserve">This section addresses secure remote access to the server hosting WordPress and host-level network controls.</w:t>
       </w:r>
     </w:p>
-    <w:bookmarkStart w:id="168" w:name="Xdcbe01b24edad71f2460d1c6284218e85ca0653"/>
+    <w:bookmarkStart w:id="169" w:name="Xdcbe01b24edad71f2460d1c6284218e85ca0653"/>
     <w:p>
       <w:pPr>
         <w:pStyle w:val="Heading4"/>
@@ -18906,7 +18923,7 @@
           <w:numId w:val="1064"/>
         </w:numPr>
       </w:pPr>
-      <w:hyperlink r:id="rId167">
+      <w:hyperlink r:id="rId168">
         <w:r>
           <w:rPr>
             <w:rStyle w:val="Hyperlink"/>
@@ -18946,8 +18963,8 @@
         </w:pict>
       </w:r>
     </w:p>
-    <w:bookmarkEnd w:id="168"/>
-    <w:bookmarkStart w:id="169" w:name="ensure-sftp-is-used-and-ftp-is-disabled"/>
+    <w:bookmarkEnd w:id="169"/>
+    <w:bookmarkStart w:id="170" w:name="ensure-sftp-is-used-and-ftp-is-disabled"/>
     <w:p>
       <w:pPr>
         <w:pStyle w:val="Heading4"/>
@@ -19208,7 +19225,7 @@
           <w:numId w:val="1068"/>
         </w:numPr>
       </w:pPr>
-      <w:hyperlink r:id="rId167">
+      <w:hyperlink r:id="rId168">
         <w:r>
           <w:rPr>
             <w:rStyle w:val="Hyperlink"/>
@@ -19248,8 +19265,8 @@
         </w:pict>
       </w:r>
     </w:p>
-    <w:bookmarkEnd w:id="169"/>
-    <w:bookmarkStart w:id="171" w:name="X8bcf34366d44f5ac01a0d2c0e8134cbce888acf"/>
+    <w:bookmarkEnd w:id="170"/>
+    <w:bookmarkStart w:id="172" w:name="X8bcf34366d44f5ac01a0d2c0e8134cbce888acf"/>
     <w:p>
       <w:pPr>
         <w:pStyle w:val="Heading4"/>
@@ -19538,7 +19555,7 @@
           <w:numId w:val="1069"/>
         </w:numPr>
       </w:pPr>
-      <w:hyperlink r:id="rId170">
+      <w:hyperlink r:id="rId171">
         <w:r>
           <w:rPr>
             <w:rStyle w:val="Hyperlink"/>
@@ -19554,8 +19571,8 @@
         </w:pict>
       </w:r>
     </w:p>
-    <w:bookmarkEnd w:id="171"/>
-    <w:bookmarkStart w:id="173" w:name="X9d32ec75da2d03739426d99d14ff0b7003c0656"/>
+    <w:bookmarkEnd w:id="172"/>
+    <w:bookmarkStart w:id="174" w:name="X9d32ec75da2d03739426d99d14ff0b7003c0656"/>
     <w:p>
       <w:pPr>
         <w:pStyle w:val="Heading4"/>
@@ -19948,7 +19965,7 @@
           <w:numId w:val="1073"/>
         </w:numPr>
       </w:pPr>
-      <w:hyperlink r:id="rId172">
+      <w:hyperlink r:id="rId173">
         <w:r>
           <w:rPr>
             <w:rStyle w:val="Hyperlink"/>
@@ -19964,9 +19981,9 @@
         </w:pict>
       </w:r>
     </w:p>
-    <w:bookmarkEnd w:id="173"/>
     <w:bookmarkEnd w:id="174"/>
-    <w:bookmarkStart w:id="179" w:name="multisite-security"/>
+    <w:bookmarkEnd w:id="175"/>
+    <w:bookmarkStart w:id="180" w:name="multisite-security"/>
     <w:p>
       <w:pPr>
         <w:pStyle w:val="Heading2"/>
@@ -19983,7 +20000,7 @@
         <w:t xml:space="preserve">This section addresses security considerations specific to WordPress Multisite installations.</w:t>
       </w:r>
     </w:p>
-    <w:bookmarkStart w:id="177" w:name="Xb5de61672eb24313b8c6dca365fd92ee3f077e6"/>
+    <w:bookmarkStart w:id="178" w:name="Xb5de61672eb24313b8c6dca365fd92ee3f077e6"/>
     <w:p>
       <w:pPr>
         <w:pStyle w:val="Heading4"/>
@@ -20243,7 +20260,7 @@
           <w:numId w:val="1076"/>
         </w:numPr>
       </w:pPr>
-      <w:hyperlink r:id="rId175">
+      <w:hyperlink r:id="rId176">
         <w:r>
           <w:rPr>
             <w:rStyle w:val="Hyperlink"/>
@@ -20260,7 +20277,7 @@
           <w:numId w:val="1076"/>
         </w:numPr>
       </w:pPr>
-      <w:hyperlink r:id="rId176">
+      <w:hyperlink r:id="rId177">
         <w:r>
           <w:rPr>
             <w:rStyle w:val="Hyperlink"/>
@@ -20300,8 +20317,8 @@
         </w:pict>
       </w:r>
     </w:p>
-    <w:bookmarkEnd w:id="177"/>
-    <w:bookmarkStart w:id="178" w:name="Xefeecf4be204cbf74dd485079e44e275974c82c"/>
+    <w:bookmarkEnd w:id="178"/>
+    <w:bookmarkStart w:id="179" w:name="Xefeecf4be204cbf74dd485079e44e275974c82c"/>
     <w:p>
       <w:pPr>
         <w:pStyle w:val="Heading4"/>
@@ -20558,7 +20575,7 @@
           <w:numId w:val="1078"/>
         </w:numPr>
       </w:pPr>
-      <w:hyperlink r:id="rId175">
+      <w:hyperlink r:id="rId176">
         <w:r>
           <w:rPr>
             <w:rStyle w:val="Hyperlink"/>
@@ -20574,9 +20591,9 @@
         </w:pict>
       </w:r>
     </w:p>
-    <w:bookmarkEnd w:id="178"/>
     <w:bookmarkEnd w:id="179"/>
-    <w:bookmarkStart w:id="180" w:name="appendix-a-recommendation-summary"/>
+    <w:bookmarkEnd w:id="180"/>
+    <w:bookmarkStart w:id="181" w:name="appendix-a-recommendation-summary"/>
     <w:p>
       <w:pPr>
         <w:pStyle w:val="Heading2"/>
@@ -23206,8 +23223,8 @@
         </w:tc>
       </w:tr>
     </w:tbl>
-    <w:bookmarkEnd w:id="180"/>
-    <w:bookmarkStart w:id="181" w:name="X24eb9b3eb0d379335dea7aa77a9efbdf30a22dc"/>
+    <w:bookmarkEnd w:id="181"/>
+    <w:bookmarkStart w:id="182" w:name="X24eb9b3eb0d379335dea7aa77a9efbdf30a22dc"/>
     <w:p>
       <w:pPr>
         <w:pStyle w:val="Heading2"/>
@@ -23584,8 +23601,8 @@
         </w:tc>
       </w:tr>
     </w:tbl>
-    <w:bookmarkEnd w:id="181"/>
-    <w:bookmarkStart w:id="182" w:name="X4b7fa30a93af35a911e2150440f03e81fd9720c"/>
+    <w:bookmarkEnd w:id="182"/>
+    <w:bookmarkStart w:id="183" w:name="X4b7fa30a93af35a911e2150440f03e81fd9720c"/>
     <w:p>
       <w:pPr>
         <w:pStyle w:val="Heading2"/>
@@ -23758,8 +23775,8 @@
         <w:t xml:space="preserve">filter.</w:t>
       </w:r>
     </w:p>
-    <w:bookmarkEnd w:id="182"/>
-    <w:bookmarkStart w:id="185" w:name="related-documents"/>
+    <w:bookmarkEnd w:id="183"/>
+    <w:bookmarkStart w:id="186" w:name="related-documents"/>
     <w:p>
       <w:pPr>
         <w:pStyle w:val="Heading2"/>
@@ -23801,7 +23818,7 @@
           <w:numId w:val="1080"/>
         </w:numPr>
       </w:pPr>
-      <w:hyperlink r:id="rId183">
+      <w:hyperlink r:id="rId184">
         <w:r>
           <w:rPr>
             <w:rStyle w:val="Hyperlink"/>
@@ -23876,7 +23893,7 @@
           <w:numId w:val="1080"/>
         </w:numPr>
       </w:pPr>
-      <w:hyperlink r:id="rId184">
+      <w:hyperlink r:id="rId185">
         <w:r>
           <w:rPr>
             <w:rStyle w:val="Hyperlink"/>
@@ -23893,8 +23910,8 @@
         <w:t xml:space="preserve">— The official upstream document describing WordPress core security architecture, maintained at WordPress.org.</w:t>
       </w:r>
     </w:p>
-    <w:bookmarkEnd w:id="185"/>
-    <w:bookmarkStart w:id="187" w:name="license-and-attribution"/>
+    <w:bookmarkEnd w:id="186"/>
+    <w:bookmarkStart w:id="188" w:name="license-and-attribution"/>
     <w:p>
       <w:pPr>
         <w:pStyle w:val="Heading2"/>
@@ -23913,7 +23930,7 @@
       <w:r>
         <w:t xml:space="preserve"> </w:t>
       </w:r>
-      <w:hyperlink r:id="rId186">
+      <w:hyperlink r:id="rId187">
         <w:r>
           <w:rPr>
             <w:rStyle w:val="Hyperlink"/>
@@ -23943,7 +23960,7 @@
         <w:t xml:space="preserve">The format of this benchmark is adapted from industry-standard benchmarks published by the Center for Internet Security (CIS). Technical guidance draws on the OWASP Top 10 (2025), NIST SP 800-63B, the Verizon Data Breach Investigations Report (2025), and IBM’s Cost of a Data Breach Report (2025).</w:t>
       </w:r>
     </w:p>
-    <w:bookmarkEnd w:id="187"/>
+    <w:bookmarkEnd w:id="188"/>
     <w:sectPr>
       <w:footerReference r:id="rId9" w:type="default"/>
       <w:footnotePr>

--- a/WordPress-Security-Benchmark.docx
+++ b/WordPress-Security-Benchmark.docx
@@ -23,7 +23,7 @@
         <w:pStyle w:val="Date"/>
       </w:pPr>
       <w:r>
-        <w:t xml:space="preserve">June 14, 2026</w:t>
+        <w:t xml:space="preserve">June 17, 2026</w:t>
       </w:r>
     </w:p>
     <w:sdt>
@@ -52,7 +52,7 @@
         </w:p>
       </w:sdtContent>
     </w:sdt>
-    <w:bookmarkStart w:id="20" w:name="overview"/>
+    <w:bookmarkStart w:id="40" w:name="overview"/>
     <w:p>
       <w:pPr>
         <w:pStyle w:val="Heading2"/>
@@ -93,8 +93,8 @@
         <w:t xml:space="preserve">The Benchmark is intended for system administrators, security engineers, DevOps teams, and WordPress developers responsible for deploying and maintaining WordPress installations in enterprise environments. It draws on many WordPress, LEMP/LAMP, and related security resources and standards (e.g., OWASP and NIST), as well as field experience with enterprise WordPress hardening.</w:t>
       </w:r>
     </w:p>
-    <w:bookmarkEnd w:id="20"/>
-    <w:bookmarkStart w:id="23" w:name="target-technology"/>
+    <w:bookmarkEnd w:id="40"/>
+    <w:bookmarkStart w:id="43" w:name="target-technology"/>
     <w:p>
       <w:pPr>
         <w:pStyle w:val="Heading2"/>
@@ -175,7 +175,7 @@
       <w:r>
         <w:t xml:space="preserve">While this benchmark assumes a traditional Linux stack, the principles and many of the configuration settings apply equally to containerized environments (</w:t>
       </w:r>
-      <w:hyperlink r:id="rId21">
+      <w:hyperlink r:id="rId41">
         <w:r>
           <w:rPr>
             <w:rStyle w:val="Hyperlink"/>
@@ -189,7 +189,7 @@
       <w:r>
         <w:t xml:space="preserve"> </w:t>
       </w:r>
-      <w:hyperlink r:id="rId22">
+      <w:hyperlink r:id="rId42">
         <w:r>
           <w:rPr>
             <w:rStyle w:val="Hyperlink"/>
@@ -201,8 +201,8 @@
         <w:t xml:space="preserve">). In such cases, configurations should be injected via environment variables or secret management systems rather than direct file edits where possible.</w:t>
       </w:r>
     </w:p>
-    <w:bookmarkEnd w:id="23"/>
-    <w:bookmarkStart w:id="24" w:name="profile-definitions"/>
+    <w:bookmarkEnd w:id="43"/>
+    <w:bookmarkStart w:id="44" w:name="profile-definitions"/>
     <w:p>
       <w:pPr>
         <w:pStyle w:val="Heading2"/>
@@ -320,8 +320,8 @@
         </w:tc>
       </w:tr>
     </w:tbl>
-    <w:bookmarkEnd w:id="24"/>
-    <w:bookmarkStart w:id="25" w:name="assessment-status"/>
+    <w:bookmarkEnd w:id="44"/>
+    <w:bookmarkStart w:id="45" w:name="assessment-status"/>
     <w:p>
       <w:pPr>
         <w:pStyle w:val="Heading2"/>
@@ -366,8 +366,8 @@
         <w:t xml:space="preserve">Compliance requires human judgment, review of policies, or inspection of settings through a graphical interface.</w:t>
       </w:r>
     </w:p>
-    <w:bookmarkEnd w:id="25"/>
-    <w:bookmarkStart w:id="41" w:name="web-server-configuration"/>
+    <w:bookmarkEnd w:id="45"/>
+    <w:bookmarkStart w:id="61" w:name="web-server-configuration"/>
     <w:p>
       <w:pPr>
         <w:pStyle w:val="Heading2"/>
@@ -384,7 +384,7 @@
         <w:t xml:space="preserve">This section provides recommendations for hardening the web server (Nginx or Apache) that serves the WordPress application.</w:t>
       </w:r>
     </w:p>
-    <w:bookmarkStart w:id="27" w:name="ensure-tls-1.2-is-enforced"/>
+    <w:bookmarkStart w:id="47" w:name="ensure-tls-1.2-is-enforced"/>
     <w:p>
       <w:pPr>
         <w:pStyle w:val="Heading4"/>
@@ -743,7 +743,7 @@
           <w:numId w:val="1002"/>
         </w:numPr>
       </w:pPr>
-      <w:hyperlink r:id="rId26">
+      <w:hyperlink r:id="rId46">
         <w:r>
           <w:rPr>
             <w:rStyle w:val="Hyperlink"/>
@@ -759,8 +759,8 @@
         </w:pict>
       </w:r>
     </w:p>
-    <w:bookmarkEnd w:id="27"/>
-    <w:bookmarkStart w:id="30" w:name="Xcabf1d9e350adbbe6b47c08be11d7e0be4d42f7"/>
+    <w:bookmarkEnd w:id="47"/>
+    <w:bookmarkStart w:id="50" w:name="Xcabf1d9e350adbbe6b47c08be11d7e0be4d42f7"/>
     <w:p>
       <w:pPr>
         <w:pStyle w:val="Heading4"/>
@@ -1096,7 +1096,7 @@
           <w:numId w:val="1003"/>
         </w:numPr>
       </w:pPr>
-      <w:hyperlink r:id="rId28">
+      <w:hyperlink r:id="rId48">
         <w:r>
           <w:rPr>
             <w:rStyle w:val="Hyperlink"/>
@@ -1113,7 +1113,7 @@
           <w:numId w:val="1003"/>
         </w:numPr>
       </w:pPr>
-      <w:hyperlink r:id="rId29">
+      <w:hyperlink r:id="rId49">
         <w:r>
           <w:rPr>
             <w:rStyle w:val="Hyperlink"/>
@@ -1129,8 +1129,8 @@
         </w:pict>
       </w:r>
     </w:p>
-    <w:bookmarkEnd w:id="30"/>
-    <w:bookmarkStart w:id="34" w:name="X6cf1bca182238ea7b4dd9f990ff6176c91549fd"/>
+    <w:bookmarkEnd w:id="50"/>
+    <w:bookmarkStart w:id="54" w:name="X6cf1bca182238ea7b4dd9f990ff6176c91549fd"/>
     <w:p>
       <w:pPr>
         <w:pStyle w:val="Heading4"/>
@@ -1385,7 +1385,7 @@
           <w:numId w:val="1004"/>
         </w:numPr>
       </w:pPr>
-      <w:hyperlink r:id="rId31">
+      <w:hyperlink r:id="rId51">
         <w:r>
           <w:rPr>
             <w:rStyle w:val="Hyperlink"/>
@@ -1426,7 +1426,7 @@
           <w:numId w:val="1004"/>
         </w:numPr>
       </w:pPr>
-      <w:hyperlink r:id="rId32">
+      <w:hyperlink r:id="rId52">
         <w:r>
           <w:rPr>
             <w:rStyle w:val="Hyperlink"/>
@@ -1467,7 +1467,7 @@
           <w:numId w:val="1004"/>
         </w:numPr>
       </w:pPr>
-      <w:hyperlink r:id="rId33">
+      <w:hyperlink r:id="rId53">
         <w:r>
           <w:rPr>
             <w:rStyle w:val="Hyperlink"/>
@@ -1507,8 +1507,8 @@
         </w:pict>
       </w:r>
     </w:p>
-    <w:bookmarkEnd w:id="34"/>
-    <w:bookmarkStart w:id="36" w:name="Xce5bdfe2b3d49dd0bb8c871502cfae68921f71e"/>
+    <w:bookmarkEnd w:id="54"/>
+    <w:bookmarkStart w:id="56" w:name="Xce5bdfe2b3d49dd0bb8c871502cfae68921f71e"/>
     <w:p>
       <w:pPr>
         <w:pStyle w:val="Heading4"/>
@@ -1792,7 +1792,7 @@
           <w:numId w:val="1005"/>
         </w:numPr>
       </w:pPr>
-      <w:hyperlink r:id="rId35">
+      <w:hyperlink r:id="rId55">
         <w:r>
           <w:rPr>
             <w:rStyle w:val="Hyperlink"/>
@@ -1808,8 +1808,8 @@
         </w:pict>
       </w:r>
     </w:p>
-    <w:bookmarkEnd w:id="36"/>
-    <w:bookmarkStart w:id="40" w:name="X2df13cc8d6ddfeb1c3086783e1108c782e81db3"/>
+    <w:bookmarkEnd w:id="56"/>
+    <w:bookmarkStart w:id="60" w:name="X2df13cc8d6ddfeb1c3086783e1108c782e81db3"/>
     <w:p>
       <w:pPr>
         <w:pStyle w:val="Heading4"/>
@@ -2212,7 +2212,7 @@
           <w:numId w:val="1006"/>
         </w:numPr>
       </w:pPr>
-      <w:hyperlink r:id="rId37">
+      <w:hyperlink r:id="rId57">
         <w:r>
           <w:rPr>
             <w:rStyle w:val="Hyperlink"/>
@@ -2229,7 +2229,7 @@
           <w:numId w:val="1006"/>
         </w:numPr>
       </w:pPr>
-      <w:hyperlink r:id="rId38">
+      <w:hyperlink r:id="rId58">
         <w:r>
           <w:rPr>
             <w:rStyle w:val="Hyperlink"/>
@@ -2270,7 +2270,7 @@
           <w:numId w:val="1006"/>
         </w:numPr>
       </w:pPr>
-      <w:hyperlink r:id="rId39">
+      <w:hyperlink r:id="rId59">
         <w:r>
           <w:rPr>
             <w:rStyle w:val="Hyperlink"/>
@@ -2286,9 +2286,9 @@
         </w:pict>
       </w:r>
     </w:p>
-    <w:bookmarkEnd w:id="40"/>
-    <w:bookmarkEnd w:id="41"/>
-    <w:bookmarkStart w:id="55" w:name="php-configuration"/>
+    <w:bookmarkEnd w:id="60"/>
+    <w:bookmarkEnd w:id="61"/>
+    <w:bookmarkStart w:id="75" w:name="php-configuration"/>
     <w:p>
       <w:pPr>
         <w:pStyle w:val="Heading2"/>
@@ -2305,7 +2305,7 @@
         <w:t xml:space="preserve">This section provides recommendations for securing the PHP runtime environment.</w:t>
       </w:r>
     </w:p>
-    <w:bookmarkStart w:id="44" w:name="ensure-expose_php-is-disabled"/>
+    <w:bookmarkStart w:id="64" w:name="ensure-expose_php-is-disabled"/>
     <w:p>
       <w:pPr>
         <w:pStyle w:val="Heading4"/>
@@ -2528,7 +2528,7 @@
           <w:numId w:val="1007"/>
         </w:numPr>
       </w:pPr>
-      <w:hyperlink r:id="rId42">
+      <w:hyperlink r:id="rId62">
         <w:r>
           <w:rPr>
             <w:rStyle w:val="Hyperlink"/>
@@ -2569,7 +2569,7 @@
           <w:numId w:val="1007"/>
         </w:numPr>
       </w:pPr>
-      <w:hyperlink r:id="rId43">
+      <w:hyperlink r:id="rId63">
         <w:r>
           <w:rPr>
             <w:rStyle w:val="Hyperlink"/>
@@ -2585,8 +2585,8 @@
         </w:pict>
       </w:r>
     </w:p>
-    <w:bookmarkEnd w:id="44"/>
-    <w:bookmarkStart w:id="48" w:name="X6d8545390b8ff6f86e463d23dc04788800728c6"/>
+    <w:bookmarkEnd w:id="64"/>
+    <w:bookmarkStart w:id="68" w:name="X6d8545390b8ff6f86e463d23dc04788800728c6"/>
     <w:p>
       <w:pPr>
         <w:pStyle w:val="Heading4"/>
@@ -2823,7 +2823,7 @@
           <w:numId w:val="1008"/>
         </w:numPr>
       </w:pPr>
-      <w:hyperlink r:id="rId45">
+      <w:hyperlink r:id="rId65">
         <w:r>
           <w:rPr>
             <w:rStyle w:val="Hyperlink"/>
@@ -2864,7 +2864,7 @@
           <w:numId w:val="1008"/>
         </w:numPr>
       </w:pPr>
-      <w:hyperlink r:id="rId46">
+      <w:hyperlink r:id="rId66">
         <w:r>
           <w:rPr>
             <w:rStyle w:val="Hyperlink"/>
@@ -2881,7 +2881,7 @@
           <w:numId w:val="1008"/>
         </w:numPr>
       </w:pPr>
-      <w:hyperlink r:id="rId47">
+      <w:hyperlink r:id="rId67">
         <w:r>
           <w:rPr>
             <w:rStyle w:val="Hyperlink"/>
@@ -2921,8 +2921,8 @@
         </w:pict>
       </w:r>
     </w:p>
-    <w:bookmarkEnd w:id="48"/>
-    <w:bookmarkStart w:id="50" w:name="X6766e48cbff5daaa4af97004511b8d9ff4d7796"/>
+    <w:bookmarkEnd w:id="68"/>
+    <w:bookmarkStart w:id="70" w:name="X6766e48cbff5daaa4af97004511b8d9ff4d7796"/>
     <w:p>
       <w:pPr>
         <w:pStyle w:val="Heading4"/>
@@ -3216,7 +3216,7 @@
           <w:numId w:val="1009"/>
         </w:numPr>
       </w:pPr>
-      <w:hyperlink r:id="rId49">
+      <w:hyperlink r:id="rId69">
         <w:r>
           <w:rPr>
             <w:rStyle w:val="Hyperlink"/>
@@ -3257,7 +3257,7 @@
           <w:numId w:val="1009"/>
         </w:numPr>
       </w:pPr>
-      <w:hyperlink r:id="rId43">
+      <w:hyperlink r:id="rId63">
         <w:r>
           <w:rPr>
             <w:rStyle w:val="Hyperlink"/>
@@ -3273,8 +3273,8 @@
         </w:pict>
       </w:r>
     </w:p>
-    <w:bookmarkEnd w:id="50"/>
-    <w:bookmarkStart w:id="52" w:name="X3dd4d75ec865e79b96479ee4aa4d8525fd8e21b"/>
+    <w:bookmarkEnd w:id="70"/>
+    <w:bookmarkStart w:id="72" w:name="X3dd4d75ec865e79b96479ee4aa4d8525fd8e21b"/>
     <w:p>
       <w:pPr>
         <w:pStyle w:val="Heading4"/>
@@ -3477,7 +3477,7 @@
           <w:numId w:val="1010"/>
         </w:numPr>
       </w:pPr>
-      <w:hyperlink r:id="rId51">
+      <w:hyperlink r:id="rId71">
         <w:r>
           <w:rPr>
             <w:rStyle w:val="Hyperlink"/>
@@ -3518,7 +3518,7 @@
           <w:numId w:val="1010"/>
         </w:numPr>
       </w:pPr>
-      <w:hyperlink r:id="rId43">
+      <w:hyperlink r:id="rId63">
         <w:r>
           <w:rPr>
             <w:rStyle w:val="Hyperlink"/>
@@ -3534,8 +3534,8 @@
         </w:pict>
       </w:r>
     </w:p>
-    <w:bookmarkEnd w:id="52"/>
-    <w:bookmarkStart w:id="54" w:name="X55182ffca8bf9a86f4f303ba4cdd1d54fb306f0"/>
+    <w:bookmarkEnd w:id="72"/>
+    <w:bookmarkStart w:id="74" w:name="X55182ffca8bf9a86f4f303ba4cdd1d54fb306f0"/>
     <w:p>
       <w:pPr>
         <w:pStyle w:val="Heading4"/>
@@ -3803,7 +3803,7 @@
           <w:numId w:val="1011"/>
         </w:numPr>
       </w:pPr>
-      <w:hyperlink r:id="rId53">
+      <w:hyperlink r:id="rId73">
         <w:r>
           <w:rPr>
             <w:rStyle w:val="Hyperlink"/>
@@ -3819,9 +3819,9 @@
         </w:pict>
       </w:r>
     </w:p>
-    <w:bookmarkEnd w:id="54"/>
-    <w:bookmarkEnd w:id="55"/>
-    <w:bookmarkStart w:id="67" w:name="database-configuration"/>
+    <w:bookmarkEnd w:id="74"/>
+    <w:bookmarkEnd w:id="75"/>
+    <w:bookmarkStart w:id="87" w:name="database-configuration"/>
     <w:p>
       <w:pPr>
         <w:pStyle w:val="Heading2"/>
@@ -3838,7 +3838,7 @@
         <w:t xml:space="preserve">This section covers MySQL/MariaDB configuration relevant to WordPress security.</w:t>
       </w:r>
     </w:p>
-    <w:bookmarkStart w:id="57" w:name="X53e835e02d359123c4bfd3a5542e5d5a754352a"/>
+    <w:bookmarkStart w:id="77" w:name="X53e835e02d359123c4bfd3a5542e5d5a754352a"/>
     <w:p>
       <w:pPr>
         <w:pStyle w:val="Heading4"/>
@@ -4464,7 +4464,7 @@
           <w:numId w:val="1012"/>
         </w:numPr>
       </w:pPr>
-      <w:hyperlink r:id="rId35">
+      <w:hyperlink r:id="rId55">
         <w:r>
           <w:rPr>
             <w:rStyle w:val="Hyperlink"/>
@@ -4481,7 +4481,7 @@
           <w:numId w:val="1012"/>
         </w:numPr>
       </w:pPr>
-      <w:hyperlink r:id="rId56">
+      <w:hyperlink r:id="rId76">
         <w:r>
           <w:rPr>
             <w:rStyle w:val="Hyperlink"/>
@@ -4497,8 +4497,8 @@
         </w:pict>
       </w:r>
     </w:p>
-    <w:bookmarkEnd w:id="57"/>
-    <w:bookmarkStart w:id="60" w:name="X14504102df393384c32e7daa09c939da4b9017b"/>
+    <w:bookmarkEnd w:id="77"/>
+    <w:bookmarkStart w:id="80" w:name="X14504102df393384c32e7daa09c939da4b9017b"/>
     <w:p>
       <w:pPr>
         <w:pStyle w:val="Heading4"/>
@@ -4728,7 +4728,7 @@
           <w:numId w:val="1013"/>
         </w:numPr>
       </w:pPr>
-      <w:hyperlink r:id="rId35">
+      <w:hyperlink r:id="rId55">
         <w:r>
           <w:rPr>
             <w:rStyle w:val="Hyperlink"/>
@@ -4745,7 +4745,7 @@
           <w:numId w:val="1013"/>
         </w:numPr>
       </w:pPr>
-      <w:hyperlink r:id="rId58">
+      <w:hyperlink r:id="rId78">
         <w:r>
           <w:rPr>
             <w:rStyle w:val="Hyperlink"/>
@@ -4762,7 +4762,7 @@
           <w:numId w:val="1013"/>
         </w:numPr>
       </w:pPr>
-      <w:hyperlink r:id="rId59">
+      <w:hyperlink r:id="rId79">
         <w:r>
           <w:rPr>
             <w:rStyle w:val="Hyperlink"/>
@@ -4802,8 +4802,8 @@
         </w:pict>
       </w:r>
     </w:p>
-    <w:bookmarkEnd w:id="60"/>
-    <w:bookmarkStart w:id="63" w:name="Xca9890352c1c45545b100976c4aa8479955a896"/>
+    <w:bookmarkEnd w:id="80"/>
+    <w:bookmarkStart w:id="83" w:name="Xca9890352c1c45545b100976c4aa8479955a896"/>
     <w:p>
       <w:pPr>
         <w:pStyle w:val="Heading4"/>
@@ -5044,7 +5044,7 @@
           <w:numId w:val="1014"/>
         </w:numPr>
       </w:pPr>
-      <w:hyperlink r:id="rId61">
+      <w:hyperlink r:id="rId81">
         <w:r>
           <w:rPr>
             <w:rStyle w:val="Hyperlink"/>
@@ -5097,7 +5097,7 @@
           <w:numId w:val="1014"/>
         </w:numPr>
       </w:pPr>
-      <w:hyperlink r:id="rId62">
+      <w:hyperlink r:id="rId82">
         <w:r>
           <w:rPr>
             <w:rStyle w:val="Hyperlink"/>
@@ -5113,8 +5113,8 @@
         </w:pict>
       </w:r>
     </w:p>
-    <w:bookmarkEnd w:id="63"/>
-    <w:bookmarkStart w:id="66" w:name="ensure-database-query-logging-is-enabled"/>
+    <w:bookmarkEnd w:id="83"/>
+    <w:bookmarkStart w:id="86" w:name="ensure-database-query-logging-is-enabled"/>
     <w:p>
       <w:pPr>
         <w:pStyle w:val="Heading4"/>
@@ -5369,7 +5369,7 @@
           <w:numId w:val="1015"/>
         </w:numPr>
       </w:pPr>
-      <w:hyperlink r:id="rId64">
+      <w:hyperlink r:id="rId84">
         <w:r>
           <w:rPr>
             <w:rStyle w:val="Hyperlink"/>
@@ -5386,7 +5386,7 @@
           <w:numId w:val="1015"/>
         </w:numPr>
       </w:pPr>
-      <w:hyperlink r:id="rId65">
+      <w:hyperlink r:id="rId85">
         <w:r>
           <w:rPr>
             <w:rStyle w:val="Hyperlink"/>
@@ -5402,9 +5402,9 @@
         </w:pict>
       </w:r>
     </w:p>
-    <w:bookmarkEnd w:id="66"/>
-    <w:bookmarkEnd w:id="67"/>
-    <w:bookmarkStart w:id="83" w:name="wordpress-core-configuration"/>
+    <w:bookmarkEnd w:id="86"/>
+    <w:bookmarkEnd w:id="87"/>
+    <w:bookmarkStart w:id="103" w:name="wordpress-core-configuration"/>
     <w:p>
       <w:pPr>
         <w:pStyle w:val="Heading2"/>
@@ -5436,7 +5436,7 @@
         <w:t xml:space="preserve">and WordPress core behavior.</w:t>
       </w:r>
     </w:p>
-    <w:bookmarkStart w:id="69" w:name="X28c2480fd3e79ceada8375b7381b81cbdfafe5c"/>
+    <w:bookmarkStart w:id="89" w:name="X28c2480fd3e79ceada8375b7381b81cbdfafe5c"/>
     <w:p>
       <w:pPr>
         <w:pStyle w:val="Heading4"/>
@@ -5927,7 +5927,7 @@
           <w:numId w:val="1016"/>
         </w:numPr>
       </w:pPr>
-      <w:hyperlink r:id="rId68">
+      <w:hyperlink r:id="rId88">
         <w:r>
           <w:rPr>
             <w:rStyle w:val="Hyperlink"/>
@@ -5944,7 +5944,7 @@
           <w:numId w:val="1016"/>
         </w:numPr>
       </w:pPr>
-      <w:hyperlink r:id="rId35">
+      <w:hyperlink r:id="rId55">
         <w:r>
           <w:rPr>
             <w:rStyle w:val="Hyperlink"/>
@@ -5960,8 +5960,8 @@
         </w:pict>
       </w:r>
     </w:p>
-    <w:bookmarkEnd w:id="69"/>
-    <w:bookmarkStart w:id="72" w:name="ensure-force_ssl_admin-is-set-to-true"/>
+    <w:bookmarkEnd w:id="89"/>
+    <w:bookmarkStart w:id="92" w:name="ensure-force_ssl_admin-is-set-to-true"/>
     <w:p>
       <w:pPr>
         <w:pStyle w:val="Heading4"/>
@@ -6257,7 +6257,7 @@
           <w:numId w:val="1017"/>
         </w:numPr>
       </w:pPr>
-      <w:hyperlink r:id="rId61">
+      <w:hyperlink r:id="rId81">
         <w:r>
           <w:rPr>
             <w:rStyle w:val="Hyperlink"/>
@@ -6310,7 +6310,7 @@
           <w:numId w:val="1017"/>
         </w:numPr>
       </w:pPr>
-      <w:hyperlink r:id="rId70">
+      <w:hyperlink r:id="rId90">
         <w:r>
           <w:rPr>
             <w:rStyle w:val="Hyperlink"/>
@@ -6327,7 +6327,7 @@
           <w:numId w:val="1017"/>
         </w:numPr>
       </w:pPr>
-      <w:hyperlink r:id="rId71">
+      <w:hyperlink r:id="rId91">
         <w:r>
           <w:rPr>
             <w:rStyle w:val="VerbatimChar"/>
@@ -6355,8 +6355,8 @@
         </w:pict>
       </w:r>
     </w:p>
-    <w:bookmarkEnd w:id="72"/>
-    <w:bookmarkStart w:id="74" w:name="X99d05a9db2105bb0177983691284d4ca98b08f1"/>
+    <w:bookmarkEnd w:id="92"/>
+    <w:bookmarkStart w:id="94" w:name="X99d05a9db2105bb0177983691284d4ca98b08f1"/>
     <w:p>
       <w:pPr>
         <w:pStyle w:val="Heading4"/>
@@ -6903,7 +6903,7 @@
           <w:numId w:val="1018"/>
         </w:numPr>
       </w:pPr>
-      <w:hyperlink r:id="rId61">
+      <w:hyperlink r:id="rId81">
         <w:r>
           <w:rPr>
             <w:rStyle w:val="Hyperlink"/>
@@ -6956,7 +6956,7 @@
           <w:numId w:val="1018"/>
         </w:numPr>
       </w:pPr>
-      <w:hyperlink r:id="rId73">
+      <w:hyperlink r:id="rId93">
         <w:r>
           <w:rPr>
             <w:rStyle w:val="VerbatimChar"/>
@@ -6985,7 +6985,7 @@
           <w:numId w:val="1018"/>
         </w:numPr>
       </w:pPr>
-      <w:hyperlink r:id="rId47">
+      <w:hyperlink r:id="rId67">
         <w:r>
           <w:rPr>
             <w:rStyle w:val="Hyperlink"/>
@@ -7025,8 +7025,8 @@
         </w:pict>
       </w:r>
     </w:p>
-    <w:bookmarkEnd w:id="74"/>
-    <w:bookmarkStart w:id="75" w:name="ensure-xml-rpc-is-disabled"/>
+    <w:bookmarkEnd w:id="94"/>
+    <w:bookmarkStart w:id="95" w:name="ensure-xml-rpc-is-disabled"/>
     <w:p>
       <w:pPr>
         <w:pStyle w:val="Heading4"/>
@@ -7416,7 +7416,7 @@
           <w:numId w:val="1019"/>
         </w:numPr>
       </w:pPr>
-      <w:hyperlink r:id="rId35">
+      <w:hyperlink r:id="rId55">
         <w:r>
           <w:rPr>
             <w:rStyle w:val="Hyperlink"/>
@@ -7432,8 +7432,8 @@
         </w:pict>
       </w:r>
     </w:p>
-    <w:bookmarkEnd w:id="75"/>
-    <w:bookmarkStart w:id="77" w:name="Xccfd45e4de583f7d6974826f121206ec193f546"/>
+    <w:bookmarkEnd w:id="95"/>
+    <w:bookmarkStart w:id="97" w:name="Xccfd45e4de583f7d6974826f121206ec193f546"/>
     <w:p>
       <w:pPr>
         <w:pStyle w:val="Heading4"/>
@@ -7822,7 +7822,7 @@
           <w:numId w:val="1020"/>
         </w:numPr>
       </w:pPr>
-      <w:hyperlink r:id="rId76">
+      <w:hyperlink r:id="rId96">
         <w:r>
           <w:rPr>
             <w:rStyle w:val="Hyperlink"/>
@@ -7838,8 +7838,8 @@
         </w:pict>
       </w:r>
     </w:p>
-    <w:bookmarkEnd w:id="77"/>
-    <w:bookmarkStart w:id="78" w:name="X2e7307636cb42ed0f1cbdc43b1abc4433af3b58"/>
+    <w:bookmarkEnd w:id="97"/>
+    <w:bookmarkStart w:id="98" w:name="X2e7307636cb42ed0f1cbdc43b1abc4433af3b58"/>
     <w:p>
       <w:pPr>
         <w:pStyle w:val="Heading4"/>
@@ -8161,7 +8161,7 @@
           <w:numId w:val="1021"/>
         </w:numPr>
       </w:pPr>
-      <w:hyperlink r:id="rId35">
+      <w:hyperlink r:id="rId55">
         <w:r>
           <w:rPr>
             <w:rStyle w:val="Hyperlink"/>
@@ -8177,8 +8177,8 @@
         </w:pict>
       </w:r>
     </w:p>
-    <w:bookmarkEnd w:id="78"/>
-    <w:bookmarkStart w:id="82" w:name="X476bc3ecbd02b5fbb1991ccf27b68ead97ab487"/>
+    <w:bookmarkEnd w:id="98"/>
+    <w:bookmarkStart w:id="102" w:name="X476bc3ecbd02b5fbb1991ccf27b68ead97ab487"/>
     <w:p>
       <w:pPr>
         <w:pStyle w:val="Heading4"/>
@@ -8679,7 +8679,7 @@
       <w:r>
         <w:t xml:space="preserve"> </w:t>
       </w:r>
-      <w:hyperlink r:id="rId79">
+      <w:hyperlink r:id="rId99">
         <w:r>
           <w:rPr>
             <w:rStyle w:val="Hyperlink"/>
@@ -8741,7 +8741,7 @@
           <w:numId w:val="1025"/>
         </w:numPr>
       </w:pPr>
-      <w:hyperlink r:id="rId80">
+      <w:hyperlink r:id="rId100">
         <w:r>
           <w:rPr>
             <w:rStyle w:val="Hyperlink"/>
@@ -8758,7 +8758,7 @@
           <w:numId w:val="1025"/>
         </w:numPr>
       </w:pPr>
-      <w:hyperlink r:id="rId81">
+      <w:hyperlink r:id="rId101">
         <w:r>
           <w:rPr>
             <w:rStyle w:val="Hyperlink"/>
@@ -8774,9 +8774,9 @@
         </w:pict>
       </w:r>
     </w:p>
-    <w:bookmarkEnd w:id="82"/>
-    <w:bookmarkEnd w:id="83"/>
-    <w:bookmarkStart w:id="115" w:name="authentication-and-access-control"/>
+    <w:bookmarkEnd w:id="102"/>
+    <w:bookmarkEnd w:id="103"/>
+    <w:bookmarkStart w:id="135" w:name="authentication-and-access-control"/>
     <w:p>
       <w:pPr>
         <w:pStyle w:val="Heading2"/>
@@ -8793,7 +8793,7 @@
         <w:t xml:space="preserve">This section addresses user authentication, session management, and role-based access control within WordPress.</w:t>
       </w:r>
     </w:p>
-    <w:bookmarkStart w:id="90" w:name="X58da6711d0250ef42104787d3298c5e1ce490ad"/>
+    <w:bookmarkStart w:id="110" w:name="X58da6711d0250ef42104787d3298c5e1ce490ad"/>
     <w:p>
       <w:pPr>
         <w:pStyle w:val="Heading4"/>
@@ -9015,7 +9015,7 @@
       <w:r>
         <w:t xml:space="preserve"> </w:t>
       </w:r>
-      <w:hyperlink r:id="rId79">
+      <w:hyperlink r:id="rId99">
         <w:r>
           <w:rPr>
             <w:rStyle w:val="Hyperlink"/>
@@ -9068,7 +9068,7 @@
           <w:numId w:val="1026"/>
         </w:numPr>
       </w:pPr>
-      <w:hyperlink r:id="rId84">
+      <w:hyperlink r:id="rId104">
         <w:r>
           <w:rPr>
             <w:rStyle w:val="Hyperlink"/>
@@ -9085,7 +9085,7 @@
           <w:numId w:val="1026"/>
         </w:numPr>
       </w:pPr>
-      <w:hyperlink r:id="rId85">
+      <w:hyperlink r:id="rId105">
         <w:r>
           <w:rPr>
             <w:rStyle w:val="Hyperlink"/>
@@ -9102,7 +9102,7 @@
       <w:r>
         <w:t xml:space="preserve"> </w:t>
       </w:r>
-      <w:hyperlink r:id="rId86">
+      <w:hyperlink r:id="rId106">
         <w:r>
           <w:rPr>
             <w:rStyle w:val="Hyperlink"/>
@@ -9119,7 +9119,7 @@
       <w:r>
         <w:t xml:space="preserve"> </w:t>
       </w:r>
-      <w:hyperlink r:id="rId87">
+      <w:hyperlink r:id="rId107">
         <w:r>
           <w:rPr>
             <w:rStyle w:val="Hyperlink"/>
@@ -9136,7 +9136,7 @@
       <w:r>
         <w:t xml:space="preserve"> </w:t>
       </w:r>
-      <w:hyperlink r:id="rId35">
+      <w:hyperlink r:id="rId55">
         <w:r>
           <w:rPr>
             <w:rStyle w:val="Hyperlink"/>
@@ -9153,7 +9153,7 @@
       <w:r>
         <w:t xml:space="preserve"> </w:t>
       </w:r>
-      <w:hyperlink r:id="rId88">
+      <w:hyperlink r:id="rId108">
         <w:r>
           <w:rPr>
             <w:rStyle w:val="Hyperlink"/>
@@ -9170,7 +9170,7 @@
           <w:numId w:val="1026"/>
         </w:numPr>
       </w:pPr>
-      <w:hyperlink r:id="rId89">
+      <w:hyperlink r:id="rId109">
         <w:r>
           <w:rPr>
             <w:rStyle w:val="Hyperlink"/>
@@ -9192,8 +9192,8 @@
         </w:pict>
       </w:r>
     </w:p>
-    <w:bookmarkEnd w:id="90"/>
-    <w:bookmarkStart w:id="94" w:name="X38b584e7db0f766b8ae894c7164200a2dfde080"/>
+    <w:bookmarkEnd w:id="110"/>
+    <w:bookmarkStart w:id="114" w:name="X38b584e7db0f766b8ae894c7164200a2dfde080"/>
     <w:p>
       <w:pPr>
         <w:pStyle w:val="Heading4"/>
@@ -9494,7 +9494,7 @@
           <w:numId w:val="1027"/>
         </w:numPr>
       </w:pPr>
-      <w:hyperlink r:id="rId91">
+      <w:hyperlink r:id="rId111">
         <w:r>
           <w:rPr>
             <w:rStyle w:val="Hyperlink"/>
@@ -9511,7 +9511,7 @@
           <w:numId w:val="1027"/>
         </w:numPr>
       </w:pPr>
-      <w:hyperlink r:id="rId92">
+      <w:hyperlink r:id="rId112">
         <w:r>
           <w:rPr>
             <w:rStyle w:val="Hyperlink"/>
@@ -9528,7 +9528,7 @@
           <w:numId w:val="1027"/>
         </w:numPr>
       </w:pPr>
-      <w:hyperlink r:id="rId93">
+      <w:hyperlink r:id="rId113">
         <w:r>
           <w:rPr>
             <w:rStyle w:val="Hyperlink"/>
@@ -9544,8 +9544,8 @@
         </w:pict>
       </w:r>
     </w:p>
-    <w:bookmarkEnd w:id="94"/>
-    <w:bookmarkStart w:id="98" w:name="Xc951442ee6a8b6b6c2a7057c9a2f603a7dd553d"/>
+    <w:bookmarkEnd w:id="114"/>
+    <w:bookmarkStart w:id="118" w:name="Xc951442ee6a8b6b6c2a7057c9a2f603a7dd553d"/>
     <w:p>
       <w:pPr>
         <w:pStyle w:val="Heading4"/>
@@ -10200,7 +10200,7 @@
           <w:numId w:val="1028"/>
         </w:numPr>
       </w:pPr>
-      <w:hyperlink r:id="rId95">
+      <w:hyperlink r:id="rId115">
         <w:r>
           <w:rPr>
             <w:rStyle w:val="VerbatimChar"/>
@@ -10229,7 +10229,7 @@
           <w:numId w:val="1028"/>
         </w:numPr>
       </w:pPr>
-      <w:hyperlink r:id="rId96">
+      <w:hyperlink r:id="rId116">
         <w:r>
           <w:rPr>
             <w:rStyle w:val="VerbatimChar"/>
@@ -10258,7 +10258,7 @@
           <w:numId w:val="1028"/>
         </w:numPr>
       </w:pPr>
-      <w:hyperlink r:id="rId97">
+      <w:hyperlink r:id="rId117">
         <w:r>
           <w:rPr>
             <w:rStyle w:val="Hyperlink"/>
@@ -10274,8 +10274,8 @@
         </w:pict>
       </w:r>
     </w:p>
-    <w:bookmarkEnd w:id="98"/>
-    <w:bookmarkStart w:id="100" w:name="ensure-user-enumeration-is-prevented"/>
+    <w:bookmarkEnd w:id="118"/>
+    <w:bookmarkStart w:id="120" w:name="ensure-user-enumeration-is-prevented"/>
     <w:p>
       <w:pPr>
         <w:pStyle w:val="Heading4"/>
@@ -10778,7 +10778,7 @@
           <w:numId w:val="1029"/>
         </w:numPr>
       </w:pPr>
-      <w:hyperlink r:id="rId93">
+      <w:hyperlink r:id="rId113">
         <w:r>
           <w:rPr>
             <w:rStyle w:val="Hyperlink"/>
@@ -10795,7 +10795,7 @@
           <w:numId w:val="1029"/>
         </w:numPr>
       </w:pPr>
-      <w:hyperlink r:id="rId39">
+      <w:hyperlink r:id="rId59">
         <w:r>
           <w:rPr>
             <w:rStyle w:val="Hyperlink"/>
@@ -10812,7 +10812,7 @@
           <w:numId w:val="1029"/>
         </w:numPr>
       </w:pPr>
-      <w:hyperlink r:id="rId99">
+      <w:hyperlink r:id="rId119">
         <w:r>
           <w:rPr>
             <w:rStyle w:val="Hyperlink"/>
@@ -10828,8 +10828,8 @@
         </w:pict>
       </w:r>
     </w:p>
-    <w:bookmarkEnd w:id="100"/>
-    <w:bookmarkStart w:id="106" w:name="X7cbc99c1b4618483d1612cb367b1bff753380b8"/>
+    <w:bookmarkEnd w:id="120"/>
+    <w:bookmarkStart w:id="126" w:name="X7cbc99c1b4618483d1612cb367b1bff753380b8"/>
     <w:p>
       <w:pPr>
         <w:pStyle w:val="Heading4"/>
@@ -10898,7 +10898,7 @@
       <w:r>
         <w:t xml:space="preserve"> </w:t>
       </w:r>
-      <w:hyperlink r:id="rId101">
+      <w:hyperlink r:id="rId121">
         <w:r>
           <w:rPr>
             <w:rStyle w:val="Hyperlink"/>
@@ -10915,7 +10915,7 @@
       <w:r>
         <w:t xml:space="preserve"> </w:t>
       </w:r>
-      <w:hyperlink r:id="rId102">
+      <w:hyperlink r:id="rId122">
         <w:r>
           <w:rPr>
             <w:rStyle w:val="Hyperlink"/>
@@ -10950,7 +10950,7 @@
       <w:r>
         <w:t xml:space="preserve"> </w:t>
       </w:r>
-      <w:hyperlink r:id="rId103">
+      <w:hyperlink r:id="rId123">
         <w:r>
           <w:rPr>
             <w:rStyle w:val="Hyperlink"/>
@@ -11198,7 +11198,7 @@
           <w:numId w:val="1030"/>
         </w:numPr>
       </w:pPr>
-      <w:hyperlink r:id="rId93">
+      <w:hyperlink r:id="rId113">
         <w:r>
           <w:rPr>
             <w:rStyle w:val="Hyperlink"/>
@@ -11215,7 +11215,7 @@
           <w:numId w:val="1030"/>
         </w:numPr>
       </w:pPr>
-      <w:hyperlink r:id="rId84">
+      <w:hyperlink r:id="rId104">
         <w:r>
           <w:rPr>
             <w:rStyle w:val="Hyperlink"/>
@@ -11232,7 +11232,7 @@
           <w:numId w:val="1030"/>
         </w:numPr>
       </w:pPr>
-      <w:hyperlink r:id="rId104">
+      <w:hyperlink r:id="rId124">
         <w:r>
           <w:rPr>
             <w:rStyle w:val="Hyperlink"/>
@@ -11255,7 +11255,7 @@
           <w:numId w:val="1030"/>
         </w:numPr>
       </w:pPr>
-      <w:hyperlink r:id="rId105">
+      <w:hyperlink r:id="rId125">
         <w:r>
           <w:rPr>
             <w:rStyle w:val="Hyperlink"/>
@@ -11277,8 +11277,8 @@
         </w:pict>
       </w:r>
     </w:p>
-    <w:bookmarkEnd w:id="106"/>
-    <w:bookmarkStart w:id="108" w:name="Xf55992fd52588c602d60b9c6a292e71e4d45dec"/>
+    <w:bookmarkEnd w:id="126"/>
+    <w:bookmarkStart w:id="128" w:name="Xf55992fd52588c602d60b9c6a292e71e4d45dec"/>
     <w:p>
       <w:pPr>
         <w:pStyle w:val="Heading4"/>
@@ -11794,7 +11794,7 @@
           <w:numId w:val="1032"/>
         </w:numPr>
       </w:pPr>
-      <w:hyperlink r:id="rId107">
+      <w:hyperlink r:id="rId127">
         <w:r>
           <w:rPr>
             <w:rStyle w:val="Hyperlink"/>
@@ -11811,7 +11811,7 @@
           <w:numId w:val="1032"/>
         </w:numPr>
       </w:pPr>
-      <w:hyperlink r:id="rId39">
+      <w:hyperlink r:id="rId59">
         <w:r>
           <w:rPr>
             <w:rStyle w:val="Hyperlink"/>
@@ -11828,7 +11828,7 @@
           <w:numId w:val="1032"/>
         </w:numPr>
       </w:pPr>
-      <w:hyperlink r:id="rId99">
+      <w:hyperlink r:id="rId119">
         <w:r>
           <w:rPr>
             <w:rStyle w:val="Hyperlink"/>
@@ -11844,8 +11844,8 @@
         </w:pict>
       </w:r>
     </w:p>
-    <w:bookmarkEnd w:id="108"/>
-    <w:bookmarkStart w:id="111" w:name="X59230c0b3b749d05c958983888eb2820f08906b"/>
+    <w:bookmarkEnd w:id="128"/>
+    <w:bookmarkStart w:id="131" w:name="X59230c0b3b749d05c958983888eb2820f08906b"/>
     <w:p>
       <w:pPr>
         <w:pStyle w:val="Heading4"/>
@@ -12107,7 +12107,7 @@
           <w:numId w:val="1033"/>
         </w:numPr>
       </w:pPr>
-      <w:hyperlink r:id="rId93">
+      <w:hyperlink r:id="rId113">
         <w:r>
           <w:rPr>
             <w:rStyle w:val="Hyperlink"/>
@@ -12124,7 +12124,7 @@
           <w:numId w:val="1033"/>
         </w:numPr>
       </w:pPr>
-      <w:hyperlink r:id="rId84">
+      <w:hyperlink r:id="rId104">
         <w:r>
           <w:rPr>
             <w:rStyle w:val="Hyperlink"/>
@@ -12135,7 +12135,7 @@
       <w:r>
         <w:t xml:space="preserve">, §</w:t>
       </w:r>
-      <w:hyperlink r:id="rId109">
+      <w:hyperlink r:id="rId129">
         <w:r>
           <w:rPr>
             <w:rStyle w:val="Hyperlink"/>
@@ -12149,7 +12149,7 @@
       <w:r>
         <w:t xml:space="preserve"> </w:t>
       </w:r>
-      <w:hyperlink r:id="rId110">
+      <w:hyperlink r:id="rId130">
         <w:r>
           <w:rPr>
             <w:rStyle w:val="Hyperlink"/>
@@ -12165,8 +12165,8 @@
         </w:pict>
       </w:r>
     </w:p>
-    <w:bookmarkEnd w:id="111"/>
-    <w:bookmarkStart w:id="114" w:name="Xf40f1da9cdc8cddd264d8a8397177040c8e8079"/>
+    <w:bookmarkEnd w:id="131"/>
+    <w:bookmarkStart w:id="134" w:name="Xf40f1da9cdc8cddd264d8a8397177040c8e8079"/>
     <w:p>
       <w:pPr>
         <w:pStyle w:val="Heading4"/>
@@ -12859,7 +12859,7 @@
           <w:numId w:val="1034"/>
         </w:numPr>
       </w:pPr>
-      <w:hyperlink r:id="rId91">
+      <w:hyperlink r:id="rId111">
         <w:r>
           <w:rPr>
             <w:rStyle w:val="Hyperlink"/>
@@ -12876,7 +12876,7 @@
           <w:numId w:val="1034"/>
         </w:numPr>
       </w:pPr>
-      <w:hyperlink r:id="rId112">
+      <w:hyperlink r:id="rId132">
         <w:r>
           <w:rPr>
             <w:rStyle w:val="VerbatimChar"/>
@@ -12905,7 +12905,7 @@
           <w:numId w:val="1034"/>
         </w:numPr>
       </w:pPr>
-      <w:hyperlink r:id="rId113">
+      <w:hyperlink r:id="rId133">
         <w:r>
           <w:rPr>
             <w:rStyle w:val="VerbatimChar"/>
@@ -12933,9 +12933,9 @@
         </w:pict>
       </w:r>
     </w:p>
-    <w:bookmarkEnd w:id="114"/>
-    <w:bookmarkEnd w:id="115"/>
-    <w:bookmarkStart w:id="120" w:name="file-system-permissions"/>
+    <w:bookmarkEnd w:id="134"/>
+    <w:bookmarkEnd w:id="135"/>
+    <w:bookmarkStart w:id="140" w:name="file-system-permissions"/>
     <w:p>
       <w:pPr>
         <w:pStyle w:val="Heading2"/>
@@ -12952,7 +12952,7 @@
         <w:t xml:space="preserve">This section covers file ownership and permission settings for the WordPress installation.</w:t>
       </w:r>
     </w:p>
-    <w:bookmarkStart w:id="117" w:name="X537a10d2bc9a031749d2d4395c48512c2fcd257"/>
+    <w:bookmarkStart w:id="137" w:name="X537a10d2bc9a031749d2d4395c48512c2fcd257"/>
     <w:p>
       <w:pPr>
         <w:pStyle w:val="Heading4"/>
@@ -13431,7 +13431,7 @@
           <w:numId w:val="1037"/>
         </w:numPr>
       </w:pPr>
-      <w:hyperlink r:id="rId35">
+      <w:hyperlink r:id="rId55">
         <w:r>
           <w:rPr>
             <w:rStyle w:val="Hyperlink"/>
@@ -13448,7 +13448,7 @@
           <w:numId w:val="1037"/>
         </w:numPr>
       </w:pPr>
-      <w:hyperlink r:id="rId116">
+      <w:hyperlink r:id="rId136">
         <w:r>
           <w:rPr>
             <w:rStyle w:val="Hyperlink"/>
@@ -13464,8 +13464,8 @@
         </w:pict>
       </w:r>
     </w:p>
-    <w:bookmarkEnd w:id="117"/>
-    <w:bookmarkStart w:id="118" w:name="X318749ae37d296d768503117ef65589e273c80d"/>
+    <w:bookmarkEnd w:id="137"/>
+    <w:bookmarkStart w:id="138" w:name="X318749ae37d296d768503117ef65589e273c80d"/>
     <w:p>
       <w:pPr>
         <w:pStyle w:val="Heading4"/>
@@ -13797,7 +13797,7 @@
           <w:numId w:val="1039"/>
         </w:numPr>
       </w:pPr>
-      <w:hyperlink r:id="rId116">
+      <w:hyperlink r:id="rId136">
         <w:r>
           <w:rPr>
             <w:rStyle w:val="Hyperlink"/>
@@ -13814,7 +13814,7 @@
           <w:numId w:val="1039"/>
         </w:numPr>
       </w:pPr>
-      <w:hyperlink r:id="rId35">
+      <w:hyperlink r:id="rId55">
         <w:r>
           <w:rPr>
             <w:rStyle w:val="Hyperlink"/>
@@ -13830,8 +13830,8 @@
         </w:pict>
       </w:r>
     </w:p>
-    <w:bookmarkEnd w:id="118"/>
-    <w:bookmarkStart w:id="119" w:name="X08717294e8e9ba263a432c09d1baf3cd44e02d6"/>
+    <w:bookmarkEnd w:id="138"/>
+    <w:bookmarkStart w:id="139" w:name="X08717294e8e9ba263a432c09d1baf3cd44e02d6"/>
     <w:p>
       <w:pPr>
         <w:pStyle w:val="Heading4"/>
@@ -14179,7 +14179,7 @@
           <w:numId w:val="1040"/>
         </w:numPr>
       </w:pPr>
-      <w:hyperlink r:id="rId61">
+      <w:hyperlink r:id="rId81">
         <w:r>
           <w:rPr>
             <w:rStyle w:val="Hyperlink"/>
@@ -14220,7 +14220,7 @@
           <w:numId w:val="1040"/>
         </w:numPr>
       </w:pPr>
-      <w:hyperlink r:id="rId35">
+      <w:hyperlink r:id="rId55">
         <w:r>
           <w:rPr>
             <w:rStyle w:val="Hyperlink"/>
@@ -14236,9 +14236,9 @@
         </w:pict>
       </w:r>
     </w:p>
-    <w:bookmarkEnd w:id="119"/>
-    <w:bookmarkEnd w:id="120"/>
-    <w:bookmarkStart w:id="130" w:name="logging-and-monitoring"/>
+    <w:bookmarkEnd w:id="139"/>
+    <w:bookmarkEnd w:id="140"/>
+    <w:bookmarkStart w:id="150" w:name="logging-and-monitoring"/>
     <w:p>
       <w:pPr>
         <w:pStyle w:val="Heading2"/>
@@ -14255,7 +14255,7 @@
         <w:t xml:space="preserve">This section addresses audit logging, activity monitoring, and intrusion detection for WordPress.</w:t>
       </w:r>
     </w:p>
-    <w:bookmarkStart w:id="123" w:name="Xac1ef11c0b7180ad5f777a47b6fc693c2f6dccc"/>
+    <w:bookmarkStart w:id="143" w:name="Xac1ef11c0b7180ad5f777a47b6fc693c2f6dccc"/>
     <w:p>
       <w:pPr>
         <w:pStyle w:val="Heading4"/>
@@ -14472,7 +14472,7 @@
           <w:numId w:val="1041"/>
         </w:numPr>
       </w:pPr>
-      <w:hyperlink r:id="rId121">
+      <w:hyperlink r:id="rId141">
         <w:r>
           <w:rPr>
             <w:rStyle w:val="Hyperlink"/>
@@ -14489,7 +14489,7 @@
           <w:numId w:val="1041"/>
         </w:numPr>
       </w:pPr>
-      <w:hyperlink r:id="rId122">
+      <w:hyperlink r:id="rId142">
         <w:r>
           <w:rPr>
             <w:rStyle w:val="VerbatimChar"/>
@@ -14517,8 +14517,8 @@
         </w:pict>
       </w:r>
     </w:p>
-    <w:bookmarkEnd w:id="123"/>
-    <w:bookmarkStart w:id="126" w:name="X1254b9a129313ac5901dd326a4d3d150cca0fe4"/>
+    <w:bookmarkEnd w:id="143"/>
+    <w:bookmarkStart w:id="146" w:name="X1254b9a129313ac5901dd326a4d3d150cca0fe4"/>
     <w:p>
       <w:pPr>
         <w:pStyle w:val="Heading4"/>
@@ -14775,7 +14775,7 @@
       <w:r>
         <w:t xml:space="preserve"> </w:t>
       </w:r>
-      <w:hyperlink r:id="rId79">
+      <w:hyperlink r:id="rId99">
         <w:r>
           <w:rPr>
             <w:rStyle w:val="Hyperlink"/>
@@ -14828,7 +14828,7 @@
           <w:numId w:val="1042"/>
         </w:numPr>
       </w:pPr>
-      <w:hyperlink r:id="rId124">
+      <w:hyperlink r:id="rId144">
         <w:r>
           <w:rPr>
             <w:rStyle w:val="Hyperlink"/>
@@ -14857,7 +14857,7 @@
           <w:numId w:val="1042"/>
         </w:numPr>
       </w:pPr>
-      <w:hyperlink r:id="rId125">
+      <w:hyperlink r:id="rId145">
         <w:r>
           <w:rPr>
             <w:rStyle w:val="Hyperlink"/>
@@ -14885,8 +14885,8 @@
         </w:pict>
       </w:r>
     </w:p>
-    <w:bookmarkEnd w:id="126"/>
-    <w:bookmarkStart w:id="129" w:name="X2f49715b02624f6337bc98ddb891dfd9472097b"/>
+    <w:bookmarkEnd w:id="146"/>
+    <w:bookmarkStart w:id="149" w:name="X2f49715b02624f6337bc98ddb891dfd9472097b"/>
     <w:p>
       <w:pPr>
         <w:pStyle w:val="Heading4"/>
@@ -15184,7 +15184,7 @@
           <w:numId w:val="1045"/>
         </w:numPr>
       </w:pPr>
-      <w:hyperlink r:id="rId127">
+      <w:hyperlink r:id="rId147">
         <w:r>
           <w:rPr>
             <w:rStyle w:val="Hyperlink"/>
@@ -15201,7 +15201,7 @@
           <w:numId w:val="1045"/>
         </w:numPr>
       </w:pPr>
-      <w:hyperlink r:id="rId35">
+      <w:hyperlink r:id="rId55">
         <w:r>
           <w:rPr>
             <w:rStyle w:val="Hyperlink"/>
@@ -15218,7 +15218,7 @@
           <w:numId w:val="1045"/>
         </w:numPr>
       </w:pPr>
-      <w:hyperlink r:id="rId128">
+      <w:hyperlink r:id="rId148">
         <w:r>
           <w:rPr>
             <w:rStyle w:val="Hyperlink"/>
@@ -15234,9 +15234,9 @@
         </w:pict>
       </w:r>
     </w:p>
-    <w:bookmarkEnd w:id="129"/>
-    <w:bookmarkEnd w:id="130"/>
-    <w:bookmarkStart w:id="142" w:name="X7e9f1bde50c8aa30356290a7617a8b456c65843"/>
+    <w:bookmarkEnd w:id="149"/>
+    <w:bookmarkEnd w:id="150"/>
+    <w:bookmarkStart w:id="162" w:name="X7e9f1bde50c8aa30356290a7617a8b456c65843"/>
     <w:p>
       <w:pPr>
         <w:pStyle w:val="Heading2"/>
@@ -15253,7 +15253,7 @@
         <w:t xml:space="preserve">This section addresses the security of pluggable WordPress components known as plugins and themes (as well as their sub-components called extensions or add-ons), and their update processes.</w:t>
       </w:r>
     </w:p>
-    <w:bookmarkStart w:id="133" w:name="Xf18672d95cbe870fcfb1313e755889980849210"/>
+    <w:bookmarkStart w:id="153" w:name="Xf18672d95cbe870fcfb1313e755889980849210"/>
     <w:p>
       <w:pPr>
         <w:pStyle w:val="Heading4"/>
@@ -15538,7 +15538,7 @@
           <w:numId w:val="1046"/>
         </w:numPr>
       </w:pPr>
-      <w:hyperlink r:id="rId35">
+      <w:hyperlink r:id="rId55">
         <w:r>
           <w:rPr>
             <w:rStyle w:val="Hyperlink"/>
@@ -15555,7 +15555,7 @@
           <w:numId w:val="1046"/>
         </w:numPr>
       </w:pPr>
-      <w:hyperlink r:id="rId131">
+      <w:hyperlink r:id="rId151">
         <w:r>
           <w:rPr>
             <w:rStyle w:val="Hyperlink"/>
@@ -15572,7 +15572,7 @@
           <w:numId w:val="1046"/>
         </w:numPr>
       </w:pPr>
-      <w:hyperlink r:id="rId132">
+      <w:hyperlink r:id="rId152">
         <w:r>
           <w:rPr>
             <w:rStyle w:val="Hyperlink"/>
@@ -15588,8 +15588,8 @@
         </w:pict>
       </w:r>
     </w:p>
-    <w:bookmarkEnd w:id="133"/>
-    <w:bookmarkStart w:id="135" w:name="X5d2c468734a3d7c0301ee405fdbdc04db22ca47"/>
+    <w:bookmarkEnd w:id="153"/>
+    <w:bookmarkStart w:id="155" w:name="X5d2c468734a3d7c0301ee405fdbdc04db22ca47"/>
     <w:p>
       <w:pPr>
         <w:pStyle w:val="Heading4"/>
@@ -15834,7 +15834,7 @@
           <w:numId w:val="1047"/>
         </w:numPr>
       </w:pPr>
-      <w:hyperlink r:id="rId134">
+      <w:hyperlink r:id="rId154">
         <w:r>
           <w:rPr>
             <w:rStyle w:val="Hyperlink"/>
@@ -15851,7 +15851,7 @@
           <w:numId w:val="1047"/>
         </w:numPr>
       </w:pPr>
-      <w:hyperlink r:id="rId35">
+      <w:hyperlink r:id="rId55">
         <w:r>
           <w:rPr>
             <w:rStyle w:val="Hyperlink"/>
@@ -15867,8 +15867,8 @@
         </w:pict>
       </w:r>
     </w:p>
-    <w:bookmarkEnd w:id="135"/>
-    <w:bookmarkStart w:id="138" w:name="Xc236da181558471dcad82deb3aecc5e6da634b3"/>
+    <w:bookmarkEnd w:id="155"/>
+    <w:bookmarkStart w:id="158" w:name="Xc236da181558471dcad82deb3aecc5e6da634b3"/>
     <w:p>
       <w:pPr>
         <w:pStyle w:val="Heading4"/>
@@ -16061,7 +16061,7 @@
       <w:r>
         <w:t xml:space="preserve"> </w:t>
       </w:r>
-      <w:hyperlink r:id="rId79">
+      <w:hyperlink r:id="rId99">
         <w:r>
           <w:rPr>
             <w:rStyle w:val="Hyperlink"/>
@@ -16114,7 +16114,7 @@
           <w:numId w:val="1048"/>
         </w:numPr>
       </w:pPr>
-      <w:hyperlink r:id="rId136">
+      <w:hyperlink r:id="rId156">
         <w:r>
           <w:rPr>
             <w:rStyle w:val="Hyperlink"/>
@@ -16131,7 +16131,7 @@
           <w:numId w:val="1048"/>
         </w:numPr>
       </w:pPr>
-      <w:hyperlink r:id="rId137">
+      <w:hyperlink r:id="rId157">
         <w:r>
           <w:rPr>
             <w:rStyle w:val="Hyperlink"/>
@@ -16147,8 +16147,8 @@
         </w:pict>
       </w:r>
     </w:p>
-    <w:bookmarkEnd w:id="138"/>
-    <w:bookmarkStart w:id="141" w:name="Xb492f7c7e5cf9fa0e870cc11b9b83ea852b9873"/>
+    <w:bookmarkEnd w:id="158"/>
+    <w:bookmarkStart w:id="161" w:name="Xb492f7c7e5cf9fa0e870cc11b9b83ea852b9873"/>
     <w:p>
       <w:pPr>
         <w:pStyle w:val="Heading4"/>
@@ -16488,7 +16488,7 @@
           <w:numId w:val="1051"/>
         </w:numPr>
       </w:pPr>
-      <w:hyperlink r:id="rId139">
+      <w:hyperlink r:id="rId159">
         <w:r>
           <w:rPr>
             <w:rStyle w:val="Hyperlink"/>
@@ -16505,7 +16505,7 @@
           <w:numId w:val="1051"/>
         </w:numPr>
       </w:pPr>
-      <w:hyperlink r:id="rId140">
+      <w:hyperlink r:id="rId160">
         <w:r>
           <w:rPr>
             <w:rStyle w:val="Hyperlink"/>
@@ -16521,9 +16521,9 @@
         </w:pict>
       </w:r>
     </w:p>
-    <w:bookmarkEnd w:id="141"/>
-    <w:bookmarkEnd w:id="142"/>
-    <w:bookmarkStart w:id="146" w:name="web-application-firewall"/>
+    <w:bookmarkEnd w:id="161"/>
+    <w:bookmarkEnd w:id="162"/>
+    <w:bookmarkStart w:id="166" w:name="web-application-firewall"/>
     <w:p>
       <w:pPr>
         <w:pStyle w:val="Heading2"/>
@@ -16540,7 +16540,7 @@
         <w:t xml:space="preserve">This section addresses the deployment and configuration of a Web Application Firewall (WAF) to protect the WordPress application.</w:t>
       </w:r>
     </w:p>
-    <w:bookmarkStart w:id="145" w:name="X2bcda6a58cd1d875b7e3c078bcb415c0e274696"/>
+    <w:bookmarkStart w:id="165" w:name="X2bcda6a58cd1d875b7e3c078bcb415c0e274696"/>
     <w:p>
       <w:pPr>
         <w:pStyle w:val="Heading4"/>
@@ -16846,7 +16846,7 @@
       <w:r>
         <w:t xml:space="preserve"> </w:t>
       </w:r>
-      <w:hyperlink r:id="rId143">
+      <w:hyperlink r:id="rId163">
         <w:r>
           <w:rPr>
             <w:rStyle w:val="Hyperlink"/>
@@ -16916,7 +16916,7 @@
       <w:r>
         <w:t xml:space="preserve"> </w:t>
       </w:r>
-      <w:hyperlink r:id="rId103">
+      <w:hyperlink r:id="rId123">
         <w:r>
           <w:rPr>
             <w:rStyle w:val="Hyperlink"/>
@@ -16951,7 +16951,7 @@
           <w:numId w:val="1052"/>
         </w:numPr>
       </w:pPr>
-      <w:hyperlink r:id="rId144">
+      <w:hyperlink r:id="rId164">
         <w:r>
           <w:rPr>
             <w:rStyle w:val="Hyperlink"/>
@@ -16968,7 +16968,7 @@
           <w:numId w:val="1052"/>
         </w:numPr>
       </w:pPr>
-      <w:hyperlink r:id="rId143">
+      <w:hyperlink r:id="rId163">
         <w:r>
           <w:rPr>
             <w:rStyle w:val="Hyperlink"/>
@@ -16984,9 +16984,9 @@
         </w:pict>
       </w:r>
     </w:p>
-    <w:bookmarkEnd w:id="145"/>
-    <w:bookmarkEnd w:id="146"/>
-    <w:bookmarkStart w:id="151" w:name="backup-and-recovery"/>
+    <w:bookmarkEnd w:id="165"/>
+    <w:bookmarkEnd w:id="166"/>
+    <w:bookmarkStart w:id="171" w:name="backup-and-recovery"/>
     <w:p>
       <w:pPr>
         <w:pStyle w:val="Heading2"/>
@@ -17003,7 +17003,7 @@
         <w:t xml:space="preserve">This section addresses backup strategy, offsite storage, and recovery procedures for WordPress deployments.</w:t>
       </w:r>
     </w:p>
-    <w:bookmarkStart w:id="150" w:name="X37031fc2d925a09a3cac64b9b44c9feb1a5b345"/>
+    <w:bookmarkStart w:id="170" w:name="X37031fc2d925a09a3cac64b9b44c9feb1a5b345"/>
     <w:p>
       <w:pPr>
         <w:pStyle w:val="Heading4"/>
@@ -17308,7 +17308,7 @@
           <w:numId w:val="1054"/>
         </w:numPr>
       </w:pPr>
-      <w:hyperlink r:id="rId147">
+      <w:hyperlink r:id="rId167">
         <w:r>
           <w:rPr>
             <w:rStyle w:val="Hyperlink"/>
@@ -17325,7 +17325,7 @@
           <w:numId w:val="1054"/>
         </w:numPr>
       </w:pPr>
-      <w:hyperlink r:id="rId148">
+      <w:hyperlink r:id="rId168">
         <w:r>
           <w:rPr>
             <w:rStyle w:val="Hyperlink"/>
@@ -17342,7 +17342,7 @@
           <w:numId w:val="1054"/>
         </w:numPr>
       </w:pPr>
-      <w:hyperlink r:id="rId149">
+      <w:hyperlink r:id="rId169">
         <w:r>
           <w:rPr>
             <w:rStyle w:val="Hyperlink"/>
@@ -17358,9 +17358,9 @@
         </w:pict>
       </w:r>
     </w:p>
-    <w:bookmarkEnd w:id="150"/>
-    <w:bookmarkEnd w:id="151"/>
-    <w:bookmarkStart w:id="167" w:name="ai-integration-security"/>
+    <w:bookmarkEnd w:id="170"/>
+    <w:bookmarkEnd w:id="171"/>
+    <w:bookmarkStart w:id="187" w:name="ai-integration-security"/>
     <w:p>
       <w:pPr>
         <w:pStyle w:val="Heading2"/>
@@ -17377,7 +17377,7 @@
         <w:t xml:space="preserve">AI tools are increasingly integrated into WordPress workflows for content generation, chatbots, code assistance, and site management. IBM’s Cost of a Data Breach Report (2025) found that 13% of organizations experienced a breach involving an AI model or application, and 97% of those breaches involved systems lacking proper access controls. This section provides controls for securing AI integrations in WordPress environments.</w:t>
       </w:r>
     </w:p>
-    <w:bookmarkStart w:id="159" w:name="ensure-ai-api-keys-are-securely-stored"/>
+    <w:bookmarkStart w:id="179" w:name="ensure-ai-api-keys-are-securely-stored"/>
     <w:p>
       <w:pPr>
         <w:pStyle w:val="Heading4"/>
@@ -17805,7 +17805,7 @@
           <w:numId w:val="1058"/>
         </w:numPr>
       </w:pPr>
-      <w:hyperlink r:id="rId152">
+      <w:hyperlink r:id="rId172">
         <w:r>
           <w:rPr>
             <w:rStyle w:val="Hyperlink"/>
@@ -17822,7 +17822,7 @@
           <w:numId w:val="1058"/>
         </w:numPr>
       </w:pPr>
-      <w:hyperlink r:id="rId153">
+      <w:hyperlink r:id="rId173">
         <w:r>
           <w:rPr>
             <w:rStyle w:val="Hyperlink"/>
@@ -17845,7 +17845,7 @@
       <w:r>
         <w:t xml:space="preserve"> </w:t>
       </w:r>
-      <w:hyperlink r:id="rId154">
+      <w:hyperlink r:id="rId174">
         <w:r>
           <w:rPr>
             <w:rStyle w:val="Hyperlink"/>
@@ -17868,7 +17868,7 @@
       <w:r>
         <w:t xml:space="preserve"> </w:t>
       </w:r>
-      <w:hyperlink r:id="rId155">
+      <w:hyperlink r:id="rId175">
         <w:r>
           <w:rPr>
             <w:rStyle w:val="Hyperlink"/>
@@ -17891,7 +17891,7 @@
       <w:r>
         <w:t xml:space="preserve"> </w:t>
       </w:r>
-      <w:hyperlink r:id="rId156">
+      <w:hyperlink r:id="rId176">
         <w:r>
           <w:rPr>
             <w:rStyle w:val="Hyperlink"/>
@@ -17908,7 +17908,7 @@
           <w:numId w:val="1058"/>
         </w:numPr>
       </w:pPr>
-      <w:hyperlink r:id="rId157">
+      <w:hyperlink r:id="rId177">
         <w:r>
           <w:rPr>
             <w:rStyle w:val="Hyperlink"/>
@@ -17925,7 +17925,7 @@
           <w:numId w:val="1058"/>
         </w:numPr>
       </w:pPr>
-      <w:hyperlink r:id="rId158">
+      <w:hyperlink r:id="rId178">
         <w:r>
           <w:rPr>
             <w:rStyle w:val="Hyperlink"/>
@@ -17953,8 +17953,8 @@
         </w:pict>
       </w:r>
     </w:p>
-    <w:bookmarkEnd w:id="159"/>
-    <w:bookmarkStart w:id="163" w:name="ensure-ai-generated-content-is-sanitized"/>
+    <w:bookmarkEnd w:id="179"/>
+    <w:bookmarkStart w:id="183" w:name="ensure-ai-generated-content-is-sanitized"/>
     <w:p>
       <w:pPr>
         <w:pStyle w:val="Heading4"/>
@@ -18280,7 +18280,7 @@
           <w:numId w:val="1060"/>
         </w:numPr>
       </w:pPr>
-      <w:hyperlink r:id="rId160">
+      <w:hyperlink r:id="rId180">
         <w:r>
           <w:rPr>
             <w:rStyle w:val="Hyperlink"/>
@@ -18297,7 +18297,7 @@
           <w:numId w:val="1060"/>
         </w:numPr>
       </w:pPr>
-      <w:hyperlink r:id="rId161">
+      <w:hyperlink r:id="rId181">
         <w:r>
           <w:rPr>
             <w:rStyle w:val="Hyperlink"/>
@@ -18314,7 +18314,7 @@
           <w:numId w:val="1060"/>
         </w:numPr>
       </w:pPr>
-      <w:hyperlink r:id="rId162">
+      <w:hyperlink r:id="rId182">
         <w:r>
           <w:rPr>
             <w:rStyle w:val="VerbatimChar"/>
@@ -18342,8 +18342,8 @@
         </w:pict>
       </w:r>
     </w:p>
-    <w:bookmarkEnd w:id="163"/>
-    <w:bookmarkStart w:id="166" w:name="X6585c3c8a5d3affa82317ab1fc774c5069542c5"/>
+    <w:bookmarkEnd w:id="183"/>
+    <w:bookmarkStart w:id="186" w:name="X6585c3c8a5d3affa82317ab1fc774c5069542c5"/>
     <w:p>
       <w:pPr>
         <w:pStyle w:val="Heading4"/>
@@ -18592,7 +18592,7 @@
           <w:numId w:val="1063"/>
         </w:numPr>
       </w:pPr>
-      <w:hyperlink r:id="rId164">
+      <w:hyperlink r:id="rId184">
         <w:r>
           <w:rPr>
             <w:rStyle w:val="Hyperlink"/>
@@ -18609,7 +18609,7 @@
           <w:numId w:val="1063"/>
         </w:numPr>
       </w:pPr>
-      <w:hyperlink r:id="rId165">
+      <w:hyperlink r:id="rId185">
         <w:r>
           <w:rPr>
             <w:rStyle w:val="Hyperlink"/>
@@ -18625,9 +18625,9 @@
         </w:pict>
       </w:r>
     </w:p>
-    <w:bookmarkEnd w:id="166"/>
-    <w:bookmarkEnd w:id="167"/>
-    <w:bookmarkStart w:id="175" w:name="server-access-and-network"/>
+    <w:bookmarkEnd w:id="186"/>
+    <w:bookmarkEnd w:id="187"/>
+    <w:bookmarkStart w:id="195" w:name="server-access-and-network"/>
     <w:p>
       <w:pPr>
         <w:pStyle w:val="Heading2"/>
@@ -18644,7 +18644,7 @@
         <w:t xml:space="preserve">This section addresses secure remote access to the server hosting WordPress and host-level network controls.</w:t>
       </w:r>
     </w:p>
-    <w:bookmarkStart w:id="169" w:name="Xdcbe01b24edad71f2460d1c6284218e85ca0653"/>
+    <w:bookmarkStart w:id="189" w:name="Xdcbe01b24edad71f2460d1c6284218e85ca0653"/>
     <w:p>
       <w:pPr>
         <w:pStyle w:val="Heading4"/>
@@ -18923,7 +18923,7 @@
           <w:numId w:val="1064"/>
         </w:numPr>
       </w:pPr>
-      <w:hyperlink r:id="rId168">
+      <w:hyperlink r:id="rId188">
         <w:r>
           <w:rPr>
             <w:rStyle w:val="Hyperlink"/>
@@ -18963,8 +18963,8 @@
         </w:pict>
       </w:r>
     </w:p>
-    <w:bookmarkEnd w:id="169"/>
-    <w:bookmarkStart w:id="170" w:name="ensure-sftp-is-used-and-ftp-is-disabled"/>
+    <w:bookmarkEnd w:id="189"/>
+    <w:bookmarkStart w:id="190" w:name="ensure-sftp-is-used-and-ftp-is-disabled"/>
     <w:p>
       <w:pPr>
         <w:pStyle w:val="Heading4"/>
@@ -19225,7 +19225,7 @@
           <w:numId w:val="1068"/>
         </w:numPr>
       </w:pPr>
-      <w:hyperlink r:id="rId168">
+      <w:hyperlink r:id="rId188">
         <w:r>
           <w:rPr>
             <w:rStyle w:val="Hyperlink"/>
@@ -19265,8 +19265,8 @@
         </w:pict>
       </w:r>
     </w:p>
-    <w:bookmarkEnd w:id="170"/>
-    <w:bookmarkStart w:id="172" w:name="X8bcf34366d44f5ac01a0d2c0e8134cbce888acf"/>
+    <w:bookmarkEnd w:id="190"/>
+    <w:bookmarkStart w:id="192" w:name="X8bcf34366d44f5ac01a0d2c0e8134cbce888acf"/>
     <w:p>
       <w:pPr>
         <w:pStyle w:val="Heading4"/>
@@ -19555,7 +19555,7 @@
           <w:numId w:val="1069"/>
         </w:numPr>
       </w:pPr>
-      <w:hyperlink r:id="rId171">
+      <w:hyperlink r:id="rId191">
         <w:r>
           <w:rPr>
             <w:rStyle w:val="Hyperlink"/>
@@ -19571,8 +19571,8 @@
         </w:pict>
       </w:r>
     </w:p>
-    <w:bookmarkEnd w:id="172"/>
-    <w:bookmarkStart w:id="174" w:name="X9d32ec75da2d03739426d99d14ff0b7003c0656"/>
+    <w:bookmarkEnd w:id="192"/>
+    <w:bookmarkStart w:id="194" w:name="X9d32ec75da2d03739426d99d14ff0b7003c0656"/>
     <w:p>
       <w:pPr>
         <w:pStyle w:val="Heading4"/>
@@ -19965,7 +19965,7 @@
           <w:numId w:val="1073"/>
         </w:numPr>
       </w:pPr>
-      <w:hyperlink r:id="rId173">
+      <w:hyperlink r:id="rId193">
         <w:r>
           <w:rPr>
             <w:rStyle w:val="Hyperlink"/>
@@ -19981,9 +19981,9 @@
         </w:pict>
       </w:r>
     </w:p>
-    <w:bookmarkEnd w:id="174"/>
-    <w:bookmarkEnd w:id="175"/>
-    <w:bookmarkStart w:id="180" w:name="multisite-security"/>
+    <w:bookmarkEnd w:id="194"/>
+    <w:bookmarkEnd w:id="195"/>
+    <w:bookmarkStart w:id="200" w:name="multisite-security"/>
     <w:p>
       <w:pPr>
         <w:pStyle w:val="Heading2"/>
@@ -20000,7 +20000,7 @@
         <w:t xml:space="preserve">This section addresses security considerations specific to WordPress Multisite installations.</w:t>
       </w:r>
     </w:p>
-    <w:bookmarkStart w:id="178" w:name="Xb5de61672eb24313b8c6dca365fd92ee3f077e6"/>
+    <w:bookmarkStart w:id="198" w:name="Xb5de61672eb24313b8c6dca365fd92ee3f077e6"/>
     <w:p>
       <w:pPr>
         <w:pStyle w:val="Heading4"/>
@@ -20243,7 +20243,7 @@
           <w:numId w:val="1076"/>
         </w:numPr>
       </w:pPr>
-      <w:hyperlink r:id="rId92">
+      <w:hyperlink r:id="rId112">
         <w:r>
           <w:rPr>
             <w:rStyle w:val="Hyperlink"/>
@@ -20260,7 +20260,7 @@
           <w:numId w:val="1076"/>
         </w:numPr>
       </w:pPr>
-      <w:hyperlink r:id="rId176">
+      <w:hyperlink r:id="rId196">
         <w:r>
           <w:rPr>
             <w:rStyle w:val="Hyperlink"/>
@@ -20277,7 +20277,7 @@
           <w:numId w:val="1076"/>
         </w:numPr>
       </w:pPr>
-      <w:hyperlink r:id="rId177">
+      <w:hyperlink r:id="rId197">
         <w:r>
           <w:rPr>
             <w:rStyle w:val="Hyperlink"/>
@@ -20317,8 +20317,8 @@
         </w:pict>
       </w:r>
     </w:p>
-    <w:bookmarkEnd w:id="178"/>
-    <w:bookmarkStart w:id="179" w:name="Xefeecf4be204cbf74dd485079e44e275974c82c"/>
+    <w:bookmarkEnd w:id="198"/>
+    <w:bookmarkStart w:id="199" w:name="Xefeecf4be204cbf74dd485079e44e275974c82c"/>
     <w:p>
       <w:pPr>
         <w:pStyle w:val="Heading4"/>
@@ -20558,7 +20558,7 @@
           <w:numId w:val="1078"/>
         </w:numPr>
       </w:pPr>
-      <w:hyperlink r:id="rId92">
+      <w:hyperlink r:id="rId112">
         <w:r>
           <w:rPr>
             <w:rStyle w:val="Hyperlink"/>
@@ -20575,7 +20575,7 @@
           <w:numId w:val="1078"/>
         </w:numPr>
       </w:pPr>
-      <w:hyperlink r:id="rId176">
+      <w:hyperlink r:id="rId196">
         <w:r>
           <w:rPr>
             <w:rStyle w:val="Hyperlink"/>
@@ -20591,9 +20591,9 @@
         </w:pict>
       </w:r>
     </w:p>
-    <w:bookmarkEnd w:id="179"/>
-    <w:bookmarkEnd w:id="180"/>
-    <w:bookmarkStart w:id="181" w:name="appendix-a-recommendation-summary"/>
+    <w:bookmarkEnd w:id="199"/>
+    <w:bookmarkEnd w:id="200"/>
+    <w:bookmarkStart w:id="201" w:name="appendix-a-recommendation-summary"/>
     <w:p>
       <w:pPr>
         <w:pStyle w:val="Heading2"/>
@@ -23223,8 +23223,8 @@
         </w:tc>
       </w:tr>
     </w:tbl>
-    <w:bookmarkEnd w:id="181"/>
-    <w:bookmarkStart w:id="182" w:name="X24eb9b3eb0d379335dea7aa77a9efbdf30a22dc"/>
+    <w:bookmarkEnd w:id="201"/>
+    <w:bookmarkStart w:id="202" w:name="X24eb9b3eb0d379335dea7aa77a9efbdf30a22dc"/>
     <w:p>
       <w:pPr>
         <w:pStyle w:val="Heading2"/>
@@ -23601,8 +23601,8 @@
         </w:tc>
       </w:tr>
     </w:tbl>
-    <w:bookmarkEnd w:id="182"/>
-    <w:bookmarkStart w:id="183" w:name="X4b7fa30a93af35a911e2150440f03e81fd9720c"/>
+    <w:bookmarkEnd w:id="202"/>
+    <w:bookmarkStart w:id="203" w:name="X4b7fa30a93af35a911e2150440f03e81fd9720c"/>
     <w:p>
       <w:pPr>
         <w:pStyle w:val="Heading2"/>
@@ -23775,8 +23775,8 @@
         <w:t xml:space="preserve">filter.</w:t>
       </w:r>
     </w:p>
-    <w:bookmarkEnd w:id="183"/>
-    <w:bookmarkStart w:id="186" w:name="related-documents"/>
+    <w:bookmarkEnd w:id="203"/>
+    <w:bookmarkStart w:id="206" w:name="related-documents"/>
     <w:p>
       <w:pPr>
         <w:pStyle w:val="Heading2"/>
@@ -23793,7 +23793,7 @@
           <w:numId w:val="1080"/>
         </w:numPr>
       </w:pPr>
-      <w:hyperlink r:id="rId103">
+      <w:hyperlink r:id="rId123">
         <w:r>
           <w:rPr>
             <w:rStyle w:val="Hyperlink"/>
@@ -23818,7 +23818,7 @@
           <w:numId w:val="1080"/>
         </w:numPr>
       </w:pPr>
-      <w:hyperlink r:id="rId184">
+      <w:hyperlink r:id="rId204">
         <w:r>
           <w:rPr>
             <w:rStyle w:val="Hyperlink"/>
@@ -23843,7 +23843,7 @@
           <w:numId w:val="1080"/>
         </w:numPr>
       </w:pPr>
-      <w:hyperlink r:id="rId79">
+      <w:hyperlink r:id="rId99">
         <w:r>
           <w:rPr>
             <w:rStyle w:val="Hyperlink"/>
@@ -23868,7 +23868,7 @@
           <w:numId w:val="1080"/>
         </w:numPr>
       </w:pPr>
-      <w:hyperlink r:id="rId87">
+      <w:hyperlink r:id="rId107">
         <w:r>
           <w:rPr>
             <w:rStyle w:val="Hyperlink"/>
@@ -23893,7 +23893,7 @@
           <w:numId w:val="1080"/>
         </w:numPr>
       </w:pPr>
-      <w:hyperlink r:id="rId185">
+      <w:hyperlink r:id="rId205">
         <w:r>
           <w:rPr>
             <w:rStyle w:val="Hyperlink"/>
@@ -23910,8 +23910,8 @@
         <w:t xml:space="preserve">— The official upstream document describing WordPress core security architecture, maintained at WordPress.org.</w:t>
       </w:r>
     </w:p>
-    <w:bookmarkEnd w:id="186"/>
-    <w:bookmarkStart w:id="188" w:name="license-and-attribution"/>
+    <w:bookmarkEnd w:id="206"/>
+    <w:bookmarkStart w:id="208" w:name="license-and-attribution"/>
     <w:p>
       <w:pPr>
         <w:pStyle w:val="Heading2"/>
@@ -23930,7 +23930,7 @@
       <w:r>
         <w:t xml:space="preserve"> </w:t>
       </w:r>
-      <w:hyperlink r:id="rId187">
+      <w:hyperlink r:id="rId207">
         <w:r>
           <w:rPr>
             <w:rStyle w:val="Hyperlink"/>
@@ -23960,9 +23960,9 @@
         <w:t xml:space="preserve">The format of this benchmark is adapted from industry-standard benchmarks published by the Center for Internet Security (CIS). Technical guidance draws on the OWASP Top 10 (2025), NIST SP 800-63B, the Verizon Data Breach Investigations Report (2025), and IBM’s Cost of a Data Breach Report (2025).</w:t>
       </w:r>
     </w:p>
-    <w:bookmarkEnd w:id="188"/>
+    <w:bookmarkEnd w:id="208"/>
     <w:sectPr>
-      <w:footerReference r:id="rId9" w:type="default"/>
+      <w:footerReference r:id="rId31" w:type="default"/>
       <w:footnotePr>
         <w:numRestart w:val="eachSect"/>
       </w:footnotePr>
